--- a/docs/exports/12-SYSTEMKIT.docx
+++ b/docs/exports/12-SYSTEMKIT.docx
@@ -2200,6 +2200,9 @@
             <w:pPr>
               <w:pStyle w:val="Compact"/>
             </w:pPr>
+            <w:r>
+              <w:t xml:space="preserve">A bubble with a title and a text, sent to notifyd (started if it does not run, waited for up to 2 s)</w:t>
+            </w:r>
           </w:p>
         </w:tc>
         <w:tc>
@@ -2238,6 +2241,9 @@
             <w:pPr>
               <w:pStyle w:val="Compact"/>
             </w:pPr>
+            <w:r>
+              <w:t xml:space="preserve">a bubble with a title and a text, no action (notify_action) -&gt; 1 sent, 0 not</w:t>
+            </w:r>
           </w:p>
         </w:tc>
         <w:tc>
@@ -2358,6 +2364,9 @@
             <w:pPr>
               <w:pStyle w:val="Compact"/>
             </w:pPr>
+            <w:r>
+              <w:t xml:space="preserve">copy the n bytes of s as text (a "text" item to clipd, and the kernel's clipboard)</w:t>
+            </w:r>
           </w:p>
         </w:tc>
         <w:tc>
@@ -2396,6 +2405,9 @@
             <w:pPr>
               <w:pStyle w:val="Compact"/>
             </w:pPr>
+            <w:r>
+              <w:t xml:space="preserve">copy the NUL-terminated string s as text (clip_set_text_n)</w:t>
+            </w:r>
           </w:p>
         </w:tc>
         <w:tc>
@@ -2721,6 +2733,9 @@
             <w:pPr>
               <w:pStyle w:val="Compact"/>
             </w:pPr>
+            <w:r>
+              <w:t xml:space="preserve">v stored at p as 4 bytes, the low one first (little endian)</w:t>
+            </w:r>
           </w:p>
         </w:tc>
         <w:tc>
@@ -2759,6 +2774,9 @@
             <w:pPr>
               <w:pStyle w:val="Compact"/>
             </w:pPr>
+            <w:r>
+              <w:t xml:space="preserve">the 4 bytes at p read as a little-endian number</w:t>
+            </w:r>
           </w:p>
         </w:tc>
         <w:tc>
@@ -2797,6 +2815,9 @@
             <w:pPr>
               <w:pStyle w:val="Compact"/>
             </w:pPr>
+            <w:r>
+              <w:t xml:space="preserve">the length of the string s (0 for a null pointer)</w:t>
+            </w:r>
           </w:p>
         </w:tc>
         <w:tc>
@@ -2835,6 +2856,9 @@
             <w:pPr>
               <w:pStyle w:val="Compact"/>
             </w:pPr>
+            <w:r>
+              <w:t xml:space="preserve">1 if the strings a and b are the same (the case counts), else 0</w:t>
+            </w:r>
           </w:p>
         </w:tc>
         <w:tc>
@@ -2996,6 +3020,9 @@
             <w:pPr>
               <w:pStyle w:val="Compact"/>
             </w:pPr>
+            <w:r>
+              <w:t xml:space="preserve">representation i of a container (0..count-1)</w:t>
+            </w:r>
           </w:p>
         </w:tc>
         <w:tc>
@@ -3034,6 +3061,9 @@
             <w:pPr>
               <w:pStyle w:val="Compact"/>
             </w:pPr>
+            <w:r>
+              <w:t xml:space="preserve">make the trash's folders (TRASH_DIR, TRASH_FILES, TRASH_INFO) if they are not there</w:t>
+            </w:r>
           </w:p>
         </w:tc>
         <w:tc>
@@ -3419,6 +3449,9 @@
             <w:pPr>
               <w:pStyle w:val="Compact"/>
             </w:pPr>
+            <w:r>
+              <w:t xml:space="preserve">Extension of path (after the last '.' of its basename), or "" if none.</w:t>
+            </w:r>
           </w:p>
         </w:tc>
         <w:tc>
@@ -3457,6 +3490,9 @@
             <w:pPr>
               <w:pStyle w:val="Compact"/>
             </w:pPr>
+            <w:r>
+              <w:t xml:space="preserve">Extension of path (after the last '.' of its basename), or "" if none.</w:t>
+            </w:r>
           </w:p>
         </w:tc>
         <w:tc>
@@ -3495,6 +3531,9 @@
             <w:pPr>
               <w:pStyle w:val="Compact"/>
             </w:pPr>
+            <w:r>
+              <w:t xml:space="preserve">Extension of path (after the last '.' of its basename), or "" if none.</w:t>
+            </w:r>
           </w:p>
         </w:tc>
         <w:tc>
@@ -3574,6 +3613,9 @@
             <w:pPr>
               <w:pStyle w:val="Compact"/>
             </w:pPr>
+            <w:r>
+              <w:t xml:space="preserve">An output's word in sound.ini (KAPI_SND_OUT_*).</w:t>
+            </w:r>
           </w:p>
         </w:tc>
         <w:tc>
@@ -3776,6 +3818,9 @@
             <w:pPr>
               <w:pStyle w:val="Compact"/>
             </w:pPr>
+            <w:r>
+              <w:t xml:space="preserve">the wallpaper without a file: voronoi, 28 points, the blues 0x4878B0 and 0x1C2C48, the pattern waves.png</w:t>
+            </w:r>
           </w:p>
         </w:tc>
         <w:tc>
@@ -3814,6 +3859,9 @@
             <w:pPr>
               <w:pStyle w:val="Compact"/>
             </w:pPr>
+            <w:r>
+              <w:t xml:space="preserve">true if a and b are the same string, the case of A..Z ignored</w:t>
+            </w:r>
           </w:p>
         </w:tc>
         <w:tc>
@@ -3852,6 +3900,9 @@
             <w:pPr>
               <w:pStyle w:val="Compact"/>
             </w:pPr>
+            <w:r>
+              <w:t xml:space="preserve">a colour in hexadecimal ("0xRRGGBB", "#RRGGBB", "RRGGBB") -&gt; 0x00RRGGBB; def if v has no hex digit</w:t>
+            </w:r>
           </w:p>
         </w:tc>
         <w:tc>
@@ -3931,6 +3982,9 @@
             <w:pPr>
               <w:pStyle w:val="Compact"/>
             </w:pPr>
+            <w:r>
+              <w:t xml:space="preserve">"key = value" lines of a file</w:t>
+            </w:r>
           </w:p>
         </w:tc>
         <w:tc>
@@ -3969,6 +4023,9 @@
             <w:pPr>
               <w:pStyle w:val="Compact"/>
             </w:pPr>
+            <w:r>
+              <w:t xml:space="preserve">"key = value" lines of a file</w:t>
+            </w:r>
           </w:p>
         </w:tc>
         <w:tc>
@@ -4007,6 +4064,9 @@
             <w:pPr>
               <w:pStyle w:val="Compact"/>
             </w:pPr>
+            <w:r>
+              <w:t xml:space="preserve">"key = value" lines of a file</w:t>
+            </w:r>
           </w:p>
         </w:tc>
         <w:tc>
@@ -4045,6 +4105,9 @@
             <w:pPr>
               <w:pStyle w:val="Compact"/>
             </w:pPr>
+            <w:r>
+              <w:t xml:space="preserve">"key = value" lines of a file</w:t>
+            </w:r>
           </w:p>
         </w:tc>
         <w:tc>
@@ -4083,6 +4146,9 @@
             <w:pPr>
               <w:pStyle w:val="Compact"/>
             </w:pPr>
+            <w:r>
+              <w:t xml:space="preserve">"key = value" lines of a file</w:t>
+            </w:r>
           </w:p>
         </w:tc>
         <w:tc>
@@ -4121,6 +4187,9 @@
             <w:pPr>
               <w:pStyle w:val="Compact"/>
             </w:pPr>
+            <w:r>
+              <w:t xml:space="preserve">the integer square root of n (rounded down)</w:t>
+            </w:r>
           </w:p>
         </w:tc>
         <w:tc>
@@ -4159,6 +4228,9 @@
             <w:pPr>
               <w:pStyle w:val="Compact"/>
             </w:pPr>
+            <w:r>
+              <w:t xml:space="preserve">The colour between a and b (0x00RRGGBB), each channel apart -&gt; a for t 0, b for t 255.</w:t>
+            </w:r>
           </w:p>
         </w:tc>
         <w:tc>
@@ -4238,6 +4310,9 @@
             <w:pPr>
               <w:pStyle w:val="Compact"/>
             </w:pPr>
+            <w:r>
+              <w:t xml:space="preserve">the luminance 0..255 of a colour: (77 R + 150 G + 29 B) / 256</w:t>
+            </w:r>
           </w:p>
         </w:tc>
         <w:tc>
@@ -4440,6 +4515,9 @@
             <w:pPr>
               <w:pStyle w:val="Compact"/>
             </w:pPr>
+            <w:r>
+              <w:t xml:space="preserve">s (0: "") copied into d, cut at cap - 1 characters, NUL-terminated</w:t>
+            </w:r>
           </w:p>
         </w:tc>
         <w:tc>
@@ -4478,6 +4556,9 @@
             <w:pPr>
               <w:pStyle w:val="Compact"/>
             </w:pPr>
+            <w:r>
+              <w:t xml:space="preserve">the dock without a file: 5 drawers (Productivity .. Demos), the terminal and fileviewer launchers, desks "1" .. "4"</w:t>
+            </w:r>
           </w:p>
         </w:tc>
         <w:tc>
@@ -4598,6 +4679,9 @@
             <w:pPr>
               <w:pStyle w:val="Compact"/>
             </w:pPr>
+            <w:r>
+              <w:t xml:space="preserve">-&gt; false</w:t>
+            </w:r>
           </w:p>
         </w:tc>
         <w:tc>
@@ -4636,6 +4720,9 @@
             <w:pPr>
               <w:pStyle w:val="Compact"/>
             </w:pPr>
+            <w:r>
+              <w:t xml:space="preserve">-&gt; false</w:t>
+            </w:r>
           </w:p>
         </w:tc>
         <w:tc>
@@ -4715,6 +4802,9 @@
             <w:pPr>
               <w:pStyle w:val="Compact"/>
             </w:pPr>
+            <w:r>
+              <w:t xml:space="preserve">The dock takes its settings (and the theme) again</w:t>
+            </w:r>
           </w:p>
         </w:tc>
         <w:tc>
@@ -4992,6 +5082,175 @@
         </w:rPr>
         <w:t xml:space="preserve">// payload bytes (IPC limit 512)</w:t>
       </w:r>
+    </w:p>
+    <w:p>
+      <w:pPr>
+        <w:pStyle w:val="FirstParagraph"/>
+      </w:pPr>
+      <w:r>
+        <w:t xml:space="preserve">A bubble with a title and a text, sent to notifyd (started if it does not run, waited for up to 2 s); action (0 or "" for none) is the "app args" a click on it runs -&gt; 1 sent, 0 not (no notifyd, its mailbox full).</w:t>
+      </w:r>
+    </w:p>
+    <w:p>
+      <w:pPr>
+        <w:pStyle w:val="SourceCode"/>
+      </w:pPr>
+      <w:r>
+        <w:rPr>
+          <w:rStyle w:val="DataTypeTok"/>
+        </w:rPr>
+        <w:t xml:space="preserve">int</w:t>
+      </w:r>
+      <w:r>
+        <w:rPr>
+          <w:rStyle w:val="NormalTok"/>
+        </w:rPr>
+        <w:t xml:space="preserve"> notify_action </w:t>
+      </w:r>
+      <w:r>
+        <w:rPr>
+          <w:rStyle w:val="OperatorTok"/>
+        </w:rPr>
+        <w:t xml:space="preserve">(</w:t>
+      </w:r>
+      <w:r>
+        <w:rPr>
+          <w:rStyle w:val="AttributeTok"/>
+        </w:rPr>
+        <w:t xml:space="preserve">const</w:t>
+      </w:r>
+      <w:r>
+        <w:rPr>
+          <w:rStyle w:val="NormalTok"/>
+        </w:rPr>
+        <w:t xml:space="preserve"> </w:t>
+      </w:r>
+      <w:r>
+        <w:rPr>
+          <w:rStyle w:val="DataTypeTok"/>
+        </w:rPr>
+        <w:t xml:space="preserve">char</w:t>
+      </w:r>
+      <w:r>
+        <w:rPr>
+          <w:rStyle w:val="NormalTok"/>
+        </w:rPr>
+        <w:t xml:space="preserve"> </w:t>
+      </w:r>
+      <w:r>
+        <w:rPr>
+          <w:rStyle w:val="OperatorTok"/>
+        </w:rPr>
+        <w:t xml:space="preserve">*</w:t>
+      </w:r>
+      <w:r>
+        <w:rPr>
+          <w:rStyle w:val="NormalTok"/>
+        </w:rPr>
+        <w:t xml:space="preserve">title</w:t>
+      </w:r>
+      <w:r>
+        <w:rPr>
+          <w:rStyle w:val="OperatorTok"/>
+        </w:rPr>
+        <w:t xml:space="preserve">,</w:t>
+      </w:r>
+      <w:r>
+        <w:rPr>
+          <w:rStyle w:val="NormalTok"/>
+        </w:rPr>
+        <w:t xml:space="preserve"> </w:t>
+      </w:r>
+      <w:r>
+        <w:rPr>
+          <w:rStyle w:val="AttributeTok"/>
+        </w:rPr>
+        <w:t xml:space="preserve">const</w:t>
+      </w:r>
+      <w:r>
+        <w:rPr>
+          <w:rStyle w:val="NormalTok"/>
+        </w:rPr>
+        <w:t xml:space="preserve"> </w:t>
+      </w:r>
+      <w:r>
+        <w:rPr>
+          <w:rStyle w:val="DataTypeTok"/>
+        </w:rPr>
+        <w:t xml:space="preserve">char</w:t>
+      </w:r>
+      <w:r>
+        <w:rPr>
+          <w:rStyle w:val="NormalTok"/>
+        </w:rPr>
+        <w:t xml:space="preserve"> </w:t>
+      </w:r>
+      <w:r>
+        <w:rPr>
+          <w:rStyle w:val="OperatorTok"/>
+        </w:rPr>
+        <w:t xml:space="preserve">*</w:t>
+      </w:r>
+      <w:r>
+        <w:rPr>
+          <w:rStyle w:val="NormalTok"/>
+        </w:rPr>
+        <w:t xml:space="preserve">text</w:t>
+      </w:r>
+      <w:r>
+        <w:rPr>
+          <w:rStyle w:val="OperatorTok"/>
+        </w:rPr>
+        <w:t xml:space="preserve">,</w:t>
+      </w:r>
+      <w:r>
+        <w:rPr>
+          <w:rStyle w:val="NormalTok"/>
+        </w:rPr>
+        <w:t xml:space="preserve"> </w:t>
+      </w:r>
+      <w:r>
+        <w:rPr>
+          <w:rStyle w:val="AttributeTok"/>
+        </w:rPr>
+        <w:t xml:space="preserve">const</w:t>
+      </w:r>
+      <w:r>
+        <w:rPr>
+          <w:rStyle w:val="NormalTok"/>
+        </w:rPr>
+        <w:t xml:space="preserve"> </w:t>
+      </w:r>
+      <w:r>
+        <w:rPr>
+          <w:rStyle w:val="DataTypeTok"/>
+        </w:rPr>
+        <w:t xml:space="preserve">char</w:t>
+      </w:r>
+      <w:r>
+        <w:rPr>
+          <w:rStyle w:val="NormalTok"/>
+        </w:rPr>
+        <w:t xml:space="preserve"> </w:t>
+      </w:r>
+      <w:r>
+        <w:rPr>
+          <w:rStyle w:val="OperatorTok"/>
+        </w:rPr>
+        <w:t xml:space="preserve">*</w:t>
+      </w:r>
+      <w:r>
+        <w:rPr>
+          <w:rStyle w:val="NormalTok"/>
+        </w:rPr>
+        <w:t xml:space="preserve">action</w:t>
+      </w:r>
+      <w:r>
+        <w:rPr>
+          <w:rStyle w:val="OperatorTok"/>
+        </w:rPr>
+        <w:t xml:space="preserve">);</w:t>
+      </w:r>
       <w:r>
         <w:br/>
       </w:r>
@@ -5005,7 +5264,7 @@
         <w:rPr>
           <w:rStyle w:val="NormalTok"/>
         </w:rPr>
-        <w:t xml:space="preserve"> notify_action </w:t>
+        <w:t xml:space="preserve"> notify </w:t>
       </w:r>
       <w:r>
         <w:rPr>
@@ -5101,166 +5360,19 @@
         <w:rPr>
           <w:rStyle w:val="OperatorTok"/>
         </w:rPr>
-        <w:t xml:space="preserve">,</w:t>
-      </w:r>
-      <w:r>
-        <w:rPr>
-          <w:rStyle w:val="NormalTok"/>
-        </w:rPr>
-        <w:t xml:space="preserve"> </w:t>
-      </w:r>
-      <w:r>
-        <w:rPr>
-          <w:rStyle w:val="AttributeTok"/>
-        </w:rPr>
-        <w:t xml:space="preserve">const</w:t>
-      </w:r>
-      <w:r>
-        <w:rPr>
-          <w:rStyle w:val="NormalTok"/>
-        </w:rPr>
-        <w:t xml:space="preserve"> </w:t>
-      </w:r>
-      <w:r>
-        <w:rPr>
-          <w:rStyle w:val="DataTypeTok"/>
-        </w:rPr>
-        <w:t xml:space="preserve">char</w:t>
-      </w:r>
-      <w:r>
-        <w:rPr>
-          <w:rStyle w:val="NormalTok"/>
-        </w:rPr>
-        <w:t xml:space="preserve"> </w:t>
-      </w:r>
-      <w:r>
-        <w:rPr>
-          <w:rStyle w:val="OperatorTok"/>
-        </w:rPr>
-        <w:t xml:space="preserve">*</w:t>
-      </w:r>
-      <w:r>
-        <w:rPr>
-          <w:rStyle w:val="NormalTok"/>
-        </w:rPr>
-        <w:t xml:space="preserve">action</w:t>
-      </w:r>
-      <w:r>
-        <w:rPr>
-          <w:rStyle w:val="OperatorTok"/>
-        </w:rPr>
         <w:t xml:space="preserve">);</w:t>
       </w:r>
       <w:r>
-        <w:br/>
-      </w:r>
-      <w:r>
-        <w:rPr>
-          <w:rStyle w:val="DataTypeTok"/>
-        </w:rPr>
-        <w:t xml:space="preserve">int</w:t>
-      </w:r>
-      <w:r>
-        <w:rPr>
-          <w:rStyle w:val="NormalTok"/>
-        </w:rPr>
-        <w:t xml:space="preserve"> notify </w:t>
-      </w:r>
-      <w:r>
-        <w:rPr>
-          <w:rStyle w:val="OperatorTok"/>
-        </w:rPr>
-        <w:t xml:space="preserve">(</w:t>
-      </w:r>
-      <w:r>
-        <w:rPr>
-          <w:rStyle w:val="AttributeTok"/>
-        </w:rPr>
-        <w:t xml:space="preserve">const</w:t>
-      </w:r>
-      <w:r>
-        <w:rPr>
-          <w:rStyle w:val="NormalTok"/>
-        </w:rPr>
-        <w:t xml:space="preserve"> </w:t>
-      </w:r>
-      <w:r>
-        <w:rPr>
-          <w:rStyle w:val="DataTypeTok"/>
-        </w:rPr>
-        <w:t xml:space="preserve">char</w:t>
-      </w:r>
-      <w:r>
-        <w:rPr>
-          <w:rStyle w:val="NormalTok"/>
-        </w:rPr>
-        <w:t xml:space="preserve"> </w:t>
-      </w:r>
-      <w:r>
-        <w:rPr>
-          <w:rStyle w:val="OperatorTok"/>
-        </w:rPr>
-        <w:t xml:space="preserve">*</w:t>
-      </w:r>
-      <w:r>
-        <w:rPr>
-          <w:rStyle w:val="NormalTok"/>
-        </w:rPr>
-        <w:t xml:space="preserve">title</w:t>
-      </w:r>
-      <w:r>
-        <w:rPr>
-          <w:rStyle w:val="OperatorTok"/>
-        </w:rPr>
-        <w:t xml:space="preserve">,</w:t>
-      </w:r>
-      <w:r>
-        <w:rPr>
-          <w:rStyle w:val="NormalTok"/>
-        </w:rPr>
-        <w:t xml:space="preserve"> </w:t>
-      </w:r>
-      <w:r>
-        <w:rPr>
-          <w:rStyle w:val="AttributeTok"/>
-        </w:rPr>
-        <w:t xml:space="preserve">const</w:t>
-      </w:r>
-      <w:r>
-        <w:rPr>
-          <w:rStyle w:val="NormalTok"/>
-        </w:rPr>
-        <w:t xml:space="preserve"> </w:t>
-      </w:r>
-      <w:r>
-        <w:rPr>
-          <w:rStyle w:val="DataTypeTok"/>
-        </w:rPr>
-        <w:t xml:space="preserve">char</w:t>
-      </w:r>
-      <w:r>
-        <w:rPr>
-          <w:rStyle w:val="NormalTok"/>
-        </w:rPr>
-        <w:t xml:space="preserve"> </w:t>
-      </w:r>
-      <w:r>
-        <w:rPr>
-          <w:rStyle w:val="OperatorTok"/>
-        </w:rPr>
-        <w:t xml:space="preserve">*</w:t>
-      </w:r>
-      <w:r>
-        <w:rPr>
-          <w:rStyle w:val="NormalTok"/>
-        </w:rPr>
-        <w:t xml:space="preserve">text</w:t>
-      </w:r>
-      <w:r>
-        <w:rPr>
-          <w:rStyle w:val="OperatorTok"/>
-        </w:rPr>
-        <w:t xml:space="preserve">);</w:t>
+        <w:rPr>
+          <w:rStyle w:val="NormalTok"/>
+        </w:rPr>
+        <w:t xml:space="preserve">   </w:t>
+      </w:r>
+      <w:r>
+        <w:rPr>
+          <w:rStyle w:val="CommentTok"/>
+        </w:rPr>
+        <w:t xml:space="preserve">// a bubble with a title and a text, no action (notify_action) -&gt; 1 sent, 0 not</w:t>
       </w:r>
     </w:p>
     <w:bookmarkEnd w:id="23"/>
@@ -5978,6 +6090,18 @@
         <w:t xml:space="preserve">);</w:t>
       </w:r>
       <w:r>
+        <w:rPr>
+          <w:rStyle w:val="NormalTok"/>
+        </w:rPr>
+        <w:t xml:space="preserve">    </w:t>
+      </w:r>
+      <w:r>
+        <w:rPr>
+          <w:rStyle w:val="CommentTok"/>
+        </w:rPr>
+        <w:t xml:space="preserve">// copy the n bytes of s as text (a "text" item to clipd, and the kernel's clipboard)</w:t>
+      </w:r>
+      <w:r>
         <w:br/>
       </w:r>
       <w:r>
@@ -6039,6 +6163,18 @@
           <w:rStyle w:val="OperatorTok"/>
         </w:rPr>
         <w:t xml:space="preserve">);</w:t>
+      </w:r>
+      <w:r>
+        <w:rPr>
+          <w:rStyle w:val="NormalTok"/>
+        </w:rPr>
+        <w:t xml:space="preserve"> </w:t>
+      </w:r>
+      <w:r>
+        <w:rPr>
+          <w:rStyle w:val="CommentTok"/>
+        </w:rPr>
+        <w:t xml:space="preserve">// copy the NUL-terminated string s as text (clip_set_text_n)</w:t>
       </w:r>
     </w:p>
     <w:p>
@@ -7768,6 +7904,14 @@
     </w:p>
     <w:p>
       <w:pPr>
+        <w:pStyle w:val="FirstParagraph"/>
+      </w:pPr>
+      <w:r>
+        <w:t xml:space="preserve">v stored at p as 4 bytes, the low one first (little endian)</w:t>
+      </w:r>
+    </w:p>
+    <w:p>
+      <w:pPr>
         <w:pStyle w:val="SourceCode"/>
       </w:pPr>
       <w:r>
@@ -7854,9 +7998,19 @@
         </w:rPr>
         <w:t xml:space="preserve">);</w:t>
       </w:r>
-      <w:r>
-        <w:br/>
-      </w:r>
+    </w:p>
+    <w:p>
+      <w:pPr>
+        <w:pStyle w:val="FirstParagraph"/>
+      </w:pPr>
+      <w:r>
+        <w:t xml:space="preserve">the 4 bytes at p read as a little-endian number</w:t>
+      </w:r>
+    </w:p>
+    <w:p>
+      <w:pPr>
+        <w:pStyle w:val="SourceCode"/>
+      </w:pPr>
       <w:r>
         <w:rPr>
           <w:rStyle w:val="DataTypeTok"/>
@@ -7929,9 +8083,19 @@
         </w:rPr>
         <w:t xml:space="preserve">);</w:t>
       </w:r>
-      <w:r>
-        <w:br/>
-      </w:r>
+    </w:p>
+    <w:p>
+      <w:pPr>
+        <w:pStyle w:val="FirstParagraph"/>
+      </w:pPr>
+      <w:r>
+        <w:t xml:space="preserve">the length of the string s (0 for a null pointer)</w:t>
+      </w:r>
+    </w:p>
+    <w:p>
+      <w:pPr>
+        <w:pStyle w:val="SourceCode"/>
+      </w:pPr>
       <w:r>
         <w:rPr>
           <w:rStyle w:val="DataTypeTok"/>
@@ -7992,9 +8156,19 @@
         </w:rPr>
         <w:t xml:space="preserve">);</w:t>
       </w:r>
-      <w:r>
-        <w:br/>
-      </w:r>
+    </w:p>
+    <w:p>
+      <w:pPr>
+        <w:pStyle w:val="FirstParagraph"/>
+      </w:pPr>
+      <w:r>
+        <w:t xml:space="preserve">1 if the strings a and b are the same (the case counts), else 0</w:t>
+      </w:r>
+    </w:p>
+    <w:p>
+      <w:pPr>
+        <w:pStyle w:val="SourceCode"/>
+      </w:pPr>
       <w:r>
         <w:rPr>
           <w:rStyle w:val="DataTypeTok"/>
@@ -9061,6 +9235,18 @@
         </w:rPr>
         <w:t xml:space="preserve">);</w:t>
       </w:r>
+      <w:r>
+        <w:rPr>
+          <w:rStyle w:val="NormalTok"/>
+        </w:rPr>
+        <w:t xml:space="preserve">   </w:t>
+      </w:r>
+      <w:r>
+        <w:rPr>
+          <w:rStyle w:val="CommentTok"/>
+        </w:rPr>
+        <w:t xml:space="preserve">// make the trash's folders (TRASH_DIR, TRASH_FILES, TRASH_INFO) if they are not there</w:t>
+      </w:r>
     </w:p>
     <w:p>
       <w:pPr>
@@ -11226,6 +11412,18 @@
         <w:t xml:space="preserve">);</w:t>
       </w:r>
       <w:r>
+        <w:rPr>
+          <w:rStyle w:val="NormalTok"/>
+        </w:rPr>
+        <w:t xml:space="preserve">    </w:t>
+      </w:r>
+      <w:r>
+        <w:rPr>
+          <w:rStyle w:val="CommentTok"/>
+        </w:rPr>
+        <w:t xml:space="preserve">// the wallpaper without a file: voronoi, 28 points, the blues 0x4878B0 and 0x1C2C48, the pattern waves.png</w:t>
+      </w:r>
+      <w:r>
         <w:br/>
       </w:r>
       <w:r>
@@ -11337,6 +11535,18 @@
         <w:t xml:space="preserve">);</w:t>
       </w:r>
       <w:r>
+        <w:rPr>
+          <w:rStyle w:val="NormalTok"/>
+        </w:rPr>
+        <w:t xml:space="preserve">  </w:t>
+      </w:r>
+      <w:r>
+        <w:rPr>
+          <w:rStyle w:val="CommentTok"/>
+        </w:rPr>
+        <w:t xml:space="preserve">// true if a and b are the same string, the case of A..Z ignored</w:t>
+      </w:r>
+      <w:r>
         <w:br/>
       </w:r>
       <w:r>
@@ -11422,6 +11632,18 @@
           <w:rStyle w:val="OperatorTok"/>
         </w:rPr>
         <w:t xml:space="preserve">);</w:t>
+      </w:r>
+      <w:r>
+        <w:rPr>
+          <w:rStyle w:val="NormalTok"/>
+        </w:rPr>
+        <w:t xml:space="preserve">   </w:t>
+      </w:r>
+      <w:r>
+        <w:rPr>
+          <w:rStyle w:val="CommentTok"/>
+        </w:rPr>
+        <w:t xml:space="preserve">// a colour in hexadecimal ("0xRRGGBB", "#RRGGBB", "RRGGBB") -&gt; 0x00RRGGBB; def if v has no hex digit</w:t>
       </w:r>
     </w:p>
     <w:p>
@@ -12270,11 +12492,30 @@
         <w:t xml:space="preserve">);</w:t>
       </w:r>
       <w:r>
-        <w:br/>
-      </w:r>
-      <w:r>
-        <w:br/>
-      </w:r>
+        <w:rPr>
+          <w:rStyle w:val="NormalTok"/>
+        </w:rPr>
+        <w:t xml:space="preserve"> </w:t>
+      </w:r>
+      <w:r>
+        <w:rPr>
+          <w:rStyle w:val="CommentTok"/>
+        </w:rPr>
+        <w:t xml:space="preserve">// the integer square root of n (rounded down)</w:t>
+      </w:r>
+    </w:p>
+    <w:p>
+      <w:pPr>
+        <w:pStyle w:val="FirstParagraph"/>
+      </w:pPr>
+      <w:r>
+        <w:t xml:space="preserve">The colour between a and b (0x00RRGGBB), each channel apart -&gt; a for t 0, b for t 255.</w:t>
+      </w:r>
+    </w:p>
+    <w:p>
+      <w:pPr>
+        <w:pStyle w:val="SourceCode"/>
+      </w:pPr>
       <w:r>
         <w:rPr>
           <w:rStyle w:val="AttributeTok"/>
@@ -13853,6 +14094,18 @@
           <w:rStyle w:val="OperatorTok"/>
         </w:rPr>
         <w:t xml:space="preserve">);</w:t>
+      </w:r>
+      <w:r>
+        <w:rPr>
+          <w:rStyle w:val="NormalTok"/>
+        </w:rPr>
+        <w:t xml:space="preserve">   </w:t>
+      </w:r>
+      <w:r>
+        <w:rPr>
+          <w:rStyle w:val="CommentTok"/>
+        </w:rPr>
+        <w:t xml:space="preserve">// the luminance 0..255 of a colour: (77 R + 150 G + 29 B) / 256</w:t>
       </w:r>
     </w:p>
     <w:p>
@@ -15195,6 +15448,18 @@
         <w:t xml:space="preserve">);</w:t>
       </w:r>
       <w:r>
+        <w:rPr>
+          <w:rStyle w:val="NormalTok"/>
+        </w:rPr>
+        <w:t xml:space="preserve"> </w:t>
+      </w:r>
+      <w:r>
+        <w:rPr>
+          <w:rStyle w:val="CommentTok"/>
+        </w:rPr>
+        <w:t xml:space="preserve">// s (0: "") copied into d, cut at cap - 1 characters, NUL-terminated</w:t>
+      </w:r>
+      <w:r>
         <w:br/>
       </w:r>
       <w:r>
@@ -15238,6 +15503,18 @@
           <w:rStyle w:val="OperatorTok"/>
         </w:rPr>
         <w:t xml:space="preserve">);</w:t>
+      </w:r>
+      <w:r>
+        <w:rPr>
+          <w:rStyle w:val="NormalTok"/>
+        </w:rPr>
+        <w:t xml:space="preserve">   </w:t>
+      </w:r>
+      <w:r>
+        <w:rPr>
+          <w:rStyle w:val="CommentTok"/>
+        </w:rPr>
+        <w:t xml:space="preserve">// the dock without a file: 5 drawers (Productivity .. Demos), the terminal and fileviewer launchers, desks "1" .. "4"</w:t>
       </w:r>
     </w:p>
     <w:p>

--- a/docs/exports/12-SYSTEMKIT.docx
+++ b/docs/exports/12-SYSTEMKIT.docx
@@ -24,133 +24,133 @@
       </w:pPr>
       <w:r>
         <w:rPr>
+          <w:iCs/>
           <w:i/>
+        </w:rPr>
+        <w:t xml:space="preserve">The reference of</w:t>
+      </w:r>
+      <w:r>
+        <w:rPr>
           <w:iCs/>
-        </w:rPr>
-        <w:t xml:space="preserve">The reference of</w:t>
-      </w:r>
-      <w:r>
-        <w:rPr>
           <w:i/>
+        </w:rPr>
+        <w:t xml:space="preserve"> </w:t>
+      </w:r>
+      <w:r>
+        <w:rPr>
+          <w:bCs/>
+          <w:b/>
           <w:iCs/>
-        </w:rPr>
-        <w:t xml:space="preserve"> </w:t>
-      </w:r>
-      <w:r>
-        <w:rPr>
-          <w:b/>
-          <w:bCs/>
           <w:i/>
+        </w:rPr>
+        <w:t xml:space="preserve">SystemKit</w:t>
+      </w:r>
+      <w:r>
+        <w:rPr>
           <w:iCs/>
-        </w:rPr>
-        <w:t xml:space="preserve">SystemKit</w:t>
-      </w:r>
-      <w:r>
-        <w:rPr>
           <w:i/>
+        </w:rPr>
+        <w:t xml:space="preserve"> </w:t>
+      </w:r>
+      <w:r>
+        <w:rPr>
           <w:iCs/>
-        </w:rPr>
-        <w:t xml:space="preserve"> </w:t>
-      </w:r>
-      <w:r>
-        <w:rPr>
           <w:i/>
+        </w:rPr>
+        <w:t xml:space="preserve">(</w:t>
+      </w:r>
+      <w:r>
+        <w:rPr>
+          <w:rStyle w:val="VerbatimChar"/>
           <w:iCs/>
-        </w:rPr>
-        <w:t xml:space="preserve">(</w:t>
+          <w:i/>
+        </w:rPr>
+        <w:t xml:space="preserve">SD:/lib/systemkit.so</w:t>
+      </w:r>
+      <w:r>
+        <w:rPr>
+          <w:iCs/>
+          <w:i/>
+        </w:rPr>
+        <w:t xml:space="preserve">,</w:t>
+      </w:r>
+      <w:r>
+        <w:rPr>
+          <w:iCs/>
+          <w:i/>
+        </w:rPr>
+        <w:t xml:space="preserve"> </w:t>
       </w:r>
       <w:r>
         <w:rPr>
           <w:rStyle w:val="VerbatimChar"/>
+          <w:iCs/>
           <w:i/>
+        </w:rPr>
+        <w:t xml:space="preserve">user/Kits/systemkit</w:t>
+      </w:r>
+      <w:r>
+        <w:rPr>
           <w:iCs/>
-        </w:rPr>
-        <w:t xml:space="preserve">SD:/lib/systemkit.so</w:t>
-      </w:r>
-      <w:r>
-        <w:rPr>
           <w:i/>
+        </w:rPr>
+        <w:t xml:space="preserve">): what it is for, how a program uses it, and every operation it exposes. The operations' part is made from the kit's headers by</w:t>
+      </w:r>
+      <w:r>
+        <w:rPr>
           <w:iCs/>
-        </w:rPr>
-        <w:t xml:space="preserve">,</w:t>
-      </w:r>
-      <w:r>
-        <w:rPr>
           <w:i/>
+        </w:rPr>
+        <w:t xml:space="preserve"> </w:t>
+      </w:r>
+      <w:r>
+        <w:rPr>
+          <w:rStyle w:val="VerbatimChar"/>
           <w:iCs/>
-        </w:rPr>
-        <w:t xml:space="preserve"> </w:t>
-      </w:r>
-      <w:r>
-        <w:rPr>
-          <w:rStyle w:val="VerbatimChar"/>
           <w:i/>
+        </w:rPr>
+        <w:t xml:space="preserve">tools/docgen/kitdocs.py</w:t>
+      </w:r>
+      <w:r>
+        <w:rPr>
           <w:iCs/>
-        </w:rPr>
-        <w:t xml:space="preserve">user/Kits/systemkit</w:t>
-      </w:r>
-      <w:r>
-        <w:rPr>
           <w:i/>
+        </w:rPr>
+        <w:t xml:space="preserve"> </w:t>
+      </w:r>
+      <w:r>
+        <w:rPr>
           <w:iCs/>
-        </w:rPr>
-        <w:t xml:space="preserve">): what it is for, how a program uses it, and every operation it exposes. The operations' part is made from the kit's headers by</w:t>
-      </w:r>
-      <w:r>
-        <w:rPr>
           <w:i/>
+        </w:rPr>
+        <w:t xml:space="preserve">— the headers are the source. Overview of all the kits:</w:t>
+      </w:r>
+      <w:r>
+        <w:rPr>
           <w:iCs/>
-        </w:rPr>
-        <w:t xml:space="preserve"> </w:t>
-      </w:r>
-      <w:r>
-        <w:rPr>
-          <w:rStyle w:val="VerbatimChar"/>
           <w:i/>
-          <w:iCs/>
-        </w:rPr>
-        <w:t xml:space="preserve">tools/docgen/kitdocs.py</w:t>
-      </w:r>
-      <w:r>
-        <w:rPr>
-          <w:i/>
-          <w:iCs/>
-        </w:rPr>
-        <w:t xml:space="preserve"> </w:t>
-      </w:r>
-      <w:r>
-        <w:rPr>
-          <w:i/>
-          <w:iCs/>
-        </w:rPr>
-        <w:t xml:space="preserve">— the headers are the source. Overview of all the kits:</w:t>
-      </w:r>
-      <w:r>
-        <w:rPr>
-          <w:i/>
-          <w:iCs/>
-        </w:rPr>
-        <w:t xml:space="preserve"> </w:t>
-      </w:r>
-      <w:hyperlink r:id="rId18">
+        </w:rPr>
+        <w:t xml:space="preserve"> </w:t>
+      </w:r>
+      <w:hyperlink r:id="rId20">
         <w:r>
           <w:rPr>
             <w:rStyle w:val="Hyperlink"/>
+            <w:iCs/>
             <w:i/>
-            <w:iCs/>
           </w:rPr>
           <w:t xml:space="preserve">The Kits</w:t>
         </w:r>
       </w:hyperlink>
       <w:r>
         <w:rPr>
+          <w:iCs/>
           <w:i/>
-          <w:iCs/>
         </w:rPr>
         <w:t xml:space="preserve">.</w:t>
       </w:r>
     </w:p>
-    <w:bookmarkStart w:id="19" w:name="contents"/>
+    <w:bookmarkStart w:id="21" w:name="contents"/>
     <w:p>
       <w:pPr>
         <w:pStyle w:val="Heading2"/>
@@ -161,11 +161,11 @@
     </w:p>
     <w:p>
       <w:pPr>
-        <w:pStyle w:val="Compact"/>
         <w:numPr>
           <w:ilvl w:val="0"/>
           <w:numId w:val="1001"/>
         </w:numPr>
+        <w:pStyle w:val="Compact"/>
       </w:pPr>
       <w:hyperlink w:anchor="what-it-is">
         <w:r>
@@ -178,11 +178,11 @@
     </w:p>
     <w:p>
       <w:pPr>
-        <w:pStyle w:val="Compact"/>
         <w:numPr>
           <w:ilvl w:val="0"/>
           <w:numId w:val="1001"/>
         </w:numPr>
+        <w:pStyle w:val="Compact"/>
       </w:pPr>
       <w:hyperlink w:anchor="using-it">
         <w:r>
@@ -195,11 +195,11 @@
     </w:p>
     <w:p>
       <w:pPr>
-        <w:pStyle w:val="Compact"/>
         <w:numPr>
           <w:ilvl w:val="0"/>
           <w:numId w:val="1001"/>
         </w:numPr>
+        <w:pStyle w:val="Compact"/>
       </w:pPr>
       <w:hyperlink w:anchor="index">
         <w:r>
@@ -212,11 +212,11 @@
     </w:p>
     <w:p>
       <w:pPr>
-        <w:pStyle w:val="Compact"/>
         <w:numPr>
           <w:ilvl w:val="0"/>
           <w:numId w:val="1001"/>
         </w:numPr>
+        <w:pStyle w:val="Compact"/>
       </w:pPr>
       <w:hyperlink w:anchor="systemkitnotifyh">
         <w:r>
@@ -229,11 +229,11 @@
     </w:p>
     <w:p>
       <w:pPr>
-        <w:pStyle w:val="Compact"/>
         <w:numPr>
           <w:ilvl w:val="0"/>
           <w:numId w:val="1001"/>
         </w:numPr>
+        <w:pStyle w:val="Compact"/>
       </w:pPr>
       <w:hyperlink w:anchor="systemkitclipboardh">
         <w:r>
@@ -246,11 +246,11 @@
     </w:p>
     <w:p>
       <w:pPr>
-        <w:pStyle w:val="Compact"/>
         <w:numPr>
           <w:ilvl w:val="0"/>
           <w:numId w:val="1001"/>
         </w:numPr>
+        <w:pStyle w:val="Compact"/>
       </w:pPr>
       <w:hyperlink w:anchor="systemkitclipprotoh">
         <w:r>
@@ -263,11 +263,11 @@
     </w:p>
     <w:p>
       <w:pPr>
-        <w:pStyle w:val="Compact"/>
         <w:numPr>
           <w:ilvl w:val="0"/>
           <w:numId w:val="1001"/>
         </w:numPr>
+        <w:pStyle w:val="Compact"/>
       </w:pPr>
       <w:hyperlink w:anchor="systemkittrashh">
         <w:r>
@@ -280,11 +280,11 @@
     </w:p>
     <w:p>
       <w:pPr>
-        <w:pStyle w:val="Compact"/>
         <w:numPr>
           <w:ilvl w:val="0"/>
           <w:numId w:val="1001"/>
         </w:numPr>
+        <w:pStyle w:val="Compact"/>
       </w:pPr>
       <w:hyperlink w:anchor="systemkitfileassoch">
         <w:r>
@@ -297,11 +297,11 @@
     </w:p>
     <w:p>
       <w:pPr>
-        <w:pStyle w:val="Compact"/>
         <w:numPr>
           <w:ilvl w:val="0"/>
           <w:numId w:val="1001"/>
         </w:numPr>
+        <w:pStyle w:val="Compact"/>
       </w:pPr>
       <w:hyperlink w:anchor="systemkitvolumeh">
         <w:r>
@@ -314,11 +314,11 @@
     </w:p>
     <w:p>
       <w:pPr>
-        <w:pStyle w:val="Compact"/>
         <w:numPr>
           <w:ilvl w:val="0"/>
           <w:numId w:val="1001"/>
         </w:numPr>
+        <w:pStyle w:val="Compact"/>
       </w:pPr>
       <w:hyperlink w:anchor="systemkitwallpaperh">
         <w:r>
@@ -331,11 +331,11 @@
     </w:p>
     <w:p>
       <w:pPr>
-        <w:pStyle w:val="Compact"/>
         <w:numPr>
           <w:ilvl w:val="0"/>
           <w:numId w:val="1001"/>
         </w:numPr>
+        <w:pStyle w:val="Compact"/>
       </w:pPr>
       <w:hyperlink w:anchor="systemkitdockconfh">
         <w:r>
@@ -348,11 +348,11 @@
     </w:p>
     <w:p>
       <w:pPr>
-        <w:pStyle w:val="Compact"/>
         <w:numPr>
           <w:ilvl w:val="0"/>
           <w:numId w:val="1001"/>
         </w:numPr>
+        <w:pStyle w:val="Compact"/>
       </w:pPr>
       <w:hyperlink w:anchor="systemkitpreloadinih">
         <w:r>
@@ -365,11 +365,11 @@
     </w:p>
     <w:p>
       <w:pPr>
-        <w:pStyle w:val="Compact"/>
         <w:numPr>
           <w:ilvl w:val="0"/>
           <w:numId w:val="1001"/>
         </w:numPr>
+        <w:pStyle w:val="Compact"/>
       </w:pPr>
       <w:hyperlink w:anchor="systemkitappletprotoh">
         <w:r>
@@ -387,8 +387,8 @@
         </w:pict>
       </w:r>
     </w:p>
-    <w:bookmarkEnd w:id="19"/>
-    <w:bookmarkStart w:id="20" w:name="what-it-is"/>
+    <w:bookmarkEnd w:id="21"/>
+    <w:bookmarkStart w:id="22" w:name="what-it-is"/>
     <w:p>
       <w:pPr>
         <w:pStyle w:val="Heading2"/>
@@ -410,6 +410,7 @@
         <w:tblStyle w:val="Table"/>
         <w:tblW w:type="auto" w:w="0"/>
         <w:tblLook w:firstRow="1" w:lastRow="0" w:firstColumn="0" w:lastColumn="0" w:noHBand="0" w:noVBand="0" w:val="0020"/>
+        <w:jc w:val="start"/>
       </w:tblPr>
       <w:tblGrid>
         <w:gridCol w:w="3960"/>
@@ -417,7 +418,7 @@
       </w:tblGrid>
       <w:tr>
         <w:trPr>
-          <w:tblHeader w:val="on"/>
+          <w:tblHeader w:val="true"/>
         </w:trPr>
         <w:tc>
           <w:tcPr/>
@@ -442,6 +443,7 @@
           <w:p>
             <w:pPr>
               <w:pStyle w:val="Compact"/>
+              <w:jc w:val="left"/>
             </w:pPr>
             <w:r>
               <w:t xml:space="preserve">Include</w:t>
@@ -453,6 +455,7 @@
           <w:p>
             <w:pPr>
               <w:pStyle w:val="Compact"/>
+              <w:jc w:val="left"/>
             </w:pPr>
             <w:r>
               <w:rPr>
@@ -469,6 +472,7 @@
           <w:p>
             <w:pPr>
               <w:pStyle w:val="Compact"/>
+              <w:jc w:val="left"/>
             </w:pPr>
             <w:r>
               <w:t xml:space="preserve">Link</w:t>
@@ -480,6 +484,7 @@
           <w:p>
             <w:pPr>
               <w:pStyle w:val="Compact"/>
+              <w:jc w:val="left"/>
             </w:pPr>
             <w:r>
               <w:rPr>
@@ -517,6 +522,7 @@
           <w:p>
             <w:pPr>
               <w:pStyle w:val="Compact"/>
+              <w:jc w:val="left"/>
             </w:pPr>
             <w:r>
               <w:t xml:space="preserve">Library</w:t>
@@ -528,6 +534,7 @@
           <w:p>
             <w:pPr>
               <w:pStyle w:val="Compact"/>
+              <w:jc w:val="left"/>
             </w:pPr>
             <w:r>
               <w:rPr>
@@ -559,6 +566,7 @@
           <w:p>
             <w:pPr>
               <w:pStyle w:val="Compact"/>
+              <w:jc w:val="left"/>
             </w:pPr>
             <w:r>
               <w:t xml:space="preserve">Sources</w:t>
@@ -570,6 +578,7 @@
           <w:p>
             <w:pPr>
               <w:pStyle w:val="Compact"/>
+              <w:jc w:val="left"/>
             </w:pPr>
             <w:r>
               <w:rPr>
@@ -581,8 +590,8 @@
         </w:tc>
       </w:tr>
     </w:tbl>
-    <w:bookmarkEnd w:id="20"/>
-    <w:bookmarkStart w:id="21" w:name="using-it"/>
+    <w:bookmarkEnd w:id="22"/>
+    <w:bookmarkStart w:id="23" w:name="using-it"/>
     <w:p>
       <w:pPr>
         <w:pStyle w:val="Heading2"/>
@@ -597,8 +606,8 @@
       </w:pPr>
       <w:r>
         <w:rPr>
+          <w:bCs/>
           <w:b/>
-          <w:bCs/>
         </w:rPr>
         <w:t xml:space="preserve">A notification</w:t>
       </w:r>
@@ -758,8 +767,8 @@
       </w:pPr>
       <w:r>
         <w:rPr>
+          <w:bCs/>
           <w:b/>
-          <w:bCs/>
         </w:rPr>
         <w:t xml:space="preserve">The clipboard</w:t>
       </w:r>
@@ -1195,8 +1204,8 @@
       </w:pPr>
       <w:r>
         <w:rPr>
+          <w:bCs/>
           <w:b/>
-          <w:bCs/>
         </w:rPr>
         <w:t xml:space="preserve">The trash</w:t>
       </w:r>
@@ -1365,8 +1374,8 @@
       </w:pPr>
       <w:r>
         <w:rPr>
+          <w:bCs/>
           <w:b/>
-          <w:bCs/>
         </w:rPr>
         <w:t xml:space="preserve">Opening a file with the right application</w:t>
       </w:r>
@@ -1592,8 +1601,8 @@
       </w:pPr>
       <w:r>
         <w:rPr>
+          <w:bCs/>
           <w:b/>
-          <w:bCs/>
         </w:rPr>
         <w:t xml:space="preserve">The volume, the wallpaper, the dock</w:t>
       </w:r>
@@ -1809,6 +1818,7 @@
         <w:tblStyle w:val="Table"/>
         <w:tblW w:type="auto" w:w="0"/>
         <w:tblLook w:firstRow="1" w:lastRow="0" w:firstColumn="0" w:lastColumn="0" w:noHBand="0" w:noVBand="0" w:val="0020"/>
+        <w:jc w:val="start"/>
       </w:tblPr>
       <w:tblGrid>
         <w:gridCol w:w="3960"/>
@@ -1816,13 +1826,14 @@
       </w:tblGrid>
       <w:tr>
         <w:trPr>
-          <w:tblHeader w:val="on"/>
+          <w:tblHeader w:val="true"/>
         </w:trPr>
         <w:tc>
           <w:tcPr/>
           <w:p>
             <w:pPr>
               <w:pStyle w:val="Compact"/>
+              <w:jc w:val="left"/>
             </w:pPr>
             <w:r>
               <w:t xml:space="preserve">Its part (a header of its own, beside</w:t>
@@ -1846,6 +1857,7 @@
           <w:p>
             <w:pPr>
               <w:pStyle w:val="Compact"/>
+              <w:jc w:val="left"/>
             </w:pPr>
             <w:r>
               <w:t xml:space="preserve">Subject</w:t>
@@ -1859,6 +1871,7 @@
           <w:p>
             <w:pPr>
               <w:pStyle w:val="Compact"/>
+              <w:jc w:val="left"/>
             </w:pPr>
             <w:r>
               <w:rPr>
@@ -1873,6 +1886,7 @@
           <w:p>
             <w:pPr>
               <w:pStyle w:val="Compact"/>
+              <w:jc w:val="left"/>
             </w:pPr>
             <w:r>
               <w:t xml:space="preserve">Notifications</w:t>
@@ -1886,6 +1900,7 @@
           <w:p>
             <w:pPr>
               <w:pStyle w:val="Compact"/>
+              <w:jc w:val="left"/>
             </w:pPr>
             <w:r>
               <w:rPr>
@@ -1915,6 +1930,7 @@
           <w:p>
             <w:pPr>
               <w:pStyle w:val="Compact"/>
+              <w:jc w:val="left"/>
             </w:pPr>
             <w:r>
               <w:t xml:space="preserve">The clipboard</w:t>
@@ -1928,6 +1944,7 @@
           <w:p>
             <w:pPr>
               <w:pStyle w:val="Compact"/>
+              <w:jc w:val="left"/>
             </w:pPr>
             <w:r>
               <w:rPr>
@@ -1942,6 +1959,7 @@
           <w:p>
             <w:pPr>
               <w:pStyle w:val="Compact"/>
+              <w:jc w:val="left"/>
             </w:pPr>
             <w:r>
               <w:t xml:space="preserve">The trash</w:t>
@@ -1955,6 +1973,7 @@
           <w:p>
             <w:pPr>
               <w:pStyle w:val="Compact"/>
+              <w:jc w:val="left"/>
             </w:pPr>
             <w:r>
               <w:rPr>
@@ -1969,6 +1988,7 @@
           <w:p>
             <w:pPr>
               <w:pStyle w:val="Compact"/>
+              <w:jc w:val="left"/>
             </w:pPr>
             <w:r>
               <w:t xml:space="preserve">Which application opens which file</w:t>
@@ -1982,6 +2002,7 @@
           <w:p>
             <w:pPr>
               <w:pStyle w:val="Compact"/>
+              <w:jc w:val="left"/>
             </w:pPr>
             <w:r>
               <w:rPr>
@@ -1996,6 +2017,7 @@
           <w:p>
             <w:pPr>
               <w:pStyle w:val="Compact"/>
+              <w:jc w:val="left"/>
             </w:pPr>
             <w:r>
               <w:t xml:space="preserve">The master volume, the output, each program's volume</w:t>
@@ -2009,6 +2031,7 @@
           <w:p>
             <w:pPr>
               <w:pStyle w:val="Compact"/>
+              <w:jc w:val="left"/>
             </w:pPr>
             <w:r>
               <w:rPr>
@@ -2023,6 +2046,7 @@
           <w:p>
             <w:pPr>
               <w:pStyle w:val="Compact"/>
+              <w:jc w:val="left"/>
             </w:pPr>
             <w:r>
               <w:t xml:space="preserve">The wallpaper's settings and its painter</w:t>
@@ -2036,6 +2060,7 @@
           <w:p>
             <w:pPr>
               <w:pStyle w:val="Compact"/>
+              <w:jc w:val="left"/>
             </w:pPr>
             <w:r>
               <w:rPr>
@@ -2050,6 +2075,7 @@
           <w:p>
             <w:pPr>
               <w:pStyle w:val="Compact"/>
+              <w:jc w:val="left"/>
             </w:pPr>
             <w:r>
               <w:t xml:space="preserve">The dock's settings</w:t>
@@ -2063,6 +2089,7 @@
           <w:p>
             <w:pPr>
               <w:pStyle w:val="Compact"/>
+              <w:jc w:val="left"/>
             </w:pPr>
             <w:r>
               <w:rPr>
@@ -2077,6 +2104,7 @@
           <w:p>
             <w:pPr>
               <w:pStyle w:val="Compact"/>
+              <w:jc w:val="left"/>
             </w:pPr>
             <w:r>
               <w:t xml:space="preserve">The programs loaded ahead at boot</w:t>
@@ -2090,6 +2118,7 @@
           <w:p>
             <w:pPr>
               <w:pStyle w:val="Compact"/>
+              <w:jc w:val="left"/>
             </w:pPr>
             <w:r>
               <w:rPr>
@@ -2104,6 +2133,7 @@
           <w:p>
             <w:pPr>
               <w:pStyle w:val="Compact"/>
+              <w:jc w:val="left"/>
             </w:pPr>
             <w:r>
               <w:t xml:space="preserve">A settings applet shown inside the Control Panel</w:t>
@@ -2112,8 +2142,8 @@
         </w:tc>
       </w:tr>
     </w:tbl>
-    <w:bookmarkEnd w:id="21"/>
-    <w:bookmarkStart w:id="22" w:name="index"/>
+    <w:bookmarkEnd w:id="23"/>
+    <w:bookmarkStart w:id="24" w:name="index"/>
     <w:p>
       <w:pPr>
         <w:pStyle w:val="Heading2"/>
@@ -2135,6 +2165,7 @@
         <w:tblStyle w:val="Table"/>
         <w:tblW w:type="auto" w:w="0"/>
         <w:tblLook w:firstRow="1" w:lastRow="0" w:firstColumn="0" w:lastColumn="0" w:noHBand="0" w:noVBand="0" w:val="0020"/>
+        <w:jc w:val="start"/>
       </w:tblPr>
       <w:tblGrid>
         <w:gridCol w:w="2640"/>
@@ -2143,13 +2174,14 @@
       </w:tblGrid>
       <w:tr>
         <w:trPr>
-          <w:tblHeader w:val="on"/>
+          <w:tblHeader w:val="true"/>
         </w:trPr>
         <w:tc>
           <w:tcPr/>
           <w:p>
             <w:pPr>
               <w:pStyle w:val="Compact"/>
+              <w:jc w:val="left"/>
             </w:pPr>
             <w:r>
               <w:t xml:space="preserve">Name</w:t>
@@ -2161,6 +2193,7 @@
           <w:p>
             <w:pPr>
               <w:pStyle w:val="Compact"/>
+              <w:jc w:val="left"/>
             </w:pPr>
             <w:r>
               <w:t xml:space="preserve">What it does</w:t>
@@ -2172,6 +2205,7 @@
           <w:p>
             <w:pPr>
               <w:pStyle w:val="Compact"/>
+              <w:jc w:val="left"/>
             </w:pPr>
             <w:r>
               <w:t xml:space="preserve">Header</w:t>
@@ -2185,6 +2219,7 @@
           <w:p>
             <w:pPr>
               <w:pStyle w:val="Compact"/>
+              <w:jc w:val="left"/>
             </w:pPr>
             <w:r>
               <w:rPr>
@@ -2199,6 +2234,7 @@
           <w:p>
             <w:pPr>
               <w:pStyle w:val="Compact"/>
+              <w:jc w:val="left"/>
             </w:pPr>
             <w:r>
               <w:t xml:space="preserve">A bubble with a title and a text, sent to notifyd (started if it does not run, waited for up to 2 s)</w:t>
@@ -2210,6 +2246,7 @@
           <w:p>
             <w:pPr>
               <w:pStyle w:val="Compact"/>
+              <w:jc w:val="left"/>
             </w:pPr>
             <w:r>
               <w:rPr>
@@ -2226,6 +2263,7 @@
           <w:p>
             <w:pPr>
               <w:pStyle w:val="Compact"/>
+              <w:jc w:val="left"/>
             </w:pPr>
             <w:r>
               <w:rPr>
@@ -2240,6 +2278,7 @@
           <w:p>
             <w:pPr>
               <w:pStyle w:val="Compact"/>
+              <w:jc w:val="left"/>
             </w:pPr>
             <w:r>
               <w:t xml:space="preserve">a bubble with a title and a text, no action (notify_action) -&gt; 1 sent, 0 not</w:t>
@@ -2251,6 +2290,7 @@
           <w:p>
             <w:pPr>
               <w:pStyle w:val="Compact"/>
+              <w:jc w:val="left"/>
             </w:pPr>
             <w:r>
               <w:rPr>
@@ -2267,6 +2307,7 @@
           <w:p>
             <w:pPr>
               <w:pStyle w:val="Compact"/>
+              <w:jc w:val="left"/>
             </w:pPr>
             <w:r>
               <w:rPr>
@@ -2281,6 +2322,7 @@
           <w:p>
             <w:pPr>
               <w:pStyle w:val="Compact"/>
+              <w:jc w:val="left"/>
             </w:pPr>
             <w:r>
               <w:t xml:space="preserve">One copy, n representations (a format and its bytes each).</w:t>
@@ -2292,6 +2334,7 @@
           <w:p>
             <w:pPr>
               <w:pStyle w:val="Compact"/>
+              <w:jc w:val="left"/>
             </w:pPr>
             <w:r>
               <w:rPr>
@@ -2308,6 +2351,7 @@
           <w:p>
             <w:pPr>
               <w:pStyle w:val="Compact"/>
+              <w:jc w:val="left"/>
             </w:pPr>
             <w:r>
               <w:rPr>
@@ -2322,6 +2366,7 @@
           <w:p>
             <w:pPr>
               <w:pStyle w:val="Compact"/>
+              <w:jc w:val="left"/>
             </w:pPr>
             <w:r>
               <w:t xml:space="preserve">The item under the cursor in the first of fmt[] it has (else the newest item that has one of them)</w:t>
@@ -2333,6 +2378,7 @@
           <w:p>
             <w:pPr>
               <w:pStyle w:val="Compact"/>
+              <w:jc w:val="left"/>
             </w:pPr>
             <w:r>
               <w:rPr>
@@ -2349,6 +2395,7 @@
           <w:p>
             <w:pPr>
               <w:pStyle w:val="Compact"/>
+              <w:jc w:val="left"/>
             </w:pPr>
             <w:r>
               <w:rPr>
@@ -2363,6 +2410,7 @@
           <w:p>
             <w:pPr>
               <w:pStyle w:val="Compact"/>
+              <w:jc w:val="left"/>
             </w:pPr>
             <w:r>
               <w:t xml:space="preserve">copy the n bytes of s as text (a "text" item to clipd, and the kernel's clipboard)</w:t>
@@ -2374,6 +2422,7 @@
           <w:p>
             <w:pPr>
               <w:pStyle w:val="Compact"/>
+              <w:jc w:val="left"/>
             </w:pPr>
             <w:r>
               <w:rPr>
@@ -2390,6 +2439,7 @@
           <w:p>
             <w:pPr>
               <w:pStyle w:val="Compact"/>
+              <w:jc w:val="left"/>
             </w:pPr>
             <w:r>
               <w:rPr>
@@ -2404,6 +2454,7 @@
           <w:p>
             <w:pPr>
               <w:pStyle w:val="Compact"/>
+              <w:jc w:val="left"/>
             </w:pPr>
             <w:r>
               <w:t xml:space="preserve">copy the NUL-terminated string s as text (clip_set_text_n)</w:t>
@@ -2415,6 +2466,7 @@
           <w:p>
             <w:pPr>
               <w:pStyle w:val="Compact"/>
+              <w:jc w:val="left"/>
             </w:pPr>
             <w:r>
               <w:rPr>
@@ -2431,6 +2483,7 @@
           <w:p>
             <w:pPr>
               <w:pStyle w:val="Compact"/>
+              <w:jc w:val="left"/>
             </w:pPr>
             <w:r>
               <w:rPr>
@@ -2445,6 +2498,7 @@
           <w:p>
             <w:pPr>
               <w:pStyle w:val="Compact"/>
+              <w:jc w:val="left"/>
             </w:pPr>
             <w:r>
               <w:t xml:space="preserve">The clipboard's text into buf (NUL-terminated, truncated to cap-1) -&gt; its length</w:t>
@@ -2456,6 +2510,7 @@
           <w:p>
             <w:pPr>
               <w:pStyle w:val="Compact"/>
+              <w:jc w:val="left"/>
             </w:pPr>
             <w:r>
               <w:rPr>
@@ -2472,6 +2527,7 @@
           <w:p>
             <w:pPr>
               <w:pStyle w:val="Compact"/>
+              <w:jc w:val="left"/>
             </w:pPr>
             <w:r>
               <w:rPr>
@@ -2486,6 +2542,7 @@
           <w:p>
             <w:pPr>
               <w:pStyle w:val="Compact"/>
+              <w:jc w:val="left"/>
             </w:pPr>
             <w:r>
               <w:t xml:space="preserve">File / folder paths ('\n'-separated)</w:t>
@@ -2497,6 +2554,7 @@
           <w:p>
             <w:pPr>
               <w:pStyle w:val="Compact"/>
+              <w:jc w:val="left"/>
             </w:pPr>
             <w:r>
               <w:rPr>
@@ -2513,6 +2571,7 @@
           <w:p>
             <w:pPr>
               <w:pStyle w:val="Compact"/>
+              <w:jc w:val="left"/>
             </w:pPr>
             <w:r>
               <w:rPr>
@@ -2527,6 +2586,7 @@
           <w:p>
             <w:pPr>
               <w:pStyle w:val="Compact"/>
+              <w:jc w:val="left"/>
             </w:pPr>
             <w:r>
               <w:t xml:space="preserve">The first path into buf</w:t>
@@ -2538,6 +2598,7 @@
           <w:p>
             <w:pPr>
               <w:pStyle w:val="Compact"/>
+              <w:jc w:val="left"/>
             </w:pPr>
             <w:r>
               <w:rPr>
@@ -2554,6 +2615,7 @@
           <w:p>
             <w:pPr>
               <w:pStyle w:val="Compact"/>
+              <w:jc w:val="left"/>
             </w:pPr>
             <w:r>
               <w:rPr>
@@ -2568,6 +2630,7 @@
           <w:p>
             <w:pPr>
               <w:pStyle w:val="Compact"/>
+              <w:jc w:val="left"/>
             </w:pPr>
             <w:r>
               <w:t xml:space="preserve">After a cut + paste moved the files</w:t>
@@ -2579,6 +2642,7 @@
           <w:p>
             <w:pPr>
               <w:pStyle w:val="Compact"/>
+              <w:jc w:val="left"/>
             </w:pPr>
             <w:r>
               <w:rPr>
@@ -2595,6 +2659,7 @@
           <w:p>
             <w:pPr>
               <w:pStyle w:val="Compact"/>
+              <w:jc w:val="left"/>
             </w:pPr>
             <w:r>
               <w:rPr>
@@ -2609,6 +2674,7 @@
           <w:p>
             <w:pPr>
               <w:pStyle w:val="Compact"/>
+              <w:jc w:val="left"/>
             </w:pPr>
             <w:r>
               <w:t xml:space="preserve">w x h pixels 0x00RRGGBB (a row after the other)</w:t>
@@ -2620,6 +2686,7 @@
           <w:p>
             <w:pPr>
               <w:pStyle w:val="Compact"/>
+              <w:jc w:val="left"/>
             </w:pPr>
             <w:r>
               <w:rPr>
@@ -2636,6 +2703,7 @@
           <w:p>
             <w:pPr>
               <w:pStyle w:val="Compact"/>
+              <w:jc w:val="left"/>
             </w:pPr>
             <w:r>
               <w:rPr>
@@ -2650,6 +2718,7 @@
           <w:p>
             <w:pPr>
               <w:pStyle w:val="Compact"/>
+              <w:jc w:val="left"/>
             </w:pPr>
             <w:r>
               <w:t xml:space="preserve">-&gt; new[] pixels (delete[] them) and the size, or 0</w:t>
@@ -2661,6 +2730,7 @@
           <w:p>
             <w:pPr>
               <w:pStyle w:val="Compact"/>
+              <w:jc w:val="left"/>
             </w:pPr>
             <w:r>
               <w:rPr>
@@ -2677,6 +2747,7 @@
           <w:p>
             <w:pPr>
               <w:pStyle w:val="Compact"/>
+              <w:jc w:val="left"/>
             </w:pPr>
             <w:r>
               <w:rPr>
@@ -2691,6 +2762,7 @@
           <w:p>
             <w:pPr>
               <w:pStyle w:val="Compact"/>
+              <w:jc w:val="left"/>
             </w:pPr>
             <w:r>
               <w:t xml:space="preserve">what the widget is told of an item (one message)</w:t>
@@ -2702,6 +2774,7 @@
           <w:p>
             <w:pPr>
               <w:pStyle w:val="Compact"/>
+              <w:jc w:val="left"/>
             </w:pPr>
             <w:r>
               <w:rPr>
@@ -2718,6 +2791,7 @@
           <w:p>
             <w:pPr>
               <w:pStyle w:val="Compact"/>
+              <w:jc w:val="left"/>
             </w:pPr>
             <w:r>
               <w:rPr>
@@ -2732,6 +2806,7 @@
           <w:p>
             <w:pPr>
               <w:pStyle w:val="Compact"/>
+              <w:jc w:val="left"/>
             </w:pPr>
             <w:r>
               <w:t xml:space="preserve">v stored at p as 4 bytes, the low one first (little endian)</w:t>
@@ -2743,6 +2818,7 @@
           <w:p>
             <w:pPr>
               <w:pStyle w:val="Compact"/>
+              <w:jc w:val="left"/>
             </w:pPr>
             <w:r>
               <w:rPr>
@@ -2759,6 +2835,7 @@
           <w:p>
             <w:pPr>
               <w:pStyle w:val="Compact"/>
+              <w:jc w:val="left"/>
             </w:pPr>
             <w:r>
               <w:rPr>
@@ -2773,6 +2850,7 @@
           <w:p>
             <w:pPr>
               <w:pStyle w:val="Compact"/>
+              <w:jc w:val="left"/>
             </w:pPr>
             <w:r>
               <w:t xml:space="preserve">the 4 bytes at p read as a little-endian number</w:t>
@@ -2784,6 +2862,7 @@
           <w:p>
             <w:pPr>
               <w:pStyle w:val="Compact"/>
+              <w:jc w:val="left"/>
             </w:pPr>
             <w:r>
               <w:rPr>
@@ -2800,6 +2879,7 @@
           <w:p>
             <w:pPr>
               <w:pStyle w:val="Compact"/>
+              <w:jc w:val="left"/>
             </w:pPr>
             <w:r>
               <w:rPr>
@@ -2814,6 +2894,7 @@
           <w:p>
             <w:pPr>
               <w:pStyle w:val="Compact"/>
+              <w:jc w:val="left"/>
             </w:pPr>
             <w:r>
               <w:t xml:space="preserve">the length of the string s (0 for a null pointer)</w:t>
@@ -2825,6 +2906,7 @@
           <w:p>
             <w:pPr>
               <w:pStyle w:val="Compact"/>
+              <w:jc w:val="left"/>
             </w:pPr>
             <w:r>
               <w:rPr>
@@ -2841,6 +2923,7 @@
           <w:p>
             <w:pPr>
               <w:pStyle w:val="Compact"/>
+              <w:jc w:val="left"/>
             </w:pPr>
             <w:r>
               <w:rPr>
@@ -2855,6 +2938,7 @@
           <w:p>
             <w:pPr>
               <w:pStyle w:val="Compact"/>
+              <w:jc w:val="left"/>
             </w:pPr>
             <w:r>
               <w:t xml:space="preserve">1 if the strings a and b are the same (the case counts), else 0</w:t>
@@ -2866,6 +2950,7 @@
           <w:p>
             <w:pPr>
               <w:pStyle w:val="Compact"/>
+              <w:jc w:val="left"/>
             </w:pPr>
             <w:r>
               <w:rPr>
@@ -2882,6 +2967,7 @@
           <w:p>
             <w:pPr>
               <w:pStyle w:val="Compact"/>
+              <w:jc w:val="left"/>
             </w:pPr>
             <w:r>
               <w:rPr>
@@ -2896,6 +2982,7 @@
           <w:p>
             <w:pPr>
               <w:pStyle w:val="Compact"/>
+              <w:jc w:val="left"/>
             </w:pPr>
             <w:r>
               <w:t xml:space="preserve">the size of a container of n representations</w:t>
@@ -2907,6 +2994,7 @@
           <w:p>
             <w:pPr>
               <w:pStyle w:val="Compact"/>
+              <w:jc w:val="left"/>
             </w:pPr>
             <w:r>
               <w:rPr>
@@ -2923,6 +3011,7 @@
           <w:p>
             <w:pPr>
               <w:pStyle w:val="Compact"/>
+              <w:jc w:val="left"/>
             </w:pPr>
             <w:r>
               <w:rPr>
@@ -2937,6 +3026,7 @@
           <w:p>
             <w:pPr>
               <w:pStyle w:val="Compact"/>
+              <w:jc w:val="left"/>
             </w:pPr>
             <w:r>
               <w:t xml:space="preserve">writes it into out (clipc_size bytes)</w:t>
@@ -2948,6 +3038,7 @@
           <w:p>
             <w:pPr>
               <w:pStyle w:val="Compact"/>
+              <w:jc w:val="left"/>
             </w:pPr>
             <w:r>
               <w:rPr>
@@ -2964,6 +3055,7 @@
           <w:p>
             <w:pPr>
               <w:pStyle w:val="Compact"/>
+              <w:jc w:val="left"/>
             </w:pPr>
             <w:r>
               <w:rPr>
@@ -2978,6 +3070,7 @@
           <w:p>
             <w:pPr>
               <w:pStyle w:val="Compact"/>
+              <w:jc w:val="left"/>
             </w:pPr>
             <w:r>
               <w:t xml:space="preserve">representation i of a container (0..count-1)</w:t>
@@ -2989,6 +3082,7 @@
           <w:p>
             <w:pPr>
               <w:pStyle w:val="Compact"/>
+              <w:jc w:val="left"/>
             </w:pPr>
             <w:r>
               <w:rPr>
@@ -3005,6 +3099,7 @@
           <w:p>
             <w:pPr>
               <w:pStyle w:val="Compact"/>
+              <w:jc w:val="left"/>
             </w:pPr>
             <w:r>
               <w:rPr>
@@ -3019,6 +3114,7 @@
           <w:p>
             <w:pPr>
               <w:pStyle w:val="Compact"/>
+              <w:jc w:val="left"/>
             </w:pPr>
             <w:r>
               <w:t xml:space="preserve">representation i of a container (0..count-1)</w:t>
@@ -3030,6 +3126,7 @@
           <w:p>
             <w:pPr>
               <w:pStyle w:val="Compact"/>
+              <w:jc w:val="left"/>
             </w:pPr>
             <w:r>
               <w:rPr>
@@ -3046,6 +3143,7 @@
           <w:p>
             <w:pPr>
               <w:pStyle w:val="Compact"/>
+              <w:jc w:val="left"/>
             </w:pPr>
             <w:r>
               <w:rPr>
@@ -3060,6 +3158,7 @@
           <w:p>
             <w:pPr>
               <w:pStyle w:val="Compact"/>
+              <w:jc w:val="left"/>
             </w:pPr>
             <w:r>
               <w:t xml:space="preserve">make the trash's folders (TRASH_DIR, TRASH_FILES, TRASH_INFO) if they are not there</w:t>
@@ -3071,6 +3170,7 @@
           <w:p>
             <w:pPr>
               <w:pStyle w:val="Compact"/>
+              <w:jc w:val="left"/>
             </w:pPr>
             <w:r>
               <w:rPr>
@@ -3087,6 +3187,7 @@
           <w:p>
             <w:pPr>
               <w:pStyle w:val="Compact"/>
+              <w:jc w:val="left"/>
             </w:pPr>
             <w:r>
               <w:rPr>
@@ -3101,6 +3202,7 @@
           <w:p>
             <w:pPr>
               <w:pStyle w:val="Compact"/>
+              <w:jc w:val="left"/>
             </w:pPr>
             <w:r>
               <w:t xml:space="preserve">Move</w:t>
@@ -3127,6 +3229,7 @@
           <w:p>
             <w:pPr>
               <w:pStyle w:val="Compact"/>
+              <w:jc w:val="left"/>
             </w:pPr>
             <w:r>
               <w:rPr>
@@ -3143,6 +3246,7 @@
           <w:p>
             <w:pPr>
               <w:pStyle w:val="Compact"/>
+              <w:jc w:val="left"/>
             </w:pPr>
             <w:r>
               <w:rPr>
@@ -3157,6 +3261,7 @@
           <w:p>
             <w:pPr>
               <w:pStyle w:val="Compact"/>
+              <w:jc w:val="left"/>
             </w:pPr>
             <w:r>
               <w:t xml:space="preserve">Original path of trashed item</w:t>
@@ -3183,6 +3288,7 @@
           <w:p>
             <w:pPr>
               <w:pStyle w:val="Compact"/>
+              <w:jc w:val="left"/>
             </w:pPr>
             <w:r>
               <w:rPr>
@@ -3199,6 +3305,7 @@
           <w:p>
             <w:pPr>
               <w:pStyle w:val="Compact"/>
+              <w:jc w:val="left"/>
             </w:pPr>
             <w:r>
               <w:rPr>
@@ -3213,6 +3320,7 @@
           <w:p>
             <w:pPr>
               <w:pStyle w:val="Compact"/>
+              <w:jc w:val="left"/>
             </w:pPr>
             <w:r>
               <w:t xml:space="preserve">Restore trashed item</w:t>
@@ -3239,6 +3347,7 @@
           <w:p>
             <w:pPr>
               <w:pStyle w:val="Compact"/>
+              <w:jc w:val="left"/>
             </w:pPr>
             <w:r>
               <w:rPr>
@@ -3255,6 +3364,7 @@
           <w:p>
             <w:pPr>
               <w:pStyle w:val="Compact"/>
+              <w:jc w:val="left"/>
             </w:pPr>
             <w:r>
               <w:rPr>
@@ -3269,6 +3379,7 @@
           <w:p>
             <w:pPr>
               <w:pStyle w:val="Compact"/>
+              <w:jc w:val="left"/>
             </w:pPr>
             <w:r>
               <w:t xml:space="preserve">Delete trashed item</w:t>
@@ -3295,6 +3406,7 @@
           <w:p>
             <w:pPr>
               <w:pStyle w:val="Compact"/>
+              <w:jc w:val="left"/>
             </w:pPr>
             <w:r>
               <w:rPr>
@@ -3311,6 +3423,7 @@
           <w:p>
             <w:pPr>
               <w:pStyle w:val="Compact"/>
+              <w:jc w:val="left"/>
             </w:pPr>
             <w:r>
               <w:rPr>
@@ -3325,6 +3438,7 @@
           <w:p>
             <w:pPr>
               <w:pStyle w:val="Compact"/>
+              <w:jc w:val="left"/>
             </w:pPr>
             <w:r>
               <w:t xml:space="preserve">Number of items in the trash.</w:t>
@@ -3336,6 +3450,7 @@
           <w:p>
             <w:pPr>
               <w:pStyle w:val="Compact"/>
+              <w:jc w:val="left"/>
             </w:pPr>
             <w:r>
               <w:rPr>
@@ -3352,6 +3467,7 @@
           <w:p>
             <w:pPr>
               <w:pStyle w:val="Compact"/>
+              <w:jc w:val="left"/>
             </w:pPr>
             <w:r>
               <w:rPr>
@@ -3366,6 +3482,7 @@
           <w:p>
             <w:pPr>
               <w:pStyle w:val="Compact"/>
+              <w:jc w:val="left"/>
             </w:pPr>
             <w:r>
               <w:t xml:space="preserve">Empty the trash (everything in files/ and info/).</w:t>
@@ -3377,6 +3494,7 @@
           <w:p>
             <w:pPr>
               <w:pStyle w:val="Compact"/>
+              <w:jc w:val="left"/>
             </w:pPr>
             <w:r>
               <w:rPr>
@@ -3393,6 +3511,7 @@
           <w:p>
             <w:pPr>
               <w:pStyle w:val="Compact"/>
+              <w:jc w:val="left"/>
             </w:pPr>
             <w:r>
               <w:rPr>
@@ -3407,6 +3526,7 @@
           <w:p>
             <w:pPr>
               <w:pStyle w:val="Compact"/>
+              <w:jc w:val="left"/>
             </w:pPr>
             <w:r>
               <w:t xml:space="preserve">Extension of path (after the last '.' of its basename), or "" if none.</w:t>
@@ -3418,6 +3538,7 @@
           <w:p>
             <w:pPr>
               <w:pStyle w:val="Compact"/>
+              <w:jc w:val="left"/>
             </w:pPr>
             <w:r>
               <w:rPr>
@@ -3434,6 +3555,7 @@
           <w:p>
             <w:pPr>
               <w:pStyle w:val="Compact"/>
+              <w:jc w:val="left"/>
             </w:pPr>
             <w:r>
               <w:rPr>
@@ -3448,6 +3570,7 @@
           <w:p>
             <w:pPr>
               <w:pStyle w:val="Compact"/>
+              <w:jc w:val="left"/>
             </w:pPr>
             <w:r>
               <w:t xml:space="preserve">Extension of path (after the last '.' of its basename), or "" if none.</w:t>
@@ -3459,6 +3582,7 @@
           <w:p>
             <w:pPr>
               <w:pStyle w:val="Compact"/>
+              <w:jc w:val="left"/>
             </w:pPr>
             <w:r>
               <w:rPr>
@@ -3475,6 +3599,7 @@
           <w:p>
             <w:pPr>
               <w:pStyle w:val="Compact"/>
+              <w:jc w:val="left"/>
             </w:pPr>
             <w:r>
               <w:rPr>
@@ -3489,6 +3614,7 @@
           <w:p>
             <w:pPr>
               <w:pStyle w:val="Compact"/>
+              <w:jc w:val="left"/>
             </w:pPr>
             <w:r>
               <w:t xml:space="preserve">Extension of path (after the last '.' of its basename), or "" if none.</w:t>
@@ -3500,6 +3626,7 @@
           <w:p>
             <w:pPr>
               <w:pStyle w:val="Compact"/>
+              <w:jc w:val="left"/>
             </w:pPr>
             <w:r>
               <w:rPr>
@@ -3516,6 +3643,7 @@
           <w:p>
             <w:pPr>
               <w:pStyle w:val="Compact"/>
+              <w:jc w:val="left"/>
             </w:pPr>
             <w:r>
               <w:rPr>
@@ -3530,6 +3658,7 @@
           <w:p>
             <w:pPr>
               <w:pStyle w:val="Compact"/>
+              <w:jc w:val="left"/>
             </w:pPr>
             <w:r>
               <w:t xml:space="preserve">Extension of path (after the last '.' of its basename), or "" if none.</w:t>
@@ -3541,6 +3670,7 @@
           <w:p>
             <w:pPr>
               <w:pStyle w:val="Compact"/>
+              <w:jc w:val="left"/>
             </w:pPr>
             <w:r>
               <w:rPr>
@@ -3557,6 +3687,7 @@
           <w:p>
             <w:pPr>
               <w:pStyle w:val="Compact"/>
+              <w:jc w:val="left"/>
             </w:pPr>
             <w:r>
               <w:rPr>
@@ -3571,6 +3702,7 @@
           <w:p>
             <w:pPr>
               <w:pStyle w:val="Compact"/>
+              <w:jc w:val="left"/>
             </w:pPr>
             <w:r>
               <w:t xml:space="preserve">An output's word in sound.ini (KAPI_SND_OUT_*).</w:t>
@@ -3582,6 +3714,7 @@
           <w:p>
             <w:pPr>
               <w:pStyle w:val="Compact"/>
+              <w:jc w:val="left"/>
             </w:pPr>
             <w:r>
               <w:rPr>
@@ -3598,6 +3731,7 @@
           <w:p>
             <w:pPr>
               <w:pStyle w:val="Compact"/>
+              <w:jc w:val="left"/>
             </w:pPr>
             <w:r>
               <w:rPr>
@@ -3612,6 +3746,7 @@
           <w:p>
             <w:pPr>
               <w:pStyle w:val="Compact"/>
+              <w:jc w:val="left"/>
             </w:pPr>
             <w:r>
               <w:t xml:space="preserve">An output's word in sound.ini (KAPI_SND_OUT_*).</w:t>
@@ -3623,6 +3758,7 @@
           <w:p>
             <w:pPr>
               <w:pStyle w:val="Compact"/>
+              <w:jc w:val="left"/>
             </w:pPr>
             <w:r>
               <w:rPr>
@@ -3639,6 +3775,7 @@
           <w:p>
             <w:pPr>
               <w:pStyle w:val="Compact"/>
+              <w:jc w:val="left"/>
             </w:pPr>
             <w:r>
               <w:rPr>
@@ -3653,6 +3790,7 @@
           <w:p>
             <w:pPr>
               <w:pStyle w:val="Compact"/>
+              <w:jc w:val="left"/>
             </w:pPr>
             <w:r>
               <w:t xml:space="preserve">The output chosen (KAPI_SND_OUT_*)</w:t>
@@ -3664,6 +3802,7 @@
           <w:p>
             <w:pPr>
               <w:pStyle w:val="Compact"/>
+              <w:jc w:val="left"/>
             </w:pPr>
             <w:r>
               <w:rPr>
@@ -3680,6 +3819,7 @@
           <w:p>
             <w:pPr>
               <w:pStyle w:val="Compact"/>
+              <w:jc w:val="left"/>
             </w:pPr>
             <w:r>
               <w:rPr>
@@ -3694,6 +3834,7 @@
           <w:p>
             <w:pPr>
               <w:pStyle w:val="Compact"/>
+              <w:jc w:val="left"/>
             </w:pPr>
             <w:r>
               <w:t xml:space="preserve">The channel's volume and mute set now (-1</w:t>
@@ -3705,6 +3846,7 @@
           <w:p>
             <w:pPr>
               <w:pStyle w:val="Compact"/>
+              <w:jc w:val="left"/>
             </w:pPr>
             <w:r>
               <w:rPr>
@@ -3721,6 +3863,7 @@
           <w:p>
             <w:pPr>
               <w:pStyle w:val="Compact"/>
+              <w:jc w:val="left"/>
             </w:pPr>
             <w:r>
               <w:rPr>
@@ -3735,6 +3878,7 @@
           <w:p>
             <w:pPr>
               <w:pStyle w:val="Compact"/>
+              <w:jc w:val="left"/>
             </w:pPr>
             <w:r>
               <w:t xml:space="preserve">the saved volume -&gt; the kernel (no file</w:t>
@@ -3746,6 +3890,7 @@
           <w:p>
             <w:pPr>
               <w:pStyle w:val="Compact"/>
+              <w:jc w:val="left"/>
             </w:pPr>
             <w:r>
               <w:rPr>
@@ -3762,6 +3907,7 @@
           <w:p>
             <w:pPr>
               <w:pStyle w:val="Compact"/>
+              <w:jc w:val="left"/>
             </w:pPr>
             <w:r>
               <w:rPr>
@@ -3776,6 +3922,7 @@
           <w:p>
             <w:pPr>
               <w:pStyle w:val="Compact"/>
+              <w:jc w:val="left"/>
             </w:pPr>
             <w:r>
               <w:t xml:space="preserve">(a type)</w:t>
@@ -3787,6 +3934,7 @@
           <w:p>
             <w:pPr>
               <w:pStyle w:val="Compact"/>
+              <w:jc w:val="left"/>
             </w:pPr>
             <w:r>
               <w:rPr>
@@ -3803,6 +3951,7 @@
           <w:p>
             <w:pPr>
               <w:pStyle w:val="Compact"/>
+              <w:jc w:val="left"/>
             </w:pPr>
             <w:r>
               <w:rPr>
@@ -3817,6 +3966,7 @@
           <w:p>
             <w:pPr>
               <w:pStyle w:val="Compact"/>
+              <w:jc w:val="left"/>
             </w:pPr>
             <w:r>
               <w:t xml:space="preserve">the wallpaper without a file: voronoi, 28 points, the blues 0x4878B0 and 0x1C2C48, the pattern waves.png</w:t>
@@ -3828,6 +3978,7 @@
           <w:p>
             <w:pPr>
               <w:pStyle w:val="Compact"/>
+              <w:jc w:val="left"/>
             </w:pPr>
             <w:r>
               <w:rPr>
@@ -3844,6 +3995,7 @@
           <w:p>
             <w:pPr>
               <w:pStyle w:val="Compact"/>
+              <w:jc w:val="left"/>
             </w:pPr>
             <w:r>
               <w:rPr>
@@ -3858,6 +4010,7 @@
           <w:p>
             <w:pPr>
               <w:pStyle w:val="Compact"/>
+              <w:jc w:val="left"/>
             </w:pPr>
             <w:r>
               <w:t xml:space="preserve">true if a and b are the same string, the case of A..Z ignored</w:t>
@@ -3869,6 +4022,7 @@
           <w:p>
             <w:pPr>
               <w:pStyle w:val="Compact"/>
+              <w:jc w:val="left"/>
             </w:pPr>
             <w:r>
               <w:rPr>
@@ -3885,6 +4039,7 @@
           <w:p>
             <w:pPr>
               <w:pStyle w:val="Compact"/>
+              <w:jc w:val="left"/>
             </w:pPr>
             <w:r>
               <w:rPr>
@@ -3899,6 +4054,7 @@
           <w:p>
             <w:pPr>
               <w:pStyle w:val="Compact"/>
+              <w:jc w:val="left"/>
             </w:pPr>
             <w:r>
               <w:t xml:space="preserve">a colour in hexadecimal ("0xRRGGBB", "#RRGGBB", "RRGGBB") -&gt; 0x00RRGGBB; def if v has no hex digit</w:t>
@@ -3910,6 +4066,7 @@
           <w:p>
             <w:pPr>
               <w:pStyle w:val="Compact"/>
+              <w:jc w:val="left"/>
             </w:pPr>
             <w:r>
               <w:rPr>
@@ -3926,6 +4083,7 @@
           <w:p>
             <w:pPr>
               <w:pStyle w:val="Compact"/>
+              <w:jc w:val="left"/>
             </w:pPr>
             <w:r>
               <w:rPr>
@@ -3940,6 +4098,7 @@
           <w:p>
             <w:pPr>
               <w:pStyle w:val="Compact"/>
+              <w:jc w:val="left"/>
             </w:pPr>
             <w:r>
               <w:t xml:space="preserve">"key = value" lines of a file</w:t>
@@ -3951,6 +4110,7 @@
           <w:p>
             <w:pPr>
               <w:pStyle w:val="Compact"/>
+              <w:jc w:val="left"/>
             </w:pPr>
             <w:r>
               <w:rPr>
@@ -3967,6 +4127,7 @@
           <w:p>
             <w:pPr>
               <w:pStyle w:val="Compact"/>
+              <w:jc w:val="left"/>
             </w:pPr>
             <w:r>
               <w:rPr>
@@ -3981,6 +4142,7 @@
           <w:p>
             <w:pPr>
               <w:pStyle w:val="Compact"/>
+              <w:jc w:val="left"/>
             </w:pPr>
             <w:r>
               <w:t xml:space="preserve">"key = value" lines of a file</w:t>
@@ -3992,6 +4154,7 @@
           <w:p>
             <w:pPr>
               <w:pStyle w:val="Compact"/>
+              <w:jc w:val="left"/>
             </w:pPr>
             <w:r>
               <w:rPr>
@@ -4008,6 +4171,7 @@
           <w:p>
             <w:pPr>
               <w:pStyle w:val="Compact"/>
+              <w:jc w:val="left"/>
             </w:pPr>
             <w:r>
               <w:rPr>
@@ -4022,6 +4186,7 @@
           <w:p>
             <w:pPr>
               <w:pStyle w:val="Compact"/>
+              <w:jc w:val="left"/>
             </w:pPr>
             <w:r>
               <w:t xml:space="preserve">"key = value" lines of a file</w:t>
@@ -4033,6 +4198,7 @@
           <w:p>
             <w:pPr>
               <w:pStyle w:val="Compact"/>
+              <w:jc w:val="left"/>
             </w:pPr>
             <w:r>
               <w:rPr>
@@ -4049,6 +4215,7 @@
           <w:p>
             <w:pPr>
               <w:pStyle w:val="Compact"/>
+              <w:jc w:val="left"/>
             </w:pPr>
             <w:r>
               <w:rPr>
@@ -4063,6 +4230,7 @@
           <w:p>
             <w:pPr>
               <w:pStyle w:val="Compact"/>
+              <w:jc w:val="left"/>
             </w:pPr>
             <w:r>
               <w:t xml:space="preserve">"key = value" lines of a file</w:t>
@@ -4074,6 +4242,7 @@
           <w:p>
             <w:pPr>
               <w:pStyle w:val="Compact"/>
+              <w:jc w:val="left"/>
             </w:pPr>
             <w:r>
               <w:rPr>
@@ -4090,6 +4259,7 @@
           <w:p>
             <w:pPr>
               <w:pStyle w:val="Compact"/>
+              <w:jc w:val="left"/>
             </w:pPr>
             <w:r>
               <w:rPr>
@@ -4104,6 +4274,7 @@
           <w:p>
             <w:pPr>
               <w:pStyle w:val="Compact"/>
+              <w:jc w:val="left"/>
             </w:pPr>
             <w:r>
               <w:t xml:space="preserve">"key = value" lines of a file</w:t>
@@ -4115,6 +4286,7 @@
           <w:p>
             <w:pPr>
               <w:pStyle w:val="Compact"/>
+              <w:jc w:val="left"/>
             </w:pPr>
             <w:r>
               <w:rPr>
@@ -4131,6 +4303,7 @@
           <w:p>
             <w:pPr>
               <w:pStyle w:val="Compact"/>
+              <w:jc w:val="left"/>
             </w:pPr>
             <w:r>
               <w:rPr>
@@ -4145,6 +4318,7 @@
           <w:p>
             <w:pPr>
               <w:pStyle w:val="Compact"/>
+              <w:jc w:val="left"/>
             </w:pPr>
             <w:r>
               <w:t xml:space="preserve">"key = value" lines of a file</w:t>
@@ -4156,6 +4330,7 @@
           <w:p>
             <w:pPr>
               <w:pStyle w:val="Compact"/>
+              <w:jc w:val="left"/>
             </w:pPr>
             <w:r>
               <w:rPr>
@@ -4172,6 +4347,7 @@
           <w:p>
             <w:pPr>
               <w:pStyle w:val="Compact"/>
+              <w:jc w:val="left"/>
             </w:pPr>
             <w:r>
               <w:rPr>
@@ -4186,6 +4362,7 @@
           <w:p>
             <w:pPr>
               <w:pStyle w:val="Compact"/>
+              <w:jc w:val="left"/>
             </w:pPr>
             <w:r>
               <w:t xml:space="preserve">the integer square root of n (rounded down)</w:t>
@@ -4197,6 +4374,7 @@
           <w:p>
             <w:pPr>
               <w:pStyle w:val="Compact"/>
+              <w:jc w:val="left"/>
             </w:pPr>
             <w:r>
               <w:rPr>
@@ -4213,6 +4391,7 @@
           <w:p>
             <w:pPr>
               <w:pStyle w:val="Compact"/>
+              <w:jc w:val="left"/>
             </w:pPr>
             <w:r>
               <w:rPr>
@@ -4227,6 +4406,7 @@
           <w:p>
             <w:pPr>
               <w:pStyle w:val="Compact"/>
+              <w:jc w:val="left"/>
             </w:pPr>
             <w:r>
               <w:t xml:space="preserve">The colour between a and b (0x00RRGGBB), each channel apart -&gt; a for t 0, b for t 255.</w:t>
@@ -4238,6 +4418,7 @@
           <w:p>
             <w:pPr>
               <w:pStyle w:val="Compact"/>
+              <w:jc w:val="left"/>
             </w:pPr>
             <w:r>
               <w:rPr>
@@ -4254,6 +4435,7 @@
           <w:p>
             <w:pPr>
               <w:pStyle w:val="Compact"/>
+              <w:jc w:val="left"/>
             </w:pPr>
             <w:r>
               <w:rPr>
@@ -4268,6 +4450,7 @@
           <w:p>
             <w:pPr>
               <w:pStyle w:val="Compact"/>
+              <w:jc w:val="left"/>
             </w:pPr>
             <w:r>
               <w:t xml:space="preserve">Paint w x h pixels (stride</w:t>
@@ -4279,6 +4462,7 @@
           <w:p>
             <w:pPr>
               <w:pStyle w:val="Compact"/>
+              <w:jc w:val="left"/>
             </w:pPr>
             <w:r>
               <w:rPr>
@@ -4295,6 +4479,7 @@
           <w:p>
             <w:pPr>
               <w:pStyle w:val="Compact"/>
+              <w:jc w:val="left"/>
             </w:pPr>
             <w:r>
               <w:rPr>
@@ -4309,6 +4494,7 @@
           <w:p>
             <w:pPr>
               <w:pStyle w:val="Compact"/>
+              <w:jc w:val="left"/>
             </w:pPr>
             <w:r>
               <w:t xml:space="preserve">the luminance 0..255 of a colour: (77 R + 150 G + 29 B) / 256</w:t>
@@ -4320,6 +4506,7 @@
           <w:p>
             <w:pPr>
               <w:pStyle w:val="Compact"/>
+              <w:jc w:val="left"/>
             </w:pPr>
             <w:r>
               <w:rPr>
@@ -4336,6 +4523,7 @@
           <w:p>
             <w:pPr>
               <w:pStyle w:val="Compact"/>
+              <w:jc w:val="left"/>
             </w:pPr>
             <w:r>
               <w:rPr>
@@ -4350,6 +4538,7 @@
           <w:p>
             <w:pPr>
               <w:pStyle w:val="Compact"/>
+              <w:jc w:val="left"/>
             </w:pPr>
             <w:r>
               <w:t xml:space="preserve">The grey of a picture (0xAARRGGBB, iw x ih</w:t>
@@ -4361,6 +4550,7 @@
           <w:p>
             <w:pPr>
               <w:pStyle w:val="Compact"/>
+              <w:jc w:val="left"/>
             </w:pPr>
             <w:r>
               <w:rPr>
@@ -4377,6 +4567,7 @@
           <w:p>
             <w:pPr>
               <w:pStyle w:val="Compact"/>
+              <w:jc w:val="left"/>
             </w:pPr>
             <w:r>
               <w:rPr>
@@ -4391,6 +4582,7 @@
           <w:p>
             <w:pPr>
               <w:pStyle w:val="Compact"/>
+              <w:jc w:val="left"/>
             </w:pPr>
             <w:r>
               <w:t xml:space="preserve">...</w:t>
@@ -4402,6 +4594,7 @@
           <w:p>
             <w:pPr>
               <w:pStyle w:val="Compact"/>
+              <w:jc w:val="left"/>
             </w:pPr>
             <w:r>
               <w:rPr>
@@ -4418,6 +4611,7 @@
           <w:p>
             <w:pPr>
               <w:pStyle w:val="Compact"/>
+              <w:jc w:val="left"/>
             </w:pPr>
             <w:r>
               <w:rPr>
@@ -4432,6 +4626,7 @@
           <w:p>
             <w:pPr>
               <w:pStyle w:val="Compact"/>
+              <w:jc w:val="left"/>
             </w:pPr>
             <w:r>
               <w:t xml:space="preserve">The colours multiplied by the grey (w x h)</w:t>
@@ -4443,6 +4638,7 @@
           <w:p>
             <w:pPr>
               <w:pStyle w:val="Compact"/>
+              <w:jc w:val="left"/>
             </w:pPr>
             <w:r>
               <w:rPr>
@@ -4459,6 +4655,7 @@
           <w:p>
             <w:pPr>
               <w:pStyle w:val="Compact"/>
+              <w:jc w:val="left"/>
             </w:pPr>
             <w:r>
               <w:rPr>
@@ -4473,6 +4670,7 @@
           <w:p>
             <w:pPr>
               <w:pStyle w:val="Compact"/>
+              <w:jc w:val="left"/>
             </w:pPr>
             <w:r>
               <w:t xml:space="preserve">(a type)</w:t>
@@ -4484,6 +4682,7 @@
           <w:p>
             <w:pPr>
               <w:pStyle w:val="Compact"/>
+              <w:jc w:val="left"/>
             </w:pPr>
             <w:r>
               <w:rPr>
@@ -4500,6 +4699,7 @@
           <w:p>
             <w:pPr>
               <w:pStyle w:val="Compact"/>
+              <w:jc w:val="left"/>
             </w:pPr>
             <w:r>
               <w:rPr>
@@ -4514,6 +4714,7 @@
           <w:p>
             <w:pPr>
               <w:pStyle w:val="Compact"/>
+              <w:jc w:val="left"/>
             </w:pPr>
             <w:r>
               <w:t xml:space="preserve">s (0: "") copied into d, cut at cap - 1 characters, NUL-terminated</w:t>
@@ -4525,6 +4726,7 @@
           <w:p>
             <w:pPr>
               <w:pStyle w:val="Compact"/>
+              <w:jc w:val="left"/>
             </w:pPr>
             <w:r>
               <w:rPr>
@@ -4541,6 +4743,7 @@
           <w:p>
             <w:pPr>
               <w:pStyle w:val="Compact"/>
+              <w:jc w:val="left"/>
             </w:pPr>
             <w:r>
               <w:rPr>
@@ -4555,6 +4758,7 @@
           <w:p>
             <w:pPr>
               <w:pStyle w:val="Compact"/>
+              <w:jc w:val="left"/>
             </w:pPr>
             <w:r>
               <w:t xml:space="preserve">the dock without a file: 5 drawers (Productivity .. Demos), the terminal and fileviewer launchers, desks "1" .. "4"</w:t>
@@ -4566,6 +4770,7 @@
           <w:p>
             <w:pPr>
               <w:pStyle w:val="Compact"/>
+              <w:jc w:val="left"/>
             </w:pPr>
             <w:r>
               <w:rPr>
@@ -4582,6 +4787,7 @@
           <w:p>
             <w:pPr>
               <w:pStyle w:val="Compact"/>
+              <w:jc w:val="left"/>
             </w:pPr>
             <w:r>
               <w:rPr>
@@ -4596,6 +4802,7 @@
           <w:p>
             <w:pPr>
               <w:pStyle w:val="Compact"/>
+              <w:jc w:val="left"/>
             </w:pPr>
             <w:r>
               <w:t xml:space="preserve">A value's two parts</w:t>
@@ -4607,6 +4814,7 @@
           <w:p>
             <w:pPr>
               <w:pStyle w:val="Compact"/>
+              <w:jc w:val="left"/>
             </w:pPr>
             <w:r>
               <w:rPr>
@@ -4623,6 +4831,7 @@
           <w:p>
             <w:pPr>
               <w:pStyle w:val="Compact"/>
+              <w:jc w:val="left"/>
             </w:pPr>
             <w:r>
               <w:rPr>
@@ -4637,6 +4846,7 @@
           <w:p>
             <w:pPr>
               <w:pStyle w:val="Compact"/>
+              <w:jc w:val="left"/>
             </w:pPr>
             <w:r>
               <w:t xml:space="preserve">-&gt; false</w:t>
@@ -4648,6 +4858,7 @@
           <w:p>
             <w:pPr>
               <w:pStyle w:val="Compact"/>
+              <w:jc w:val="left"/>
             </w:pPr>
             <w:r>
               <w:rPr>
@@ -4664,6 +4875,7 @@
           <w:p>
             <w:pPr>
               <w:pStyle w:val="Compact"/>
+              <w:jc w:val="left"/>
             </w:pPr>
             <w:r>
               <w:rPr>
@@ -4678,6 +4890,7 @@
           <w:p>
             <w:pPr>
               <w:pStyle w:val="Compact"/>
+              <w:jc w:val="left"/>
             </w:pPr>
             <w:r>
               <w:t xml:space="preserve">-&gt; false</w:t>
@@ -4689,6 +4902,7 @@
           <w:p>
             <w:pPr>
               <w:pStyle w:val="Compact"/>
+              <w:jc w:val="left"/>
             </w:pPr>
             <w:r>
               <w:rPr>
@@ -4705,6 +4919,7 @@
           <w:p>
             <w:pPr>
               <w:pStyle w:val="Compact"/>
+              <w:jc w:val="left"/>
             </w:pPr>
             <w:r>
               <w:rPr>
@@ -4719,6 +4934,7 @@
           <w:p>
             <w:pPr>
               <w:pStyle w:val="Compact"/>
+              <w:jc w:val="left"/>
             </w:pPr>
             <w:r>
               <w:t xml:space="preserve">-&gt; false</w:t>
@@ -4730,6 +4946,7 @@
           <w:p>
             <w:pPr>
               <w:pStyle w:val="Compact"/>
+              <w:jc w:val="left"/>
             </w:pPr>
             <w:r>
               <w:rPr>
@@ -4746,6 +4963,7 @@
           <w:p>
             <w:pPr>
               <w:pStyle w:val="Compact"/>
+              <w:jc w:val="left"/>
             </w:pPr>
             <w:r>
               <w:rPr>
@@ -4760,6 +4978,7 @@
           <w:p>
             <w:pPr>
               <w:pStyle w:val="Compact"/>
+              <w:jc w:val="left"/>
             </w:pPr>
             <w:r>
               <w:t xml:space="preserve">The dock takes its settings (and the theme) again</w:t>
@@ -4771,6 +4990,7 @@
           <w:p>
             <w:pPr>
               <w:pStyle w:val="Compact"/>
+              <w:jc w:val="left"/>
             </w:pPr>
             <w:r>
               <w:rPr>
@@ -4787,6 +5007,7 @@
           <w:p>
             <w:pPr>
               <w:pStyle w:val="Compact"/>
+              <w:jc w:val="left"/>
             </w:pPr>
             <w:r>
               <w:rPr>
@@ -4801,6 +5022,7 @@
           <w:p>
             <w:pPr>
               <w:pStyle w:val="Compact"/>
+              <w:jc w:val="left"/>
             </w:pPr>
             <w:r>
               <w:t xml:space="preserve">The dock takes its settings (and the theme) again</w:t>
@@ -4812,6 +5034,7 @@
           <w:p>
             <w:pPr>
               <w:pStyle w:val="Compact"/>
+              <w:jc w:val="left"/>
             </w:pPr>
             <w:r>
               <w:rPr>
@@ -4828,6 +5051,7 @@
           <w:p>
             <w:pPr>
               <w:pStyle w:val="Compact"/>
+              <w:jc w:val="left"/>
             </w:pPr>
             <w:r>
               <w:rPr>
@@ -4842,6 +5066,7 @@
           <w:p>
             <w:pPr>
               <w:pStyle w:val="Compact"/>
+              <w:jc w:val="left"/>
             </w:pPr>
             <w:r>
               <w:t xml:space="preserve">(a type)</w:t>
@@ -4853,6 +5078,7 @@
           <w:p>
             <w:pPr>
               <w:pStyle w:val="Compact"/>
+              <w:jc w:val="left"/>
             </w:pPr>
             <w:r>
               <w:rPr>
@@ -4869,6 +5095,7 @@
           <w:p>
             <w:pPr>
               <w:pStyle w:val="Compact"/>
+              <w:jc w:val="left"/>
             </w:pPr>
             <w:r>
               <w:rPr>
@@ -4883,6 +5110,7 @@
           <w:p>
             <w:pPr>
               <w:pStyle w:val="Compact"/>
+              <w:jc w:val="left"/>
             </w:pPr>
             <w:r>
               <w:t xml:space="preserve">-&gt; how many programs the file lists (0</w:t>
@@ -4894,6 +5122,7 @@
           <w:p>
             <w:pPr>
               <w:pStyle w:val="Compact"/>
+              <w:jc w:val="left"/>
             </w:pPr>
             <w:r>
               <w:rPr>
@@ -4910,6 +5139,7 @@
           <w:p>
             <w:pPr>
               <w:pStyle w:val="Compact"/>
+              <w:jc w:val="left"/>
             </w:pPr>
             <w:r>
               <w:rPr>
@@ -4924,6 +5154,7 @@
           <w:p>
             <w:pPr>
               <w:pStyle w:val="Compact"/>
+              <w:jc w:val="left"/>
             </w:pPr>
             <w:r>
               <w:t xml:space="preserve">-&gt; 1 written, 0 not</w:t>
@@ -4935,6 +5166,7 @@
           <w:p>
             <w:pPr>
               <w:pStyle w:val="Compact"/>
+              <w:jc w:val="left"/>
             </w:pPr>
             <w:r>
               <w:rPr>
@@ -4953,8 +5185,8 @@
         </w:pict>
       </w:r>
     </w:p>
-    <w:bookmarkEnd w:id="22"/>
-    <w:bookmarkStart w:id="23" w:name="systemkitnotifyh"/>
+    <w:bookmarkEnd w:id="24"/>
+    <w:bookmarkStart w:id="25" w:name="systemkitnotifyh"/>
     <w:p>
       <w:pPr>
         <w:pStyle w:val="Heading2"/>
@@ -5375,8 +5607,8 @@
         <w:t xml:space="preserve">// a bubble with a title and a text, no action (notify_action) -&gt; 1 sent, 0 not</w:t>
       </w:r>
     </w:p>
-    <w:bookmarkEnd w:id="23"/>
-    <w:bookmarkStart w:id="29" w:name="systemkitclipboardh"/>
+    <w:bookmarkEnd w:id="25"/>
+    <w:bookmarkStart w:id="31" w:name="systemkitclipboardh"/>
     <w:p>
       <w:pPr>
         <w:pStyle w:val="Heading2"/>
@@ -5466,7 +5698,7 @@
         <w:t xml:space="preserve">A copy is also kept by the kernel's clipboard (one text or one path: v40), which is what is pasted when clipd cannot be reached (an older card, the PC's desktop simulator).</w:t>
       </w:r>
     </w:p>
-    <w:bookmarkStart w:id="24" w:name="the-service"/>
+    <w:bookmarkStart w:id="26" w:name="the-service"/>
     <w:p>
       <w:pPr>
         <w:pStyle w:val="Heading3"/>
@@ -5483,8 +5715,8 @@
         <w:t xml:space="preserve">clipd's pid; launched when it is not running (0: not there)</w:t>
       </w:r>
     </w:p>
-    <w:bookmarkEnd w:id="24"/>
-    <w:bookmarkStart w:id="25" w:name="copying"/>
+    <w:bookmarkEnd w:id="26"/>
+    <w:bookmarkStart w:id="27" w:name="copying"/>
     <w:p>
       <w:pPr>
         <w:pStyle w:val="Heading3"/>
@@ -5722,8 +5954,8 @@
         <w:t xml:space="preserve">);</w:t>
       </w:r>
     </w:p>
-    <w:bookmarkEnd w:id="25"/>
-    <w:bookmarkStart w:id="26" w:name="pasting"/>
+    <w:bookmarkEnd w:id="27"/>
+    <w:bookmarkStart w:id="28" w:name="pasting"/>
     <w:p>
       <w:pPr>
         <w:pStyle w:val="Heading3"/>
@@ -5991,8 +6223,8 @@
         <w:t xml:space="preserve">);</w:t>
       </w:r>
     </w:p>
-    <w:bookmarkEnd w:id="26"/>
-    <w:bookmarkStart w:id="27" w:name="text-and-paths-the-calls-every-app-had"/>
+    <w:bookmarkEnd w:id="28"/>
+    <w:bookmarkStart w:id="29" w:name="text-and-paths-the-calls-every-app-had"/>
     <w:p>
       <w:pPr>
         <w:pStyle w:val="Heading3"/>
@@ -6538,8 +6770,8 @@
         <w:t xml:space="preserve">);</w:t>
       </w:r>
     </w:p>
-    <w:bookmarkEnd w:id="27"/>
-    <w:bookmarkStart w:id="28" w:name="images"/>
+    <w:bookmarkEnd w:id="29"/>
+    <w:bookmarkStart w:id="30" w:name="images"/>
     <w:p>
       <w:pPr>
         <w:pStyle w:val="Heading3"/>
@@ -6778,9 +7010,9 @@
         <w:t xml:space="preserve">);</w:t>
       </w:r>
     </w:p>
-    <w:bookmarkEnd w:id="28"/>
-    <w:bookmarkEnd w:id="29"/>
-    <w:bookmarkStart w:id="31" w:name="systemkitclipprotoh"/>
+    <w:bookmarkEnd w:id="30"/>
+    <w:bookmarkEnd w:id="31"/>
+    <w:bookmarkStart w:id="33" w:name="systemkitclipprotoh"/>
     <w:p>
       <w:pPr>
         <w:pStyle w:val="Heading2"/>
@@ -7893,7 +8125,7 @@
         <w:t xml:space="preserve">};</w:t>
       </w:r>
     </w:p>
-    <w:bookmarkStart w:id="30" w:name="the-container"/>
+    <w:bookmarkStart w:id="32" w:name="the-container"/>
     <w:p>
       <w:pPr>
         <w:pStyle w:val="Heading3"/>
@@ -9106,9 +9338,9 @@
         <w:t xml:space="preserve">);</w:t>
       </w:r>
     </w:p>
-    <w:bookmarkEnd w:id="30"/>
-    <w:bookmarkEnd w:id="31"/>
-    <w:bookmarkStart w:id="32" w:name="systemkittrashh"/>
+    <w:bookmarkEnd w:id="32"/>
+    <w:bookmarkEnd w:id="33"/>
+    <w:bookmarkStart w:id="34" w:name="systemkittrashh"/>
     <w:p>
       <w:pPr>
         <w:pStyle w:val="Heading2"/>
@@ -9857,8 +10089,8 @@
         <w:t xml:space="preserve">);</w:t>
       </w:r>
     </w:p>
-    <w:bookmarkEnd w:id="32"/>
-    <w:bookmarkStart w:id="33" w:name="systemkitfileassoch"/>
+    <w:bookmarkEnd w:id="34"/>
+    <w:bookmarkStart w:id="35" w:name="systemkitfileassoch"/>
     <w:p>
       <w:pPr>
         <w:pStyle w:val="Heading2"/>
@@ -10279,8 +10511,8 @@
         <w:t xml:space="preserve">);</w:t>
       </w:r>
     </w:p>
-    <w:bookmarkEnd w:id="33"/>
-    <w:bookmarkStart w:id="35" w:name="systemkitvolumeh"/>
+    <w:bookmarkEnd w:id="35"/>
+    <w:bookmarkStart w:id="37" w:name="systemkitvolumeh"/>
     <w:p>
       <w:pPr>
         <w:pStyle w:val="Heading2"/>
@@ -10502,7 +10734,7 @@
         <w:t xml:space="preserve">);</w:t>
       </w:r>
     </w:p>
-    <w:bookmarkStart w:id="34" w:name="the-mixer-kapi-v85-a-programs-own-volume"/>
+    <w:bookmarkStart w:id="36" w:name="the-mixer-kapi-v85-a-programs-own-volume"/>
     <w:p>
       <w:pPr>
         <w:pStyle w:val="Heading3"/>
@@ -10700,9 +10932,9 @@
         <w:t xml:space="preserve">);</w:t>
       </w:r>
     </w:p>
-    <w:bookmarkEnd w:id="34"/>
-    <w:bookmarkEnd w:id="35"/>
-    <w:bookmarkStart w:id="38" w:name="systemkitwallpaperh"/>
+    <w:bookmarkEnd w:id="36"/>
+    <w:bookmarkEnd w:id="37"/>
+    <w:bookmarkStart w:id="40" w:name="systemkitwallpaperh"/>
     <w:p>
       <w:pPr>
         <w:pStyle w:val="Heading2"/>
@@ -12442,7 +12674,7 @@
         <w:t xml:space="preserve">);</w:t>
       </w:r>
     </w:p>
-    <w:bookmarkStart w:id="36" w:name="the-painter"/>
+    <w:bookmarkStart w:id="38" w:name="the-painter"/>
     <w:p>
       <w:pPr>
         <w:pStyle w:val="Heading3"/>
@@ -14045,8 +14277,8 @@
         <w:t xml:space="preserve">));</w:t>
       </w:r>
     </w:p>
-    <w:bookmarkEnd w:id="36"/>
-    <w:bookmarkStart w:id="37" w:name="Xb6016473025c6c273b8c5fb14e8dd998e45d901"/>
+    <w:bookmarkEnd w:id="38"/>
+    <w:bookmarkStart w:id="39" w:name="Xb6016473025c6c273b8c5fb14e8dd998e45d901"/>
     <w:p>
       <w:pPr>
         <w:pStyle w:val="Heading3"/>
@@ -14783,9 +15015,9 @@
         <w:t xml:space="preserve">);</w:t>
       </w:r>
     </w:p>
-    <w:bookmarkEnd w:id="37"/>
-    <w:bookmarkEnd w:id="38"/>
-    <w:bookmarkStart w:id="39" w:name="systemkitdockconfh"/>
+    <w:bookmarkEnd w:id="39"/>
+    <w:bookmarkEnd w:id="40"/>
+    <w:bookmarkStart w:id="41" w:name="systemkitdockconfh"/>
     <w:p>
       <w:pPr>
         <w:pStyle w:val="Heading2"/>
@@ -16039,8 +16271,8 @@
         <w:t xml:space="preserve">);</w:t>
       </w:r>
     </w:p>
-    <w:bookmarkEnd w:id="39"/>
-    <w:bookmarkStart w:id="40" w:name="systemkitpreloadinih"/>
+    <w:bookmarkEnd w:id="41"/>
+    <w:bookmarkStart w:id="42" w:name="systemkitpreloadinih"/>
     <w:p>
       <w:pPr>
         <w:pStyle w:val="Heading2"/>
@@ -16375,8 +16607,8 @@
         <w:t xml:space="preserve">);</w:t>
       </w:r>
     </w:p>
-    <w:bookmarkEnd w:id="40"/>
-    <w:bookmarkStart w:id="41" w:name="systemkitapplet_protoh"/>
+    <w:bookmarkEnd w:id="42"/>
+    <w:bookmarkStart w:id="43" w:name="systemkitapplet_protoh"/>
     <w:p>
       <w:pPr>
         <w:pStyle w:val="Heading2"/>
@@ -16966,7 +17198,7 @@
         <w:t xml:space="preserve">};</w:t>
       </w:r>
     </w:p>
-    <w:bookmarkEnd w:id="41"/>
+    <w:bookmarkEnd w:id="43"/>
     <w:sectPr>
       <w:footerReference r:id="rId9" w:type="default"/>
       <w:footnotePr>
@@ -17048,14 +17280,14 @@
 <file path=word/numbering.xml><?xml version="1.0" encoding="utf-8"?>
 <w:numbering xmlns:w="http://schemas.openxmlformats.org/wordprocessingml/2006/main">
   <w:abstractNum w:abstractNumId="990">
-    <w:nsid w:val="0000A990"/>
+    <w:nsid w:val="A990"/>
     <w:multiLevelType w:val="multilevel"/>
     <w:lvl w:ilvl="0">
       <w:numFmt w:val="bullet"/>
       <w:lvlText w:val=" "/>
       <w:lvlJc w:val="left"/>
       <w:pPr>
-        <w:ind w:left="720" w:hanging="360"/>
+        <w:ind w:left="720" w:hanging="480"/>
       </w:pPr>
     </w:lvl>
     <w:lvl w:ilvl="1">
@@ -17063,7 +17295,7 @@
       <w:lvlText w:val=" "/>
       <w:lvlJc w:val="left"/>
       <w:pPr>
-        <w:ind w:left="1440" w:hanging="360"/>
+        <w:ind w:left="1440" w:hanging="480"/>
       </w:pPr>
     </w:lvl>
     <w:lvl w:ilvl="2">
@@ -17071,7 +17303,7 @@
       <w:lvlText w:val=" "/>
       <w:lvlJc w:val="left"/>
       <w:pPr>
-        <w:ind w:left="2160" w:hanging="360"/>
+        <w:ind w:left="2160" w:hanging="480"/>
       </w:pPr>
     </w:lvl>
     <w:lvl w:ilvl="3">
@@ -17079,7 +17311,7 @@
       <w:lvlText w:val=" "/>
       <w:lvlJc w:val="left"/>
       <w:pPr>
-        <w:ind w:left="2880" w:hanging="360"/>
+        <w:ind w:left="2880" w:hanging="480"/>
       </w:pPr>
     </w:lvl>
     <w:lvl w:ilvl="4">
@@ -17087,7 +17319,7 @@
       <w:lvlText w:val=" "/>
       <w:lvlJc w:val="left"/>
       <w:pPr>
-        <w:ind w:left="3600" w:hanging="360"/>
+        <w:ind w:left="3600" w:hanging="480"/>
       </w:pPr>
     </w:lvl>
     <w:lvl w:ilvl="5">
@@ -17095,7 +17327,7 @@
       <w:lvlText w:val=" "/>
       <w:lvlJc w:val="left"/>
       <w:pPr>
-        <w:ind w:left="4320" w:hanging="360"/>
+        <w:ind w:left="4320" w:hanging="480"/>
       </w:pPr>
     </w:lvl>
     <w:lvl w:ilvl="6">
@@ -17103,7 +17335,7 @@
       <w:lvlText w:val=" "/>
       <w:lvlJc w:val="left"/>
       <w:pPr>
-        <w:ind w:left="5040" w:hanging="360"/>
+        <w:ind w:left="5040" w:hanging="480"/>
       </w:pPr>
     </w:lvl>
     <w:lvl w:ilvl="7">
@@ -17111,7 +17343,7 @@
       <w:lvlText w:val=" "/>
       <w:lvlJc w:val="left"/>
       <w:pPr>
-        <w:ind w:left="5760" w:hanging="360"/>
+        <w:ind w:left="5760" w:hanging="480"/>
       </w:pPr>
     </w:lvl>
     <w:lvl w:ilvl="8">
@@ -17119,12 +17351,12 @@
       <w:lvlText w:val=" "/>
       <w:lvlJc w:val="left"/>
       <w:pPr>
-        <w:ind w:left="6480" w:hanging="360"/>
+        <w:ind w:left="6480" w:hanging="480"/>
       </w:pPr>
     </w:lvl>
   </w:abstractNum>
   <w:abstractNum w:abstractNumId="99411">
-    <w:nsid w:val="00A99411"/>
+    <w:nsid w:val="A99411"/>
     <w:multiLevelType w:val="multilevel"/>
     <w:lvl w:ilvl="0">
       <w:start w:val="1"/>
@@ -17132,7 +17364,7 @@
       <w:lvlText w:val="%1."/>
       <w:lvlJc w:val="left"/>
       <w:pPr>
-        <w:ind w:left="720" w:hanging="360"/>
+        <w:ind w:left="720" w:hanging="480"/>
       </w:pPr>
     </w:lvl>
     <w:lvl w:ilvl="1">
@@ -17141,7 +17373,7 @@
       <w:lvlText w:val="%2."/>
       <w:lvlJc w:val="left"/>
       <w:pPr>
-        <w:ind w:left="1440" w:hanging="360"/>
+        <w:ind w:left="1440" w:hanging="480"/>
       </w:pPr>
     </w:lvl>
     <w:lvl w:ilvl="2">
@@ -17150,7 +17382,7 @@
       <w:lvlText w:val="%3."/>
       <w:lvlJc w:val="left"/>
       <w:pPr>
-        <w:ind w:left="2160" w:hanging="360"/>
+        <w:ind w:left="2160" w:hanging="480"/>
       </w:pPr>
     </w:lvl>
     <w:lvl w:ilvl="3">
@@ -17159,7 +17391,7 @@
       <w:lvlText w:val="%4."/>
       <w:lvlJc w:val="left"/>
       <w:pPr>
-        <w:ind w:left="2880" w:hanging="360"/>
+        <w:ind w:left="2880" w:hanging="480"/>
       </w:pPr>
     </w:lvl>
     <w:lvl w:ilvl="4">
@@ -17168,7 +17400,7 @@
       <w:lvlText w:val="%5."/>
       <w:lvlJc w:val="left"/>
       <w:pPr>
-        <w:ind w:left="3600" w:hanging="360"/>
+        <w:ind w:left="3600" w:hanging="480"/>
       </w:pPr>
     </w:lvl>
     <w:lvl w:ilvl="5">
@@ -17177,7 +17409,7 @@
       <w:lvlText w:val="%6."/>
       <w:lvlJc w:val="left"/>
       <w:pPr>
-        <w:ind w:left="4320" w:hanging="360"/>
+        <w:ind w:left="4320" w:hanging="480"/>
       </w:pPr>
     </w:lvl>
     <w:lvl w:ilvl="6">
@@ -17186,7 +17418,7 @@
       <w:lvlText w:val="%7."/>
       <w:lvlJc w:val="left"/>
       <w:pPr>
-        <w:ind w:left="5040" w:hanging="360"/>
+        <w:ind w:left="5040" w:hanging="480"/>
       </w:pPr>
     </w:lvl>
     <w:lvl w:ilvl="7">
@@ -17195,7 +17427,7 @@
       <w:lvlText w:val="%8."/>
       <w:lvlJc w:val="left"/>
       <w:pPr>
-        <w:ind w:left="5760" w:hanging="360"/>
+        <w:ind w:left="5760" w:hanging="480"/>
       </w:pPr>
     </w:lvl>
     <w:lvl w:ilvl="8">
@@ -17204,7 +17436,7 @@
       <w:lvlText w:val="%9."/>
       <w:lvlJc w:val="left"/>
       <w:pPr>
-        <w:ind w:left="6480" w:hanging="360"/>
+        <w:ind w:left="6480" w:hanging="480"/>
       </w:pPr>
     </w:lvl>
   </w:abstractNum>
@@ -17942,8 +18174,8 @@
     <w:name w:val="KeywordTok"/>
     <w:basedOn w:val="VerbatimChar"/>
     <w:rPr>
+      <w:color w:val="007020"/>
       <w:b/>
-      <w:color w:val="007020"/>
     </w:rPr>
   </w:style>
   <w:style w:type="character" w:customStyle="1" w:styleId="DataTypeTok">
@@ -18020,42 +18252,42 @@
     <w:name w:val="ImportTok"/>
     <w:basedOn w:val="VerbatimChar"/>
     <w:rPr>
+      <w:color w:val="008000"/>
       <w:b/>
-      <w:color w:val="008000"/>
     </w:rPr>
   </w:style>
   <w:style w:type="character" w:customStyle="1" w:styleId="CommentTok">
     <w:name w:val="CommentTok"/>
     <w:basedOn w:val="VerbatimChar"/>
     <w:rPr>
+      <w:color w:val="60a0b0"/>
       <w:i/>
-      <w:color w:val="60a0b0"/>
     </w:rPr>
   </w:style>
   <w:style w:type="character" w:customStyle="1" w:styleId="DocumentationTok">
     <w:name w:val="DocumentationTok"/>
     <w:basedOn w:val="VerbatimChar"/>
     <w:rPr>
+      <w:color w:val="ba2121"/>
       <w:i/>
-      <w:color w:val="ba2121"/>
     </w:rPr>
   </w:style>
   <w:style w:type="character" w:customStyle="1" w:styleId="AnnotationTok">
     <w:name w:val="AnnotationTok"/>
     <w:basedOn w:val="VerbatimChar"/>
     <w:rPr>
+      <w:color w:val="60a0b0"/>
       <w:b/>
       <w:i/>
-      <w:color w:val="60a0b0"/>
     </w:rPr>
   </w:style>
   <w:style w:type="character" w:customStyle="1" w:styleId="CommentVarTok">
     <w:name w:val="CommentVarTok"/>
     <w:basedOn w:val="VerbatimChar"/>
     <w:rPr>
+      <w:color w:val="60a0b0"/>
       <w:b/>
       <w:i/>
-      <w:color w:val="60a0b0"/>
     </w:rPr>
   </w:style>
   <w:style w:type="character" w:customStyle="1" w:styleId="OtherTok">
@@ -18083,8 +18315,8 @@
     <w:name w:val="ControlFlowTok"/>
     <w:basedOn w:val="VerbatimChar"/>
     <w:rPr>
+      <w:color w:val="007020"/>
       <w:b/>
-      <w:color w:val="007020"/>
     </w:rPr>
   </w:style>
   <w:style w:type="character" w:customStyle="1" w:styleId="OperatorTok">
@@ -18129,34 +18361,34 @@
     <w:name w:val="InformationTok"/>
     <w:basedOn w:val="VerbatimChar"/>
     <w:rPr>
+      <w:color w:val="60a0b0"/>
       <w:b/>
       <w:i/>
-      <w:color w:val="60a0b0"/>
     </w:rPr>
   </w:style>
   <w:style w:type="character" w:customStyle="1" w:styleId="WarningTok">
     <w:name w:val="WarningTok"/>
     <w:basedOn w:val="VerbatimChar"/>
     <w:rPr>
+      <w:color w:val="60a0b0"/>
       <w:b/>
       <w:i/>
-      <w:color w:val="60a0b0"/>
     </w:rPr>
   </w:style>
   <w:style w:type="character" w:customStyle="1" w:styleId="AlertTok">
     <w:name w:val="AlertTok"/>
     <w:basedOn w:val="VerbatimChar"/>
     <w:rPr>
+      <w:color w:val="ff0000"/>
       <w:b/>
-      <w:color w:val="ff0000"/>
     </w:rPr>
   </w:style>
   <w:style w:type="character" w:customStyle="1" w:styleId="ErrorTok">
     <w:name w:val="ErrorTok"/>
     <w:basedOn w:val="VerbatimChar"/>
     <w:rPr>
+      <w:color w:val="ff0000"/>
       <w:b/>
-      <w:color w:val="ff0000"/>
     </w:rPr>
   </w:style>
   <w:style w:type="character" w:customStyle="1" w:styleId="NormalTok">

--- a/docs/exports/12-SYSTEMKIT.docx
+++ b/docs/exports/12-SYSTEMKIT.docx
@@ -546,7 +546,7 @@
               <w:t xml:space="preserve"> </w:t>
             </w:r>
             <w:r>
-              <w:t xml:space="preserve">— 56 entries in its table (</w:t>
+              <w:t xml:space="preserve">— 59 entries in its table (</w:t>
             </w:r>
             <w:r>
               <w:rPr>
@@ -4761,7 +4761,7 @@
               <w:jc w:val="left"/>
             </w:pPr>
             <w:r>
-              <w:t xml:space="preserve">the dock without a file: 5 drawers (Productivity .. Demos), the terminal and fileviewer launchers, desks "1" .. "4"</w:t>
+              <w:t xml:space="preserve">the dock without a file: 6 drawers (Productivity .. Demos), the terminal and fileviewer launchers, desks "1" .. "4"</w:t>
             </w:r>
           </w:p>
         </w:tc>
@@ -5026,6 +5026,226 @@
             </w:pPr>
             <w:r>
               <w:t xml:space="preserve">The dock takes its settings (and the theme) again</w:t>
+            </w:r>
+          </w:p>
+        </w:tc>
+        <w:tc>
+          <w:tcPr/>
+          <w:p>
+            <w:pPr>
+              <w:pStyle w:val="Compact"/>
+              <w:jc w:val="left"/>
+            </w:pPr>
+            <w:r>
+              <w:rPr>
+                <w:rStyle w:val="VerbatimChar"/>
+              </w:rPr>
+              <w:t xml:space="preserve">dockconf.h</w:t>
+            </w:r>
+          </w:p>
+        </w:tc>
+      </w:tr>
+      <w:tr>
+        <w:tc>
+          <w:tcPr/>
+          <w:p>
+            <w:pPr>
+              <w:pStyle w:val="Compact"/>
+              <w:jc w:val="left"/>
+            </w:pPr>
+            <w:r>
+              <w:rPr>
+                <w:rStyle w:val="VerbatimChar"/>
+              </w:rPr>
+              <w:t xml:space="preserve">DockCat</w:t>
+            </w:r>
+          </w:p>
+        </w:tc>
+        <w:tc>
+          <w:tcPr/>
+          <w:p>
+            <w:pPr>
+              <w:pStyle w:val="Compact"/>
+              <w:jc w:val="left"/>
+            </w:pPr>
+            <w:r>
+              <w:t xml:space="preserve">(a type)</w:t>
+            </w:r>
+          </w:p>
+        </w:tc>
+        <w:tc>
+          <w:tcPr/>
+          <w:p>
+            <w:pPr>
+              <w:pStyle w:val="Compact"/>
+              <w:jc w:val="left"/>
+            </w:pPr>
+            <w:r>
+              <w:rPr>
+                <w:rStyle w:val="VerbatimChar"/>
+              </w:rPr>
+              <w:t xml:space="preserve">dockconf.h</w:t>
+            </w:r>
+          </w:p>
+        </w:tc>
+      </w:tr>
+      <w:tr>
+        <w:tc>
+          <w:tcPr/>
+          <w:p>
+            <w:pPr>
+              <w:pStyle w:val="Compact"/>
+              <w:jc w:val="left"/>
+            </w:pPr>
+            <w:r>
+              <w:rPr>
+                <w:rStyle w:val="VerbatimChar"/>
+              </w:rPr>
+              <w:t xml:space="preserve">DockLayout</w:t>
+            </w:r>
+          </w:p>
+        </w:tc>
+        <w:tc>
+          <w:tcPr/>
+          <w:p>
+            <w:pPr>
+              <w:pStyle w:val="Compact"/>
+              <w:jc w:val="left"/>
+            </w:pPr>
+            <w:r>
+              <w:t xml:space="preserve">(a type)</w:t>
+            </w:r>
+          </w:p>
+        </w:tc>
+        <w:tc>
+          <w:tcPr/>
+          <w:p>
+            <w:pPr>
+              <w:pStyle w:val="Compact"/>
+              <w:jc w:val="left"/>
+            </w:pPr>
+            <w:r>
+              <w:rPr>
+                <w:rStyle w:val="VerbatimChar"/>
+              </w:rPr>
+              <w:t xml:space="preserve">dockconf.h</w:t>
+            </w:r>
+          </w:p>
+        </w:tc>
+      </w:tr>
+      <w:tr>
+        <w:tc>
+          <w:tcPr/>
+          <w:p>
+            <w:pPr>
+              <w:pStyle w:val="Compact"/>
+              <w:jc w:val="left"/>
+            </w:pPr>
+            <w:r>
+              <w:rPr>
+                <w:rStyle w:val="VerbatimChar"/>
+              </w:rPr>
+              <w:t xml:space="preserve">dock_category_docked</w:t>
+            </w:r>
+          </w:p>
+        </w:tc>
+        <w:tc>
+          <w:tcPr/>
+          <w:p>
+            <w:pPr>
+              <w:pStyle w:val="Compact"/>
+              <w:jc w:val="left"/>
+            </w:pPr>
+            <w:r>
+              <w:t xml:space="preserve">The categories that may have a drawer</w:t>
+            </w:r>
+          </w:p>
+        </w:tc>
+        <w:tc>
+          <w:tcPr/>
+          <w:p>
+            <w:pPr>
+              <w:pStyle w:val="Compact"/>
+              <w:jc w:val="left"/>
+            </w:pPr>
+            <w:r>
+              <w:rPr>
+                <w:rStyle w:val="VerbatimChar"/>
+              </w:rPr>
+              <w:t xml:space="preserve">dockconf.h</w:t>
+            </w:r>
+          </w:p>
+        </w:tc>
+      </w:tr>
+      <w:tr>
+        <w:tc>
+          <w:tcPr/>
+          <w:p>
+            <w:pPr>
+              <w:pStyle w:val="Compact"/>
+              <w:jc w:val="left"/>
+            </w:pPr>
+            <w:r>
+              <w:rPr>
+                <w:rStyle w:val="VerbatimChar"/>
+              </w:rPr>
+              <w:t xml:space="preserve">dock_layout_load</w:t>
+            </w:r>
+          </w:p>
+        </w:tc>
+        <w:tc>
+          <w:tcPr/>
+          <w:p>
+            <w:pPr>
+              <w:pStyle w:val="Compact"/>
+              <w:jc w:val="left"/>
+            </w:pPr>
+            <w:r>
+              <w:t xml:space="preserve">dock.ini (or the defaults) merged with the card's apps</w:t>
+            </w:r>
+          </w:p>
+        </w:tc>
+        <w:tc>
+          <w:tcPr/>
+          <w:p>
+            <w:pPr>
+              <w:pStyle w:val="Compact"/>
+              <w:jc w:val="left"/>
+            </w:pPr>
+            <w:r>
+              <w:rPr>
+                <w:rStyle w:val="VerbatimChar"/>
+              </w:rPr>
+              <w:t xml:space="preserve">dockconf.h</w:t>
+            </w:r>
+          </w:p>
+        </w:tc>
+      </w:tr>
+      <w:tr>
+        <w:tc>
+          <w:tcPr/>
+          <w:p>
+            <w:pPr>
+              <w:pStyle w:val="Compact"/>
+              <w:jc w:val="left"/>
+            </w:pPr>
+            <w:r>
+              <w:rPr>
+                <w:rStyle w:val="VerbatimChar"/>
+              </w:rPr>
+              <w:t xml:space="preserve">dock_layout_save</w:t>
+            </w:r>
+          </w:p>
+        </w:tc>
+        <w:tc>
+          <w:tcPr/>
+          <w:p>
+            <w:pPr>
+              <w:pStyle w:val="Compact"/>
+              <w:jc w:val="left"/>
+            </w:pPr>
+            <w:r>
+              <w:t xml:space="preserve">dock.ini written</w:t>
             </w:r>
           </w:p>
         </w:tc>
@@ -15017,7 +15237,7 @@
     </w:p>
     <w:bookmarkEnd w:id="39"/>
     <w:bookmarkEnd w:id="40"/>
-    <w:bookmarkStart w:id="41" w:name="systemkitdockconfh"/>
+    <w:bookmarkStart w:id="42" w:name="systemkitdockconfh"/>
     <w:p>
       <w:pPr>
         <w:pStyle w:val="Heading2"/>
@@ -15110,6 +15330,23 @@
         </w:rPr>
         <w:t xml:space="preserve">                                        DOCK_MAXDESKS of them</w:t>
       </w:r>
+      <w:r>
+        <w:br/>
+      </w:r>
+      <w:r>
+        <w:rPr>
+          <w:rStyle w:val="VerbatimChar"/>
+        </w:rPr>
+        <w:t xml:space="preserve">    hidden   = Demos                    (2026-10-06) a category that has no drawer</w:t>
+      </w:r>
+    </w:p>
+    <w:p>
+      <w:pPr>
+        <w:pStyle w:val="FirstParagraph"/>
+      </w:pPr>
+      <w:r>
+        <w:t xml:space="preserve">Since 2026-10-06 the dock has a drawer for EVERY category of the card's apps (their app.txt), but Shell, Settings and Emulators (dock_category_docked), and those hidden: dock_layout_load reads the file's drawers as the categories' order and main apps, and adds the categories it does not name at the end. DockConf / dockconf_load / dockconf_save (8 drawers, what the file says) stay for the programs built before (the table is append-only); the dock and the Panel applet use DockLayout.</w:t>
+      </w:r>
     </w:p>
     <w:p>
       <w:pPr>
@@ -15746,7 +15983,7 @@
         <w:rPr>
           <w:rStyle w:val="CommentTok"/>
         </w:rPr>
-        <w:t xml:space="preserve">// the dock without a file: 5 drawers (Productivity .. Demos), the terminal and fileviewer launchers, desks "1" .. "4"</w:t>
+        <w:t xml:space="preserve">// the dock without a file: 6 drawers (Productivity .. Demos), the terminal and fileviewer launchers, desks "1" .. "4"</w:t>
       </w:r>
     </w:p>
     <w:p>
@@ -16271,17 +16508,567 @@
         <w:t xml:space="preserve">);</w:t>
       </w:r>
     </w:p>
-    <w:bookmarkEnd w:id="41"/>
-    <w:bookmarkStart w:id="42" w:name="systemkitpreloadinih"/>
+    <w:bookmarkStart w:id="41" w:name="X57d4995133c680abdabe9c1ce9d1d4aa51d942d"/>
     <w:p>
       <w:pPr>
-        <w:pStyle w:val="Heading2"/>
+        <w:pStyle w:val="Heading3"/>
       </w:pPr>
       <w:r>
-        <w:rPr>
-          <w:rStyle w:val="VerbatimChar"/>
-        </w:rPr>
-        <w:t xml:space="preserve">systemkit/preloadini.h</w:t>
+        <w:t xml:space="preserve">the dock's layout: every category, its order, its main app, hidden or not (2026-10-06)</w:t>
+      </w:r>
+    </w:p>
+    <w:p>
+      <w:pPr>
+        <w:pStyle w:val="SourceCode"/>
+      </w:pPr>
+      <w:r>
+        <w:rPr>
+          <w:rStyle w:val="PreprocessorTok"/>
+        </w:rPr>
+        <w:t xml:space="preserve">#define DOCK_MAXCATS        </w:t>
+      </w:r>
+      <w:r>
+        <w:rPr>
+          <w:rStyle w:val="DecValTok"/>
+        </w:rPr>
+        <w:t xml:space="preserve">32</w:t>
+      </w:r>
+      <w:r>
+        <w:br/>
+      </w:r>
+      <w:r>
+        <w:rPr>
+          <w:rStyle w:val="KeywordTok"/>
+        </w:rPr>
+        <w:t xml:space="preserve">struct</w:t>
+      </w:r>
+      <w:r>
+        <w:rPr>
+          <w:rStyle w:val="NormalTok"/>
+        </w:rPr>
+        <w:t xml:space="preserve"> DockCat</w:t>
+      </w:r>
+      <w:r>
+        <w:br/>
+      </w:r>
+      <w:r>
+        <w:rPr>
+          <w:rStyle w:val="OperatorTok"/>
+        </w:rPr>
+        <w:t xml:space="preserve">{</w:t>
+      </w:r>
+      <w:r>
+        <w:br/>
+      </w:r>
+      <w:r>
+        <w:rPr>
+          <w:rStyle w:val="NormalTok"/>
+        </w:rPr>
+        <w:t xml:space="preserve">    </w:t>
+      </w:r>
+      <w:r>
+        <w:rPr>
+          <w:rStyle w:val="DataTypeTok"/>
+        </w:rPr>
+        <w:t xml:space="preserve">char</w:t>
+      </w:r>
+      <w:r>
+        <w:rPr>
+          <w:rStyle w:val="NormalTok"/>
+        </w:rPr>
+        <w:t xml:space="preserve"> cat</w:t>
+      </w:r>
+      <w:r>
+        <w:rPr>
+          <w:rStyle w:val="OperatorTok"/>
+        </w:rPr>
+        <w:t xml:space="preserve">[</w:t>
+      </w:r>
+      <w:r>
+        <w:rPr>
+          <w:rStyle w:val="DecValTok"/>
+        </w:rPr>
+        <w:t xml:space="preserve">24</w:t>
+      </w:r>
+      <w:r>
+        <w:rPr>
+          <w:rStyle w:val="OperatorTok"/>
+        </w:rPr>
+        <w:t xml:space="preserve">];</w:t>
+      </w:r>
+      <w:r>
+        <w:rPr>
+          <w:rStyle w:val="NormalTok"/>
+        </w:rPr>
+        <w:t xml:space="preserve">               </w:t>
+      </w:r>
+      <w:r>
+        <w:rPr>
+          <w:rStyle w:val="CommentTok"/>
+        </w:rPr>
+        <w:t xml:space="preserve">// the category (the app.txt's)</w:t>
+      </w:r>
+      <w:r>
+        <w:br/>
+      </w:r>
+      <w:r>
+        <w:rPr>
+          <w:rStyle w:val="NormalTok"/>
+        </w:rPr>
+        <w:t xml:space="preserve">    </w:t>
+      </w:r>
+      <w:r>
+        <w:rPr>
+          <w:rStyle w:val="DataTypeTok"/>
+        </w:rPr>
+        <w:t xml:space="preserve">char</w:t>
+      </w:r>
+      <w:r>
+        <w:rPr>
+          <w:rStyle w:val="NormalTok"/>
+        </w:rPr>
+        <w:t xml:space="preserve"> app</w:t>
+      </w:r>
+      <w:r>
+        <w:rPr>
+          <w:rStyle w:val="OperatorTok"/>
+        </w:rPr>
+        <w:t xml:space="preserve">[</w:t>
+      </w:r>
+      <w:r>
+        <w:rPr>
+          <w:rStyle w:val="DecValTok"/>
+        </w:rPr>
+        <w:t xml:space="preserve">32</w:t>
+      </w:r>
+      <w:r>
+        <w:rPr>
+          <w:rStyle w:val="OperatorTok"/>
+        </w:rPr>
+        <w:t xml:space="preserve">];</w:t>
+      </w:r>
+      <w:r>
+        <w:rPr>
+          <w:rStyle w:val="NormalTok"/>
+        </w:rPr>
+        <w:t xml:space="preserve">               </w:t>
+      </w:r>
+      <w:r>
+        <w:rPr>
+          <w:rStyle w:val="CommentTok"/>
+        </w:rPr>
+        <w:t xml:space="preserve">// its main app (the drawer's icon; "": the first of its apps by name)</w:t>
+      </w:r>
+      <w:r>
+        <w:br/>
+      </w:r>
+      <w:r>
+        <w:rPr>
+          <w:rStyle w:val="NormalTok"/>
+        </w:rPr>
+        <w:t xml:space="preserve">    </w:t>
+      </w:r>
+      <w:r>
+        <w:rPr>
+          <w:rStyle w:val="DataTypeTok"/>
+        </w:rPr>
+        <w:t xml:space="preserve">int</w:t>
+      </w:r>
+      <w:r>
+        <w:rPr>
+          <w:rStyle w:val="NormalTok"/>
+        </w:rPr>
+        <w:t xml:space="preserve">  hidden</w:t>
+      </w:r>
+      <w:r>
+        <w:rPr>
+          <w:rStyle w:val="OperatorTok"/>
+        </w:rPr>
+        <w:t xml:space="preserve">;</w:t>
+      </w:r>
+      <w:r>
+        <w:rPr>
+          <w:rStyle w:val="NormalTok"/>
+        </w:rPr>
+        <w:t xml:space="preserve">                </w:t>
+      </w:r>
+      <w:r>
+        <w:rPr>
+          <w:rStyle w:val="CommentTok"/>
+        </w:rPr>
+        <w:t xml:space="preserve">// 1: no drawer for it</w:t>
+      </w:r>
+      <w:r>
+        <w:br/>
+      </w:r>
+      <w:r>
+        <w:rPr>
+          <w:rStyle w:val="NormalTok"/>
+        </w:rPr>
+        <w:t xml:space="preserve">    </w:t>
+      </w:r>
+      <w:r>
+        <w:rPr>
+          <w:rStyle w:val="DataTypeTok"/>
+        </w:rPr>
+        <w:t xml:space="preserve">int</w:t>
+      </w:r>
+      <w:r>
+        <w:rPr>
+          <w:rStyle w:val="NormalTok"/>
+        </w:rPr>
+        <w:t xml:space="preserve">  napps</w:t>
+      </w:r>
+      <w:r>
+        <w:rPr>
+          <w:rStyle w:val="OperatorTok"/>
+        </w:rPr>
+        <w:t xml:space="preserve">;</w:t>
+      </w:r>
+      <w:r>
+        <w:rPr>
+          <w:rStyle w:val="NormalTok"/>
+        </w:rPr>
+        <w:t xml:space="preserve">             </w:t>
+      </w:r>
+      <w:r>
+        <w:rPr>
+          <w:rStyle w:val="CommentTok"/>
+        </w:rPr>
+        <w:t xml:space="preserve">// how many apps of the card are in it (0: named by dock.ini only)</w:t>
+      </w:r>
+      <w:r>
+        <w:br/>
+      </w:r>
+      <w:r>
+        <w:rPr>
+          <w:rStyle w:val="NormalTok"/>
+        </w:rPr>
+        <w:t xml:space="preserve">    </w:t>
+      </w:r>
+      <w:r>
+        <w:rPr>
+          <w:rStyle w:val="DataTypeTok"/>
+        </w:rPr>
+        <w:t xml:space="preserve">int</w:t>
+      </w:r>
+      <w:r>
+        <w:rPr>
+          <w:rStyle w:val="NormalTok"/>
+        </w:rPr>
+        <w:t xml:space="preserve">  reserved</w:t>
+      </w:r>
+      <w:r>
+        <w:rPr>
+          <w:rStyle w:val="OperatorTok"/>
+        </w:rPr>
+        <w:t xml:space="preserve">[</w:t>
+      </w:r>
+      <w:r>
+        <w:rPr>
+          <w:rStyle w:val="DecValTok"/>
+        </w:rPr>
+        <w:t xml:space="preserve">2</w:t>
+      </w:r>
+      <w:r>
+        <w:rPr>
+          <w:rStyle w:val="OperatorTok"/>
+        </w:rPr>
+        <w:t xml:space="preserve">];</w:t>
+      </w:r>
+      <w:r>
+        <w:br/>
+      </w:r>
+      <w:r>
+        <w:rPr>
+          <w:rStyle w:val="OperatorTok"/>
+        </w:rPr>
+        <w:t xml:space="preserve">};</w:t>
+      </w:r>
+      <w:r>
+        <w:br/>
+      </w:r>
+      <w:r>
+        <w:rPr>
+          <w:rStyle w:val="KeywordTok"/>
+        </w:rPr>
+        <w:t xml:space="preserve">struct</w:t>
+      </w:r>
+      <w:r>
+        <w:rPr>
+          <w:rStyle w:val="NormalTok"/>
+        </w:rPr>
+        <w:t xml:space="preserve"> DockLayout</w:t>
+      </w:r>
+      <w:r>
+        <w:br/>
+      </w:r>
+      <w:r>
+        <w:rPr>
+          <w:rStyle w:val="OperatorTok"/>
+        </w:rPr>
+        <w:t xml:space="preserve">{</w:t>
+      </w:r>
+      <w:r>
+        <w:br/>
+      </w:r>
+      <w:r>
+        <w:rPr>
+          <w:rStyle w:val="NormalTok"/>
+        </w:rPr>
+        <w:t xml:space="preserve">    DockCat cat</w:t>
+      </w:r>
+      <w:r>
+        <w:rPr>
+          <w:rStyle w:val="OperatorTok"/>
+        </w:rPr>
+        <w:t xml:space="preserve">[</w:t>
+      </w:r>
+      <w:r>
+        <w:rPr>
+          <w:rStyle w:val="NormalTok"/>
+        </w:rPr>
+        <w:t xml:space="preserve">DOCK_MAXCATS</w:t>
+      </w:r>
+      <w:r>
+        <w:rPr>
+          <w:rStyle w:val="OperatorTok"/>
+        </w:rPr>
+        <w:t xml:space="preserve">];</w:t>
+      </w:r>
+      <w:r>
+        <w:rPr>
+          <w:rStyle w:val="NormalTok"/>
+        </w:rPr>
+        <w:t xml:space="preserve"> </w:t>
+      </w:r>
+      <w:r>
+        <w:rPr>
+          <w:rStyle w:val="DataTypeTok"/>
+        </w:rPr>
+        <w:t xml:space="preserve">int</w:t>
+      </w:r>
+      <w:r>
+        <w:rPr>
+          <w:rStyle w:val="NormalTok"/>
+        </w:rPr>
+        <w:t xml:space="preserve"> ncats</w:t>
+      </w:r>
+      <w:r>
+        <w:rPr>
+          <w:rStyle w:val="OperatorTok"/>
+        </w:rPr>
+        <w:t xml:space="preserve">;</w:t>
+      </w:r>
+      <w:r>
+        <w:rPr>
+          <w:rStyle w:val="NormalTok"/>
+        </w:rPr>
+        <w:t xml:space="preserve">   </w:t>
+      </w:r>
+      <w:r>
+        <w:rPr>
+          <w:rStyle w:val="CommentTok"/>
+        </w:rPr>
+        <w:t xml:space="preserve">// in the dock's order, left to right</w:t>
+      </w:r>
+      <w:r>
+        <w:br/>
+      </w:r>
+      <w:r>
+        <w:rPr>
+          <w:rStyle w:val="NormalTok"/>
+        </w:rPr>
+        <w:t xml:space="preserve">    </w:t>
+      </w:r>
+      <w:r>
+        <w:rPr>
+          <w:rStyle w:val="DataTypeTok"/>
+        </w:rPr>
+        <w:t xml:space="preserve">char</w:t>
+      </w:r>
+      <w:r>
+        <w:rPr>
+          <w:rStyle w:val="NormalTok"/>
+        </w:rPr>
+        <w:t xml:space="preserve"> launcher</w:t>
+      </w:r>
+      <w:r>
+        <w:rPr>
+          <w:rStyle w:val="OperatorTok"/>
+        </w:rPr>
+        <w:t xml:space="preserve">[</w:t>
+      </w:r>
+      <w:r>
+        <w:rPr>
+          <w:rStyle w:val="NormalTok"/>
+        </w:rPr>
+        <w:t xml:space="preserve">DOCK_MAXLAUNCHERS</w:t>
+      </w:r>
+      <w:r>
+        <w:rPr>
+          <w:rStyle w:val="OperatorTok"/>
+        </w:rPr>
+        <w:t xml:space="preserve">][</w:t>
+      </w:r>
+      <w:r>
+        <w:rPr>
+          <w:rStyle w:val="DecValTok"/>
+        </w:rPr>
+        <w:t xml:space="preserve">32</w:t>
+      </w:r>
+      <w:r>
+        <w:rPr>
+          <w:rStyle w:val="OperatorTok"/>
+        </w:rPr>
+        <w:t xml:space="preserve">];</w:t>
+      </w:r>
+      <w:r>
+        <w:rPr>
+          <w:rStyle w:val="NormalTok"/>
+        </w:rPr>
+        <w:t xml:space="preserve"> </w:t>
+      </w:r>
+      <w:r>
+        <w:rPr>
+          <w:rStyle w:val="DataTypeTok"/>
+        </w:rPr>
+        <w:t xml:space="preserve">int</w:t>
+      </w:r>
+      <w:r>
+        <w:rPr>
+          <w:rStyle w:val="NormalTok"/>
+        </w:rPr>
+        <w:t xml:space="preserve"> nlaunchers</w:t>
+      </w:r>
+      <w:r>
+        <w:rPr>
+          <w:rStyle w:val="OperatorTok"/>
+        </w:rPr>
+        <w:t xml:space="preserve">;</w:t>
+      </w:r>
+      <w:r>
+        <w:br/>
+      </w:r>
+      <w:r>
+        <w:rPr>
+          <w:rStyle w:val="NormalTok"/>
+        </w:rPr>
+        <w:t xml:space="preserve">    </w:t>
+      </w:r>
+      <w:r>
+        <w:rPr>
+          <w:rStyle w:val="DataTypeTok"/>
+        </w:rPr>
+        <w:t xml:space="preserve">char</w:t>
+      </w:r>
+      <w:r>
+        <w:rPr>
+          <w:rStyle w:val="NormalTok"/>
+        </w:rPr>
+        <w:t xml:space="preserve"> desk</w:t>
+      </w:r>
+      <w:r>
+        <w:rPr>
+          <w:rStyle w:val="OperatorTok"/>
+        </w:rPr>
+        <w:t xml:space="preserve">[</w:t>
+      </w:r>
+      <w:r>
+        <w:rPr>
+          <w:rStyle w:val="NormalTok"/>
+        </w:rPr>
+        <w:t xml:space="preserve">DOCK_MAXDESKS</w:t>
+      </w:r>
+      <w:r>
+        <w:rPr>
+          <w:rStyle w:val="OperatorTok"/>
+        </w:rPr>
+        <w:t xml:space="preserve">][</w:t>
+      </w:r>
+      <w:r>
+        <w:rPr>
+          <w:rStyle w:val="DecValTok"/>
+        </w:rPr>
+        <w:t xml:space="preserve">24</w:t>
+      </w:r>
+      <w:r>
+        <w:rPr>
+          <w:rStyle w:val="OperatorTok"/>
+        </w:rPr>
+        <w:t xml:space="preserve">];</w:t>
+      </w:r>
+      <w:r>
+        <w:rPr>
+          <w:rStyle w:val="NormalTok"/>
+        </w:rPr>
+        <w:t xml:space="preserve"> </w:t>
+      </w:r>
+      <w:r>
+        <w:rPr>
+          <w:rStyle w:val="DataTypeTok"/>
+        </w:rPr>
+        <w:t xml:space="preserve">int</w:t>
+      </w:r>
+      <w:r>
+        <w:rPr>
+          <w:rStyle w:val="NormalTok"/>
+        </w:rPr>
+        <w:t xml:space="preserve"> ndesks</w:t>
+      </w:r>
+      <w:r>
+        <w:rPr>
+          <w:rStyle w:val="OperatorTok"/>
+        </w:rPr>
+        <w:t xml:space="preserve">;</w:t>
+      </w:r>
+      <w:r>
+        <w:br/>
+      </w:r>
+      <w:r>
+        <w:rPr>
+          <w:rStyle w:val="NormalTok"/>
+        </w:rPr>
+        <w:t xml:space="preserve">    </w:t>
+      </w:r>
+      <w:r>
+        <w:rPr>
+          <w:rStyle w:val="DataTypeTok"/>
+        </w:rPr>
+        <w:t xml:space="preserve">int</w:t>
+      </w:r>
+      <w:r>
+        <w:rPr>
+          <w:rStyle w:val="NormalTok"/>
+        </w:rPr>
+        <w:t xml:space="preserve"> reserved</w:t>
+      </w:r>
+      <w:r>
+        <w:rPr>
+          <w:rStyle w:val="OperatorTok"/>
+        </w:rPr>
+        <w:t xml:space="preserve">[</w:t>
+      </w:r>
+      <w:r>
+        <w:rPr>
+          <w:rStyle w:val="DecValTok"/>
+        </w:rPr>
+        <w:t xml:space="preserve">8</w:t>
+      </w:r>
+      <w:r>
+        <w:rPr>
+          <w:rStyle w:val="OperatorTok"/>
+        </w:rPr>
+        <w:t xml:space="preserve">];</w:t>
+      </w:r>
+      <w:r>
+        <w:br/>
+      </w:r>
+      <w:r>
+        <w:rPr>
+          <w:rStyle w:val="OperatorTok"/>
+        </w:rPr>
+        <w:t xml:space="preserve">};</w:t>
       </w:r>
     </w:p>
     <w:p>
@@ -16289,6 +17076,209 @@
         <w:pStyle w:val="FirstParagraph"/>
       </w:pPr>
       <w:r>
+        <w:t xml:space="preserve">The categories that may have a drawer: all but Shell, Settings and Emulators (the desktop's parts, the Control Panel's applets, the Game Library's emulators).</w:t>
+      </w:r>
+    </w:p>
+    <w:p>
+      <w:pPr>
+        <w:pStyle w:val="SourceCode"/>
+      </w:pPr>
+      <w:r>
+        <w:rPr>
+          <w:rStyle w:val="DataTypeTok"/>
+        </w:rPr>
+        <w:t xml:space="preserve">bool</w:t>
+      </w:r>
+      <w:r>
+        <w:rPr>
+          <w:rStyle w:val="NormalTok"/>
+        </w:rPr>
+        <w:t xml:space="preserve"> dock_category_docked </w:t>
+      </w:r>
+      <w:r>
+        <w:rPr>
+          <w:rStyle w:val="OperatorTok"/>
+        </w:rPr>
+        <w:t xml:space="preserve">(</w:t>
+      </w:r>
+      <w:r>
+        <w:rPr>
+          <w:rStyle w:val="AttributeTok"/>
+        </w:rPr>
+        <w:t xml:space="preserve">const</w:t>
+      </w:r>
+      <w:r>
+        <w:rPr>
+          <w:rStyle w:val="NormalTok"/>
+        </w:rPr>
+        <w:t xml:space="preserve"> </w:t>
+      </w:r>
+      <w:r>
+        <w:rPr>
+          <w:rStyle w:val="DataTypeTok"/>
+        </w:rPr>
+        <w:t xml:space="preserve">char</w:t>
+      </w:r>
+      <w:r>
+        <w:rPr>
+          <w:rStyle w:val="NormalTok"/>
+        </w:rPr>
+        <w:t xml:space="preserve"> </w:t>
+      </w:r>
+      <w:r>
+        <w:rPr>
+          <w:rStyle w:val="OperatorTok"/>
+        </w:rPr>
+        <w:t xml:space="preserve">*</w:t>
+      </w:r>
+      <w:r>
+        <w:rPr>
+          <w:rStyle w:val="NormalTok"/>
+        </w:rPr>
+        <w:t xml:space="preserve">cat</w:t>
+      </w:r>
+      <w:r>
+        <w:rPr>
+          <w:rStyle w:val="OperatorTok"/>
+        </w:rPr>
+        <w:t xml:space="preserve">);</w:t>
+      </w:r>
+    </w:p>
+    <w:p>
+      <w:pPr>
+        <w:pStyle w:val="FirstParagraph"/>
+      </w:pPr>
+      <w:r>
+        <w:t xml:space="preserve">dock.ini (or the defaults) merged with the card's apps: every category they have, those the file does not name added at the end (an app without a category: "Other"); a main app that is not there any more: "". -&gt; false: no file (the default order: Productivity, Internet, Graphics, Programming, Games, Multimedia, Demos, System, then the others by name).</w:t>
+      </w:r>
+    </w:p>
+    <w:p>
+      <w:pPr>
+        <w:pStyle w:val="SourceCode"/>
+      </w:pPr>
+      <w:r>
+        <w:rPr>
+          <w:rStyle w:val="DataTypeTok"/>
+        </w:rPr>
+        <w:t xml:space="preserve">bool</w:t>
+      </w:r>
+      <w:r>
+        <w:rPr>
+          <w:rStyle w:val="NormalTok"/>
+        </w:rPr>
+        <w:t xml:space="preserve"> dock_layout_load </w:t>
+      </w:r>
+      <w:r>
+        <w:rPr>
+          <w:rStyle w:val="OperatorTok"/>
+        </w:rPr>
+        <w:t xml:space="preserve">(</w:t>
+      </w:r>
+      <w:r>
+        <w:rPr>
+          <w:rStyle w:val="NormalTok"/>
+        </w:rPr>
+        <w:t xml:space="preserve">DockLayout </w:t>
+      </w:r>
+      <w:r>
+        <w:rPr>
+          <w:rStyle w:val="OperatorTok"/>
+        </w:rPr>
+        <w:t xml:space="preserve">&amp;</w:t>
+      </w:r>
+      <w:r>
+        <w:rPr>
+          <w:rStyle w:val="NormalTok"/>
+        </w:rPr>
+        <w:t xml:space="preserve">l</w:t>
+      </w:r>
+      <w:r>
+        <w:rPr>
+          <w:rStyle w:val="OperatorTok"/>
+        </w:rPr>
+        <w:t xml:space="preserve">);</w:t>
+      </w:r>
+    </w:p>
+    <w:p>
+      <w:pPr>
+        <w:pStyle w:val="FirstParagraph"/>
+      </w:pPr>
+      <w:r>
+        <w:t xml:space="preserve">dock.ini written: every category in order (the hidden ones too, and "hidden = " lines for them), the launchers, the workspaces.</w:t>
+      </w:r>
+    </w:p>
+    <w:p>
+      <w:pPr>
+        <w:pStyle w:val="SourceCode"/>
+      </w:pPr>
+      <w:r>
+        <w:rPr>
+          <w:rStyle w:val="DataTypeTok"/>
+        </w:rPr>
+        <w:t xml:space="preserve">bool</w:t>
+      </w:r>
+      <w:r>
+        <w:rPr>
+          <w:rStyle w:val="NormalTok"/>
+        </w:rPr>
+        <w:t xml:space="preserve"> dock_layout_save </w:t>
+      </w:r>
+      <w:r>
+        <w:rPr>
+          <w:rStyle w:val="OperatorTok"/>
+        </w:rPr>
+        <w:t xml:space="preserve">(</w:t>
+      </w:r>
+      <w:r>
+        <w:rPr>
+          <w:rStyle w:val="AttributeTok"/>
+        </w:rPr>
+        <w:t xml:space="preserve">const</w:t>
+      </w:r>
+      <w:r>
+        <w:rPr>
+          <w:rStyle w:val="NormalTok"/>
+        </w:rPr>
+        <w:t xml:space="preserve"> DockLayout </w:t>
+      </w:r>
+      <w:r>
+        <w:rPr>
+          <w:rStyle w:val="OperatorTok"/>
+        </w:rPr>
+        <w:t xml:space="preserve">&amp;</w:t>
+      </w:r>
+      <w:r>
+        <w:rPr>
+          <w:rStyle w:val="NormalTok"/>
+        </w:rPr>
+        <w:t xml:space="preserve">l</w:t>
+      </w:r>
+      <w:r>
+        <w:rPr>
+          <w:rStyle w:val="OperatorTok"/>
+        </w:rPr>
+        <w:t xml:space="preserve">);</w:t>
+      </w:r>
+    </w:p>
+    <w:bookmarkEnd w:id="41"/>
+    <w:bookmarkEnd w:id="42"/>
+    <w:bookmarkStart w:id="43" w:name="systemkitpreloadinih"/>
+    <w:p>
+      <w:pPr>
+        <w:pStyle w:val="Heading2"/>
+      </w:pPr>
+      <w:r>
+        <w:rPr>
+          <w:rStyle w:val="VerbatimChar"/>
+        </w:rPr>
+        <w:t xml:space="preserve">systemkit/preloadini.h</w:t>
+      </w:r>
+    </w:p>
+    <w:p>
+      <w:pPr>
+        <w:pStyle w:val="FirstParagraph"/>
+      </w:pPr>
+      <w:r>
         <w:t xml:space="preserve">preloadini.h -- SD:/etc/preload.ini: the programs loaded ahead at boot and kept in memory (</w:t>
       </w:r>
       <w:r>
@@ -16607,8 +17597,8 @@
         <w:t xml:space="preserve">);</w:t>
       </w:r>
     </w:p>
-    <w:bookmarkEnd w:id="42"/>
-    <w:bookmarkStart w:id="43" w:name="systemkitapplet_protoh"/>
+    <w:bookmarkEnd w:id="43"/>
+    <w:bookmarkStart w:id="44" w:name="systemkitapplet_protoh"/>
     <w:p>
       <w:pPr>
         <w:pStyle w:val="Heading2"/>
@@ -17198,7 +18188,7 @@
         <w:t xml:space="preserve">};</w:t>
       </w:r>
     </w:p>
-    <w:bookmarkEnd w:id="43"/>
+    <w:bookmarkEnd w:id="44"/>
     <w:sectPr>
       <w:footerReference r:id="rId9" w:type="default"/>
       <w:footnotePr>

--- a/docs/exports/12-SYSTEMKIT.docx
+++ b/docs/exports/12-SYSTEMKIT.docx
@@ -371,6 +371,23 @@
         </w:numPr>
         <w:pStyle w:val="Compact"/>
       </w:pPr>
+      <w:hyperlink w:anchor="systemkitautostarth">
+        <w:r>
+          <w:rPr>
+            <w:rStyle w:val="VerbatimChar"/>
+          </w:rPr>
+          <w:t xml:space="preserve">systemkit/autostart.h</w:t>
+        </w:r>
+      </w:hyperlink>
+    </w:p>
+    <w:p>
+      <w:pPr>
+        <w:numPr>
+          <w:ilvl w:val="0"/>
+          <w:numId w:val="1001"/>
+        </w:numPr>
+        <w:pStyle w:val="Compact"/>
+      </w:pPr>
       <w:hyperlink w:anchor="systemkitappletprotoh">
         <w:r>
           <w:rPr>
@@ -402,7 +419,7 @@
         <w:pStyle w:val="FirstParagraph"/>
       </w:pPr>
       <w:r>
-        <w:t xml:space="preserve">SystemKit is what a program says to the system and to the other programs: notifications, the clipboard, the trash, the file associations, the volume, the wallpaper, the dock, the programs loaded ahead, the Control Panel's applets.</w:t>
+        <w:t xml:space="preserve">SystemKit is what a program says to the system and to the other programs: notifications, the clipboard, the trash, the file associations, the volume, the wallpaper, the dock, the programs loaded ahead and started at boot, the Control Panel's applets.</w:t>
       </w:r>
     </w:p>
     <w:tbl>
@@ -546,7 +563,7 @@
               <w:t xml:space="preserve"> </w:t>
             </w:r>
             <w:r>
-              <w:t xml:space="preserve">— 59 entries in its table (</w:t>
+              <w:t xml:space="preserve">— 61 entries in its table (</w:t>
             </w:r>
             <w:r>
               <w:rPr>
@@ -5397,6 +5414,124 @@
           </w:p>
         </w:tc>
       </w:tr>
+      <w:tr>
+        <w:tc>
+          <w:tcPr/>
+          <w:p>
+            <w:pPr>
+              <w:pStyle w:val="Compact"/>
+              <w:jc w:val="left"/>
+            </w:pPr>
+            <w:r>
+              <w:rPr>
+                <w:rStyle w:val="VerbatimChar"/>
+              </w:rPr>
+              <w:t xml:space="preserve">autostart_has</w:t>
+            </w:r>
+          </w:p>
+        </w:tc>
+        <w:tc>
+          <w:tcPr/>
+          <w:p>
+            <w:pPr>
+              <w:pStyle w:val="Compact"/>
+              <w:jc w:val="left"/>
+            </w:pPr>
+            <w:r>
+              <w:t xml:space="preserve">Is</w:t>
+            </w:r>
+            <w:r>
+              <w:t xml:space="preserve"> </w:t>
+            </w:r>
+            <w:r>
+              <w:rPr>
+                <w:rStyle w:val="VerbatimChar"/>
+              </w:rPr>
+              <w:t xml:space="preserve">cmd</w:t>
+            </w:r>
+            <w:r>
+              <w:t xml:space="preserve"> </w:t>
+            </w:r>
+            <w:r>
+              <w:t xml:space="preserve">("run stickies", say) started at boot? A line whose words begin with cmd's words -- blanks before it, more words after it allowed ("run stickies --x")</w:t>
+            </w:r>
+          </w:p>
+        </w:tc>
+        <w:tc>
+          <w:tcPr/>
+          <w:p>
+            <w:pPr>
+              <w:pStyle w:val="Compact"/>
+              <w:jc w:val="left"/>
+            </w:pPr>
+            <w:r>
+              <w:rPr>
+                <w:rStyle w:val="VerbatimChar"/>
+              </w:rPr>
+              <w:t xml:space="preserve">autostart.h</w:t>
+            </w:r>
+          </w:p>
+        </w:tc>
+      </w:tr>
+      <w:tr>
+        <w:tc>
+          <w:tcPr/>
+          <w:p>
+            <w:pPr>
+              <w:pStyle w:val="Compact"/>
+              <w:jc w:val="left"/>
+            </w:pPr>
+            <w:r>
+              <w:rPr>
+                <w:rStyle w:val="VerbatimChar"/>
+              </w:rPr>
+              <w:t xml:space="preserve">autostart_ensure</w:t>
+            </w:r>
+          </w:p>
+        </w:tc>
+        <w:tc>
+          <w:tcPr/>
+          <w:p>
+            <w:pPr>
+              <w:pStyle w:val="Compact"/>
+              <w:jc w:val="left"/>
+            </w:pPr>
+            <w:r>
+              <w:t xml:space="preserve">Make sure</w:t>
+            </w:r>
+            <w:r>
+              <w:t xml:space="preserve"> </w:t>
+            </w:r>
+            <w:r>
+              <w:rPr>
+                <w:rStyle w:val="VerbatimChar"/>
+              </w:rPr>
+              <w:t xml:space="preserve">cmd</w:t>
+            </w:r>
+            <w:r>
+              <w:t xml:space="preserve"> </w:t>
+            </w:r>
+            <w:r>
+              <w:t xml:space="preserve">is started at boot.</w:t>
+            </w:r>
+          </w:p>
+        </w:tc>
+        <w:tc>
+          <w:tcPr/>
+          <w:p>
+            <w:pPr>
+              <w:pStyle w:val="Compact"/>
+              <w:jc w:val="left"/>
+            </w:pPr>
+            <w:r>
+              <w:rPr>
+                <w:rStyle w:val="VerbatimChar"/>
+              </w:rPr>
+              <w:t xml:space="preserve">autostart.h</w:t>
+            </w:r>
+          </w:p>
+        </w:tc>
+      </w:tr>
     </w:tbl>
     <w:p>
       <w:r>
@@ -17598,7 +17733,7 @@
       </w:r>
     </w:p>
     <w:bookmarkEnd w:id="43"/>
-    <w:bookmarkStart w:id="44" w:name="systemkitapplet_protoh"/>
+    <w:bookmarkStart w:id="44" w:name="systemkitautostarth"/>
     <w:p>
       <w:pPr>
         <w:pStyle w:val="Heading2"/>
@@ -17607,7 +17742,7 @@
         <w:rPr>
           <w:rStyle w:val="VerbatimChar"/>
         </w:rPr>
-        <w:t xml:space="preserve">systemkit/applet_proto.h</w:t>
+        <w:t xml:space="preserve">systemkit/autostart.h</w:t>
       </w:r>
     </w:p>
     <w:p>
@@ -17615,184 +17750,331 @@
         <w:pStyle w:val="FirstParagraph"/>
       </w:pPr>
       <w:r>
-        <w:t xml:space="preserve">applet_proto.h -- the Control Panel's applets (apps/control): an applet is a uikit app shown INSIDE the Control Panel's window instead of in a window of its own. The host (apps/control) makes a shared surface (kapi v35) the size of its pane and starts the applet with the arguments "--applet</w:t>
-      </w:r>
-      <w:r>
-        <w:t xml:space="preserve"> </w:t>
-      </w:r>
-      <w:r>
-        <w:t xml:space="preserve"> </w:t>
-      </w:r>
-      <w:r>
-        <w:t xml:space="preserve">"; the applet's uikit::Root then draws into that surface (uikit/root.cpp, the applet mode); the host copies it into its window when told and sends it the pointer and the keys. Messages over the kernel's mailboxes (kapi v35 / v40, &lt;= 512 bytes), from / to the pids:</w:t>
+        <w:t xml:space="preserve">autostart.h -- SD:/etc/autostart, the programs started at boot (one shell command a line:</w:t>
+      </w:r>
+      <w:r>
+        <w:t xml:space="preserve"> </w:t>
+      </w:r>
+      <w:r>
+        <w:rPr>
+          <w:rStyle w:val="VerbatimChar"/>
+        </w:rPr>
+        <w:t xml:space="preserve">run agenda</w:t>
+      </w:r>
+      <w:r>
+        <w:t xml:space="preserve">,</w:t>
+      </w:r>
+      <w:r>
+        <w:t xml:space="preserve"> </w:t>
+      </w:r>
+      <w:r>
+        <w:rPr>
+          <w:rStyle w:val="VerbatimChar"/>
+        </w:rPr>
+        <w:t xml:space="preserve">keyb FR</w:t>
+      </w:r>
+      <w:r>
+        <w:t xml:space="preserve">,</w:t>
+      </w:r>
+      <w:r>
+        <w:t xml:space="preserve"> </w:t>
+      </w:r>
+      <w:r>
+        <w:rPr>
+          <w:rStyle w:val="VerbatimChar"/>
+        </w:rPr>
+        <w:t xml:space="preserve">preload /boot</w:t>
+      </w:r>
+      <w:r>
+        <w:t xml:space="preserve"> </w:t>
+      </w:r>
+      <w:r>
+        <w:t xml:space="preserve">the last one), as an app that offers "start it at every boot" changes it: a line looked for, a line added where it belongs -- never moved, never removed, every other line kept byte for byte. Setup's held-back lines count: on a card whose first-run wizard has not ended, a line is written "#setup:</w:t>
+      </w:r>
+      <w:r>
+        <w:t xml:space="preserve"> </w:t>
+      </w:r>
+      <w:r>
+        <w:t xml:space="preserve">" and given back by Setup at its end (apps/setup) -- such a line is "there", and a line added after one of them is held back the same way. Used by Notes (View &gt; Show Stickies on the Desktop). C and C++.</w:t>
       </w:r>
     </w:p>
     <w:p>
       <w:pPr>
-        <w:pStyle w:val="SourceCode"/>
-      </w:pPr>
-      <w:r>
-        <w:rPr>
-          <w:rStyle w:val="VerbatimChar"/>
-        </w:rPr>
-        <w:t xml:space="preserve">  applet -&gt; host   AP_HELLO    int w, h: the applet is up (its Root the surface's size)</w:t>
-      </w:r>
-      <w:r>
-        <w:br/>
-      </w:r>
-      <w:r>
-        <w:rPr>
-          <w:rStyle w:val="VerbatimChar"/>
-        </w:rPr>
-        <w:t xml:space="preserve">                   AP_PRESENT  int x, y, w, h: it drew (0 0 0 0: all of it) -- copy it</w:t>
-      </w:r>
-      <w:r>
-        <w:br/>
-      </w:r>
-      <w:r>
-        <w:rPr>
-          <w:rStyle w:val="VerbatimChar"/>
-        </w:rPr>
-        <w:t xml:space="preserve">                   AP_EXIT     it is ending: stop reading the surface</w:t>
-      </w:r>
-      <w:r>
-        <w:br/>
-      </w:r>
-      <w:r>
-        <w:rPr>
-          <w:rStyle w:val="VerbatimChar"/>
-        </w:rPr>
-        <w:t xml:space="preserve">                   AP_THEME    it applied a new theme (SD:/etc/theme.txt): the host takes it</w:t>
-      </w:r>
-      <w:r>
-        <w:br/>
-      </w:r>
-      <w:r>
-        <w:rPr>
-          <w:rStyle w:val="VerbatimChar"/>
-        </w:rPr>
-        <w:t xml:space="preserve">                               and starts the applet again (in the new colours)</w:t>
-      </w:r>
-      <w:r>
-        <w:br/>
-      </w:r>
-      <w:r>
-        <w:rPr>
-          <w:rStyle w:val="VerbatimChar"/>
-        </w:rPr>
-        <w:t xml:space="preserve">  host -&gt; applet   AP_PTR      struct ApPtr: the pointer (a GUI_EVENT_PTR_* event, pane</w:t>
-      </w:r>
-      <w:r>
-        <w:br/>
-      </w:r>
-      <w:r>
-        <w:rPr>
-          <w:rStyle w:val="VerbatimChar"/>
-        </w:rPr>
-        <w:t xml:space="preserve">                               coordinates; x &lt; 0: it left the pane)</w:t>
-      </w:r>
-      <w:r>
-        <w:br/>
-      </w:r>
-      <w:r>
-        <w:rPr>
-          <w:rStyle w:val="VerbatimChar"/>
-        </w:rPr>
-        <w:t xml:space="preserve">                   AP_KEY      struct ApKey: a key typed (a character or a KEY_* code)</w:t>
-      </w:r>
-      <w:r>
-        <w:br/>
-      </w:r>
-      <w:r>
-        <w:rPr>
-          <w:rStyle w:val="VerbatimChar"/>
-        </w:rPr>
-        <w:t xml:space="preserve">                   AP_CLOSE    please end (the user went back to the applets' list)</w:t>
+        <w:pStyle w:val="BodyText"/>
+      </w:pPr>
+      <w:r>
+        <w:t xml:space="preserve">MIT License -- Copyright (c) 2026 Stéphane Wegener and the Onyx contributors. Permission is hereby granted, free of charge, to any person obtaining a copy of this software and associated documentation files (the "Software"), to deal in the Software without restriction, including without limitation the rights to use, copy, modify, merge, publish, distribute, sublicense, and/or sell copies of the Software, and to permit persons to whom the Software is furnished to do so, subject to the following conditions: The above copyright notice and this permission notice shall be included in all copies or substantial portions of the Software. THE SOFTWARE IS PROVIDED "AS IS", WITHOUT WARRANTY OF ANY KIND, EXPRESS OR IMPLIED.</w:t>
       </w:r>
     </w:p>
     <w:p>
       <w:pPr>
-        <w:pStyle w:val="FirstParagraph"/>
-      </w:pPr>
-      <w:r>
-        <w:t xml:space="preserve">The host is the IPC service AP_SERVICE: an applet whose host is gone ends by itself. Another host (Mail, showing Web as its HTML view) adds its own service's name: "--applet</w:t>
-      </w:r>
-      <w:r>
-        <w:t xml:space="preserve"> </w:t>
-      </w:r>
-      <w:r>
-        <w:t xml:space="preserve"> </w:t>
-      </w:r>
-      <w:r>
-        <w:t xml:space="preserve"> </w:t>
-      </w:r>
-      <w:r>
-        <w:t xml:space="preserve">"; its own message types go to the applet's uk_applet_on_message (uikit/root.h; Jet's web view: Apps/jet/webview_proto.h, types 60..79). The surface's frames live as long as either process maps it (kernel v65: its users).</w:t>
+        <w:pStyle w:val="SourceCode"/>
+      </w:pPr>
+      <w:r>
+        <w:rPr>
+          <w:rStyle w:val="PreprocessorTok"/>
+        </w:rPr>
+        <w:t xml:space="preserve">#define AUTOSTART_PATH  </w:t>
+      </w:r>
+      <w:r>
+        <w:rPr>
+          <w:rStyle w:val="StringTok"/>
+        </w:rPr>
+        <w:t xml:space="preserve">"SD:/etc/autostart"</w:t>
+      </w:r>
+      <w:r>
+        <w:br/>
+      </w:r>
+      <w:r>
+        <w:rPr>
+          <w:rStyle w:val="PreprocessorTok"/>
+        </w:rPr>
+        <w:t xml:space="preserve">#define AUTOSTART_MAX   </w:t>
+      </w:r>
+      <w:r>
+        <w:rPr>
+          <w:rStyle w:val="DecValTok"/>
+        </w:rPr>
+        <w:t xml:space="preserve">16384</w:t>
+      </w:r>
+      <w:r>
+        <w:rPr>
+          <w:rStyle w:val="PreprocessorTok"/>
+        </w:rPr>
+        <w:t xml:space="preserve">           </w:t>
+      </w:r>
+      <w:r>
+        <w:rPr>
+          <w:rStyle w:val="CommentTok"/>
+        </w:rPr>
+        <w:t xml:space="preserve">// a bigger file is left alone (never cut)</w:t>
       </w:r>
     </w:p>
     <w:p>
       <w:pPr>
+        <w:pStyle w:val="FirstParagraph"/>
+      </w:pPr>
+      <w:r>
+        <w:t xml:space="preserve">Is</w:t>
+      </w:r>
+      <w:r>
+        <w:t xml:space="preserve"> </w:t>
+      </w:r>
+      <w:r>
+        <w:rPr>
+          <w:rStyle w:val="VerbatimChar"/>
+        </w:rPr>
+        <w:t xml:space="preserve">cmd</w:t>
+      </w:r>
+      <w:r>
+        <w:t xml:space="preserve"> </w:t>
+      </w:r>
+      <w:r>
+        <w:t xml:space="preserve">("run stickies", say) started at boot? A line whose words begin with cmd's words -- blanks before it, more words after it allowed ("run stickies --x") -- either active or held back by Setup ("#setup: run stickies"). A plain comment ("# run stickies") is not. -&gt; 1 there, 0 not (or no file)</w:t>
+      </w:r>
+    </w:p>
+    <w:p>
+      <w:pPr>
         <w:pStyle w:val="SourceCode"/>
       </w:pPr>
       <w:r>
         <w:rPr>
-          <w:rStyle w:val="PreprocessorTok"/>
-        </w:rPr>
-        <w:t xml:space="preserve">#define AP_SERVICE  </w:t>
-      </w:r>
-      <w:r>
-        <w:rPr>
-          <w:rStyle w:val="StringTok"/>
-        </w:rPr>
-        <w:t xml:space="preserve">"control"</w:t>
-      </w:r>
-      <w:r>
-        <w:br/>
-      </w:r>
-      <w:r>
-        <w:br/>
-      </w:r>
-      <w:r>
-        <w:rPr>
-          <w:rStyle w:val="KeywordTok"/>
-        </w:rPr>
-        <w:t xml:space="preserve">enum</w:t>
-      </w:r>
-      <w:r>
-        <w:br/>
-      </w:r>
-      <w:r>
-        <w:rPr>
-          <w:rStyle w:val="OperatorTok"/>
-        </w:rPr>
-        <w:t xml:space="preserve">{</w:t>
-      </w:r>
-      <w:r>
-        <w:br/>
-      </w:r>
-      <w:r>
-        <w:rPr>
-          <w:rStyle w:val="NormalTok"/>
-        </w:rPr>
-        <w:t xml:space="preserve">    AP_HELLO </w:t>
-      </w:r>
-      <w:r>
-        <w:rPr>
-          <w:rStyle w:val="OperatorTok"/>
-        </w:rPr>
-        <w:t xml:space="preserve">=</w:t>
-      </w:r>
-      <w:r>
-        <w:rPr>
-          <w:rStyle w:val="NormalTok"/>
-        </w:rPr>
-        <w:t xml:space="preserve"> </w:t>
-      </w:r>
-      <w:r>
-        <w:rPr>
-          <w:rStyle w:val="DecValTok"/>
-        </w:rPr>
-        <w:t xml:space="preserve">40</w:t>
+          <w:rStyle w:val="DataTypeTok"/>
+        </w:rPr>
+        <w:t xml:space="preserve">int</w:t>
+      </w:r>
+      <w:r>
+        <w:rPr>
+          <w:rStyle w:val="NormalTok"/>
+        </w:rPr>
+        <w:t xml:space="preserve"> autostart_has </w:t>
+      </w:r>
+      <w:r>
+        <w:rPr>
+          <w:rStyle w:val="OperatorTok"/>
+        </w:rPr>
+        <w:t xml:space="preserve">(</w:t>
+      </w:r>
+      <w:r>
+        <w:rPr>
+          <w:rStyle w:val="AttributeTok"/>
+        </w:rPr>
+        <w:t xml:space="preserve">const</w:t>
+      </w:r>
+      <w:r>
+        <w:rPr>
+          <w:rStyle w:val="NormalTok"/>
+        </w:rPr>
+        <w:t xml:space="preserve"> </w:t>
+      </w:r>
+      <w:r>
+        <w:rPr>
+          <w:rStyle w:val="DataTypeTok"/>
+        </w:rPr>
+        <w:t xml:space="preserve">char</w:t>
+      </w:r>
+      <w:r>
+        <w:rPr>
+          <w:rStyle w:val="NormalTok"/>
+        </w:rPr>
+        <w:t xml:space="preserve"> </w:t>
+      </w:r>
+      <w:r>
+        <w:rPr>
+          <w:rStyle w:val="OperatorTok"/>
+        </w:rPr>
+        <w:t xml:space="preserve">*</w:t>
+      </w:r>
+      <w:r>
+        <w:rPr>
+          <w:rStyle w:val="NormalTok"/>
+        </w:rPr>
+        <w:t xml:space="preserve">cmd</w:t>
+      </w:r>
+      <w:r>
+        <w:rPr>
+          <w:rStyle w:val="OperatorTok"/>
+        </w:rPr>
+        <w:t xml:space="preserve">);</w:t>
+      </w:r>
+    </w:p>
+    <w:p>
+      <w:pPr>
+        <w:pStyle w:val="FirstParagraph"/>
+      </w:pPr>
+      <w:r>
+        <w:t xml:space="preserve">Make sure</w:t>
+      </w:r>
+      <w:r>
+        <w:t xml:space="preserve"> </w:t>
+      </w:r>
+      <w:r>
+        <w:rPr>
+          <w:rStyle w:val="VerbatimChar"/>
+        </w:rPr>
+        <w:t xml:space="preserve">cmd</w:t>
+      </w:r>
+      <w:r>
+        <w:t xml:space="preserve"> </w:t>
+      </w:r>
+      <w:r>
+        <w:t xml:space="preserve">is started at boot. Nothing written when autostart_has (cmd). Else the line</w:t>
+      </w:r>
+      <w:r>
+        <w:t xml:space="preserve"> </w:t>
+      </w:r>
+      <w:r>
+        <w:rPr>
+          <w:rStyle w:val="VerbatimChar"/>
+        </w:rPr>
+        <w:t xml:space="preserve">cmd</w:t>
+      </w:r>
+      <w:r>
+        <w:t xml:space="preserve">, after the comment line</w:t>
+      </w:r>
+      <w:r>
+        <w:t xml:space="preserve"> </w:t>
+      </w:r>
+      <w:r>
+        <w:rPr>
+          <w:rStyle w:val="VerbatimChar"/>
+        </w:rPr>
+        <w:t xml:space="preserve">comment</w:t>
+      </w:r>
+      <w:r>
+        <w:t xml:space="preserve"> </w:t>
+      </w:r>
+      <w:r>
+        <w:t xml:space="preserve">("# ...", or 0: none), is INSERTED: right after the first line whose command starts with the words</w:t>
+      </w:r>
+      <w:r>
+        <w:t xml:space="preserve"> </w:t>
+      </w:r>
+      <w:r>
+        <w:rPr>
+          <w:rStyle w:val="VerbatimChar"/>
+        </w:rPr>
+        <w:t xml:space="preserve">after</w:t>
+      </w:r>
+      <w:r>
+        <w:t xml:space="preserve"> </w:t>
+      </w:r>
+      <w:r>
+        <w:t xml:space="preserve">(e.g. "run agenda"; 0: no such rule) -- with that line's "#setup: " when it has one (held back as it is); else just before the first</w:t>
+      </w:r>
+      <w:r>
+        <w:t xml:space="preserve"> </w:t>
+      </w:r>
+      <w:r>
+        <w:rPr>
+          <w:rStyle w:val="VerbatimChar"/>
+        </w:rPr>
+        <w:t xml:space="preserve">preload</w:t>
+      </w:r>
+      <w:r>
+        <w:t xml:space="preserve"> </w:t>
+      </w:r>
+      <w:r>
+        <w:t xml:space="preserve">line (it stays the last); else at the end (no file: a new one). -&gt; 1 already there, 2 added, 0 not written (the file too big, the write failed)</w:t>
+      </w:r>
+    </w:p>
+    <w:p>
+      <w:pPr>
+        <w:pStyle w:val="SourceCode"/>
+      </w:pPr>
+      <w:r>
+        <w:rPr>
+          <w:rStyle w:val="DataTypeTok"/>
+        </w:rPr>
+        <w:t xml:space="preserve">int</w:t>
+      </w:r>
+      <w:r>
+        <w:rPr>
+          <w:rStyle w:val="NormalTok"/>
+        </w:rPr>
+        <w:t xml:space="preserve"> autostart_ensure </w:t>
+      </w:r>
+      <w:r>
+        <w:rPr>
+          <w:rStyle w:val="OperatorTok"/>
+        </w:rPr>
+        <w:t xml:space="preserve">(</w:t>
+      </w:r>
+      <w:r>
+        <w:rPr>
+          <w:rStyle w:val="AttributeTok"/>
+        </w:rPr>
+        <w:t xml:space="preserve">const</w:t>
+      </w:r>
+      <w:r>
+        <w:rPr>
+          <w:rStyle w:val="NormalTok"/>
+        </w:rPr>
+        <w:t xml:space="preserve"> </w:t>
+      </w:r>
+      <w:r>
+        <w:rPr>
+          <w:rStyle w:val="DataTypeTok"/>
+        </w:rPr>
+        <w:t xml:space="preserve">char</w:t>
+      </w:r>
+      <w:r>
+        <w:rPr>
+          <w:rStyle w:val="NormalTok"/>
+        </w:rPr>
+        <w:t xml:space="preserve"> </w:t>
+      </w:r>
+      <w:r>
+        <w:rPr>
+          <w:rStyle w:val="OperatorTok"/>
+        </w:rPr>
+        <w:t xml:space="preserve">*</w:t>
+      </w:r>
+      <w:r>
+        <w:rPr>
+          <w:rStyle w:val="NormalTok"/>
+        </w:rPr>
+        <w:t xml:space="preserve">cmd</w:t>
       </w:r>
       <w:r>
         <w:rPr>
@@ -17804,25 +18086,43 @@
         <w:rPr>
           <w:rStyle w:val="NormalTok"/>
         </w:rPr>
-        <w:t xml:space="preserve"> AP_PRESENT </w:t>
-      </w:r>
-      <w:r>
-        <w:rPr>
-          <w:rStyle w:val="OperatorTok"/>
-        </w:rPr>
-        <w:t xml:space="preserve">=</w:t>
-      </w:r>
-      <w:r>
-        <w:rPr>
-          <w:rStyle w:val="NormalTok"/>
-        </w:rPr>
-        <w:t xml:space="preserve"> </w:t>
-      </w:r>
-      <w:r>
-        <w:rPr>
-          <w:rStyle w:val="DecValTok"/>
-        </w:rPr>
-        <w:t xml:space="preserve">41</w:t>
+        <w:t xml:space="preserve"> </w:t>
+      </w:r>
+      <w:r>
+        <w:rPr>
+          <w:rStyle w:val="AttributeTok"/>
+        </w:rPr>
+        <w:t xml:space="preserve">const</w:t>
+      </w:r>
+      <w:r>
+        <w:rPr>
+          <w:rStyle w:val="NormalTok"/>
+        </w:rPr>
+        <w:t xml:space="preserve"> </w:t>
+      </w:r>
+      <w:r>
+        <w:rPr>
+          <w:rStyle w:val="DataTypeTok"/>
+        </w:rPr>
+        <w:t xml:space="preserve">char</w:t>
+      </w:r>
+      <w:r>
+        <w:rPr>
+          <w:rStyle w:val="NormalTok"/>
+        </w:rPr>
+        <w:t xml:space="preserve"> </w:t>
+      </w:r>
+      <w:r>
+        <w:rPr>
+          <w:rStyle w:val="OperatorTok"/>
+        </w:rPr>
+        <w:t xml:space="preserve">*</w:t>
+      </w:r>
+      <w:r>
+        <w:rPr>
+          <w:rStyle w:val="NormalTok"/>
+        </w:rPr>
+        <w:t xml:space="preserve">after</w:t>
       </w:r>
       <w:r>
         <w:rPr>
@@ -17834,361 +18134,643 @@
         <w:rPr>
           <w:rStyle w:val="NormalTok"/>
         </w:rPr>
-        <w:t xml:space="preserve"> AP_EXIT </w:t>
-      </w:r>
-      <w:r>
-        <w:rPr>
-          <w:rStyle w:val="OperatorTok"/>
-        </w:rPr>
-        <w:t xml:space="preserve">=</w:t>
-      </w:r>
-      <w:r>
-        <w:rPr>
-          <w:rStyle w:val="NormalTok"/>
-        </w:rPr>
-        <w:t xml:space="preserve"> </w:t>
-      </w:r>
-      <w:r>
-        <w:rPr>
-          <w:rStyle w:val="DecValTok"/>
-        </w:rPr>
-        <w:t xml:space="preserve">42</w:t>
-      </w:r>
-      <w:r>
-        <w:rPr>
-          <w:rStyle w:val="OperatorTok"/>
-        </w:rPr>
-        <w:t xml:space="preserve">,</w:t>
-      </w:r>
-      <w:r>
-        <w:rPr>
-          <w:rStyle w:val="NormalTok"/>
-        </w:rPr>
-        <w:t xml:space="preserve"> AP_THEME </w:t>
-      </w:r>
-      <w:r>
-        <w:rPr>
-          <w:rStyle w:val="OperatorTok"/>
-        </w:rPr>
-        <w:t xml:space="preserve">=</w:t>
-      </w:r>
-      <w:r>
-        <w:rPr>
-          <w:rStyle w:val="NormalTok"/>
-        </w:rPr>
-        <w:t xml:space="preserve"> </w:t>
-      </w:r>
-      <w:r>
-        <w:rPr>
-          <w:rStyle w:val="DecValTok"/>
-        </w:rPr>
-        <w:t xml:space="preserve">43</w:t>
-      </w:r>
-      <w:r>
-        <w:rPr>
-          <w:rStyle w:val="OperatorTok"/>
-        </w:rPr>
-        <w:t xml:space="preserve">,</w:t>
-      </w:r>
-      <w:r>
-        <w:br/>
-      </w:r>
-      <w:r>
-        <w:rPr>
-          <w:rStyle w:val="NormalTok"/>
-        </w:rPr>
-        <w:t xml:space="preserve">    AP_PTR </w:t>
-      </w:r>
-      <w:r>
-        <w:rPr>
-          <w:rStyle w:val="OperatorTok"/>
-        </w:rPr>
-        <w:t xml:space="preserve">=</w:t>
-      </w:r>
-      <w:r>
-        <w:rPr>
-          <w:rStyle w:val="NormalTok"/>
-        </w:rPr>
-        <w:t xml:space="preserve"> </w:t>
-      </w:r>
-      <w:r>
-        <w:rPr>
-          <w:rStyle w:val="DecValTok"/>
-        </w:rPr>
-        <w:t xml:space="preserve">50</w:t>
-      </w:r>
-      <w:r>
-        <w:rPr>
-          <w:rStyle w:val="OperatorTok"/>
-        </w:rPr>
-        <w:t xml:space="preserve">,</w:t>
-      </w:r>
-      <w:r>
-        <w:rPr>
-          <w:rStyle w:val="NormalTok"/>
-        </w:rPr>
-        <w:t xml:space="preserve"> AP_KEY </w:t>
-      </w:r>
-      <w:r>
-        <w:rPr>
-          <w:rStyle w:val="OperatorTok"/>
-        </w:rPr>
-        <w:t xml:space="preserve">=</w:t>
-      </w:r>
-      <w:r>
-        <w:rPr>
-          <w:rStyle w:val="NormalTok"/>
-        </w:rPr>
-        <w:t xml:space="preserve"> </w:t>
-      </w:r>
-      <w:r>
-        <w:rPr>
-          <w:rStyle w:val="DecValTok"/>
-        </w:rPr>
-        <w:t xml:space="preserve">51</w:t>
-      </w:r>
-      <w:r>
-        <w:rPr>
-          <w:rStyle w:val="OperatorTok"/>
-        </w:rPr>
-        <w:t xml:space="preserve">,</w:t>
-      </w:r>
-      <w:r>
-        <w:rPr>
-          <w:rStyle w:val="NormalTok"/>
-        </w:rPr>
-        <w:t xml:space="preserve"> AP_CLOSE </w:t>
-      </w:r>
-      <w:r>
-        <w:rPr>
-          <w:rStyle w:val="OperatorTok"/>
-        </w:rPr>
-        <w:t xml:space="preserve">=</w:t>
-      </w:r>
-      <w:r>
-        <w:rPr>
-          <w:rStyle w:val="NormalTok"/>
-        </w:rPr>
-        <w:t xml:space="preserve"> </w:t>
-      </w:r>
-      <w:r>
-        <w:rPr>
-          <w:rStyle w:val="DecValTok"/>
-        </w:rPr>
-        <w:t xml:space="preserve">52</w:t>
-      </w:r>
-      <w:r>
-        <w:br/>
-      </w:r>
-      <w:r>
-        <w:rPr>
-          <w:rStyle w:val="OperatorTok"/>
-        </w:rPr>
-        <w:t xml:space="preserve">};</w:t>
-      </w:r>
-      <w:r>
-        <w:br/>
-      </w:r>
-      <w:r>
-        <w:br/>
-      </w:r>
-      <w:r>
-        <w:rPr>
-          <w:rStyle w:val="KeywordTok"/>
-        </w:rPr>
-        <w:t xml:space="preserve">struct</w:t>
-      </w:r>
-      <w:r>
-        <w:rPr>
-          <w:rStyle w:val="NormalTok"/>
-        </w:rPr>
-        <w:t xml:space="preserve"> ApPtr </w:t>
-      </w:r>
-      <w:r>
-        <w:rPr>
-          <w:rStyle w:val="OperatorTok"/>
-        </w:rPr>
-        <w:t xml:space="preserve">{</w:t>
-      </w:r>
-      <w:r>
-        <w:rPr>
-          <w:rStyle w:val="NormalTok"/>
-        </w:rPr>
-        <w:t xml:space="preserve"> </w:t>
-      </w:r>
-      <w:r>
-        <w:rPr>
-          <w:rStyle w:val="DataTypeTok"/>
-        </w:rPr>
-        <w:t xml:space="preserve">int</w:t>
-      </w:r>
-      <w:r>
-        <w:rPr>
-          <w:rStyle w:val="NormalTok"/>
-        </w:rPr>
-        <w:t xml:space="preserve"> event</w:t>
-      </w:r>
-      <w:r>
-        <w:rPr>
-          <w:rStyle w:val="OperatorTok"/>
-        </w:rPr>
-        <w:t xml:space="preserve">,</w:t>
-      </w:r>
-      <w:r>
-        <w:rPr>
-          <w:rStyle w:val="NormalTok"/>
-        </w:rPr>
-        <w:t xml:space="preserve"> x</w:t>
-      </w:r>
-      <w:r>
-        <w:rPr>
-          <w:rStyle w:val="OperatorTok"/>
-        </w:rPr>
-        <w:t xml:space="preserve">,</w:t>
-      </w:r>
-      <w:r>
-        <w:rPr>
-          <w:rStyle w:val="NormalTok"/>
-        </w:rPr>
-        <w:t xml:space="preserve"> y</w:t>
-      </w:r>
-      <w:r>
-        <w:rPr>
-          <w:rStyle w:val="OperatorTok"/>
-        </w:rPr>
-        <w:t xml:space="preserve">,</w:t>
-      </w:r>
-      <w:r>
-        <w:rPr>
-          <w:rStyle w:val="NormalTok"/>
-        </w:rPr>
-        <w:t xml:space="preserve"> buttons</w:t>
-      </w:r>
-      <w:r>
-        <w:rPr>
-          <w:rStyle w:val="OperatorTok"/>
-        </w:rPr>
-        <w:t xml:space="preserve">,</w:t>
-      </w:r>
-      <w:r>
-        <w:rPr>
-          <w:rStyle w:val="NormalTok"/>
-        </w:rPr>
-        <w:t xml:space="preserve"> changed</w:t>
-      </w:r>
-      <w:r>
-        <w:rPr>
-          <w:rStyle w:val="OperatorTok"/>
-        </w:rPr>
-        <w:t xml:space="preserve">,</w:t>
-      </w:r>
-      <w:r>
-        <w:rPr>
-          <w:rStyle w:val="NormalTok"/>
-        </w:rPr>
-        <w:t xml:space="preserve"> wheel</w:t>
-      </w:r>
-      <w:r>
-        <w:rPr>
-          <w:rStyle w:val="OperatorTok"/>
-        </w:rPr>
-        <w:t xml:space="preserve">;</w:t>
-      </w:r>
-      <w:r>
-        <w:rPr>
-          <w:rStyle w:val="NormalTok"/>
-        </w:rPr>
-        <w:t xml:space="preserve"> </w:t>
-      </w:r>
-      <w:r>
-        <w:rPr>
-          <w:rStyle w:val="OperatorTok"/>
-        </w:rPr>
-        <w:t xml:space="preserve">};</w:t>
-      </w:r>
-      <w:r>
-        <w:br/>
-      </w:r>
-      <w:r>
-        <w:rPr>
-          <w:rStyle w:val="KeywordTok"/>
-        </w:rPr>
-        <w:t xml:space="preserve">struct</w:t>
-      </w:r>
-      <w:r>
-        <w:rPr>
-          <w:rStyle w:val="NormalTok"/>
-        </w:rPr>
-        <w:t xml:space="preserve"> ApKey </w:t>
-      </w:r>
-      <w:r>
-        <w:rPr>
-          <w:rStyle w:val="OperatorTok"/>
-        </w:rPr>
-        <w:t xml:space="preserve">{</w:t>
-      </w:r>
-      <w:r>
-        <w:rPr>
-          <w:rStyle w:val="NormalTok"/>
-        </w:rPr>
-        <w:t xml:space="preserve"> </w:t>
-      </w:r>
-      <w:r>
-        <w:rPr>
-          <w:rStyle w:val="DataTypeTok"/>
-        </w:rPr>
-        <w:t xml:space="preserve">int</w:t>
-      </w:r>
-      <w:r>
-        <w:rPr>
-          <w:rStyle w:val="NormalTok"/>
-        </w:rPr>
-        <w:t xml:space="preserve"> key</w:t>
-      </w:r>
-      <w:r>
-        <w:rPr>
-          <w:rStyle w:val="OperatorTok"/>
-        </w:rPr>
-        <w:t xml:space="preserve">;</w:t>
-      </w:r>
-      <w:r>
-        <w:rPr>
-          <w:rStyle w:val="NormalTok"/>
-        </w:rPr>
-        <w:t xml:space="preserve"> </w:t>
-      </w:r>
-      <w:r>
-        <w:rPr>
-          <w:rStyle w:val="DataTypeTok"/>
-        </w:rPr>
-        <w:t xml:space="preserve">unsigned</w:t>
-      </w:r>
-      <w:r>
-        <w:rPr>
-          <w:rStyle w:val="NormalTok"/>
-        </w:rPr>
-        <w:t xml:space="preserve"> mods</w:t>
-      </w:r>
-      <w:r>
-        <w:rPr>
-          <w:rStyle w:val="OperatorTok"/>
-        </w:rPr>
-        <w:t xml:space="preserve">;</w:t>
-      </w:r>
-      <w:r>
-        <w:rPr>
-          <w:rStyle w:val="NormalTok"/>
-        </w:rPr>
-        <w:t xml:space="preserve"> </w:t>
-      </w:r>
-      <w:r>
-        <w:rPr>
-          <w:rStyle w:val="OperatorTok"/>
-        </w:rPr>
-        <w:t xml:space="preserve">};</w:t>
+        <w:t xml:space="preserve"> </w:t>
+      </w:r>
+      <w:r>
+        <w:rPr>
+          <w:rStyle w:val="AttributeTok"/>
+        </w:rPr>
+        <w:t xml:space="preserve">const</w:t>
+      </w:r>
+      <w:r>
+        <w:rPr>
+          <w:rStyle w:val="NormalTok"/>
+        </w:rPr>
+        <w:t xml:space="preserve"> </w:t>
+      </w:r>
+      <w:r>
+        <w:rPr>
+          <w:rStyle w:val="DataTypeTok"/>
+        </w:rPr>
+        <w:t xml:space="preserve">char</w:t>
+      </w:r>
+      <w:r>
+        <w:rPr>
+          <w:rStyle w:val="NormalTok"/>
+        </w:rPr>
+        <w:t xml:space="preserve"> </w:t>
+      </w:r>
+      <w:r>
+        <w:rPr>
+          <w:rStyle w:val="OperatorTok"/>
+        </w:rPr>
+        <w:t xml:space="preserve">*</w:t>
+      </w:r>
+      <w:r>
+        <w:rPr>
+          <w:rStyle w:val="NormalTok"/>
+        </w:rPr>
+        <w:t xml:space="preserve">comment</w:t>
+      </w:r>
+      <w:r>
+        <w:rPr>
+          <w:rStyle w:val="OperatorTok"/>
+        </w:rPr>
+        <w:t xml:space="preserve">);</w:t>
       </w:r>
     </w:p>
     <w:bookmarkEnd w:id="44"/>
+    <w:bookmarkStart w:id="45" w:name="systemkitapplet_protoh"/>
+    <w:p>
+      <w:pPr>
+        <w:pStyle w:val="Heading2"/>
+      </w:pPr>
+      <w:r>
+        <w:rPr>
+          <w:rStyle w:val="VerbatimChar"/>
+        </w:rPr>
+        <w:t xml:space="preserve">systemkit/applet_proto.h</w:t>
+      </w:r>
+    </w:p>
+    <w:p>
+      <w:pPr>
+        <w:pStyle w:val="FirstParagraph"/>
+      </w:pPr>
+      <w:r>
+        <w:t xml:space="preserve">applet_proto.h -- the Control Panel's applets (apps/control): an applet is a uikit app shown INSIDE the Control Panel's window instead of in a window of its own. The host (apps/control) makes a shared surface (kapi v35) the size of its pane and starts the applet with the arguments "--applet</w:t>
+      </w:r>
+      <w:r>
+        <w:t xml:space="preserve"> </w:t>
+      </w:r>
+      <w:r>
+        <w:t xml:space="preserve"> </w:t>
+      </w:r>
+      <w:r>
+        <w:t xml:space="preserve">"; the applet's uikit::Root then draws into that surface (uikit/root.cpp, the applet mode); the host copies it into its window when told and sends it the pointer and the keys. Messages over the kernel's mailboxes (kapi v35 / v40, &lt;= 512 bytes), from / to the pids:</w:t>
+      </w:r>
+    </w:p>
+    <w:p>
+      <w:pPr>
+        <w:pStyle w:val="SourceCode"/>
+      </w:pPr>
+      <w:r>
+        <w:rPr>
+          <w:rStyle w:val="VerbatimChar"/>
+        </w:rPr>
+        <w:t xml:space="preserve">  applet -&gt; host   AP_HELLO    int w, h: the applet is up (its Root the surface's size)</w:t>
+      </w:r>
+      <w:r>
+        <w:br/>
+      </w:r>
+      <w:r>
+        <w:rPr>
+          <w:rStyle w:val="VerbatimChar"/>
+        </w:rPr>
+        <w:t xml:space="preserve">                   AP_PRESENT  int x, y, w, h: it drew (0 0 0 0: all of it) -- copy it</w:t>
+      </w:r>
+      <w:r>
+        <w:br/>
+      </w:r>
+      <w:r>
+        <w:rPr>
+          <w:rStyle w:val="VerbatimChar"/>
+        </w:rPr>
+        <w:t xml:space="preserve">                   AP_EXIT     it is ending: stop reading the surface</w:t>
+      </w:r>
+      <w:r>
+        <w:br/>
+      </w:r>
+      <w:r>
+        <w:rPr>
+          <w:rStyle w:val="VerbatimChar"/>
+        </w:rPr>
+        <w:t xml:space="preserve">                   AP_THEME    it applied a new theme (SD:/etc/theme.txt): the host takes it</w:t>
+      </w:r>
+      <w:r>
+        <w:br/>
+      </w:r>
+      <w:r>
+        <w:rPr>
+          <w:rStyle w:val="VerbatimChar"/>
+        </w:rPr>
+        <w:t xml:space="preserve">                               and starts the applet again (in the new colours)</w:t>
+      </w:r>
+      <w:r>
+        <w:br/>
+      </w:r>
+      <w:r>
+        <w:rPr>
+          <w:rStyle w:val="VerbatimChar"/>
+        </w:rPr>
+        <w:t xml:space="preserve">  host -&gt; applet   AP_PTR      struct ApPtr: the pointer (a GUI_EVENT_PTR_* event, pane</w:t>
+      </w:r>
+      <w:r>
+        <w:br/>
+      </w:r>
+      <w:r>
+        <w:rPr>
+          <w:rStyle w:val="VerbatimChar"/>
+        </w:rPr>
+        <w:t xml:space="preserve">                               coordinates; x &lt; 0: it left the pane)</w:t>
+      </w:r>
+      <w:r>
+        <w:br/>
+      </w:r>
+      <w:r>
+        <w:rPr>
+          <w:rStyle w:val="VerbatimChar"/>
+        </w:rPr>
+        <w:t xml:space="preserve">                   AP_KEY      struct ApKey: a key typed (a character or a KEY_* code)</w:t>
+      </w:r>
+      <w:r>
+        <w:br/>
+      </w:r>
+      <w:r>
+        <w:rPr>
+          <w:rStyle w:val="VerbatimChar"/>
+        </w:rPr>
+        <w:t xml:space="preserve">                   AP_CLOSE    please end (the user went back to the applets' list)</w:t>
+      </w:r>
+    </w:p>
+    <w:p>
+      <w:pPr>
+        <w:pStyle w:val="FirstParagraph"/>
+      </w:pPr>
+      <w:r>
+        <w:t xml:space="preserve">The host is the IPC service AP_SERVICE: an applet whose host is gone ends by itself. Another host (Mail, showing Web as its HTML view) adds its own service's name: "--applet</w:t>
+      </w:r>
+      <w:r>
+        <w:t xml:space="preserve"> </w:t>
+      </w:r>
+      <w:r>
+        <w:t xml:space="preserve"> </w:t>
+      </w:r>
+      <w:r>
+        <w:t xml:space="preserve"> </w:t>
+      </w:r>
+      <w:r>
+        <w:t xml:space="preserve">"; its own message types go to the applet's uk_applet_on_message (uikit/root.h; Jet's web view: Apps/jet/webview_proto.h, types 60..79). The surface's frames live as long as either process maps it (kernel v65: its users).</w:t>
+      </w:r>
+    </w:p>
+    <w:p>
+      <w:pPr>
+        <w:pStyle w:val="SourceCode"/>
+      </w:pPr>
+      <w:r>
+        <w:rPr>
+          <w:rStyle w:val="PreprocessorTok"/>
+        </w:rPr>
+        <w:t xml:space="preserve">#define AP_SERVICE  </w:t>
+      </w:r>
+      <w:r>
+        <w:rPr>
+          <w:rStyle w:val="StringTok"/>
+        </w:rPr>
+        <w:t xml:space="preserve">"control"</w:t>
+      </w:r>
+      <w:r>
+        <w:br/>
+      </w:r>
+      <w:r>
+        <w:br/>
+      </w:r>
+      <w:r>
+        <w:rPr>
+          <w:rStyle w:val="KeywordTok"/>
+        </w:rPr>
+        <w:t xml:space="preserve">enum</w:t>
+      </w:r>
+      <w:r>
+        <w:br/>
+      </w:r>
+      <w:r>
+        <w:rPr>
+          <w:rStyle w:val="OperatorTok"/>
+        </w:rPr>
+        <w:t xml:space="preserve">{</w:t>
+      </w:r>
+      <w:r>
+        <w:br/>
+      </w:r>
+      <w:r>
+        <w:rPr>
+          <w:rStyle w:val="NormalTok"/>
+        </w:rPr>
+        <w:t xml:space="preserve">    AP_HELLO </w:t>
+      </w:r>
+      <w:r>
+        <w:rPr>
+          <w:rStyle w:val="OperatorTok"/>
+        </w:rPr>
+        <w:t xml:space="preserve">=</w:t>
+      </w:r>
+      <w:r>
+        <w:rPr>
+          <w:rStyle w:val="NormalTok"/>
+        </w:rPr>
+        <w:t xml:space="preserve"> </w:t>
+      </w:r>
+      <w:r>
+        <w:rPr>
+          <w:rStyle w:val="DecValTok"/>
+        </w:rPr>
+        <w:t xml:space="preserve">40</w:t>
+      </w:r>
+      <w:r>
+        <w:rPr>
+          <w:rStyle w:val="OperatorTok"/>
+        </w:rPr>
+        <w:t xml:space="preserve">,</w:t>
+      </w:r>
+      <w:r>
+        <w:rPr>
+          <w:rStyle w:val="NormalTok"/>
+        </w:rPr>
+        <w:t xml:space="preserve"> AP_PRESENT </w:t>
+      </w:r>
+      <w:r>
+        <w:rPr>
+          <w:rStyle w:val="OperatorTok"/>
+        </w:rPr>
+        <w:t xml:space="preserve">=</w:t>
+      </w:r>
+      <w:r>
+        <w:rPr>
+          <w:rStyle w:val="NormalTok"/>
+        </w:rPr>
+        <w:t xml:space="preserve"> </w:t>
+      </w:r>
+      <w:r>
+        <w:rPr>
+          <w:rStyle w:val="DecValTok"/>
+        </w:rPr>
+        <w:t xml:space="preserve">41</w:t>
+      </w:r>
+      <w:r>
+        <w:rPr>
+          <w:rStyle w:val="OperatorTok"/>
+        </w:rPr>
+        <w:t xml:space="preserve">,</w:t>
+      </w:r>
+      <w:r>
+        <w:rPr>
+          <w:rStyle w:val="NormalTok"/>
+        </w:rPr>
+        <w:t xml:space="preserve"> AP_EXIT </w:t>
+      </w:r>
+      <w:r>
+        <w:rPr>
+          <w:rStyle w:val="OperatorTok"/>
+        </w:rPr>
+        <w:t xml:space="preserve">=</w:t>
+      </w:r>
+      <w:r>
+        <w:rPr>
+          <w:rStyle w:val="NormalTok"/>
+        </w:rPr>
+        <w:t xml:space="preserve"> </w:t>
+      </w:r>
+      <w:r>
+        <w:rPr>
+          <w:rStyle w:val="DecValTok"/>
+        </w:rPr>
+        <w:t xml:space="preserve">42</w:t>
+      </w:r>
+      <w:r>
+        <w:rPr>
+          <w:rStyle w:val="OperatorTok"/>
+        </w:rPr>
+        <w:t xml:space="preserve">,</w:t>
+      </w:r>
+      <w:r>
+        <w:rPr>
+          <w:rStyle w:val="NormalTok"/>
+        </w:rPr>
+        <w:t xml:space="preserve"> AP_THEME </w:t>
+      </w:r>
+      <w:r>
+        <w:rPr>
+          <w:rStyle w:val="OperatorTok"/>
+        </w:rPr>
+        <w:t xml:space="preserve">=</w:t>
+      </w:r>
+      <w:r>
+        <w:rPr>
+          <w:rStyle w:val="NormalTok"/>
+        </w:rPr>
+        <w:t xml:space="preserve"> </w:t>
+      </w:r>
+      <w:r>
+        <w:rPr>
+          <w:rStyle w:val="DecValTok"/>
+        </w:rPr>
+        <w:t xml:space="preserve">43</w:t>
+      </w:r>
+      <w:r>
+        <w:rPr>
+          <w:rStyle w:val="OperatorTok"/>
+        </w:rPr>
+        <w:t xml:space="preserve">,</w:t>
+      </w:r>
+      <w:r>
+        <w:br/>
+      </w:r>
+      <w:r>
+        <w:rPr>
+          <w:rStyle w:val="NormalTok"/>
+        </w:rPr>
+        <w:t xml:space="preserve">    AP_PTR </w:t>
+      </w:r>
+      <w:r>
+        <w:rPr>
+          <w:rStyle w:val="OperatorTok"/>
+        </w:rPr>
+        <w:t xml:space="preserve">=</w:t>
+      </w:r>
+      <w:r>
+        <w:rPr>
+          <w:rStyle w:val="NormalTok"/>
+        </w:rPr>
+        <w:t xml:space="preserve"> </w:t>
+      </w:r>
+      <w:r>
+        <w:rPr>
+          <w:rStyle w:val="DecValTok"/>
+        </w:rPr>
+        <w:t xml:space="preserve">50</w:t>
+      </w:r>
+      <w:r>
+        <w:rPr>
+          <w:rStyle w:val="OperatorTok"/>
+        </w:rPr>
+        <w:t xml:space="preserve">,</w:t>
+      </w:r>
+      <w:r>
+        <w:rPr>
+          <w:rStyle w:val="NormalTok"/>
+        </w:rPr>
+        <w:t xml:space="preserve"> AP_KEY </w:t>
+      </w:r>
+      <w:r>
+        <w:rPr>
+          <w:rStyle w:val="OperatorTok"/>
+        </w:rPr>
+        <w:t xml:space="preserve">=</w:t>
+      </w:r>
+      <w:r>
+        <w:rPr>
+          <w:rStyle w:val="NormalTok"/>
+        </w:rPr>
+        <w:t xml:space="preserve"> </w:t>
+      </w:r>
+      <w:r>
+        <w:rPr>
+          <w:rStyle w:val="DecValTok"/>
+        </w:rPr>
+        <w:t xml:space="preserve">51</w:t>
+      </w:r>
+      <w:r>
+        <w:rPr>
+          <w:rStyle w:val="OperatorTok"/>
+        </w:rPr>
+        <w:t xml:space="preserve">,</w:t>
+      </w:r>
+      <w:r>
+        <w:rPr>
+          <w:rStyle w:val="NormalTok"/>
+        </w:rPr>
+        <w:t xml:space="preserve"> AP_CLOSE </w:t>
+      </w:r>
+      <w:r>
+        <w:rPr>
+          <w:rStyle w:val="OperatorTok"/>
+        </w:rPr>
+        <w:t xml:space="preserve">=</w:t>
+      </w:r>
+      <w:r>
+        <w:rPr>
+          <w:rStyle w:val="NormalTok"/>
+        </w:rPr>
+        <w:t xml:space="preserve"> </w:t>
+      </w:r>
+      <w:r>
+        <w:rPr>
+          <w:rStyle w:val="DecValTok"/>
+        </w:rPr>
+        <w:t xml:space="preserve">52</w:t>
+      </w:r>
+      <w:r>
+        <w:br/>
+      </w:r>
+      <w:r>
+        <w:rPr>
+          <w:rStyle w:val="OperatorTok"/>
+        </w:rPr>
+        <w:t xml:space="preserve">};</w:t>
+      </w:r>
+      <w:r>
+        <w:br/>
+      </w:r>
+      <w:r>
+        <w:br/>
+      </w:r>
+      <w:r>
+        <w:rPr>
+          <w:rStyle w:val="KeywordTok"/>
+        </w:rPr>
+        <w:t xml:space="preserve">struct</w:t>
+      </w:r>
+      <w:r>
+        <w:rPr>
+          <w:rStyle w:val="NormalTok"/>
+        </w:rPr>
+        <w:t xml:space="preserve"> ApPtr </w:t>
+      </w:r>
+      <w:r>
+        <w:rPr>
+          <w:rStyle w:val="OperatorTok"/>
+        </w:rPr>
+        <w:t xml:space="preserve">{</w:t>
+      </w:r>
+      <w:r>
+        <w:rPr>
+          <w:rStyle w:val="NormalTok"/>
+        </w:rPr>
+        <w:t xml:space="preserve"> </w:t>
+      </w:r>
+      <w:r>
+        <w:rPr>
+          <w:rStyle w:val="DataTypeTok"/>
+        </w:rPr>
+        <w:t xml:space="preserve">int</w:t>
+      </w:r>
+      <w:r>
+        <w:rPr>
+          <w:rStyle w:val="NormalTok"/>
+        </w:rPr>
+        <w:t xml:space="preserve"> event</w:t>
+      </w:r>
+      <w:r>
+        <w:rPr>
+          <w:rStyle w:val="OperatorTok"/>
+        </w:rPr>
+        <w:t xml:space="preserve">,</w:t>
+      </w:r>
+      <w:r>
+        <w:rPr>
+          <w:rStyle w:val="NormalTok"/>
+        </w:rPr>
+        <w:t xml:space="preserve"> x</w:t>
+      </w:r>
+      <w:r>
+        <w:rPr>
+          <w:rStyle w:val="OperatorTok"/>
+        </w:rPr>
+        <w:t xml:space="preserve">,</w:t>
+      </w:r>
+      <w:r>
+        <w:rPr>
+          <w:rStyle w:val="NormalTok"/>
+        </w:rPr>
+        <w:t xml:space="preserve"> y</w:t>
+      </w:r>
+      <w:r>
+        <w:rPr>
+          <w:rStyle w:val="OperatorTok"/>
+        </w:rPr>
+        <w:t xml:space="preserve">,</w:t>
+      </w:r>
+      <w:r>
+        <w:rPr>
+          <w:rStyle w:val="NormalTok"/>
+        </w:rPr>
+        <w:t xml:space="preserve"> buttons</w:t>
+      </w:r>
+      <w:r>
+        <w:rPr>
+          <w:rStyle w:val="OperatorTok"/>
+        </w:rPr>
+        <w:t xml:space="preserve">,</w:t>
+      </w:r>
+      <w:r>
+        <w:rPr>
+          <w:rStyle w:val="NormalTok"/>
+        </w:rPr>
+        <w:t xml:space="preserve"> changed</w:t>
+      </w:r>
+      <w:r>
+        <w:rPr>
+          <w:rStyle w:val="OperatorTok"/>
+        </w:rPr>
+        <w:t xml:space="preserve">,</w:t>
+      </w:r>
+      <w:r>
+        <w:rPr>
+          <w:rStyle w:val="NormalTok"/>
+        </w:rPr>
+        <w:t xml:space="preserve"> wheel</w:t>
+      </w:r>
+      <w:r>
+        <w:rPr>
+          <w:rStyle w:val="OperatorTok"/>
+        </w:rPr>
+        <w:t xml:space="preserve">;</w:t>
+      </w:r>
+      <w:r>
+        <w:rPr>
+          <w:rStyle w:val="NormalTok"/>
+        </w:rPr>
+        <w:t xml:space="preserve"> </w:t>
+      </w:r>
+      <w:r>
+        <w:rPr>
+          <w:rStyle w:val="OperatorTok"/>
+        </w:rPr>
+        <w:t xml:space="preserve">};</w:t>
+      </w:r>
+      <w:r>
+        <w:br/>
+      </w:r>
+      <w:r>
+        <w:rPr>
+          <w:rStyle w:val="KeywordTok"/>
+        </w:rPr>
+        <w:t xml:space="preserve">struct</w:t>
+      </w:r>
+      <w:r>
+        <w:rPr>
+          <w:rStyle w:val="NormalTok"/>
+        </w:rPr>
+        <w:t xml:space="preserve"> ApKey </w:t>
+      </w:r>
+      <w:r>
+        <w:rPr>
+          <w:rStyle w:val="OperatorTok"/>
+        </w:rPr>
+        <w:t xml:space="preserve">{</w:t>
+      </w:r>
+      <w:r>
+        <w:rPr>
+          <w:rStyle w:val="NormalTok"/>
+        </w:rPr>
+        <w:t xml:space="preserve"> </w:t>
+      </w:r>
+      <w:r>
+        <w:rPr>
+          <w:rStyle w:val="DataTypeTok"/>
+        </w:rPr>
+        <w:t xml:space="preserve">int</w:t>
+      </w:r>
+      <w:r>
+        <w:rPr>
+          <w:rStyle w:val="NormalTok"/>
+        </w:rPr>
+        <w:t xml:space="preserve"> key</w:t>
+      </w:r>
+      <w:r>
+        <w:rPr>
+          <w:rStyle w:val="OperatorTok"/>
+        </w:rPr>
+        <w:t xml:space="preserve">;</w:t>
+      </w:r>
+      <w:r>
+        <w:rPr>
+          <w:rStyle w:val="NormalTok"/>
+        </w:rPr>
+        <w:t xml:space="preserve"> </w:t>
+      </w:r>
+      <w:r>
+        <w:rPr>
+          <w:rStyle w:val="DataTypeTok"/>
+        </w:rPr>
+        <w:t xml:space="preserve">unsigned</w:t>
+      </w:r>
+      <w:r>
+        <w:rPr>
+          <w:rStyle w:val="NormalTok"/>
+        </w:rPr>
+        <w:t xml:space="preserve"> mods</w:t>
+      </w:r>
+      <w:r>
+        <w:rPr>
+          <w:rStyle w:val="OperatorTok"/>
+        </w:rPr>
+        <w:t xml:space="preserve">;</w:t>
+      </w:r>
+      <w:r>
+        <w:rPr>
+          <w:rStyle w:val="NormalTok"/>
+        </w:rPr>
+        <w:t xml:space="preserve"> </w:t>
+      </w:r>
+      <w:r>
+        <w:rPr>
+          <w:rStyle w:val="OperatorTok"/>
+        </w:rPr>
+        <w:t xml:space="preserve">};</w:t>
+      </w:r>
+    </w:p>
+    <w:bookmarkEnd w:id="45"/>
     <w:sectPr>
       <w:footerReference r:id="rId9" w:type="default"/>
       <w:footnotePr>

--- a/docs/exports/12-SYSTEMKIT.docx
+++ b/docs/exports/12-SYSTEMKIT.docx
@@ -563,7 +563,7 @@
               <w:t xml:space="preserve"> </w:t>
             </w:r>
             <w:r>
-              <w:t xml:space="preserve">— 61 entries in its table (</w:t>
+              <w:t xml:space="preserve">— 76 entries in its table (</w:t>
             </w:r>
             <w:r>
               <w:rPr>
@@ -1828,6 +1828,535 @@
           <w:rStyle w:val="CommentTok"/>
         </w:rPr>
         <w:t xml:space="preserve">// the dock reads its settings again</w:t>
+      </w:r>
+    </w:p>
+    <w:p>
+      <w:pPr>
+        <w:pStyle w:val="FirstParagraph"/>
+      </w:pPr>
+      <w:r>
+        <w:rPr>
+          <w:bCs/>
+          <w:b/>
+        </w:rPr>
+        <w:t xml:space="preserve">Starting a program at every boot</w:t>
+      </w:r>
+      <w:r>
+        <w:t xml:space="preserve"> </w:t>
+      </w:r>
+      <w:r>
+        <w:t xml:space="preserve">— a line of</w:t>
+      </w:r>
+      <w:r>
+        <w:t xml:space="preserve"> </w:t>
+      </w:r>
+      <w:r>
+        <w:rPr>
+          <w:rStyle w:val="VerbatimChar"/>
+        </w:rPr>
+        <w:t xml:space="preserve">SD:/etc/autostart</w:t>
+      </w:r>
+      <w:r>
+        <w:t xml:space="preserve"> </w:t>
+      </w:r>
+      <w:r>
+        <w:t xml:space="preserve">looked for, or added where it</w:t>
+      </w:r>
+      <w:r>
+        <w:t xml:space="preserve"> </w:t>
+      </w:r>
+      <w:r>
+        <w:t xml:space="preserve">belongs (after a given line, else before</w:t>
+      </w:r>
+      <w:r>
+        <w:t xml:space="preserve"> </w:t>
+      </w:r>
+      <w:r>
+        <w:rPr>
+          <w:rStyle w:val="VerbatimChar"/>
+        </w:rPr>
+        <w:t xml:space="preserve">preload /boot</w:t>
+      </w:r>
+      <w:r>
+        <w:t xml:space="preserve">, which stays last; Setup's held-back</w:t>
+      </w:r>
+      <w:r>
+        <w:t xml:space="preserve"> </w:t>
+      </w:r>
+      <w:r>
+        <w:rPr>
+          <w:rStyle w:val="VerbatimChar"/>
+        </w:rPr>
+        <w:t xml:space="preserve">#setup:</w:t>
+      </w:r>
+      <w:r>
+        <w:t xml:space="preserve"> </w:t>
+      </w:r>
+      <w:r>
+        <w:t xml:space="preserve">lines respected), and the user told so:</w:t>
+      </w:r>
+    </w:p>
+    <w:p>
+      <w:pPr>
+        <w:pStyle w:val="SourceCode"/>
+      </w:pPr>
+      <w:r>
+        <w:rPr>
+          <w:rStyle w:val="PreprocessorTok"/>
+        </w:rPr>
+        <w:t xml:space="preserve">#include </w:t>
+      </w:r>
+      <w:r>
+        <w:rPr>
+          <w:rStyle w:val="ImportTok"/>
+        </w:rPr>
+        <w:t xml:space="preserve">"systemkit/systemkit.h"</w:t>
+      </w:r>
+      <w:r>
+        <w:br/>
+      </w:r>
+      <w:r>
+        <w:br/>
+      </w:r>
+      <w:r>
+        <w:rPr>
+          <w:rStyle w:val="DataTypeTok"/>
+        </w:rPr>
+        <w:t xml:space="preserve">int</w:t>
+      </w:r>
+      <w:r>
+        <w:rPr>
+          <w:rStyle w:val="NormalTok"/>
+        </w:rPr>
+        <w:t xml:space="preserve"> r </w:t>
+      </w:r>
+      <w:r>
+        <w:rPr>
+          <w:rStyle w:val="OperatorTok"/>
+        </w:rPr>
+        <w:t xml:space="preserve">=</w:t>
+      </w:r>
+      <w:r>
+        <w:rPr>
+          <w:rStyle w:val="NormalTok"/>
+        </w:rPr>
+        <w:t xml:space="preserve"> autostart_ensure </w:t>
+      </w:r>
+      <w:r>
+        <w:rPr>
+          <w:rStyle w:val="OperatorTok"/>
+        </w:rPr>
+        <w:t xml:space="preserve">(</w:t>
+      </w:r>
+      <w:r>
+        <w:rPr>
+          <w:rStyle w:val="StringTok"/>
+        </w:rPr>
+        <w:t xml:space="preserve">"run stickies"</w:t>
+      </w:r>
+      <w:r>
+        <w:rPr>
+          <w:rStyle w:val="OperatorTok"/>
+        </w:rPr>
+        <w:t xml:space="preserve">,</w:t>
+      </w:r>
+      <w:r>
+        <w:rPr>
+          <w:rStyle w:val="NormalTok"/>
+        </w:rPr>
+        <w:t xml:space="preserve"> </w:t>
+      </w:r>
+      <w:r>
+        <w:rPr>
+          <w:rStyle w:val="StringTok"/>
+        </w:rPr>
+        <w:t xml:space="preserve">"run agenda"</w:t>
+      </w:r>
+      <w:r>
+        <w:rPr>
+          <w:rStyle w:val="OperatorTok"/>
+        </w:rPr>
+        <w:t xml:space="preserve">,</w:t>
+      </w:r>
+      <w:r>
+        <w:rPr>
+          <w:rStyle w:val="NormalTok"/>
+        </w:rPr>
+        <w:t xml:space="preserve"> </w:t>
+      </w:r>
+      <w:r>
+        <w:rPr>
+          <w:rStyle w:val="StringTok"/>
+        </w:rPr>
+        <w:t xml:space="preserve">"# Stickies: the pinned notes on the desktop"</w:t>
+      </w:r>
+      <w:r>
+        <w:rPr>
+          <w:rStyle w:val="OperatorTok"/>
+        </w:rPr>
+        <w:t xml:space="preserve">);</w:t>
+      </w:r>
+      <w:r>
+        <w:br/>
+      </w:r>
+      <w:r>
+        <w:rPr>
+          <w:rStyle w:val="CommentTok"/>
+        </w:rPr>
+        <w:t xml:space="preserve">/* 2 added, 1 already there (autostart_has), 0 not written */</w:t>
+      </w:r>
+    </w:p>
+    <w:p>
+      <w:pPr>
+        <w:pStyle w:val="FirstParagraph"/>
+      </w:pPr>
+      <w:r>
+        <w:rPr>
+          <w:bCs/>
+          <w:b/>
+        </w:rPr>
+        <w:t xml:space="preserve">The system's language</w:t>
+      </w:r>
+      <w:r>
+        <w:t xml:space="preserve"> </w:t>
+      </w:r>
+      <w:r>
+        <w:t xml:space="preserve">(the Control Panel's Language &amp; Region): an app's words go through UIKit's</w:t>
+      </w:r>
+      <w:r>
+        <w:t xml:space="preserve"> </w:t>
+      </w:r>
+      <w:r>
+        <w:rPr>
+          <w:rStyle w:val="VerbatimChar"/>
+        </w:rPr>
+        <w:t xml:space="preserve">TR ("...")</w:t>
+      </w:r>
+      <w:r>
+        <w:t xml:space="preserve"> </w:t>
+      </w:r>
+      <w:r>
+        <w:t xml:space="preserve">after</w:t>
+      </w:r>
+      <w:r>
+        <w:t xml:space="preserve"> </w:t>
+      </w:r>
+      <w:r>
+        <w:rPr>
+          <w:rStyle w:val="VerbatimChar"/>
+        </w:rPr>
+        <w:t xml:space="preserve">uk_lang_init ()</w:t>
+      </w:r>
+      <w:r>
+        <w:t xml:space="preserve"> </w:t>
+      </w:r>
+      <w:r>
+        <w:t xml:space="preserve">(section 3); a program with words of its own asks SystemKit:</w:t>
+      </w:r>
+    </w:p>
+    <w:p>
+      <w:pPr>
+        <w:pStyle w:val="SourceCode"/>
+      </w:pPr>
+      <w:r>
+        <w:rPr>
+          <w:rStyle w:val="DataTypeTok"/>
+        </w:rPr>
+        <w:t xml:space="preserve">const</w:t>
+      </w:r>
+      <w:r>
+        <w:rPr>
+          <w:rStyle w:val="NormalTok"/>
+        </w:rPr>
+        <w:t xml:space="preserve"> </w:t>
+      </w:r>
+      <w:r>
+        <w:rPr>
+          <w:rStyle w:val="DataTypeTok"/>
+        </w:rPr>
+        <w:t xml:space="preserve">char</w:t>
+      </w:r>
+      <w:r>
+        <w:rPr>
+          <w:rStyle w:val="NormalTok"/>
+        </w:rPr>
+        <w:t xml:space="preserve"> </w:t>
+      </w:r>
+      <w:r>
+        <w:rPr>
+          <w:rStyle w:val="OperatorTok"/>
+        </w:rPr>
+        <w:t xml:space="preserve">*</w:t>
+      </w:r>
+      <w:r>
+        <w:rPr>
+          <w:rStyle w:val="NormalTok"/>
+        </w:rPr>
+        <w:t xml:space="preserve">code </w:t>
+      </w:r>
+      <w:r>
+        <w:rPr>
+          <w:rStyle w:val="OperatorTok"/>
+        </w:rPr>
+        <w:t xml:space="preserve">=</w:t>
+      </w:r>
+      <w:r>
+        <w:rPr>
+          <w:rStyle w:val="NormalTok"/>
+        </w:rPr>
+        <w:t xml:space="preserve"> locale_language </w:t>
+      </w:r>
+      <w:r>
+        <w:rPr>
+          <w:rStyle w:val="OperatorTok"/>
+        </w:rPr>
+        <w:t xml:space="preserve">();</w:t>
+      </w:r>
+      <w:r>
+        <w:rPr>
+          <w:rStyle w:val="NormalTok"/>
+        </w:rPr>
+        <w:t xml:space="preserve">                </w:t>
+      </w:r>
+      <w:r>
+        <w:rPr>
+          <w:rStyle w:val="CommentTok"/>
+        </w:rPr>
+        <w:t xml:space="preserve">// "en", "fr" (system.ini's language=; none: "en")</w:t>
+      </w:r>
+      <w:r>
+        <w:br/>
+      </w:r>
+      <w:r>
+        <w:rPr>
+          <w:rStyle w:val="ControlFlowTok"/>
+        </w:rPr>
+        <w:t xml:space="preserve">for</w:t>
+      </w:r>
+      <w:r>
+        <w:rPr>
+          <w:rStyle w:val="NormalTok"/>
+        </w:rPr>
+        <w:t xml:space="preserve"> </w:t>
+      </w:r>
+      <w:r>
+        <w:rPr>
+          <w:rStyle w:val="OperatorTok"/>
+        </w:rPr>
+        <w:t xml:space="preserve">(</w:t>
+      </w:r>
+      <w:r>
+        <w:rPr>
+          <w:rStyle w:val="DataTypeTok"/>
+        </w:rPr>
+        <w:t xml:space="preserve">int</w:t>
+      </w:r>
+      <w:r>
+        <w:rPr>
+          <w:rStyle w:val="NormalTok"/>
+        </w:rPr>
+        <w:t xml:space="preserve"> i </w:t>
+      </w:r>
+      <w:r>
+        <w:rPr>
+          <w:rStyle w:val="OperatorTok"/>
+        </w:rPr>
+        <w:t xml:space="preserve">=</w:t>
+      </w:r>
+      <w:r>
+        <w:rPr>
+          <w:rStyle w:val="NormalTok"/>
+        </w:rPr>
+        <w:t xml:space="preserve"> </w:t>
+      </w:r>
+      <w:r>
+        <w:rPr>
+          <w:rStyle w:val="DecValTok"/>
+        </w:rPr>
+        <w:t xml:space="preserve">0</w:t>
+      </w:r>
+      <w:r>
+        <w:rPr>
+          <w:rStyle w:val="OperatorTok"/>
+        </w:rPr>
+        <w:t xml:space="preserve">;</w:t>
+      </w:r>
+      <w:r>
+        <w:rPr>
+          <w:rStyle w:val="NormalTok"/>
+        </w:rPr>
+        <w:t xml:space="preserve"> i </w:t>
+      </w:r>
+      <w:r>
+        <w:rPr>
+          <w:rStyle w:val="OperatorTok"/>
+        </w:rPr>
+        <w:t xml:space="preserve">&lt;</w:t>
+      </w:r>
+      <w:r>
+        <w:rPr>
+          <w:rStyle w:val="NormalTok"/>
+        </w:rPr>
+        <w:t xml:space="preserve"> locale_language_count </w:t>
+      </w:r>
+      <w:r>
+        <w:rPr>
+          <w:rStyle w:val="OperatorTok"/>
+        </w:rPr>
+        <w:t xml:space="preserve">();</w:t>
+      </w:r>
+      <w:r>
+        <w:rPr>
+          <w:rStyle w:val="NormalTok"/>
+        </w:rPr>
+        <w:t xml:space="preserve"> i</w:t>
+      </w:r>
+      <w:r>
+        <w:rPr>
+          <w:rStyle w:val="OperatorTok"/>
+        </w:rPr>
+        <w:t xml:space="preserve">++)</w:t>
+      </w:r>
+      <w:r>
+        <w:rPr>
+          <w:rStyle w:val="NormalTok"/>
+        </w:rPr>
+        <w:t xml:space="preserve">    </w:t>
+      </w:r>
+      <w:r>
+        <w:rPr>
+          <w:rStyle w:val="CommentTok"/>
+        </w:rPr>
+        <w:t xml:space="preserve">// the languages Onyx speaks, each in its own words</w:t>
+      </w:r>
+      <w:r>
+        <w:br/>
+      </w:r>
+      <w:r>
+        <w:rPr>
+          <w:rStyle w:val="NormalTok"/>
+        </w:rPr>
+        <w:t xml:space="preserve">    list</w:t>
+      </w:r>
+      <w:r>
+        <w:rPr>
+          <w:rStyle w:val="OperatorTok"/>
+        </w:rPr>
+        <w:t xml:space="preserve">-&gt;</w:t>
+      </w:r>
+      <w:r>
+        <w:rPr>
+          <w:rStyle w:val="NormalTok"/>
+        </w:rPr>
+        <w:t xml:space="preserve">add </w:t>
+      </w:r>
+      <w:r>
+        <w:rPr>
+          <w:rStyle w:val="OperatorTok"/>
+        </w:rPr>
+        <w:t xml:space="preserve">(</w:t>
+      </w:r>
+      <w:r>
+        <w:rPr>
+          <w:rStyle w:val="NormalTok"/>
+        </w:rPr>
+        <w:t xml:space="preserve">locale_language_name </w:t>
+      </w:r>
+      <w:r>
+        <w:rPr>
+          <w:rStyle w:val="OperatorTok"/>
+        </w:rPr>
+        <w:t xml:space="preserve">(</w:t>
+      </w:r>
+      <w:r>
+        <w:rPr>
+          <w:rStyle w:val="NormalTok"/>
+        </w:rPr>
+        <w:t xml:space="preserve">i</w:t>
+      </w:r>
+      <w:r>
+        <w:rPr>
+          <w:rStyle w:val="OperatorTok"/>
+        </w:rPr>
+        <w:t xml:space="preserve">));</w:t>
+      </w:r>
+      <w:r>
+        <w:br/>
+      </w:r>
+      <w:r>
+        <w:rPr>
+          <w:rStyle w:val="NormalTok"/>
+        </w:rPr>
+        <w:t xml:space="preserve">locale_set_language </w:t>
+      </w:r>
+      <w:r>
+        <w:rPr>
+          <w:rStyle w:val="OperatorTok"/>
+        </w:rPr>
+        <w:t xml:space="preserve">(</w:t>
+      </w:r>
+      <w:r>
+        <w:rPr>
+          <w:rStyle w:val="StringTok"/>
+        </w:rPr>
+        <w:t xml:space="preserve">"fr"</w:t>
+      </w:r>
+      <w:r>
+        <w:rPr>
+          <w:rStyle w:val="OperatorTok"/>
+        </w:rPr>
+        <w:t xml:space="preserve">);</w:t>
+      </w:r>
+      <w:r>
+        <w:rPr>
+          <w:rStyle w:val="NormalTok"/>
+        </w:rPr>
+        <w:t xml:space="preserve">                           </w:t>
+      </w:r>
+      <w:r>
+        <w:rPr>
+          <w:rStyle w:val="CommentTok"/>
+        </w:rPr>
+        <w:t xml:space="preserve">// kept: the programs started next speak it</w:t>
+      </w:r>
+      <w:r>
+        <w:br/>
+      </w:r>
+      <w:r>
+        <w:rPr>
+          <w:rStyle w:val="NormalTok"/>
+        </w:rPr>
+        <w:t xml:space="preserve">locale_set_zone </w:t>
+      </w:r>
+      <w:r>
+        <w:rPr>
+          <w:rStyle w:val="OperatorTok"/>
+        </w:rPr>
+        <w:t xml:space="preserve">(</w:t>
+      </w:r>
+      <w:r>
+        <w:rPr>
+          <w:rStyle w:val="DecValTok"/>
+        </w:rPr>
+        <w:t xml:space="preserve">0</w:t>
+      </w:r>
+      <w:r>
+        <w:rPr>
+          <w:rStyle w:val="OperatorTok"/>
+        </w:rPr>
+        <w:t xml:space="preserve">);</w:t>
+      </w:r>
+      <w:r>
+        <w:rPr>
+          <w:rStyle w:val="NormalTok"/>
+        </w:rPr>
+        <w:t xml:space="preserve">                                  </w:t>
+      </w:r>
+      <w:r>
+        <w:rPr>
+          <w:rStyle w:val="CommentTok"/>
+        </w:rPr>
+        <w:t xml:space="preserve">// a time zone (locale_zone_count / _city / _offset): now, and kept</w:t>
       </w:r>
     </w:p>
     <w:tbl>
@@ -2141,6 +2670,44 @@
               <w:rPr>
                 <w:rStyle w:val="VerbatimChar"/>
               </w:rPr>
+              <w:t xml:space="preserve">autostart.h</w:t>
+            </w:r>
+          </w:p>
+        </w:tc>
+        <w:tc>
+          <w:tcPr/>
+          <w:p>
+            <w:pPr>
+              <w:pStyle w:val="Compact"/>
+              <w:jc w:val="left"/>
+            </w:pPr>
+            <w:r>
+              <w:t xml:space="preserve">The programs started at boot (</w:t>
+            </w:r>
+            <w:r>
+              <w:rPr>
+                <w:rStyle w:val="VerbatimChar"/>
+              </w:rPr>
+              <w:t xml:space="preserve">SD:/etc/autostart</w:t>
+            </w:r>
+            <w:r>
+              <w:t xml:space="preserve">)</w:t>
+            </w:r>
+          </w:p>
+        </w:tc>
+      </w:tr>
+      <w:tr>
+        <w:tc>
+          <w:tcPr/>
+          <w:p>
+            <w:pPr>
+              <w:pStyle w:val="Compact"/>
+              <w:jc w:val="left"/>
+            </w:pPr>
+            <w:r>
+              <w:rPr>
+                <w:rStyle w:val="VerbatimChar"/>
+              </w:rPr>
               <w:t xml:space="preserve">applet_proto.h</w:t>
             </w:r>
           </w:p>
@@ -2154,6 +2721,44 @@
             </w:pPr>
             <w:r>
               <w:t xml:space="preserve">A settings applet shown inside the Control Panel</w:t>
+            </w:r>
+          </w:p>
+        </w:tc>
+      </w:tr>
+      <w:tr>
+        <w:tc>
+          <w:tcPr/>
+          <w:p>
+            <w:pPr>
+              <w:pStyle w:val="Compact"/>
+              <w:jc w:val="left"/>
+            </w:pPr>
+            <w:r>
+              <w:rPr>
+                <w:rStyle w:val="VerbatimChar"/>
+              </w:rPr>
+              <w:t xml:space="preserve">locale.h</w:t>
+            </w:r>
+          </w:p>
+        </w:tc>
+        <w:tc>
+          <w:tcPr/>
+          <w:p>
+            <w:pPr>
+              <w:pStyle w:val="Compact"/>
+              <w:jc w:val="left"/>
+            </w:pPr>
+            <w:r>
+              <w:t xml:space="preserve">The system's language and time zone (</w:t>
+            </w:r>
+            <w:r>
+              <w:rPr>
+                <w:rStyle w:val="VerbatimChar"/>
+              </w:rPr>
+              <w:t xml:space="preserve">SD:/etc/system.ini</w:t>
+            </w:r>
+            <w:r>
+              <w:t xml:space="preserve">)</w:t>
             </w:r>
           </w:p>
         </w:tc>

--- a/docs/exports/12-SYSTEMKIT.docx
+++ b/docs/exports/12-SYSTEMKIT.docx
@@ -388,6 +388,23 @@
         </w:numPr>
         <w:pStyle w:val="Compact"/>
       </w:pPr>
+      <w:hyperlink w:anchor="systemkitlocaleh">
+        <w:r>
+          <w:rPr>
+            <w:rStyle w:val="VerbatimChar"/>
+          </w:rPr>
+          <w:t xml:space="preserve">systemkit/locale.h</w:t>
+        </w:r>
+      </w:hyperlink>
+    </w:p>
+    <w:p>
+      <w:pPr>
+        <w:numPr>
+          <w:ilvl w:val="0"/>
+          <w:numId w:val="1001"/>
+        </w:numPr>
+        <w:pStyle w:val="Compact"/>
+      </w:pPr>
       <w:hyperlink w:anchor="systemkitappletprotoh">
         <w:r>
           <w:rPr>
@@ -563,7 +580,7 @@
               <w:t xml:space="preserve"> </w:t>
             </w:r>
             <w:r>
-              <w:t xml:space="preserve">— 76 entries in its table (</w:t>
+              <w:t xml:space="preserve">— 78 entries in its table (</w:t>
             </w:r>
             <w:r>
               <w:rPr>
@@ -2357,6 +2374,604 @@
           <w:rStyle w:val="CommentTok"/>
         </w:rPr>
         <w:t xml:space="preserve">// a time zone (locale_zone_count / _city / _offset): now, and kept</w:t>
+      </w:r>
+    </w:p>
+    <w:p>
+      <w:pPr>
+        <w:pStyle w:val="FirstParagraph"/>
+      </w:pPr>
+      <w:r>
+        <w:rPr>
+          <w:bCs/>
+          <w:b/>
+        </w:rPr>
+        <w:t xml:space="preserve">The time zones at an instant</w:t>
+      </w:r>
+      <w:r>
+        <w:t xml:space="preserve"> </w:t>
+      </w:r>
+      <w:r>
+        <w:t xml:space="preserve">(the Clock's World tab):</w:t>
+      </w:r>
+      <w:r>
+        <w:t xml:space="preserve"> </w:t>
+      </w:r>
+      <w:r>
+        <w:rPr>
+          <w:rStyle w:val="VerbatimChar"/>
+        </w:rPr>
+        <w:t xml:space="preserve">locale_zone_offset (z)</w:t>
+      </w:r>
+      <w:r>
+        <w:t xml:space="preserve"> </w:t>
+      </w:r>
+      <w:r>
+        <w:t xml:space="preserve">judges the summer time by</w:t>
+      </w:r>
+      <w:r>
+        <w:t xml:space="preserve"> </w:t>
+      </w:r>
+      <w:r>
+        <w:t xml:space="preserve">today's date only;</w:t>
+      </w:r>
+      <w:r>
+        <w:t xml:space="preserve"> </w:t>
+      </w:r>
+      <w:r>
+        <w:rPr>
+          <w:rStyle w:val="VerbatimChar"/>
+        </w:rPr>
+        <w:t xml:space="preserve">locale_zone_offset_at (z, utc_minutes)</w:t>
+      </w:r>
+      <w:r>
+        <w:t xml:space="preserve"> </w:t>
+      </w:r>
+      <w:r>
+        <w:t xml:space="preserve">gives a zone's offset at an exact instant, the hour of</w:t>
+      </w:r>
+      <w:r>
+        <w:t xml:space="preserve"> </w:t>
+      </w:r>
+      <w:r>
+        <w:t xml:space="preserve">the change counted (the EU's at 01:00 UTC, the US' at 02:00 local) — a city's time is its UTC plus that offset,</w:t>
+      </w:r>
+      <w:r>
+        <w:t xml:space="preserve"> </w:t>
+      </w:r>
+      <w:r>
+        <w:t xml:space="preserve">right on the night of a change whatever the local day says:</w:t>
+      </w:r>
+    </w:p>
+    <w:p>
+      <w:pPr>
+        <w:pStyle w:val="SourceCode"/>
+      </w:pPr>
+      <w:r>
+        <w:rPr>
+          <w:rStyle w:val="KeywordTok"/>
+        </w:rPr>
+        <w:t xml:space="preserve">struct</w:t>
+      </w:r>
+      <w:r>
+        <w:rPr>
+          <w:rStyle w:val="NormalTok"/>
+        </w:rPr>
+        <w:t xml:space="preserve"> kapi_clock_info ci</w:t>
+      </w:r>
+      <w:r>
+        <w:rPr>
+          <w:rStyle w:val="OperatorTok"/>
+        </w:rPr>
+        <w:t xml:space="preserve">;</w:t>
+      </w:r>
+      <w:r>
+        <w:br/>
+      </w:r>
+      <w:r>
+        <w:rPr>
+          <w:rStyle w:val="ControlFlowTok"/>
+        </w:rPr>
+        <w:t xml:space="preserve">if</w:t>
+      </w:r>
+      <w:r>
+        <w:rPr>
+          <w:rStyle w:val="NormalTok"/>
+        </w:rPr>
+        <w:t xml:space="preserve"> </w:t>
+      </w:r>
+      <w:r>
+        <w:rPr>
+          <w:rStyle w:val="OperatorTok"/>
+        </w:rPr>
+        <w:t xml:space="preserve">(</w:t>
+      </w:r>
+      <w:r>
+        <w:rPr>
+          <w:rStyle w:val="NormalTok"/>
+        </w:rPr>
+        <w:t xml:space="preserve">kapi_clock_info </w:t>
+      </w:r>
+      <w:r>
+        <w:rPr>
+          <w:rStyle w:val="OperatorTok"/>
+        </w:rPr>
+        <w:t xml:space="preserve">(&amp;</w:t>
+      </w:r>
+      <w:r>
+        <w:rPr>
+          <w:rStyle w:val="NormalTok"/>
+        </w:rPr>
+        <w:t xml:space="preserve">ci</w:t>
+      </w:r>
+      <w:r>
+        <w:rPr>
+          <w:rStyle w:val="OperatorTok"/>
+        </w:rPr>
+        <w:t xml:space="preserve">)</w:t>
+      </w:r>
+      <w:r>
+        <w:rPr>
+          <w:rStyle w:val="NormalTok"/>
+        </w:rPr>
+        <w:t xml:space="preserve"> </w:t>
+      </w:r>
+      <w:r>
+        <w:rPr>
+          <w:rStyle w:val="OperatorTok"/>
+        </w:rPr>
+        <w:t xml:space="preserve">==</w:t>
+      </w:r>
+      <w:r>
+        <w:rPr>
+          <w:rStyle w:val="NormalTok"/>
+        </w:rPr>
+        <w:t xml:space="preserve"> </w:t>
+      </w:r>
+      <w:r>
+        <w:rPr>
+          <w:rStyle w:val="DecValTok"/>
+        </w:rPr>
+        <w:t xml:space="preserve">0</w:t>
+      </w:r>
+      <w:r>
+        <w:rPr>
+          <w:rStyle w:val="NormalTok"/>
+        </w:rPr>
+        <w:t xml:space="preserve"> </w:t>
+      </w:r>
+      <w:r>
+        <w:rPr>
+          <w:rStyle w:val="OperatorTok"/>
+        </w:rPr>
+        <w:t xml:space="preserve">&amp;&amp;</w:t>
+      </w:r>
+      <w:r>
+        <w:rPr>
+          <w:rStyle w:val="NormalTok"/>
+        </w:rPr>
+        <w:t xml:space="preserve"> </w:t>
+      </w:r>
+      <w:r>
+        <w:rPr>
+          <w:rStyle w:val="OperatorTok"/>
+        </w:rPr>
+        <w:t xml:space="preserve">(</w:t>
+      </w:r>
+      <w:r>
+        <w:rPr>
+          <w:rStyle w:val="NormalTok"/>
+        </w:rPr>
+        <w:t xml:space="preserve">ci</w:t>
+      </w:r>
+      <w:r>
+        <w:rPr>
+          <w:rStyle w:val="OperatorTok"/>
+        </w:rPr>
+        <w:t xml:space="preserve">.</w:t>
+      </w:r>
+      <w:r>
+        <w:rPr>
+          <w:rStyle w:val="NormalTok"/>
+        </w:rPr>
+        <w:t xml:space="preserve">flags </w:t>
+      </w:r>
+      <w:r>
+        <w:rPr>
+          <w:rStyle w:val="OperatorTok"/>
+        </w:rPr>
+        <w:t xml:space="preserve">&amp;</w:t>
+      </w:r>
+      <w:r>
+        <w:rPr>
+          <w:rStyle w:val="NormalTok"/>
+        </w:rPr>
+        <w:t xml:space="preserve"> KAPI_CLOCK_REALTIME_VALID</w:t>
+      </w:r>
+      <w:r>
+        <w:rPr>
+          <w:rStyle w:val="OperatorTok"/>
+        </w:rPr>
+        <w:t xml:space="preserve">))</w:t>
+      </w:r>
+      <w:r>
+        <w:br/>
+      </w:r>
+      <w:r>
+        <w:rPr>
+          <w:rStyle w:val="OperatorTok"/>
+        </w:rPr>
+        <w:t xml:space="preserve">{</w:t>
+      </w:r>
+      <w:r>
+        <w:br/>
+      </w:r>
+      <w:r>
+        <w:rPr>
+          <w:rStyle w:val="NormalTok"/>
+        </w:rPr>
+        <w:t xml:space="preserve">    </w:t>
+      </w:r>
+      <w:r>
+        <w:rPr>
+          <w:rStyle w:val="DataTypeTok"/>
+        </w:rPr>
+        <w:t xml:space="preserve">long</w:t>
+      </w:r>
+      <w:r>
+        <w:rPr>
+          <w:rStyle w:val="NormalTok"/>
+        </w:rPr>
+        <w:t xml:space="preserve"> </w:t>
+      </w:r>
+      <w:r>
+        <w:rPr>
+          <w:rStyle w:val="DataTypeTok"/>
+        </w:rPr>
+        <w:t xml:space="preserve">long</w:t>
+      </w:r>
+      <w:r>
+        <w:rPr>
+          <w:rStyle w:val="NormalTok"/>
+        </w:rPr>
+        <w:t xml:space="preserve"> utc </w:t>
+      </w:r>
+      <w:r>
+        <w:rPr>
+          <w:rStyle w:val="OperatorTok"/>
+        </w:rPr>
+        <w:t xml:space="preserve">=</w:t>
+      </w:r>
+      <w:r>
+        <w:rPr>
+          <w:rStyle w:val="NormalTok"/>
+        </w:rPr>
+        <w:t xml:space="preserve"> ci</w:t>
+      </w:r>
+      <w:r>
+        <w:rPr>
+          <w:rStyle w:val="OperatorTok"/>
+        </w:rPr>
+        <w:t xml:space="preserve">.</w:t>
+      </w:r>
+      <w:r>
+        <w:rPr>
+          <w:rStyle w:val="NormalTok"/>
+        </w:rPr>
+        <w:t xml:space="preserve">utc_us </w:t>
+      </w:r>
+      <w:r>
+        <w:rPr>
+          <w:rStyle w:val="OperatorTok"/>
+        </w:rPr>
+        <w:t xml:space="preserve">/</w:t>
+      </w:r>
+      <w:r>
+        <w:rPr>
+          <w:rStyle w:val="NormalTok"/>
+        </w:rPr>
+        <w:t xml:space="preserve"> </w:t>
+      </w:r>
+      <w:r>
+        <w:rPr>
+          <w:rStyle w:val="DecValTok"/>
+        </w:rPr>
+        <w:t xml:space="preserve">60000000</w:t>
+      </w:r>
+      <w:r>
+        <w:rPr>
+          <w:rStyle w:val="OperatorTok"/>
+        </w:rPr>
+        <w:t xml:space="preserve">;</w:t>
+      </w:r>
+      <w:r>
+        <w:rPr>
+          <w:rStyle w:val="NormalTok"/>
+        </w:rPr>
+        <w:t xml:space="preserve">                        </w:t>
+      </w:r>
+      <w:r>
+        <w:rPr>
+          <w:rStyle w:val="CommentTok"/>
+        </w:rPr>
+        <w:t xml:space="preserve">// minutes since 1970, UTC</w:t>
+      </w:r>
+      <w:r>
+        <w:br/>
+      </w:r>
+      <w:r>
+        <w:rPr>
+          <w:rStyle w:val="NormalTok"/>
+        </w:rPr>
+        <w:t xml:space="preserve">    </w:t>
+      </w:r>
+      <w:r>
+        <w:rPr>
+          <w:rStyle w:val="DataTypeTok"/>
+        </w:rPr>
+        <w:t xml:space="preserve">int</w:t>
+      </w:r>
+      <w:r>
+        <w:rPr>
+          <w:rStyle w:val="NormalTok"/>
+        </w:rPr>
+        <w:t xml:space="preserve"> ny </w:t>
+      </w:r>
+      <w:r>
+        <w:rPr>
+          <w:rStyle w:val="OperatorTok"/>
+        </w:rPr>
+        <w:t xml:space="preserve">=</w:t>
+      </w:r>
+      <w:r>
+        <w:rPr>
+          <w:rStyle w:val="NormalTok"/>
+        </w:rPr>
+        <w:t xml:space="preserve"> </w:t>
+      </w:r>
+      <w:r>
+        <w:rPr>
+          <w:rStyle w:val="DecValTok"/>
+        </w:rPr>
+        <w:t xml:space="preserve">16</w:t>
+      </w:r>
+      <w:r>
+        <w:rPr>
+          <w:rStyle w:val="OperatorTok"/>
+        </w:rPr>
+        <w:t xml:space="preserve">;</w:t>
+      </w:r>
+      <w:r>
+        <w:rPr>
+          <w:rStyle w:val="NormalTok"/>
+        </w:rPr>
+        <w:t xml:space="preserve">                                                 </w:t>
+      </w:r>
+      <w:r>
+        <w:rPr>
+          <w:rStyle w:val="CommentTok"/>
+        </w:rPr>
+        <w:t xml:space="preserve">// locale_zone_city (16): "New York"</w:t>
+      </w:r>
+      <w:r>
+        <w:br/>
+      </w:r>
+      <w:r>
+        <w:rPr>
+          <w:rStyle w:val="NormalTok"/>
+        </w:rPr>
+        <w:t xml:space="preserve">    </w:t>
+      </w:r>
+      <w:r>
+        <w:rPr>
+          <w:rStyle w:val="DataTypeTok"/>
+        </w:rPr>
+        <w:t xml:space="preserve">long</w:t>
+      </w:r>
+      <w:r>
+        <w:rPr>
+          <w:rStyle w:val="NormalTok"/>
+        </w:rPr>
+        <w:t xml:space="preserve"> </w:t>
+      </w:r>
+      <w:r>
+        <w:rPr>
+          <w:rStyle w:val="DataTypeTok"/>
+        </w:rPr>
+        <w:t xml:space="preserve">long</w:t>
+      </w:r>
+      <w:r>
+        <w:rPr>
+          <w:rStyle w:val="NormalTok"/>
+        </w:rPr>
+        <w:t xml:space="preserve"> there </w:t>
+      </w:r>
+      <w:r>
+        <w:rPr>
+          <w:rStyle w:val="OperatorTok"/>
+        </w:rPr>
+        <w:t xml:space="preserve">=</w:t>
+      </w:r>
+      <w:r>
+        <w:rPr>
+          <w:rStyle w:val="NormalTok"/>
+        </w:rPr>
+        <w:t xml:space="preserve"> utc </w:t>
+      </w:r>
+      <w:r>
+        <w:rPr>
+          <w:rStyle w:val="OperatorTok"/>
+        </w:rPr>
+        <w:t xml:space="preserve">+</w:t>
+      </w:r>
+      <w:r>
+        <w:rPr>
+          <w:rStyle w:val="NormalTok"/>
+        </w:rPr>
+        <w:t xml:space="preserve"> locale_zone_offset_at </w:t>
+      </w:r>
+      <w:r>
+        <w:rPr>
+          <w:rStyle w:val="OperatorTok"/>
+        </w:rPr>
+        <w:t xml:space="preserve">(</w:t>
+      </w:r>
+      <w:r>
+        <w:rPr>
+          <w:rStyle w:val="NormalTok"/>
+        </w:rPr>
+        <w:t xml:space="preserve">ny</w:t>
+      </w:r>
+      <w:r>
+        <w:rPr>
+          <w:rStyle w:val="OperatorTok"/>
+        </w:rPr>
+        <w:t xml:space="preserve">,</w:t>
+      </w:r>
+      <w:r>
+        <w:rPr>
+          <w:rStyle w:val="NormalTok"/>
+        </w:rPr>
+        <w:t xml:space="preserve"> utc</w:t>
+      </w:r>
+      <w:r>
+        <w:rPr>
+          <w:rStyle w:val="OperatorTok"/>
+        </w:rPr>
+        <w:t xml:space="preserve">);</w:t>
+      </w:r>
+      <w:r>
+        <w:rPr>
+          <w:rStyle w:val="NormalTok"/>
+        </w:rPr>
+        <w:t xml:space="preserve">     </w:t>
+      </w:r>
+      <w:r>
+        <w:rPr>
+          <w:rStyle w:val="CommentTok"/>
+        </w:rPr>
+        <w:t xml:space="preserve">// its wall minute now</w:t>
+      </w:r>
+      <w:r>
+        <w:br/>
+      </w:r>
+      <w:r>
+        <w:rPr>
+          <w:rStyle w:val="OperatorTok"/>
+        </w:rPr>
+        <w:t xml:space="preserve">}</w:t>
+      </w:r>
+    </w:p>
+    <w:p>
+      <w:pPr>
+        <w:pStyle w:val="FirstParagraph"/>
+      </w:pPr>
+      <w:r>
+        <w:t xml:space="preserve">The kernel reads</w:t>
+      </w:r>
+      <w:r>
+        <w:t xml:space="preserve"> </w:t>
+      </w:r>
+      <w:r>
+        <w:rPr>
+          <w:rStyle w:val="VerbatimChar"/>
+        </w:rPr>
+        <w:t xml:space="preserve">timezone=</w:t>
+      </w:r>
+      <w:r>
+        <w:t xml:space="preserve"> </w:t>
+      </w:r>
+      <w:r>
+        <w:t xml:space="preserve">once at boot;</w:t>
+      </w:r>
+      <w:r>
+        <w:t xml:space="preserve"> </w:t>
+      </w:r>
+      <w:r>
+        <w:rPr>
+          <w:rStyle w:val="VerbatimChar"/>
+        </w:rPr>
+        <w:t xml:space="preserve">locale_zone_sync ()</w:t>
+      </w:r>
+      <w:r>
+        <w:t xml:space="preserve"> </w:t>
+      </w:r>
+      <w:r>
+        <w:t xml:space="preserve">puts the system's clock on the zone chosen in</w:t>
+      </w:r>
+      <w:r>
+        <w:t xml:space="preserve"> </w:t>
+      </w:r>
+      <w:r>
+        <w:t xml:space="preserve">Language &amp; Region or Setup (</w:t>
+      </w:r>
+      <w:r>
+        <w:rPr>
+          <w:rStyle w:val="VerbatimChar"/>
+        </w:rPr>
+        <w:t xml:space="preserve">zone=</w:t>
+      </w:r>
+      <w:r>
+        <w:t xml:space="preserve"> </w:t>
+      </w:r>
+      <w:r>
+        <w:t xml:space="preserve">only — a card with a</w:t>
+      </w:r>
+      <w:r>
+        <w:t xml:space="preserve"> </w:t>
+      </w:r>
+      <w:r>
+        <w:rPr>
+          <w:rStyle w:val="VerbatimChar"/>
+        </w:rPr>
+        <w:t xml:space="preserve">timezone=</w:t>
+      </w:r>
+      <w:r>
+        <w:t xml:space="preserve"> </w:t>
+      </w:r>
+      <w:r>
+        <w:t xml:space="preserve">and no</w:t>
+      </w:r>
+      <w:r>
+        <w:t xml:space="preserve"> </w:t>
+      </w:r>
+      <w:r>
+        <w:rPr>
+          <w:rStyle w:val="VerbatimChar"/>
+        </w:rPr>
+        <w:t xml:space="preserve">zone=</w:t>
+      </w:r>
+      <w:r>
+        <w:t xml:space="preserve"> </w:t>
+      </w:r>
+      <w:r>
+        <w:t xml:space="preserve">is left as it is) when the summer</w:t>
+      </w:r>
+      <w:r>
+        <w:t xml:space="preserve"> </w:t>
+      </w:r>
+      <w:r>
+        <w:t xml:space="preserve">time begins or ends: called once a minute (clockd, the Clock's service, does), on 25 October 2026 at 03:00 CEST the</w:t>
+      </w:r>
+      <w:r>
+        <w:t xml:space="preserve"> </w:t>
+      </w:r>
+      <w:r>
+        <w:t xml:space="preserve">clock becomes 02:00 CET,</w:t>
+      </w:r>
+      <w:r>
+        <w:t xml:space="preserve"> </w:t>
+      </w:r>
+      <w:r>
+        <w:rPr>
+          <w:rStyle w:val="VerbatimChar"/>
+        </w:rPr>
+        <w:t xml:space="preserve">timezone=</w:t>
+      </w:r>
+      <w:r>
+        <w:t xml:space="preserve"> </w:t>
+      </w:r>
+      <w:r>
+        <w:t xml:space="preserve">rewritten (1 changed, 0 not).</w:t>
       </w:r>
     </w:p>
     <w:tbl>
@@ -6137,6 +6752,746 @@
           </w:p>
         </w:tc>
       </w:tr>
+      <w:tr>
+        <w:tc>
+          <w:tcPr/>
+          <w:p>
+            <w:pPr>
+              <w:pStyle w:val="Compact"/>
+              <w:jc w:val="left"/>
+            </w:pPr>
+            <w:r>
+              <w:rPr>
+                <w:rStyle w:val="VerbatimChar"/>
+              </w:rPr>
+              <w:t xml:space="preserve">locale_ini_get</w:t>
+            </w:r>
+          </w:p>
+        </w:tc>
+        <w:tc>
+          <w:tcPr/>
+          <w:p>
+            <w:pPr>
+              <w:pStyle w:val="Compact"/>
+              <w:jc w:val="left"/>
+            </w:pPr>
+            <w:r>
+              <w:t xml:space="preserve">system.ini's "key=value"</w:t>
+            </w:r>
+          </w:p>
+        </w:tc>
+        <w:tc>
+          <w:tcPr/>
+          <w:p>
+            <w:pPr>
+              <w:pStyle w:val="Compact"/>
+              <w:jc w:val="left"/>
+            </w:pPr>
+            <w:r>
+              <w:rPr>
+                <w:rStyle w:val="VerbatimChar"/>
+              </w:rPr>
+              <w:t xml:space="preserve">locale.h</w:t>
+            </w:r>
+          </w:p>
+        </w:tc>
+      </w:tr>
+      <w:tr>
+        <w:tc>
+          <w:tcPr/>
+          <w:p>
+            <w:pPr>
+              <w:pStyle w:val="Compact"/>
+              <w:jc w:val="left"/>
+            </w:pPr>
+            <w:r>
+              <w:rPr>
+                <w:rStyle w:val="VerbatimChar"/>
+              </w:rPr>
+              <w:t xml:space="preserve">locale_ini_set</w:t>
+            </w:r>
+          </w:p>
+        </w:tc>
+        <w:tc>
+          <w:tcPr/>
+          <w:p>
+            <w:pPr>
+              <w:pStyle w:val="Compact"/>
+              <w:jc w:val="left"/>
+            </w:pPr>
+            <w:r>
+              <w:t xml:space="preserve">system.ini's "key=value"</w:t>
+            </w:r>
+          </w:p>
+        </w:tc>
+        <w:tc>
+          <w:tcPr/>
+          <w:p>
+            <w:pPr>
+              <w:pStyle w:val="Compact"/>
+              <w:jc w:val="left"/>
+            </w:pPr>
+            <w:r>
+              <w:rPr>
+                <w:rStyle w:val="VerbatimChar"/>
+              </w:rPr>
+              <w:t xml:space="preserve">locale.h</w:t>
+            </w:r>
+          </w:p>
+        </w:tc>
+      </w:tr>
+      <w:tr>
+        <w:tc>
+          <w:tcPr/>
+          <w:p>
+            <w:pPr>
+              <w:pStyle w:val="Compact"/>
+              <w:jc w:val="left"/>
+            </w:pPr>
+            <w:r>
+              <w:rPr>
+                <w:rStyle w:val="VerbatimChar"/>
+              </w:rPr>
+              <w:t xml:space="preserve">locale_language_count</w:t>
+            </w:r>
+          </w:p>
+        </w:tc>
+        <w:tc>
+          <w:tcPr/>
+          <w:p>
+            <w:pPr>
+              <w:pStyle w:val="Compact"/>
+            </w:pPr>
+          </w:p>
+        </w:tc>
+        <w:tc>
+          <w:tcPr/>
+          <w:p>
+            <w:pPr>
+              <w:pStyle w:val="Compact"/>
+              <w:jc w:val="left"/>
+            </w:pPr>
+            <w:r>
+              <w:rPr>
+                <w:rStyle w:val="VerbatimChar"/>
+              </w:rPr>
+              <w:t xml:space="preserve">locale.h</w:t>
+            </w:r>
+          </w:p>
+        </w:tc>
+      </w:tr>
+      <w:tr>
+        <w:tc>
+          <w:tcPr/>
+          <w:p>
+            <w:pPr>
+              <w:pStyle w:val="Compact"/>
+              <w:jc w:val="left"/>
+            </w:pPr>
+            <w:r>
+              <w:rPr>
+                <w:rStyle w:val="VerbatimChar"/>
+              </w:rPr>
+              <w:t xml:space="preserve">locale_language_code</w:t>
+            </w:r>
+          </w:p>
+        </w:tc>
+        <w:tc>
+          <w:tcPr/>
+          <w:p>
+            <w:pPr>
+              <w:pStyle w:val="Compact"/>
+              <w:jc w:val="left"/>
+            </w:pPr>
+            <w:r>
+              <w:t xml:space="preserve">"en", "fr" ("" out of range)</w:t>
+            </w:r>
+          </w:p>
+        </w:tc>
+        <w:tc>
+          <w:tcPr/>
+          <w:p>
+            <w:pPr>
+              <w:pStyle w:val="Compact"/>
+              <w:jc w:val="left"/>
+            </w:pPr>
+            <w:r>
+              <w:rPr>
+                <w:rStyle w:val="VerbatimChar"/>
+              </w:rPr>
+              <w:t xml:space="preserve">locale.h</w:t>
+            </w:r>
+          </w:p>
+        </w:tc>
+      </w:tr>
+      <w:tr>
+        <w:tc>
+          <w:tcPr/>
+          <w:p>
+            <w:pPr>
+              <w:pStyle w:val="Compact"/>
+              <w:jc w:val="left"/>
+            </w:pPr>
+            <w:r>
+              <w:rPr>
+                <w:rStyle w:val="VerbatimChar"/>
+              </w:rPr>
+              <w:t xml:space="preserve">locale_language_name</w:t>
+            </w:r>
+          </w:p>
+        </w:tc>
+        <w:tc>
+          <w:tcPr/>
+          <w:p>
+            <w:pPr>
+              <w:pStyle w:val="Compact"/>
+              <w:jc w:val="left"/>
+            </w:pPr>
+            <w:r>
+              <w:t xml:space="preserve">in the language itself, UTF-8: "English", "Français"</w:t>
+            </w:r>
+          </w:p>
+        </w:tc>
+        <w:tc>
+          <w:tcPr/>
+          <w:p>
+            <w:pPr>
+              <w:pStyle w:val="Compact"/>
+              <w:jc w:val="left"/>
+            </w:pPr>
+            <w:r>
+              <w:rPr>
+                <w:rStyle w:val="VerbatimChar"/>
+              </w:rPr>
+              <w:t xml:space="preserve">locale.h</w:t>
+            </w:r>
+          </w:p>
+        </w:tc>
+      </w:tr>
+      <w:tr>
+        <w:tc>
+          <w:tcPr/>
+          <w:p>
+            <w:pPr>
+              <w:pStyle w:val="Compact"/>
+              <w:jc w:val="left"/>
+            </w:pPr>
+            <w:r>
+              <w:rPr>
+                <w:rStyle w:val="VerbatimChar"/>
+              </w:rPr>
+              <w:t xml:space="preserve">locale_language</w:t>
+            </w:r>
+          </w:p>
+        </w:tc>
+        <w:tc>
+          <w:tcPr/>
+          <w:p>
+            <w:pPr>
+              <w:pStyle w:val="Compact"/>
+              <w:jc w:val="left"/>
+            </w:pPr>
+            <w:r>
+              <w:t xml:space="preserve">The system's language</w:t>
+            </w:r>
+          </w:p>
+        </w:tc>
+        <w:tc>
+          <w:tcPr/>
+          <w:p>
+            <w:pPr>
+              <w:pStyle w:val="Compact"/>
+              <w:jc w:val="left"/>
+            </w:pPr>
+            <w:r>
+              <w:rPr>
+                <w:rStyle w:val="VerbatimChar"/>
+              </w:rPr>
+              <w:t xml:space="preserve">locale.h</w:t>
+            </w:r>
+          </w:p>
+        </w:tc>
+      </w:tr>
+      <w:tr>
+        <w:tc>
+          <w:tcPr/>
+          <w:p>
+            <w:pPr>
+              <w:pStyle w:val="Compact"/>
+              <w:jc w:val="left"/>
+            </w:pPr>
+            <w:r>
+              <w:rPr>
+                <w:rStyle w:val="VerbatimChar"/>
+              </w:rPr>
+              <w:t xml:space="preserve">locale_language_index</w:t>
+            </w:r>
+          </w:p>
+        </w:tc>
+        <w:tc>
+          <w:tcPr/>
+          <w:p>
+            <w:pPr>
+              <w:pStyle w:val="Compact"/>
+              <w:jc w:val="left"/>
+            </w:pPr>
+            <w:r>
+              <w:t xml:space="preserve">its place in the list</w:t>
+            </w:r>
+          </w:p>
+        </w:tc>
+        <w:tc>
+          <w:tcPr/>
+          <w:p>
+            <w:pPr>
+              <w:pStyle w:val="Compact"/>
+              <w:jc w:val="left"/>
+            </w:pPr>
+            <w:r>
+              <w:rPr>
+                <w:rStyle w:val="VerbatimChar"/>
+              </w:rPr>
+              <w:t xml:space="preserve">locale.h</w:t>
+            </w:r>
+          </w:p>
+        </w:tc>
+      </w:tr>
+      <w:tr>
+        <w:tc>
+          <w:tcPr/>
+          <w:p>
+            <w:pPr>
+              <w:pStyle w:val="Compact"/>
+              <w:jc w:val="left"/>
+            </w:pPr>
+            <w:r>
+              <w:rPr>
+                <w:rStyle w:val="VerbatimChar"/>
+              </w:rPr>
+              <w:t xml:space="preserve">locale_set_language</w:t>
+            </w:r>
+          </w:p>
+        </w:tc>
+        <w:tc>
+          <w:tcPr/>
+          <w:p>
+            <w:pPr>
+              <w:pStyle w:val="Compact"/>
+              <w:jc w:val="left"/>
+            </w:pPr>
+            <w:r>
+              <w:t xml:space="preserve">kept in system.ini -&gt; 1 written (the programs started next take it)</w:t>
+            </w:r>
+          </w:p>
+        </w:tc>
+        <w:tc>
+          <w:tcPr/>
+          <w:p>
+            <w:pPr>
+              <w:pStyle w:val="Compact"/>
+              <w:jc w:val="left"/>
+            </w:pPr>
+            <w:r>
+              <w:rPr>
+                <w:rStyle w:val="VerbatimChar"/>
+              </w:rPr>
+              <w:t xml:space="preserve">locale.h</w:t>
+            </w:r>
+          </w:p>
+        </w:tc>
+      </w:tr>
+      <w:tr>
+        <w:tc>
+          <w:tcPr/>
+          <w:p>
+            <w:pPr>
+              <w:pStyle w:val="Compact"/>
+              <w:jc w:val="left"/>
+            </w:pPr>
+            <w:r>
+              <w:rPr>
+                <w:rStyle w:val="VerbatimChar"/>
+              </w:rPr>
+              <w:t xml:space="preserve">locale_zone_count</w:t>
+            </w:r>
+          </w:p>
+        </w:tc>
+        <w:tc>
+          <w:tcPr/>
+          <w:p>
+            <w:pPr>
+              <w:pStyle w:val="Compact"/>
+            </w:pPr>
+          </w:p>
+        </w:tc>
+        <w:tc>
+          <w:tcPr/>
+          <w:p>
+            <w:pPr>
+              <w:pStyle w:val="Compact"/>
+              <w:jc w:val="left"/>
+            </w:pPr>
+            <w:r>
+              <w:rPr>
+                <w:rStyle w:val="VerbatimChar"/>
+              </w:rPr>
+              <w:t xml:space="preserve">locale.h</w:t>
+            </w:r>
+          </w:p>
+        </w:tc>
+      </w:tr>
+      <w:tr>
+        <w:tc>
+          <w:tcPr/>
+          <w:p>
+            <w:pPr>
+              <w:pStyle w:val="Compact"/>
+              <w:jc w:val="left"/>
+            </w:pPr>
+            <w:r>
+              <w:rPr>
+                <w:rStyle w:val="VerbatimChar"/>
+              </w:rPr>
+              <w:t xml:space="preserve">locale_zone_city</w:t>
+            </w:r>
+          </w:p>
+        </w:tc>
+        <w:tc>
+          <w:tcPr/>
+          <w:p>
+            <w:pPr>
+              <w:pStyle w:val="Compact"/>
+              <w:jc w:val="left"/>
+            </w:pPr>
+            <w:r>
+              <w:t xml:space="preserve">"Brussels" ("" out of range)</w:t>
+            </w:r>
+          </w:p>
+        </w:tc>
+        <w:tc>
+          <w:tcPr/>
+          <w:p>
+            <w:pPr>
+              <w:pStyle w:val="Compact"/>
+              <w:jc w:val="left"/>
+            </w:pPr>
+            <w:r>
+              <w:rPr>
+                <w:rStyle w:val="VerbatimChar"/>
+              </w:rPr>
+              <w:t xml:space="preserve">locale.h</w:t>
+            </w:r>
+          </w:p>
+        </w:tc>
+      </w:tr>
+      <w:tr>
+        <w:tc>
+          <w:tcPr/>
+          <w:p>
+            <w:pPr>
+              <w:pStyle w:val="Compact"/>
+              <w:jc w:val="left"/>
+            </w:pPr>
+            <w:r>
+              <w:rPr>
+                <w:rStyle w:val="VerbatimChar"/>
+              </w:rPr>
+              <w:t xml:space="preserve">locale_zone_summer</w:t>
+            </w:r>
+          </w:p>
+        </w:tc>
+        <w:tc>
+          <w:tcPr/>
+          <w:p>
+            <w:pPr>
+              <w:pStyle w:val="Compact"/>
+              <w:jc w:val="left"/>
+            </w:pPr>
+            <w:r>
+              <w:t xml:space="preserve">1: the zone is on summer time today (by the clock's date)</w:t>
+            </w:r>
+          </w:p>
+        </w:tc>
+        <w:tc>
+          <w:tcPr/>
+          <w:p>
+            <w:pPr>
+              <w:pStyle w:val="Compact"/>
+              <w:jc w:val="left"/>
+            </w:pPr>
+            <w:r>
+              <w:rPr>
+                <w:rStyle w:val="VerbatimChar"/>
+              </w:rPr>
+              <w:t xml:space="preserve">locale.h</w:t>
+            </w:r>
+          </w:p>
+        </w:tc>
+      </w:tr>
+      <w:tr>
+        <w:tc>
+          <w:tcPr/>
+          <w:p>
+            <w:pPr>
+              <w:pStyle w:val="Compact"/>
+              <w:jc w:val="left"/>
+            </w:pPr>
+            <w:r>
+              <w:rPr>
+                <w:rStyle w:val="VerbatimChar"/>
+              </w:rPr>
+              <w:t xml:space="preserve">locale_zone_offset</w:t>
+            </w:r>
+          </w:p>
+        </w:tc>
+        <w:tc>
+          <w:tcPr/>
+          <w:p>
+            <w:pPr>
+              <w:pStyle w:val="Compact"/>
+              <w:jc w:val="left"/>
+            </w:pPr>
+            <w:r>
+              <w:t xml:space="preserve">minutes from UTC today (the summer time counted)</w:t>
+            </w:r>
+          </w:p>
+        </w:tc>
+        <w:tc>
+          <w:tcPr/>
+          <w:p>
+            <w:pPr>
+              <w:pStyle w:val="Compact"/>
+              <w:jc w:val="left"/>
+            </w:pPr>
+            <w:r>
+              <w:rPr>
+                <w:rStyle w:val="VerbatimChar"/>
+              </w:rPr>
+              <w:t xml:space="preserve">locale.h</w:t>
+            </w:r>
+          </w:p>
+        </w:tc>
+      </w:tr>
+      <w:tr>
+        <w:tc>
+          <w:tcPr/>
+          <w:p>
+            <w:pPr>
+              <w:pStyle w:val="Compact"/>
+              <w:jc w:val="left"/>
+            </w:pPr>
+            <w:r>
+              <w:rPr>
+                <w:rStyle w:val="VerbatimChar"/>
+              </w:rPr>
+              <w:t xml:space="preserve">locale_zone_utc</w:t>
+            </w:r>
+          </w:p>
+        </w:tc>
+        <w:tc>
+          <w:tcPr/>
+          <w:p>
+            <w:pPr>
+              <w:pStyle w:val="Compact"/>
+              <w:jc w:val="left"/>
+            </w:pPr>
+            <w:r>
+              <w:t xml:space="preserve">"UTC+2", "UTC-3:30", "UTC"</w:t>
+            </w:r>
+          </w:p>
+        </w:tc>
+        <w:tc>
+          <w:tcPr/>
+          <w:p>
+            <w:pPr>
+              <w:pStyle w:val="Compact"/>
+              <w:jc w:val="left"/>
+            </w:pPr>
+            <w:r>
+              <w:rPr>
+                <w:rStyle w:val="VerbatimChar"/>
+              </w:rPr>
+              <w:t xml:space="preserve">locale.h</w:t>
+            </w:r>
+          </w:p>
+        </w:tc>
+      </w:tr>
+      <w:tr>
+        <w:tc>
+          <w:tcPr/>
+          <w:p>
+            <w:pPr>
+              <w:pStyle w:val="Compact"/>
+              <w:jc w:val="left"/>
+            </w:pPr>
+            <w:r>
+              <w:rPr>
+                <w:rStyle w:val="VerbatimChar"/>
+              </w:rPr>
+              <w:t xml:space="preserve">locale_zone</w:t>
+            </w:r>
+          </w:p>
+        </w:tc>
+        <w:tc>
+          <w:tcPr/>
+          <w:p>
+            <w:pPr>
+              <w:pStyle w:val="Compact"/>
+              <w:jc w:val="left"/>
+            </w:pPr>
+            <w:r>
+              <w:t xml:space="preserve">the one chosen: system.ini's zone=, else the first of its timezone= (-1 none)</w:t>
+            </w:r>
+          </w:p>
+        </w:tc>
+        <w:tc>
+          <w:tcPr/>
+          <w:p>
+            <w:pPr>
+              <w:pStyle w:val="Compact"/>
+              <w:jc w:val="left"/>
+            </w:pPr>
+            <w:r>
+              <w:rPr>
+                <w:rStyle w:val="VerbatimChar"/>
+              </w:rPr>
+              <w:t xml:space="preserve">locale.h</w:t>
+            </w:r>
+          </w:p>
+        </w:tc>
+      </w:tr>
+      <w:tr>
+        <w:tc>
+          <w:tcPr/>
+          <w:p>
+            <w:pPr>
+              <w:pStyle w:val="Compact"/>
+              <w:jc w:val="left"/>
+            </w:pPr>
+            <w:r>
+              <w:rPr>
+                <w:rStyle w:val="VerbatimChar"/>
+              </w:rPr>
+              <w:t xml:space="preserve">locale_set_zone</w:t>
+            </w:r>
+          </w:p>
+        </w:tc>
+        <w:tc>
+          <w:tcPr/>
+          <w:p>
+            <w:pPr>
+              <w:pStyle w:val="Compact"/>
+              <w:jc w:val="left"/>
+            </w:pPr>
+            <w:r>
+              <w:t xml:space="preserve">the clock's offset at once, zone= and timezone= kept -&gt; 1 written</w:t>
+            </w:r>
+          </w:p>
+        </w:tc>
+        <w:tc>
+          <w:tcPr/>
+          <w:p>
+            <w:pPr>
+              <w:pStyle w:val="Compact"/>
+              <w:jc w:val="left"/>
+            </w:pPr>
+            <w:r>
+              <w:rPr>
+                <w:rStyle w:val="VerbatimChar"/>
+              </w:rPr>
+              <w:t xml:space="preserve">locale.h</w:t>
+            </w:r>
+          </w:p>
+        </w:tc>
+      </w:tr>
+      <w:tr>
+        <w:tc>
+          <w:tcPr/>
+          <w:p>
+            <w:pPr>
+              <w:pStyle w:val="Compact"/>
+              <w:jc w:val="left"/>
+            </w:pPr>
+            <w:r>
+              <w:rPr>
+                <w:rStyle w:val="VerbatimChar"/>
+              </w:rPr>
+              <w:t xml:space="preserve">locale_zone_offset_at</w:t>
+            </w:r>
+          </w:p>
+        </w:tc>
+        <w:tc>
+          <w:tcPr/>
+          <w:p>
+            <w:pPr>
+              <w:pStyle w:val="Compact"/>
+              <w:jc w:val="left"/>
+            </w:pPr>
+            <w:r>
+              <w:t xml:space="preserve">The zone's offset from UTC at that instant (minutes since 1970, UTC), the hour of the change counted</w:t>
+            </w:r>
+          </w:p>
+        </w:tc>
+        <w:tc>
+          <w:tcPr/>
+          <w:p>
+            <w:pPr>
+              <w:pStyle w:val="Compact"/>
+              <w:jc w:val="left"/>
+            </w:pPr>
+            <w:r>
+              <w:rPr>
+                <w:rStyle w:val="VerbatimChar"/>
+              </w:rPr>
+              <w:t xml:space="preserve">locale.h</w:t>
+            </w:r>
+          </w:p>
+        </w:tc>
+      </w:tr>
+      <w:tr>
+        <w:tc>
+          <w:tcPr/>
+          <w:p>
+            <w:pPr>
+              <w:pStyle w:val="Compact"/>
+              <w:jc w:val="left"/>
+            </w:pPr>
+            <w:r>
+              <w:rPr>
+                <w:rStyle w:val="VerbatimChar"/>
+              </w:rPr>
+              <w:t xml:space="preserve">locale_zone_sync</w:t>
+            </w:r>
+          </w:p>
+        </w:tc>
+        <w:tc>
+          <w:tcPr/>
+          <w:p>
+            <w:pPr>
+              <w:pStyle w:val="Compact"/>
+              <w:jc w:val="left"/>
+            </w:pPr>
+            <w:r>
+              <w:t xml:space="preserve">The zone named by system.ini's zone= (that one only</w:t>
+            </w:r>
+          </w:p>
+        </w:tc>
+        <w:tc>
+          <w:tcPr/>
+          <w:p>
+            <w:pPr>
+              <w:pStyle w:val="Compact"/>
+              <w:jc w:val="left"/>
+            </w:pPr>
+            <w:r>
+              <w:rPr>
+                <w:rStyle w:val="VerbatimChar"/>
+              </w:rPr>
+              <w:t xml:space="preserve">locale.h</w:t>
+            </w:r>
+          </w:p>
+        </w:tc>
+      </w:tr>
     </w:tbl>
     <w:p>
       <w:r>
@@ -18785,7 +20140,7 @@
       </w:r>
     </w:p>
     <w:bookmarkEnd w:id="44"/>
-    <w:bookmarkStart w:id="45" w:name="systemkitapplet_protoh"/>
+    <w:bookmarkStart w:id="47" w:name="systemkitlocaleh"/>
     <w:p>
       <w:pPr>
         <w:pStyle w:val="Heading2"/>
@@ -18794,7 +20149,7 @@
         <w:rPr>
           <w:rStyle w:val="VerbatimChar"/>
         </w:rPr>
-        <w:t xml:space="preserve">systemkit/applet_proto.h</w:t>
+        <w:t xml:space="preserve">systemkit/locale.h</w:t>
       </w:r>
     </w:p>
     <w:p>
@@ -18802,16 +20157,7 @@
         <w:pStyle w:val="FirstParagraph"/>
       </w:pPr>
       <w:r>
-        <w:t xml:space="preserve">applet_proto.h -- the Control Panel's applets (apps/control): an applet is a uikit app shown INSIDE the Control Panel's window instead of in a window of its own. The host (apps/control) makes a shared surface (kapi v35) the size of its pane and starts the applet with the arguments "--applet</w:t>
-      </w:r>
-      <w:r>
-        <w:t xml:space="preserve"> </w:t>
-      </w:r>
-      <w:r>
-        <w:t xml:space="preserve"> </w:t>
-      </w:r>
-      <w:r>
-        <w:t xml:space="preserve">"; the applet's uikit::Root then draws into that surface (uikit/root.cpp, the applet mode); the host copies it into its window when told and sends it the pointer and the keys. Messages over the kernel's mailboxes (kapi v35 / v40, &lt;= 512 bytes), from / to the pids:</w:t>
+        <w:t xml:space="preserve">locale.h -- the system's language and region, kept in SD:/etc/system.ini:</w:t>
       </w:r>
     </w:p>
     <w:p>
@@ -18822,7 +20168,7 @@
         <w:rPr>
           <w:rStyle w:val="VerbatimChar"/>
         </w:rPr>
-        <w:t xml:space="preserve">  applet -&gt; host   AP_HELLO    int w, h: the applet is up (its Root the surface's size)</w:t>
+        <w:t xml:space="preserve">  language = fr        the language of the programs' words ("en" when no line): uikit/lang.h's TR () reads</w:t>
       </w:r>
       <w:r>
         <w:br/>
@@ -18831,7 +20177,7 @@
         <w:rPr>
           <w:rStyle w:val="VerbatimChar"/>
         </w:rPr>
-        <w:t xml:space="preserve">                   AP_PRESENT  int x, y, w, h: it drew (0 0 0 0: all of it) -- copy it</w:t>
+        <w:t xml:space="preserve">                       it (uk_lang_init), a program with words of its own asks locale_language ()</w:t>
       </w:r>
       <w:r>
         <w:br/>
@@ -18840,7 +20186,7 @@
         <w:rPr>
           <w:rStyle w:val="VerbatimChar"/>
         </w:rPr>
-        <w:t xml:space="preserve">                   AP_EXIT     it is ending: stop reading the surface</w:t>
+        <w:t xml:space="preserve">  zone     = Brussels  the time zone's city (locale_zone_*), beside "timezone=" -- its offset in minutes,</w:t>
       </w:r>
       <w:r>
         <w:br/>
@@ -18849,7 +20195,7 @@
         <w:rPr>
           <w:rStyle w:val="VerbatimChar"/>
         </w:rPr>
-        <w:t xml:space="preserve">                   AP_THEME    it applied a new theme (SD:/etc/theme.txt): the host takes it</w:t>
+        <w:t xml:space="preserve">                       the summer time counted, which the kernel reads at boot (and locale_zone_sync keeps</w:t>
       </w:r>
       <w:r>
         <w:br/>
@@ -18858,43 +20204,7 @@
         <w:rPr>
           <w:rStyle w:val="VerbatimChar"/>
         </w:rPr>
-        <w:t xml:space="preserve">                               and starts the applet again (in the new colours)</w:t>
-      </w:r>
-      <w:r>
-        <w:br/>
-      </w:r>
-      <w:r>
-        <w:rPr>
-          <w:rStyle w:val="VerbatimChar"/>
-        </w:rPr>
-        <w:t xml:space="preserve">  host -&gt; applet   AP_PTR      struct ApPtr: the pointer (a GUI_EVENT_PTR_* event, pane</w:t>
-      </w:r>
-      <w:r>
-        <w:br/>
-      </w:r>
-      <w:r>
-        <w:rPr>
-          <w:rStyle w:val="VerbatimChar"/>
-        </w:rPr>
-        <w:t xml:space="preserve">                               coordinates; x &lt; 0: it left the pane)</w:t>
-      </w:r>
-      <w:r>
-        <w:br/>
-      </w:r>
-      <w:r>
-        <w:rPr>
-          <w:rStyle w:val="VerbatimChar"/>
-        </w:rPr>
-        <w:t xml:space="preserve">                   AP_KEY      struct ApKey: a key typed (a character or a KEY_* code)</w:t>
-      </w:r>
-      <w:r>
-        <w:br/>
-      </w:r>
-      <w:r>
-        <w:rPr>
-          <w:rStyle w:val="VerbatimChar"/>
-        </w:rPr>
-        <w:t xml:space="preserve">                   AP_CLOSE    please end (the user went back to the applets' list)</w:t>
+        <w:t xml:space="preserve">                       right when the summer time begins or ends)</w:t>
       </w:r>
     </w:p>
     <w:p>
@@ -18902,19 +20212,15 @@
         <w:pStyle w:val="FirstParagraph"/>
       </w:pPr>
       <w:r>
-        <w:t xml:space="preserve">The host is the IPC service AP_SERVICE: an applet whose host is gone ends by itself. Another host (Mail, showing Web as its HTML view) adds its own service's name: "--applet</w:t>
-      </w:r>
-      <w:r>
-        <w:t xml:space="preserve"> </w:t>
-      </w:r>
-      <w:r>
-        <w:t xml:space="preserve"> </w:t>
-      </w:r>
-      <w:r>
-        <w:t xml:space="preserve"> </w:t>
-      </w:r>
-      <w:r>
-        <w:t xml:space="preserve">"; its own message types go to the applet's uk_applet_on_message (uikit/root.h; Jet's web view: Apps/jet/webview_proto.h, types 60..79). The surface's frames live as long as either process maps it (kernel v65: its users).</w:t>
+        <w:t xml:space="preserve">Chosen in the Control Panel's Language &amp; Region applet and in Setup (the first-run wizard). A language is taken by a program when it starts.</w:t>
+      </w:r>
+    </w:p>
+    <w:p>
+      <w:pPr>
+        <w:pStyle w:val="BodyText"/>
+      </w:pPr>
+      <w:r>
+        <w:t xml:space="preserve">MIT License -- Copyright (c) 2026 Stéphane Wegener and the Onyx contributors. Permission is hereby granted, free of charge, to any person obtaining a copy of this software and associated documentation files (the "Software"), to deal in the Software without restriction, including without limitation the rights to use, copy, modify, merge, publish, distribute, sublicense, and/or sell copies of the Software, and to permit persons to whom the Software is furnished to do so, subject to the following conditions: The above copyright notice and this permission notice shall be included in all copies or substantial portions of the Software. THE SOFTWARE IS PROVIDED "AS IS", WITHOUT WARRANTY OF ANY KIND, EXPRESS OR IMPLIED.</w:t>
       </w:r>
     </w:p>
     <w:p>
@@ -18925,286 +20231,569 @@
         <w:rPr>
           <w:rStyle w:val="PreprocessorTok"/>
         </w:rPr>
-        <w:t xml:space="preserve">#define AP_SERVICE  </w:t>
+        <w:t xml:space="preserve">#define LOCALE_INI  </w:t>
       </w:r>
       <w:r>
         <w:rPr>
           <w:rStyle w:val="StringTok"/>
         </w:rPr>
-        <w:t xml:space="preserve">"control"</w:t>
+        <w:t xml:space="preserve">"SD:/etc/system.ini"</w:t>
+      </w:r>
+    </w:p>
+    <w:p>
+      <w:pPr>
+        <w:pStyle w:val="FirstParagraph"/>
+      </w:pPr>
+      <w:r>
+        <w:t xml:space="preserve">system.ini's "key=value": the value in out ("" none) -&gt; 1 found; the key's line replaced (else added) -&gt; 1 written.</w:t>
+      </w:r>
+    </w:p>
+    <w:p>
+      <w:pPr>
+        <w:pStyle w:val="SourceCode"/>
+      </w:pPr>
+      <w:r>
+        <w:rPr>
+          <w:rStyle w:val="DataTypeTok"/>
+        </w:rPr>
+        <w:t xml:space="preserve">int</w:t>
+      </w:r>
+      <w:r>
+        <w:rPr>
+          <w:rStyle w:val="NormalTok"/>
+        </w:rPr>
+        <w:t xml:space="preserve"> locale_ini_get </w:t>
+      </w:r>
+      <w:r>
+        <w:rPr>
+          <w:rStyle w:val="OperatorTok"/>
+        </w:rPr>
+        <w:t xml:space="preserve">(</w:t>
+      </w:r>
+      <w:r>
+        <w:rPr>
+          <w:rStyle w:val="AttributeTok"/>
+        </w:rPr>
+        <w:t xml:space="preserve">const</w:t>
+      </w:r>
+      <w:r>
+        <w:rPr>
+          <w:rStyle w:val="NormalTok"/>
+        </w:rPr>
+        <w:t xml:space="preserve"> </w:t>
+      </w:r>
+      <w:r>
+        <w:rPr>
+          <w:rStyle w:val="DataTypeTok"/>
+        </w:rPr>
+        <w:t xml:space="preserve">char</w:t>
+      </w:r>
+      <w:r>
+        <w:rPr>
+          <w:rStyle w:val="NormalTok"/>
+        </w:rPr>
+        <w:t xml:space="preserve"> </w:t>
+      </w:r>
+      <w:r>
+        <w:rPr>
+          <w:rStyle w:val="OperatorTok"/>
+        </w:rPr>
+        <w:t xml:space="preserve">*</w:t>
+      </w:r>
+      <w:r>
+        <w:rPr>
+          <w:rStyle w:val="NormalTok"/>
+        </w:rPr>
+        <w:t xml:space="preserve">key</w:t>
+      </w:r>
+      <w:r>
+        <w:rPr>
+          <w:rStyle w:val="OperatorTok"/>
+        </w:rPr>
+        <w:t xml:space="preserve">,</w:t>
+      </w:r>
+      <w:r>
+        <w:rPr>
+          <w:rStyle w:val="NormalTok"/>
+        </w:rPr>
+        <w:t xml:space="preserve"> </w:t>
+      </w:r>
+      <w:r>
+        <w:rPr>
+          <w:rStyle w:val="DataTypeTok"/>
+        </w:rPr>
+        <w:t xml:space="preserve">char</w:t>
+      </w:r>
+      <w:r>
+        <w:rPr>
+          <w:rStyle w:val="NormalTok"/>
+        </w:rPr>
+        <w:t xml:space="preserve"> </w:t>
+      </w:r>
+      <w:r>
+        <w:rPr>
+          <w:rStyle w:val="OperatorTok"/>
+        </w:rPr>
+        <w:t xml:space="preserve">*</w:t>
+      </w:r>
+      <w:r>
+        <w:rPr>
+          <w:rStyle w:val="NormalTok"/>
+        </w:rPr>
+        <w:t xml:space="preserve">out</w:t>
+      </w:r>
+      <w:r>
+        <w:rPr>
+          <w:rStyle w:val="OperatorTok"/>
+        </w:rPr>
+        <w:t xml:space="preserve">,</w:t>
+      </w:r>
+      <w:r>
+        <w:rPr>
+          <w:rStyle w:val="NormalTok"/>
+        </w:rPr>
+        <w:t xml:space="preserve"> </w:t>
+      </w:r>
+      <w:r>
+        <w:rPr>
+          <w:rStyle w:val="DataTypeTok"/>
+        </w:rPr>
+        <w:t xml:space="preserve">int</w:t>
+      </w:r>
+      <w:r>
+        <w:rPr>
+          <w:rStyle w:val="NormalTok"/>
+        </w:rPr>
+        <w:t xml:space="preserve"> cap</w:t>
+      </w:r>
+      <w:r>
+        <w:rPr>
+          <w:rStyle w:val="OperatorTok"/>
+        </w:rPr>
+        <w:t xml:space="preserve">);</w:t>
       </w:r>
       <w:r>
         <w:br/>
       </w:r>
       <w:r>
+        <w:rPr>
+          <w:rStyle w:val="DataTypeTok"/>
+        </w:rPr>
+        <w:t xml:space="preserve">int</w:t>
+      </w:r>
+      <w:r>
+        <w:rPr>
+          <w:rStyle w:val="NormalTok"/>
+        </w:rPr>
+        <w:t xml:space="preserve"> locale_ini_set </w:t>
+      </w:r>
+      <w:r>
+        <w:rPr>
+          <w:rStyle w:val="OperatorTok"/>
+        </w:rPr>
+        <w:t xml:space="preserve">(</w:t>
+      </w:r>
+      <w:r>
+        <w:rPr>
+          <w:rStyle w:val="AttributeTok"/>
+        </w:rPr>
+        <w:t xml:space="preserve">const</w:t>
+      </w:r>
+      <w:r>
+        <w:rPr>
+          <w:rStyle w:val="NormalTok"/>
+        </w:rPr>
+        <w:t xml:space="preserve"> </w:t>
+      </w:r>
+      <w:r>
+        <w:rPr>
+          <w:rStyle w:val="DataTypeTok"/>
+        </w:rPr>
+        <w:t xml:space="preserve">char</w:t>
+      </w:r>
+      <w:r>
+        <w:rPr>
+          <w:rStyle w:val="NormalTok"/>
+        </w:rPr>
+        <w:t xml:space="preserve"> </w:t>
+      </w:r>
+      <w:r>
+        <w:rPr>
+          <w:rStyle w:val="OperatorTok"/>
+        </w:rPr>
+        <w:t xml:space="preserve">*</w:t>
+      </w:r>
+      <w:r>
+        <w:rPr>
+          <w:rStyle w:val="NormalTok"/>
+        </w:rPr>
+        <w:t xml:space="preserve">key</w:t>
+      </w:r>
+      <w:r>
+        <w:rPr>
+          <w:rStyle w:val="OperatorTok"/>
+        </w:rPr>
+        <w:t xml:space="preserve">,</w:t>
+      </w:r>
+      <w:r>
+        <w:rPr>
+          <w:rStyle w:val="NormalTok"/>
+        </w:rPr>
+        <w:t xml:space="preserve"> </w:t>
+      </w:r>
+      <w:r>
+        <w:rPr>
+          <w:rStyle w:val="AttributeTok"/>
+        </w:rPr>
+        <w:t xml:space="preserve">const</w:t>
+      </w:r>
+      <w:r>
+        <w:rPr>
+          <w:rStyle w:val="NormalTok"/>
+        </w:rPr>
+        <w:t xml:space="preserve"> </w:t>
+      </w:r>
+      <w:r>
+        <w:rPr>
+          <w:rStyle w:val="DataTypeTok"/>
+        </w:rPr>
+        <w:t xml:space="preserve">char</w:t>
+      </w:r>
+      <w:r>
+        <w:rPr>
+          <w:rStyle w:val="NormalTok"/>
+        </w:rPr>
+        <w:t xml:space="preserve"> </w:t>
+      </w:r>
+      <w:r>
+        <w:rPr>
+          <w:rStyle w:val="OperatorTok"/>
+        </w:rPr>
+        <w:t xml:space="preserve">*</w:t>
+      </w:r>
+      <w:r>
+        <w:rPr>
+          <w:rStyle w:val="NormalTok"/>
+        </w:rPr>
+        <w:t xml:space="preserve">value</w:t>
+      </w:r>
+      <w:r>
+        <w:rPr>
+          <w:rStyle w:val="OperatorTok"/>
+        </w:rPr>
+        <w:t xml:space="preserve">);</w:t>
+      </w:r>
+    </w:p>
+    <w:bookmarkStart w:id="45" w:name="the-languages-onyx-speaks"/>
+    <w:p>
+      <w:pPr>
+        <w:pStyle w:val="Heading3"/>
+      </w:pPr>
+      <w:r>
+        <w:t xml:space="preserve">the languages Onyx speaks</w:t>
+      </w:r>
+    </w:p>
+    <w:p>
+      <w:pPr>
+        <w:pStyle w:val="SourceCode"/>
+      </w:pPr>
+      <w:r>
+        <w:rPr>
+          <w:rStyle w:val="DataTypeTok"/>
+        </w:rPr>
+        <w:t xml:space="preserve">int</w:t>
+      </w:r>
+      <w:r>
+        <w:rPr>
+          <w:rStyle w:val="NormalTok"/>
+        </w:rPr>
+        <w:t xml:space="preserve"> locale_language_count </w:t>
+      </w:r>
+      <w:r>
+        <w:rPr>
+          <w:rStyle w:val="OperatorTok"/>
+        </w:rPr>
+        <w:t xml:space="preserve">(</w:t>
+      </w:r>
+      <w:r>
+        <w:rPr>
+          <w:rStyle w:val="DataTypeTok"/>
+        </w:rPr>
+        <w:t xml:space="preserve">void</w:t>
+      </w:r>
+      <w:r>
+        <w:rPr>
+          <w:rStyle w:val="OperatorTok"/>
+        </w:rPr>
+        <w:t xml:space="preserve">);</w:t>
+      </w:r>
+      <w:r>
         <w:br/>
       </w:r>
       <w:r>
         <w:rPr>
-          <w:rStyle w:val="KeywordTok"/>
-        </w:rPr>
-        <w:t xml:space="preserve">enum</w:t>
+          <w:rStyle w:val="AttributeTok"/>
+        </w:rPr>
+        <w:t xml:space="preserve">const</w:t>
+      </w:r>
+      <w:r>
+        <w:rPr>
+          <w:rStyle w:val="NormalTok"/>
+        </w:rPr>
+        <w:t xml:space="preserve"> </w:t>
+      </w:r>
+      <w:r>
+        <w:rPr>
+          <w:rStyle w:val="DataTypeTok"/>
+        </w:rPr>
+        <w:t xml:space="preserve">char</w:t>
+      </w:r>
+      <w:r>
+        <w:rPr>
+          <w:rStyle w:val="NormalTok"/>
+        </w:rPr>
+        <w:t xml:space="preserve"> </w:t>
+      </w:r>
+      <w:r>
+        <w:rPr>
+          <w:rStyle w:val="OperatorTok"/>
+        </w:rPr>
+        <w:t xml:space="preserve">*</w:t>
+      </w:r>
+      <w:r>
+        <w:rPr>
+          <w:rStyle w:val="NormalTok"/>
+        </w:rPr>
+        <w:t xml:space="preserve">locale_language_code </w:t>
+      </w:r>
+      <w:r>
+        <w:rPr>
+          <w:rStyle w:val="OperatorTok"/>
+        </w:rPr>
+        <w:t xml:space="preserve">(</w:t>
+      </w:r>
+      <w:r>
+        <w:rPr>
+          <w:rStyle w:val="DataTypeTok"/>
+        </w:rPr>
+        <w:t xml:space="preserve">int</w:t>
+      </w:r>
+      <w:r>
+        <w:rPr>
+          <w:rStyle w:val="NormalTok"/>
+        </w:rPr>
+        <w:t xml:space="preserve"> i</w:t>
+      </w:r>
+      <w:r>
+        <w:rPr>
+          <w:rStyle w:val="OperatorTok"/>
+        </w:rPr>
+        <w:t xml:space="preserve">);</w:t>
+      </w:r>
+      <w:r>
+        <w:rPr>
+          <w:rStyle w:val="NormalTok"/>
+        </w:rPr>
+        <w:t xml:space="preserve">   </w:t>
+      </w:r>
+      <w:r>
+        <w:rPr>
+          <w:rStyle w:val="CommentTok"/>
+        </w:rPr>
+        <w:t xml:space="preserve">// "en", "fr" ("" out of range)</w:t>
       </w:r>
       <w:r>
         <w:br/>
       </w:r>
       <w:r>
         <w:rPr>
-          <w:rStyle w:val="OperatorTok"/>
-        </w:rPr>
-        <w:t xml:space="preserve">{</w:t>
+          <w:rStyle w:val="AttributeTok"/>
+        </w:rPr>
+        <w:t xml:space="preserve">const</w:t>
+      </w:r>
+      <w:r>
+        <w:rPr>
+          <w:rStyle w:val="NormalTok"/>
+        </w:rPr>
+        <w:t xml:space="preserve"> </w:t>
+      </w:r>
+      <w:r>
+        <w:rPr>
+          <w:rStyle w:val="DataTypeTok"/>
+        </w:rPr>
+        <w:t xml:space="preserve">char</w:t>
+      </w:r>
+      <w:r>
+        <w:rPr>
+          <w:rStyle w:val="NormalTok"/>
+        </w:rPr>
+        <w:t xml:space="preserve"> </w:t>
+      </w:r>
+      <w:r>
+        <w:rPr>
+          <w:rStyle w:val="OperatorTok"/>
+        </w:rPr>
+        <w:t xml:space="preserve">*</w:t>
+      </w:r>
+      <w:r>
+        <w:rPr>
+          <w:rStyle w:val="NormalTok"/>
+        </w:rPr>
+        <w:t xml:space="preserve">locale_language_name </w:t>
+      </w:r>
+      <w:r>
+        <w:rPr>
+          <w:rStyle w:val="OperatorTok"/>
+        </w:rPr>
+        <w:t xml:space="preserve">(</w:t>
+      </w:r>
+      <w:r>
+        <w:rPr>
+          <w:rStyle w:val="DataTypeTok"/>
+        </w:rPr>
+        <w:t xml:space="preserve">int</w:t>
+      </w:r>
+      <w:r>
+        <w:rPr>
+          <w:rStyle w:val="NormalTok"/>
+        </w:rPr>
+        <w:t xml:space="preserve"> i</w:t>
+      </w:r>
+      <w:r>
+        <w:rPr>
+          <w:rStyle w:val="OperatorTok"/>
+        </w:rPr>
+        <w:t xml:space="preserve">);</w:t>
+      </w:r>
+      <w:r>
+        <w:rPr>
+          <w:rStyle w:val="NormalTok"/>
+        </w:rPr>
+        <w:t xml:space="preserve">   </w:t>
+      </w:r>
+      <w:r>
+        <w:rPr>
+          <w:rStyle w:val="CommentTok"/>
+        </w:rPr>
+        <w:t xml:space="preserve">// in the language itself, UTF-8: "English", "Français"</w:t>
+      </w:r>
+    </w:p>
+    <w:p>
+      <w:pPr>
+        <w:pStyle w:val="FirstParagraph"/>
+      </w:pPr>
+      <w:r>
+        <w:t xml:space="preserve">The system's language: one of the codes ("en" when none, or an unknown one, is said). Read from the file at each call: a program keeps it.</w:t>
+      </w:r>
+    </w:p>
+    <w:p>
+      <w:pPr>
+        <w:pStyle w:val="SourceCode"/>
+      </w:pPr>
+      <w:r>
+        <w:rPr>
+          <w:rStyle w:val="AttributeTok"/>
+        </w:rPr>
+        <w:t xml:space="preserve">const</w:t>
+      </w:r>
+      <w:r>
+        <w:rPr>
+          <w:rStyle w:val="NormalTok"/>
+        </w:rPr>
+        <w:t xml:space="preserve"> </w:t>
+      </w:r>
+      <w:r>
+        <w:rPr>
+          <w:rStyle w:val="DataTypeTok"/>
+        </w:rPr>
+        <w:t xml:space="preserve">char</w:t>
+      </w:r>
+      <w:r>
+        <w:rPr>
+          <w:rStyle w:val="NormalTok"/>
+        </w:rPr>
+        <w:t xml:space="preserve"> </w:t>
+      </w:r>
+      <w:r>
+        <w:rPr>
+          <w:rStyle w:val="OperatorTok"/>
+        </w:rPr>
+        <w:t xml:space="preserve">*</w:t>
+      </w:r>
+      <w:r>
+        <w:rPr>
+          <w:rStyle w:val="NormalTok"/>
+        </w:rPr>
+        <w:t xml:space="preserve">locale_language </w:t>
+      </w:r>
+      <w:r>
+        <w:rPr>
+          <w:rStyle w:val="OperatorTok"/>
+        </w:rPr>
+        <w:t xml:space="preserve">(</w:t>
+      </w:r>
+      <w:r>
+        <w:rPr>
+          <w:rStyle w:val="DataTypeTok"/>
+        </w:rPr>
+        <w:t xml:space="preserve">void</w:t>
+      </w:r>
+      <w:r>
+        <w:rPr>
+          <w:rStyle w:val="OperatorTok"/>
+        </w:rPr>
+        <w:t xml:space="preserve">);</w:t>
       </w:r>
       <w:r>
         <w:br/>
       </w:r>
       <w:r>
         <w:rPr>
-          <w:rStyle w:val="NormalTok"/>
-        </w:rPr>
-        <w:t xml:space="preserve">    AP_HELLO </w:t>
-      </w:r>
-      <w:r>
-        <w:rPr>
-          <w:rStyle w:val="OperatorTok"/>
-        </w:rPr>
-        <w:t xml:space="preserve">=</w:t>
-      </w:r>
-      <w:r>
-        <w:rPr>
-          <w:rStyle w:val="NormalTok"/>
-        </w:rPr>
-        <w:t xml:space="preserve"> </w:t>
-      </w:r>
-      <w:r>
-        <w:rPr>
-          <w:rStyle w:val="DecValTok"/>
-        </w:rPr>
-        <w:t xml:space="preserve">40</w:t>
-      </w:r>
-      <w:r>
-        <w:rPr>
-          <w:rStyle w:val="OperatorTok"/>
-        </w:rPr>
-        <w:t xml:space="preserve">,</w:t>
-      </w:r>
-      <w:r>
-        <w:rPr>
-          <w:rStyle w:val="NormalTok"/>
-        </w:rPr>
-        <w:t xml:space="preserve"> AP_PRESENT </w:t>
-      </w:r>
-      <w:r>
-        <w:rPr>
-          <w:rStyle w:val="OperatorTok"/>
-        </w:rPr>
-        <w:t xml:space="preserve">=</w:t>
-      </w:r>
-      <w:r>
-        <w:rPr>
-          <w:rStyle w:val="NormalTok"/>
-        </w:rPr>
-        <w:t xml:space="preserve"> </w:t>
-      </w:r>
-      <w:r>
-        <w:rPr>
-          <w:rStyle w:val="DecValTok"/>
-        </w:rPr>
-        <w:t xml:space="preserve">41</w:t>
-      </w:r>
-      <w:r>
-        <w:rPr>
-          <w:rStyle w:val="OperatorTok"/>
-        </w:rPr>
-        <w:t xml:space="preserve">,</w:t>
-      </w:r>
-      <w:r>
-        <w:rPr>
-          <w:rStyle w:val="NormalTok"/>
-        </w:rPr>
-        <w:t xml:space="preserve"> AP_EXIT </w:t>
-      </w:r>
-      <w:r>
-        <w:rPr>
-          <w:rStyle w:val="OperatorTok"/>
-        </w:rPr>
-        <w:t xml:space="preserve">=</w:t>
-      </w:r>
-      <w:r>
-        <w:rPr>
-          <w:rStyle w:val="NormalTok"/>
-        </w:rPr>
-        <w:t xml:space="preserve"> </w:t>
-      </w:r>
-      <w:r>
-        <w:rPr>
-          <w:rStyle w:val="DecValTok"/>
-        </w:rPr>
-        <w:t xml:space="preserve">42</w:t>
-      </w:r>
-      <w:r>
-        <w:rPr>
-          <w:rStyle w:val="OperatorTok"/>
-        </w:rPr>
-        <w:t xml:space="preserve">,</w:t>
-      </w:r>
-      <w:r>
-        <w:rPr>
-          <w:rStyle w:val="NormalTok"/>
-        </w:rPr>
-        <w:t xml:space="preserve"> AP_THEME </w:t>
-      </w:r>
-      <w:r>
-        <w:rPr>
-          <w:rStyle w:val="OperatorTok"/>
-        </w:rPr>
-        <w:t xml:space="preserve">=</w:t>
-      </w:r>
-      <w:r>
-        <w:rPr>
-          <w:rStyle w:val="NormalTok"/>
-        </w:rPr>
-        <w:t xml:space="preserve"> </w:t>
-      </w:r>
-      <w:r>
-        <w:rPr>
-          <w:rStyle w:val="DecValTok"/>
-        </w:rPr>
-        <w:t xml:space="preserve">43</w:t>
-      </w:r>
-      <w:r>
-        <w:rPr>
-          <w:rStyle w:val="OperatorTok"/>
-        </w:rPr>
-        <w:t xml:space="preserve">,</w:t>
+          <w:rStyle w:val="DataTypeTok"/>
+        </w:rPr>
+        <w:t xml:space="preserve">int</w:t>
+      </w:r>
+      <w:r>
+        <w:rPr>
+          <w:rStyle w:val="NormalTok"/>
+        </w:rPr>
+        <w:t xml:space="preserve"> locale_language_index </w:t>
+      </w:r>
+      <w:r>
+        <w:rPr>
+          <w:rStyle w:val="OperatorTok"/>
+        </w:rPr>
+        <w:t xml:space="preserve">(</w:t>
+      </w:r>
+      <w:r>
+        <w:rPr>
+          <w:rStyle w:val="DataTypeTok"/>
+        </w:rPr>
+        <w:t xml:space="preserve">void</w:t>
+      </w:r>
+      <w:r>
+        <w:rPr>
+          <w:rStyle w:val="OperatorTok"/>
+        </w:rPr>
+        <w:t xml:space="preserve">);</w:t>
+      </w:r>
+      <w:r>
+        <w:rPr>
+          <w:rStyle w:val="NormalTok"/>
+        </w:rPr>
+        <w:t xml:space="preserve">       </w:t>
+      </w:r>
+      <w:r>
+        <w:rPr>
+          <w:rStyle w:val="CommentTok"/>
+        </w:rPr>
+        <w:t xml:space="preserve">// its place in the list</w:t>
       </w:r>
       <w:r>
         <w:br/>
       </w:r>
       <w:r>
         <w:rPr>
-          <w:rStyle w:val="NormalTok"/>
-        </w:rPr>
-        <w:t xml:space="preserve">    AP_PTR </w:t>
-      </w:r>
-      <w:r>
-        <w:rPr>
-          <w:rStyle w:val="OperatorTok"/>
-        </w:rPr>
-        <w:t xml:space="preserve">=</w:t>
-      </w:r>
-      <w:r>
-        <w:rPr>
-          <w:rStyle w:val="NormalTok"/>
-        </w:rPr>
-        <w:t xml:space="preserve"> </w:t>
-      </w:r>
-      <w:r>
-        <w:rPr>
-          <w:rStyle w:val="DecValTok"/>
-        </w:rPr>
-        <w:t xml:space="preserve">50</w:t>
-      </w:r>
-      <w:r>
-        <w:rPr>
-          <w:rStyle w:val="OperatorTok"/>
-        </w:rPr>
-        <w:t xml:space="preserve">,</w:t>
-      </w:r>
-      <w:r>
-        <w:rPr>
-          <w:rStyle w:val="NormalTok"/>
-        </w:rPr>
-        <w:t xml:space="preserve"> AP_KEY </w:t>
-      </w:r>
-      <w:r>
-        <w:rPr>
-          <w:rStyle w:val="OperatorTok"/>
-        </w:rPr>
-        <w:t xml:space="preserve">=</w:t>
-      </w:r>
-      <w:r>
-        <w:rPr>
-          <w:rStyle w:val="NormalTok"/>
-        </w:rPr>
-        <w:t xml:space="preserve"> </w:t>
-      </w:r>
-      <w:r>
-        <w:rPr>
-          <w:rStyle w:val="DecValTok"/>
-        </w:rPr>
-        <w:t xml:space="preserve">51</w:t>
-      </w:r>
-      <w:r>
-        <w:rPr>
-          <w:rStyle w:val="OperatorTok"/>
-        </w:rPr>
-        <w:t xml:space="preserve">,</w:t>
-      </w:r>
-      <w:r>
-        <w:rPr>
-          <w:rStyle w:val="NormalTok"/>
-        </w:rPr>
-        <w:t xml:space="preserve"> AP_CLOSE </w:t>
-      </w:r>
-      <w:r>
-        <w:rPr>
-          <w:rStyle w:val="OperatorTok"/>
-        </w:rPr>
-        <w:t xml:space="preserve">=</w:t>
-      </w:r>
-      <w:r>
-        <w:rPr>
-          <w:rStyle w:val="NormalTok"/>
-        </w:rPr>
-        <w:t xml:space="preserve"> </w:t>
-      </w:r>
-      <w:r>
-        <w:rPr>
-          <w:rStyle w:val="DecValTok"/>
-        </w:rPr>
-        <w:t xml:space="preserve">52</w:t>
-      </w:r>
-      <w:r>
-        <w:br/>
-      </w:r>
-      <w:r>
-        <w:rPr>
-          <w:rStyle w:val="OperatorTok"/>
-        </w:rPr>
-        <w:t xml:space="preserve">};</w:t>
-      </w:r>
-      <w:r>
-        <w:br/>
-      </w:r>
-      <w:r>
-        <w:br/>
-      </w:r>
-      <w:r>
-        <w:rPr>
-          <w:rStyle w:val="KeywordTok"/>
-        </w:rPr>
-        <w:t xml:space="preserve">struct</w:t>
-      </w:r>
-      <w:r>
-        <w:rPr>
-          <w:rStyle w:val="NormalTok"/>
-        </w:rPr>
-        <w:t xml:space="preserve"> ApPtr </w:t>
-      </w:r>
-      <w:r>
-        <w:rPr>
-          <w:rStyle w:val="OperatorTok"/>
-        </w:rPr>
-        <w:t xml:space="preserve">{</w:t>
-      </w:r>
-      <w:r>
-        <w:rPr>
-          <w:rStyle w:val="NormalTok"/>
-        </w:rPr>
-        <w:t xml:space="preserve"> </w:t>
-      </w:r>
-      <w:r>
-        <w:rPr>
           <w:rStyle w:val="DataTypeTok"/>
         </w:rPr>
         <w:t xml:space="preserve">int</w:t>
@@ -19213,169 +20802,1219 @@
         <w:rPr>
           <w:rStyle w:val="NormalTok"/>
         </w:rPr>
-        <w:t xml:space="preserve"> event</w:t>
-      </w:r>
-      <w:r>
-        <w:rPr>
-          <w:rStyle w:val="OperatorTok"/>
-        </w:rPr>
-        <w:t xml:space="preserve">,</w:t>
-      </w:r>
-      <w:r>
-        <w:rPr>
-          <w:rStyle w:val="NormalTok"/>
-        </w:rPr>
-        <w:t xml:space="preserve"> x</w:t>
-      </w:r>
-      <w:r>
-        <w:rPr>
-          <w:rStyle w:val="OperatorTok"/>
-        </w:rPr>
-        <w:t xml:space="preserve">,</w:t>
-      </w:r>
-      <w:r>
-        <w:rPr>
-          <w:rStyle w:val="NormalTok"/>
-        </w:rPr>
-        <w:t xml:space="preserve"> y</w:t>
-      </w:r>
-      <w:r>
-        <w:rPr>
-          <w:rStyle w:val="OperatorTok"/>
-        </w:rPr>
-        <w:t xml:space="preserve">,</w:t>
-      </w:r>
-      <w:r>
-        <w:rPr>
-          <w:rStyle w:val="NormalTok"/>
-        </w:rPr>
-        <w:t xml:space="preserve"> buttons</w:t>
-      </w:r>
-      <w:r>
-        <w:rPr>
-          <w:rStyle w:val="OperatorTok"/>
-        </w:rPr>
-        <w:t xml:space="preserve">,</w:t>
-      </w:r>
-      <w:r>
-        <w:rPr>
-          <w:rStyle w:val="NormalTok"/>
-        </w:rPr>
-        <w:t xml:space="preserve"> changed</w:t>
-      </w:r>
-      <w:r>
-        <w:rPr>
-          <w:rStyle w:val="OperatorTok"/>
-        </w:rPr>
-        <w:t xml:space="preserve">,</w:t>
-      </w:r>
-      <w:r>
-        <w:rPr>
-          <w:rStyle w:val="NormalTok"/>
-        </w:rPr>
-        <w:t xml:space="preserve"> wheel</w:t>
-      </w:r>
-      <w:r>
-        <w:rPr>
-          <w:rStyle w:val="OperatorTok"/>
-        </w:rPr>
-        <w:t xml:space="preserve">;</w:t>
-      </w:r>
-      <w:r>
-        <w:rPr>
-          <w:rStyle w:val="NormalTok"/>
-        </w:rPr>
-        <w:t xml:space="preserve"> </w:t>
-      </w:r>
-      <w:r>
-        <w:rPr>
-          <w:rStyle w:val="OperatorTok"/>
-        </w:rPr>
-        <w:t xml:space="preserve">};</w:t>
-      </w:r>
-      <w:r>
-        <w:br/>
-      </w:r>
-      <w:r>
-        <w:rPr>
-          <w:rStyle w:val="KeywordTok"/>
-        </w:rPr>
-        <w:t xml:space="preserve">struct</w:t>
-      </w:r>
-      <w:r>
-        <w:rPr>
-          <w:rStyle w:val="NormalTok"/>
-        </w:rPr>
-        <w:t xml:space="preserve"> ApKey </w:t>
-      </w:r>
-      <w:r>
-        <w:rPr>
-          <w:rStyle w:val="OperatorTok"/>
-        </w:rPr>
-        <w:t xml:space="preserve">{</w:t>
-      </w:r>
-      <w:r>
-        <w:rPr>
-          <w:rStyle w:val="NormalTok"/>
-        </w:rPr>
-        <w:t xml:space="preserve"> </w:t>
-      </w:r>
-      <w:r>
-        <w:rPr>
-          <w:rStyle w:val="DataTypeTok"/>
-        </w:rPr>
-        <w:t xml:space="preserve">int</w:t>
-      </w:r>
-      <w:r>
-        <w:rPr>
-          <w:rStyle w:val="NormalTok"/>
-        </w:rPr>
-        <w:t xml:space="preserve"> key</w:t>
-      </w:r>
-      <w:r>
-        <w:rPr>
-          <w:rStyle w:val="OperatorTok"/>
-        </w:rPr>
-        <w:t xml:space="preserve">;</w:t>
-      </w:r>
-      <w:r>
-        <w:rPr>
-          <w:rStyle w:val="NormalTok"/>
-        </w:rPr>
-        <w:t xml:space="preserve"> </w:t>
-      </w:r>
-      <w:r>
-        <w:rPr>
-          <w:rStyle w:val="DataTypeTok"/>
-        </w:rPr>
-        <w:t xml:space="preserve">unsigned</w:t>
-      </w:r>
-      <w:r>
-        <w:rPr>
-          <w:rStyle w:val="NormalTok"/>
-        </w:rPr>
-        <w:t xml:space="preserve"> mods</w:t>
-      </w:r>
-      <w:r>
-        <w:rPr>
-          <w:rStyle w:val="OperatorTok"/>
-        </w:rPr>
-        <w:t xml:space="preserve">;</w:t>
-      </w:r>
-      <w:r>
-        <w:rPr>
-          <w:rStyle w:val="NormalTok"/>
-        </w:rPr>
-        <w:t xml:space="preserve"> </w:t>
-      </w:r>
-      <w:r>
-        <w:rPr>
-          <w:rStyle w:val="OperatorTok"/>
-        </w:rPr>
-        <w:t xml:space="preserve">};</w:t>
+        <w:t xml:space="preserve"> locale_set_language </w:t>
+      </w:r>
+      <w:r>
+        <w:rPr>
+          <w:rStyle w:val="OperatorTok"/>
+        </w:rPr>
+        <w:t xml:space="preserve">(</w:t>
+      </w:r>
+      <w:r>
+        <w:rPr>
+          <w:rStyle w:val="AttributeTok"/>
+        </w:rPr>
+        <w:t xml:space="preserve">const</w:t>
+      </w:r>
+      <w:r>
+        <w:rPr>
+          <w:rStyle w:val="NormalTok"/>
+        </w:rPr>
+        <w:t xml:space="preserve"> </w:t>
+      </w:r>
+      <w:r>
+        <w:rPr>
+          <w:rStyle w:val="DataTypeTok"/>
+        </w:rPr>
+        <w:t xml:space="preserve">char</w:t>
+      </w:r>
+      <w:r>
+        <w:rPr>
+          <w:rStyle w:val="NormalTok"/>
+        </w:rPr>
+        <w:t xml:space="preserve"> </w:t>
+      </w:r>
+      <w:r>
+        <w:rPr>
+          <w:rStyle w:val="OperatorTok"/>
+        </w:rPr>
+        <w:t xml:space="preserve">*</w:t>
+      </w:r>
+      <w:r>
+        <w:rPr>
+          <w:rStyle w:val="NormalTok"/>
+        </w:rPr>
+        <w:t xml:space="preserve">code</w:t>
+      </w:r>
+      <w:r>
+        <w:rPr>
+          <w:rStyle w:val="OperatorTok"/>
+        </w:rPr>
+        <w:t xml:space="preserve">);</w:t>
+      </w:r>
+      <w:r>
+        <w:rPr>
+          <w:rStyle w:val="NormalTok"/>
+        </w:rPr>
+        <w:t xml:space="preserve"> </w:t>
+      </w:r>
+      <w:r>
+        <w:rPr>
+          <w:rStyle w:val="CommentTok"/>
+        </w:rPr>
+        <w:t xml:space="preserve">// kept in system.ini -&gt; 1 written (the programs started next take it)</w:t>
       </w:r>
     </w:p>
     <w:bookmarkEnd w:id="45"/>
+    <w:bookmarkStart w:id="46" w:name="the-time-zones"/>
+    <w:p>
+      <w:pPr>
+        <w:pStyle w:val="Heading3"/>
+      </w:pPr>
+      <w:r>
+        <w:t xml:space="preserve">the time zones</w:t>
+      </w:r>
+    </w:p>
+    <w:p>
+      <w:pPr>
+        <w:pStyle w:val="SourceCode"/>
+      </w:pPr>
+      <w:r>
+        <w:rPr>
+          <w:rStyle w:val="DataTypeTok"/>
+        </w:rPr>
+        <w:t xml:space="preserve">int</w:t>
+      </w:r>
+      <w:r>
+        <w:rPr>
+          <w:rStyle w:val="NormalTok"/>
+        </w:rPr>
+        <w:t xml:space="preserve"> locale_zone_count </w:t>
+      </w:r>
+      <w:r>
+        <w:rPr>
+          <w:rStyle w:val="OperatorTok"/>
+        </w:rPr>
+        <w:t xml:space="preserve">(</w:t>
+      </w:r>
+      <w:r>
+        <w:rPr>
+          <w:rStyle w:val="DataTypeTok"/>
+        </w:rPr>
+        <w:t xml:space="preserve">void</w:t>
+      </w:r>
+      <w:r>
+        <w:rPr>
+          <w:rStyle w:val="OperatorTok"/>
+        </w:rPr>
+        <w:t xml:space="preserve">);</w:t>
+      </w:r>
+      <w:r>
+        <w:br/>
+      </w:r>
+      <w:r>
+        <w:rPr>
+          <w:rStyle w:val="AttributeTok"/>
+        </w:rPr>
+        <w:t xml:space="preserve">const</w:t>
+      </w:r>
+      <w:r>
+        <w:rPr>
+          <w:rStyle w:val="NormalTok"/>
+        </w:rPr>
+        <w:t xml:space="preserve"> </w:t>
+      </w:r>
+      <w:r>
+        <w:rPr>
+          <w:rStyle w:val="DataTypeTok"/>
+        </w:rPr>
+        <w:t xml:space="preserve">char</w:t>
+      </w:r>
+      <w:r>
+        <w:rPr>
+          <w:rStyle w:val="NormalTok"/>
+        </w:rPr>
+        <w:t xml:space="preserve"> </w:t>
+      </w:r>
+      <w:r>
+        <w:rPr>
+          <w:rStyle w:val="OperatorTok"/>
+        </w:rPr>
+        <w:t xml:space="preserve">*</w:t>
+      </w:r>
+      <w:r>
+        <w:rPr>
+          <w:rStyle w:val="NormalTok"/>
+        </w:rPr>
+        <w:t xml:space="preserve">locale_zone_city </w:t>
+      </w:r>
+      <w:r>
+        <w:rPr>
+          <w:rStyle w:val="OperatorTok"/>
+        </w:rPr>
+        <w:t xml:space="preserve">(</w:t>
+      </w:r>
+      <w:r>
+        <w:rPr>
+          <w:rStyle w:val="DataTypeTok"/>
+        </w:rPr>
+        <w:t xml:space="preserve">int</w:t>
+      </w:r>
+      <w:r>
+        <w:rPr>
+          <w:rStyle w:val="NormalTok"/>
+        </w:rPr>
+        <w:t xml:space="preserve"> z</w:t>
+      </w:r>
+      <w:r>
+        <w:rPr>
+          <w:rStyle w:val="OperatorTok"/>
+        </w:rPr>
+        <w:t xml:space="preserve">);</w:t>
+      </w:r>
+      <w:r>
+        <w:rPr>
+          <w:rStyle w:val="NormalTok"/>
+        </w:rPr>
+        <w:t xml:space="preserve">       </w:t>
+      </w:r>
+      <w:r>
+        <w:rPr>
+          <w:rStyle w:val="CommentTok"/>
+        </w:rPr>
+        <w:t xml:space="preserve">// "Brussels" ("" out of range)</w:t>
+      </w:r>
+      <w:r>
+        <w:br/>
+      </w:r>
+      <w:r>
+        <w:rPr>
+          <w:rStyle w:val="DataTypeTok"/>
+        </w:rPr>
+        <w:t xml:space="preserve">int</w:t>
+      </w:r>
+      <w:r>
+        <w:rPr>
+          <w:rStyle w:val="NormalTok"/>
+        </w:rPr>
+        <w:t xml:space="preserve"> locale_zone_summer </w:t>
+      </w:r>
+      <w:r>
+        <w:rPr>
+          <w:rStyle w:val="OperatorTok"/>
+        </w:rPr>
+        <w:t xml:space="preserve">(</w:t>
+      </w:r>
+      <w:r>
+        <w:rPr>
+          <w:rStyle w:val="DataTypeTok"/>
+        </w:rPr>
+        <w:t xml:space="preserve">int</w:t>
+      </w:r>
+      <w:r>
+        <w:rPr>
+          <w:rStyle w:val="NormalTok"/>
+        </w:rPr>
+        <w:t xml:space="preserve"> z</w:t>
+      </w:r>
+      <w:r>
+        <w:rPr>
+          <w:rStyle w:val="OperatorTok"/>
+        </w:rPr>
+        <w:t xml:space="preserve">);</w:t>
+      </w:r>
+      <w:r>
+        <w:rPr>
+          <w:rStyle w:val="NormalTok"/>
+        </w:rPr>
+        <w:t xml:space="preserve">         </w:t>
+      </w:r>
+      <w:r>
+        <w:rPr>
+          <w:rStyle w:val="CommentTok"/>
+        </w:rPr>
+        <w:t xml:space="preserve">// 1: the zone is on summer time today (by the clock's date)</w:t>
+      </w:r>
+      <w:r>
+        <w:br/>
+      </w:r>
+      <w:r>
+        <w:rPr>
+          <w:rStyle w:val="DataTypeTok"/>
+        </w:rPr>
+        <w:t xml:space="preserve">int</w:t>
+      </w:r>
+      <w:r>
+        <w:rPr>
+          <w:rStyle w:val="NormalTok"/>
+        </w:rPr>
+        <w:t xml:space="preserve"> locale_zone_offset </w:t>
+      </w:r>
+      <w:r>
+        <w:rPr>
+          <w:rStyle w:val="OperatorTok"/>
+        </w:rPr>
+        <w:t xml:space="preserve">(</w:t>
+      </w:r>
+      <w:r>
+        <w:rPr>
+          <w:rStyle w:val="DataTypeTok"/>
+        </w:rPr>
+        <w:t xml:space="preserve">int</w:t>
+      </w:r>
+      <w:r>
+        <w:rPr>
+          <w:rStyle w:val="NormalTok"/>
+        </w:rPr>
+        <w:t xml:space="preserve"> z</w:t>
+      </w:r>
+      <w:r>
+        <w:rPr>
+          <w:rStyle w:val="OperatorTok"/>
+        </w:rPr>
+        <w:t xml:space="preserve">);</w:t>
+      </w:r>
+      <w:r>
+        <w:rPr>
+          <w:rStyle w:val="NormalTok"/>
+        </w:rPr>
+        <w:t xml:space="preserve">         </w:t>
+      </w:r>
+      <w:r>
+        <w:rPr>
+          <w:rStyle w:val="CommentTok"/>
+        </w:rPr>
+        <w:t xml:space="preserve">// minutes from UTC today (the summer time counted)</w:t>
+      </w:r>
+      <w:r>
+        <w:br/>
+      </w:r>
+      <w:r>
+        <w:rPr>
+          <w:rStyle w:val="DataTypeTok"/>
+        </w:rPr>
+        <w:t xml:space="preserve">void</w:t>
+      </w:r>
+      <w:r>
+        <w:rPr>
+          <w:rStyle w:val="NormalTok"/>
+        </w:rPr>
+        <w:t xml:space="preserve"> locale_zone_utc </w:t>
+      </w:r>
+      <w:r>
+        <w:rPr>
+          <w:rStyle w:val="OperatorTok"/>
+        </w:rPr>
+        <w:t xml:space="preserve">(</w:t>
+      </w:r>
+      <w:r>
+        <w:rPr>
+          <w:rStyle w:val="DataTypeTok"/>
+        </w:rPr>
+        <w:t xml:space="preserve">int</w:t>
+      </w:r>
+      <w:r>
+        <w:rPr>
+          <w:rStyle w:val="NormalTok"/>
+        </w:rPr>
+        <w:t xml:space="preserve"> z</w:t>
+      </w:r>
+      <w:r>
+        <w:rPr>
+          <w:rStyle w:val="OperatorTok"/>
+        </w:rPr>
+        <w:t xml:space="preserve">,</w:t>
+      </w:r>
+      <w:r>
+        <w:rPr>
+          <w:rStyle w:val="NormalTok"/>
+        </w:rPr>
+        <w:t xml:space="preserve"> </w:t>
+      </w:r>
+      <w:r>
+        <w:rPr>
+          <w:rStyle w:val="DataTypeTok"/>
+        </w:rPr>
+        <w:t xml:space="preserve">char</w:t>
+      </w:r>
+      <w:r>
+        <w:rPr>
+          <w:rStyle w:val="NormalTok"/>
+        </w:rPr>
+        <w:t xml:space="preserve"> </w:t>
+      </w:r>
+      <w:r>
+        <w:rPr>
+          <w:rStyle w:val="OperatorTok"/>
+        </w:rPr>
+        <w:t xml:space="preserve">*</w:t>
+      </w:r>
+      <w:r>
+        <w:rPr>
+          <w:rStyle w:val="NormalTok"/>
+        </w:rPr>
+        <w:t xml:space="preserve">out</w:t>
+      </w:r>
+      <w:r>
+        <w:rPr>
+          <w:rStyle w:val="OperatorTok"/>
+        </w:rPr>
+        <w:t xml:space="preserve">,</w:t>
+      </w:r>
+      <w:r>
+        <w:rPr>
+          <w:rStyle w:val="NormalTok"/>
+        </w:rPr>
+        <w:t xml:space="preserve"> </w:t>
+      </w:r>
+      <w:r>
+        <w:rPr>
+          <w:rStyle w:val="DataTypeTok"/>
+        </w:rPr>
+        <w:t xml:space="preserve">int</w:t>
+      </w:r>
+      <w:r>
+        <w:rPr>
+          <w:rStyle w:val="NormalTok"/>
+        </w:rPr>
+        <w:t xml:space="preserve"> cap</w:t>
+      </w:r>
+      <w:r>
+        <w:rPr>
+          <w:rStyle w:val="OperatorTok"/>
+        </w:rPr>
+        <w:t xml:space="preserve">);</w:t>
+      </w:r>
+      <w:r>
+        <w:rPr>
+          <w:rStyle w:val="NormalTok"/>
+        </w:rPr>
+        <w:t xml:space="preserve">   </w:t>
+      </w:r>
+      <w:r>
+        <w:rPr>
+          <w:rStyle w:val="CommentTok"/>
+        </w:rPr>
+        <w:t xml:space="preserve">// "UTC+2", "UTC-3:30", "UTC"</w:t>
+      </w:r>
+      <w:r>
+        <w:br/>
+      </w:r>
+      <w:r>
+        <w:rPr>
+          <w:rStyle w:val="DataTypeTok"/>
+        </w:rPr>
+        <w:t xml:space="preserve">int</w:t>
+      </w:r>
+      <w:r>
+        <w:rPr>
+          <w:rStyle w:val="NormalTok"/>
+        </w:rPr>
+        <w:t xml:space="preserve"> locale_zone </w:t>
+      </w:r>
+      <w:r>
+        <w:rPr>
+          <w:rStyle w:val="OperatorTok"/>
+        </w:rPr>
+        <w:t xml:space="preserve">(</w:t>
+      </w:r>
+      <w:r>
+        <w:rPr>
+          <w:rStyle w:val="DataTypeTok"/>
+        </w:rPr>
+        <w:t xml:space="preserve">void</w:t>
+      </w:r>
+      <w:r>
+        <w:rPr>
+          <w:rStyle w:val="OperatorTok"/>
+        </w:rPr>
+        <w:t xml:space="preserve">);</w:t>
+      </w:r>
+      <w:r>
+        <w:rPr>
+          <w:rStyle w:val="NormalTok"/>
+        </w:rPr>
+        <w:t xml:space="preserve">             </w:t>
+      </w:r>
+      <w:r>
+        <w:rPr>
+          <w:rStyle w:val="CommentTok"/>
+        </w:rPr>
+        <w:t xml:space="preserve">// the one chosen: system.ini's zone=, else the first of its timezone= (-1 none)</w:t>
+      </w:r>
+      <w:r>
+        <w:br/>
+      </w:r>
+      <w:r>
+        <w:rPr>
+          <w:rStyle w:val="DataTypeTok"/>
+        </w:rPr>
+        <w:t xml:space="preserve">int</w:t>
+      </w:r>
+      <w:r>
+        <w:rPr>
+          <w:rStyle w:val="NormalTok"/>
+        </w:rPr>
+        <w:t xml:space="preserve"> locale_set_zone </w:t>
+      </w:r>
+      <w:r>
+        <w:rPr>
+          <w:rStyle w:val="OperatorTok"/>
+        </w:rPr>
+        <w:t xml:space="preserve">(</w:t>
+      </w:r>
+      <w:r>
+        <w:rPr>
+          <w:rStyle w:val="DataTypeTok"/>
+        </w:rPr>
+        <w:t xml:space="preserve">int</w:t>
+      </w:r>
+      <w:r>
+        <w:rPr>
+          <w:rStyle w:val="NormalTok"/>
+        </w:rPr>
+        <w:t xml:space="preserve"> z</w:t>
+      </w:r>
+      <w:r>
+        <w:rPr>
+          <w:rStyle w:val="OperatorTok"/>
+        </w:rPr>
+        <w:t xml:space="preserve">);</w:t>
+      </w:r>
+      <w:r>
+        <w:rPr>
+          <w:rStyle w:val="NormalTok"/>
+        </w:rPr>
+        <w:t xml:space="preserve">            </w:t>
+      </w:r>
+      <w:r>
+        <w:rPr>
+          <w:rStyle w:val="CommentTok"/>
+        </w:rPr>
+        <w:t xml:space="preserve">// the clock's offset at once, zone= and timezone= kept -&gt; 1 written</w:t>
+      </w:r>
+    </w:p>
+    <w:p>
+      <w:pPr>
+        <w:pStyle w:val="FirstParagraph"/>
+      </w:pPr>
+      <w:r>
+        <w:t xml:space="preserve">The zone's offset from UTC at that instant (minutes since 1970, UTC), the hour of the change counted: the EU's summer time from the last Sunday of March 01:00 UTC to the last Sunday of October 01:00 UTC; the US' from the second Sunday of March 02:00 local standard time to the first Sunday of November 02:00 local summer time -&gt; minutes (0 for a zone out of range). Judged from UTC, which never goes back: a city's time is UTC + locale_zone_offset_at (city, UTC), right on the night of a change whatever the local day says.</w:t>
+      </w:r>
+    </w:p>
+    <w:p>
+      <w:pPr>
+        <w:pStyle w:val="SourceCode"/>
+      </w:pPr>
+      <w:r>
+        <w:rPr>
+          <w:rStyle w:val="DataTypeTok"/>
+        </w:rPr>
+        <w:t xml:space="preserve">int</w:t>
+      </w:r>
+      <w:r>
+        <w:rPr>
+          <w:rStyle w:val="NormalTok"/>
+        </w:rPr>
+        <w:t xml:space="preserve"> locale_zone_offset_at </w:t>
+      </w:r>
+      <w:r>
+        <w:rPr>
+          <w:rStyle w:val="OperatorTok"/>
+        </w:rPr>
+        <w:t xml:space="preserve">(</w:t>
+      </w:r>
+      <w:r>
+        <w:rPr>
+          <w:rStyle w:val="DataTypeTok"/>
+        </w:rPr>
+        <w:t xml:space="preserve">int</w:t>
+      </w:r>
+      <w:r>
+        <w:rPr>
+          <w:rStyle w:val="NormalTok"/>
+        </w:rPr>
+        <w:t xml:space="preserve"> z</w:t>
+      </w:r>
+      <w:r>
+        <w:rPr>
+          <w:rStyle w:val="OperatorTok"/>
+        </w:rPr>
+        <w:t xml:space="preserve">,</w:t>
+      </w:r>
+      <w:r>
+        <w:rPr>
+          <w:rStyle w:val="NormalTok"/>
+        </w:rPr>
+        <w:t xml:space="preserve"> </w:t>
+      </w:r>
+      <w:r>
+        <w:rPr>
+          <w:rStyle w:val="DataTypeTok"/>
+        </w:rPr>
+        <w:t xml:space="preserve">long</w:t>
+      </w:r>
+      <w:r>
+        <w:rPr>
+          <w:rStyle w:val="NormalTok"/>
+        </w:rPr>
+        <w:t xml:space="preserve"> </w:t>
+      </w:r>
+      <w:r>
+        <w:rPr>
+          <w:rStyle w:val="DataTypeTok"/>
+        </w:rPr>
+        <w:t xml:space="preserve">long</w:t>
+      </w:r>
+      <w:r>
+        <w:rPr>
+          <w:rStyle w:val="NormalTok"/>
+        </w:rPr>
+        <w:t xml:space="preserve"> utc_minutes</w:t>
+      </w:r>
+      <w:r>
+        <w:rPr>
+          <w:rStyle w:val="OperatorTok"/>
+        </w:rPr>
+        <w:t xml:space="preserve">);</w:t>
+      </w:r>
+    </w:p>
+    <w:p>
+      <w:pPr>
+        <w:pStyle w:val="FirstParagraph"/>
+      </w:pPr>
+      <w:r>
+        <w:t xml:space="preserve">The zone named by system.ini's zone= (that one only: never locale_zone ()'s guess from timezone=), its offset now (kapi_clock_info's UTC, locale_zone_offset_at) given to the clock (kapi_set_timezone) and to system.ini's timezone= when it differs from the clock's (kapi_clock_info's tz_minutes) -&gt; 1 changed, 0 not (no zone= or an unknown city, no real date yet, already right). Called once a minute (clockd does), the clock follows the summer time by itself: on the night it ends, 03:00 becomes 02:00 at 01:00 UTC.</w:t>
+      </w:r>
+    </w:p>
+    <w:p>
+      <w:pPr>
+        <w:pStyle w:val="SourceCode"/>
+      </w:pPr>
+      <w:r>
+        <w:rPr>
+          <w:rStyle w:val="DataTypeTok"/>
+        </w:rPr>
+        <w:t xml:space="preserve">int</w:t>
+      </w:r>
+      <w:r>
+        <w:rPr>
+          <w:rStyle w:val="NormalTok"/>
+        </w:rPr>
+        <w:t xml:space="preserve"> locale_zone_sync </w:t>
+      </w:r>
+      <w:r>
+        <w:rPr>
+          <w:rStyle w:val="OperatorTok"/>
+        </w:rPr>
+        <w:t xml:space="preserve">(</w:t>
+      </w:r>
+      <w:r>
+        <w:rPr>
+          <w:rStyle w:val="DataTypeTok"/>
+        </w:rPr>
+        <w:t xml:space="preserve">void</w:t>
+      </w:r>
+      <w:r>
+        <w:rPr>
+          <w:rStyle w:val="OperatorTok"/>
+        </w:rPr>
+        <w:t xml:space="preserve">);</w:t>
+      </w:r>
+    </w:p>
+    <w:bookmarkEnd w:id="46"/>
+    <w:bookmarkEnd w:id="47"/>
+    <w:bookmarkStart w:id="48" w:name="systemkitapplet_protoh"/>
+    <w:p>
+      <w:pPr>
+        <w:pStyle w:val="Heading2"/>
+      </w:pPr>
+      <w:r>
+        <w:rPr>
+          <w:rStyle w:val="VerbatimChar"/>
+        </w:rPr>
+        <w:t xml:space="preserve">systemkit/applet_proto.h</w:t>
+      </w:r>
+    </w:p>
+    <w:p>
+      <w:pPr>
+        <w:pStyle w:val="FirstParagraph"/>
+      </w:pPr>
+      <w:r>
+        <w:t xml:space="preserve">applet_proto.h -- the Control Panel's applets (apps/control): an applet is a uikit app shown INSIDE the Control Panel's window instead of in a window of its own. The host (apps/control) makes a shared surface (kapi v35) the size of its pane and starts the applet with the arguments "--applet</w:t>
+      </w:r>
+      <w:r>
+        <w:t xml:space="preserve"> </w:t>
+      </w:r>
+      <w:r>
+        <w:t xml:space="preserve"> </w:t>
+      </w:r>
+      <w:r>
+        <w:t xml:space="preserve">"; the applet's uikit::Root then draws into that surface (uikit/root.cpp, the applet mode); the host copies it into its window when told and sends it the pointer and the keys. Messages over the kernel's mailboxes (kapi v35 / v40, &lt;= 512 bytes), from / to the pids:</w:t>
+      </w:r>
+    </w:p>
+    <w:p>
+      <w:pPr>
+        <w:pStyle w:val="SourceCode"/>
+      </w:pPr>
+      <w:r>
+        <w:rPr>
+          <w:rStyle w:val="VerbatimChar"/>
+        </w:rPr>
+        <w:t xml:space="preserve">  applet -&gt; host   AP_HELLO    int w, h: the applet is up (its Root the surface's size)</w:t>
+      </w:r>
+      <w:r>
+        <w:br/>
+      </w:r>
+      <w:r>
+        <w:rPr>
+          <w:rStyle w:val="VerbatimChar"/>
+        </w:rPr>
+        <w:t xml:space="preserve">                   AP_PRESENT  int x, y, w, h: it drew (0 0 0 0: all of it) -- copy it</w:t>
+      </w:r>
+      <w:r>
+        <w:br/>
+      </w:r>
+      <w:r>
+        <w:rPr>
+          <w:rStyle w:val="VerbatimChar"/>
+        </w:rPr>
+        <w:t xml:space="preserve">                   AP_EXIT     it is ending: stop reading the surface</w:t>
+      </w:r>
+      <w:r>
+        <w:br/>
+      </w:r>
+      <w:r>
+        <w:rPr>
+          <w:rStyle w:val="VerbatimChar"/>
+        </w:rPr>
+        <w:t xml:space="preserve">                   AP_THEME    it applied a new theme (SD:/etc/theme.txt): the host takes it</w:t>
+      </w:r>
+      <w:r>
+        <w:br/>
+      </w:r>
+      <w:r>
+        <w:rPr>
+          <w:rStyle w:val="VerbatimChar"/>
+        </w:rPr>
+        <w:t xml:space="preserve">                               and starts the applet again (in the new colours)</w:t>
+      </w:r>
+      <w:r>
+        <w:br/>
+      </w:r>
+      <w:r>
+        <w:rPr>
+          <w:rStyle w:val="VerbatimChar"/>
+        </w:rPr>
+        <w:t xml:space="preserve">  host -&gt; applet   AP_PTR      struct ApPtr: the pointer (a GUI_EVENT_PTR_* event, pane</w:t>
+      </w:r>
+      <w:r>
+        <w:br/>
+      </w:r>
+      <w:r>
+        <w:rPr>
+          <w:rStyle w:val="VerbatimChar"/>
+        </w:rPr>
+        <w:t xml:space="preserve">                               coordinates; x &lt; 0: it left the pane)</w:t>
+      </w:r>
+      <w:r>
+        <w:br/>
+      </w:r>
+      <w:r>
+        <w:rPr>
+          <w:rStyle w:val="VerbatimChar"/>
+        </w:rPr>
+        <w:t xml:space="preserve">                   AP_KEY      struct ApKey: a key typed (a character or a KEY_* code)</w:t>
+      </w:r>
+      <w:r>
+        <w:br/>
+      </w:r>
+      <w:r>
+        <w:rPr>
+          <w:rStyle w:val="VerbatimChar"/>
+        </w:rPr>
+        <w:t xml:space="preserve">                   AP_CLOSE    please end (the user went back to the applets' list)</w:t>
+      </w:r>
+    </w:p>
+    <w:p>
+      <w:pPr>
+        <w:pStyle w:val="FirstParagraph"/>
+      </w:pPr>
+      <w:r>
+        <w:t xml:space="preserve">The host is the IPC service AP_SERVICE: an applet whose host is gone ends by itself. Another host (Mail, showing Web as its HTML view) adds its own service's name: "--applet</w:t>
+      </w:r>
+      <w:r>
+        <w:t xml:space="preserve"> </w:t>
+      </w:r>
+      <w:r>
+        <w:t xml:space="preserve"> </w:t>
+      </w:r>
+      <w:r>
+        <w:t xml:space="preserve"> </w:t>
+      </w:r>
+      <w:r>
+        <w:t xml:space="preserve">"; its own message types go to the applet's uk_applet_on_message (uikit/root.h; Jet's web view: Apps/jet/webview_proto.h, types 60..79). The surface's frames live as long as either process maps it (kernel v65: its users).</w:t>
+      </w:r>
+    </w:p>
+    <w:p>
+      <w:pPr>
+        <w:pStyle w:val="SourceCode"/>
+      </w:pPr>
+      <w:r>
+        <w:rPr>
+          <w:rStyle w:val="PreprocessorTok"/>
+        </w:rPr>
+        <w:t xml:space="preserve">#define AP_SERVICE  </w:t>
+      </w:r>
+      <w:r>
+        <w:rPr>
+          <w:rStyle w:val="StringTok"/>
+        </w:rPr>
+        <w:t xml:space="preserve">"control"</w:t>
+      </w:r>
+      <w:r>
+        <w:br/>
+      </w:r>
+      <w:r>
+        <w:br/>
+      </w:r>
+      <w:r>
+        <w:rPr>
+          <w:rStyle w:val="KeywordTok"/>
+        </w:rPr>
+        <w:t xml:space="preserve">enum</w:t>
+      </w:r>
+      <w:r>
+        <w:br/>
+      </w:r>
+      <w:r>
+        <w:rPr>
+          <w:rStyle w:val="OperatorTok"/>
+        </w:rPr>
+        <w:t xml:space="preserve">{</w:t>
+      </w:r>
+      <w:r>
+        <w:br/>
+      </w:r>
+      <w:r>
+        <w:rPr>
+          <w:rStyle w:val="NormalTok"/>
+        </w:rPr>
+        <w:t xml:space="preserve">    AP_HELLO </w:t>
+      </w:r>
+      <w:r>
+        <w:rPr>
+          <w:rStyle w:val="OperatorTok"/>
+        </w:rPr>
+        <w:t xml:space="preserve">=</w:t>
+      </w:r>
+      <w:r>
+        <w:rPr>
+          <w:rStyle w:val="NormalTok"/>
+        </w:rPr>
+        <w:t xml:space="preserve"> </w:t>
+      </w:r>
+      <w:r>
+        <w:rPr>
+          <w:rStyle w:val="DecValTok"/>
+        </w:rPr>
+        <w:t xml:space="preserve">40</w:t>
+      </w:r>
+      <w:r>
+        <w:rPr>
+          <w:rStyle w:val="OperatorTok"/>
+        </w:rPr>
+        <w:t xml:space="preserve">,</w:t>
+      </w:r>
+      <w:r>
+        <w:rPr>
+          <w:rStyle w:val="NormalTok"/>
+        </w:rPr>
+        <w:t xml:space="preserve"> AP_PRESENT </w:t>
+      </w:r>
+      <w:r>
+        <w:rPr>
+          <w:rStyle w:val="OperatorTok"/>
+        </w:rPr>
+        <w:t xml:space="preserve">=</w:t>
+      </w:r>
+      <w:r>
+        <w:rPr>
+          <w:rStyle w:val="NormalTok"/>
+        </w:rPr>
+        <w:t xml:space="preserve"> </w:t>
+      </w:r>
+      <w:r>
+        <w:rPr>
+          <w:rStyle w:val="DecValTok"/>
+        </w:rPr>
+        <w:t xml:space="preserve">41</w:t>
+      </w:r>
+      <w:r>
+        <w:rPr>
+          <w:rStyle w:val="OperatorTok"/>
+        </w:rPr>
+        <w:t xml:space="preserve">,</w:t>
+      </w:r>
+      <w:r>
+        <w:rPr>
+          <w:rStyle w:val="NormalTok"/>
+        </w:rPr>
+        <w:t xml:space="preserve"> AP_EXIT </w:t>
+      </w:r>
+      <w:r>
+        <w:rPr>
+          <w:rStyle w:val="OperatorTok"/>
+        </w:rPr>
+        <w:t xml:space="preserve">=</w:t>
+      </w:r>
+      <w:r>
+        <w:rPr>
+          <w:rStyle w:val="NormalTok"/>
+        </w:rPr>
+        <w:t xml:space="preserve"> </w:t>
+      </w:r>
+      <w:r>
+        <w:rPr>
+          <w:rStyle w:val="DecValTok"/>
+        </w:rPr>
+        <w:t xml:space="preserve">42</w:t>
+      </w:r>
+      <w:r>
+        <w:rPr>
+          <w:rStyle w:val="OperatorTok"/>
+        </w:rPr>
+        <w:t xml:space="preserve">,</w:t>
+      </w:r>
+      <w:r>
+        <w:rPr>
+          <w:rStyle w:val="NormalTok"/>
+        </w:rPr>
+        <w:t xml:space="preserve"> AP_THEME </w:t>
+      </w:r>
+      <w:r>
+        <w:rPr>
+          <w:rStyle w:val="OperatorTok"/>
+        </w:rPr>
+        <w:t xml:space="preserve">=</w:t>
+      </w:r>
+      <w:r>
+        <w:rPr>
+          <w:rStyle w:val="NormalTok"/>
+        </w:rPr>
+        <w:t xml:space="preserve"> </w:t>
+      </w:r>
+      <w:r>
+        <w:rPr>
+          <w:rStyle w:val="DecValTok"/>
+        </w:rPr>
+        <w:t xml:space="preserve">43</w:t>
+      </w:r>
+      <w:r>
+        <w:rPr>
+          <w:rStyle w:val="OperatorTok"/>
+        </w:rPr>
+        <w:t xml:space="preserve">,</w:t>
+      </w:r>
+      <w:r>
+        <w:br/>
+      </w:r>
+      <w:r>
+        <w:rPr>
+          <w:rStyle w:val="NormalTok"/>
+        </w:rPr>
+        <w:t xml:space="preserve">    AP_PTR </w:t>
+      </w:r>
+      <w:r>
+        <w:rPr>
+          <w:rStyle w:val="OperatorTok"/>
+        </w:rPr>
+        <w:t xml:space="preserve">=</w:t>
+      </w:r>
+      <w:r>
+        <w:rPr>
+          <w:rStyle w:val="NormalTok"/>
+        </w:rPr>
+        <w:t xml:space="preserve"> </w:t>
+      </w:r>
+      <w:r>
+        <w:rPr>
+          <w:rStyle w:val="DecValTok"/>
+        </w:rPr>
+        <w:t xml:space="preserve">50</w:t>
+      </w:r>
+      <w:r>
+        <w:rPr>
+          <w:rStyle w:val="OperatorTok"/>
+        </w:rPr>
+        <w:t xml:space="preserve">,</w:t>
+      </w:r>
+      <w:r>
+        <w:rPr>
+          <w:rStyle w:val="NormalTok"/>
+        </w:rPr>
+        <w:t xml:space="preserve"> AP_KEY </w:t>
+      </w:r>
+      <w:r>
+        <w:rPr>
+          <w:rStyle w:val="OperatorTok"/>
+        </w:rPr>
+        <w:t xml:space="preserve">=</w:t>
+      </w:r>
+      <w:r>
+        <w:rPr>
+          <w:rStyle w:val="NormalTok"/>
+        </w:rPr>
+        <w:t xml:space="preserve"> </w:t>
+      </w:r>
+      <w:r>
+        <w:rPr>
+          <w:rStyle w:val="DecValTok"/>
+        </w:rPr>
+        <w:t xml:space="preserve">51</w:t>
+      </w:r>
+      <w:r>
+        <w:rPr>
+          <w:rStyle w:val="OperatorTok"/>
+        </w:rPr>
+        <w:t xml:space="preserve">,</w:t>
+      </w:r>
+      <w:r>
+        <w:rPr>
+          <w:rStyle w:val="NormalTok"/>
+        </w:rPr>
+        <w:t xml:space="preserve"> AP_CLOSE </w:t>
+      </w:r>
+      <w:r>
+        <w:rPr>
+          <w:rStyle w:val="OperatorTok"/>
+        </w:rPr>
+        <w:t xml:space="preserve">=</w:t>
+      </w:r>
+      <w:r>
+        <w:rPr>
+          <w:rStyle w:val="NormalTok"/>
+        </w:rPr>
+        <w:t xml:space="preserve"> </w:t>
+      </w:r>
+      <w:r>
+        <w:rPr>
+          <w:rStyle w:val="DecValTok"/>
+        </w:rPr>
+        <w:t xml:space="preserve">52</w:t>
+      </w:r>
+      <w:r>
+        <w:br/>
+      </w:r>
+      <w:r>
+        <w:rPr>
+          <w:rStyle w:val="OperatorTok"/>
+        </w:rPr>
+        <w:t xml:space="preserve">};</w:t>
+      </w:r>
+      <w:r>
+        <w:br/>
+      </w:r>
+      <w:r>
+        <w:br/>
+      </w:r>
+      <w:r>
+        <w:rPr>
+          <w:rStyle w:val="KeywordTok"/>
+        </w:rPr>
+        <w:t xml:space="preserve">struct</w:t>
+      </w:r>
+      <w:r>
+        <w:rPr>
+          <w:rStyle w:val="NormalTok"/>
+        </w:rPr>
+        <w:t xml:space="preserve"> ApPtr </w:t>
+      </w:r>
+      <w:r>
+        <w:rPr>
+          <w:rStyle w:val="OperatorTok"/>
+        </w:rPr>
+        <w:t xml:space="preserve">{</w:t>
+      </w:r>
+      <w:r>
+        <w:rPr>
+          <w:rStyle w:val="NormalTok"/>
+        </w:rPr>
+        <w:t xml:space="preserve"> </w:t>
+      </w:r>
+      <w:r>
+        <w:rPr>
+          <w:rStyle w:val="DataTypeTok"/>
+        </w:rPr>
+        <w:t xml:space="preserve">int</w:t>
+      </w:r>
+      <w:r>
+        <w:rPr>
+          <w:rStyle w:val="NormalTok"/>
+        </w:rPr>
+        <w:t xml:space="preserve"> event</w:t>
+      </w:r>
+      <w:r>
+        <w:rPr>
+          <w:rStyle w:val="OperatorTok"/>
+        </w:rPr>
+        <w:t xml:space="preserve">,</w:t>
+      </w:r>
+      <w:r>
+        <w:rPr>
+          <w:rStyle w:val="NormalTok"/>
+        </w:rPr>
+        <w:t xml:space="preserve"> x</w:t>
+      </w:r>
+      <w:r>
+        <w:rPr>
+          <w:rStyle w:val="OperatorTok"/>
+        </w:rPr>
+        <w:t xml:space="preserve">,</w:t>
+      </w:r>
+      <w:r>
+        <w:rPr>
+          <w:rStyle w:val="NormalTok"/>
+        </w:rPr>
+        <w:t xml:space="preserve"> y</w:t>
+      </w:r>
+      <w:r>
+        <w:rPr>
+          <w:rStyle w:val="OperatorTok"/>
+        </w:rPr>
+        <w:t xml:space="preserve">,</w:t>
+      </w:r>
+      <w:r>
+        <w:rPr>
+          <w:rStyle w:val="NormalTok"/>
+        </w:rPr>
+        <w:t xml:space="preserve"> buttons</w:t>
+      </w:r>
+      <w:r>
+        <w:rPr>
+          <w:rStyle w:val="OperatorTok"/>
+        </w:rPr>
+        <w:t xml:space="preserve">,</w:t>
+      </w:r>
+      <w:r>
+        <w:rPr>
+          <w:rStyle w:val="NormalTok"/>
+        </w:rPr>
+        <w:t xml:space="preserve"> changed</w:t>
+      </w:r>
+      <w:r>
+        <w:rPr>
+          <w:rStyle w:val="OperatorTok"/>
+        </w:rPr>
+        <w:t xml:space="preserve">,</w:t>
+      </w:r>
+      <w:r>
+        <w:rPr>
+          <w:rStyle w:val="NormalTok"/>
+        </w:rPr>
+        <w:t xml:space="preserve"> wheel</w:t>
+      </w:r>
+      <w:r>
+        <w:rPr>
+          <w:rStyle w:val="OperatorTok"/>
+        </w:rPr>
+        <w:t xml:space="preserve">;</w:t>
+      </w:r>
+      <w:r>
+        <w:rPr>
+          <w:rStyle w:val="NormalTok"/>
+        </w:rPr>
+        <w:t xml:space="preserve"> </w:t>
+      </w:r>
+      <w:r>
+        <w:rPr>
+          <w:rStyle w:val="OperatorTok"/>
+        </w:rPr>
+        <w:t xml:space="preserve">};</w:t>
+      </w:r>
+      <w:r>
+        <w:br/>
+      </w:r>
+      <w:r>
+        <w:rPr>
+          <w:rStyle w:val="KeywordTok"/>
+        </w:rPr>
+        <w:t xml:space="preserve">struct</w:t>
+      </w:r>
+      <w:r>
+        <w:rPr>
+          <w:rStyle w:val="NormalTok"/>
+        </w:rPr>
+        <w:t xml:space="preserve"> ApKey </w:t>
+      </w:r>
+      <w:r>
+        <w:rPr>
+          <w:rStyle w:val="OperatorTok"/>
+        </w:rPr>
+        <w:t xml:space="preserve">{</w:t>
+      </w:r>
+      <w:r>
+        <w:rPr>
+          <w:rStyle w:val="NormalTok"/>
+        </w:rPr>
+        <w:t xml:space="preserve"> </w:t>
+      </w:r>
+      <w:r>
+        <w:rPr>
+          <w:rStyle w:val="DataTypeTok"/>
+        </w:rPr>
+        <w:t xml:space="preserve">int</w:t>
+      </w:r>
+      <w:r>
+        <w:rPr>
+          <w:rStyle w:val="NormalTok"/>
+        </w:rPr>
+        <w:t xml:space="preserve"> key</w:t>
+      </w:r>
+      <w:r>
+        <w:rPr>
+          <w:rStyle w:val="OperatorTok"/>
+        </w:rPr>
+        <w:t xml:space="preserve">;</w:t>
+      </w:r>
+      <w:r>
+        <w:rPr>
+          <w:rStyle w:val="NormalTok"/>
+        </w:rPr>
+        <w:t xml:space="preserve"> </w:t>
+      </w:r>
+      <w:r>
+        <w:rPr>
+          <w:rStyle w:val="DataTypeTok"/>
+        </w:rPr>
+        <w:t xml:space="preserve">unsigned</w:t>
+      </w:r>
+      <w:r>
+        <w:rPr>
+          <w:rStyle w:val="NormalTok"/>
+        </w:rPr>
+        <w:t xml:space="preserve"> mods</w:t>
+      </w:r>
+      <w:r>
+        <w:rPr>
+          <w:rStyle w:val="OperatorTok"/>
+        </w:rPr>
+        <w:t xml:space="preserve">;</w:t>
+      </w:r>
+      <w:r>
+        <w:rPr>
+          <w:rStyle w:val="NormalTok"/>
+        </w:rPr>
+        <w:t xml:space="preserve"> </w:t>
+      </w:r>
+      <w:r>
+        <w:rPr>
+          <w:rStyle w:val="OperatorTok"/>
+        </w:rPr>
+        <w:t xml:space="preserve">};</w:t>
+      </w:r>
+    </w:p>
+    <w:bookmarkEnd w:id="48"/>
     <w:sectPr>
       <w:footerReference r:id="rId9" w:type="default"/>
       <w:footnotePr>

--- a/docs/exports/12-SYSTEMKIT.docx
+++ b/docs/exports/12-SYSTEMKIT.docx
@@ -405,6 +405,23 @@
         </w:numPr>
         <w:pStyle w:val="Compact"/>
       </w:pPr>
+      <w:hyperlink w:anchor="systemkitsessionh">
+        <w:r>
+          <w:rPr>
+            <w:rStyle w:val="VerbatimChar"/>
+          </w:rPr>
+          <w:t xml:space="preserve">systemkit/session.h</w:t>
+        </w:r>
+      </w:hyperlink>
+    </w:p>
+    <w:p>
+      <w:pPr>
+        <w:numPr>
+          <w:ilvl w:val="0"/>
+          <w:numId w:val="1001"/>
+        </w:numPr>
+        <w:pStyle w:val="Compact"/>
+      </w:pPr>
       <w:hyperlink w:anchor="systemkitappletprotoh">
         <w:r>
           <w:rPr>
@@ -580,7 +597,7 @@
               <w:t xml:space="preserve"> </w:t>
             </w:r>
             <w:r>
-              <w:t xml:space="preserve">— 78 entries in its table (</w:t>
+              <w:t xml:space="preserve">— 89 entries in its table (</w:t>
             </w:r>
             <w:r>
               <w:rPr>
@@ -7492,6 +7509,496 @@
           </w:p>
         </w:tc>
       </w:tr>
+      <w:tr>
+        <w:tc>
+          <w:tcPr/>
+          <w:p>
+            <w:pPr>
+              <w:pStyle w:val="Compact"/>
+              <w:jc w:val="left"/>
+            </w:pPr>
+            <w:r>
+              <w:rPr>
+                <w:rStyle w:val="VerbatimChar"/>
+              </w:rPr>
+              <w:t xml:space="preserve">session_modes</w:t>
+            </w:r>
+          </w:p>
+        </w:tc>
+        <w:tc>
+          <w:tcPr/>
+          <w:p>
+            <w:pPr>
+              <w:pStyle w:val="Compact"/>
+              <w:jc w:val="left"/>
+            </w:pPr>
+            <w:r>
+              <w:t xml:space="preserve">how many modes: 3</w:t>
+            </w:r>
+          </w:p>
+        </w:tc>
+        <w:tc>
+          <w:tcPr/>
+          <w:p>
+            <w:pPr>
+              <w:pStyle w:val="Compact"/>
+              <w:jc w:val="left"/>
+            </w:pPr>
+            <w:r>
+              <w:rPr>
+                <w:rStyle w:val="VerbatimChar"/>
+              </w:rPr>
+              <w:t xml:space="preserve">session.h</w:t>
+            </w:r>
+          </w:p>
+        </w:tc>
+      </w:tr>
+      <w:tr>
+        <w:tc>
+          <w:tcPr/>
+          <w:p>
+            <w:pPr>
+              <w:pStyle w:val="Compact"/>
+              <w:jc w:val="left"/>
+            </w:pPr>
+            <w:r>
+              <w:rPr>
+                <w:rStyle w:val="VerbatimChar"/>
+              </w:rPr>
+              <w:t xml:space="preserve">session_mode_name</w:t>
+            </w:r>
+          </w:p>
+        </w:tc>
+        <w:tc>
+          <w:tcPr/>
+          <w:p>
+            <w:pPr>
+              <w:pStyle w:val="Compact"/>
+              <w:jc w:val="left"/>
+            </w:pPr>
+            <w:r>
+              <w:t xml:space="preserve">"desktop", "pocket", "console" ("" out of range)</w:t>
+            </w:r>
+          </w:p>
+        </w:tc>
+        <w:tc>
+          <w:tcPr/>
+          <w:p>
+            <w:pPr>
+              <w:pStyle w:val="Compact"/>
+              <w:jc w:val="left"/>
+            </w:pPr>
+            <w:r>
+              <w:rPr>
+                <w:rStyle w:val="VerbatimChar"/>
+              </w:rPr>
+              <w:t xml:space="preserve">session.h</w:t>
+            </w:r>
+          </w:p>
+        </w:tc>
+      </w:tr>
+      <w:tr>
+        <w:tc>
+          <w:tcPr/>
+          <w:p>
+            <w:pPr>
+              <w:pStyle w:val="Compact"/>
+              <w:jc w:val="left"/>
+            </w:pPr>
+            <w:r>
+              <w:rPr>
+                <w:rStyle w:val="VerbatimChar"/>
+              </w:rPr>
+              <w:t xml:space="preserve">session_mode_find</w:t>
+            </w:r>
+          </w:p>
+        </w:tc>
+        <w:tc>
+          <w:tcPr/>
+          <w:p>
+            <w:pPr>
+              <w:pStyle w:val="Compact"/>
+              <w:jc w:val="left"/>
+            </w:pPr>
+            <w:r>
+              <w:t xml:space="preserve">the mode of that name (any case) -&gt; SESSION_*, -1 none</w:t>
+            </w:r>
+          </w:p>
+        </w:tc>
+        <w:tc>
+          <w:tcPr/>
+          <w:p>
+            <w:pPr>
+              <w:pStyle w:val="Compact"/>
+              <w:jc w:val="left"/>
+            </w:pPr>
+            <w:r>
+              <w:rPr>
+                <w:rStyle w:val="VerbatimChar"/>
+              </w:rPr>
+              <w:t xml:space="preserve">session.h</w:t>
+            </w:r>
+          </w:p>
+        </w:tc>
+      </w:tr>
+      <w:tr>
+        <w:tc>
+          <w:tcPr/>
+          <w:p>
+            <w:pPr>
+              <w:pStyle w:val="Compact"/>
+              <w:jc w:val="left"/>
+            </w:pPr>
+            <w:r>
+              <w:rPr>
+                <w:rStyle w:val="VerbatimChar"/>
+              </w:rPr>
+              <w:t xml:space="preserve">session_mode</w:t>
+            </w:r>
+          </w:p>
+        </w:tc>
+        <w:tc>
+          <w:tcPr/>
+          <w:p>
+            <w:pPr>
+              <w:pStyle w:val="Compact"/>
+              <w:jc w:val="left"/>
+            </w:pPr>
+            <w:r>
+              <w:t xml:space="preserve">The mode chosen</w:t>
+            </w:r>
+          </w:p>
+        </w:tc>
+        <w:tc>
+          <w:tcPr/>
+          <w:p>
+            <w:pPr>
+              <w:pStyle w:val="Compact"/>
+              <w:jc w:val="left"/>
+            </w:pPr>
+            <w:r>
+              <w:rPr>
+                <w:rStyle w:val="VerbatimChar"/>
+              </w:rPr>
+              <w:t xml:space="preserve">session.h</w:t>
+            </w:r>
+          </w:p>
+        </w:tc>
+      </w:tr>
+      <w:tr>
+        <w:tc>
+          <w:tcPr/>
+          <w:p>
+            <w:pPr>
+              <w:pStyle w:val="Compact"/>
+              <w:jc w:val="left"/>
+            </w:pPr>
+            <w:r>
+              <w:rPr>
+                <w:rStyle w:val="VerbatimChar"/>
+              </w:rPr>
+              <w:t xml:space="preserve">session_set_mode</w:t>
+            </w:r>
+          </w:p>
+        </w:tc>
+        <w:tc>
+          <w:tcPr/>
+          <w:p>
+            <w:pPr>
+              <w:pStyle w:val="Compact"/>
+              <w:jc w:val="left"/>
+            </w:pPr>
+            <w:r>
+              <w:t xml:space="preserve">"shell =</w:t>
+            </w:r>
+            <w:r>
+              <w:t xml:space="preserve"> </w:t>
+            </w:r>
+            <w:r>
+              <w:t xml:space="preserve">" written -&gt; 1 (0: not written)</w:t>
+            </w:r>
+          </w:p>
+        </w:tc>
+        <w:tc>
+          <w:tcPr/>
+          <w:p>
+            <w:pPr>
+              <w:pStyle w:val="Compact"/>
+              <w:jc w:val="left"/>
+            </w:pPr>
+            <w:r>
+              <w:rPr>
+                <w:rStyle w:val="VerbatimChar"/>
+              </w:rPr>
+              <w:t xml:space="preserve">session.h</w:t>
+            </w:r>
+          </w:p>
+        </w:tc>
+      </w:tr>
+      <w:tr>
+        <w:tc>
+          <w:tcPr/>
+          <w:p>
+            <w:pPr>
+              <w:pStyle w:val="Compact"/>
+              <w:jc w:val="left"/>
+            </w:pPr>
+            <w:r>
+              <w:rPr>
+                <w:rStyle w:val="VerbatimChar"/>
+              </w:rPr>
+              <w:t xml:space="preserve">session_file</w:t>
+            </w:r>
+          </w:p>
+        </w:tc>
+        <w:tc>
+          <w:tcPr/>
+          <w:p>
+            <w:pPr>
+              <w:pStyle w:val="Compact"/>
+              <w:jc w:val="left"/>
+            </w:pPr>
+            <w:r>
+              <w:t xml:space="preserve">the mode's session file's path ("SD:/etc/session/pocket") -&gt; its length, 0</w:t>
+            </w:r>
+          </w:p>
+        </w:tc>
+        <w:tc>
+          <w:tcPr/>
+          <w:p>
+            <w:pPr>
+              <w:pStyle w:val="Compact"/>
+              <w:jc w:val="left"/>
+            </w:pPr>
+            <w:r>
+              <w:rPr>
+                <w:rStyle w:val="VerbatimChar"/>
+              </w:rPr>
+              <w:t xml:space="preserve">session.h</w:t>
+            </w:r>
+          </w:p>
+        </w:tc>
+      </w:tr>
+      <w:tr>
+        <w:tc>
+          <w:tcPr/>
+          <w:p>
+            <w:pPr>
+              <w:pStyle w:val="Compact"/>
+              <w:jc w:val="left"/>
+            </w:pPr>
+            <w:r>
+              <w:rPr>
+                <w:rStyle w:val="VerbatimChar"/>
+              </w:rPr>
+              <w:t xml:space="preserve">session_programs</w:t>
+            </w:r>
+          </w:p>
+        </w:tc>
+        <w:tc>
+          <w:tcPr/>
+          <w:p>
+            <w:pPr>
+              <w:pStyle w:val="Compact"/>
+              <w:jc w:val="left"/>
+            </w:pPr>
+            <w:r>
+              <w:t xml:space="preserve">The programs the mode's file starts ("menubar", "dock", "notifyd"...</w:t>
+            </w:r>
+          </w:p>
+        </w:tc>
+        <w:tc>
+          <w:tcPr/>
+          <w:p>
+            <w:pPr>
+              <w:pStyle w:val="Compact"/>
+              <w:jc w:val="left"/>
+            </w:pPr>
+            <w:r>
+              <w:rPr>
+                <w:rStyle w:val="VerbatimChar"/>
+              </w:rPr>
+              <w:t xml:space="preserve">session.h</w:t>
+            </w:r>
+          </w:p>
+        </w:tc>
+      </w:tr>
+      <w:tr>
+        <w:tc>
+          <w:tcPr/>
+          <w:p>
+            <w:pPr>
+              <w:pStyle w:val="Compact"/>
+              <w:jc w:val="left"/>
+            </w:pPr>
+            <w:r>
+              <w:rPr>
+                <w:rStyle w:val="VerbatimChar"/>
+              </w:rPr>
+              <w:t xml:space="preserve">session_switch_start</w:t>
+            </w:r>
+          </w:p>
+        </w:tc>
+        <w:tc>
+          <w:tcPr/>
+          <w:p>
+            <w:pPr>
+              <w:pStyle w:val="Compact"/>
+              <w:jc w:val="left"/>
+            </w:pPr>
+            <w:r>
+              <w:t xml:space="preserve">The switch to mode m (/bin/session switch, started with the flags</w:t>
+            </w:r>
+          </w:p>
+        </w:tc>
+        <w:tc>
+          <w:tcPr/>
+          <w:p>
+            <w:pPr>
+              <w:pStyle w:val="Compact"/>
+              <w:jc w:val="left"/>
+            </w:pPr>
+            <w:r>
+              <w:rPr>
+                <w:rStyle w:val="VerbatimChar"/>
+              </w:rPr>
+              <w:t xml:space="preserve">session.h</w:t>
+            </w:r>
+          </w:p>
+        </w:tc>
+      </w:tr>
+      <w:tr>
+        <w:tc>
+          <w:tcPr/>
+          <w:p>
+            <w:pPr>
+              <w:pStyle w:val="Compact"/>
+              <w:jc w:val="left"/>
+            </w:pPr>
+            <w:r>
+              <w:rPr>
+                <w:rStyle w:val="VerbatimChar"/>
+              </w:rPr>
+              <w:t xml:space="preserve">session_switch</w:t>
+            </w:r>
+          </w:p>
+        </w:tc>
+        <w:tc>
+          <w:tcPr/>
+          <w:p>
+            <w:pPr>
+              <w:pStyle w:val="Compact"/>
+              <w:jc w:val="left"/>
+            </w:pPr>
+            <w:r>
+              <w:t xml:space="preserve">... and waited for -&gt; SESSION_*</w:t>
+            </w:r>
+          </w:p>
+        </w:tc>
+        <w:tc>
+          <w:tcPr/>
+          <w:p>
+            <w:pPr>
+              <w:pStyle w:val="Compact"/>
+              <w:jc w:val="left"/>
+            </w:pPr>
+            <w:r>
+              <w:rPr>
+                <w:rStyle w:val="VerbatimChar"/>
+              </w:rPr>
+              <w:t xml:space="preserve">session.h</w:t>
+            </w:r>
+          </w:p>
+        </w:tc>
+      </w:tr>
+      <w:tr>
+        <w:tc>
+          <w:tcPr/>
+          <w:p>
+            <w:pPr>
+              <w:pStyle w:val="Compact"/>
+              <w:jc w:val="left"/>
+            </w:pPr>
+            <w:r>
+              <w:rPr>
+                <w:rStyle w:val="VerbatimChar"/>
+              </w:rPr>
+              <w:t xml:space="preserve">session_waiting</w:t>
+            </w:r>
+          </w:p>
+        </w:tc>
+        <w:tc>
+          <w:tcPr/>
+          <w:p>
+            <w:pPr>
+              <w:pStyle w:val="Compact"/>
+              <w:jc w:val="left"/>
+            </w:pPr>
+            <w:r>
+              <w:t xml:space="preserve">After SESSION_WAITING_APPS</w:t>
+            </w:r>
+          </w:p>
+        </w:tc>
+        <w:tc>
+          <w:tcPr/>
+          <w:p>
+            <w:pPr>
+              <w:pStyle w:val="Compact"/>
+              <w:jc w:val="left"/>
+            </w:pPr>
+            <w:r>
+              <w:rPr>
+                <w:rStyle w:val="VerbatimChar"/>
+              </w:rPr>
+              <w:t xml:space="preserve">session.h</w:t>
+            </w:r>
+          </w:p>
+        </w:tc>
+      </w:tr>
+      <w:tr>
+        <w:tc>
+          <w:tcPr/>
+          <w:p>
+            <w:pPr>
+              <w:pStyle w:val="Compact"/>
+              <w:jc w:val="left"/>
+            </w:pPr>
+            <w:r>
+              <w:rPr>
+                <w:rStyle w:val="VerbatimChar"/>
+              </w:rPr>
+              <w:t xml:space="preserve">session_migrate</w:t>
+            </w:r>
+          </w:p>
+        </w:tc>
+        <w:tc>
+          <w:tcPr/>
+          <w:p>
+            <w:pPr>
+              <w:pStyle w:val="Compact"/>
+              <w:jc w:val="left"/>
+            </w:pPr>
+            <w:r>
+              <w:t xml:space="preserve">The autostart of a card from before the sessions split, once</w:t>
+            </w:r>
+          </w:p>
+        </w:tc>
+        <w:tc>
+          <w:tcPr/>
+          <w:p>
+            <w:pPr>
+              <w:pStyle w:val="Compact"/>
+              <w:jc w:val="left"/>
+            </w:pPr>
+            <w:r>
+              <w:rPr>
+                <w:rStyle w:val="VerbatimChar"/>
+              </w:rPr>
+              <w:t xml:space="preserve">session.h</w:t>
+            </w:r>
+          </w:p>
+        </w:tc>
+      </w:tr>
     </w:tbl>
     <w:p>
       <w:r>
@@ -19755,7 +20262,28 @@
         <w:t xml:space="preserve"> </w:t>
       </w:r>
       <w:r>
-        <w:t xml:space="preserve">" and given back by Setup at its end (apps/setup) -- such a line is "there", and a line added after one of them is held back the same way. Used by Notes (View &gt; Show Stickies on the Desktop). C and C++.</w:t>
+        <w:t xml:space="preserve">" and given back by Setup at its end (apps/setup) -- such a line is "there", and a line added after one of them is held back the same way. Used by Notes (View &gt; Show Stickies on the Desktop) and the Clock (clockd). Since the sessions (session.h, 2026-10-08) the programs started at boot are in two places: SD:/etc/autostart, the system's part (the services), and the session files SD:/etc/session/</w:t>
+      </w:r>
+      <w:r>
+        <w:t xml:space="preserve"> </w:t>
+      </w:r>
+      <w:r>
+        <w:t xml:space="preserve">(desktop, pocket, console: the interface's programs -- the menu bar, the dock, the agenda...). Both functions look in all of them: a line is "there" in any one, and a line is added to the file whose</w:t>
+      </w:r>
+      <w:r>
+        <w:t xml:space="preserve"> </w:t>
+      </w:r>
+      <w:r>
+        <w:rPr>
+          <w:rStyle w:val="VerbatimChar"/>
+        </w:rPr>
+        <w:t xml:space="preserve">after</w:t>
+      </w:r>
+      <w:r>
+        <w:t xml:space="preserve"> </w:t>
+      </w:r>
+      <w:r>
+        <w:t xml:space="preserve">line it follows (Stickies after the agenda: SD:/etc/session/desktop). C and C++.</w:t>
       </w:r>
     </w:p>
     <w:p>
@@ -19789,6 +20317,33 @@
         <w:rPr>
           <w:rStyle w:val="PreprocessorTok"/>
         </w:rPr>
+        <w:t xml:space="preserve">#define AUTOSTART_SESSIONS  </w:t>
+      </w:r>
+      <w:r>
+        <w:rPr>
+          <w:rStyle w:val="StringTok"/>
+        </w:rPr>
+        <w:t xml:space="preserve">"SD:/etc/session/"</w:t>
+      </w:r>
+      <w:r>
+        <w:rPr>
+          <w:rStyle w:val="PreprocessorTok"/>
+        </w:rPr>
+        <w:t xml:space="preserve">  </w:t>
+      </w:r>
+      <w:r>
+        <w:rPr>
+          <w:rStyle w:val="CommentTok"/>
+        </w:rPr>
+        <w:t xml:space="preserve">// + "desktop", "pocket", "console": the sessions' files</w:t>
+      </w:r>
+      <w:r>
+        <w:br/>
+      </w:r>
+      <w:r>
+        <w:rPr>
+          <w:rStyle w:val="PreprocessorTok"/>
+        </w:rPr>
         <w:t xml:space="preserve">#define AUTOSTART_MAX   </w:t>
       </w:r>
       <w:r>
@@ -19830,7 +20385,7 @@
         <w:t xml:space="preserve"> </w:t>
       </w:r>
       <w:r>
-        <w:t xml:space="preserve">("run stickies", say) started at boot? A line whose words begin with cmd's words -- blanks before it, more words after it allowed ("run stickies --x") -- either active or held back by Setup ("#setup: run stickies"). A plain comment ("# run stickies") is not. -&gt; 1 there, 0 not (or no file)</w:t>
+        <w:t xml:space="preserve">("run stickies", say) started at boot? A line whose words begin with cmd's words -- blanks before it, more words after it allowed ("run stickies --x") -- either active or held back by Setup ("#setup: run stickies"), in the autostart or in a session's file. A plain comment ("# run stickies") is not. -&gt; 1 there, 0 not (or no file)</w:t>
       </w:r>
     </w:p>
     <w:p>
@@ -19960,7 +20515,7 @@
         <w:t xml:space="preserve"> </w:t>
       </w:r>
       <w:r>
-        <w:t xml:space="preserve">(e.g. "run agenda"; 0: no such rule) -- with that line's "#setup: " when it has one (held back as it is); else just before the first</w:t>
+        <w:t xml:space="preserve">(e.g. "run agenda"; 0: no such rule) -- looked for in the autostart, then in the sessions' files: in the file that has it --, with that line's "#setup: " when it has one (held back as it is); else in the autostart, just before the first</w:t>
       </w:r>
       <w:r>
         <w:t xml:space="preserve"> </w:t>
@@ -19975,7 +20530,7 @@
         <w:t xml:space="preserve"> </w:t>
       </w:r>
       <w:r>
-        <w:t xml:space="preserve">line (it stays the last); else at the end (no file: a new one). -&gt; 1 already there, 2 added, 0 not written (the file too big, the write failed)</w:t>
+        <w:t xml:space="preserve">line (it stays the last); else at its end (no file: a new one). -&gt; 1 already there, 2 added, 0 not written (the file too big, the write failed)</w:t>
       </w:r>
     </w:p>
     <w:p>
@@ -21424,7 +21979,7 @@
     </w:p>
     <w:bookmarkEnd w:id="46"/>
     <w:bookmarkEnd w:id="47"/>
-    <w:bookmarkStart w:id="48" w:name="systemkitapplet_protoh"/>
+    <w:bookmarkStart w:id="48" w:name="systemkitsessionh"/>
     <w:p>
       <w:pPr>
         <w:pStyle w:val="Heading2"/>
@@ -21433,7 +21988,7 @@
         <w:rPr>
           <w:rStyle w:val="VerbatimChar"/>
         </w:rPr>
-        <w:t xml:space="preserve">systemkit/applet_proto.h</w:t>
+        <w:t xml:space="preserve">systemkit/session.h</w:t>
       </w:r>
     </w:p>
     <w:p>
@@ -21441,16 +21996,7 @@
         <w:pStyle w:val="FirstParagraph"/>
       </w:pPr>
       <w:r>
-        <w:t xml:space="preserve">applet_proto.h -- the Control Panel's applets (apps/control): an applet is a uikit app shown INSIDE the Control Panel's window instead of in a window of its own. The host (apps/control) makes a shared surface (kapi v35) the size of its pane and starts the applet with the arguments "--applet</w:t>
-      </w:r>
-      <w:r>
-        <w:t xml:space="preserve"> </w:t>
-      </w:r>
-      <w:r>
-        <w:t xml:space="preserve"> </w:t>
-      </w:r>
-      <w:r>
-        <w:t xml:space="preserve">"; the applet's uikit::Root then draws into that surface (uikit/root.cpp, the applet mode); the host copies it into its window when told and sends it the pointer and the keys. Messages over the kernel's mailboxes (kapi v35 / v40, &lt;= 512 bytes), from / to the pids:</w:t>
+        <w:t xml:space="preserve">session.h -- the interface's mode and its session (docs/POCKETUI-TECH-STUDY.md section 8). Onyx has three modes:</w:t>
       </w:r>
     </w:p>
     <w:p>
@@ -21461,7 +22007,7 @@
         <w:rPr>
           <w:rStyle w:val="VerbatimChar"/>
         </w:rPr>
-        <w:t xml:space="preserve">  applet -&gt; host   AP_HELLO    int w, h: the applet is up (its Root the surface's size)</w:t>
+        <w:t xml:space="preserve">  desktop   Elegant, the desktop (the menu bar, the dock, the agenda...)            SD:/etc/session/desktop</w:t>
       </w:r>
       <w:r>
         <w:br/>
@@ -21470,7 +22016,7 @@
         <w:rPr>
           <w:rStyle w:val="VerbatimChar"/>
         </w:rPr>
-        <w:t xml:space="preserve">                   AP_PRESENT  int x, y, w, h: it drew (0 0 0 0: all of it) -- copy it</w:t>
+        <w:t xml:space="preserve">  pocket    PocketUI, one app at a time on a small screen                           SD:/etc/session/pocket</w:t>
       </w:r>
       <w:r>
         <w:br/>
@@ -21479,61 +22025,7 @@
         <w:rPr>
           <w:rStyle w:val="VerbatimChar"/>
         </w:rPr>
-        <w:t xml:space="preserve">                   AP_EXIT     it is ending: stop reading the surface</w:t>
-      </w:r>
-      <w:r>
-        <w:br/>
-      </w:r>
-      <w:r>
-        <w:rPr>
-          <w:rStyle w:val="VerbatimChar"/>
-        </w:rPr>
-        <w:t xml:space="preserve">                   AP_THEME    it applied a new theme (SD:/etc/theme.txt): the host takes it</w:t>
-      </w:r>
-      <w:r>
-        <w:br/>
-      </w:r>
-      <w:r>
-        <w:rPr>
-          <w:rStyle w:val="VerbatimChar"/>
-        </w:rPr>
-        <w:t xml:space="preserve">                               and starts the applet again (in the new colours)</w:t>
-      </w:r>
-      <w:r>
-        <w:br/>
-      </w:r>
-      <w:r>
-        <w:rPr>
-          <w:rStyle w:val="VerbatimChar"/>
-        </w:rPr>
-        <w:t xml:space="preserve">  host -&gt; applet   AP_PTR      struct ApPtr: the pointer (a GUI_EVENT_PTR_* event, pane</w:t>
-      </w:r>
-      <w:r>
-        <w:br/>
-      </w:r>
-      <w:r>
-        <w:rPr>
-          <w:rStyle w:val="VerbatimChar"/>
-        </w:rPr>
-        <w:t xml:space="preserve">                               coordinates; x &lt; 0: it left the pane)</w:t>
-      </w:r>
-      <w:r>
-        <w:br/>
-      </w:r>
-      <w:r>
-        <w:rPr>
-          <w:rStyle w:val="VerbatimChar"/>
-        </w:rPr>
-        <w:t xml:space="preserve">                   AP_KEY      struct ApKey: a key typed (a character or a KEY_* code)</w:t>
-      </w:r>
-      <w:r>
-        <w:br/>
-      </w:r>
-      <w:r>
-        <w:rPr>
-          <w:rStyle w:val="VerbatimChar"/>
-        </w:rPr>
-        <w:t xml:space="preserve">                   AP_CLOSE    please end (the user went back to the applets' list)</w:t>
+        <w:t xml:space="preserve">  console   PocketUI's console mode: the games, a television, a pad                 SD:/etc/session/console</w:t>
       </w:r>
     </w:p>
     <w:p>
@@ -21541,19 +22033,87 @@
         <w:pStyle w:val="FirstParagraph"/>
       </w:pPr>
       <w:r>
-        <w:t xml:space="preserve">The host is the IPC service AP_SERVICE: an applet whose host is gone ends by itself. Another host (Mail, showing Web as its HTML view) adds its own service's name: "--applet</w:t>
-      </w:r>
-      <w:r>
-        <w:t xml:space="preserve"> </w:t>
-      </w:r>
-      <w:r>
-        <w:t xml:space="preserve"> </w:t>
-      </w:r>
-      <w:r>
-        <w:t xml:space="preserve"> </w:t>
-      </w:r>
-      <w:r>
-        <w:t xml:space="preserve">"; its own message types go to the applet's uk_applet_on_message (uikit/root.h; Jet's web view: Apps/jet/webview_proto.h, types 60..79). The surface's frames live as long as either process maps it (kernel v65: its users).</w:t>
+        <w:t xml:space="preserve">The mode is SD:/etc/system.ini's "shell =" (no line: desktop), which the kernel reads to start the matching graphics server. The SESSION is the mode's programs: SD:/etc/autostart keeps the system's part (the services: clockd, pkgd, clipd, printd, telnetd...) and one line,</w:t>
+      </w:r>
+      <w:r>
+        <w:t xml:space="preserve"> </w:t>
+      </w:r>
+      <w:r>
+        <w:rPr>
+          <w:rStyle w:val="VerbatimChar"/>
+        </w:rPr>
+        <w:t xml:space="preserve">session</w:t>
+      </w:r>
+      <w:r>
+        <w:t xml:space="preserve">, where /bin/session runs the file of the mode (the same syntax as the autostart:</w:t>
+      </w:r>
+      <w:r>
+        <w:t xml:space="preserve"> </w:t>
+      </w:r>
+      <w:r>
+        <w:rPr>
+          <w:rStyle w:val="VerbatimChar"/>
+        </w:rPr>
+        <w:t xml:space="preserve">run menubar</w:t>
+      </w:r>
+      <w:r>
+        <w:t xml:space="preserve">,</w:t>
+      </w:r>
+      <w:r>
+        <w:t xml:space="preserve"> </w:t>
+      </w:r>
+      <w:r>
+        <w:rPr>
+          <w:rStyle w:val="VerbatimChar"/>
+        </w:rPr>
+        <w:t xml:space="preserve">#setup: run dock</w:t>
+      </w:r>
+      <w:r>
+        <w:t xml:space="preserve">,</w:t>
+      </w:r>
+      <w:r>
+        <w:t xml:space="preserve"> </w:t>
+      </w:r>
+      <w:r>
+        <w:rPr>
+          <w:rStyle w:val="VerbatimChar"/>
+        </w:rPr>
+        <w:t xml:space="preserve">sleep 1</w:t>
+      </w:r>
+      <w:r>
+        <w:t xml:space="preserve">...). Switching the mode closes the open programs (an unsaved document asked), ends the session's programs, writes "shell =", has the kernel start the other server (KAPI_WS_SWITCH) and runs the other mode's file: /bin/session does it, asked by the Control Panel's Mode applet (modeconf) or typed (</w:t>
+      </w:r>
+      <w:r>
+        <w:rPr>
+          <w:rStyle w:val="VerbatimChar"/>
+        </w:rPr>
+        <w:t xml:space="preserve">session switch pocket</w:t>
+      </w:r>
+      <w:r>
+        <w:t xml:space="preserve">). A card from before the sessions keeps the desktop's lines in its autostart until</w:t>
+      </w:r>
+      <w:r>
+        <w:t xml:space="preserve"> </w:t>
+      </w:r>
+      <w:r>
+        <w:rPr>
+          <w:rStyle w:val="VerbatimChar"/>
+        </w:rPr>
+        <w:t xml:space="preserve">pkg commit</w:t>
+      </w:r>
+      <w:r>
+        <w:t xml:space="preserve"> </w:t>
+      </w:r>
+      <w:r>
+        <w:t xml:space="preserve">(at boot) moves them into SD:/etc/session/desktop once (session_migrate). C and C++.</w:t>
+      </w:r>
+    </w:p>
+    <w:p>
+      <w:pPr>
+        <w:pStyle w:val="BodyText"/>
+      </w:pPr>
+      <w:r>
+        <w:t xml:space="preserve">MIT License -- Copyright (c) 2026 Stéphane Wegener and the Onyx contributors. Permission is hereby granted, free of charge, to any person obtaining a copy of this software and associated documentation files (the "Software"), to deal in the Software without restriction, including without limitation the rights to use, copy, modify, merge, publish, distribute, sublicense, and/or sell copies of the Software, and to permit persons to whom the Software is furnished to do so, subject to the following conditions: The above copyright notice and this permission notice shall be included in all copies or substantial portions of the Software. THE SOFTWARE IS PROVIDED "AS IS", WITHOUT WARRANTY OF ANY KIND, EXPRESS OR IMPLIED.</w:t>
       </w:r>
     </w:p>
     <w:p>
@@ -21564,61 +22124,685 @@
         <w:rPr>
           <w:rStyle w:val="PreprocessorTok"/>
         </w:rPr>
-        <w:t xml:space="preserve">#define AP_SERVICE  </w:t>
+        <w:t xml:space="preserve">#define SESSION_DESKTOP     </w:t>
+      </w:r>
+      <w:r>
+        <w:rPr>
+          <w:rStyle w:val="DecValTok"/>
+        </w:rPr>
+        <w:t xml:space="preserve">0</w:t>
+      </w:r>
+      <w:r>
+        <w:rPr>
+          <w:rStyle w:val="PreprocessorTok"/>
+        </w:rPr>
+        <w:t xml:space="preserve">   </w:t>
+      </w:r>
+      <w:r>
+        <w:rPr>
+          <w:rStyle w:val="CommentTok"/>
+        </w:rPr>
+        <w:t xml:space="preserve">// the modes (UIKit's UK_MODE_* are the same numbers)</w:t>
+      </w:r>
+      <w:r>
+        <w:br/>
+      </w:r>
+      <w:r>
+        <w:rPr>
+          <w:rStyle w:val="PreprocessorTok"/>
+        </w:rPr>
+        <w:t xml:space="preserve">#define SESSION_POCKET      </w:t>
+      </w:r>
+      <w:r>
+        <w:rPr>
+          <w:rStyle w:val="DecValTok"/>
+        </w:rPr>
+        <w:t xml:space="preserve">1</w:t>
+      </w:r>
+      <w:r>
+        <w:br/>
+      </w:r>
+      <w:r>
+        <w:rPr>
+          <w:rStyle w:val="PreprocessorTok"/>
+        </w:rPr>
+        <w:t xml:space="preserve">#define SESSION_CONSOLE     </w:t>
+      </w:r>
+      <w:r>
+        <w:rPr>
+          <w:rStyle w:val="DecValTok"/>
+        </w:rPr>
+        <w:t xml:space="preserve">2</w:t>
+      </w:r>
+      <w:r>
+        <w:br/>
+      </w:r>
+      <w:r>
+        <w:rPr>
+          <w:rStyle w:val="PreprocessorTok"/>
+        </w:rPr>
+        <w:t xml:space="preserve">#define SESSION_DIR     </w:t>
       </w:r>
       <w:r>
         <w:rPr>
           <w:rStyle w:val="StringTok"/>
         </w:rPr>
-        <w:t xml:space="preserve">"control"</w:t>
+        <w:t xml:space="preserve">"SD:/etc/session"</w:t>
+      </w:r>
+      <w:r>
+        <w:rPr>
+          <w:rStyle w:val="PreprocessorTok"/>
+        </w:rPr>
+        <w:t xml:space="preserve">   </w:t>
+      </w:r>
+      <w:r>
+        <w:rPr>
+          <w:rStyle w:val="CommentTok"/>
+        </w:rPr>
+        <w:t xml:space="preserve">// SESSION_DIR "/&lt;mode's name&gt;": the mode's programs</w:t>
       </w:r>
       <w:r>
         <w:br/>
       </w:r>
       <w:r>
+        <w:rPr>
+          <w:rStyle w:val="PreprocessorTok"/>
+        </w:rPr>
+        <w:t xml:space="preserve">#define SESSION_TOOL        </w:t>
+      </w:r>
+      <w:r>
+        <w:rPr>
+          <w:rStyle w:val="StringTok"/>
+        </w:rPr>
+        <w:t xml:space="preserve">"SD:/bin/session"</w:t>
+      </w:r>
+      <w:r>
         <w:br/>
       </w:r>
       <w:r>
         <w:rPr>
-          <w:rStyle w:val="KeywordTok"/>
-        </w:rPr>
-        <w:t xml:space="preserve">enum</w:t>
+          <w:rStyle w:val="PreprocessorTok"/>
+        </w:rPr>
+        <w:t xml:space="preserve">#define SESSION_WAITING     </w:t>
+      </w:r>
+      <w:r>
+        <w:rPr>
+          <w:rStyle w:val="StringTok"/>
+        </w:rPr>
+        <w:t xml:space="preserve">"SD:/tmp/session.wait"</w:t>
+      </w:r>
+      <w:r>
+        <w:rPr>
+          <w:rStyle w:val="PreprocessorTok"/>
+        </w:rPr>
+        <w:t xml:space="preserve">  </w:t>
+      </w:r>
+      <w:r>
+        <w:rPr>
+          <w:rStyle w:val="CommentTok"/>
+        </w:rPr>
+        <w:t xml:space="preserve">// the programs that did not close (session_waiting)</w:t>
+      </w:r>
+    </w:p>
+    <w:p>
+      <w:pPr>
+        <w:pStyle w:val="FirstParagraph"/>
+      </w:pPr>
+      <w:r>
+        <w:t xml:space="preserve">session_switch's flags</w:t>
+      </w:r>
+    </w:p>
+    <w:p>
+      <w:pPr>
+        <w:pStyle w:val="SourceCode"/>
+      </w:pPr>
+      <w:r>
+        <w:rPr>
+          <w:rStyle w:val="PreprocessorTok"/>
+        </w:rPr>
+        <w:t xml:space="preserve">#define SESSION_FORCE       </w:t>
+      </w:r>
+      <w:r>
+        <w:rPr>
+          <w:rStyle w:val="DecValTok"/>
+        </w:rPr>
+        <w:t xml:space="preserve">1</w:t>
+      </w:r>
+      <w:r>
+        <w:rPr>
+          <w:rStyle w:val="PreprocessorTok"/>
+        </w:rPr>
+        <w:t xml:space="preserve">   </w:t>
+      </w:r>
+      <w:r>
+        <w:rPr>
+          <w:rStyle w:val="CommentTok"/>
+        </w:rPr>
+        <w:t xml:space="preserve">// the programs still open after the wait are ended (their documents lost)</w:t>
       </w:r>
       <w:r>
         <w:br/>
       </w:r>
       <w:r>
         <w:rPr>
-          <w:rStyle w:val="OperatorTok"/>
-        </w:rPr>
-        <w:t xml:space="preserve">{</w:t>
+          <w:rStyle w:val="PreprocessorTok"/>
+        </w:rPr>
+        <w:t xml:space="preserve">#define SESSION_NO_ASK      </w:t>
+      </w:r>
+      <w:r>
+        <w:rPr>
+          <w:rStyle w:val="DecValTok"/>
+        </w:rPr>
+        <w:t xml:space="preserve">2</w:t>
+      </w:r>
+      <w:r>
+        <w:rPr>
+          <w:rStyle w:val="PreprocessorTok"/>
+        </w:rPr>
+        <w:t xml:space="preserve">   </w:t>
+      </w:r>
+      <w:r>
+        <w:rPr>
+          <w:rStyle w:val="CommentTok"/>
+        </w:rPr>
+        <w:t xml:space="preserve">// they are not asked again (they were: their question is up), only waited for</w:t>
+      </w:r>
+    </w:p>
+    <w:p>
+      <w:pPr>
+        <w:pStyle w:val="FirstParagraph"/>
+      </w:pPr>
+      <w:r>
+        <w:t xml:space="preserve">session_switch's answers (/bin/session switch's exit status)</w:t>
+      </w:r>
+    </w:p>
+    <w:p>
+      <w:pPr>
+        <w:pStyle w:val="SourceCode"/>
+      </w:pPr>
+      <w:r>
+        <w:rPr>
+          <w:rStyle w:val="PreprocessorTok"/>
+        </w:rPr>
+        <w:t xml:space="preserve">#define SESSION_SWITCHED    </w:t>
+      </w:r>
+      <w:r>
+        <w:rPr>
+          <w:rStyle w:val="DecValTok"/>
+        </w:rPr>
+        <w:t xml:space="preserve">0</w:t>
+      </w:r>
+      <w:r>
+        <w:rPr>
+          <w:rStyle w:val="PreprocessorTok"/>
+        </w:rPr>
+        <w:t xml:space="preserve">   </w:t>
+      </w:r>
+      <w:r>
+        <w:rPr>
+          <w:rStyle w:val="CommentTok"/>
+        </w:rPr>
+        <w:t xml:space="preserve">// the mode asked for runs, its programs started</w:t>
       </w:r>
       <w:r>
         <w:br/>
       </w:r>
       <w:r>
         <w:rPr>
-          <w:rStyle w:val="NormalTok"/>
-        </w:rPr>
-        <w:t xml:space="preserve">    AP_HELLO </w:t>
-      </w:r>
-      <w:r>
-        <w:rPr>
-          <w:rStyle w:val="OperatorTok"/>
-        </w:rPr>
-        <w:t xml:space="preserve">=</w:t>
-      </w:r>
-      <w:r>
-        <w:rPr>
-          <w:rStyle w:val="NormalTok"/>
-        </w:rPr>
-        <w:t xml:space="preserve"> </w:t>
+          <w:rStyle w:val="PreprocessorTok"/>
+        </w:rPr>
+        <w:t xml:space="preserve">#define SESSION_FELL_BACK   </w:t>
       </w:r>
       <w:r>
         <w:rPr>
           <w:rStyle w:val="DecValTok"/>
         </w:rPr>
-        <w:t xml:space="preserve">40</w:t>
+        <w:t xml:space="preserve">1</w:t>
+      </w:r>
+      <w:r>
+        <w:rPr>
+          <w:rStyle w:val="PreprocessorTok"/>
+        </w:rPr>
+        <w:t xml:space="preserve">   </w:t>
+      </w:r>
+      <w:r>
+        <w:rPr>
+          <w:rStyle w:val="CommentTok"/>
+        </w:rPr>
+        <w:t xml:space="preserve">// its server failed: the desktop runs ("shell =" put back to desktop)</w:t>
+      </w:r>
+      <w:r>
+        <w:br/>
+      </w:r>
+      <w:r>
+        <w:rPr>
+          <w:rStyle w:val="PreprocessorTok"/>
+        </w:rPr>
+        <w:t xml:space="preserve">#define SESSION_WAITING_APPS    </w:t>
+      </w:r>
+      <w:r>
+        <w:rPr>
+          <w:rStyle w:val="DecValTok"/>
+        </w:rPr>
+        <w:t xml:space="preserve">2</w:t>
+      </w:r>
+      <w:r>
+        <w:rPr>
+          <w:rStyle w:val="PreprocessorTok"/>
+        </w:rPr>
+        <w:t xml:space="preserve">   </w:t>
+      </w:r>
+      <w:r>
+        <w:rPr>
+          <w:rStyle w:val="CommentTok"/>
+        </w:rPr>
+        <w:t xml:space="preserve">// programs did not close in time (session_waiting): nothing switched</w:t>
+      </w:r>
+      <w:r>
+        <w:br/>
+      </w:r>
+      <w:r>
+        <w:rPr>
+          <w:rStyle w:val="PreprocessorTok"/>
+        </w:rPr>
+        <w:t xml:space="preserve">#define SESSION_REFUSED     </w:t>
+      </w:r>
+      <w:r>
+        <w:rPr>
+          <w:rStyle w:val="DecValTok"/>
+        </w:rPr>
+        <w:t xml:space="preserve">3</w:t>
+      </w:r>
+      <w:r>
+        <w:rPr>
+          <w:rStyle w:val="PreprocessorTok"/>
+        </w:rPr>
+        <w:t xml:space="preserve">   </w:t>
+      </w:r>
+      <w:r>
+        <w:rPr>
+          <w:rStyle w:val="CommentTok"/>
+        </w:rPr>
+        <w:t xml:space="preserve">// a full-screen program has the display, or a switch is under way</w:t>
+      </w:r>
+      <w:r>
+        <w:br/>
+      </w:r>
+      <w:r>
+        <w:rPr>
+          <w:rStyle w:val="PreprocessorTok"/>
+        </w:rPr>
+        <w:t xml:space="preserve">#define SESSION_BAD     </w:t>
+      </w:r>
+      <w:r>
+        <w:rPr>
+          <w:rStyle w:val="DecValTok"/>
+        </w:rPr>
+        <w:t xml:space="preserve">4</w:t>
+      </w:r>
+      <w:r>
+        <w:rPr>
+          <w:rStyle w:val="PreprocessorTok"/>
+        </w:rPr>
+        <w:t xml:space="preserve">   </w:t>
+      </w:r>
+      <w:r>
+        <w:rPr>
+          <w:rStyle w:val="CommentTok"/>
+        </w:rPr>
+        <w:t xml:space="preserve">// an unknown mode, wrong arguments</w:t>
+      </w:r>
+      <w:r>
+        <w:br/>
+      </w:r>
+      <w:r>
+        <w:rPr>
+          <w:rStyle w:val="PreprocessorTok"/>
+        </w:rPr>
+        <w:t xml:space="preserve">#define SESSION_FAILED      </w:t>
+      </w:r>
+      <w:r>
+        <w:rPr>
+          <w:rStyle w:val="DecValTok"/>
+        </w:rPr>
+        <w:t xml:space="preserve">5</w:t>
+      </w:r>
+      <w:r>
+        <w:rPr>
+          <w:rStyle w:val="PreprocessorTok"/>
+        </w:rPr>
+        <w:t xml:space="preserve">   </w:t>
+      </w:r>
+      <w:r>
+        <w:rPr>
+          <w:rStyle w:val="CommentTok"/>
+        </w:rPr>
+        <w:t xml:space="preserve">// system.ini not written, no server took the display, the tool missing</w:t>
+      </w:r>
+      <w:r>
+        <w:br/>
+      </w:r>
+      <w:r>
+        <w:br/>
+      </w:r>
+      <w:r>
+        <w:rPr>
+          <w:rStyle w:val="DataTypeTok"/>
+        </w:rPr>
+        <w:t xml:space="preserve">int</w:t>
+      </w:r>
+      <w:r>
+        <w:rPr>
+          <w:rStyle w:val="NormalTok"/>
+        </w:rPr>
+        <w:t xml:space="preserve"> session_modes </w:t>
+      </w:r>
+      <w:r>
+        <w:rPr>
+          <w:rStyle w:val="OperatorTok"/>
+        </w:rPr>
+        <w:t xml:space="preserve">(</w:t>
+      </w:r>
+      <w:r>
+        <w:rPr>
+          <w:rStyle w:val="DataTypeTok"/>
+        </w:rPr>
+        <w:t xml:space="preserve">void</w:t>
+      </w:r>
+      <w:r>
+        <w:rPr>
+          <w:rStyle w:val="OperatorTok"/>
+        </w:rPr>
+        <w:t xml:space="preserve">);</w:t>
+      </w:r>
+      <w:r>
+        <w:rPr>
+          <w:rStyle w:val="NormalTok"/>
+        </w:rPr>
+        <w:t xml:space="preserve">               </w:t>
+      </w:r>
+      <w:r>
+        <w:rPr>
+          <w:rStyle w:val="CommentTok"/>
+        </w:rPr>
+        <w:t xml:space="preserve">// how many modes: 3</w:t>
+      </w:r>
+      <w:r>
+        <w:br/>
+      </w:r>
+      <w:r>
+        <w:rPr>
+          <w:rStyle w:val="AttributeTok"/>
+        </w:rPr>
+        <w:t xml:space="preserve">const</w:t>
+      </w:r>
+      <w:r>
+        <w:rPr>
+          <w:rStyle w:val="NormalTok"/>
+        </w:rPr>
+        <w:t xml:space="preserve"> </w:t>
+      </w:r>
+      <w:r>
+        <w:rPr>
+          <w:rStyle w:val="DataTypeTok"/>
+        </w:rPr>
+        <w:t xml:space="preserve">char</w:t>
+      </w:r>
+      <w:r>
+        <w:rPr>
+          <w:rStyle w:val="NormalTok"/>
+        </w:rPr>
+        <w:t xml:space="preserve"> </w:t>
+      </w:r>
+      <w:r>
+        <w:rPr>
+          <w:rStyle w:val="OperatorTok"/>
+        </w:rPr>
+        <w:t xml:space="preserve">*</w:t>
+      </w:r>
+      <w:r>
+        <w:rPr>
+          <w:rStyle w:val="NormalTok"/>
+        </w:rPr>
+        <w:t xml:space="preserve">session_mode_name </w:t>
+      </w:r>
+      <w:r>
+        <w:rPr>
+          <w:rStyle w:val="OperatorTok"/>
+        </w:rPr>
+        <w:t xml:space="preserve">(</w:t>
+      </w:r>
+      <w:r>
+        <w:rPr>
+          <w:rStyle w:val="DataTypeTok"/>
+        </w:rPr>
+        <w:t xml:space="preserve">int</w:t>
+      </w:r>
+      <w:r>
+        <w:rPr>
+          <w:rStyle w:val="NormalTok"/>
+        </w:rPr>
+        <w:t xml:space="preserve"> m</w:t>
+      </w:r>
+      <w:r>
+        <w:rPr>
+          <w:rStyle w:val="OperatorTok"/>
+        </w:rPr>
+        <w:t xml:space="preserve">);</w:t>
+      </w:r>
+      <w:r>
+        <w:rPr>
+          <w:rStyle w:val="NormalTok"/>
+        </w:rPr>
+        <w:t xml:space="preserve">      </w:t>
+      </w:r>
+      <w:r>
+        <w:rPr>
+          <w:rStyle w:val="CommentTok"/>
+        </w:rPr>
+        <w:t xml:space="preserve">// "desktop", "pocket", "console" ("" out of range)</w:t>
+      </w:r>
+      <w:r>
+        <w:br/>
+      </w:r>
+      <w:r>
+        <w:rPr>
+          <w:rStyle w:val="DataTypeTok"/>
+        </w:rPr>
+        <w:t xml:space="preserve">int</w:t>
+      </w:r>
+      <w:r>
+        <w:rPr>
+          <w:rStyle w:val="NormalTok"/>
+        </w:rPr>
+        <w:t xml:space="preserve"> session_mode_find </w:t>
+      </w:r>
+      <w:r>
+        <w:rPr>
+          <w:rStyle w:val="OperatorTok"/>
+        </w:rPr>
+        <w:t xml:space="preserve">(</w:t>
+      </w:r>
+      <w:r>
+        <w:rPr>
+          <w:rStyle w:val="AttributeTok"/>
+        </w:rPr>
+        <w:t xml:space="preserve">const</w:t>
+      </w:r>
+      <w:r>
+        <w:rPr>
+          <w:rStyle w:val="NormalTok"/>
+        </w:rPr>
+        <w:t xml:space="preserve"> </w:t>
+      </w:r>
+      <w:r>
+        <w:rPr>
+          <w:rStyle w:val="DataTypeTok"/>
+        </w:rPr>
+        <w:t xml:space="preserve">char</w:t>
+      </w:r>
+      <w:r>
+        <w:rPr>
+          <w:rStyle w:val="NormalTok"/>
+        </w:rPr>
+        <w:t xml:space="preserve"> </w:t>
+      </w:r>
+      <w:r>
+        <w:rPr>
+          <w:rStyle w:val="OperatorTok"/>
+        </w:rPr>
+        <w:t xml:space="preserve">*</w:t>
+      </w:r>
+      <w:r>
+        <w:rPr>
+          <w:rStyle w:val="NormalTok"/>
+        </w:rPr>
+        <w:t xml:space="preserve">name</w:t>
+      </w:r>
+      <w:r>
+        <w:rPr>
+          <w:rStyle w:val="OperatorTok"/>
+        </w:rPr>
+        <w:t xml:space="preserve">);</w:t>
+      </w:r>
+      <w:r>
+        <w:rPr>
+          <w:rStyle w:val="NormalTok"/>
+        </w:rPr>
+        <w:t xml:space="preserve">       </w:t>
+      </w:r>
+      <w:r>
+        <w:rPr>
+          <w:rStyle w:val="CommentTok"/>
+        </w:rPr>
+        <w:t xml:space="preserve">// the mode of that name (any case) -&gt; SESSION_*, -1 none</w:t>
+      </w:r>
+    </w:p>
+    <w:p>
+      <w:pPr>
+        <w:pStyle w:val="FirstParagraph"/>
+      </w:pPr>
+      <w:r>
+        <w:t xml:space="preserve">The mode chosen: system.ini's "shell =" (no line, or an unknown word: SESSION_DESKTOP). Read at each call. (The server running may differ: its server failed at boot and the kernel started Elegant -- UIKit's uk_win_server says which runs.)</w:t>
+      </w:r>
+    </w:p>
+    <w:p>
+      <w:pPr>
+        <w:pStyle w:val="SourceCode"/>
+      </w:pPr>
+      <w:r>
+        <w:rPr>
+          <w:rStyle w:val="DataTypeTok"/>
+        </w:rPr>
+        <w:t xml:space="preserve">int</w:t>
+      </w:r>
+      <w:r>
+        <w:rPr>
+          <w:rStyle w:val="NormalTok"/>
+        </w:rPr>
+        <w:t xml:space="preserve"> session_mode </w:t>
+      </w:r>
+      <w:r>
+        <w:rPr>
+          <w:rStyle w:val="OperatorTok"/>
+        </w:rPr>
+        <w:t xml:space="preserve">(</w:t>
+      </w:r>
+      <w:r>
+        <w:rPr>
+          <w:rStyle w:val="DataTypeTok"/>
+        </w:rPr>
+        <w:t xml:space="preserve">void</w:t>
+      </w:r>
+      <w:r>
+        <w:rPr>
+          <w:rStyle w:val="OperatorTok"/>
+        </w:rPr>
+        <w:t xml:space="preserve">);</w:t>
+      </w:r>
+      <w:r>
+        <w:br/>
+      </w:r>
+      <w:r>
+        <w:rPr>
+          <w:rStyle w:val="DataTypeTok"/>
+        </w:rPr>
+        <w:t xml:space="preserve">int</w:t>
+      </w:r>
+      <w:r>
+        <w:rPr>
+          <w:rStyle w:val="NormalTok"/>
+        </w:rPr>
+        <w:t xml:space="preserve"> session_set_mode </w:t>
+      </w:r>
+      <w:r>
+        <w:rPr>
+          <w:rStyle w:val="OperatorTok"/>
+        </w:rPr>
+        <w:t xml:space="preserve">(</w:t>
+      </w:r>
+      <w:r>
+        <w:rPr>
+          <w:rStyle w:val="DataTypeTok"/>
+        </w:rPr>
+        <w:t xml:space="preserve">int</w:t>
+      </w:r>
+      <w:r>
+        <w:rPr>
+          <w:rStyle w:val="NormalTok"/>
+        </w:rPr>
+        <w:t xml:space="preserve"> m</w:t>
+      </w:r>
+      <w:r>
+        <w:rPr>
+          <w:rStyle w:val="OperatorTok"/>
+        </w:rPr>
+        <w:t xml:space="preserve">);</w:t>
+      </w:r>
+      <w:r>
+        <w:rPr>
+          <w:rStyle w:val="NormalTok"/>
+        </w:rPr>
+        <w:t xml:space="preserve">           </w:t>
+      </w:r>
+      <w:r>
+        <w:rPr>
+          <w:rStyle w:val="CommentTok"/>
+        </w:rPr>
+        <w:t xml:space="preserve">// "shell = &lt;name&gt;" written -&gt; 1 (0: not written)</w:t>
+      </w:r>
+      <w:r>
+        <w:br/>
+      </w:r>
+      <w:r>
+        <w:rPr>
+          <w:rStyle w:val="DataTypeTok"/>
+        </w:rPr>
+        <w:t xml:space="preserve">int</w:t>
+      </w:r>
+      <w:r>
+        <w:rPr>
+          <w:rStyle w:val="NormalTok"/>
+        </w:rPr>
+        <w:t xml:space="preserve"> session_file </w:t>
+      </w:r>
+      <w:r>
+        <w:rPr>
+          <w:rStyle w:val="OperatorTok"/>
+        </w:rPr>
+        <w:t xml:space="preserve">(</w:t>
+      </w:r>
+      <w:r>
+        <w:rPr>
+          <w:rStyle w:val="DataTypeTok"/>
+        </w:rPr>
+        <w:t xml:space="preserve">int</w:t>
+      </w:r>
+      <w:r>
+        <w:rPr>
+          <w:rStyle w:val="NormalTok"/>
+        </w:rPr>
+        <w:t xml:space="preserve"> m</w:t>
       </w:r>
       <w:r>
         <w:rPr>
@@ -21630,25 +22814,31 @@
         <w:rPr>
           <w:rStyle w:val="NormalTok"/>
         </w:rPr>
-        <w:t xml:space="preserve"> AP_PRESENT </w:t>
-      </w:r>
-      <w:r>
-        <w:rPr>
-          <w:rStyle w:val="OperatorTok"/>
-        </w:rPr>
-        <w:t xml:space="preserve">=</w:t>
-      </w:r>
-      <w:r>
-        <w:rPr>
-          <w:rStyle w:val="NormalTok"/>
-        </w:rPr>
-        <w:t xml:space="preserve"> </w:t>
-      </w:r>
-      <w:r>
-        <w:rPr>
-          <w:rStyle w:val="DecValTok"/>
-        </w:rPr>
-        <w:t xml:space="preserve">41</w:t>
+        <w:t xml:space="preserve"> </w:t>
+      </w:r>
+      <w:r>
+        <w:rPr>
+          <w:rStyle w:val="DataTypeTok"/>
+        </w:rPr>
+        <w:t xml:space="preserve">char</w:t>
+      </w:r>
+      <w:r>
+        <w:rPr>
+          <w:rStyle w:val="NormalTok"/>
+        </w:rPr>
+        <w:t xml:space="preserve"> </w:t>
+      </w:r>
+      <w:r>
+        <w:rPr>
+          <w:rStyle w:val="OperatorTok"/>
+        </w:rPr>
+        <w:t xml:space="preserve">*</w:t>
+      </w:r>
+      <w:r>
+        <w:rPr>
+          <w:rStyle w:val="NormalTok"/>
+        </w:rPr>
+        <w:t xml:space="preserve">out</w:t>
       </w:r>
       <w:r>
         <w:rPr>
@@ -21660,25 +22850,95 @@
         <w:rPr>
           <w:rStyle w:val="NormalTok"/>
         </w:rPr>
-        <w:t xml:space="preserve"> AP_EXIT </w:t>
-      </w:r>
-      <w:r>
-        <w:rPr>
-          <w:rStyle w:val="OperatorTok"/>
-        </w:rPr>
-        <w:t xml:space="preserve">=</w:t>
-      </w:r>
-      <w:r>
-        <w:rPr>
-          <w:rStyle w:val="NormalTok"/>
-        </w:rPr>
-        <w:t xml:space="preserve"> </w:t>
-      </w:r>
-      <w:r>
-        <w:rPr>
-          <w:rStyle w:val="DecValTok"/>
-        </w:rPr>
-        <w:t xml:space="preserve">42</w:t>
+        <w:t xml:space="preserve"> </w:t>
+      </w:r>
+      <w:r>
+        <w:rPr>
+          <w:rStyle w:val="DataTypeTok"/>
+        </w:rPr>
+        <w:t xml:space="preserve">int</w:t>
+      </w:r>
+      <w:r>
+        <w:rPr>
+          <w:rStyle w:val="NormalTok"/>
+        </w:rPr>
+        <w:t xml:space="preserve"> cap</w:t>
+      </w:r>
+      <w:r>
+        <w:rPr>
+          <w:rStyle w:val="OperatorTok"/>
+        </w:rPr>
+        <w:t xml:space="preserve">);</w:t>
+      </w:r>
+      <w:r>
+        <w:rPr>
+          <w:rStyle w:val="NormalTok"/>
+        </w:rPr>
+        <w:t xml:space="preserve">   </w:t>
+      </w:r>
+      <w:r>
+        <w:rPr>
+          <w:rStyle w:val="CommentTok"/>
+        </w:rPr>
+        <w:t xml:space="preserve">// the mode's session file's path ("SD:/etc/session/pocket") -&gt; its length, 0</w:t>
+      </w:r>
+    </w:p>
+    <w:p>
+      <w:pPr>
+        <w:pStyle w:val="FirstParagraph"/>
+      </w:pPr>
+      <w:r>
+        <w:t xml:space="preserve">The programs the mode's file starts ("menubar", "dock", "notifyd"...: the names their processes have; a</w:t>
+      </w:r>
+      <w:r>
+        <w:t xml:space="preserve"> </w:t>
+      </w:r>
+      <w:r>
+        <w:rPr>
+          <w:rStyle w:val="VerbatimChar"/>
+        </w:rPr>
+        <w:t xml:space="preserve">run &lt;app&gt;</w:t>
+      </w:r>
+      <w:r>
+        <w:t xml:space="preserve"> </w:t>
+      </w:r>
+      <w:r>
+        <w:t xml:space="preserve">line gives the app, another line its /bin tool; Setup's held-back "#setup: " lines count), one a line into out -&gt; how many (0: no file).</w:t>
+      </w:r>
+    </w:p>
+    <w:p>
+      <w:pPr>
+        <w:pStyle w:val="SourceCode"/>
+      </w:pPr>
+      <w:r>
+        <w:rPr>
+          <w:rStyle w:val="DataTypeTok"/>
+        </w:rPr>
+        <w:t xml:space="preserve">int</w:t>
+      </w:r>
+      <w:r>
+        <w:rPr>
+          <w:rStyle w:val="NormalTok"/>
+        </w:rPr>
+        <w:t xml:space="preserve"> session_programs </w:t>
+      </w:r>
+      <w:r>
+        <w:rPr>
+          <w:rStyle w:val="OperatorTok"/>
+        </w:rPr>
+        <w:t xml:space="preserve">(</w:t>
+      </w:r>
+      <w:r>
+        <w:rPr>
+          <w:rStyle w:val="DataTypeTok"/>
+        </w:rPr>
+        <w:t xml:space="preserve">int</w:t>
+      </w:r>
+      <w:r>
+        <w:rPr>
+          <w:rStyle w:val="NormalTok"/>
+        </w:rPr>
+        <w:t xml:space="preserve"> m</w:t>
       </w:r>
       <w:r>
         <w:rPr>
@@ -21690,25 +22950,31 @@
         <w:rPr>
           <w:rStyle w:val="NormalTok"/>
         </w:rPr>
-        <w:t xml:space="preserve"> AP_THEME </w:t>
-      </w:r>
-      <w:r>
-        <w:rPr>
-          <w:rStyle w:val="OperatorTok"/>
-        </w:rPr>
-        <w:t xml:space="preserve">=</w:t>
-      </w:r>
-      <w:r>
-        <w:rPr>
-          <w:rStyle w:val="NormalTok"/>
-        </w:rPr>
-        <w:t xml:space="preserve"> </w:t>
-      </w:r>
-      <w:r>
-        <w:rPr>
-          <w:rStyle w:val="DecValTok"/>
-        </w:rPr>
-        <w:t xml:space="preserve">43</w:t>
+        <w:t xml:space="preserve"> </w:t>
+      </w:r>
+      <w:r>
+        <w:rPr>
+          <w:rStyle w:val="DataTypeTok"/>
+        </w:rPr>
+        <w:t xml:space="preserve">char</w:t>
+      </w:r>
+      <w:r>
+        <w:rPr>
+          <w:rStyle w:val="NormalTok"/>
+        </w:rPr>
+        <w:t xml:space="preserve"> </w:t>
+      </w:r>
+      <w:r>
+        <w:rPr>
+          <w:rStyle w:val="OperatorTok"/>
+        </w:rPr>
+        <w:t xml:space="preserve">*</w:t>
+      </w:r>
+      <w:r>
+        <w:rPr>
+          <w:rStyle w:val="NormalTok"/>
+        </w:rPr>
+        <w:t xml:space="preserve">out</w:t>
       </w:r>
       <w:r>
         <w:rPr>
@@ -21717,31 +22983,170 @@
         <w:t xml:space="preserve">,</w:t>
       </w:r>
       <w:r>
+        <w:rPr>
+          <w:rStyle w:val="NormalTok"/>
+        </w:rPr>
+        <w:t xml:space="preserve"> </w:t>
+      </w:r>
+      <w:r>
+        <w:rPr>
+          <w:rStyle w:val="DataTypeTok"/>
+        </w:rPr>
+        <w:t xml:space="preserve">int</w:t>
+      </w:r>
+      <w:r>
+        <w:rPr>
+          <w:rStyle w:val="NormalTok"/>
+        </w:rPr>
+        <w:t xml:space="preserve"> cap</w:t>
+      </w:r>
+      <w:r>
+        <w:rPr>
+          <w:rStyle w:val="OperatorTok"/>
+        </w:rPr>
+        <w:t xml:space="preserve">);</w:t>
+      </w:r>
+    </w:p>
+    <w:p>
+      <w:pPr>
+        <w:pStyle w:val="FirstParagraph"/>
+      </w:pPr>
+      <w:r>
+        <w:t xml:space="preserve">The switch to mode m (/bin/session switch, started with the flags; keep_pid: a program kept open meanwhile -- a Control Panel applet's host --, 0 none; the caller and its parents always are, then ended once the new session runs) -&gt; its process handle (kapi_proc_done, kapi_wait: SESSION_* answer), 0 not started.</w:t>
+      </w:r>
+    </w:p>
+    <w:p>
+      <w:pPr>
+        <w:pStyle w:val="SourceCode"/>
+      </w:pPr>
+      <w:r>
+        <w:rPr>
+          <w:rStyle w:val="DataTypeTok"/>
+        </w:rPr>
+        <w:t xml:space="preserve">void</w:t>
+      </w:r>
+      <w:r>
+        <w:rPr>
+          <w:rStyle w:val="NormalTok"/>
+        </w:rPr>
+        <w:t xml:space="preserve"> </w:t>
+      </w:r>
+      <w:r>
+        <w:rPr>
+          <w:rStyle w:val="OperatorTok"/>
+        </w:rPr>
+        <w:t xml:space="preserve">*</w:t>
+      </w:r>
+      <w:r>
+        <w:rPr>
+          <w:rStyle w:val="NormalTok"/>
+        </w:rPr>
+        <w:t xml:space="preserve">session_switch_start </w:t>
+      </w:r>
+      <w:r>
+        <w:rPr>
+          <w:rStyle w:val="OperatorTok"/>
+        </w:rPr>
+        <w:t xml:space="preserve">(</w:t>
+      </w:r>
+      <w:r>
+        <w:rPr>
+          <w:rStyle w:val="DataTypeTok"/>
+        </w:rPr>
+        <w:t xml:space="preserve">int</w:t>
+      </w:r>
+      <w:r>
+        <w:rPr>
+          <w:rStyle w:val="NormalTok"/>
+        </w:rPr>
+        <w:t xml:space="preserve"> m</w:t>
+      </w:r>
+      <w:r>
+        <w:rPr>
+          <w:rStyle w:val="OperatorTok"/>
+        </w:rPr>
+        <w:t xml:space="preserve">,</w:t>
+      </w:r>
+      <w:r>
+        <w:rPr>
+          <w:rStyle w:val="NormalTok"/>
+        </w:rPr>
+        <w:t xml:space="preserve"> </w:t>
+      </w:r>
+      <w:r>
+        <w:rPr>
+          <w:rStyle w:val="DataTypeTok"/>
+        </w:rPr>
+        <w:t xml:space="preserve">int</w:t>
+      </w:r>
+      <w:r>
+        <w:rPr>
+          <w:rStyle w:val="NormalTok"/>
+        </w:rPr>
+        <w:t xml:space="preserve"> flags</w:t>
+      </w:r>
+      <w:r>
+        <w:rPr>
+          <w:rStyle w:val="OperatorTok"/>
+        </w:rPr>
+        <w:t xml:space="preserve">,</w:t>
+      </w:r>
+      <w:r>
+        <w:rPr>
+          <w:rStyle w:val="NormalTok"/>
+        </w:rPr>
+        <w:t xml:space="preserve"> </w:t>
+      </w:r>
+      <w:r>
+        <w:rPr>
+          <w:rStyle w:val="DataTypeTok"/>
+        </w:rPr>
+        <w:t xml:space="preserve">int</w:t>
+      </w:r>
+      <w:r>
+        <w:rPr>
+          <w:rStyle w:val="NormalTok"/>
+        </w:rPr>
+        <w:t xml:space="preserve"> keep_pid</w:t>
+      </w:r>
+      <w:r>
+        <w:rPr>
+          <w:rStyle w:val="OperatorTok"/>
+        </w:rPr>
+        <w:t xml:space="preserve">);</w:t>
+      </w:r>
+      <w:r>
         <w:br/>
       </w:r>
       <w:r>
         <w:rPr>
-          <w:rStyle w:val="NormalTok"/>
-        </w:rPr>
-        <w:t xml:space="preserve">    AP_PTR </w:t>
-      </w:r>
-      <w:r>
-        <w:rPr>
-          <w:rStyle w:val="OperatorTok"/>
-        </w:rPr>
-        <w:t xml:space="preserve">=</w:t>
-      </w:r>
-      <w:r>
-        <w:rPr>
-          <w:rStyle w:val="NormalTok"/>
-        </w:rPr>
-        <w:t xml:space="preserve"> </w:t>
-      </w:r>
-      <w:r>
-        <w:rPr>
-          <w:rStyle w:val="DecValTok"/>
-        </w:rPr>
-        <w:t xml:space="preserve">50</w:t>
+          <w:rStyle w:val="DataTypeTok"/>
+        </w:rPr>
+        <w:t xml:space="preserve">int</w:t>
+      </w:r>
+      <w:r>
+        <w:rPr>
+          <w:rStyle w:val="NormalTok"/>
+        </w:rPr>
+        <w:t xml:space="preserve"> session_switch </w:t>
+      </w:r>
+      <w:r>
+        <w:rPr>
+          <w:rStyle w:val="OperatorTok"/>
+        </w:rPr>
+        <w:t xml:space="preserve">(</w:t>
+      </w:r>
+      <w:r>
+        <w:rPr>
+          <w:rStyle w:val="DataTypeTok"/>
+        </w:rPr>
+        <w:t xml:space="preserve">int</w:t>
+      </w:r>
+      <w:r>
+        <w:rPr>
+          <w:rStyle w:val="NormalTok"/>
+        </w:rPr>
+        <w:t xml:space="preserve"> m</w:t>
       </w:r>
       <w:r>
         <w:rPr>
@@ -21753,25 +23158,98 @@
         <w:rPr>
           <w:rStyle w:val="NormalTok"/>
         </w:rPr>
-        <w:t xml:space="preserve"> AP_KEY </w:t>
-      </w:r>
-      <w:r>
-        <w:rPr>
-          <w:rStyle w:val="OperatorTok"/>
-        </w:rPr>
-        <w:t xml:space="preserve">=</w:t>
-      </w:r>
-      <w:r>
-        <w:rPr>
-          <w:rStyle w:val="NormalTok"/>
-        </w:rPr>
-        <w:t xml:space="preserve"> </w:t>
-      </w:r>
-      <w:r>
-        <w:rPr>
-          <w:rStyle w:val="DecValTok"/>
-        </w:rPr>
-        <w:t xml:space="preserve">51</w:t>
+        <w:t xml:space="preserve"> </w:t>
+      </w:r>
+      <w:r>
+        <w:rPr>
+          <w:rStyle w:val="DataTypeTok"/>
+        </w:rPr>
+        <w:t xml:space="preserve">int</w:t>
+      </w:r>
+      <w:r>
+        <w:rPr>
+          <w:rStyle w:val="NormalTok"/>
+        </w:rPr>
+        <w:t xml:space="preserve"> flags</w:t>
+      </w:r>
+      <w:r>
+        <w:rPr>
+          <w:rStyle w:val="OperatorTok"/>
+        </w:rPr>
+        <w:t xml:space="preserve">);</w:t>
+      </w:r>
+      <w:r>
+        <w:rPr>
+          <w:rStyle w:val="NormalTok"/>
+        </w:rPr>
+        <w:t xml:space="preserve">      </w:t>
+      </w:r>
+      <w:r>
+        <w:rPr>
+          <w:rStyle w:val="CommentTok"/>
+        </w:rPr>
+        <w:t xml:space="preserve">// ... and waited for -&gt; SESSION_*</w:t>
+      </w:r>
+    </w:p>
+    <w:p>
+      <w:pPr>
+        <w:pStyle w:val="FirstParagraph"/>
+      </w:pPr>
+      <w:r>
+        <w:t xml:space="preserve">After SESSION_WAITING_APPS: the programs that did not close, "</w:t>
+      </w:r>
+      <w:r>
+        <w:t xml:space="preserve">\t</w:t>
+      </w:r>
+      <w:r>
+        <w:t xml:space="preserve">" a line -&gt; how many.</w:t>
+      </w:r>
+    </w:p>
+    <w:p>
+      <w:pPr>
+        <w:pStyle w:val="SourceCode"/>
+      </w:pPr>
+      <w:r>
+        <w:rPr>
+          <w:rStyle w:val="DataTypeTok"/>
+        </w:rPr>
+        <w:t xml:space="preserve">int</w:t>
+      </w:r>
+      <w:r>
+        <w:rPr>
+          <w:rStyle w:val="NormalTok"/>
+        </w:rPr>
+        <w:t xml:space="preserve"> session_waiting </w:t>
+      </w:r>
+      <w:r>
+        <w:rPr>
+          <w:rStyle w:val="OperatorTok"/>
+        </w:rPr>
+        <w:t xml:space="preserve">(</w:t>
+      </w:r>
+      <w:r>
+        <w:rPr>
+          <w:rStyle w:val="DataTypeTok"/>
+        </w:rPr>
+        <w:t xml:space="preserve">char</w:t>
+      </w:r>
+      <w:r>
+        <w:rPr>
+          <w:rStyle w:val="NormalTok"/>
+        </w:rPr>
+        <w:t xml:space="preserve"> </w:t>
+      </w:r>
+      <w:r>
+        <w:rPr>
+          <w:rStyle w:val="OperatorTok"/>
+        </w:rPr>
+        <w:t xml:space="preserve">*</w:t>
+      </w:r>
+      <w:r>
+        <w:rPr>
+          <w:rStyle w:val="NormalTok"/>
+        </w:rPr>
+        <w:t xml:space="preserve">out</w:t>
       </w:r>
       <w:r>
         <w:rPr>
@@ -21783,63 +23261,6 @@
         <w:rPr>
           <w:rStyle w:val="NormalTok"/>
         </w:rPr>
-        <w:t xml:space="preserve"> AP_CLOSE </w:t>
-      </w:r>
-      <w:r>
-        <w:rPr>
-          <w:rStyle w:val="OperatorTok"/>
-        </w:rPr>
-        <w:t xml:space="preserve">=</w:t>
-      </w:r>
-      <w:r>
-        <w:rPr>
-          <w:rStyle w:val="NormalTok"/>
-        </w:rPr>
-        <w:t xml:space="preserve"> </w:t>
-      </w:r>
-      <w:r>
-        <w:rPr>
-          <w:rStyle w:val="DecValTok"/>
-        </w:rPr>
-        <w:t xml:space="preserve">52</w:t>
-      </w:r>
-      <w:r>
-        <w:br/>
-      </w:r>
-      <w:r>
-        <w:rPr>
-          <w:rStyle w:val="OperatorTok"/>
-        </w:rPr>
-        <w:t xml:space="preserve">};</w:t>
-      </w:r>
-      <w:r>
-        <w:br/>
-      </w:r>
-      <w:r>
-        <w:br/>
-      </w:r>
-      <w:r>
-        <w:rPr>
-          <w:rStyle w:val="KeywordTok"/>
-        </w:rPr>
-        <w:t xml:space="preserve">struct</w:t>
-      </w:r>
-      <w:r>
-        <w:rPr>
-          <w:rStyle w:val="NormalTok"/>
-        </w:rPr>
-        <w:t xml:space="preserve"> ApPtr </w:t>
-      </w:r>
-      <w:r>
-        <w:rPr>
-          <w:rStyle w:val="OperatorTok"/>
-        </w:rPr>
-        <w:t xml:space="preserve">{</w:t>
-      </w:r>
-      <w:r>
-        <w:rPr>
-          <w:rStyle w:val="NormalTok"/>
-        </w:rPr>
         <w:t xml:space="preserve"> </w:t>
       </w:r>
       <w:r>
@@ -21852,113 +23273,57 @@
         <w:rPr>
           <w:rStyle w:val="NormalTok"/>
         </w:rPr>
-        <w:t xml:space="preserve"> event</w:t>
-      </w:r>
-      <w:r>
-        <w:rPr>
-          <w:rStyle w:val="OperatorTok"/>
-        </w:rPr>
-        <w:t xml:space="preserve">,</w:t>
-      </w:r>
-      <w:r>
-        <w:rPr>
-          <w:rStyle w:val="NormalTok"/>
-        </w:rPr>
-        <w:t xml:space="preserve"> x</w:t>
-      </w:r>
-      <w:r>
-        <w:rPr>
-          <w:rStyle w:val="OperatorTok"/>
-        </w:rPr>
-        <w:t xml:space="preserve">,</w:t>
-      </w:r>
-      <w:r>
-        <w:rPr>
-          <w:rStyle w:val="NormalTok"/>
-        </w:rPr>
-        <w:t xml:space="preserve"> y</w:t>
-      </w:r>
-      <w:r>
-        <w:rPr>
-          <w:rStyle w:val="OperatorTok"/>
-        </w:rPr>
-        <w:t xml:space="preserve">,</w:t>
-      </w:r>
-      <w:r>
-        <w:rPr>
-          <w:rStyle w:val="NormalTok"/>
-        </w:rPr>
-        <w:t xml:space="preserve"> buttons</w:t>
-      </w:r>
-      <w:r>
-        <w:rPr>
-          <w:rStyle w:val="OperatorTok"/>
-        </w:rPr>
-        <w:t xml:space="preserve">,</w:t>
-      </w:r>
-      <w:r>
-        <w:rPr>
-          <w:rStyle w:val="NormalTok"/>
-        </w:rPr>
-        <w:t xml:space="preserve"> changed</w:t>
-      </w:r>
-      <w:r>
-        <w:rPr>
-          <w:rStyle w:val="OperatorTok"/>
-        </w:rPr>
-        <w:t xml:space="preserve">,</w:t>
-      </w:r>
-      <w:r>
-        <w:rPr>
-          <w:rStyle w:val="NormalTok"/>
-        </w:rPr>
-        <w:t xml:space="preserve"> wheel</w:t>
-      </w:r>
-      <w:r>
-        <w:rPr>
-          <w:rStyle w:val="OperatorTok"/>
-        </w:rPr>
-        <w:t xml:space="preserve">;</w:t>
-      </w:r>
-      <w:r>
-        <w:rPr>
-          <w:rStyle w:val="NormalTok"/>
-        </w:rPr>
-        <w:t xml:space="preserve"> </w:t>
-      </w:r>
-      <w:r>
-        <w:rPr>
-          <w:rStyle w:val="OperatorTok"/>
-        </w:rPr>
-        <w:t xml:space="preserve">};</w:t>
-      </w:r>
-      <w:r>
-        <w:br/>
-      </w:r>
-      <w:r>
-        <w:rPr>
-          <w:rStyle w:val="KeywordTok"/>
-        </w:rPr>
-        <w:t xml:space="preserve">struct</w:t>
-      </w:r>
-      <w:r>
-        <w:rPr>
-          <w:rStyle w:val="NormalTok"/>
-        </w:rPr>
-        <w:t xml:space="preserve"> ApKey </w:t>
-      </w:r>
-      <w:r>
-        <w:rPr>
-          <w:rStyle w:val="OperatorTok"/>
-        </w:rPr>
-        <w:t xml:space="preserve">{</w:t>
-      </w:r>
-      <w:r>
-        <w:rPr>
-          <w:rStyle w:val="NormalTok"/>
-        </w:rPr>
-        <w:t xml:space="preserve"> </w:t>
-      </w:r>
+        <w:t xml:space="preserve"> cap</w:t>
+      </w:r>
+      <w:r>
+        <w:rPr>
+          <w:rStyle w:val="OperatorTok"/>
+        </w:rPr>
+        <w:t xml:space="preserve">);</w:t>
+      </w:r>
+    </w:p>
+    <w:p>
+      <w:pPr>
+        <w:pStyle w:val="FirstParagraph"/>
+      </w:pPr>
+      <w:r>
+        <w:t xml:space="preserve">The autostart of a card from before the sessions split, once: the desktop's lines (voronoy, Setup and its "#setup#" lines, menubar, notifyd, dock, agenda, stickies, wifimenu, imageview -- with the comment lines just above each) moved into SD:/etc/session/desktop (made anew from them), a line</w:t>
+      </w:r>
+      <w:r>
+        <w:t xml:space="preserve"> </w:t>
+      </w:r>
+      <w:r>
+        <w:rPr>
+          <w:rStyle w:val="VerbatimChar"/>
+        </w:rPr>
+        <w:t xml:space="preserve">session</w:t>
+      </w:r>
+      <w:r>
+        <w:t xml:space="preserve"> </w:t>
+      </w:r>
+      <w:r>
+        <w:t xml:space="preserve">where the first of them was, the old file kept as SD:/etc/autostart.old; every other line where it was. Nothing done when the autostart has a</w:t>
+      </w:r>
+      <w:r>
+        <w:t xml:space="preserve"> </w:t>
+      </w:r>
+      <w:r>
+        <w:rPr>
+          <w:rStyle w:val="VerbatimChar"/>
+        </w:rPr>
+        <w:t xml:space="preserve">session</w:t>
+      </w:r>
+      <w:r>
+        <w:t xml:space="preserve"> </w:t>
+      </w:r>
+      <w:r>
+        <w:t xml:space="preserve">line already. -&gt; 1 split, 0 nothing to do, -1 not written (the card as it was).</w:t>
+      </w:r>
+    </w:p>
+    <w:p>
+      <w:pPr>
+        <w:pStyle w:val="SourceCode"/>
+      </w:pPr>
       <w:r>
         <w:rPr>
           <w:rStyle w:val="DataTypeTok"/>
@@ -21969,52 +23334,619 @@
         <w:rPr>
           <w:rStyle w:val="NormalTok"/>
         </w:rPr>
-        <w:t xml:space="preserve"> key</w:t>
-      </w:r>
-      <w:r>
-        <w:rPr>
-          <w:rStyle w:val="OperatorTok"/>
-        </w:rPr>
-        <w:t xml:space="preserve">;</w:t>
-      </w:r>
-      <w:r>
-        <w:rPr>
-          <w:rStyle w:val="NormalTok"/>
-        </w:rPr>
-        <w:t xml:space="preserve"> </w:t>
-      </w:r>
-      <w:r>
-        <w:rPr>
-          <w:rStyle w:val="DataTypeTok"/>
-        </w:rPr>
-        <w:t xml:space="preserve">unsigned</w:t>
-      </w:r>
-      <w:r>
-        <w:rPr>
-          <w:rStyle w:val="NormalTok"/>
-        </w:rPr>
-        <w:t xml:space="preserve"> mods</w:t>
-      </w:r>
-      <w:r>
-        <w:rPr>
-          <w:rStyle w:val="OperatorTok"/>
-        </w:rPr>
-        <w:t xml:space="preserve">;</w:t>
-      </w:r>
-      <w:r>
-        <w:rPr>
-          <w:rStyle w:val="NormalTok"/>
-        </w:rPr>
-        <w:t xml:space="preserve"> </w:t>
-      </w:r>
-      <w:r>
-        <w:rPr>
-          <w:rStyle w:val="OperatorTok"/>
-        </w:rPr>
-        <w:t xml:space="preserve">};</w:t>
+        <w:t xml:space="preserve"> session_migrate </w:t>
+      </w:r>
+      <w:r>
+        <w:rPr>
+          <w:rStyle w:val="OperatorTok"/>
+        </w:rPr>
+        <w:t xml:space="preserve">(</w:t>
+      </w:r>
+      <w:r>
+        <w:rPr>
+          <w:rStyle w:val="DataTypeTok"/>
+        </w:rPr>
+        <w:t xml:space="preserve">void</w:t>
+      </w:r>
+      <w:r>
+        <w:rPr>
+          <w:rStyle w:val="OperatorTok"/>
+        </w:rPr>
+        <w:t xml:space="preserve">);</w:t>
       </w:r>
     </w:p>
     <w:bookmarkEnd w:id="48"/>
+    <w:bookmarkStart w:id="49" w:name="systemkitapplet_protoh"/>
+    <w:p>
+      <w:pPr>
+        <w:pStyle w:val="Heading2"/>
+      </w:pPr>
+      <w:r>
+        <w:rPr>
+          <w:rStyle w:val="VerbatimChar"/>
+        </w:rPr>
+        <w:t xml:space="preserve">systemkit/applet_proto.h</w:t>
+      </w:r>
+    </w:p>
+    <w:p>
+      <w:pPr>
+        <w:pStyle w:val="FirstParagraph"/>
+      </w:pPr>
+      <w:r>
+        <w:t xml:space="preserve">applet_proto.h -- the Control Panel's applets (apps/control): an applet is a uikit app shown INSIDE the Control Panel's window instead of in a window of its own. The host (apps/control) makes a shared surface (kapi v35) the size of its pane and starts the applet with the arguments "--applet</w:t>
+      </w:r>
+      <w:r>
+        <w:t xml:space="preserve"> </w:t>
+      </w:r>
+      <w:r>
+        <w:t xml:space="preserve"> </w:t>
+      </w:r>
+      <w:r>
+        <w:t xml:space="preserve">"; the applet's uikit::Root then draws into that surface (uikit/root.cpp, the applet mode); the host copies it into its window when told and sends it the pointer and the keys. Messages over the kernel's mailboxes (kapi v35 / v40, &lt;= 512 bytes), from / to the pids:</w:t>
+      </w:r>
+    </w:p>
+    <w:p>
+      <w:pPr>
+        <w:pStyle w:val="SourceCode"/>
+      </w:pPr>
+      <w:r>
+        <w:rPr>
+          <w:rStyle w:val="VerbatimChar"/>
+        </w:rPr>
+        <w:t xml:space="preserve">  applet -&gt; host   AP_HELLO    int w, h: the applet is up (its Root the surface's size)</w:t>
+      </w:r>
+      <w:r>
+        <w:br/>
+      </w:r>
+      <w:r>
+        <w:rPr>
+          <w:rStyle w:val="VerbatimChar"/>
+        </w:rPr>
+        <w:t xml:space="preserve">                   AP_PRESENT  int x, y, w, h: it drew (0 0 0 0: all of it) -- copy it</w:t>
+      </w:r>
+      <w:r>
+        <w:br/>
+      </w:r>
+      <w:r>
+        <w:rPr>
+          <w:rStyle w:val="VerbatimChar"/>
+        </w:rPr>
+        <w:t xml:space="preserve">                   AP_EXIT     it is ending: stop reading the surface</w:t>
+      </w:r>
+      <w:r>
+        <w:br/>
+      </w:r>
+      <w:r>
+        <w:rPr>
+          <w:rStyle w:val="VerbatimChar"/>
+        </w:rPr>
+        <w:t xml:space="preserve">                   AP_THEME    it applied a new theme (SD:/etc/theme.txt): the host takes it</w:t>
+      </w:r>
+      <w:r>
+        <w:br/>
+      </w:r>
+      <w:r>
+        <w:rPr>
+          <w:rStyle w:val="VerbatimChar"/>
+        </w:rPr>
+        <w:t xml:space="preserve">                               and starts the applet again (in the new colours)</w:t>
+      </w:r>
+      <w:r>
+        <w:br/>
+      </w:r>
+      <w:r>
+        <w:rPr>
+          <w:rStyle w:val="VerbatimChar"/>
+        </w:rPr>
+        <w:t xml:space="preserve">  host -&gt; applet   AP_PTR      struct ApPtr: the pointer (a GUI_EVENT_PTR_* event, pane</w:t>
+      </w:r>
+      <w:r>
+        <w:br/>
+      </w:r>
+      <w:r>
+        <w:rPr>
+          <w:rStyle w:val="VerbatimChar"/>
+        </w:rPr>
+        <w:t xml:space="preserve">                               coordinates; x &lt; 0: it left the pane)</w:t>
+      </w:r>
+      <w:r>
+        <w:br/>
+      </w:r>
+      <w:r>
+        <w:rPr>
+          <w:rStyle w:val="VerbatimChar"/>
+        </w:rPr>
+        <w:t xml:space="preserve">                   AP_KEY      struct ApKey: a key typed (a character or a KEY_* code)</w:t>
+      </w:r>
+      <w:r>
+        <w:br/>
+      </w:r>
+      <w:r>
+        <w:rPr>
+          <w:rStyle w:val="VerbatimChar"/>
+        </w:rPr>
+        <w:t xml:space="preserve">                   AP_CLOSE    please end (the user went back to the applets' list)</w:t>
+      </w:r>
+    </w:p>
+    <w:p>
+      <w:pPr>
+        <w:pStyle w:val="FirstParagraph"/>
+      </w:pPr>
+      <w:r>
+        <w:t xml:space="preserve">The host is the IPC service AP_SERVICE: an applet whose host is gone ends by itself. Another host (Mail, showing Web as its HTML view) adds its own service's name: "--applet</w:t>
+      </w:r>
+      <w:r>
+        <w:t xml:space="preserve"> </w:t>
+      </w:r>
+      <w:r>
+        <w:t xml:space="preserve"> </w:t>
+      </w:r>
+      <w:r>
+        <w:t xml:space="preserve"> </w:t>
+      </w:r>
+      <w:r>
+        <w:t xml:space="preserve">"; its own message types go to the applet's uk_applet_on_message (uikit/root.h; Jet's web view: Apps/jet/webview_proto.h, types 60..79). The surface's frames live as long as either process maps it (kernel v65: its users).</w:t>
+      </w:r>
+    </w:p>
+    <w:p>
+      <w:pPr>
+        <w:pStyle w:val="SourceCode"/>
+      </w:pPr>
+      <w:r>
+        <w:rPr>
+          <w:rStyle w:val="PreprocessorTok"/>
+        </w:rPr>
+        <w:t xml:space="preserve">#define AP_SERVICE  </w:t>
+      </w:r>
+      <w:r>
+        <w:rPr>
+          <w:rStyle w:val="StringTok"/>
+        </w:rPr>
+        <w:t xml:space="preserve">"control"</w:t>
+      </w:r>
+      <w:r>
+        <w:br/>
+      </w:r>
+      <w:r>
+        <w:br/>
+      </w:r>
+      <w:r>
+        <w:rPr>
+          <w:rStyle w:val="KeywordTok"/>
+        </w:rPr>
+        <w:t xml:space="preserve">enum</w:t>
+      </w:r>
+      <w:r>
+        <w:br/>
+      </w:r>
+      <w:r>
+        <w:rPr>
+          <w:rStyle w:val="OperatorTok"/>
+        </w:rPr>
+        <w:t xml:space="preserve">{</w:t>
+      </w:r>
+      <w:r>
+        <w:br/>
+      </w:r>
+      <w:r>
+        <w:rPr>
+          <w:rStyle w:val="NormalTok"/>
+        </w:rPr>
+        <w:t xml:space="preserve">    AP_HELLO </w:t>
+      </w:r>
+      <w:r>
+        <w:rPr>
+          <w:rStyle w:val="OperatorTok"/>
+        </w:rPr>
+        <w:t xml:space="preserve">=</w:t>
+      </w:r>
+      <w:r>
+        <w:rPr>
+          <w:rStyle w:val="NormalTok"/>
+        </w:rPr>
+        <w:t xml:space="preserve"> </w:t>
+      </w:r>
+      <w:r>
+        <w:rPr>
+          <w:rStyle w:val="DecValTok"/>
+        </w:rPr>
+        <w:t xml:space="preserve">40</w:t>
+      </w:r>
+      <w:r>
+        <w:rPr>
+          <w:rStyle w:val="OperatorTok"/>
+        </w:rPr>
+        <w:t xml:space="preserve">,</w:t>
+      </w:r>
+      <w:r>
+        <w:rPr>
+          <w:rStyle w:val="NormalTok"/>
+        </w:rPr>
+        <w:t xml:space="preserve"> AP_PRESENT </w:t>
+      </w:r>
+      <w:r>
+        <w:rPr>
+          <w:rStyle w:val="OperatorTok"/>
+        </w:rPr>
+        <w:t xml:space="preserve">=</w:t>
+      </w:r>
+      <w:r>
+        <w:rPr>
+          <w:rStyle w:val="NormalTok"/>
+        </w:rPr>
+        <w:t xml:space="preserve"> </w:t>
+      </w:r>
+      <w:r>
+        <w:rPr>
+          <w:rStyle w:val="DecValTok"/>
+        </w:rPr>
+        <w:t xml:space="preserve">41</w:t>
+      </w:r>
+      <w:r>
+        <w:rPr>
+          <w:rStyle w:val="OperatorTok"/>
+        </w:rPr>
+        <w:t xml:space="preserve">,</w:t>
+      </w:r>
+      <w:r>
+        <w:rPr>
+          <w:rStyle w:val="NormalTok"/>
+        </w:rPr>
+        <w:t xml:space="preserve"> AP_EXIT </w:t>
+      </w:r>
+      <w:r>
+        <w:rPr>
+          <w:rStyle w:val="OperatorTok"/>
+        </w:rPr>
+        <w:t xml:space="preserve">=</w:t>
+      </w:r>
+      <w:r>
+        <w:rPr>
+          <w:rStyle w:val="NormalTok"/>
+        </w:rPr>
+        <w:t xml:space="preserve"> </w:t>
+      </w:r>
+      <w:r>
+        <w:rPr>
+          <w:rStyle w:val="DecValTok"/>
+        </w:rPr>
+        <w:t xml:space="preserve">42</w:t>
+      </w:r>
+      <w:r>
+        <w:rPr>
+          <w:rStyle w:val="OperatorTok"/>
+        </w:rPr>
+        <w:t xml:space="preserve">,</w:t>
+      </w:r>
+      <w:r>
+        <w:rPr>
+          <w:rStyle w:val="NormalTok"/>
+        </w:rPr>
+        <w:t xml:space="preserve"> AP_THEME </w:t>
+      </w:r>
+      <w:r>
+        <w:rPr>
+          <w:rStyle w:val="OperatorTok"/>
+        </w:rPr>
+        <w:t xml:space="preserve">=</w:t>
+      </w:r>
+      <w:r>
+        <w:rPr>
+          <w:rStyle w:val="NormalTok"/>
+        </w:rPr>
+        <w:t xml:space="preserve"> </w:t>
+      </w:r>
+      <w:r>
+        <w:rPr>
+          <w:rStyle w:val="DecValTok"/>
+        </w:rPr>
+        <w:t xml:space="preserve">43</w:t>
+      </w:r>
+      <w:r>
+        <w:rPr>
+          <w:rStyle w:val="OperatorTok"/>
+        </w:rPr>
+        <w:t xml:space="preserve">,</w:t>
+      </w:r>
+      <w:r>
+        <w:br/>
+      </w:r>
+      <w:r>
+        <w:rPr>
+          <w:rStyle w:val="NormalTok"/>
+        </w:rPr>
+        <w:t xml:space="preserve">    AP_PTR </w:t>
+      </w:r>
+      <w:r>
+        <w:rPr>
+          <w:rStyle w:val="OperatorTok"/>
+        </w:rPr>
+        <w:t xml:space="preserve">=</w:t>
+      </w:r>
+      <w:r>
+        <w:rPr>
+          <w:rStyle w:val="NormalTok"/>
+        </w:rPr>
+        <w:t xml:space="preserve"> </w:t>
+      </w:r>
+      <w:r>
+        <w:rPr>
+          <w:rStyle w:val="DecValTok"/>
+        </w:rPr>
+        <w:t xml:space="preserve">50</w:t>
+      </w:r>
+      <w:r>
+        <w:rPr>
+          <w:rStyle w:val="OperatorTok"/>
+        </w:rPr>
+        <w:t xml:space="preserve">,</w:t>
+      </w:r>
+      <w:r>
+        <w:rPr>
+          <w:rStyle w:val="NormalTok"/>
+        </w:rPr>
+        <w:t xml:space="preserve"> AP_KEY </w:t>
+      </w:r>
+      <w:r>
+        <w:rPr>
+          <w:rStyle w:val="OperatorTok"/>
+        </w:rPr>
+        <w:t xml:space="preserve">=</w:t>
+      </w:r>
+      <w:r>
+        <w:rPr>
+          <w:rStyle w:val="NormalTok"/>
+        </w:rPr>
+        <w:t xml:space="preserve"> </w:t>
+      </w:r>
+      <w:r>
+        <w:rPr>
+          <w:rStyle w:val="DecValTok"/>
+        </w:rPr>
+        <w:t xml:space="preserve">51</w:t>
+      </w:r>
+      <w:r>
+        <w:rPr>
+          <w:rStyle w:val="OperatorTok"/>
+        </w:rPr>
+        <w:t xml:space="preserve">,</w:t>
+      </w:r>
+      <w:r>
+        <w:rPr>
+          <w:rStyle w:val="NormalTok"/>
+        </w:rPr>
+        <w:t xml:space="preserve"> AP_CLOSE </w:t>
+      </w:r>
+      <w:r>
+        <w:rPr>
+          <w:rStyle w:val="OperatorTok"/>
+        </w:rPr>
+        <w:t xml:space="preserve">=</w:t>
+      </w:r>
+      <w:r>
+        <w:rPr>
+          <w:rStyle w:val="NormalTok"/>
+        </w:rPr>
+        <w:t xml:space="preserve"> </w:t>
+      </w:r>
+      <w:r>
+        <w:rPr>
+          <w:rStyle w:val="DecValTok"/>
+        </w:rPr>
+        <w:t xml:space="preserve">52</w:t>
+      </w:r>
+      <w:r>
+        <w:br/>
+      </w:r>
+      <w:r>
+        <w:rPr>
+          <w:rStyle w:val="OperatorTok"/>
+        </w:rPr>
+        <w:t xml:space="preserve">};</w:t>
+      </w:r>
+      <w:r>
+        <w:br/>
+      </w:r>
+      <w:r>
+        <w:br/>
+      </w:r>
+      <w:r>
+        <w:rPr>
+          <w:rStyle w:val="KeywordTok"/>
+        </w:rPr>
+        <w:t xml:space="preserve">struct</w:t>
+      </w:r>
+      <w:r>
+        <w:rPr>
+          <w:rStyle w:val="NormalTok"/>
+        </w:rPr>
+        <w:t xml:space="preserve"> ApPtr </w:t>
+      </w:r>
+      <w:r>
+        <w:rPr>
+          <w:rStyle w:val="OperatorTok"/>
+        </w:rPr>
+        <w:t xml:space="preserve">{</w:t>
+      </w:r>
+      <w:r>
+        <w:rPr>
+          <w:rStyle w:val="NormalTok"/>
+        </w:rPr>
+        <w:t xml:space="preserve"> </w:t>
+      </w:r>
+      <w:r>
+        <w:rPr>
+          <w:rStyle w:val="DataTypeTok"/>
+        </w:rPr>
+        <w:t xml:space="preserve">int</w:t>
+      </w:r>
+      <w:r>
+        <w:rPr>
+          <w:rStyle w:val="NormalTok"/>
+        </w:rPr>
+        <w:t xml:space="preserve"> event</w:t>
+      </w:r>
+      <w:r>
+        <w:rPr>
+          <w:rStyle w:val="OperatorTok"/>
+        </w:rPr>
+        <w:t xml:space="preserve">,</w:t>
+      </w:r>
+      <w:r>
+        <w:rPr>
+          <w:rStyle w:val="NormalTok"/>
+        </w:rPr>
+        <w:t xml:space="preserve"> x</w:t>
+      </w:r>
+      <w:r>
+        <w:rPr>
+          <w:rStyle w:val="OperatorTok"/>
+        </w:rPr>
+        <w:t xml:space="preserve">,</w:t>
+      </w:r>
+      <w:r>
+        <w:rPr>
+          <w:rStyle w:val="NormalTok"/>
+        </w:rPr>
+        <w:t xml:space="preserve"> y</w:t>
+      </w:r>
+      <w:r>
+        <w:rPr>
+          <w:rStyle w:val="OperatorTok"/>
+        </w:rPr>
+        <w:t xml:space="preserve">,</w:t>
+      </w:r>
+      <w:r>
+        <w:rPr>
+          <w:rStyle w:val="NormalTok"/>
+        </w:rPr>
+        <w:t xml:space="preserve"> buttons</w:t>
+      </w:r>
+      <w:r>
+        <w:rPr>
+          <w:rStyle w:val="OperatorTok"/>
+        </w:rPr>
+        <w:t xml:space="preserve">,</w:t>
+      </w:r>
+      <w:r>
+        <w:rPr>
+          <w:rStyle w:val="NormalTok"/>
+        </w:rPr>
+        <w:t xml:space="preserve"> changed</w:t>
+      </w:r>
+      <w:r>
+        <w:rPr>
+          <w:rStyle w:val="OperatorTok"/>
+        </w:rPr>
+        <w:t xml:space="preserve">,</w:t>
+      </w:r>
+      <w:r>
+        <w:rPr>
+          <w:rStyle w:val="NormalTok"/>
+        </w:rPr>
+        <w:t xml:space="preserve"> wheel</w:t>
+      </w:r>
+      <w:r>
+        <w:rPr>
+          <w:rStyle w:val="OperatorTok"/>
+        </w:rPr>
+        <w:t xml:space="preserve">;</w:t>
+      </w:r>
+      <w:r>
+        <w:rPr>
+          <w:rStyle w:val="NormalTok"/>
+        </w:rPr>
+        <w:t xml:space="preserve"> </w:t>
+      </w:r>
+      <w:r>
+        <w:rPr>
+          <w:rStyle w:val="OperatorTok"/>
+        </w:rPr>
+        <w:t xml:space="preserve">};</w:t>
+      </w:r>
+      <w:r>
+        <w:br/>
+      </w:r>
+      <w:r>
+        <w:rPr>
+          <w:rStyle w:val="KeywordTok"/>
+        </w:rPr>
+        <w:t xml:space="preserve">struct</w:t>
+      </w:r>
+      <w:r>
+        <w:rPr>
+          <w:rStyle w:val="NormalTok"/>
+        </w:rPr>
+        <w:t xml:space="preserve"> ApKey </w:t>
+      </w:r>
+      <w:r>
+        <w:rPr>
+          <w:rStyle w:val="OperatorTok"/>
+        </w:rPr>
+        <w:t xml:space="preserve">{</w:t>
+      </w:r>
+      <w:r>
+        <w:rPr>
+          <w:rStyle w:val="NormalTok"/>
+        </w:rPr>
+        <w:t xml:space="preserve"> </w:t>
+      </w:r>
+      <w:r>
+        <w:rPr>
+          <w:rStyle w:val="DataTypeTok"/>
+        </w:rPr>
+        <w:t xml:space="preserve">int</w:t>
+      </w:r>
+      <w:r>
+        <w:rPr>
+          <w:rStyle w:val="NormalTok"/>
+        </w:rPr>
+        <w:t xml:space="preserve"> key</w:t>
+      </w:r>
+      <w:r>
+        <w:rPr>
+          <w:rStyle w:val="OperatorTok"/>
+        </w:rPr>
+        <w:t xml:space="preserve">;</w:t>
+      </w:r>
+      <w:r>
+        <w:rPr>
+          <w:rStyle w:val="NormalTok"/>
+        </w:rPr>
+        <w:t xml:space="preserve"> </w:t>
+      </w:r>
+      <w:r>
+        <w:rPr>
+          <w:rStyle w:val="DataTypeTok"/>
+        </w:rPr>
+        <w:t xml:space="preserve">unsigned</w:t>
+      </w:r>
+      <w:r>
+        <w:rPr>
+          <w:rStyle w:val="NormalTok"/>
+        </w:rPr>
+        <w:t xml:space="preserve"> mods</w:t>
+      </w:r>
+      <w:r>
+        <w:rPr>
+          <w:rStyle w:val="OperatorTok"/>
+        </w:rPr>
+        <w:t xml:space="preserve">;</w:t>
+      </w:r>
+      <w:r>
+        <w:rPr>
+          <w:rStyle w:val="NormalTok"/>
+        </w:rPr>
+        <w:t xml:space="preserve"> </w:t>
+      </w:r>
+      <w:r>
+        <w:rPr>
+          <w:rStyle w:val="OperatorTok"/>
+        </w:rPr>
+        <w:t xml:space="preserve">};</w:t>
+      </w:r>
+    </w:p>
+    <w:bookmarkEnd w:id="49"/>
     <w:sectPr>
       <w:footerReference r:id="rId9" w:type="default"/>
       <w:footnotePr>

--- a/docs/exports/12-SYSTEMKIT.docx
+++ b/docs/exports/12-SYSTEMKIT.docx
@@ -597,7 +597,7 @@
               <w:t xml:space="preserve"> </w:t>
             </w:r>
             <w:r>
-              <w:t xml:space="preserve">— 89 entries in its table (</w:t>
+              <w:t xml:space="preserve">— 91 entries in its table (</w:t>
             </w:r>
             <w:r>
               <w:rPr>
@@ -2989,6 +2989,787 @@
       </w:r>
       <w:r>
         <w:t xml:space="preserve">rewritten (1 changed, 0 not).</w:t>
+      </w:r>
+    </w:p>
+    <w:p>
+      <w:pPr>
+        <w:pStyle w:val="BodyText"/>
+      </w:pPr>
+      <w:r>
+        <w:rPr>
+          <w:bCs/>
+          <w:b/>
+        </w:rPr>
+        <w:t xml:space="preserve">The interface's mode and its session</w:t>
+      </w:r>
+      <w:r>
+        <w:t xml:space="preserve"> </w:t>
+      </w:r>
+      <w:r>
+        <w:t xml:space="preserve">(</w:t>
+      </w:r>
+      <w:r>
+        <w:rPr>
+          <w:rStyle w:val="VerbatimChar"/>
+        </w:rPr>
+        <w:t xml:space="preserve">session.h</w:t>
+      </w:r>
+      <w:r>
+        <w:t xml:space="preserve">, 2026-10-08): the mode —</w:t>
+      </w:r>
+      <w:r>
+        <w:t xml:space="preserve"> </w:t>
+      </w:r>
+      <w:r>
+        <w:rPr>
+          <w:rStyle w:val="VerbatimChar"/>
+        </w:rPr>
+        <w:t xml:space="preserve">SESSION_DESKTOP</w:t>
+      </w:r>
+      <w:r>
+        <w:t xml:space="preserve">,</w:t>
+      </w:r>
+      <w:r>
+        <w:t xml:space="preserve"> </w:t>
+      </w:r>
+      <w:r>
+        <w:rPr>
+          <w:rStyle w:val="VerbatimChar"/>
+        </w:rPr>
+        <w:t xml:space="preserve">SESSION_POCKET</w:t>
+      </w:r>
+      <w:r>
+        <w:t xml:space="preserve">,</w:t>
+      </w:r>
+      <w:r>
+        <w:t xml:space="preserve"> </w:t>
+      </w:r>
+      <w:r>
+        <w:rPr>
+          <w:rStyle w:val="VerbatimChar"/>
+        </w:rPr>
+        <w:t xml:space="preserve">SESSION_CONSOLE</w:t>
+      </w:r>
+      <w:r>
+        <w:t xml:space="preserve"> </w:t>
+      </w:r>
+      <w:r>
+        <w:t xml:space="preserve">— is</w:t>
+      </w:r>
+      <w:r>
+        <w:t xml:space="preserve"> </w:t>
+      </w:r>
+      <w:r>
+        <w:rPr>
+          <w:rStyle w:val="VerbatimChar"/>
+        </w:rPr>
+        <w:t xml:space="preserve">system.ini</w:t>
+      </w:r>
+      <w:r>
+        <w:t xml:space="preserve">'s</w:t>
+      </w:r>
+      <w:r>
+        <w:t xml:space="preserve"> </w:t>
+      </w:r>
+      <w:r>
+        <w:rPr>
+          <w:rStyle w:val="VerbatimChar"/>
+        </w:rPr>
+        <w:t xml:space="preserve">shell=</w:t>
+      </w:r>
+      <w:r>
+        <w:t xml:space="preserve">; each mode's programs are its session file</w:t>
+      </w:r>
+      <w:r>
+        <w:t xml:space="preserve"> </w:t>
+      </w:r>
+      <w:r>
+        <w:rPr>
+          <w:rStyle w:val="VerbatimChar"/>
+        </w:rPr>
+        <w:t xml:space="preserve">SD:/etc/session/&lt;mode&gt;</w:t>
+      </w:r>
+      <w:r>
+        <w:t xml:space="preserve">.</w:t>
+      </w:r>
+      <w:r>
+        <w:t xml:space="preserve"> </w:t>
+      </w:r>
+      <w:r>
+        <w:t xml:space="preserve">A settings page switches the mode as the Control Panel's Mode applet does:</w:t>
+      </w:r>
+      <w:r>
+        <w:t xml:space="preserve"> </w:t>
+      </w:r>
+      <w:r>
+        <w:rPr>
+          <w:rStyle w:val="VerbatimChar"/>
+        </w:rPr>
+        <w:t xml:space="preserve">/bin/session</w:t>
+      </w:r>
+      <w:r>
+        <w:t xml:space="preserve"> </w:t>
+      </w:r>
+      <w:r>
+        <w:t xml:space="preserve">is started, closes the</w:t>
+      </w:r>
+      <w:r>
+        <w:t xml:space="preserve"> </w:t>
+      </w:r>
+      <w:r>
+        <w:t xml:space="preserve">open programs (each one asks about its unsaved work), and the caller polls it:</w:t>
+      </w:r>
+    </w:p>
+    <w:p>
+      <w:pPr>
+        <w:pStyle w:val="SourceCode"/>
+      </w:pPr>
+      <w:r>
+        <w:rPr>
+          <w:rStyle w:val="DataTypeTok"/>
+        </w:rPr>
+        <w:t xml:space="preserve">void</w:t>
+      </w:r>
+      <w:r>
+        <w:rPr>
+          <w:rStyle w:val="NormalTok"/>
+        </w:rPr>
+        <w:t xml:space="preserve"> </w:t>
+      </w:r>
+      <w:r>
+        <w:rPr>
+          <w:rStyle w:val="OperatorTok"/>
+        </w:rPr>
+        <w:t xml:space="preserve">*</w:t>
+      </w:r>
+      <w:r>
+        <w:rPr>
+          <w:rStyle w:val="NormalTok"/>
+        </w:rPr>
+        <w:t xml:space="preserve">h </w:t>
+      </w:r>
+      <w:r>
+        <w:rPr>
+          <w:rStyle w:val="OperatorTok"/>
+        </w:rPr>
+        <w:t xml:space="preserve">=</w:t>
+      </w:r>
+      <w:r>
+        <w:rPr>
+          <w:rStyle w:val="NormalTok"/>
+        </w:rPr>
+        <w:t xml:space="preserve"> session_switch_start </w:t>
+      </w:r>
+      <w:r>
+        <w:rPr>
+          <w:rStyle w:val="OperatorTok"/>
+        </w:rPr>
+        <w:t xml:space="preserve">(</w:t>
+      </w:r>
+      <w:r>
+        <w:rPr>
+          <w:rStyle w:val="NormalTok"/>
+        </w:rPr>
+        <w:t xml:space="preserve">SESSION_POCKET</w:t>
+      </w:r>
+      <w:r>
+        <w:rPr>
+          <w:rStyle w:val="OperatorTok"/>
+        </w:rPr>
+        <w:t xml:space="preserve">,</w:t>
+      </w:r>
+      <w:r>
+        <w:rPr>
+          <w:rStyle w:val="NormalTok"/>
+        </w:rPr>
+        <w:t xml:space="preserve"> </w:t>
+      </w:r>
+      <w:r>
+        <w:rPr>
+          <w:rStyle w:val="DecValTok"/>
+        </w:rPr>
+        <w:t xml:space="preserve">0</w:t>
+      </w:r>
+      <w:r>
+        <w:rPr>
+          <w:rStyle w:val="OperatorTok"/>
+        </w:rPr>
+        <w:t xml:space="preserve">,</w:t>
+      </w:r>
+      <w:r>
+        <w:rPr>
+          <w:rStyle w:val="NormalTok"/>
+        </w:rPr>
+        <w:t xml:space="preserve"> </w:t>
+      </w:r>
+      <w:r>
+        <w:rPr>
+          <w:rStyle w:val="DecValTok"/>
+        </w:rPr>
+        <w:t xml:space="preserve">0</w:t>
+      </w:r>
+      <w:r>
+        <w:rPr>
+          <w:rStyle w:val="OperatorTok"/>
+        </w:rPr>
+        <w:t xml:space="preserve">);</w:t>
+      </w:r>
+      <w:r>
+        <w:rPr>
+          <w:rStyle w:val="NormalTok"/>
+        </w:rPr>
+        <w:t xml:space="preserve">     </w:t>
+      </w:r>
+      <w:r>
+        <w:rPr>
+          <w:rStyle w:val="CommentTok"/>
+        </w:rPr>
+        <w:t xml:space="preserve">// the caller and its parents are kept open, then ended</w:t>
+      </w:r>
+      <w:r>
+        <w:br/>
+      </w:r>
+      <w:r>
+        <w:rPr>
+          <w:rStyle w:val="CommentTok"/>
+        </w:rPr>
+        <w:t xml:space="preserve">/* ... each turn: */</w:t>
+      </w:r>
+      <w:r>
+        <w:rPr>
+          <w:rStyle w:val="NormalTok"/>
+        </w:rPr>
+        <w:t xml:space="preserve"> </w:t>
+      </w:r>
+      <w:r>
+        <w:rPr>
+          <w:rStyle w:val="ControlFlowTok"/>
+        </w:rPr>
+        <w:t xml:space="preserve">if</w:t>
+      </w:r>
+      <w:r>
+        <w:rPr>
+          <w:rStyle w:val="NormalTok"/>
+        </w:rPr>
+        <w:t xml:space="preserve"> </w:t>
+      </w:r>
+      <w:r>
+        <w:rPr>
+          <w:rStyle w:val="OperatorTok"/>
+        </w:rPr>
+        <w:t xml:space="preserve">(</w:t>
+      </w:r>
+      <w:r>
+        <w:rPr>
+          <w:rStyle w:val="NormalTok"/>
+        </w:rPr>
+        <w:t xml:space="preserve">h </w:t>
+      </w:r>
+      <w:r>
+        <w:rPr>
+          <w:rStyle w:val="OperatorTok"/>
+        </w:rPr>
+        <w:t xml:space="preserve">&amp;&amp;</w:t>
+      </w:r>
+      <w:r>
+        <w:rPr>
+          <w:rStyle w:val="NormalTok"/>
+        </w:rPr>
+        <w:t xml:space="preserve"> kapi_proc_done </w:t>
+      </w:r>
+      <w:r>
+        <w:rPr>
+          <w:rStyle w:val="OperatorTok"/>
+        </w:rPr>
+        <w:t xml:space="preserve">(</w:t>
+      </w:r>
+      <w:r>
+        <w:rPr>
+          <w:rStyle w:val="NormalTok"/>
+        </w:rPr>
+        <w:t xml:space="preserve">h</w:t>
+      </w:r>
+      <w:r>
+        <w:rPr>
+          <w:rStyle w:val="OperatorTok"/>
+        </w:rPr>
+        <w:t xml:space="preserve">))</w:t>
+      </w:r>
+      <w:r>
+        <w:rPr>
+          <w:rStyle w:val="NormalTok"/>
+        </w:rPr>
+        <w:t xml:space="preserve"> </w:t>
+      </w:r>
+      <w:r>
+        <w:rPr>
+          <w:rStyle w:val="OperatorTok"/>
+        </w:rPr>
+        <w:t xml:space="preserve">{</w:t>
+      </w:r>
+      <w:r>
+        <w:br/>
+      </w:r>
+      <w:r>
+        <w:rPr>
+          <w:rStyle w:val="NormalTok"/>
+        </w:rPr>
+        <w:t xml:space="preserve">    </w:t>
+      </w:r>
+      <w:r>
+        <w:rPr>
+          <w:rStyle w:val="DataTypeTok"/>
+        </w:rPr>
+        <w:t xml:space="preserve">int</w:t>
+      </w:r>
+      <w:r>
+        <w:rPr>
+          <w:rStyle w:val="NormalTok"/>
+        </w:rPr>
+        <w:t xml:space="preserve"> r </w:t>
+      </w:r>
+      <w:r>
+        <w:rPr>
+          <w:rStyle w:val="OperatorTok"/>
+        </w:rPr>
+        <w:t xml:space="preserve">=</w:t>
+      </w:r>
+      <w:r>
+        <w:rPr>
+          <w:rStyle w:val="NormalTok"/>
+        </w:rPr>
+        <w:t xml:space="preserve"> kapi_wait </w:t>
+      </w:r>
+      <w:r>
+        <w:rPr>
+          <w:rStyle w:val="OperatorTok"/>
+        </w:rPr>
+        <w:t xml:space="preserve">(</w:t>
+      </w:r>
+      <w:r>
+        <w:rPr>
+          <w:rStyle w:val="NormalTok"/>
+        </w:rPr>
+        <w:t xml:space="preserve">h</w:t>
+      </w:r>
+      <w:r>
+        <w:rPr>
+          <w:rStyle w:val="OperatorTok"/>
+        </w:rPr>
+        <w:t xml:space="preserve">);</w:t>
+      </w:r>
+      <w:r>
+        <w:rPr>
+          <w:rStyle w:val="NormalTok"/>
+        </w:rPr>
+        <w:t xml:space="preserve"> h </w:t>
+      </w:r>
+      <w:r>
+        <w:rPr>
+          <w:rStyle w:val="OperatorTok"/>
+        </w:rPr>
+        <w:t xml:space="preserve">=</w:t>
+      </w:r>
+      <w:r>
+        <w:rPr>
+          <w:rStyle w:val="NormalTok"/>
+        </w:rPr>
+        <w:t xml:space="preserve"> </w:t>
+      </w:r>
+      <w:r>
+        <w:rPr>
+          <w:rStyle w:val="DecValTok"/>
+        </w:rPr>
+        <w:t xml:space="preserve">0</w:t>
+      </w:r>
+      <w:r>
+        <w:rPr>
+          <w:rStyle w:val="OperatorTok"/>
+        </w:rPr>
+        <w:t xml:space="preserve">;</w:t>
+      </w:r>
+      <w:r>
+        <w:br/>
+      </w:r>
+      <w:r>
+        <w:rPr>
+          <w:rStyle w:val="NormalTok"/>
+        </w:rPr>
+        <w:t xml:space="preserve">    </w:t>
+      </w:r>
+      <w:r>
+        <w:rPr>
+          <w:rStyle w:val="ControlFlowTok"/>
+        </w:rPr>
+        <w:t xml:space="preserve">if</w:t>
+      </w:r>
+      <w:r>
+        <w:rPr>
+          <w:rStyle w:val="NormalTok"/>
+        </w:rPr>
+        <w:t xml:space="preserve"> </w:t>
+      </w:r>
+      <w:r>
+        <w:rPr>
+          <w:rStyle w:val="OperatorTok"/>
+        </w:rPr>
+        <w:t xml:space="preserve">(</w:t>
+      </w:r>
+      <w:r>
+        <w:rPr>
+          <w:rStyle w:val="NormalTok"/>
+        </w:rPr>
+        <w:t xml:space="preserve">r </w:t>
+      </w:r>
+      <w:r>
+        <w:rPr>
+          <w:rStyle w:val="OperatorTok"/>
+        </w:rPr>
+        <w:t xml:space="preserve">==</w:t>
+      </w:r>
+      <w:r>
+        <w:rPr>
+          <w:rStyle w:val="NormalTok"/>
+        </w:rPr>
+        <w:t xml:space="preserve"> SESSION_WAITING_APPS</w:t>
+      </w:r>
+      <w:r>
+        <w:rPr>
+          <w:rStyle w:val="OperatorTok"/>
+        </w:rPr>
+        <w:t xml:space="preserve">)</w:t>
+      </w:r>
+      <w:r>
+        <w:rPr>
+          <w:rStyle w:val="NormalTok"/>
+        </w:rPr>
+        <w:t xml:space="preserve"> </w:t>
+      </w:r>
+      <w:r>
+        <w:rPr>
+          <w:rStyle w:val="OperatorTok"/>
+        </w:rPr>
+        <w:t xml:space="preserve">{</w:t>
+      </w:r>
+      <w:r>
+        <w:rPr>
+          <w:rStyle w:val="NormalTok"/>
+        </w:rPr>
+        <w:t xml:space="preserve"> </w:t>
+      </w:r>
+      <w:r>
+        <w:rPr>
+          <w:rStyle w:val="DataTypeTok"/>
+        </w:rPr>
+        <w:t xml:space="preserve">char</w:t>
+      </w:r>
+      <w:r>
+        <w:rPr>
+          <w:rStyle w:val="NormalTok"/>
+        </w:rPr>
+        <w:t xml:space="preserve"> who</w:t>
+      </w:r>
+      <w:r>
+        <w:rPr>
+          <w:rStyle w:val="OperatorTok"/>
+        </w:rPr>
+        <w:t xml:space="preserve">[</w:t>
+      </w:r>
+      <w:r>
+        <w:rPr>
+          <w:rStyle w:val="DecValTok"/>
+        </w:rPr>
+        <w:t xml:space="preserve">512</w:t>
+      </w:r>
+      <w:r>
+        <w:rPr>
+          <w:rStyle w:val="OperatorTok"/>
+        </w:rPr>
+        <w:t xml:space="preserve">];</w:t>
+      </w:r>
+      <w:r>
+        <w:rPr>
+          <w:rStyle w:val="NormalTok"/>
+        </w:rPr>
+        <w:t xml:space="preserve"> session_waiting </w:t>
+      </w:r>
+      <w:r>
+        <w:rPr>
+          <w:rStyle w:val="OperatorTok"/>
+        </w:rPr>
+        <w:t xml:space="preserve">(</w:t>
+      </w:r>
+      <w:r>
+        <w:rPr>
+          <w:rStyle w:val="NormalTok"/>
+        </w:rPr>
+        <w:t xml:space="preserve">who</w:t>
+      </w:r>
+      <w:r>
+        <w:rPr>
+          <w:rStyle w:val="OperatorTok"/>
+        </w:rPr>
+        <w:t xml:space="preserve">,</w:t>
+      </w:r>
+      <w:r>
+        <w:rPr>
+          <w:rStyle w:val="NormalTok"/>
+        </w:rPr>
+        <w:t xml:space="preserve"> </w:t>
+      </w:r>
+      <w:r>
+        <w:rPr>
+          <w:rStyle w:val="KeywordTok"/>
+        </w:rPr>
+        <w:t xml:space="preserve">sizeof</w:t>
+      </w:r>
+      <w:r>
+        <w:rPr>
+          <w:rStyle w:val="NormalTok"/>
+        </w:rPr>
+        <w:t xml:space="preserve"> who</w:t>
+      </w:r>
+      <w:r>
+        <w:rPr>
+          <w:rStyle w:val="OperatorTok"/>
+        </w:rPr>
+        <w:t xml:space="preserve">);</w:t>
+      </w:r>
+      <w:r>
+        <w:rPr>
+          <w:rStyle w:val="NormalTok"/>
+        </w:rPr>
+        <w:t xml:space="preserve">   </w:t>
+      </w:r>
+      <w:r>
+        <w:rPr>
+          <w:rStyle w:val="CommentTok"/>
+        </w:rPr>
+        <w:t xml:space="preserve">// "name\ttitle" lines</w:t>
+      </w:r>
+      <w:r>
+        <w:br/>
+      </w:r>
+      <w:r>
+        <w:rPr>
+          <w:rStyle w:val="NormalTok"/>
+        </w:rPr>
+        <w:t xml:space="preserve">        </w:t>
+      </w:r>
+      <w:r>
+        <w:rPr>
+          <w:rStyle w:val="CommentTok"/>
+        </w:rPr>
+        <w:t xml:space="preserve">/* ask: Wait -&gt; session_switch_start (m, SESSION_NO_ASK, 0); Force -&gt; ... SESSION_NO_ASK | SESSION_FORCE */</w:t>
+      </w:r>
+      <w:r>
+        <w:rPr>
+          <w:rStyle w:val="NormalTok"/>
+        </w:rPr>
+        <w:t xml:space="preserve"> </w:t>
+      </w:r>
+      <w:r>
+        <w:rPr>
+          <w:rStyle w:val="OperatorTok"/>
+        </w:rPr>
+        <w:t xml:space="preserve">}</w:t>
+      </w:r>
+      <w:r>
+        <w:br/>
+      </w:r>
+      <w:r>
+        <w:rPr>
+          <w:rStyle w:val="OperatorTok"/>
+        </w:rPr>
+        <w:t xml:space="preserve">}</w:t>
+      </w:r>
+      <w:r>
+        <w:br/>
+      </w:r>
+      <w:r>
+        <w:rPr>
+          <w:rStyle w:val="DataTypeTok"/>
+        </w:rPr>
+        <w:t xml:space="preserve">int</w:t>
+      </w:r>
+      <w:r>
+        <w:rPr>
+          <w:rStyle w:val="NormalTok"/>
+        </w:rPr>
+        <w:t xml:space="preserve"> m </w:t>
+      </w:r>
+      <w:r>
+        <w:rPr>
+          <w:rStyle w:val="OperatorTok"/>
+        </w:rPr>
+        <w:t xml:space="preserve">=</w:t>
+      </w:r>
+      <w:r>
+        <w:rPr>
+          <w:rStyle w:val="NormalTok"/>
+        </w:rPr>
+        <w:t xml:space="preserve"> session_mode </w:t>
+      </w:r>
+      <w:r>
+        <w:rPr>
+          <w:rStyle w:val="OperatorTok"/>
+        </w:rPr>
+        <w:t xml:space="preserve">();</w:t>
+      </w:r>
+      <w:r>
+        <w:rPr>
+          <w:rStyle w:val="NormalTok"/>
+        </w:rPr>
+        <w:t xml:space="preserve">                                   </w:t>
+      </w:r>
+      <w:r>
+        <w:rPr>
+          <w:rStyle w:val="CommentTok"/>
+        </w:rPr>
+        <w:t xml:space="preserve">// the mode chosen (no line: the desktop)</w:t>
+      </w:r>
+      <w:r>
+        <w:br/>
+      </w:r>
+      <w:r>
+        <w:rPr>
+          <w:rStyle w:val="DataTypeTok"/>
+        </w:rPr>
+        <w:t xml:space="preserve">char</w:t>
+      </w:r>
+      <w:r>
+        <w:rPr>
+          <w:rStyle w:val="NormalTok"/>
+        </w:rPr>
+        <w:t xml:space="preserve"> names</w:t>
+      </w:r>
+      <w:r>
+        <w:rPr>
+          <w:rStyle w:val="OperatorTok"/>
+        </w:rPr>
+        <w:t xml:space="preserve">[</w:t>
+      </w:r>
+      <w:r>
+        <w:rPr>
+          <w:rStyle w:val="DecValTok"/>
+        </w:rPr>
+        <w:t xml:space="preserve">512</w:t>
+      </w:r>
+      <w:r>
+        <w:rPr>
+          <w:rStyle w:val="OperatorTok"/>
+        </w:rPr>
+        <w:t xml:space="preserve">];</w:t>
+      </w:r>
+      <w:r>
+        <w:rPr>
+          <w:rStyle w:val="NormalTok"/>
+        </w:rPr>
+        <w:t xml:space="preserve"> session_programs </w:t>
+      </w:r>
+      <w:r>
+        <w:rPr>
+          <w:rStyle w:val="OperatorTok"/>
+        </w:rPr>
+        <w:t xml:space="preserve">(</w:t>
+      </w:r>
+      <w:r>
+        <w:rPr>
+          <w:rStyle w:val="NormalTok"/>
+        </w:rPr>
+        <w:t xml:space="preserve">m</w:t>
+      </w:r>
+      <w:r>
+        <w:rPr>
+          <w:rStyle w:val="OperatorTok"/>
+        </w:rPr>
+        <w:t xml:space="preserve">,</w:t>
+      </w:r>
+      <w:r>
+        <w:rPr>
+          <w:rStyle w:val="NormalTok"/>
+        </w:rPr>
+        <w:t xml:space="preserve"> names</w:t>
+      </w:r>
+      <w:r>
+        <w:rPr>
+          <w:rStyle w:val="OperatorTok"/>
+        </w:rPr>
+        <w:t xml:space="preserve">,</w:t>
+      </w:r>
+      <w:r>
+        <w:rPr>
+          <w:rStyle w:val="NormalTok"/>
+        </w:rPr>
+        <w:t xml:space="preserve"> </w:t>
+      </w:r>
+      <w:r>
+        <w:rPr>
+          <w:rStyle w:val="KeywordTok"/>
+        </w:rPr>
+        <w:t xml:space="preserve">sizeof</w:t>
+      </w:r>
+      <w:r>
+        <w:rPr>
+          <w:rStyle w:val="NormalTok"/>
+        </w:rPr>
+        <w:t xml:space="preserve"> names</w:t>
+      </w:r>
+      <w:r>
+        <w:rPr>
+          <w:rStyle w:val="OperatorTok"/>
+        </w:rPr>
+        <w:t xml:space="preserve">);</w:t>
+      </w:r>
+      <w:r>
+        <w:rPr>
+          <w:rStyle w:val="NormalTok"/>
+        </w:rPr>
+        <w:t xml:space="preserve"> </w:t>
+      </w:r>
+      <w:r>
+        <w:rPr>
+          <w:rStyle w:val="CommentTok"/>
+        </w:rPr>
+        <w:t xml:space="preserve">// "menubar\nterminal\n": what its session starts</w:t>
+      </w:r>
+    </w:p>
+    <w:p>
+      <w:pPr>
+        <w:pStyle w:val="FirstParagraph"/>
+      </w:pPr>
+      <w:r>
+        <w:rPr>
+          <w:rStyle w:val="VerbatimChar"/>
+        </w:rPr>
+        <w:t xml:space="preserve">autostart_has</w:t>
+      </w:r>
+      <w:r>
+        <w:t xml:space="preserve"> </w:t>
+      </w:r>
+      <w:r>
+        <w:t xml:space="preserve">/</w:t>
+      </w:r>
+      <w:r>
+        <w:t xml:space="preserve"> </w:t>
+      </w:r>
+      <w:r>
+        <w:rPr>
+          <w:rStyle w:val="VerbatimChar"/>
+        </w:rPr>
+        <w:t xml:space="preserve">autostart_ensure</w:t>
+      </w:r>
+      <w:r>
+        <w:t xml:space="preserve"> </w:t>
+      </w:r>
+      <w:r>
+        <w:t xml:space="preserve">look in the autostart and in the session files: a line added after an anchor</w:t>
+      </w:r>
+      <w:r>
+        <w:t xml:space="preserve"> </w:t>
+      </w:r>
+      <w:r>
+        <w:t xml:space="preserve">goes into the file that has it.</w:t>
       </w:r>
     </w:p>
     <w:tbl>
@@ -3323,7 +4104,10 @@
               <w:t xml:space="preserve">SD:/etc/autostart</w:t>
             </w:r>
             <w:r>
-              <w:t xml:space="preserve">)</w:t>
+              <w:t xml:space="preserve"> </w:t>
+            </w:r>
+            <w:r>
+              <w:t xml:space="preserve">and the session files)</w:t>
             </w:r>
           </w:p>
         </w:tc>
@@ -3391,6 +4175,47 @@
             </w:r>
             <w:r>
               <w:t xml:space="preserve">)</w:t>
+            </w:r>
+          </w:p>
+        </w:tc>
+      </w:tr>
+      <w:tr>
+        <w:tc>
+          <w:tcPr/>
+          <w:p>
+            <w:pPr>
+              <w:pStyle w:val="Compact"/>
+              <w:jc w:val="left"/>
+            </w:pPr>
+            <w:r>
+              <w:rPr>
+                <w:rStyle w:val="VerbatimChar"/>
+              </w:rPr>
+              <w:t xml:space="preserve">session.h</w:t>
+            </w:r>
+          </w:p>
+        </w:tc>
+        <w:tc>
+          <w:tcPr/>
+          <w:p>
+            <w:pPr>
+              <w:pStyle w:val="Compact"/>
+              <w:jc w:val="left"/>
+            </w:pPr>
+            <w:r>
+              <w:t xml:space="preserve">The interface's mode (desktop, pocket, console) and its session:</w:t>
+            </w:r>
+            <w:r>
+              <w:t xml:space="preserve"> </w:t>
+            </w:r>
+            <w:r>
+              <w:rPr>
+                <w:rStyle w:val="VerbatimChar"/>
+              </w:rPr>
+              <w:t xml:space="preserve">SD:/etc/session/&lt;mode&gt;</w:t>
+            </w:r>
+            <w:r>
+              <w:t xml:space="preserve">, the switch</w:t>
             </w:r>
           </w:p>
         </w:tc>

--- a/docs/exports/12-SYSTEMKIT.docx
+++ b/docs/exports/12-SYSTEMKIT.docx
@@ -3772,6 +3772,134 @@
         <w:t xml:space="preserve">goes into the file that has it.</w:t>
       </w:r>
     </w:p>
+    <w:p>
+      <w:pPr>
+        <w:pStyle w:val="BodyText"/>
+      </w:pPr>
+      <w:r>
+        <w:rPr>
+          <w:bCs/>
+          <w:b/>
+        </w:rPr>
+        <w:t xml:space="preserve">The pocket shell</w:t>
+      </w:r>
+      <w:r>
+        <w:t xml:space="preserve"> </w:t>
+      </w:r>
+      <w:r>
+        <w:t xml:space="preserve">(</w:t>
+      </w:r>
+      <w:r>
+        <w:rPr>
+          <w:rStyle w:val="VerbatimChar"/>
+        </w:rPr>
+        <w:t xml:space="preserve">shell.h</w:t>
+      </w:r>
+      <w:r>
+        <w:t xml:space="preserve">, 2026-10-08): in the pocket mode a program may open one of the pocket shell's screens</w:t>
+      </w:r>
+      <w:r>
+        <w:t xml:space="preserve"> </w:t>
+      </w:r>
+      <w:r>
+        <w:t xml:space="preserve">(</w:t>
+      </w:r>
+      <w:r>
+        <w:rPr>
+          <w:rStyle w:val="VerbatimChar"/>
+        </w:rPr>
+        <w:t xml:space="preserve">pocketshell</w:t>
+      </w:r>
+      <w:r>
+        <w:t xml:space="preserve"> </w:t>
+      </w:r>
+      <w:r>
+        <w:t xml:space="preserve">serves the IPC service</w:t>
+      </w:r>
+      <w:r>
+        <w:t xml:space="preserve"> </w:t>
+      </w:r>
+      <w:r>
+        <w:rPr>
+          <w:rStyle w:val="VerbatimChar"/>
+        </w:rPr>
+        <w:t xml:space="preserve">shell</w:t>
+      </w:r>
+      <w:r>
+        <w:t xml:space="preserve">); on the desktop nothing serves it and the call answers 0:</w:t>
+      </w:r>
+    </w:p>
+    <w:p>
+      <w:pPr>
+        <w:pStyle w:val="SourceCode"/>
+      </w:pPr>
+      <w:r>
+        <w:rPr>
+          <w:rStyle w:val="ControlFlowTok"/>
+        </w:rPr>
+        <w:t xml:space="preserve">if</w:t>
+      </w:r>
+      <w:r>
+        <w:rPr>
+          <w:rStyle w:val="NormalTok"/>
+        </w:rPr>
+        <w:t xml:space="preserve"> </w:t>
+      </w:r>
+      <w:r>
+        <w:rPr>
+          <w:rStyle w:val="OperatorTok"/>
+        </w:rPr>
+        <w:t xml:space="preserve">(</w:t>
+      </w:r>
+      <w:r>
+        <w:rPr>
+          <w:rStyle w:val="NormalTok"/>
+        </w:rPr>
+        <w:t xml:space="preserve">shell_running </w:t>
+      </w:r>
+      <w:r>
+        <w:rPr>
+          <w:rStyle w:val="OperatorTok"/>
+        </w:rPr>
+        <w:t xml:space="preserve">())</w:t>
+      </w:r>
+      <w:r>
+        <w:rPr>
+          <w:rStyle w:val="NormalTok"/>
+        </w:rPr>
+        <w:t xml:space="preserve"> shell_ask </w:t>
+      </w:r>
+      <w:r>
+        <w:rPr>
+          <w:rStyle w:val="OperatorTok"/>
+        </w:rPr>
+        <w:t xml:space="preserve">(</w:t>
+      </w:r>
+      <w:r>
+        <w:rPr>
+          <w:rStyle w:val="NormalTok"/>
+        </w:rPr>
+        <w:t xml:space="preserve">SHELL_MSG_QUICK</w:t>
+      </w:r>
+      <w:r>
+        <w:rPr>
+          <w:rStyle w:val="OperatorTok"/>
+        </w:rPr>
+        <w:t xml:space="preserve">);</w:t>
+      </w:r>
+      <w:r>
+        <w:rPr>
+          <w:rStyle w:val="NormalTok"/>
+        </w:rPr>
+        <w:t xml:space="preserve">          </w:t>
+      </w:r>
+      <w:r>
+        <w:rPr>
+          <w:rStyle w:val="CommentTok"/>
+        </w:rPr>
+        <w:t xml:space="preserve">// quick settings and the notifications (else: our own)</w:t>
+      </w:r>
+    </w:p>
     <w:tbl>
       <w:tblPr>
         <w:tblStyle w:val="Table"/>
@@ -4216,6 +4344,56 @@
             </w:r>
             <w:r>
               <w:t xml:space="preserve">, the switch</w:t>
+            </w:r>
+          </w:p>
+        </w:tc>
+      </w:tr>
+      <w:tr>
+        <w:tc>
+          <w:tcPr/>
+          <w:p>
+            <w:pPr>
+              <w:pStyle w:val="Compact"/>
+              <w:jc w:val="left"/>
+            </w:pPr>
+            <w:r>
+              <w:rPr>
+                <w:rStyle w:val="VerbatimChar"/>
+              </w:rPr>
+              <w:t xml:space="preserve">shell.h</w:t>
+            </w:r>
+          </w:p>
+        </w:tc>
+        <w:tc>
+          <w:tcPr/>
+          <w:p>
+            <w:pPr>
+              <w:pStyle w:val="Compact"/>
+              <w:jc w:val="left"/>
+            </w:pPr>
+            <w:r>
+              <w:t xml:space="preserve">The pocket shell's screens asked (</w:t>
+            </w:r>
+            <w:r>
+              <w:rPr>
+                <w:rStyle w:val="VerbatimChar"/>
+              </w:rPr>
+              <w:t xml:space="preserve">shell_ask (SHELL_MSG_HOME / _SWITCHER / _QUICK / _SEARCH)</w:t>
+            </w:r>
+            <w:r>
+              <w:t xml:space="preserve">,</w:t>
+            </w:r>
+            <w:r>
+              <w:t xml:space="preserve"> </w:t>
+            </w:r>
+            <w:r>
+              <w:rPr>
+                <w:rStyle w:val="VerbatimChar"/>
+              </w:rPr>
+              <w:t xml:space="preserve">shell_running ()</w:t>
+            </w:r>
+            <w:r>
+              <w:t xml:space="preserve">): the menu bar's way in pocket</w:t>
             </w:r>
           </w:p>
         </w:tc>
@@ -24292,6 +24470,24 @@
         </w:rPr>
         <w:t xml:space="preserve">                   AP_CLOSE    please end (the user went back to the applets' list)</w:t>
       </w:r>
+      <w:r>
+        <w:br/>
+      </w:r>
+      <w:r>
+        <w:rPr>
+          <w:rStyle w:val="VerbatimChar"/>
+        </w:rPr>
+        <w:t xml:space="preserve">  anyone -&gt; host   AP_OPEN     the target's name (an applet's app, NUL-terminated): show that applet -- a second</w:t>
+      </w:r>
+      <w:r>
+        <w:br/>
+      </w:r>
+      <w:r>
+        <w:rPr>
+          <w:rStyle w:val="VerbatimChar"/>
+        </w:rPr>
+        <w:t xml:space="preserve">                               `control &lt;target&gt;` asks the one running (2026-10-08: pocket's Settings)</w:t>
+      </w:r>
     </w:p>
     <w:p>
       <w:pPr>
@@ -24466,6 +24662,36 @@
           <w:rStyle w:val="DecValTok"/>
         </w:rPr>
         <w:t xml:space="preserve">43</w:t>
+      </w:r>
+      <w:r>
+        <w:rPr>
+          <w:rStyle w:val="OperatorTok"/>
+        </w:rPr>
+        <w:t xml:space="preserve">,</w:t>
+      </w:r>
+      <w:r>
+        <w:rPr>
+          <w:rStyle w:val="NormalTok"/>
+        </w:rPr>
+        <w:t xml:space="preserve"> AP_OPEN </w:t>
+      </w:r>
+      <w:r>
+        <w:rPr>
+          <w:rStyle w:val="OperatorTok"/>
+        </w:rPr>
+        <w:t xml:space="preserve">=</w:t>
+      </w:r>
+      <w:r>
+        <w:rPr>
+          <w:rStyle w:val="NormalTok"/>
+        </w:rPr>
+        <w:t xml:space="preserve"> </w:t>
+      </w:r>
+      <w:r>
+        <w:rPr>
+          <w:rStyle w:val="DecValTok"/>
+        </w:rPr>
+        <w:t xml:space="preserve">44</w:t>
       </w:r>
       <w:r>
         <w:rPr>

--- a/docs/exports/12-SYSTEMKIT.docx
+++ b/docs/exports/12-SYSTEMKIT.docx
@@ -597,7 +597,7 @@
               <w:t xml:space="preserve"> </w:t>
             </w:r>
             <w:r>
-              <w:t xml:space="preserve">— 91 entries in its table (</w:t>
+              <w:t xml:space="preserve">— 93 entries in its table (</w:t>
             </w:r>
             <w:r>
               <w:rPr>
@@ -3898,6 +3898,206 @@
           <w:rStyle w:val="CommentTok"/>
         </w:rPr>
         <w:t xml:space="preserve">// quick settings and the notifications (else: our own)</w:t>
+      </w:r>
+    </w:p>
+    <w:p>
+      <w:pPr>
+        <w:pStyle w:val="FirstParagraph"/>
+      </w:pPr>
+      <w:r>
+        <w:rPr>
+          <w:bCs/>
+          <w:b/>
+        </w:rPr>
+        <w:t xml:space="preserve">The documents opened last</w:t>
+      </w:r>
+      <w:r>
+        <w:t xml:space="preserve"> </w:t>
+      </w:r>
+      <w:r>
+        <w:t xml:space="preserve">(</w:t>
+      </w:r>
+      <w:r>
+        <w:rPr>
+          <w:rStyle w:val="VerbatimChar"/>
+        </w:rPr>
+        <w:t xml:space="preserve">recent.h</w:t>
+      </w:r>
+      <w:r>
+        <w:t xml:space="preserve">, 2026-10-08):</w:t>
+      </w:r>
+      <w:r>
+        <w:t xml:space="preserve"> </w:t>
+      </w:r>
+      <w:r>
+        <w:rPr>
+          <w:rStyle w:val="VerbatimChar"/>
+        </w:rPr>
+        <w:t xml:space="preserve">fa_open</w:t>
+      </w:r>
+      <w:r>
+        <w:t xml:space="preserve"> </w:t>
+      </w:r>
+      <w:r>
+        <w:t xml:space="preserve">notes every file it opens with its app; an app that</w:t>
+      </w:r>
+      <w:r>
+        <w:t xml:space="preserve"> </w:t>
+      </w:r>
+      <w:r>
+        <w:t xml:space="preserve">opens a file by itself (its own Open dialog) may note it too. The pocket launcher's Recent shows them:</w:t>
+      </w:r>
+    </w:p>
+    <w:p>
+      <w:pPr>
+        <w:pStyle w:val="SourceCode"/>
+      </w:pPr>
+      <w:r>
+        <w:rPr>
+          <w:rStyle w:val="NormalTok"/>
+        </w:rPr>
+        <w:t xml:space="preserve">recent_doc_add </w:t>
+      </w:r>
+      <w:r>
+        <w:rPr>
+          <w:rStyle w:val="OperatorTok"/>
+        </w:rPr>
+        <w:t xml:space="preserve">(</w:t>
+      </w:r>
+      <w:r>
+        <w:rPr>
+          <w:rStyle w:val="StringTok"/>
+        </w:rPr>
+        <w:t xml:space="preserve">"SD:/docs/letters-tour.rtf"</w:t>
+      </w:r>
+      <w:r>
+        <w:rPr>
+          <w:rStyle w:val="OperatorTok"/>
+        </w:rPr>
+        <w:t xml:space="preserve">);</w:t>
+      </w:r>
+      <w:r>
+        <w:rPr>
+          <w:rStyle w:val="NormalTok"/>
+        </w:rPr>
+        <w:t xml:space="preserve">             </w:t>
+      </w:r>
+      <w:r>
+        <w:rPr>
+          <w:rStyle w:val="CommentTok"/>
+        </w:rPr>
+        <w:t xml:space="preserve">// first of SD:/etc/recent-docs (24 at most, a path once)</w:t>
+      </w:r>
+      <w:r>
+        <w:br/>
+      </w:r>
+      <w:r>
+        <w:rPr>
+          <w:rStyle w:val="KeywordTok"/>
+        </w:rPr>
+        <w:t xml:space="preserve">struct</w:t>
+      </w:r>
+      <w:r>
+        <w:rPr>
+          <w:rStyle w:val="NormalTok"/>
+        </w:rPr>
+        <w:t xml:space="preserve"> recent_doc d</w:t>
+      </w:r>
+      <w:r>
+        <w:rPr>
+          <w:rStyle w:val="OperatorTok"/>
+        </w:rPr>
+        <w:t xml:space="preserve">[</w:t>
+      </w:r>
+      <w:r>
+        <w:rPr>
+          <w:rStyle w:val="DecValTok"/>
+        </w:rPr>
+        <w:t xml:space="preserve">12</w:t>
+      </w:r>
+      <w:r>
+        <w:rPr>
+          <w:rStyle w:val="OperatorTok"/>
+        </w:rPr>
+        <w:t xml:space="preserve">];</w:t>
+      </w:r>
+      <w:r>
+        <w:rPr>
+          <w:rStyle w:val="NormalTok"/>
+        </w:rPr>
+        <w:t xml:space="preserve"> </w:t>
+      </w:r>
+      <w:r>
+        <w:rPr>
+          <w:rStyle w:val="DataTypeTok"/>
+        </w:rPr>
+        <w:t xml:space="preserve">int</w:t>
+      </w:r>
+      <w:r>
+        <w:rPr>
+          <w:rStyle w:val="NormalTok"/>
+        </w:rPr>
+        <w:t xml:space="preserve"> n </w:t>
+      </w:r>
+      <w:r>
+        <w:rPr>
+          <w:rStyle w:val="OperatorTok"/>
+        </w:rPr>
+        <w:t xml:space="preserve">=</w:t>
+      </w:r>
+      <w:r>
+        <w:rPr>
+          <w:rStyle w:val="NormalTok"/>
+        </w:rPr>
+        <w:t xml:space="preserve"> recent_docs </w:t>
+      </w:r>
+      <w:r>
+        <w:rPr>
+          <w:rStyle w:val="OperatorTok"/>
+        </w:rPr>
+        <w:t xml:space="preserve">(</w:t>
+      </w:r>
+      <w:r>
+        <w:rPr>
+          <w:rStyle w:val="NormalTok"/>
+        </w:rPr>
+        <w:t xml:space="preserve">d</w:t>
+      </w:r>
+      <w:r>
+        <w:rPr>
+          <w:rStyle w:val="OperatorTok"/>
+        </w:rPr>
+        <w:t xml:space="preserve">,</w:t>
+      </w:r>
+      <w:r>
+        <w:rPr>
+          <w:rStyle w:val="NormalTok"/>
+        </w:rPr>
+        <w:t xml:space="preserve"> </w:t>
+      </w:r>
+      <w:r>
+        <w:rPr>
+          <w:rStyle w:val="DecValTok"/>
+        </w:rPr>
+        <w:t xml:space="preserve">12</w:t>
+      </w:r>
+      <w:r>
+        <w:rPr>
+          <w:rStyle w:val="OperatorTok"/>
+        </w:rPr>
+        <w:t xml:space="preserve">);</w:t>
+      </w:r>
+      <w:r>
+        <w:rPr>
+          <w:rStyle w:val="NormalTok"/>
+        </w:rPr>
+        <w:t xml:space="preserve">       </w:t>
+      </w:r>
+      <w:r>
+        <w:rPr>
+          <w:rStyle w:val="CommentTok"/>
+        </w:rPr>
+        <w:t xml:space="preserve">// the latest first: d[i].path, .date (YYYYMMDD), .time (HHMM)</w:t>
       </w:r>
     </w:p>
     <w:tbl>
@@ -4394,6 +4594,83 @@
             </w:r>
             <w:r>
               <w:t xml:space="preserve">): the menu bar's way in pocket</w:t>
+            </w:r>
+          </w:p>
+        </w:tc>
+      </w:tr>
+      <w:tr>
+        <w:tc>
+          <w:tcPr/>
+          <w:p>
+            <w:pPr>
+              <w:pStyle w:val="Compact"/>
+              <w:jc w:val="left"/>
+            </w:pPr>
+            <w:r>
+              <w:rPr>
+                <w:rStyle w:val="VerbatimChar"/>
+              </w:rPr>
+              <w:t xml:space="preserve">recent.h</w:t>
+            </w:r>
+          </w:p>
+        </w:tc>
+        <w:tc>
+          <w:tcPr/>
+          <w:p>
+            <w:pPr>
+              <w:pStyle w:val="Compact"/>
+              <w:jc w:val="left"/>
+            </w:pPr>
+            <w:r>
+              <w:t xml:space="preserve">The documents opened last (</w:t>
+            </w:r>
+            <w:r>
+              <w:rPr>
+                <w:rStyle w:val="VerbatimChar"/>
+              </w:rPr>
+              <w:t xml:space="preserve">recent_doc_add</w:t>
+            </w:r>
+            <w:r>
+              <w:t xml:space="preserve">,</w:t>
+            </w:r>
+            <w:r>
+              <w:t xml:space="preserve"> </w:t>
+            </w:r>
+            <w:r>
+              <w:rPr>
+                <w:rStyle w:val="VerbatimChar"/>
+              </w:rPr>
+              <w:t xml:space="preserve">recent_docs</w:t>
+            </w:r>
+            <w:r>
+              <w:t xml:space="preserve">:</w:t>
+            </w:r>
+            <w:r>
+              <w:t xml:space="preserve"> </w:t>
+            </w:r>
+            <w:r>
+              <w:rPr>
+                <w:rStyle w:val="VerbatimChar"/>
+              </w:rPr>
+              <w:t xml:space="preserve">SD:/etc/recent-docs</w:t>
+            </w:r>
+            <w:r>
+              <w:t xml:space="preserve">;</w:t>
+            </w:r>
+            <w:r>
+              <w:t xml:space="preserve"> </w:t>
+            </w:r>
+            <w:r>
+              <w:rPr>
+                <w:rStyle w:val="VerbatimChar"/>
+              </w:rPr>
+              <w:t xml:space="preserve">fa_open</w:t>
+            </w:r>
+            <w:r>
+              <w:t xml:space="preserve"> </w:t>
+            </w:r>
+            <w:r>
+              <w:t xml:space="preserve">notes them)</w:t>
             </w:r>
           </w:p>
         </w:tc>

--- a/docs/exports/12-SYSTEMKIT.docx
+++ b/docs/exports/12-SYSTEMKIT.docx
@@ -597,7 +597,7 @@
               <w:t xml:space="preserve"> </w:t>
             </w:r>
             <w:r>
-              <w:t xml:space="preserve">— 93 entries in its table (</w:t>
+              <w:t xml:space="preserve">— 110 entries in its table (</w:t>
             </w:r>
             <w:r>
               <w:rPr>
@@ -4098,6 +4098,982 @@
           <w:rStyle w:val="CommentTok"/>
         </w:rPr>
         <w:t xml:space="preserve">// the latest first: d[i].path, .date (YYYYMMDD), .time (HHMM)</w:t>
+      </w:r>
+    </w:p>
+    <w:p>
+      <w:pPr>
+        <w:pStyle w:val="FirstParagraph"/>
+      </w:pPr>
+      <w:r>
+        <w:rPr>
+          <w:bCs/>
+          <w:b/>
+        </w:rPr>
+        <w:t xml:space="preserve">The screen's resolution</w:t>
+      </w:r>
+      <w:r>
+        <w:t xml:space="preserve"> </w:t>
+      </w:r>
+      <w:r>
+        <w:t xml:space="preserve">(</w:t>
+      </w:r>
+      <w:r>
+        <w:rPr>
+          <w:rStyle w:val="VerbatimChar"/>
+        </w:rPr>
+        <w:t xml:space="preserve">display.h</w:t>
+      </w:r>
+      <w:r>
+        <w:t xml:space="preserve">, 2026-10-09): the sizes offered, the one kept for the next start, and in the</w:t>
+      </w:r>
+      <w:r>
+        <w:t xml:space="preserve"> </w:t>
+      </w:r>
+      <w:r>
+        <w:t xml:space="preserve">console mode each app's own (an emulator's</w:t>
+      </w:r>
+      <w:r>
+        <w:t xml:space="preserve"> </w:t>
+      </w:r>
+      <w:r>
+        <w:rPr>
+          <w:rStyle w:val="VerbatimChar"/>
+        </w:rPr>
+        <w:t xml:space="preserve">resolution =</w:t>
+      </w:r>
+      <w:r>
+        <w:t xml:space="preserve">,</w:t>
+      </w:r>
+      <w:r>
+        <w:t xml:space="preserve"> </w:t>
+      </w:r>
+      <w:r>
+        <w:rPr>
+          <w:rStyle w:val="VerbatimChar"/>
+        </w:rPr>
+        <w:t xml:space="preserve">SD:/etc/console.ini [screen]</w:t>
+      </w:r>
+      <w:r>
+        <w:t xml:space="preserve">). The Display applet and the</w:t>
+      </w:r>
+      <w:r>
+        <w:t xml:space="preserve"> </w:t>
+      </w:r>
+      <w:r>
+        <w:t xml:space="preserve">console's Display page share it:</w:t>
+      </w:r>
+    </w:p>
+    <w:p>
+      <w:pPr>
+        <w:pStyle w:val="SourceCode"/>
+      </w:pPr>
+      <w:r>
+        <w:rPr>
+          <w:rStyle w:val="DataTypeTok"/>
+        </w:rPr>
+        <w:t xml:space="preserve">int</w:t>
+      </w:r>
+      <w:r>
+        <w:rPr>
+          <w:rStyle w:val="NormalTok"/>
+        </w:rPr>
+        <w:t xml:space="preserve"> w</w:t>
+      </w:r>
+      <w:r>
+        <w:rPr>
+          <w:rStyle w:val="OperatorTok"/>
+        </w:rPr>
+        <w:t xml:space="preserve">,</w:t>
+      </w:r>
+      <w:r>
+        <w:rPr>
+          <w:rStyle w:val="NormalTok"/>
+        </w:rPr>
+        <w:t xml:space="preserve"> h</w:t>
+      </w:r>
+      <w:r>
+        <w:rPr>
+          <w:rStyle w:val="OperatorTok"/>
+        </w:rPr>
+        <w:t xml:space="preserve">;</w:t>
+      </w:r>
+      <w:r>
+        <w:br/>
+      </w:r>
+      <w:r>
+        <w:rPr>
+          <w:rStyle w:val="DataTypeTok"/>
+        </w:rPr>
+        <w:t xml:space="preserve">const</w:t>
+      </w:r>
+      <w:r>
+        <w:rPr>
+          <w:rStyle w:val="NormalTok"/>
+        </w:rPr>
+        <w:t xml:space="preserve"> </w:t>
+      </w:r>
+      <w:r>
+        <w:rPr>
+          <w:rStyle w:val="DataTypeTok"/>
+        </w:rPr>
+        <w:t xml:space="preserve">char</w:t>
+      </w:r>
+      <w:r>
+        <w:rPr>
+          <w:rStyle w:val="NormalTok"/>
+        </w:rPr>
+        <w:t xml:space="preserve"> </w:t>
+      </w:r>
+      <w:r>
+        <w:rPr>
+          <w:rStyle w:val="OperatorTok"/>
+        </w:rPr>
+        <w:t xml:space="preserve">*</w:t>
+      </w:r>
+      <w:r>
+        <w:rPr>
+          <w:rStyle w:val="NormalTok"/>
+        </w:rPr>
+        <w:t xml:space="preserve">what </w:t>
+      </w:r>
+      <w:r>
+        <w:rPr>
+          <w:rStyle w:val="OperatorTok"/>
+        </w:rPr>
+        <w:t xml:space="preserve">=</w:t>
+      </w:r>
+      <w:r>
+        <w:rPr>
+          <w:rStyle w:val="NormalTok"/>
+        </w:rPr>
+        <w:t xml:space="preserve"> display_mode </w:t>
+      </w:r>
+      <w:r>
+        <w:rPr>
+          <w:rStyle w:val="OperatorTok"/>
+        </w:rPr>
+        <w:t xml:space="preserve">(</w:t>
+      </w:r>
+      <w:r>
+        <w:rPr>
+          <w:rStyle w:val="DecValTok"/>
+        </w:rPr>
+        <w:t xml:space="preserve">8</w:t>
+      </w:r>
+      <w:r>
+        <w:rPr>
+          <w:rStyle w:val="OperatorTok"/>
+        </w:rPr>
+        <w:t xml:space="preserve">,</w:t>
+      </w:r>
+      <w:r>
+        <w:rPr>
+          <w:rStyle w:val="NormalTok"/>
+        </w:rPr>
+        <w:t xml:space="preserve"> </w:t>
+      </w:r>
+      <w:r>
+        <w:rPr>
+          <w:rStyle w:val="OperatorTok"/>
+        </w:rPr>
+        <w:t xml:space="preserve">&amp;</w:t>
+      </w:r>
+      <w:r>
+        <w:rPr>
+          <w:rStyle w:val="NormalTok"/>
+        </w:rPr>
+        <w:t xml:space="preserve">w</w:t>
+      </w:r>
+      <w:r>
+        <w:rPr>
+          <w:rStyle w:val="OperatorTok"/>
+        </w:rPr>
+        <w:t xml:space="preserve">,</w:t>
+      </w:r>
+      <w:r>
+        <w:rPr>
+          <w:rStyle w:val="NormalTok"/>
+        </w:rPr>
+        <w:t xml:space="preserve"> </w:t>
+      </w:r>
+      <w:r>
+        <w:rPr>
+          <w:rStyle w:val="OperatorTok"/>
+        </w:rPr>
+        <w:t xml:space="preserve">&amp;</w:t>
+      </w:r>
+      <w:r>
+        <w:rPr>
+          <w:rStyle w:val="NormalTok"/>
+        </w:rPr>
+        <w:t xml:space="preserve">h</w:t>
+      </w:r>
+      <w:r>
+        <w:rPr>
+          <w:rStyle w:val="OperatorTok"/>
+        </w:rPr>
+        <w:t xml:space="preserve">);</w:t>
+      </w:r>
+      <w:r>
+        <w:rPr>
+          <w:rStyle w:val="NormalTok"/>
+        </w:rPr>
+        <w:t xml:space="preserve">               </w:t>
+      </w:r>
+      <w:r>
+        <w:rPr>
+          <w:rStyle w:val="CommentTok"/>
+        </w:rPr>
+        <w:t xml:space="preserve">// 1920 x 1080, "16:9, Full HD" (English: translate it)</w:t>
+      </w:r>
+      <w:r>
+        <w:br/>
+      </w:r>
+      <w:r>
+        <w:rPr>
+          <w:rStyle w:val="ControlFlowTok"/>
+        </w:rPr>
+        <w:t xml:space="preserve">if</w:t>
+      </w:r>
+      <w:r>
+        <w:rPr>
+          <w:rStyle w:val="NormalTok"/>
+        </w:rPr>
+        <w:t xml:space="preserve"> </w:t>
+      </w:r>
+      <w:r>
+        <w:rPr>
+          <w:rStyle w:val="OperatorTok"/>
+        </w:rPr>
+        <w:t xml:space="preserve">(</w:t>
+      </w:r>
+      <w:r>
+        <w:rPr>
+          <w:rStyle w:val="NormalTok"/>
+        </w:rPr>
+        <w:t xml:space="preserve">kapi_screen_set </w:t>
+      </w:r>
+      <w:r>
+        <w:rPr>
+          <w:rStyle w:val="OperatorTok"/>
+        </w:rPr>
+        <w:t xml:space="preserve">(</w:t>
+      </w:r>
+      <w:r>
+        <w:rPr>
+          <w:rStyle w:val="NormalTok"/>
+        </w:rPr>
+        <w:t xml:space="preserve">w</w:t>
+      </w:r>
+      <w:r>
+        <w:rPr>
+          <w:rStyle w:val="OperatorTok"/>
+        </w:rPr>
+        <w:t xml:space="preserve">,</w:t>
+      </w:r>
+      <w:r>
+        <w:rPr>
+          <w:rStyle w:val="NormalTok"/>
+        </w:rPr>
+        <w:t xml:space="preserve"> h</w:t>
+      </w:r>
+      <w:r>
+        <w:rPr>
+          <w:rStyle w:val="OperatorTok"/>
+        </w:rPr>
+        <w:t xml:space="preserve">)</w:t>
+      </w:r>
+      <w:r>
+        <w:rPr>
+          <w:rStyle w:val="NormalTok"/>
+        </w:rPr>
+        <w:t xml:space="preserve"> </w:t>
+      </w:r>
+      <w:r>
+        <w:rPr>
+          <w:rStyle w:val="OperatorTok"/>
+        </w:rPr>
+        <w:t xml:space="preserve">==</w:t>
+      </w:r>
+      <w:r>
+        <w:rPr>
+          <w:rStyle w:val="NormalTok"/>
+        </w:rPr>
+        <w:t xml:space="preserve"> </w:t>
+      </w:r>
+      <w:r>
+        <w:rPr>
+          <w:rStyle w:val="DecValTok"/>
+        </w:rPr>
+        <w:t xml:space="preserve">0</w:t>
+      </w:r>
+      <w:r>
+        <w:rPr>
+          <w:rStyle w:val="OperatorTok"/>
+        </w:rPr>
+        <w:t xml:space="preserve">)</w:t>
+      </w:r>
+      <w:r>
+        <w:rPr>
+          <w:rStyle w:val="NormalTok"/>
+        </w:rPr>
+        <w:t xml:space="preserve"> display_save_size </w:t>
+      </w:r>
+      <w:r>
+        <w:rPr>
+          <w:rStyle w:val="OperatorTok"/>
+        </w:rPr>
+        <w:t xml:space="preserve">(</w:t>
+      </w:r>
+      <w:r>
+        <w:rPr>
+          <w:rStyle w:val="NormalTok"/>
+        </w:rPr>
+        <w:t xml:space="preserve">w</w:t>
+      </w:r>
+      <w:r>
+        <w:rPr>
+          <w:rStyle w:val="OperatorTok"/>
+        </w:rPr>
+        <w:t xml:space="preserve">,</w:t>
+      </w:r>
+      <w:r>
+        <w:rPr>
+          <w:rStyle w:val="NormalTok"/>
+        </w:rPr>
+        <w:t xml:space="preserve"> h</w:t>
+      </w:r>
+      <w:r>
+        <w:rPr>
+          <w:rStyle w:val="OperatorTok"/>
+        </w:rPr>
+        <w:t xml:space="preserve">);</w:t>
+      </w:r>
+      <w:r>
+        <w:rPr>
+          <w:rStyle w:val="NormalTok"/>
+        </w:rPr>
+        <w:t xml:space="preserve">  </w:t>
+      </w:r>
+      <w:r>
+        <w:rPr>
+          <w:rStyle w:val="CommentTok"/>
+        </w:rPr>
+        <w:t xml:space="preserve">// applied, then kept in SD:/cmdline.txt</w:t>
+      </w:r>
+      <w:r>
+        <w:br/>
+      </w:r>
+      <w:r>
+        <w:rPr>
+          <w:rStyle w:val="NormalTok"/>
+        </w:rPr>
+        <w:t xml:space="preserve">display_game_set </w:t>
+      </w:r>
+      <w:r>
+        <w:rPr>
+          <w:rStyle w:val="OperatorTok"/>
+        </w:rPr>
+        <w:t xml:space="preserve">(</w:t>
+      </w:r>
+      <w:r>
+        <w:rPr>
+          <w:rStyle w:val="StringTok"/>
+        </w:rPr>
+        <w:t xml:space="preserve">"n64emu"</w:t>
+      </w:r>
+      <w:r>
+        <w:rPr>
+          <w:rStyle w:val="OperatorTok"/>
+        </w:rPr>
+        <w:t xml:space="preserve">,</w:t>
+      </w:r>
+      <w:r>
+        <w:rPr>
+          <w:rStyle w:val="NormalTok"/>
+        </w:rPr>
+        <w:t xml:space="preserve"> </w:t>
+      </w:r>
+      <w:r>
+        <w:rPr>
+          <w:rStyle w:val="DecValTok"/>
+        </w:rPr>
+        <w:t xml:space="preserve">1024</w:t>
+      </w:r>
+      <w:r>
+        <w:rPr>
+          <w:rStyle w:val="OperatorTok"/>
+        </w:rPr>
+        <w:t xml:space="preserve">,</w:t>
+      </w:r>
+      <w:r>
+        <w:rPr>
+          <w:rStyle w:val="NormalTok"/>
+        </w:rPr>
+        <w:t xml:space="preserve"> </w:t>
+      </w:r>
+      <w:r>
+        <w:rPr>
+          <w:rStyle w:val="DecValTok"/>
+        </w:rPr>
+        <w:t xml:space="preserve">768</w:t>
+      </w:r>
+      <w:r>
+        <w:rPr>
+          <w:rStyle w:val="OperatorTok"/>
+        </w:rPr>
+        <w:t xml:space="preserve">);</w:t>
+      </w:r>
+      <w:r>
+        <w:rPr>
+          <w:rStyle w:val="NormalTok"/>
+        </w:rPr>
+        <w:t xml:space="preserve">                    </w:t>
+      </w:r>
+      <w:r>
+        <w:rPr>
+          <w:rStyle w:val="CommentTok"/>
+        </w:rPr>
+        <w:t xml:space="preserve">// the N64 emulator at 1024 x 768 while it plays</w:t>
+      </w:r>
+      <w:r>
+        <w:br/>
+      </w:r>
+      <w:r>
+        <w:rPr>
+          <w:rStyle w:val="NormalTok"/>
+        </w:rPr>
+        <w:t xml:space="preserve">display_game_set </w:t>
+      </w:r>
+      <w:r>
+        <w:rPr>
+          <w:rStyle w:val="OperatorTok"/>
+        </w:rPr>
+        <w:t xml:space="preserve">(</w:t>
+      </w:r>
+      <w:r>
+        <w:rPr>
+          <w:rStyle w:val="StringTok"/>
+        </w:rPr>
+        <w:t xml:space="preserve">"gcemu"</w:t>
+      </w:r>
+      <w:r>
+        <w:rPr>
+          <w:rStyle w:val="OperatorTok"/>
+        </w:rPr>
+        <w:t xml:space="preserve">,</w:t>
+      </w:r>
+      <w:r>
+        <w:rPr>
+          <w:rStyle w:val="NormalTok"/>
+        </w:rPr>
+        <w:t xml:space="preserve"> DISPLAY_SYSTEM</w:t>
+      </w:r>
+      <w:r>
+        <w:rPr>
+          <w:rStyle w:val="OperatorTok"/>
+        </w:rPr>
+        <w:t xml:space="preserve">,</w:t>
+      </w:r>
+      <w:r>
+        <w:rPr>
+          <w:rStyle w:val="NormalTok"/>
+        </w:rPr>
+        <w:t xml:space="preserve"> </w:t>
+      </w:r>
+      <w:r>
+        <w:rPr>
+          <w:rStyle w:val="DecValTok"/>
+        </w:rPr>
+        <w:t xml:space="preserve">0</w:t>
+      </w:r>
+      <w:r>
+        <w:rPr>
+          <w:rStyle w:val="OperatorTok"/>
+        </w:rPr>
+        <w:t xml:space="preserve">);</w:t>
+      </w:r>
+      <w:r>
+        <w:rPr>
+          <w:rStyle w:val="NormalTok"/>
+        </w:rPr>
+        <w:t xml:space="preserve">             </w:t>
+      </w:r>
+      <w:r>
+        <w:rPr>
+          <w:rStyle w:val="CommentTok"/>
+        </w:rPr>
+        <w:t xml:space="preserve">// ... the system's size; DISPLAY_OWN: its app.txt's again</w:t>
+      </w:r>
+      <w:r>
+        <w:br/>
+      </w:r>
+      <w:r>
+        <w:rPr>
+          <w:rStyle w:val="ControlFlowTok"/>
+        </w:rPr>
+        <w:t xml:space="preserve">if</w:t>
+      </w:r>
+      <w:r>
+        <w:rPr>
+          <w:rStyle w:val="NormalTok"/>
+        </w:rPr>
+        <w:t xml:space="preserve"> </w:t>
+      </w:r>
+      <w:r>
+        <w:rPr>
+          <w:rStyle w:val="OperatorTok"/>
+        </w:rPr>
+        <w:t xml:space="preserve">(</w:t>
+      </w:r>
+      <w:r>
+        <w:rPr>
+          <w:rStyle w:val="NormalTok"/>
+        </w:rPr>
+        <w:t xml:space="preserve">display_game_size </w:t>
+      </w:r>
+      <w:r>
+        <w:rPr>
+          <w:rStyle w:val="OperatorTok"/>
+        </w:rPr>
+        <w:t xml:space="preserve">(</w:t>
+      </w:r>
+      <w:r>
+        <w:rPr>
+          <w:rStyle w:val="StringTok"/>
+        </w:rPr>
+        <w:t xml:space="preserve">"snesemu"</w:t>
+      </w:r>
+      <w:r>
+        <w:rPr>
+          <w:rStyle w:val="OperatorTok"/>
+        </w:rPr>
+        <w:t xml:space="preserve">,</w:t>
+      </w:r>
+      <w:r>
+        <w:rPr>
+          <w:rStyle w:val="NormalTok"/>
+        </w:rPr>
+        <w:t xml:space="preserve"> </w:t>
+      </w:r>
+      <w:r>
+        <w:rPr>
+          <w:rStyle w:val="OperatorTok"/>
+        </w:rPr>
+        <w:t xml:space="preserve">&amp;</w:t>
+      </w:r>
+      <w:r>
+        <w:rPr>
+          <w:rStyle w:val="NormalTok"/>
+        </w:rPr>
+        <w:t xml:space="preserve">w</w:t>
+      </w:r>
+      <w:r>
+        <w:rPr>
+          <w:rStyle w:val="OperatorTok"/>
+        </w:rPr>
+        <w:t xml:space="preserve">,</w:t>
+      </w:r>
+      <w:r>
+        <w:rPr>
+          <w:rStyle w:val="NormalTok"/>
+        </w:rPr>
+        <w:t xml:space="preserve"> </w:t>
+      </w:r>
+      <w:r>
+        <w:rPr>
+          <w:rStyle w:val="OperatorTok"/>
+        </w:rPr>
+        <w:t xml:space="preserve">&amp;</w:t>
+      </w:r>
+      <w:r>
+        <w:rPr>
+          <w:rStyle w:val="NormalTok"/>
+        </w:rPr>
+        <w:t xml:space="preserve">h</w:t>
+      </w:r>
+      <w:r>
+        <w:rPr>
+          <w:rStyle w:val="OperatorTok"/>
+        </w:rPr>
+        <w:t xml:space="preserve">))</w:t>
+      </w:r>
+      <w:r>
+        <w:rPr>
+          <w:rStyle w:val="NormalTok"/>
+        </w:rPr>
+        <w:t xml:space="preserve"> </w:t>
+      </w:r>
+      <w:r>
+        <w:rPr>
+          <w:rStyle w:val="OperatorTok"/>
+        </w:rPr>
+        <w:t xml:space="preserve">{</w:t>
+      </w:r>
+      <w:r>
+        <w:rPr>
+          <w:rStyle w:val="NormalTok"/>
+        </w:rPr>
+        <w:t xml:space="preserve"> </w:t>
+      </w:r>
+      <w:r>
+        <w:rPr>
+          <w:rStyle w:val="CommentTok"/>
+        </w:rPr>
+        <w:t xml:space="preserve">/* the size consolehome switches to */</w:t>
+      </w:r>
+      <w:r>
+        <w:rPr>
+          <w:rStyle w:val="NormalTok"/>
+        </w:rPr>
+        <w:t xml:space="preserve"> </w:t>
+      </w:r>
+      <w:r>
+        <w:rPr>
+          <w:rStyle w:val="OperatorTok"/>
+        </w:rPr>
+        <w:t xml:space="preserve">}</w:t>
+      </w:r>
+    </w:p>
+    <w:p>
+      <w:pPr>
+        <w:pStyle w:val="FirstParagraph"/>
+      </w:pPr>
+      <w:r>
+        <w:rPr>
+          <w:bCs/>
+          <w:b/>
+        </w:rPr>
+        <w:t xml:space="preserve">The keyboard and the mouse</w:t>
+      </w:r>
+      <w:r>
+        <w:t xml:space="preserve"> </w:t>
+      </w:r>
+      <w:r>
+        <w:t xml:space="preserve">(</w:t>
+      </w:r>
+      <w:r>
+        <w:rPr>
+          <w:rStyle w:val="VerbatimChar"/>
+        </w:rPr>
+        <w:t xml:space="preserve">input.h</w:t>
+      </w:r>
+      <w:r>
+        <w:t xml:space="preserve">, 2026-10-09): the layouts on the card, the one in use, taking one (kept for</w:t>
+      </w:r>
+      <w:r>
+        <w:t xml:space="preserve"> </w:t>
+      </w:r>
+      <w:r>
+        <w:t xml:space="preserve">every start), whether it is AZERTY or QWERTZ (a virtual keyboard follows it), the wheel's speed:</w:t>
+      </w:r>
+    </w:p>
+    <w:p>
+      <w:pPr>
+        <w:pStyle w:val="SourceCode"/>
+      </w:pPr>
+      <w:r>
+        <w:rPr>
+          <w:rStyle w:val="DataTypeTok"/>
+        </w:rPr>
+        <w:t xml:space="preserve">char</w:t>
+      </w:r>
+      <w:r>
+        <w:rPr>
+          <w:rStyle w:val="NormalTok"/>
+        </w:rPr>
+        <w:t xml:space="preserve"> maps</w:t>
+      </w:r>
+      <w:r>
+        <w:rPr>
+          <w:rStyle w:val="OperatorTok"/>
+        </w:rPr>
+        <w:t xml:space="preserve">[</w:t>
+      </w:r>
+      <w:r>
+        <w:rPr>
+          <w:rStyle w:val="NormalTok"/>
+        </w:rPr>
+        <w:t xml:space="preserve">INPUT_KEYMAPS_MAX</w:t>
+      </w:r>
+      <w:r>
+        <w:rPr>
+          <w:rStyle w:val="OperatorTok"/>
+        </w:rPr>
+        <w:t xml:space="preserve">][</w:t>
+      </w:r>
+      <w:r>
+        <w:rPr>
+          <w:rStyle w:val="DecValTok"/>
+        </w:rPr>
+        <w:t xml:space="preserve">12</w:t>
+      </w:r>
+      <w:r>
+        <w:rPr>
+          <w:rStyle w:val="OperatorTok"/>
+        </w:rPr>
+        <w:t xml:space="preserve">];</w:t>
+      </w:r>
+      <w:r>
+        <w:rPr>
+          <w:rStyle w:val="NormalTok"/>
+        </w:rPr>
+        <w:t xml:space="preserve"> </w:t>
+      </w:r>
+      <w:r>
+        <w:rPr>
+          <w:rStyle w:val="DataTypeTok"/>
+        </w:rPr>
+        <w:t xml:space="preserve">int</w:t>
+      </w:r>
+      <w:r>
+        <w:rPr>
+          <w:rStyle w:val="NormalTok"/>
+        </w:rPr>
+        <w:t xml:space="preserve"> n </w:t>
+      </w:r>
+      <w:r>
+        <w:rPr>
+          <w:rStyle w:val="OperatorTok"/>
+        </w:rPr>
+        <w:t xml:space="preserve">=</w:t>
+      </w:r>
+      <w:r>
+        <w:rPr>
+          <w:rStyle w:val="NormalTok"/>
+        </w:rPr>
+        <w:t xml:space="preserve"> input_keymaps </w:t>
+      </w:r>
+      <w:r>
+        <w:rPr>
+          <w:rStyle w:val="OperatorTok"/>
+        </w:rPr>
+        <w:t xml:space="preserve">(</w:t>
+      </w:r>
+      <w:r>
+        <w:rPr>
+          <w:rStyle w:val="NormalTok"/>
+        </w:rPr>
+        <w:t xml:space="preserve">maps</w:t>
+      </w:r>
+      <w:r>
+        <w:rPr>
+          <w:rStyle w:val="OperatorTok"/>
+        </w:rPr>
+        <w:t xml:space="preserve">,</w:t>
+      </w:r>
+      <w:r>
+        <w:rPr>
+          <w:rStyle w:val="NormalTok"/>
+        </w:rPr>
+        <w:t xml:space="preserve"> INPUT_KEYMAPS_MAX</w:t>
+      </w:r>
+      <w:r>
+        <w:rPr>
+          <w:rStyle w:val="OperatorTok"/>
+        </w:rPr>
+        <w:t xml:space="preserve">);</w:t>
+      </w:r>
+      <w:r>
+        <w:rPr>
+          <w:rStyle w:val="NormalTok"/>
+        </w:rPr>
+        <w:t xml:space="preserve">   </w:t>
+      </w:r>
+      <w:r>
+        <w:rPr>
+          <w:rStyle w:val="CommentTok"/>
+        </w:rPr>
+        <w:t xml:space="preserve">// "BE", "DE", "FR", "US"...</w:t>
+      </w:r>
+      <w:r>
+        <w:br/>
+      </w:r>
+      <w:r>
+        <w:rPr>
+          <w:rStyle w:val="NormalTok"/>
+        </w:rPr>
+        <w:t xml:space="preserve">input_keymap_set </w:t>
+      </w:r>
+      <w:r>
+        <w:rPr>
+          <w:rStyle w:val="OperatorTok"/>
+        </w:rPr>
+        <w:t xml:space="preserve">(</w:t>
+      </w:r>
+      <w:r>
+        <w:rPr>
+          <w:rStyle w:val="StringTok"/>
+        </w:rPr>
+        <w:t xml:space="preserve">"BE"</w:t>
+      </w:r>
+      <w:r>
+        <w:rPr>
+          <w:rStyle w:val="OperatorTok"/>
+        </w:rPr>
+        <w:t xml:space="preserve">);</w:t>
+      </w:r>
+      <w:r>
+        <w:rPr>
+          <w:rStyle w:val="NormalTok"/>
+        </w:rPr>
+        <w:t xml:space="preserve">                                    </w:t>
+      </w:r>
+      <w:r>
+        <w:rPr>
+          <w:rStyle w:val="CommentTok"/>
+        </w:rPr>
+        <w:t xml:space="preserve">// INPUT_KEPT: loaded now and in SD:/etc/autostart</w:t>
+      </w:r>
+      <w:r>
+        <w:br/>
+      </w:r>
+      <w:r>
+        <w:rPr>
+          <w:rStyle w:val="ControlFlowTok"/>
+        </w:rPr>
+        <w:t xml:space="preserve">if</w:t>
+      </w:r>
+      <w:r>
+        <w:rPr>
+          <w:rStyle w:val="NormalTok"/>
+        </w:rPr>
+        <w:t xml:space="preserve"> </w:t>
+      </w:r>
+      <w:r>
+        <w:rPr>
+          <w:rStyle w:val="OperatorTok"/>
+        </w:rPr>
+        <w:t xml:space="preserve">(</w:t>
+      </w:r>
+      <w:r>
+        <w:rPr>
+          <w:rStyle w:val="NormalTok"/>
+        </w:rPr>
+        <w:t xml:space="preserve">input_keymap_kind </w:t>
+      </w:r>
+      <w:r>
+        <w:rPr>
+          <w:rStyle w:val="OperatorTok"/>
+        </w:rPr>
+        <w:t xml:space="preserve">(</w:t>
+      </w:r>
+      <w:r>
+        <w:rPr>
+          <w:rStyle w:val="StringTok"/>
+        </w:rPr>
+        <w:t xml:space="preserve">"FR"</w:t>
+      </w:r>
+      <w:r>
+        <w:rPr>
+          <w:rStyle w:val="OperatorTok"/>
+        </w:rPr>
+        <w:t xml:space="preserve">)</w:t>
+      </w:r>
+      <w:r>
+        <w:rPr>
+          <w:rStyle w:val="NormalTok"/>
+        </w:rPr>
+        <w:t xml:space="preserve"> </w:t>
+      </w:r>
+      <w:r>
+        <w:rPr>
+          <w:rStyle w:val="OperatorTok"/>
+        </w:rPr>
+        <w:t xml:space="preserve">==</w:t>
+      </w:r>
+      <w:r>
+        <w:rPr>
+          <w:rStyle w:val="NormalTok"/>
+        </w:rPr>
+        <w:t xml:space="preserve"> </w:t>
+      </w:r>
+      <w:r>
+        <w:rPr>
+          <w:rStyle w:val="DecValTok"/>
+        </w:rPr>
+        <w:t xml:space="preserve">1</w:t>
+      </w:r>
+      <w:r>
+        <w:rPr>
+          <w:rStyle w:val="OperatorTok"/>
+        </w:rPr>
+        <w:t xml:space="preserve">)</w:t>
+      </w:r>
+      <w:r>
+        <w:rPr>
+          <w:rStyle w:val="NormalTok"/>
+        </w:rPr>
+        <w:t xml:space="preserve"> </w:t>
+      </w:r>
+      <w:r>
+        <w:rPr>
+          <w:rStyle w:val="OperatorTok"/>
+        </w:rPr>
+        <w:t xml:space="preserve">{</w:t>
+      </w:r>
+      <w:r>
+        <w:rPr>
+          <w:rStyle w:val="NormalTok"/>
+        </w:rPr>
+        <w:t xml:space="preserve"> </w:t>
+      </w:r>
+      <w:r>
+        <w:rPr>
+          <w:rStyle w:val="CommentTok"/>
+        </w:rPr>
+        <w:t xml:space="preserve">/* AZERTY */</w:t>
+      </w:r>
+      <w:r>
+        <w:rPr>
+          <w:rStyle w:val="NormalTok"/>
+        </w:rPr>
+        <w:t xml:space="preserve"> </w:t>
+      </w:r>
+      <w:r>
+        <w:rPr>
+          <w:rStyle w:val="OperatorTok"/>
+        </w:rPr>
+        <w:t xml:space="preserve">}</w:t>
+      </w:r>
+      <w:r>
+        <w:br/>
+      </w:r>
+      <w:r>
+        <w:rPr>
+          <w:rStyle w:val="NormalTok"/>
+        </w:rPr>
+        <w:t xml:space="preserve">input_wheel_save </w:t>
+      </w:r>
+      <w:r>
+        <w:rPr>
+          <w:rStyle w:val="OperatorTok"/>
+        </w:rPr>
+        <w:t xml:space="preserve">(</w:t>
+      </w:r>
+      <w:r>
+        <w:rPr>
+          <w:rStyle w:val="DecValTok"/>
+        </w:rPr>
+        <w:t xml:space="preserve">3</w:t>
+      </w:r>
+      <w:r>
+        <w:rPr>
+          <w:rStyle w:val="OperatorTok"/>
+        </w:rPr>
+        <w:t xml:space="preserve">);</w:t>
+      </w:r>
+      <w:r>
+        <w:rPr>
+          <w:rStyle w:val="NormalTok"/>
+        </w:rPr>
+        <w:t xml:space="preserve">                                       </w:t>
+      </w:r>
+      <w:r>
+        <w:rPr>
+          <w:rStyle w:val="CommentTok"/>
+        </w:rPr>
+        <w:t xml:space="preserve">// SD:/etc/theme.txt wheelspeed= (apply: uk_win_wheel_set)</w:t>
       </w:r>
     </w:p>
     <w:tbl>
@@ -4671,6 +5647,103 @@
             </w:r>
             <w:r>
               <w:t xml:space="preserve">notes them)</w:t>
+            </w:r>
+          </w:p>
+        </w:tc>
+      </w:tr>
+      <w:tr>
+        <w:tc>
+          <w:tcPr/>
+          <w:p>
+            <w:pPr>
+              <w:pStyle w:val="Compact"/>
+              <w:jc w:val="left"/>
+            </w:pPr>
+            <w:r>
+              <w:rPr>
+                <w:rStyle w:val="VerbatimChar"/>
+              </w:rPr>
+              <w:t xml:space="preserve">display.h</w:t>
+            </w:r>
+          </w:p>
+        </w:tc>
+        <w:tc>
+          <w:tcPr/>
+          <w:p>
+            <w:pPr>
+              <w:pStyle w:val="Compact"/>
+              <w:jc w:val="left"/>
+            </w:pPr>
+            <w:r>
+              <w:t xml:space="preserve">The screen's resolution: the sizes, the one kept (</w:t>
+            </w:r>
+            <w:r>
+              <w:rPr>
+                <w:rStyle w:val="VerbatimChar"/>
+              </w:rPr>
+              <w:t xml:space="preserve">SD:/cmdline.txt</w:t>
+            </w:r>
+            <w:r>
+              <w:t xml:space="preserve">), the console's games' own (</w:t>
+            </w:r>
+            <w:r>
+              <w:rPr>
+                <w:rStyle w:val="VerbatimChar"/>
+              </w:rPr>
+              <w:t xml:space="preserve">SD:/etc/console.ini [screen]</w:t>
+            </w:r>
+            <w:r>
+              <w:t xml:space="preserve">)</w:t>
+            </w:r>
+          </w:p>
+        </w:tc>
+      </w:tr>
+      <w:tr>
+        <w:tc>
+          <w:tcPr/>
+          <w:p>
+            <w:pPr>
+              <w:pStyle w:val="Compact"/>
+              <w:jc w:val="left"/>
+            </w:pPr>
+            <w:r>
+              <w:rPr>
+                <w:rStyle w:val="VerbatimChar"/>
+              </w:rPr>
+              <w:t xml:space="preserve">input.h</w:t>
+            </w:r>
+          </w:p>
+        </w:tc>
+        <w:tc>
+          <w:tcPr/>
+          <w:p>
+            <w:pPr>
+              <w:pStyle w:val="Compact"/>
+              <w:jc w:val="left"/>
+            </w:pPr>
+            <w:r>
+              <w:t xml:space="preserve">The keyboard's layouts (</w:t>
+            </w:r>
+            <w:r>
+              <w:rPr>
+                <w:rStyle w:val="VerbatimChar"/>
+              </w:rPr>
+              <w:t xml:space="preserve">SD:/etc/keymaps</w:t>
+            </w:r>
+            <w:r>
+              <w:t xml:space="preserve">, kept in</w:t>
+            </w:r>
+            <w:r>
+              <w:t xml:space="preserve"> </w:t>
+            </w:r>
+            <w:r>
+              <w:rPr>
+                <w:rStyle w:val="VerbatimChar"/>
+              </w:rPr>
+              <w:t xml:space="preserve">SD:/etc/autostart</w:t>
+            </w:r>
+            <w:r>
+              <w:t xml:space="preserve">) and the mouse wheel's speed</w:t>
             </w:r>
           </w:p>
         </w:tc>

--- a/docs/exports/12-SYSTEMKIT.docx
+++ b/docs/exports/12-SYSTEMKIT.docx
@@ -24,133 +24,133 @@
       </w:pPr>
       <w:r>
         <w:rPr>
+          <w:i/>
           <w:iCs/>
+        </w:rPr>
+        <w:t xml:space="preserve">The reference of</w:t>
+      </w:r>
+      <w:r>
+        <w:rPr>
           <w:i/>
-        </w:rPr>
-        <w:t xml:space="preserve">The reference of</w:t>
-      </w:r>
-      <w:r>
-        <w:rPr>
           <w:iCs/>
+        </w:rPr>
+        <w:t xml:space="preserve"> </w:t>
+      </w:r>
+      <w:r>
+        <w:rPr>
+          <w:b/>
+          <w:bCs/>
           <w:i/>
-        </w:rPr>
-        <w:t xml:space="preserve"> </w:t>
-      </w:r>
-      <w:r>
-        <w:rPr>
-          <w:bCs/>
-          <w:b/>
           <w:iCs/>
+        </w:rPr>
+        <w:t xml:space="preserve">SystemKit</w:t>
+      </w:r>
+      <w:r>
+        <w:rPr>
           <w:i/>
-        </w:rPr>
-        <w:t xml:space="preserve">SystemKit</w:t>
-      </w:r>
-      <w:r>
-        <w:rPr>
           <w:iCs/>
+        </w:rPr>
+        <w:t xml:space="preserve"> </w:t>
+      </w:r>
+      <w:r>
+        <w:rPr>
           <w:i/>
-        </w:rPr>
-        <w:t xml:space="preserve"> </w:t>
-      </w:r>
-      <w:r>
-        <w:rPr>
           <w:iCs/>
+        </w:rPr>
+        <w:t xml:space="preserve">(</w:t>
+      </w:r>
+      <w:r>
+        <w:rPr>
+          <w:rStyle w:val="VerbatimChar"/>
           <w:i/>
-        </w:rPr>
-        <w:t xml:space="preserve">(</w:t>
+          <w:iCs/>
+        </w:rPr>
+        <w:t xml:space="preserve">SD:/lib/systemkit.so</w:t>
+      </w:r>
+      <w:r>
+        <w:rPr>
+          <w:i/>
+          <w:iCs/>
+        </w:rPr>
+        <w:t xml:space="preserve">,</w:t>
+      </w:r>
+      <w:r>
+        <w:rPr>
+          <w:i/>
+          <w:iCs/>
+        </w:rPr>
+        <w:t xml:space="preserve"> </w:t>
       </w:r>
       <w:r>
         <w:rPr>
           <w:rStyle w:val="VerbatimChar"/>
+          <w:i/>
           <w:iCs/>
+        </w:rPr>
+        <w:t xml:space="preserve">user/Kits/systemkit</w:t>
+      </w:r>
+      <w:r>
+        <w:rPr>
           <w:i/>
-        </w:rPr>
-        <w:t xml:space="preserve">SD:/lib/systemkit.so</w:t>
-      </w:r>
-      <w:r>
-        <w:rPr>
           <w:iCs/>
+        </w:rPr>
+        <w:t xml:space="preserve">): what it is for, how a program uses it, and every operation it exposes. The operations' part is made from the kit's headers by</w:t>
+      </w:r>
+      <w:r>
+        <w:rPr>
           <w:i/>
-        </w:rPr>
-        <w:t xml:space="preserve">,</w:t>
-      </w:r>
-      <w:r>
-        <w:rPr>
           <w:iCs/>
+        </w:rPr>
+        <w:t xml:space="preserve"> </w:t>
+      </w:r>
+      <w:r>
+        <w:rPr>
+          <w:rStyle w:val="VerbatimChar"/>
           <w:i/>
-        </w:rPr>
-        <w:t xml:space="preserve"> </w:t>
-      </w:r>
-      <w:r>
-        <w:rPr>
-          <w:rStyle w:val="VerbatimChar"/>
           <w:iCs/>
+        </w:rPr>
+        <w:t xml:space="preserve">tools/docgen/kitdocs.py</w:t>
+      </w:r>
+      <w:r>
+        <w:rPr>
           <w:i/>
-        </w:rPr>
-        <w:t xml:space="preserve">user/Kits/systemkit</w:t>
-      </w:r>
-      <w:r>
-        <w:rPr>
           <w:iCs/>
+        </w:rPr>
+        <w:t xml:space="preserve"> </w:t>
+      </w:r>
+      <w:r>
+        <w:rPr>
           <w:i/>
-        </w:rPr>
-        <w:t xml:space="preserve">): what it is for, how a program uses it, and every operation it exposes. The operations' part is made from the kit's headers by</w:t>
-      </w:r>
-      <w:r>
-        <w:rPr>
           <w:iCs/>
+        </w:rPr>
+        <w:t xml:space="preserve">— the headers are the source. Overview of all the kits:</w:t>
+      </w:r>
+      <w:r>
+        <w:rPr>
           <w:i/>
-        </w:rPr>
-        <w:t xml:space="preserve"> </w:t>
-      </w:r>
-      <w:r>
-        <w:rPr>
-          <w:rStyle w:val="VerbatimChar"/>
           <w:iCs/>
-          <w:i/>
-        </w:rPr>
-        <w:t xml:space="preserve">tools/docgen/kitdocs.py</w:t>
-      </w:r>
-      <w:r>
-        <w:rPr>
-          <w:iCs/>
-          <w:i/>
-        </w:rPr>
-        <w:t xml:space="preserve"> </w:t>
-      </w:r>
-      <w:r>
-        <w:rPr>
-          <w:iCs/>
-          <w:i/>
-        </w:rPr>
-        <w:t xml:space="preserve">— the headers are the source. Overview of all the kits:</w:t>
-      </w:r>
-      <w:r>
-        <w:rPr>
-          <w:iCs/>
-          <w:i/>
-        </w:rPr>
-        <w:t xml:space="preserve"> </w:t>
-      </w:r>
-      <w:hyperlink r:id="rId20">
+        </w:rPr>
+        <w:t xml:space="preserve"> </w:t>
+      </w:r>
+      <w:hyperlink r:id="rId18">
         <w:r>
           <w:rPr>
             <w:rStyle w:val="Hyperlink"/>
+            <w:i/>
             <w:iCs/>
-            <w:i/>
           </w:rPr>
           <w:t xml:space="preserve">The Kits</w:t>
         </w:r>
       </w:hyperlink>
       <w:r>
         <w:rPr>
+          <w:i/>
           <w:iCs/>
-          <w:i/>
         </w:rPr>
         <w:t xml:space="preserve">.</w:t>
       </w:r>
     </w:p>
-    <w:bookmarkStart w:id="21" w:name="contents"/>
+    <w:bookmarkStart w:id="19" w:name="contents"/>
     <w:p>
       <w:pPr>
         <w:pStyle w:val="Heading2"/>
@@ -161,11 +161,11 @@
     </w:p>
     <w:p>
       <w:pPr>
+        <w:pStyle w:val="Compact"/>
         <w:numPr>
           <w:ilvl w:val="0"/>
           <w:numId w:val="1001"/>
         </w:numPr>
-        <w:pStyle w:val="Compact"/>
       </w:pPr>
       <w:hyperlink w:anchor="what-it-is">
         <w:r>
@@ -178,11 +178,11 @@
     </w:p>
     <w:p>
       <w:pPr>
+        <w:pStyle w:val="Compact"/>
         <w:numPr>
           <w:ilvl w:val="0"/>
           <w:numId w:val="1001"/>
         </w:numPr>
-        <w:pStyle w:val="Compact"/>
       </w:pPr>
       <w:hyperlink w:anchor="using-it">
         <w:r>
@@ -195,11 +195,11 @@
     </w:p>
     <w:p>
       <w:pPr>
+        <w:pStyle w:val="Compact"/>
         <w:numPr>
           <w:ilvl w:val="0"/>
           <w:numId w:val="1001"/>
         </w:numPr>
-        <w:pStyle w:val="Compact"/>
       </w:pPr>
       <w:hyperlink w:anchor="index">
         <w:r>
@@ -212,11 +212,11 @@
     </w:p>
     <w:p>
       <w:pPr>
+        <w:pStyle w:val="Compact"/>
         <w:numPr>
           <w:ilvl w:val="0"/>
           <w:numId w:val="1001"/>
         </w:numPr>
-        <w:pStyle w:val="Compact"/>
       </w:pPr>
       <w:hyperlink w:anchor="systemkitnotifyh">
         <w:r>
@@ -229,11 +229,11 @@
     </w:p>
     <w:p>
       <w:pPr>
+        <w:pStyle w:val="Compact"/>
         <w:numPr>
           <w:ilvl w:val="0"/>
           <w:numId w:val="1001"/>
         </w:numPr>
-        <w:pStyle w:val="Compact"/>
       </w:pPr>
       <w:hyperlink w:anchor="systemkitclipboardh">
         <w:r>
@@ -246,11 +246,11 @@
     </w:p>
     <w:p>
       <w:pPr>
+        <w:pStyle w:val="Compact"/>
         <w:numPr>
           <w:ilvl w:val="0"/>
           <w:numId w:val="1001"/>
         </w:numPr>
-        <w:pStyle w:val="Compact"/>
       </w:pPr>
       <w:hyperlink w:anchor="systemkitclipprotoh">
         <w:r>
@@ -263,11 +263,11 @@
     </w:p>
     <w:p>
       <w:pPr>
+        <w:pStyle w:val="Compact"/>
         <w:numPr>
           <w:ilvl w:val="0"/>
           <w:numId w:val="1001"/>
         </w:numPr>
-        <w:pStyle w:val="Compact"/>
       </w:pPr>
       <w:hyperlink w:anchor="systemkittrashh">
         <w:r>
@@ -280,11 +280,11 @@
     </w:p>
     <w:p>
       <w:pPr>
+        <w:pStyle w:val="Compact"/>
         <w:numPr>
           <w:ilvl w:val="0"/>
           <w:numId w:val="1001"/>
         </w:numPr>
-        <w:pStyle w:val="Compact"/>
       </w:pPr>
       <w:hyperlink w:anchor="systemkitfileassoch">
         <w:r>
@@ -297,11 +297,11 @@
     </w:p>
     <w:p>
       <w:pPr>
+        <w:pStyle w:val="Compact"/>
         <w:numPr>
           <w:ilvl w:val="0"/>
           <w:numId w:val="1001"/>
         </w:numPr>
-        <w:pStyle w:val="Compact"/>
       </w:pPr>
       <w:hyperlink w:anchor="systemkitvolumeh">
         <w:r>
@@ -314,11 +314,11 @@
     </w:p>
     <w:p>
       <w:pPr>
+        <w:pStyle w:val="Compact"/>
         <w:numPr>
           <w:ilvl w:val="0"/>
           <w:numId w:val="1001"/>
         </w:numPr>
-        <w:pStyle w:val="Compact"/>
       </w:pPr>
       <w:hyperlink w:anchor="systemkitwallpaperh">
         <w:r>
@@ -331,11 +331,11 @@
     </w:p>
     <w:p>
       <w:pPr>
+        <w:pStyle w:val="Compact"/>
         <w:numPr>
           <w:ilvl w:val="0"/>
           <w:numId w:val="1001"/>
         </w:numPr>
-        <w:pStyle w:val="Compact"/>
       </w:pPr>
       <w:hyperlink w:anchor="systemkitdockconfh">
         <w:r>
@@ -348,11 +348,11 @@
     </w:p>
     <w:p>
       <w:pPr>
+        <w:pStyle w:val="Compact"/>
         <w:numPr>
           <w:ilvl w:val="0"/>
           <w:numId w:val="1001"/>
         </w:numPr>
-        <w:pStyle w:val="Compact"/>
       </w:pPr>
       <w:hyperlink w:anchor="systemkitpreloadinih">
         <w:r>
@@ -365,11 +365,11 @@
     </w:p>
     <w:p>
       <w:pPr>
+        <w:pStyle w:val="Compact"/>
         <w:numPr>
           <w:ilvl w:val="0"/>
           <w:numId w:val="1001"/>
         </w:numPr>
-        <w:pStyle w:val="Compact"/>
       </w:pPr>
       <w:hyperlink w:anchor="systemkitautostarth">
         <w:r>
@@ -382,11 +382,11 @@
     </w:p>
     <w:p>
       <w:pPr>
+        <w:pStyle w:val="Compact"/>
         <w:numPr>
           <w:ilvl w:val="0"/>
           <w:numId w:val="1001"/>
         </w:numPr>
-        <w:pStyle w:val="Compact"/>
       </w:pPr>
       <w:hyperlink w:anchor="systemkitlocaleh">
         <w:r>
@@ -399,11 +399,11 @@
     </w:p>
     <w:p>
       <w:pPr>
+        <w:pStyle w:val="Compact"/>
         <w:numPr>
           <w:ilvl w:val="0"/>
           <w:numId w:val="1001"/>
         </w:numPr>
-        <w:pStyle w:val="Compact"/>
       </w:pPr>
       <w:hyperlink w:anchor="systemkitsessionh">
         <w:r>
@@ -416,11 +416,11 @@
     </w:p>
     <w:p>
       <w:pPr>
+        <w:pStyle w:val="Compact"/>
         <w:numPr>
           <w:ilvl w:val="0"/>
           <w:numId w:val="1001"/>
         </w:numPr>
-        <w:pStyle w:val="Compact"/>
       </w:pPr>
       <w:hyperlink w:anchor="systemkitappletprotoh">
         <w:r>
@@ -438,8 +438,8 @@
         </w:pict>
       </w:r>
     </w:p>
-    <w:bookmarkEnd w:id="21"/>
-    <w:bookmarkStart w:id="22" w:name="what-it-is"/>
+    <w:bookmarkEnd w:id="19"/>
+    <w:bookmarkStart w:id="20" w:name="what-it-is"/>
     <w:p>
       <w:pPr>
         <w:pStyle w:val="Heading2"/>
@@ -461,7 +461,6 @@
         <w:tblStyle w:val="Table"/>
         <w:tblW w:type="auto" w:w="0"/>
         <w:tblLook w:firstRow="1" w:lastRow="0" w:firstColumn="0" w:lastColumn="0" w:noHBand="0" w:noVBand="0" w:val="0020"/>
-        <w:jc w:val="start"/>
       </w:tblPr>
       <w:tblGrid>
         <w:gridCol w:w="3960"/>
@@ -469,7 +468,7 @@
       </w:tblGrid>
       <w:tr>
         <w:trPr>
-          <w:tblHeader w:val="true"/>
+          <w:tblHeader w:val="on"/>
         </w:trPr>
         <w:tc>
           <w:tcPr/>
@@ -494,7 +493,6 @@
           <w:p>
             <w:pPr>
               <w:pStyle w:val="Compact"/>
-              <w:jc w:val="left"/>
             </w:pPr>
             <w:r>
               <w:t xml:space="preserve">Include</w:t>
@@ -506,7 +504,6 @@
           <w:p>
             <w:pPr>
               <w:pStyle w:val="Compact"/>
-              <w:jc w:val="left"/>
             </w:pPr>
             <w:r>
               <w:rPr>
@@ -523,7 +520,6 @@
           <w:p>
             <w:pPr>
               <w:pStyle w:val="Compact"/>
-              <w:jc w:val="left"/>
             </w:pPr>
             <w:r>
               <w:t xml:space="preserve">Link</w:t>
@@ -535,7 +531,6 @@
           <w:p>
             <w:pPr>
               <w:pStyle w:val="Compact"/>
-              <w:jc w:val="left"/>
             </w:pPr>
             <w:r>
               <w:rPr>
@@ -573,7 +568,6 @@
           <w:p>
             <w:pPr>
               <w:pStyle w:val="Compact"/>
-              <w:jc w:val="left"/>
             </w:pPr>
             <w:r>
               <w:t xml:space="preserve">Library</w:t>
@@ -585,7 +579,6 @@
           <w:p>
             <w:pPr>
               <w:pStyle w:val="Compact"/>
-              <w:jc w:val="left"/>
             </w:pPr>
             <w:r>
               <w:rPr>
@@ -617,7 +610,6 @@
           <w:p>
             <w:pPr>
               <w:pStyle w:val="Compact"/>
-              <w:jc w:val="left"/>
             </w:pPr>
             <w:r>
               <w:t xml:space="preserve">Sources</w:t>
@@ -629,7 +621,6 @@
           <w:p>
             <w:pPr>
               <w:pStyle w:val="Compact"/>
-              <w:jc w:val="left"/>
             </w:pPr>
             <w:r>
               <w:rPr>
@@ -641,8 +632,8 @@
         </w:tc>
       </w:tr>
     </w:tbl>
-    <w:bookmarkEnd w:id="22"/>
-    <w:bookmarkStart w:id="23" w:name="using-it"/>
+    <w:bookmarkEnd w:id="20"/>
+    <w:bookmarkStart w:id="21" w:name="using-it"/>
     <w:p>
       <w:pPr>
         <w:pStyle w:val="Heading2"/>
@@ -657,8 +648,8 @@
       </w:pPr>
       <w:r>
         <w:rPr>
+          <w:b/>
           <w:bCs/>
-          <w:b/>
         </w:rPr>
         <w:t xml:space="preserve">A notification</w:t>
       </w:r>
@@ -818,8 +809,8 @@
       </w:pPr>
       <w:r>
         <w:rPr>
+          <w:b/>
           <w:bCs/>
-          <w:b/>
         </w:rPr>
         <w:t xml:space="preserve">The clipboard</w:t>
       </w:r>
@@ -1255,8 +1246,8 @@
       </w:pPr>
       <w:r>
         <w:rPr>
+          <w:b/>
           <w:bCs/>
-          <w:b/>
         </w:rPr>
         <w:t xml:space="preserve">The trash</w:t>
       </w:r>
@@ -1425,8 +1416,8 @@
       </w:pPr>
       <w:r>
         <w:rPr>
+          <w:b/>
           <w:bCs/>
-          <w:b/>
         </w:rPr>
         <w:t xml:space="preserve">Opening a file with the right application</w:t>
       </w:r>
@@ -1652,8 +1643,8 @@
       </w:pPr>
       <w:r>
         <w:rPr>
+          <w:b/>
           <w:bCs/>
-          <w:b/>
         </w:rPr>
         <w:t xml:space="preserve">The volume, the wallpaper, the dock</w:t>
       </w:r>
@@ -1870,8 +1861,8 @@
       </w:pPr>
       <w:r>
         <w:rPr>
+          <w:b/>
           <w:bCs/>
-          <w:b/>
         </w:rPr>
         <w:t xml:space="preserve">Starting a program at every boot</w:t>
       </w:r>
@@ -2046,8 +2037,8 @@
       </w:pPr>
       <w:r>
         <w:rPr>
+          <w:b/>
           <w:bCs/>
-          <w:b/>
         </w:rPr>
         <w:t xml:space="preserve">The system's language</w:t>
       </w:r>
@@ -2399,8 +2390,8 @@
       </w:pPr>
       <w:r>
         <w:rPr>
+          <w:b/>
           <w:bCs/>
-          <w:b/>
         </w:rPr>
         <w:t xml:space="preserve">The time zones at an instant</w:t>
       </w:r>
@@ -2997,8 +2988,8 @@
       </w:pPr>
       <w:r>
         <w:rPr>
+          <w:b/>
           <w:bCs/>
-          <w:b/>
         </w:rPr>
         <w:t xml:space="preserve">The interface's mode and its session</w:t>
       </w:r>
@@ -3778,8 +3769,8 @@
       </w:pPr>
       <w:r>
         <w:rPr>
+          <w:b/>
           <w:bCs/>
-          <w:b/>
         </w:rPr>
         <w:t xml:space="preserve">The pocket shell</w:t>
       </w:r>
@@ -3906,8 +3897,8 @@
       </w:pPr>
       <w:r>
         <w:rPr>
+          <w:b/>
           <w:bCs/>
-          <w:b/>
         </w:rPr>
         <w:t xml:space="preserve">The documents opened last</w:t>
       </w:r>
@@ -4106,8 +4097,8 @@
       </w:pPr>
       <w:r>
         <w:rPr>
+          <w:b/>
           <w:bCs/>
-          <w:b/>
         </w:rPr>
         <w:t xml:space="preserve">The screen's resolution</w:t>
       </w:r>
@@ -4741,8 +4732,8 @@
       </w:pPr>
       <w:r>
         <w:rPr>
+          <w:b/>
           <w:bCs/>
-          <w:b/>
         </w:rPr>
         <w:t xml:space="preserve">The keyboard and the mouse</w:t>
       </w:r>
@@ -5081,7 +5072,6 @@
         <w:tblStyle w:val="Table"/>
         <w:tblW w:type="auto" w:w="0"/>
         <w:tblLook w:firstRow="1" w:lastRow="0" w:firstColumn="0" w:lastColumn="0" w:noHBand="0" w:noVBand="0" w:val="0020"/>
-        <w:jc w:val="start"/>
       </w:tblPr>
       <w:tblGrid>
         <w:gridCol w:w="3960"/>
@@ -5089,14 +5079,13 @@
       </w:tblGrid>
       <w:tr>
         <w:trPr>
-          <w:tblHeader w:val="true"/>
+          <w:tblHeader w:val="on"/>
         </w:trPr>
         <w:tc>
           <w:tcPr/>
           <w:p>
             <w:pPr>
               <w:pStyle w:val="Compact"/>
-              <w:jc w:val="left"/>
             </w:pPr>
             <w:r>
               <w:t xml:space="preserve">Its part (a header of its own, beside</w:t>
@@ -5120,7 +5109,6 @@
           <w:p>
             <w:pPr>
               <w:pStyle w:val="Compact"/>
-              <w:jc w:val="left"/>
             </w:pPr>
             <w:r>
               <w:t xml:space="preserve">Subject</w:t>
@@ -5134,7 +5122,6 @@
           <w:p>
             <w:pPr>
               <w:pStyle w:val="Compact"/>
-              <w:jc w:val="left"/>
             </w:pPr>
             <w:r>
               <w:rPr>
@@ -5149,7 +5136,6 @@
           <w:p>
             <w:pPr>
               <w:pStyle w:val="Compact"/>
-              <w:jc w:val="left"/>
             </w:pPr>
             <w:r>
               <w:t xml:space="preserve">Notifications</w:t>
@@ -5163,7 +5149,6 @@
           <w:p>
             <w:pPr>
               <w:pStyle w:val="Compact"/>
-              <w:jc w:val="left"/>
             </w:pPr>
             <w:r>
               <w:rPr>
@@ -5193,7 +5178,6 @@
           <w:p>
             <w:pPr>
               <w:pStyle w:val="Compact"/>
-              <w:jc w:val="left"/>
             </w:pPr>
             <w:r>
               <w:t xml:space="preserve">The clipboard</w:t>
@@ -5207,7 +5191,6 @@
           <w:p>
             <w:pPr>
               <w:pStyle w:val="Compact"/>
-              <w:jc w:val="left"/>
             </w:pPr>
             <w:r>
               <w:rPr>
@@ -5222,7 +5205,6 @@
           <w:p>
             <w:pPr>
               <w:pStyle w:val="Compact"/>
-              <w:jc w:val="left"/>
             </w:pPr>
             <w:r>
               <w:t xml:space="preserve">The trash</w:t>
@@ -5236,7 +5218,6 @@
           <w:p>
             <w:pPr>
               <w:pStyle w:val="Compact"/>
-              <w:jc w:val="left"/>
             </w:pPr>
             <w:r>
               <w:rPr>
@@ -5251,7 +5232,6 @@
           <w:p>
             <w:pPr>
               <w:pStyle w:val="Compact"/>
-              <w:jc w:val="left"/>
             </w:pPr>
             <w:r>
               <w:t xml:space="preserve">Which application opens which file</w:t>
@@ -5265,7 +5245,6 @@
           <w:p>
             <w:pPr>
               <w:pStyle w:val="Compact"/>
-              <w:jc w:val="left"/>
             </w:pPr>
             <w:r>
               <w:rPr>
@@ -5280,7 +5259,6 @@
           <w:p>
             <w:pPr>
               <w:pStyle w:val="Compact"/>
-              <w:jc w:val="left"/>
             </w:pPr>
             <w:r>
               <w:t xml:space="preserve">The master volume, the output, each program's volume</w:t>
@@ -5294,7 +5272,6 @@
           <w:p>
             <w:pPr>
               <w:pStyle w:val="Compact"/>
-              <w:jc w:val="left"/>
             </w:pPr>
             <w:r>
               <w:rPr>
@@ -5309,7 +5286,6 @@
           <w:p>
             <w:pPr>
               <w:pStyle w:val="Compact"/>
-              <w:jc w:val="left"/>
             </w:pPr>
             <w:r>
               <w:t xml:space="preserve">The wallpaper's settings and its painter</w:t>
@@ -5323,7 +5299,6 @@
           <w:p>
             <w:pPr>
               <w:pStyle w:val="Compact"/>
-              <w:jc w:val="left"/>
             </w:pPr>
             <w:r>
               <w:rPr>
@@ -5338,7 +5313,6 @@
           <w:p>
             <w:pPr>
               <w:pStyle w:val="Compact"/>
-              <w:jc w:val="left"/>
             </w:pPr>
             <w:r>
               <w:t xml:space="preserve">The dock's settings</w:t>
@@ -5352,7 +5326,6 @@
           <w:p>
             <w:pPr>
               <w:pStyle w:val="Compact"/>
-              <w:jc w:val="left"/>
             </w:pPr>
             <w:r>
               <w:rPr>
@@ -5367,7 +5340,6 @@
           <w:p>
             <w:pPr>
               <w:pStyle w:val="Compact"/>
-              <w:jc w:val="left"/>
             </w:pPr>
             <w:r>
               <w:t xml:space="preserve">The programs loaded ahead at boot</w:t>
@@ -5381,7 +5353,6 @@
           <w:p>
             <w:pPr>
               <w:pStyle w:val="Compact"/>
-              <w:jc w:val="left"/>
             </w:pPr>
             <w:r>
               <w:rPr>
@@ -5396,7 +5367,6 @@
           <w:p>
             <w:pPr>
               <w:pStyle w:val="Compact"/>
-              <w:jc w:val="left"/>
             </w:pPr>
             <w:r>
               <w:t xml:space="preserve">The programs started at boot (</w:t>
@@ -5422,7 +5392,6 @@
           <w:p>
             <w:pPr>
               <w:pStyle w:val="Compact"/>
-              <w:jc w:val="left"/>
             </w:pPr>
             <w:r>
               <w:rPr>
@@ -5437,7 +5406,6 @@
           <w:p>
             <w:pPr>
               <w:pStyle w:val="Compact"/>
-              <w:jc w:val="left"/>
             </w:pPr>
             <w:r>
               <w:t xml:space="preserve">A settings applet shown inside the Control Panel</w:t>
@@ -5451,7 +5419,6 @@
           <w:p>
             <w:pPr>
               <w:pStyle w:val="Compact"/>
-              <w:jc w:val="left"/>
             </w:pPr>
             <w:r>
               <w:rPr>
@@ -5466,7 +5433,6 @@
           <w:p>
             <w:pPr>
               <w:pStyle w:val="Compact"/>
-              <w:jc w:val="left"/>
             </w:pPr>
             <w:r>
               <w:t xml:space="preserve">The system's language and time zone (</w:t>
@@ -5489,7 +5455,6 @@
           <w:p>
             <w:pPr>
               <w:pStyle w:val="Compact"/>
-              <w:jc w:val="left"/>
             </w:pPr>
             <w:r>
               <w:rPr>
@@ -5504,7 +5469,6 @@
           <w:p>
             <w:pPr>
               <w:pStyle w:val="Compact"/>
-              <w:jc w:val="left"/>
             </w:pPr>
             <w:r>
               <w:t xml:space="preserve">The interface's mode (desktop, pocket, console) and its session:</w:t>
@@ -5530,7 +5494,6 @@
           <w:p>
             <w:pPr>
               <w:pStyle w:val="Compact"/>
-              <w:jc w:val="left"/>
             </w:pPr>
             <w:r>
               <w:rPr>
@@ -5545,7 +5508,6 @@
           <w:p>
             <w:pPr>
               <w:pStyle w:val="Compact"/>
-              <w:jc w:val="left"/>
             </w:pPr>
             <w:r>
               <w:t xml:space="preserve">The pocket shell's screens asked (</w:t>
@@ -5580,7 +5542,6 @@
           <w:p>
             <w:pPr>
               <w:pStyle w:val="Compact"/>
-              <w:jc w:val="left"/>
             </w:pPr>
             <w:r>
               <w:rPr>
@@ -5595,7 +5556,6 @@
           <w:p>
             <w:pPr>
               <w:pStyle w:val="Compact"/>
-              <w:jc w:val="left"/>
             </w:pPr>
             <w:r>
               <w:t xml:space="preserve">The documents opened last (</w:t>
@@ -5657,7 +5617,6 @@
           <w:p>
             <w:pPr>
               <w:pStyle w:val="Compact"/>
-              <w:jc w:val="left"/>
             </w:pPr>
             <w:r>
               <w:rPr>
@@ -5672,7 +5631,6 @@
           <w:p>
             <w:pPr>
               <w:pStyle w:val="Compact"/>
-              <w:jc w:val="left"/>
             </w:pPr>
             <w:r>
               <w:t xml:space="preserve">The screen's resolution: the sizes, the one kept (</w:t>
@@ -5704,7 +5662,6 @@
           <w:p>
             <w:pPr>
               <w:pStyle w:val="Compact"/>
-              <w:jc w:val="left"/>
             </w:pPr>
             <w:r>
               <w:rPr>
@@ -5719,7 +5676,6 @@
           <w:p>
             <w:pPr>
               <w:pStyle w:val="Compact"/>
-              <w:jc w:val="left"/>
             </w:pPr>
             <w:r>
               <w:t xml:space="preserve">The keyboard's layouts (</w:t>
@@ -5749,8 +5705,8 @@
         </w:tc>
       </w:tr>
     </w:tbl>
-    <w:bookmarkEnd w:id="23"/>
-    <w:bookmarkStart w:id="24" w:name="index"/>
+    <w:bookmarkEnd w:id="21"/>
+    <w:bookmarkStart w:id="22" w:name="index"/>
     <w:p>
       <w:pPr>
         <w:pStyle w:val="Heading2"/>
@@ -5772,7 +5728,6 @@
         <w:tblStyle w:val="Table"/>
         <w:tblW w:type="auto" w:w="0"/>
         <w:tblLook w:firstRow="1" w:lastRow="0" w:firstColumn="0" w:lastColumn="0" w:noHBand="0" w:noVBand="0" w:val="0020"/>
-        <w:jc w:val="start"/>
       </w:tblPr>
       <w:tblGrid>
         <w:gridCol w:w="2640"/>
@@ -5781,14 +5736,13 @@
       </w:tblGrid>
       <w:tr>
         <w:trPr>
-          <w:tblHeader w:val="true"/>
+          <w:tblHeader w:val="on"/>
         </w:trPr>
         <w:tc>
           <w:tcPr/>
           <w:p>
             <w:pPr>
               <w:pStyle w:val="Compact"/>
-              <w:jc w:val="left"/>
             </w:pPr>
             <w:r>
               <w:t xml:space="preserve">Name</w:t>
@@ -5800,7 +5754,6 @@
           <w:p>
             <w:pPr>
               <w:pStyle w:val="Compact"/>
-              <w:jc w:val="left"/>
             </w:pPr>
             <w:r>
               <w:t xml:space="preserve">What it does</w:t>
@@ -5812,7 +5765,6 @@
           <w:p>
             <w:pPr>
               <w:pStyle w:val="Compact"/>
-              <w:jc w:val="left"/>
             </w:pPr>
             <w:r>
               <w:t xml:space="preserve">Header</w:t>
@@ -5826,7 +5778,6 @@
           <w:p>
             <w:pPr>
               <w:pStyle w:val="Compact"/>
-              <w:jc w:val="left"/>
             </w:pPr>
             <w:r>
               <w:rPr>
@@ -5841,7 +5792,6 @@
           <w:p>
             <w:pPr>
               <w:pStyle w:val="Compact"/>
-              <w:jc w:val="left"/>
             </w:pPr>
             <w:r>
               <w:t xml:space="preserve">A bubble with a title and a text, sent to notifyd (started if it does not run, waited for up to 2 s)</w:t>
@@ -5853,7 +5803,6 @@
           <w:p>
             <w:pPr>
               <w:pStyle w:val="Compact"/>
-              <w:jc w:val="left"/>
             </w:pPr>
             <w:r>
               <w:rPr>
@@ -5870,7 +5819,6 @@
           <w:p>
             <w:pPr>
               <w:pStyle w:val="Compact"/>
-              <w:jc w:val="left"/>
             </w:pPr>
             <w:r>
               <w:rPr>
@@ -5885,7 +5833,6 @@
           <w:p>
             <w:pPr>
               <w:pStyle w:val="Compact"/>
-              <w:jc w:val="left"/>
             </w:pPr>
             <w:r>
               <w:t xml:space="preserve">a bubble with a title and a text, no action (notify_action) -&gt; 1 sent, 0 not</w:t>
@@ -5897,7 +5844,6 @@
           <w:p>
             <w:pPr>
               <w:pStyle w:val="Compact"/>
-              <w:jc w:val="left"/>
             </w:pPr>
             <w:r>
               <w:rPr>
@@ -5914,7 +5860,6 @@
           <w:p>
             <w:pPr>
               <w:pStyle w:val="Compact"/>
-              <w:jc w:val="left"/>
             </w:pPr>
             <w:r>
               <w:rPr>
@@ -5929,7 +5874,6 @@
           <w:p>
             <w:pPr>
               <w:pStyle w:val="Compact"/>
-              <w:jc w:val="left"/>
             </w:pPr>
             <w:r>
               <w:t xml:space="preserve">One copy, n representations (a format and its bytes each).</w:t>
@@ -5941,7 +5885,6 @@
           <w:p>
             <w:pPr>
               <w:pStyle w:val="Compact"/>
-              <w:jc w:val="left"/>
             </w:pPr>
             <w:r>
               <w:rPr>
@@ -5958,7 +5901,6 @@
           <w:p>
             <w:pPr>
               <w:pStyle w:val="Compact"/>
-              <w:jc w:val="left"/>
             </w:pPr>
             <w:r>
               <w:rPr>
@@ -5973,7 +5915,6 @@
           <w:p>
             <w:pPr>
               <w:pStyle w:val="Compact"/>
-              <w:jc w:val="left"/>
             </w:pPr>
             <w:r>
               <w:t xml:space="preserve">The item under the cursor in the first of fmt[] it has (else the newest item that has one of them)</w:t>
@@ -5985,7 +5926,6 @@
           <w:p>
             <w:pPr>
               <w:pStyle w:val="Compact"/>
-              <w:jc w:val="left"/>
             </w:pPr>
             <w:r>
               <w:rPr>
@@ -6002,7 +5942,6 @@
           <w:p>
             <w:pPr>
               <w:pStyle w:val="Compact"/>
-              <w:jc w:val="left"/>
             </w:pPr>
             <w:r>
               <w:rPr>
@@ -6017,7 +5956,6 @@
           <w:p>
             <w:pPr>
               <w:pStyle w:val="Compact"/>
-              <w:jc w:val="left"/>
             </w:pPr>
             <w:r>
               <w:t xml:space="preserve">copy the n bytes of s as text (a "text" item to clipd, and the kernel's clipboard)</w:t>
@@ -6029,7 +5967,6 @@
           <w:p>
             <w:pPr>
               <w:pStyle w:val="Compact"/>
-              <w:jc w:val="left"/>
             </w:pPr>
             <w:r>
               <w:rPr>
@@ -6046,7 +5983,6 @@
           <w:p>
             <w:pPr>
               <w:pStyle w:val="Compact"/>
-              <w:jc w:val="left"/>
             </w:pPr>
             <w:r>
               <w:rPr>
@@ -6061,7 +5997,6 @@
           <w:p>
             <w:pPr>
               <w:pStyle w:val="Compact"/>
-              <w:jc w:val="left"/>
             </w:pPr>
             <w:r>
               <w:t xml:space="preserve">copy the NUL-terminated string s as text (clip_set_text_n)</w:t>
@@ -6073,7 +6008,6 @@
           <w:p>
             <w:pPr>
               <w:pStyle w:val="Compact"/>
-              <w:jc w:val="left"/>
             </w:pPr>
             <w:r>
               <w:rPr>
@@ -6090,7 +6024,6 @@
           <w:p>
             <w:pPr>
               <w:pStyle w:val="Compact"/>
-              <w:jc w:val="left"/>
             </w:pPr>
             <w:r>
               <w:rPr>
@@ -6105,7 +6038,6 @@
           <w:p>
             <w:pPr>
               <w:pStyle w:val="Compact"/>
-              <w:jc w:val="left"/>
             </w:pPr>
             <w:r>
               <w:t xml:space="preserve">The clipboard's text into buf (NUL-terminated, truncated to cap-1) -&gt; its length</w:t>
@@ -6117,7 +6049,6 @@
           <w:p>
             <w:pPr>
               <w:pStyle w:val="Compact"/>
-              <w:jc w:val="left"/>
             </w:pPr>
             <w:r>
               <w:rPr>
@@ -6134,7 +6065,6 @@
           <w:p>
             <w:pPr>
               <w:pStyle w:val="Compact"/>
-              <w:jc w:val="left"/>
             </w:pPr>
             <w:r>
               <w:rPr>
@@ -6149,7 +6079,6 @@
           <w:p>
             <w:pPr>
               <w:pStyle w:val="Compact"/>
-              <w:jc w:val="left"/>
             </w:pPr>
             <w:r>
               <w:t xml:space="preserve">File / folder paths ('\n'-separated)</w:t>
@@ -6161,7 +6090,6 @@
           <w:p>
             <w:pPr>
               <w:pStyle w:val="Compact"/>
-              <w:jc w:val="left"/>
             </w:pPr>
             <w:r>
               <w:rPr>
@@ -6178,7 +6106,6 @@
           <w:p>
             <w:pPr>
               <w:pStyle w:val="Compact"/>
-              <w:jc w:val="left"/>
             </w:pPr>
             <w:r>
               <w:rPr>
@@ -6193,7 +6120,6 @@
           <w:p>
             <w:pPr>
               <w:pStyle w:val="Compact"/>
-              <w:jc w:val="left"/>
             </w:pPr>
             <w:r>
               <w:t xml:space="preserve">The first path into buf</w:t>
@@ -6205,7 +6131,6 @@
           <w:p>
             <w:pPr>
               <w:pStyle w:val="Compact"/>
-              <w:jc w:val="left"/>
             </w:pPr>
             <w:r>
               <w:rPr>
@@ -6222,7 +6147,6 @@
           <w:p>
             <w:pPr>
               <w:pStyle w:val="Compact"/>
-              <w:jc w:val="left"/>
             </w:pPr>
             <w:r>
               <w:rPr>
@@ -6237,7 +6161,6 @@
           <w:p>
             <w:pPr>
               <w:pStyle w:val="Compact"/>
-              <w:jc w:val="left"/>
             </w:pPr>
             <w:r>
               <w:t xml:space="preserve">After a cut + paste moved the files</w:t>
@@ -6249,7 +6172,6 @@
           <w:p>
             <w:pPr>
               <w:pStyle w:val="Compact"/>
-              <w:jc w:val="left"/>
             </w:pPr>
             <w:r>
               <w:rPr>
@@ -6266,7 +6188,6 @@
           <w:p>
             <w:pPr>
               <w:pStyle w:val="Compact"/>
-              <w:jc w:val="left"/>
             </w:pPr>
             <w:r>
               <w:rPr>
@@ -6281,7 +6202,6 @@
           <w:p>
             <w:pPr>
               <w:pStyle w:val="Compact"/>
-              <w:jc w:val="left"/>
             </w:pPr>
             <w:r>
               <w:t xml:space="preserve">w x h pixels 0x00RRGGBB (a row after the other)</w:t>
@@ -6293,7 +6213,6 @@
           <w:p>
             <w:pPr>
               <w:pStyle w:val="Compact"/>
-              <w:jc w:val="left"/>
             </w:pPr>
             <w:r>
               <w:rPr>
@@ -6310,7 +6229,6 @@
           <w:p>
             <w:pPr>
               <w:pStyle w:val="Compact"/>
-              <w:jc w:val="left"/>
             </w:pPr>
             <w:r>
               <w:rPr>
@@ -6325,7 +6243,6 @@
           <w:p>
             <w:pPr>
               <w:pStyle w:val="Compact"/>
-              <w:jc w:val="left"/>
             </w:pPr>
             <w:r>
               <w:t xml:space="preserve">-&gt; new[] pixels (delete[] them) and the size, or 0</w:t>
@@ -6337,7 +6254,6 @@
           <w:p>
             <w:pPr>
               <w:pStyle w:val="Compact"/>
-              <w:jc w:val="left"/>
             </w:pPr>
             <w:r>
               <w:rPr>
@@ -6354,7 +6270,6 @@
           <w:p>
             <w:pPr>
               <w:pStyle w:val="Compact"/>
-              <w:jc w:val="left"/>
             </w:pPr>
             <w:r>
               <w:rPr>
@@ -6369,7 +6284,6 @@
           <w:p>
             <w:pPr>
               <w:pStyle w:val="Compact"/>
-              <w:jc w:val="left"/>
             </w:pPr>
             <w:r>
               <w:t xml:space="preserve">what the widget is told of an item (one message)</w:t>
@@ -6381,7 +6295,6 @@
           <w:p>
             <w:pPr>
               <w:pStyle w:val="Compact"/>
-              <w:jc w:val="left"/>
             </w:pPr>
             <w:r>
               <w:rPr>
@@ -6398,7 +6311,6 @@
           <w:p>
             <w:pPr>
               <w:pStyle w:val="Compact"/>
-              <w:jc w:val="left"/>
             </w:pPr>
             <w:r>
               <w:rPr>
@@ -6413,7 +6325,6 @@
           <w:p>
             <w:pPr>
               <w:pStyle w:val="Compact"/>
-              <w:jc w:val="left"/>
             </w:pPr>
             <w:r>
               <w:t xml:space="preserve">v stored at p as 4 bytes, the low one first (little endian)</w:t>
@@ -6425,7 +6336,6 @@
           <w:p>
             <w:pPr>
               <w:pStyle w:val="Compact"/>
-              <w:jc w:val="left"/>
             </w:pPr>
             <w:r>
               <w:rPr>
@@ -6442,7 +6352,6 @@
           <w:p>
             <w:pPr>
               <w:pStyle w:val="Compact"/>
-              <w:jc w:val="left"/>
             </w:pPr>
             <w:r>
               <w:rPr>
@@ -6457,7 +6366,6 @@
           <w:p>
             <w:pPr>
               <w:pStyle w:val="Compact"/>
-              <w:jc w:val="left"/>
             </w:pPr>
             <w:r>
               <w:t xml:space="preserve">the 4 bytes at p read as a little-endian number</w:t>
@@ -6469,7 +6377,6 @@
           <w:p>
             <w:pPr>
               <w:pStyle w:val="Compact"/>
-              <w:jc w:val="left"/>
             </w:pPr>
             <w:r>
               <w:rPr>
@@ -6486,7 +6393,6 @@
           <w:p>
             <w:pPr>
               <w:pStyle w:val="Compact"/>
-              <w:jc w:val="left"/>
             </w:pPr>
             <w:r>
               <w:rPr>
@@ -6501,7 +6407,6 @@
           <w:p>
             <w:pPr>
               <w:pStyle w:val="Compact"/>
-              <w:jc w:val="left"/>
             </w:pPr>
             <w:r>
               <w:t xml:space="preserve">the length of the string s (0 for a null pointer)</w:t>
@@ -6513,7 +6418,6 @@
           <w:p>
             <w:pPr>
               <w:pStyle w:val="Compact"/>
-              <w:jc w:val="left"/>
             </w:pPr>
             <w:r>
               <w:rPr>
@@ -6530,7 +6434,6 @@
           <w:p>
             <w:pPr>
               <w:pStyle w:val="Compact"/>
-              <w:jc w:val="left"/>
             </w:pPr>
             <w:r>
               <w:rPr>
@@ -6545,7 +6448,6 @@
           <w:p>
             <w:pPr>
               <w:pStyle w:val="Compact"/>
-              <w:jc w:val="left"/>
             </w:pPr>
             <w:r>
               <w:t xml:space="preserve">1 if the strings a and b are the same (the case counts), else 0</w:t>
@@ -6557,7 +6459,6 @@
           <w:p>
             <w:pPr>
               <w:pStyle w:val="Compact"/>
-              <w:jc w:val="left"/>
             </w:pPr>
             <w:r>
               <w:rPr>
@@ -6574,7 +6475,6 @@
           <w:p>
             <w:pPr>
               <w:pStyle w:val="Compact"/>
-              <w:jc w:val="left"/>
             </w:pPr>
             <w:r>
               <w:rPr>
@@ -6589,7 +6489,6 @@
           <w:p>
             <w:pPr>
               <w:pStyle w:val="Compact"/>
-              <w:jc w:val="left"/>
             </w:pPr>
             <w:r>
               <w:t xml:space="preserve">the size of a container of n representations</w:t>
@@ -6601,7 +6500,6 @@
           <w:p>
             <w:pPr>
               <w:pStyle w:val="Compact"/>
-              <w:jc w:val="left"/>
             </w:pPr>
             <w:r>
               <w:rPr>
@@ -6618,7 +6516,6 @@
           <w:p>
             <w:pPr>
               <w:pStyle w:val="Compact"/>
-              <w:jc w:val="left"/>
             </w:pPr>
             <w:r>
               <w:rPr>
@@ -6633,7 +6530,6 @@
           <w:p>
             <w:pPr>
               <w:pStyle w:val="Compact"/>
-              <w:jc w:val="left"/>
             </w:pPr>
             <w:r>
               <w:t xml:space="preserve">writes it into out (clipc_size bytes)</w:t>
@@ -6645,7 +6541,6 @@
           <w:p>
             <w:pPr>
               <w:pStyle w:val="Compact"/>
-              <w:jc w:val="left"/>
             </w:pPr>
             <w:r>
               <w:rPr>
@@ -6662,7 +6557,6 @@
           <w:p>
             <w:pPr>
               <w:pStyle w:val="Compact"/>
-              <w:jc w:val="left"/>
             </w:pPr>
             <w:r>
               <w:rPr>
@@ -6677,7 +6571,6 @@
           <w:p>
             <w:pPr>
               <w:pStyle w:val="Compact"/>
-              <w:jc w:val="left"/>
             </w:pPr>
             <w:r>
               <w:t xml:space="preserve">representation i of a container (0..count-1)</w:t>
@@ -6689,7 +6582,6 @@
           <w:p>
             <w:pPr>
               <w:pStyle w:val="Compact"/>
-              <w:jc w:val="left"/>
             </w:pPr>
             <w:r>
               <w:rPr>
@@ -6706,7 +6598,6 @@
           <w:p>
             <w:pPr>
               <w:pStyle w:val="Compact"/>
-              <w:jc w:val="left"/>
             </w:pPr>
             <w:r>
               <w:rPr>
@@ -6721,7 +6612,6 @@
           <w:p>
             <w:pPr>
               <w:pStyle w:val="Compact"/>
-              <w:jc w:val="left"/>
             </w:pPr>
             <w:r>
               <w:t xml:space="preserve">representation i of a container (0..count-1)</w:t>
@@ -6733,7 +6623,6 @@
           <w:p>
             <w:pPr>
               <w:pStyle w:val="Compact"/>
-              <w:jc w:val="left"/>
             </w:pPr>
             <w:r>
               <w:rPr>
@@ -6750,7 +6639,6 @@
           <w:p>
             <w:pPr>
               <w:pStyle w:val="Compact"/>
-              <w:jc w:val="left"/>
             </w:pPr>
             <w:r>
               <w:rPr>
@@ -6765,7 +6653,6 @@
           <w:p>
             <w:pPr>
               <w:pStyle w:val="Compact"/>
-              <w:jc w:val="left"/>
             </w:pPr>
             <w:r>
               <w:t xml:space="preserve">make the trash's folders (TRASH_DIR, TRASH_FILES, TRASH_INFO) if they are not there</w:t>
@@ -6777,7 +6664,6 @@
           <w:p>
             <w:pPr>
               <w:pStyle w:val="Compact"/>
-              <w:jc w:val="left"/>
             </w:pPr>
             <w:r>
               <w:rPr>
@@ -6794,7 +6680,6 @@
           <w:p>
             <w:pPr>
               <w:pStyle w:val="Compact"/>
-              <w:jc w:val="left"/>
             </w:pPr>
             <w:r>
               <w:rPr>
@@ -6809,7 +6694,6 @@
           <w:p>
             <w:pPr>
               <w:pStyle w:val="Compact"/>
-              <w:jc w:val="left"/>
             </w:pPr>
             <w:r>
               <w:t xml:space="preserve">Move</w:t>
@@ -6836,7 +6720,6 @@
           <w:p>
             <w:pPr>
               <w:pStyle w:val="Compact"/>
-              <w:jc w:val="left"/>
             </w:pPr>
             <w:r>
               <w:rPr>
@@ -6853,7 +6736,6 @@
           <w:p>
             <w:pPr>
               <w:pStyle w:val="Compact"/>
-              <w:jc w:val="left"/>
             </w:pPr>
             <w:r>
               <w:rPr>
@@ -6868,7 +6750,6 @@
           <w:p>
             <w:pPr>
               <w:pStyle w:val="Compact"/>
-              <w:jc w:val="left"/>
             </w:pPr>
             <w:r>
               <w:t xml:space="preserve">Original path of trashed item</w:t>
@@ -6895,7 +6776,6 @@
           <w:p>
             <w:pPr>
               <w:pStyle w:val="Compact"/>
-              <w:jc w:val="left"/>
             </w:pPr>
             <w:r>
               <w:rPr>
@@ -6912,7 +6792,6 @@
           <w:p>
             <w:pPr>
               <w:pStyle w:val="Compact"/>
-              <w:jc w:val="left"/>
             </w:pPr>
             <w:r>
               <w:rPr>
@@ -6927,7 +6806,6 @@
           <w:p>
             <w:pPr>
               <w:pStyle w:val="Compact"/>
-              <w:jc w:val="left"/>
             </w:pPr>
             <w:r>
               <w:t xml:space="preserve">Restore trashed item</w:t>
@@ -6954,7 +6832,6 @@
           <w:p>
             <w:pPr>
               <w:pStyle w:val="Compact"/>
-              <w:jc w:val="left"/>
             </w:pPr>
             <w:r>
               <w:rPr>
@@ -6971,7 +6848,6 @@
           <w:p>
             <w:pPr>
               <w:pStyle w:val="Compact"/>
-              <w:jc w:val="left"/>
             </w:pPr>
             <w:r>
               <w:rPr>
@@ -6986,7 +6862,6 @@
           <w:p>
             <w:pPr>
               <w:pStyle w:val="Compact"/>
-              <w:jc w:val="left"/>
             </w:pPr>
             <w:r>
               <w:t xml:space="preserve">Delete trashed item</w:t>
@@ -7013,7 +6888,6 @@
           <w:p>
             <w:pPr>
               <w:pStyle w:val="Compact"/>
-              <w:jc w:val="left"/>
             </w:pPr>
             <w:r>
               <w:rPr>
@@ -7030,7 +6904,6 @@
           <w:p>
             <w:pPr>
               <w:pStyle w:val="Compact"/>
-              <w:jc w:val="left"/>
             </w:pPr>
             <w:r>
               <w:rPr>
@@ -7045,7 +6918,6 @@
           <w:p>
             <w:pPr>
               <w:pStyle w:val="Compact"/>
-              <w:jc w:val="left"/>
             </w:pPr>
             <w:r>
               <w:t xml:space="preserve">Number of items in the trash.</w:t>
@@ -7057,7 +6929,6 @@
           <w:p>
             <w:pPr>
               <w:pStyle w:val="Compact"/>
-              <w:jc w:val="left"/>
             </w:pPr>
             <w:r>
               <w:rPr>
@@ -7074,7 +6945,6 @@
           <w:p>
             <w:pPr>
               <w:pStyle w:val="Compact"/>
-              <w:jc w:val="left"/>
             </w:pPr>
             <w:r>
               <w:rPr>
@@ -7089,7 +6959,6 @@
           <w:p>
             <w:pPr>
               <w:pStyle w:val="Compact"/>
-              <w:jc w:val="left"/>
             </w:pPr>
             <w:r>
               <w:t xml:space="preserve">Empty the trash (everything in files/ and info/).</w:t>
@@ -7101,7 +6970,6 @@
           <w:p>
             <w:pPr>
               <w:pStyle w:val="Compact"/>
-              <w:jc w:val="left"/>
             </w:pPr>
             <w:r>
               <w:rPr>
@@ -7118,7 +6986,6 @@
           <w:p>
             <w:pPr>
               <w:pStyle w:val="Compact"/>
-              <w:jc w:val="left"/>
             </w:pPr>
             <w:r>
               <w:rPr>
@@ -7133,7 +7000,6 @@
           <w:p>
             <w:pPr>
               <w:pStyle w:val="Compact"/>
-              <w:jc w:val="left"/>
             </w:pPr>
             <w:r>
               <w:t xml:space="preserve">Extension of path (after the last '.' of its basename), or "" if none.</w:t>
@@ -7145,7 +7011,6 @@
           <w:p>
             <w:pPr>
               <w:pStyle w:val="Compact"/>
-              <w:jc w:val="left"/>
             </w:pPr>
             <w:r>
               <w:rPr>
@@ -7162,7 +7027,6 @@
           <w:p>
             <w:pPr>
               <w:pStyle w:val="Compact"/>
-              <w:jc w:val="left"/>
             </w:pPr>
             <w:r>
               <w:rPr>
@@ -7177,7 +7041,6 @@
           <w:p>
             <w:pPr>
               <w:pStyle w:val="Compact"/>
-              <w:jc w:val="left"/>
             </w:pPr>
             <w:r>
               <w:t xml:space="preserve">Extension of path (after the last '.' of its basename), or "" if none.</w:t>
@@ -7189,7 +7052,6 @@
           <w:p>
             <w:pPr>
               <w:pStyle w:val="Compact"/>
-              <w:jc w:val="left"/>
             </w:pPr>
             <w:r>
               <w:rPr>
@@ -7206,7 +7068,6 @@
           <w:p>
             <w:pPr>
               <w:pStyle w:val="Compact"/>
-              <w:jc w:val="left"/>
             </w:pPr>
             <w:r>
               <w:rPr>
@@ -7221,7 +7082,6 @@
           <w:p>
             <w:pPr>
               <w:pStyle w:val="Compact"/>
-              <w:jc w:val="left"/>
             </w:pPr>
             <w:r>
               <w:t xml:space="preserve">Extension of path (after the last '.' of its basename), or "" if none.</w:t>
@@ -7233,7 +7093,6 @@
           <w:p>
             <w:pPr>
               <w:pStyle w:val="Compact"/>
-              <w:jc w:val="left"/>
             </w:pPr>
             <w:r>
               <w:rPr>
@@ -7250,7 +7109,6 @@
           <w:p>
             <w:pPr>
               <w:pStyle w:val="Compact"/>
-              <w:jc w:val="left"/>
             </w:pPr>
             <w:r>
               <w:rPr>
@@ -7265,7 +7123,6 @@
           <w:p>
             <w:pPr>
               <w:pStyle w:val="Compact"/>
-              <w:jc w:val="left"/>
             </w:pPr>
             <w:r>
               <w:t xml:space="preserve">Extension of path (after the last '.' of its basename), or "" if none.</w:t>
@@ -7277,7 +7134,6 @@
           <w:p>
             <w:pPr>
               <w:pStyle w:val="Compact"/>
-              <w:jc w:val="left"/>
             </w:pPr>
             <w:r>
               <w:rPr>
@@ -7294,7 +7150,6 @@
           <w:p>
             <w:pPr>
               <w:pStyle w:val="Compact"/>
-              <w:jc w:val="left"/>
             </w:pPr>
             <w:r>
               <w:rPr>
@@ -7309,7 +7164,6 @@
           <w:p>
             <w:pPr>
               <w:pStyle w:val="Compact"/>
-              <w:jc w:val="left"/>
             </w:pPr>
             <w:r>
               <w:t xml:space="preserve">An output's word in sound.ini (KAPI_SND_OUT_*).</w:t>
@@ -7321,7 +7175,6 @@
           <w:p>
             <w:pPr>
               <w:pStyle w:val="Compact"/>
-              <w:jc w:val="left"/>
             </w:pPr>
             <w:r>
               <w:rPr>
@@ -7338,7 +7191,6 @@
           <w:p>
             <w:pPr>
               <w:pStyle w:val="Compact"/>
-              <w:jc w:val="left"/>
             </w:pPr>
             <w:r>
               <w:rPr>
@@ -7353,7 +7205,6 @@
           <w:p>
             <w:pPr>
               <w:pStyle w:val="Compact"/>
-              <w:jc w:val="left"/>
             </w:pPr>
             <w:r>
               <w:t xml:space="preserve">An output's word in sound.ini (KAPI_SND_OUT_*).</w:t>
@@ -7365,7 +7216,6 @@
           <w:p>
             <w:pPr>
               <w:pStyle w:val="Compact"/>
-              <w:jc w:val="left"/>
             </w:pPr>
             <w:r>
               <w:rPr>
@@ -7382,7 +7232,6 @@
           <w:p>
             <w:pPr>
               <w:pStyle w:val="Compact"/>
-              <w:jc w:val="left"/>
             </w:pPr>
             <w:r>
               <w:rPr>
@@ -7397,7 +7246,6 @@
           <w:p>
             <w:pPr>
               <w:pStyle w:val="Compact"/>
-              <w:jc w:val="left"/>
             </w:pPr>
             <w:r>
               <w:t xml:space="preserve">The output chosen (KAPI_SND_OUT_*)</w:t>
@@ -7409,7 +7257,6 @@
           <w:p>
             <w:pPr>
               <w:pStyle w:val="Compact"/>
-              <w:jc w:val="left"/>
             </w:pPr>
             <w:r>
               <w:rPr>
@@ -7426,7 +7273,6 @@
           <w:p>
             <w:pPr>
               <w:pStyle w:val="Compact"/>
-              <w:jc w:val="left"/>
             </w:pPr>
             <w:r>
               <w:rPr>
@@ -7441,7 +7287,6 @@
           <w:p>
             <w:pPr>
               <w:pStyle w:val="Compact"/>
-              <w:jc w:val="left"/>
             </w:pPr>
             <w:r>
               <w:t xml:space="preserve">The channel's volume and mute set now (-1</w:t>
@@ -7453,7 +7298,6 @@
           <w:p>
             <w:pPr>
               <w:pStyle w:val="Compact"/>
-              <w:jc w:val="left"/>
             </w:pPr>
             <w:r>
               <w:rPr>
@@ -7470,7 +7314,6 @@
           <w:p>
             <w:pPr>
               <w:pStyle w:val="Compact"/>
-              <w:jc w:val="left"/>
             </w:pPr>
             <w:r>
               <w:rPr>
@@ -7485,7 +7328,6 @@
           <w:p>
             <w:pPr>
               <w:pStyle w:val="Compact"/>
-              <w:jc w:val="left"/>
             </w:pPr>
             <w:r>
               <w:t xml:space="preserve">the saved volume -&gt; the kernel (no file</w:t>
@@ -7497,7 +7339,6 @@
           <w:p>
             <w:pPr>
               <w:pStyle w:val="Compact"/>
-              <w:jc w:val="left"/>
             </w:pPr>
             <w:r>
               <w:rPr>
@@ -7514,7 +7355,6 @@
           <w:p>
             <w:pPr>
               <w:pStyle w:val="Compact"/>
-              <w:jc w:val="left"/>
             </w:pPr>
             <w:r>
               <w:rPr>
@@ -7529,7 +7369,6 @@
           <w:p>
             <w:pPr>
               <w:pStyle w:val="Compact"/>
-              <w:jc w:val="left"/>
             </w:pPr>
             <w:r>
               <w:t xml:space="preserve">(a type)</w:t>
@@ -7541,7 +7380,6 @@
           <w:p>
             <w:pPr>
               <w:pStyle w:val="Compact"/>
-              <w:jc w:val="left"/>
             </w:pPr>
             <w:r>
               <w:rPr>
@@ -7558,7 +7396,6 @@
           <w:p>
             <w:pPr>
               <w:pStyle w:val="Compact"/>
-              <w:jc w:val="left"/>
             </w:pPr>
             <w:r>
               <w:rPr>
@@ -7573,7 +7410,6 @@
           <w:p>
             <w:pPr>
               <w:pStyle w:val="Compact"/>
-              <w:jc w:val="left"/>
             </w:pPr>
             <w:r>
               <w:t xml:space="preserve">the wallpaper without a file: voronoi, 28 points, the blues 0x4878B0 and 0x1C2C48, the pattern waves.png</w:t>
@@ -7585,7 +7421,6 @@
           <w:p>
             <w:pPr>
               <w:pStyle w:val="Compact"/>
-              <w:jc w:val="left"/>
             </w:pPr>
             <w:r>
               <w:rPr>
@@ -7602,7 +7437,6 @@
           <w:p>
             <w:pPr>
               <w:pStyle w:val="Compact"/>
-              <w:jc w:val="left"/>
             </w:pPr>
             <w:r>
               <w:rPr>
@@ -7617,7 +7451,6 @@
           <w:p>
             <w:pPr>
               <w:pStyle w:val="Compact"/>
-              <w:jc w:val="left"/>
             </w:pPr>
             <w:r>
               <w:t xml:space="preserve">true if a and b are the same string, the case of A..Z ignored</w:t>
@@ -7629,7 +7462,6 @@
           <w:p>
             <w:pPr>
               <w:pStyle w:val="Compact"/>
-              <w:jc w:val="left"/>
             </w:pPr>
             <w:r>
               <w:rPr>
@@ -7646,7 +7478,6 @@
           <w:p>
             <w:pPr>
               <w:pStyle w:val="Compact"/>
-              <w:jc w:val="left"/>
             </w:pPr>
             <w:r>
               <w:rPr>
@@ -7661,7 +7492,6 @@
           <w:p>
             <w:pPr>
               <w:pStyle w:val="Compact"/>
-              <w:jc w:val="left"/>
             </w:pPr>
             <w:r>
               <w:t xml:space="preserve">a colour in hexadecimal ("0xRRGGBB", "#RRGGBB", "RRGGBB") -&gt; 0x00RRGGBB; def if v has no hex digit</w:t>
@@ -7673,7 +7503,6 @@
           <w:p>
             <w:pPr>
               <w:pStyle w:val="Compact"/>
-              <w:jc w:val="left"/>
             </w:pPr>
             <w:r>
               <w:rPr>
@@ -7690,7 +7519,6 @@
           <w:p>
             <w:pPr>
               <w:pStyle w:val="Compact"/>
-              <w:jc w:val="left"/>
             </w:pPr>
             <w:r>
               <w:rPr>
@@ -7705,7 +7533,6 @@
           <w:p>
             <w:pPr>
               <w:pStyle w:val="Compact"/>
-              <w:jc w:val="left"/>
             </w:pPr>
             <w:r>
               <w:t xml:space="preserve">"key = value" lines of a file</w:t>
@@ -7717,7 +7544,6 @@
           <w:p>
             <w:pPr>
               <w:pStyle w:val="Compact"/>
-              <w:jc w:val="left"/>
             </w:pPr>
             <w:r>
               <w:rPr>
@@ -7734,7 +7560,6 @@
           <w:p>
             <w:pPr>
               <w:pStyle w:val="Compact"/>
-              <w:jc w:val="left"/>
             </w:pPr>
             <w:r>
               <w:rPr>
@@ -7749,7 +7574,6 @@
           <w:p>
             <w:pPr>
               <w:pStyle w:val="Compact"/>
-              <w:jc w:val="left"/>
             </w:pPr>
             <w:r>
               <w:t xml:space="preserve">"key = value" lines of a file</w:t>
@@ -7761,7 +7585,6 @@
           <w:p>
             <w:pPr>
               <w:pStyle w:val="Compact"/>
-              <w:jc w:val="left"/>
             </w:pPr>
             <w:r>
               <w:rPr>
@@ -7778,7 +7601,6 @@
           <w:p>
             <w:pPr>
               <w:pStyle w:val="Compact"/>
-              <w:jc w:val="left"/>
             </w:pPr>
             <w:r>
               <w:rPr>
@@ -7793,7 +7615,6 @@
           <w:p>
             <w:pPr>
               <w:pStyle w:val="Compact"/>
-              <w:jc w:val="left"/>
             </w:pPr>
             <w:r>
               <w:t xml:space="preserve">"key = value" lines of a file</w:t>
@@ -7805,7 +7626,6 @@
           <w:p>
             <w:pPr>
               <w:pStyle w:val="Compact"/>
-              <w:jc w:val="left"/>
             </w:pPr>
             <w:r>
               <w:rPr>
@@ -7822,7 +7642,6 @@
           <w:p>
             <w:pPr>
               <w:pStyle w:val="Compact"/>
-              <w:jc w:val="left"/>
             </w:pPr>
             <w:r>
               <w:rPr>
@@ -7837,7 +7656,6 @@
           <w:p>
             <w:pPr>
               <w:pStyle w:val="Compact"/>
-              <w:jc w:val="left"/>
             </w:pPr>
             <w:r>
               <w:t xml:space="preserve">"key = value" lines of a file</w:t>
@@ -7849,7 +7667,6 @@
           <w:p>
             <w:pPr>
               <w:pStyle w:val="Compact"/>
-              <w:jc w:val="left"/>
             </w:pPr>
             <w:r>
               <w:rPr>
@@ -7866,7 +7683,6 @@
           <w:p>
             <w:pPr>
               <w:pStyle w:val="Compact"/>
-              <w:jc w:val="left"/>
             </w:pPr>
             <w:r>
               <w:rPr>
@@ -7881,7 +7697,6 @@
           <w:p>
             <w:pPr>
               <w:pStyle w:val="Compact"/>
-              <w:jc w:val="left"/>
             </w:pPr>
             <w:r>
               <w:t xml:space="preserve">"key = value" lines of a file</w:t>
@@ -7893,7 +7708,6 @@
           <w:p>
             <w:pPr>
               <w:pStyle w:val="Compact"/>
-              <w:jc w:val="left"/>
             </w:pPr>
             <w:r>
               <w:rPr>
@@ -7910,7 +7724,6 @@
           <w:p>
             <w:pPr>
               <w:pStyle w:val="Compact"/>
-              <w:jc w:val="left"/>
             </w:pPr>
             <w:r>
               <w:rPr>
@@ -7925,7 +7738,6 @@
           <w:p>
             <w:pPr>
               <w:pStyle w:val="Compact"/>
-              <w:jc w:val="left"/>
             </w:pPr>
             <w:r>
               <w:t xml:space="preserve">"key = value" lines of a file</w:t>
@@ -7937,7 +7749,6 @@
           <w:p>
             <w:pPr>
               <w:pStyle w:val="Compact"/>
-              <w:jc w:val="left"/>
             </w:pPr>
             <w:r>
               <w:rPr>
@@ -7954,7 +7765,6 @@
           <w:p>
             <w:pPr>
               <w:pStyle w:val="Compact"/>
-              <w:jc w:val="left"/>
             </w:pPr>
             <w:r>
               <w:rPr>
@@ -7969,7 +7779,6 @@
           <w:p>
             <w:pPr>
               <w:pStyle w:val="Compact"/>
-              <w:jc w:val="left"/>
             </w:pPr>
             <w:r>
               <w:t xml:space="preserve">the integer square root of n (rounded down)</w:t>
@@ -7981,7 +7790,6 @@
           <w:p>
             <w:pPr>
               <w:pStyle w:val="Compact"/>
-              <w:jc w:val="left"/>
             </w:pPr>
             <w:r>
               <w:rPr>
@@ -7998,7 +7806,6 @@
           <w:p>
             <w:pPr>
               <w:pStyle w:val="Compact"/>
-              <w:jc w:val="left"/>
             </w:pPr>
             <w:r>
               <w:rPr>
@@ -8013,7 +7820,6 @@
           <w:p>
             <w:pPr>
               <w:pStyle w:val="Compact"/>
-              <w:jc w:val="left"/>
             </w:pPr>
             <w:r>
               <w:t xml:space="preserve">The colour between a and b (0x00RRGGBB), each channel apart -&gt; a for t 0, b for t 255.</w:t>
@@ -8025,7 +7831,6 @@
           <w:p>
             <w:pPr>
               <w:pStyle w:val="Compact"/>
-              <w:jc w:val="left"/>
             </w:pPr>
             <w:r>
               <w:rPr>
@@ -8042,7 +7847,6 @@
           <w:p>
             <w:pPr>
               <w:pStyle w:val="Compact"/>
-              <w:jc w:val="left"/>
             </w:pPr>
             <w:r>
               <w:rPr>
@@ -8057,7 +7861,6 @@
           <w:p>
             <w:pPr>
               <w:pStyle w:val="Compact"/>
-              <w:jc w:val="left"/>
             </w:pPr>
             <w:r>
               <w:t xml:space="preserve">Paint w x h pixels (stride</w:t>
@@ -8069,7 +7872,6 @@
           <w:p>
             <w:pPr>
               <w:pStyle w:val="Compact"/>
-              <w:jc w:val="left"/>
             </w:pPr>
             <w:r>
               <w:rPr>
@@ -8086,7 +7888,6 @@
           <w:p>
             <w:pPr>
               <w:pStyle w:val="Compact"/>
-              <w:jc w:val="left"/>
             </w:pPr>
             <w:r>
               <w:rPr>
@@ -8101,7 +7902,6 @@
           <w:p>
             <w:pPr>
               <w:pStyle w:val="Compact"/>
-              <w:jc w:val="left"/>
             </w:pPr>
             <w:r>
               <w:t xml:space="preserve">the luminance 0..255 of a colour: (77 R + 150 G + 29 B) / 256</w:t>
@@ -8113,7 +7913,6 @@
           <w:p>
             <w:pPr>
               <w:pStyle w:val="Compact"/>
-              <w:jc w:val="left"/>
             </w:pPr>
             <w:r>
               <w:rPr>
@@ -8130,7 +7929,6 @@
           <w:p>
             <w:pPr>
               <w:pStyle w:val="Compact"/>
-              <w:jc w:val="left"/>
             </w:pPr>
             <w:r>
               <w:rPr>
@@ -8145,7 +7943,6 @@
           <w:p>
             <w:pPr>
               <w:pStyle w:val="Compact"/>
-              <w:jc w:val="left"/>
             </w:pPr>
             <w:r>
               <w:t xml:space="preserve">The grey of a picture (0xAARRGGBB, iw x ih</w:t>
@@ -8157,7 +7954,6 @@
           <w:p>
             <w:pPr>
               <w:pStyle w:val="Compact"/>
-              <w:jc w:val="left"/>
             </w:pPr>
             <w:r>
               <w:rPr>
@@ -8174,7 +7970,6 @@
           <w:p>
             <w:pPr>
               <w:pStyle w:val="Compact"/>
-              <w:jc w:val="left"/>
             </w:pPr>
             <w:r>
               <w:rPr>
@@ -8189,7 +7984,6 @@
           <w:p>
             <w:pPr>
               <w:pStyle w:val="Compact"/>
-              <w:jc w:val="left"/>
             </w:pPr>
             <w:r>
               <w:t xml:space="preserve">...</w:t>
@@ -8201,7 +7995,6 @@
           <w:p>
             <w:pPr>
               <w:pStyle w:val="Compact"/>
-              <w:jc w:val="left"/>
             </w:pPr>
             <w:r>
               <w:rPr>
@@ -8218,7 +8011,6 @@
           <w:p>
             <w:pPr>
               <w:pStyle w:val="Compact"/>
-              <w:jc w:val="left"/>
             </w:pPr>
             <w:r>
               <w:rPr>
@@ -8233,7 +8025,6 @@
           <w:p>
             <w:pPr>
               <w:pStyle w:val="Compact"/>
-              <w:jc w:val="left"/>
             </w:pPr>
             <w:r>
               <w:t xml:space="preserve">The colours multiplied by the grey (w x h)</w:t>
@@ -8245,7 +8036,6 @@
           <w:p>
             <w:pPr>
               <w:pStyle w:val="Compact"/>
-              <w:jc w:val="left"/>
             </w:pPr>
             <w:r>
               <w:rPr>
@@ -8262,7 +8052,6 @@
           <w:p>
             <w:pPr>
               <w:pStyle w:val="Compact"/>
-              <w:jc w:val="left"/>
             </w:pPr>
             <w:r>
               <w:rPr>
@@ -8277,7 +8066,6 @@
           <w:p>
             <w:pPr>
               <w:pStyle w:val="Compact"/>
-              <w:jc w:val="left"/>
             </w:pPr>
             <w:r>
               <w:t xml:space="preserve">(a type)</w:t>
@@ -8289,7 +8077,6 @@
           <w:p>
             <w:pPr>
               <w:pStyle w:val="Compact"/>
-              <w:jc w:val="left"/>
             </w:pPr>
             <w:r>
               <w:rPr>
@@ -8306,7 +8093,6 @@
           <w:p>
             <w:pPr>
               <w:pStyle w:val="Compact"/>
-              <w:jc w:val="left"/>
             </w:pPr>
             <w:r>
               <w:rPr>
@@ -8321,7 +8107,6 @@
           <w:p>
             <w:pPr>
               <w:pStyle w:val="Compact"/>
-              <w:jc w:val="left"/>
             </w:pPr>
             <w:r>
               <w:t xml:space="preserve">s (0: "") copied into d, cut at cap - 1 characters, NUL-terminated</w:t>
@@ -8333,7 +8118,6 @@
           <w:p>
             <w:pPr>
               <w:pStyle w:val="Compact"/>
-              <w:jc w:val="left"/>
             </w:pPr>
             <w:r>
               <w:rPr>
@@ -8350,7 +8134,6 @@
           <w:p>
             <w:pPr>
               <w:pStyle w:val="Compact"/>
-              <w:jc w:val="left"/>
             </w:pPr>
             <w:r>
               <w:rPr>
@@ -8365,7 +8148,6 @@
           <w:p>
             <w:pPr>
               <w:pStyle w:val="Compact"/>
-              <w:jc w:val="left"/>
             </w:pPr>
             <w:r>
               <w:t xml:space="preserve">the dock without a file: 6 drawers (Productivity .. Demos), the terminal and fileviewer launchers, desks "1" .. "4"</w:t>
@@ -8377,7 +8159,6 @@
           <w:p>
             <w:pPr>
               <w:pStyle w:val="Compact"/>
-              <w:jc w:val="left"/>
             </w:pPr>
             <w:r>
               <w:rPr>
@@ -8394,7 +8175,6 @@
           <w:p>
             <w:pPr>
               <w:pStyle w:val="Compact"/>
-              <w:jc w:val="left"/>
             </w:pPr>
             <w:r>
               <w:rPr>
@@ -8409,7 +8189,6 @@
           <w:p>
             <w:pPr>
               <w:pStyle w:val="Compact"/>
-              <w:jc w:val="left"/>
             </w:pPr>
             <w:r>
               <w:t xml:space="preserve">A value's two parts</w:t>
@@ -8421,7 +8200,6 @@
           <w:p>
             <w:pPr>
               <w:pStyle w:val="Compact"/>
-              <w:jc w:val="left"/>
             </w:pPr>
             <w:r>
               <w:rPr>
@@ -8438,7 +8216,6 @@
           <w:p>
             <w:pPr>
               <w:pStyle w:val="Compact"/>
-              <w:jc w:val="left"/>
             </w:pPr>
             <w:r>
               <w:rPr>
@@ -8453,7 +8230,6 @@
           <w:p>
             <w:pPr>
               <w:pStyle w:val="Compact"/>
-              <w:jc w:val="left"/>
             </w:pPr>
             <w:r>
               <w:t xml:space="preserve">-&gt; false</w:t>
@@ -8465,7 +8241,6 @@
           <w:p>
             <w:pPr>
               <w:pStyle w:val="Compact"/>
-              <w:jc w:val="left"/>
             </w:pPr>
             <w:r>
               <w:rPr>
@@ -8482,7 +8257,6 @@
           <w:p>
             <w:pPr>
               <w:pStyle w:val="Compact"/>
-              <w:jc w:val="left"/>
             </w:pPr>
             <w:r>
               <w:rPr>
@@ -8497,7 +8271,6 @@
           <w:p>
             <w:pPr>
               <w:pStyle w:val="Compact"/>
-              <w:jc w:val="left"/>
             </w:pPr>
             <w:r>
               <w:t xml:space="preserve">-&gt; false</w:t>
@@ -8509,7 +8282,6 @@
           <w:p>
             <w:pPr>
               <w:pStyle w:val="Compact"/>
-              <w:jc w:val="left"/>
             </w:pPr>
             <w:r>
               <w:rPr>
@@ -8526,7 +8298,6 @@
           <w:p>
             <w:pPr>
               <w:pStyle w:val="Compact"/>
-              <w:jc w:val="left"/>
             </w:pPr>
             <w:r>
               <w:rPr>
@@ -8541,7 +8312,6 @@
           <w:p>
             <w:pPr>
               <w:pStyle w:val="Compact"/>
-              <w:jc w:val="left"/>
             </w:pPr>
             <w:r>
               <w:t xml:space="preserve">-&gt; false</w:t>
@@ -8553,7 +8323,6 @@
           <w:p>
             <w:pPr>
               <w:pStyle w:val="Compact"/>
-              <w:jc w:val="left"/>
             </w:pPr>
             <w:r>
               <w:rPr>
@@ -8570,7 +8339,6 @@
           <w:p>
             <w:pPr>
               <w:pStyle w:val="Compact"/>
-              <w:jc w:val="left"/>
             </w:pPr>
             <w:r>
               <w:rPr>
@@ -8585,7 +8353,6 @@
           <w:p>
             <w:pPr>
               <w:pStyle w:val="Compact"/>
-              <w:jc w:val="left"/>
             </w:pPr>
             <w:r>
               <w:t xml:space="preserve">The dock takes its settings (and the theme) again</w:t>
@@ -8597,7 +8364,6 @@
           <w:p>
             <w:pPr>
               <w:pStyle w:val="Compact"/>
-              <w:jc w:val="left"/>
             </w:pPr>
             <w:r>
               <w:rPr>
@@ -8614,7 +8380,6 @@
           <w:p>
             <w:pPr>
               <w:pStyle w:val="Compact"/>
-              <w:jc w:val="left"/>
             </w:pPr>
             <w:r>
               <w:rPr>
@@ -8629,7 +8394,6 @@
           <w:p>
             <w:pPr>
               <w:pStyle w:val="Compact"/>
-              <w:jc w:val="left"/>
             </w:pPr>
             <w:r>
               <w:t xml:space="preserve">The dock takes its settings (and the theme) again</w:t>
@@ -8641,7 +8405,6 @@
           <w:p>
             <w:pPr>
               <w:pStyle w:val="Compact"/>
-              <w:jc w:val="left"/>
             </w:pPr>
             <w:r>
               <w:rPr>
@@ -8658,7 +8421,6 @@
           <w:p>
             <w:pPr>
               <w:pStyle w:val="Compact"/>
-              <w:jc w:val="left"/>
             </w:pPr>
             <w:r>
               <w:rPr>
@@ -8673,7 +8435,6 @@
           <w:p>
             <w:pPr>
               <w:pStyle w:val="Compact"/>
-              <w:jc w:val="left"/>
             </w:pPr>
             <w:r>
               <w:t xml:space="preserve">(a type)</w:t>
@@ -8685,7 +8446,6 @@
           <w:p>
             <w:pPr>
               <w:pStyle w:val="Compact"/>
-              <w:jc w:val="left"/>
             </w:pPr>
             <w:r>
               <w:rPr>
@@ -8702,7 +8462,6 @@
           <w:p>
             <w:pPr>
               <w:pStyle w:val="Compact"/>
-              <w:jc w:val="left"/>
             </w:pPr>
             <w:r>
               <w:rPr>
@@ -8717,7 +8476,6 @@
           <w:p>
             <w:pPr>
               <w:pStyle w:val="Compact"/>
-              <w:jc w:val="left"/>
             </w:pPr>
             <w:r>
               <w:t xml:space="preserve">(a type)</w:t>
@@ -8729,7 +8487,6 @@
           <w:p>
             <w:pPr>
               <w:pStyle w:val="Compact"/>
-              <w:jc w:val="left"/>
             </w:pPr>
             <w:r>
               <w:rPr>
@@ -8746,7 +8503,6 @@
           <w:p>
             <w:pPr>
               <w:pStyle w:val="Compact"/>
-              <w:jc w:val="left"/>
             </w:pPr>
             <w:r>
               <w:rPr>
@@ -8761,7 +8517,6 @@
           <w:p>
             <w:pPr>
               <w:pStyle w:val="Compact"/>
-              <w:jc w:val="left"/>
             </w:pPr>
             <w:r>
               <w:t xml:space="preserve">The categories that may have a drawer</w:t>
@@ -8773,7 +8528,6 @@
           <w:p>
             <w:pPr>
               <w:pStyle w:val="Compact"/>
-              <w:jc w:val="left"/>
             </w:pPr>
             <w:r>
               <w:rPr>
@@ -8790,7 +8544,6 @@
           <w:p>
             <w:pPr>
               <w:pStyle w:val="Compact"/>
-              <w:jc w:val="left"/>
             </w:pPr>
             <w:r>
               <w:rPr>
@@ -8805,7 +8558,6 @@
           <w:p>
             <w:pPr>
               <w:pStyle w:val="Compact"/>
-              <w:jc w:val="left"/>
             </w:pPr>
             <w:r>
               <w:t xml:space="preserve">dock.ini (or the defaults) merged with the card's apps</w:t>
@@ -8817,7 +8569,6 @@
           <w:p>
             <w:pPr>
               <w:pStyle w:val="Compact"/>
-              <w:jc w:val="left"/>
             </w:pPr>
             <w:r>
               <w:rPr>
@@ -8834,7 +8585,6 @@
           <w:p>
             <w:pPr>
               <w:pStyle w:val="Compact"/>
-              <w:jc w:val="left"/>
             </w:pPr>
             <w:r>
               <w:rPr>
@@ -8849,7 +8599,6 @@
           <w:p>
             <w:pPr>
               <w:pStyle w:val="Compact"/>
-              <w:jc w:val="left"/>
             </w:pPr>
             <w:r>
               <w:t xml:space="preserve">dock.ini written</w:t>
@@ -8861,7 +8610,6 @@
           <w:p>
             <w:pPr>
               <w:pStyle w:val="Compact"/>
-              <w:jc w:val="left"/>
             </w:pPr>
             <w:r>
               <w:rPr>
@@ -8878,7 +8626,6 @@
           <w:p>
             <w:pPr>
               <w:pStyle w:val="Compact"/>
-              <w:jc w:val="left"/>
             </w:pPr>
             <w:r>
               <w:rPr>
@@ -8893,7 +8640,6 @@
           <w:p>
             <w:pPr>
               <w:pStyle w:val="Compact"/>
-              <w:jc w:val="left"/>
             </w:pPr>
             <w:r>
               <w:t xml:space="preserve">(a type)</w:t>
@@ -8905,7 +8651,6 @@
           <w:p>
             <w:pPr>
               <w:pStyle w:val="Compact"/>
-              <w:jc w:val="left"/>
             </w:pPr>
             <w:r>
               <w:rPr>
@@ -8922,7 +8667,6 @@
           <w:p>
             <w:pPr>
               <w:pStyle w:val="Compact"/>
-              <w:jc w:val="left"/>
             </w:pPr>
             <w:r>
               <w:rPr>
@@ -8937,7 +8681,6 @@
           <w:p>
             <w:pPr>
               <w:pStyle w:val="Compact"/>
-              <w:jc w:val="left"/>
             </w:pPr>
             <w:r>
               <w:t xml:space="preserve">-&gt; how many programs the file lists (0</w:t>
@@ -8949,7 +8692,6 @@
           <w:p>
             <w:pPr>
               <w:pStyle w:val="Compact"/>
-              <w:jc w:val="left"/>
             </w:pPr>
             <w:r>
               <w:rPr>
@@ -8966,7 +8708,6 @@
           <w:p>
             <w:pPr>
               <w:pStyle w:val="Compact"/>
-              <w:jc w:val="left"/>
             </w:pPr>
             <w:r>
               <w:rPr>
@@ -8981,7 +8722,6 @@
           <w:p>
             <w:pPr>
               <w:pStyle w:val="Compact"/>
-              <w:jc w:val="left"/>
             </w:pPr>
             <w:r>
               <w:t xml:space="preserve">-&gt; 1 written, 0 not</w:t>
@@ -8993,7 +8733,6 @@
           <w:p>
             <w:pPr>
               <w:pStyle w:val="Compact"/>
-              <w:jc w:val="left"/>
             </w:pPr>
             <w:r>
               <w:rPr>
@@ -9010,7 +8749,6 @@
           <w:p>
             <w:pPr>
               <w:pStyle w:val="Compact"/>
-              <w:jc w:val="left"/>
             </w:pPr>
             <w:r>
               <w:rPr>
@@ -9025,7 +8763,6 @@
           <w:p>
             <w:pPr>
               <w:pStyle w:val="Compact"/>
-              <w:jc w:val="left"/>
             </w:pPr>
             <w:r>
               <w:t xml:space="preserve">Is</w:t>
@@ -9052,7 +8789,6 @@
           <w:p>
             <w:pPr>
               <w:pStyle w:val="Compact"/>
-              <w:jc w:val="left"/>
             </w:pPr>
             <w:r>
               <w:rPr>
@@ -9069,7 +8805,6 @@
           <w:p>
             <w:pPr>
               <w:pStyle w:val="Compact"/>
-              <w:jc w:val="left"/>
             </w:pPr>
             <w:r>
               <w:rPr>
@@ -9084,7 +8819,6 @@
           <w:p>
             <w:pPr>
               <w:pStyle w:val="Compact"/>
-              <w:jc w:val="left"/>
             </w:pPr>
             <w:r>
               <w:t xml:space="preserve">Make sure</w:t>
@@ -9111,7 +8845,6 @@
           <w:p>
             <w:pPr>
               <w:pStyle w:val="Compact"/>
-              <w:jc w:val="left"/>
             </w:pPr>
             <w:r>
               <w:rPr>
@@ -9128,7 +8861,6 @@
           <w:p>
             <w:pPr>
               <w:pStyle w:val="Compact"/>
-              <w:jc w:val="left"/>
             </w:pPr>
             <w:r>
               <w:rPr>
@@ -9143,7 +8875,6 @@
           <w:p>
             <w:pPr>
               <w:pStyle w:val="Compact"/>
-              <w:jc w:val="left"/>
             </w:pPr>
             <w:r>
               <w:t xml:space="preserve">system.ini's "key=value"</w:t>
@@ -9155,7 +8886,6 @@
           <w:p>
             <w:pPr>
               <w:pStyle w:val="Compact"/>
-              <w:jc w:val="left"/>
             </w:pPr>
             <w:r>
               <w:rPr>
@@ -9172,7 +8902,6 @@
           <w:p>
             <w:pPr>
               <w:pStyle w:val="Compact"/>
-              <w:jc w:val="left"/>
             </w:pPr>
             <w:r>
               <w:rPr>
@@ -9187,7 +8916,6 @@
           <w:p>
             <w:pPr>
               <w:pStyle w:val="Compact"/>
-              <w:jc w:val="left"/>
             </w:pPr>
             <w:r>
               <w:t xml:space="preserve">system.ini's "key=value"</w:t>
@@ -9199,7 +8927,6 @@
           <w:p>
             <w:pPr>
               <w:pStyle w:val="Compact"/>
-              <w:jc w:val="left"/>
             </w:pPr>
             <w:r>
               <w:rPr>
@@ -9216,7 +8943,6 @@
           <w:p>
             <w:pPr>
               <w:pStyle w:val="Compact"/>
-              <w:jc w:val="left"/>
             </w:pPr>
             <w:r>
               <w:rPr>
@@ -9239,7 +8965,6 @@
           <w:p>
             <w:pPr>
               <w:pStyle w:val="Compact"/>
-              <w:jc w:val="left"/>
             </w:pPr>
             <w:r>
               <w:rPr>
@@ -9256,7 +8981,6 @@
           <w:p>
             <w:pPr>
               <w:pStyle w:val="Compact"/>
-              <w:jc w:val="left"/>
             </w:pPr>
             <w:r>
               <w:rPr>
@@ -9271,7 +8995,6 @@
           <w:p>
             <w:pPr>
               <w:pStyle w:val="Compact"/>
-              <w:jc w:val="left"/>
             </w:pPr>
             <w:r>
               <w:t xml:space="preserve">"en", "fr" ("" out of range)</w:t>
@@ -9283,7 +9006,6 @@
           <w:p>
             <w:pPr>
               <w:pStyle w:val="Compact"/>
-              <w:jc w:val="left"/>
             </w:pPr>
             <w:r>
               <w:rPr>
@@ -9300,7 +9022,6 @@
           <w:p>
             <w:pPr>
               <w:pStyle w:val="Compact"/>
-              <w:jc w:val="left"/>
             </w:pPr>
             <w:r>
               <w:rPr>
@@ -9315,7 +9036,6 @@
           <w:p>
             <w:pPr>
               <w:pStyle w:val="Compact"/>
-              <w:jc w:val="left"/>
             </w:pPr>
             <w:r>
               <w:t xml:space="preserve">in the language itself, UTF-8: "English", "Français"</w:t>
@@ -9327,7 +9047,6 @@
           <w:p>
             <w:pPr>
               <w:pStyle w:val="Compact"/>
-              <w:jc w:val="left"/>
             </w:pPr>
             <w:r>
               <w:rPr>
@@ -9344,7 +9063,6 @@
           <w:p>
             <w:pPr>
               <w:pStyle w:val="Compact"/>
-              <w:jc w:val="left"/>
             </w:pPr>
             <w:r>
               <w:rPr>
@@ -9359,7 +9077,6 @@
           <w:p>
             <w:pPr>
               <w:pStyle w:val="Compact"/>
-              <w:jc w:val="left"/>
             </w:pPr>
             <w:r>
               <w:t xml:space="preserve">The system's language</w:t>
@@ -9371,7 +9088,6 @@
           <w:p>
             <w:pPr>
               <w:pStyle w:val="Compact"/>
-              <w:jc w:val="left"/>
             </w:pPr>
             <w:r>
               <w:rPr>
@@ -9388,7 +9104,6 @@
           <w:p>
             <w:pPr>
               <w:pStyle w:val="Compact"/>
-              <w:jc w:val="left"/>
             </w:pPr>
             <w:r>
               <w:rPr>
@@ -9403,7 +9118,6 @@
           <w:p>
             <w:pPr>
               <w:pStyle w:val="Compact"/>
-              <w:jc w:val="left"/>
             </w:pPr>
             <w:r>
               <w:t xml:space="preserve">its place in the list</w:t>
@@ -9415,7 +9129,6 @@
           <w:p>
             <w:pPr>
               <w:pStyle w:val="Compact"/>
-              <w:jc w:val="left"/>
             </w:pPr>
             <w:r>
               <w:rPr>
@@ -9432,7 +9145,6 @@
           <w:p>
             <w:pPr>
               <w:pStyle w:val="Compact"/>
-              <w:jc w:val="left"/>
             </w:pPr>
             <w:r>
               <w:rPr>
@@ -9447,7 +9159,6 @@
           <w:p>
             <w:pPr>
               <w:pStyle w:val="Compact"/>
-              <w:jc w:val="left"/>
             </w:pPr>
             <w:r>
               <w:t xml:space="preserve">kept in system.ini -&gt; 1 written (the programs started next take it)</w:t>
@@ -9459,7 +9170,6 @@
           <w:p>
             <w:pPr>
               <w:pStyle w:val="Compact"/>
-              <w:jc w:val="left"/>
             </w:pPr>
             <w:r>
               <w:rPr>
@@ -9476,7 +9186,6 @@
           <w:p>
             <w:pPr>
               <w:pStyle w:val="Compact"/>
-              <w:jc w:val="left"/>
             </w:pPr>
             <w:r>
               <w:rPr>
@@ -9499,7 +9208,6 @@
           <w:p>
             <w:pPr>
               <w:pStyle w:val="Compact"/>
-              <w:jc w:val="left"/>
             </w:pPr>
             <w:r>
               <w:rPr>
@@ -9516,7 +9224,6 @@
           <w:p>
             <w:pPr>
               <w:pStyle w:val="Compact"/>
-              <w:jc w:val="left"/>
             </w:pPr>
             <w:r>
               <w:rPr>
@@ -9531,7 +9238,6 @@
           <w:p>
             <w:pPr>
               <w:pStyle w:val="Compact"/>
-              <w:jc w:val="left"/>
             </w:pPr>
             <w:r>
               <w:t xml:space="preserve">"Brussels" ("" out of range)</w:t>
@@ -9543,7 +9249,6 @@
           <w:p>
             <w:pPr>
               <w:pStyle w:val="Compact"/>
-              <w:jc w:val="left"/>
             </w:pPr>
             <w:r>
               <w:rPr>
@@ -9560,7 +9265,6 @@
           <w:p>
             <w:pPr>
               <w:pStyle w:val="Compact"/>
-              <w:jc w:val="left"/>
             </w:pPr>
             <w:r>
               <w:rPr>
@@ -9575,7 +9279,6 @@
           <w:p>
             <w:pPr>
               <w:pStyle w:val="Compact"/>
-              <w:jc w:val="left"/>
             </w:pPr>
             <w:r>
               <w:t xml:space="preserve">1: the zone is on summer time today (by the clock's date)</w:t>
@@ -9587,7 +9290,6 @@
           <w:p>
             <w:pPr>
               <w:pStyle w:val="Compact"/>
-              <w:jc w:val="left"/>
             </w:pPr>
             <w:r>
               <w:rPr>
@@ -9604,7 +9306,6 @@
           <w:p>
             <w:pPr>
               <w:pStyle w:val="Compact"/>
-              <w:jc w:val="left"/>
             </w:pPr>
             <w:r>
               <w:rPr>
@@ -9619,7 +9320,6 @@
           <w:p>
             <w:pPr>
               <w:pStyle w:val="Compact"/>
-              <w:jc w:val="left"/>
             </w:pPr>
             <w:r>
               <w:t xml:space="preserve">minutes from UTC today (the summer time counted)</w:t>
@@ -9631,7 +9331,6 @@
           <w:p>
             <w:pPr>
               <w:pStyle w:val="Compact"/>
-              <w:jc w:val="left"/>
             </w:pPr>
             <w:r>
               <w:rPr>
@@ -9648,7 +9347,6 @@
           <w:p>
             <w:pPr>
               <w:pStyle w:val="Compact"/>
-              <w:jc w:val="left"/>
             </w:pPr>
             <w:r>
               <w:rPr>
@@ -9663,7 +9361,6 @@
           <w:p>
             <w:pPr>
               <w:pStyle w:val="Compact"/>
-              <w:jc w:val="left"/>
             </w:pPr>
             <w:r>
               <w:t xml:space="preserve">"UTC+2", "UTC-3:30", "UTC"</w:t>
@@ -9675,7 +9372,6 @@
           <w:p>
             <w:pPr>
               <w:pStyle w:val="Compact"/>
-              <w:jc w:val="left"/>
             </w:pPr>
             <w:r>
               <w:rPr>
@@ -9692,7 +9388,6 @@
           <w:p>
             <w:pPr>
               <w:pStyle w:val="Compact"/>
-              <w:jc w:val="left"/>
             </w:pPr>
             <w:r>
               <w:rPr>
@@ -9707,7 +9402,6 @@
           <w:p>
             <w:pPr>
               <w:pStyle w:val="Compact"/>
-              <w:jc w:val="left"/>
             </w:pPr>
             <w:r>
               <w:t xml:space="preserve">the one chosen: system.ini's zone=, else the first of its timezone= (-1 none)</w:t>
@@ -9719,7 +9413,6 @@
           <w:p>
             <w:pPr>
               <w:pStyle w:val="Compact"/>
-              <w:jc w:val="left"/>
             </w:pPr>
             <w:r>
               <w:rPr>
@@ -9736,7 +9429,6 @@
           <w:p>
             <w:pPr>
               <w:pStyle w:val="Compact"/>
-              <w:jc w:val="left"/>
             </w:pPr>
             <w:r>
               <w:rPr>
@@ -9751,7 +9443,6 @@
           <w:p>
             <w:pPr>
               <w:pStyle w:val="Compact"/>
-              <w:jc w:val="left"/>
             </w:pPr>
             <w:r>
               <w:t xml:space="preserve">the clock's offset at once, zone= and timezone= kept -&gt; 1 written</w:t>
@@ -9763,7 +9454,6 @@
           <w:p>
             <w:pPr>
               <w:pStyle w:val="Compact"/>
-              <w:jc w:val="left"/>
             </w:pPr>
             <w:r>
               <w:rPr>
@@ -9780,7 +9470,6 @@
           <w:p>
             <w:pPr>
               <w:pStyle w:val="Compact"/>
-              <w:jc w:val="left"/>
             </w:pPr>
             <w:r>
               <w:rPr>
@@ -9795,7 +9484,6 @@
           <w:p>
             <w:pPr>
               <w:pStyle w:val="Compact"/>
-              <w:jc w:val="left"/>
             </w:pPr>
             <w:r>
               <w:t xml:space="preserve">The zone's offset from UTC at that instant (minutes since 1970, UTC), the hour of the change counted</w:t>
@@ -9807,7 +9495,6 @@
           <w:p>
             <w:pPr>
               <w:pStyle w:val="Compact"/>
-              <w:jc w:val="left"/>
             </w:pPr>
             <w:r>
               <w:rPr>
@@ -9824,7 +9511,6 @@
           <w:p>
             <w:pPr>
               <w:pStyle w:val="Compact"/>
-              <w:jc w:val="left"/>
             </w:pPr>
             <w:r>
               <w:rPr>
@@ -9839,7 +9525,6 @@
           <w:p>
             <w:pPr>
               <w:pStyle w:val="Compact"/>
-              <w:jc w:val="left"/>
             </w:pPr>
             <w:r>
               <w:t xml:space="preserve">The zone named by system.ini's zone= (that one only</w:t>
@@ -9851,7 +9536,6 @@
           <w:p>
             <w:pPr>
               <w:pStyle w:val="Compact"/>
-              <w:jc w:val="left"/>
             </w:pPr>
             <w:r>
               <w:rPr>
@@ -9868,7 +9552,6 @@
           <w:p>
             <w:pPr>
               <w:pStyle w:val="Compact"/>
-              <w:jc w:val="left"/>
             </w:pPr>
             <w:r>
               <w:rPr>
@@ -9883,7 +9566,6 @@
           <w:p>
             <w:pPr>
               <w:pStyle w:val="Compact"/>
-              <w:jc w:val="left"/>
             </w:pPr>
             <w:r>
               <w:t xml:space="preserve">how many modes: 3</w:t>
@@ -9895,7 +9577,6 @@
           <w:p>
             <w:pPr>
               <w:pStyle w:val="Compact"/>
-              <w:jc w:val="left"/>
             </w:pPr>
             <w:r>
               <w:rPr>
@@ -9912,7 +9593,6 @@
           <w:p>
             <w:pPr>
               <w:pStyle w:val="Compact"/>
-              <w:jc w:val="left"/>
             </w:pPr>
             <w:r>
               <w:rPr>
@@ -9927,7 +9607,6 @@
           <w:p>
             <w:pPr>
               <w:pStyle w:val="Compact"/>
-              <w:jc w:val="left"/>
             </w:pPr>
             <w:r>
               <w:t xml:space="preserve">"desktop", "pocket", "console" ("" out of range)</w:t>
@@ -9939,7 +9618,6 @@
           <w:p>
             <w:pPr>
               <w:pStyle w:val="Compact"/>
-              <w:jc w:val="left"/>
             </w:pPr>
             <w:r>
               <w:rPr>
@@ -9956,7 +9634,6 @@
           <w:p>
             <w:pPr>
               <w:pStyle w:val="Compact"/>
-              <w:jc w:val="left"/>
             </w:pPr>
             <w:r>
               <w:rPr>
@@ -9971,7 +9648,6 @@
           <w:p>
             <w:pPr>
               <w:pStyle w:val="Compact"/>
-              <w:jc w:val="left"/>
             </w:pPr>
             <w:r>
               <w:t xml:space="preserve">the mode of that name (any case) -&gt; SESSION_*, -1 none</w:t>
@@ -9983,7 +9659,6 @@
           <w:p>
             <w:pPr>
               <w:pStyle w:val="Compact"/>
-              <w:jc w:val="left"/>
             </w:pPr>
             <w:r>
               <w:rPr>
@@ -10000,7 +9675,6 @@
           <w:p>
             <w:pPr>
               <w:pStyle w:val="Compact"/>
-              <w:jc w:val="left"/>
             </w:pPr>
             <w:r>
               <w:rPr>
@@ -10015,7 +9689,6 @@
           <w:p>
             <w:pPr>
               <w:pStyle w:val="Compact"/>
-              <w:jc w:val="left"/>
             </w:pPr>
             <w:r>
               <w:t xml:space="preserve">The mode chosen</w:t>
@@ -10027,7 +9700,6 @@
           <w:p>
             <w:pPr>
               <w:pStyle w:val="Compact"/>
-              <w:jc w:val="left"/>
             </w:pPr>
             <w:r>
               <w:rPr>
@@ -10044,7 +9716,6 @@
           <w:p>
             <w:pPr>
               <w:pStyle w:val="Compact"/>
-              <w:jc w:val="left"/>
             </w:pPr>
             <w:r>
               <w:rPr>
@@ -10059,7 +9730,6 @@
           <w:p>
             <w:pPr>
               <w:pStyle w:val="Compact"/>
-              <w:jc w:val="left"/>
             </w:pPr>
             <w:r>
               <w:t xml:space="preserve">"shell =</w:t>
@@ -10077,7 +9747,6 @@
           <w:p>
             <w:pPr>
               <w:pStyle w:val="Compact"/>
-              <w:jc w:val="left"/>
             </w:pPr>
             <w:r>
               <w:rPr>
@@ -10094,7 +9763,6 @@
           <w:p>
             <w:pPr>
               <w:pStyle w:val="Compact"/>
-              <w:jc w:val="left"/>
             </w:pPr>
             <w:r>
               <w:rPr>
@@ -10109,7 +9777,6 @@
           <w:p>
             <w:pPr>
               <w:pStyle w:val="Compact"/>
-              <w:jc w:val="left"/>
             </w:pPr>
             <w:r>
               <w:t xml:space="preserve">the mode's session file's path ("SD:/etc/session/pocket") -&gt; its length, 0</w:t>
@@ -10121,7 +9788,6 @@
           <w:p>
             <w:pPr>
               <w:pStyle w:val="Compact"/>
-              <w:jc w:val="left"/>
             </w:pPr>
             <w:r>
               <w:rPr>
@@ -10138,7 +9804,6 @@
           <w:p>
             <w:pPr>
               <w:pStyle w:val="Compact"/>
-              <w:jc w:val="left"/>
             </w:pPr>
             <w:r>
               <w:rPr>
@@ -10153,7 +9818,6 @@
           <w:p>
             <w:pPr>
               <w:pStyle w:val="Compact"/>
-              <w:jc w:val="left"/>
             </w:pPr>
             <w:r>
               <w:t xml:space="preserve">The programs the mode's file starts ("menubar", "dock", "notifyd"...</w:t>
@@ -10165,7 +9829,6 @@
           <w:p>
             <w:pPr>
               <w:pStyle w:val="Compact"/>
-              <w:jc w:val="left"/>
             </w:pPr>
             <w:r>
               <w:rPr>
@@ -10182,7 +9845,6 @@
           <w:p>
             <w:pPr>
               <w:pStyle w:val="Compact"/>
-              <w:jc w:val="left"/>
             </w:pPr>
             <w:r>
               <w:rPr>
@@ -10197,7 +9859,6 @@
           <w:p>
             <w:pPr>
               <w:pStyle w:val="Compact"/>
-              <w:jc w:val="left"/>
             </w:pPr>
             <w:r>
               <w:t xml:space="preserve">The switch to mode m (/bin/session switch, started with the flags</w:t>
@@ -10209,7 +9870,6 @@
           <w:p>
             <w:pPr>
               <w:pStyle w:val="Compact"/>
-              <w:jc w:val="left"/>
             </w:pPr>
             <w:r>
               <w:rPr>
@@ -10226,7 +9886,6 @@
           <w:p>
             <w:pPr>
               <w:pStyle w:val="Compact"/>
-              <w:jc w:val="left"/>
             </w:pPr>
             <w:r>
               <w:rPr>
@@ -10241,7 +9900,6 @@
           <w:p>
             <w:pPr>
               <w:pStyle w:val="Compact"/>
-              <w:jc w:val="left"/>
             </w:pPr>
             <w:r>
               <w:t xml:space="preserve">... and waited for -&gt; SESSION_*</w:t>
@@ -10253,7 +9911,6 @@
           <w:p>
             <w:pPr>
               <w:pStyle w:val="Compact"/>
-              <w:jc w:val="left"/>
             </w:pPr>
             <w:r>
               <w:rPr>
@@ -10270,7 +9927,6 @@
           <w:p>
             <w:pPr>
               <w:pStyle w:val="Compact"/>
-              <w:jc w:val="left"/>
             </w:pPr>
             <w:r>
               <w:rPr>
@@ -10285,7 +9941,6 @@
           <w:p>
             <w:pPr>
               <w:pStyle w:val="Compact"/>
-              <w:jc w:val="left"/>
             </w:pPr>
             <w:r>
               <w:t xml:space="preserve">After SESSION_WAITING_APPS</w:t>
@@ -10297,7 +9952,6 @@
           <w:p>
             <w:pPr>
               <w:pStyle w:val="Compact"/>
-              <w:jc w:val="left"/>
             </w:pPr>
             <w:r>
               <w:rPr>
@@ -10314,7 +9968,6 @@
           <w:p>
             <w:pPr>
               <w:pStyle w:val="Compact"/>
-              <w:jc w:val="left"/>
             </w:pPr>
             <w:r>
               <w:rPr>
@@ -10329,7 +9982,6 @@
           <w:p>
             <w:pPr>
               <w:pStyle w:val="Compact"/>
-              <w:jc w:val="left"/>
             </w:pPr>
             <w:r>
               <w:t xml:space="preserve">The autostart of a card from before the sessions split, once</w:t>
@@ -10341,7 +9993,6 @@
           <w:p>
             <w:pPr>
               <w:pStyle w:val="Compact"/>
-              <w:jc w:val="left"/>
             </w:pPr>
             <w:r>
               <w:rPr>
@@ -10360,8 +10011,8 @@
         </w:pict>
       </w:r>
     </w:p>
-    <w:bookmarkEnd w:id="24"/>
-    <w:bookmarkStart w:id="25" w:name="systemkitnotifyh"/>
+    <w:bookmarkEnd w:id="22"/>
+    <w:bookmarkStart w:id="23" w:name="systemkitnotifyh"/>
     <w:p>
       <w:pPr>
         <w:pStyle w:val="Heading2"/>
@@ -10782,8 +10433,8 @@
         <w:t xml:space="preserve">// a bubble with a title and a text, no action (notify_action) -&gt; 1 sent, 0 not</w:t>
       </w:r>
     </w:p>
-    <w:bookmarkEnd w:id="25"/>
-    <w:bookmarkStart w:id="31" w:name="systemkitclipboardh"/>
+    <w:bookmarkEnd w:id="23"/>
+    <w:bookmarkStart w:id="29" w:name="systemkitclipboardh"/>
     <w:p>
       <w:pPr>
         <w:pStyle w:val="Heading2"/>
@@ -10873,7 +10524,7 @@
         <w:t xml:space="preserve">A copy is also kept by the kernel's clipboard (one text or one path: v40), which is what is pasted when clipd cannot be reached (an older card, the PC's desktop simulator).</w:t>
       </w:r>
     </w:p>
-    <w:bookmarkStart w:id="26" w:name="the-service"/>
+    <w:bookmarkStart w:id="24" w:name="the-service"/>
     <w:p>
       <w:pPr>
         <w:pStyle w:val="Heading3"/>
@@ -10890,8 +10541,8 @@
         <w:t xml:space="preserve">clipd's pid; launched when it is not running (0: not there)</w:t>
       </w:r>
     </w:p>
-    <w:bookmarkEnd w:id="26"/>
-    <w:bookmarkStart w:id="27" w:name="copying"/>
+    <w:bookmarkEnd w:id="24"/>
+    <w:bookmarkStart w:id="25" w:name="copying"/>
     <w:p>
       <w:pPr>
         <w:pStyle w:val="Heading3"/>
@@ -11129,8 +10780,8 @@
         <w:t xml:space="preserve">);</w:t>
       </w:r>
     </w:p>
-    <w:bookmarkEnd w:id="27"/>
-    <w:bookmarkStart w:id="28" w:name="pasting"/>
+    <w:bookmarkEnd w:id="25"/>
+    <w:bookmarkStart w:id="26" w:name="pasting"/>
     <w:p>
       <w:pPr>
         <w:pStyle w:val="Heading3"/>
@@ -11398,8 +11049,8 @@
         <w:t xml:space="preserve">);</w:t>
       </w:r>
     </w:p>
-    <w:bookmarkEnd w:id="28"/>
-    <w:bookmarkStart w:id="29" w:name="text-and-paths-the-calls-every-app-had"/>
+    <w:bookmarkEnd w:id="26"/>
+    <w:bookmarkStart w:id="27" w:name="text-and-paths-the-calls-every-app-had"/>
     <w:p>
       <w:pPr>
         <w:pStyle w:val="Heading3"/>
@@ -11945,8 +11596,8 @@
         <w:t xml:space="preserve">);</w:t>
       </w:r>
     </w:p>
-    <w:bookmarkEnd w:id="29"/>
-    <w:bookmarkStart w:id="30" w:name="images"/>
+    <w:bookmarkEnd w:id="27"/>
+    <w:bookmarkStart w:id="28" w:name="images"/>
     <w:p>
       <w:pPr>
         <w:pStyle w:val="Heading3"/>
@@ -12185,9 +11836,9 @@
         <w:t xml:space="preserve">);</w:t>
       </w:r>
     </w:p>
-    <w:bookmarkEnd w:id="30"/>
-    <w:bookmarkEnd w:id="31"/>
-    <w:bookmarkStart w:id="33" w:name="systemkitclipprotoh"/>
+    <w:bookmarkEnd w:id="28"/>
+    <w:bookmarkEnd w:id="29"/>
+    <w:bookmarkStart w:id="31" w:name="systemkitclipprotoh"/>
     <w:p>
       <w:pPr>
         <w:pStyle w:val="Heading2"/>
@@ -13300,7 +12951,7 @@
         <w:t xml:space="preserve">};</w:t>
       </w:r>
     </w:p>
-    <w:bookmarkStart w:id="32" w:name="the-container"/>
+    <w:bookmarkStart w:id="30" w:name="the-container"/>
     <w:p>
       <w:pPr>
         <w:pStyle w:val="Heading3"/>
@@ -14513,9 +14164,9 @@
         <w:t xml:space="preserve">);</w:t>
       </w:r>
     </w:p>
-    <w:bookmarkEnd w:id="32"/>
-    <w:bookmarkEnd w:id="33"/>
-    <w:bookmarkStart w:id="34" w:name="systemkittrashh"/>
+    <w:bookmarkEnd w:id="30"/>
+    <w:bookmarkEnd w:id="31"/>
+    <w:bookmarkStart w:id="32" w:name="systemkittrashh"/>
     <w:p>
       <w:pPr>
         <w:pStyle w:val="Heading2"/>
@@ -15264,8 +14915,8 @@
         <w:t xml:space="preserve">);</w:t>
       </w:r>
     </w:p>
-    <w:bookmarkEnd w:id="34"/>
-    <w:bookmarkStart w:id="35" w:name="systemkitfileassoch"/>
+    <w:bookmarkEnd w:id="32"/>
+    <w:bookmarkStart w:id="33" w:name="systemkitfileassoch"/>
     <w:p>
       <w:pPr>
         <w:pStyle w:val="Heading2"/>
@@ -15686,8 +15337,8 @@
         <w:t xml:space="preserve">);</w:t>
       </w:r>
     </w:p>
-    <w:bookmarkEnd w:id="35"/>
-    <w:bookmarkStart w:id="37" w:name="systemkitvolumeh"/>
+    <w:bookmarkEnd w:id="33"/>
+    <w:bookmarkStart w:id="35" w:name="systemkitvolumeh"/>
     <w:p>
       <w:pPr>
         <w:pStyle w:val="Heading2"/>
@@ -15909,7 +15560,7 @@
         <w:t xml:space="preserve">);</w:t>
       </w:r>
     </w:p>
-    <w:bookmarkStart w:id="36" w:name="the-mixer-kapi-v85-a-programs-own-volume"/>
+    <w:bookmarkStart w:id="34" w:name="the-mixer-kapi-v85-a-programs-own-volume"/>
     <w:p>
       <w:pPr>
         <w:pStyle w:val="Heading3"/>
@@ -16107,9 +15758,9 @@
         <w:t xml:space="preserve">);</w:t>
       </w:r>
     </w:p>
-    <w:bookmarkEnd w:id="36"/>
-    <w:bookmarkEnd w:id="37"/>
-    <w:bookmarkStart w:id="40" w:name="systemkitwallpaperh"/>
+    <w:bookmarkEnd w:id="34"/>
+    <w:bookmarkEnd w:id="35"/>
+    <w:bookmarkStart w:id="38" w:name="systemkitwallpaperh"/>
     <w:p>
       <w:pPr>
         <w:pStyle w:val="Heading2"/>
@@ -17849,7 +17500,7 @@
         <w:t xml:space="preserve">);</w:t>
       </w:r>
     </w:p>
-    <w:bookmarkStart w:id="38" w:name="the-painter"/>
+    <w:bookmarkStart w:id="36" w:name="the-painter"/>
     <w:p>
       <w:pPr>
         <w:pStyle w:val="Heading3"/>
@@ -19452,8 +19103,8 @@
         <w:t xml:space="preserve">));</w:t>
       </w:r>
     </w:p>
-    <w:bookmarkEnd w:id="38"/>
-    <w:bookmarkStart w:id="39" w:name="Xb6016473025c6c273b8c5fb14e8dd998e45d901"/>
+    <w:bookmarkEnd w:id="36"/>
+    <w:bookmarkStart w:id="37" w:name="Xb6016473025c6c273b8c5fb14e8dd998e45d901"/>
     <w:p>
       <w:pPr>
         <w:pStyle w:val="Heading3"/>
@@ -20190,9 +19841,9 @@
         <w:t xml:space="preserve">);</w:t>
       </w:r>
     </w:p>
-    <w:bookmarkEnd w:id="39"/>
-    <w:bookmarkEnd w:id="40"/>
-    <w:bookmarkStart w:id="42" w:name="systemkitdockconfh"/>
+    <w:bookmarkEnd w:id="37"/>
+    <w:bookmarkEnd w:id="38"/>
+    <w:bookmarkStart w:id="40" w:name="systemkitdockconfh"/>
     <w:p>
       <w:pPr>
         <w:pStyle w:val="Heading2"/>
@@ -21463,7 +21114,7 @@
         <w:t xml:space="preserve">);</w:t>
       </w:r>
     </w:p>
-    <w:bookmarkStart w:id="41" w:name="X57d4995133c680abdabe9c1ce9d1d4aa51d942d"/>
+    <w:bookmarkStart w:id="39" w:name="X57d4995133c680abdabe9c1ce9d1d4aa51d942d"/>
     <w:p>
       <w:pPr>
         <w:pStyle w:val="Heading3"/>
@@ -22215,9 +21866,9 @@
         <w:t xml:space="preserve">);</w:t>
       </w:r>
     </w:p>
-    <w:bookmarkEnd w:id="41"/>
-    <w:bookmarkEnd w:id="42"/>
-    <w:bookmarkStart w:id="43" w:name="systemkitpreloadinih"/>
+    <w:bookmarkEnd w:id="39"/>
+    <w:bookmarkEnd w:id="40"/>
+    <w:bookmarkStart w:id="41" w:name="systemkitpreloadinih"/>
     <w:p>
       <w:pPr>
         <w:pStyle w:val="Heading2"/>
@@ -22552,8 +22203,8 @@
         <w:t xml:space="preserve">);</w:t>
       </w:r>
     </w:p>
-    <w:bookmarkEnd w:id="43"/>
-    <w:bookmarkStart w:id="44" w:name="systemkitautostarth"/>
+    <w:bookmarkEnd w:id="41"/>
+    <w:bookmarkStart w:id="42" w:name="systemkitautostarth"/>
     <w:p>
       <w:pPr>
         <w:pStyle w:val="Heading2"/>
@@ -23047,8 +22698,8 @@
         <w:t xml:space="preserve">);</w:t>
       </w:r>
     </w:p>
-    <w:bookmarkEnd w:id="44"/>
-    <w:bookmarkStart w:id="47" w:name="systemkitlocaleh"/>
+    <w:bookmarkEnd w:id="42"/>
+    <w:bookmarkStart w:id="45" w:name="systemkitlocaleh"/>
     <w:p>
       <w:pPr>
         <w:pStyle w:val="Heading2"/>
@@ -23392,7 +23043,7 @@
         <w:t xml:space="preserve">);</w:t>
       </w:r>
     </w:p>
-    <w:bookmarkStart w:id="45" w:name="the-languages-onyx-speaks"/>
+    <w:bookmarkStart w:id="43" w:name="the-languages-onyx-speaks"/>
     <w:p>
       <w:pPr>
         <w:pStyle w:val="Heading3"/>
@@ -23773,8 +23424,8 @@
         <w:t xml:space="preserve">// kept in system.ini -&gt; 1 written (the programs started next take it)</w:t>
       </w:r>
     </w:p>
-    <w:bookmarkEnd w:id="45"/>
-    <w:bookmarkStart w:id="46" w:name="the-time-zones"/>
+    <w:bookmarkEnd w:id="43"/>
+    <w:bookmarkStart w:id="44" w:name="the-time-zones"/>
     <w:p>
       <w:pPr>
         <w:pStyle w:val="Heading3"/>
@@ -24330,9 +23981,9 @@
         <w:t xml:space="preserve">);</w:t>
       </w:r>
     </w:p>
-    <w:bookmarkEnd w:id="46"/>
-    <w:bookmarkEnd w:id="47"/>
-    <w:bookmarkStart w:id="48" w:name="systemkitsessionh"/>
+    <w:bookmarkEnd w:id="44"/>
+    <w:bookmarkEnd w:id="45"/>
+    <w:bookmarkStart w:id="46" w:name="systemkitsessionh"/>
     <w:p>
       <w:pPr>
         <w:pStyle w:val="Heading2"/>
@@ -25708,8 +25359,8 @@
         <w:t xml:space="preserve">);</w:t>
       </w:r>
     </w:p>
-    <w:bookmarkEnd w:id="48"/>
-    <w:bookmarkStart w:id="49" w:name="systemkitapplet_protoh"/>
+    <w:bookmarkEnd w:id="46"/>
+    <w:bookmarkStart w:id="47" w:name="systemkitapplet_protoh"/>
     <w:p>
       <w:pPr>
         <w:pStyle w:val="Heading2"/>
@@ -26347,7 +25998,7 @@
         <w:t xml:space="preserve">};</w:t>
       </w:r>
     </w:p>
-    <w:bookmarkEnd w:id="49"/>
+    <w:bookmarkEnd w:id="47"/>
     <w:sectPr>
       <w:footerReference r:id="rId9" w:type="default"/>
       <w:footnotePr>
@@ -26429,14 +26080,14 @@
 <file path=word/numbering.xml><?xml version="1.0" encoding="utf-8"?>
 <w:numbering xmlns:w="http://schemas.openxmlformats.org/wordprocessingml/2006/main">
   <w:abstractNum w:abstractNumId="990">
-    <w:nsid w:val="A990"/>
+    <w:nsid w:val="0000A990"/>
     <w:multiLevelType w:val="multilevel"/>
     <w:lvl w:ilvl="0">
       <w:numFmt w:val="bullet"/>
       <w:lvlText w:val=" "/>
       <w:lvlJc w:val="left"/>
       <w:pPr>
-        <w:ind w:left="720" w:hanging="480"/>
+        <w:ind w:left="720" w:hanging="360"/>
       </w:pPr>
     </w:lvl>
     <w:lvl w:ilvl="1">
@@ -26444,7 +26095,7 @@
       <w:lvlText w:val=" "/>
       <w:lvlJc w:val="left"/>
       <w:pPr>
-        <w:ind w:left="1440" w:hanging="480"/>
+        <w:ind w:left="1440" w:hanging="360"/>
       </w:pPr>
     </w:lvl>
     <w:lvl w:ilvl="2">
@@ -26452,7 +26103,7 @@
       <w:lvlText w:val=" "/>
       <w:lvlJc w:val="left"/>
       <w:pPr>
-        <w:ind w:left="2160" w:hanging="480"/>
+        <w:ind w:left="2160" w:hanging="360"/>
       </w:pPr>
     </w:lvl>
     <w:lvl w:ilvl="3">
@@ -26460,7 +26111,7 @@
       <w:lvlText w:val=" "/>
       <w:lvlJc w:val="left"/>
       <w:pPr>
-        <w:ind w:left="2880" w:hanging="480"/>
+        <w:ind w:left="2880" w:hanging="360"/>
       </w:pPr>
     </w:lvl>
     <w:lvl w:ilvl="4">
@@ -26468,7 +26119,7 @@
       <w:lvlText w:val=" "/>
       <w:lvlJc w:val="left"/>
       <w:pPr>
-        <w:ind w:left="3600" w:hanging="480"/>
+        <w:ind w:left="3600" w:hanging="360"/>
       </w:pPr>
     </w:lvl>
     <w:lvl w:ilvl="5">
@@ -26476,7 +26127,7 @@
       <w:lvlText w:val=" "/>
       <w:lvlJc w:val="left"/>
       <w:pPr>
-        <w:ind w:left="4320" w:hanging="480"/>
+        <w:ind w:left="4320" w:hanging="360"/>
       </w:pPr>
     </w:lvl>
     <w:lvl w:ilvl="6">
@@ -26484,7 +26135,7 @@
       <w:lvlText w:val=" "/>
       <w:lvlJc w:val="left"/>
       <w:pPr>
-        <w:ind w:left="5040" w:hanging="480"/>
+        <w:ind w:left="5040" w:hanging="360"/>
       </w:pPr>
     </w:lvl>
     <w:lvl w:ilvl="7">
@@ -26492,7 +26143,7 @@
       <w:lvlText w:val=" "/>
       <w:lvlJc w:val="left"/>
       <w:pPr>
-        <w:ind w:left="5760" w:hanging="480"/>
+        <w:ind w:left="5760" w:hanging="360"/>
       </w:pPr>
     </w:lvl>
     <w:lvl w:ilvl="8">
@@ -26500,12 +26151,12 @@
       <w:lvlText w:val=" "/>
       <w:lvlJc w:val="left"/>
       <w:pPr>
-        <w:ind w:left="6480" w:hanging="480"/>
+        <w:ind w:left="6480" w:hanging="360"/>
       </w:pPr>
     </w:lvl>
   </w:abstractNum>
   <w:abstractNum w:abstractNumId="99411">
-    <w:nsid w:val="A99411"/>
+    <w:nsid w:val="00A99411"/>
     <w:multiLevelType w:val="multilevel"/>
     <w:lvl w:ilvl="0">
       <w:start w:val="1"/>
@@ -26513,7 +26164,7 @@
       <w:lvlText w:val="%1."/>
       <w:lvlJc w:val="left"/>
       <w:pPr>
-        <w:ind w:left="720" w:hanging="480"/>
+        <w:ind w:left="720" w:hanging="360"/>
       </w:pPr>
     </w:lvl>
     <w:lvl w:ilvl="1">
@@ -26522,7 +26173,7 @@
       <w:lvlText w:val="%2."/>
       <w:lvlJc w:val="left"/>
       <w:pPr>
-        <w:ind w:left="1440" w:hanging="480"/>
+        <w:ind w:left="1440" w:hanging="360"/>
       </w:pPr>
     </w:lvl>
     <w:lvl w:ilvl="2">
@@ -26531,7 +26182,7 @@
       <w:lvlText w:val="%3."/>
       <w:lvlJc w:val="left"/>
       <w:pPr>
-        <w:ind w:left="2160" w:hanging="480"/>
+        <w:ind w:left="2160" w:hanging="360"/>
       </w:pPr>
     </w:lvl>
     <w:lvl w:ilvl="3">
@@ -26540,7 +26191,7 @@
       <w:lvlText w:val="%4."/>
       <w:lvlJc w:val="left"/>
       <w:pPr>
-        <w:ind w:left="2880" w:hanging="480"/>
+        <w:ind w:left="2880" w:hanging="360"/>
       </w:pPr>
     </w:lvl>
     <w:lvl w:ilvl="4">
@@ -26549,7 +26200,7 @@
       <w:lvlText w:val="%5."/>
       <w:lvlJc w:val="left"/>
       <w:pPr>
-        <w:ind w:left="3600" w:hanging="480"/>
+        <w:ind w:left="3600" w:hanging="360"/>
       </w:pPr>
     </w:lvl>
     <w:lvl w:ilvl="5">
@@ -26558,7 +26209,7 @@
       <w:lvlText w:val="%6."/>
       <w:lvlJc w:val="left"/>
       <w:pPr>
-        <w:ind w:left="4320" w:hanging="480"/>
+        <w:ind w:left="4320" w:hanging="360"/>
       </w:pPr>
     </w:lvl>
     <w:lvl w:ilvl="6">
@@ -26567,7 +26218,7 @@
       <w:lvlText w:val="%7."/>
       <w:lvlJc w:val="left"/>
       <w:pPr>
-        <w:ind w:left="5040" w:hanging="480"/>
+        <w:ind w:left="5040" w:hanging="360"/>
       </w:pPr>
     </w:lvl>
     <w:lvl w:ilvl="7">
@@ -26576,7 +26227,7 @@
       <w:lvlText w:val="%8."/>
       <w:lvlJc w:val="left"/>
       <w:pPr>
-        <w:ind w:left="5760" w:hanging="480"/>
+        <w:ind w:left="5760" w:hanging="360"/>
       </w:pPr>
     </w:lvl>
     <w:lvl w:ilvl="8">
@@ -26585,7 +26236,7 @@
       <w:lvlText w:val="%9."/>
       <w:lvlJc w:val="left"/>
       <w:pPr>
-        <w:ind w:left="6480" w:hanging="480"/>
+        <w:ind w:left="6480" w:hanging="360"/>
       </w:pPr>
     </w:lvl>
   </w:abstractNum>
@@ -27323,8 +26974,8 @@
     <w:name w:val="KeywordTok"/>
     <w:basedOn w:val="VerbatimChar"/>
     <w:rPr>
+      <w:b/>
       <w:color w:val="007020"/>
-      <w:b/>
     </w:rPr>
   </w:style>
   <w:style w:type="character" w:customStyle="1" w:styleId="DataTypeTok">
@@ -27401,42 +27052,42 @@
     <w:name w:val="ImportTok"/>
     <w:basedOn w:val="VerbatimChar"/>
     <w:rPr>
+      <w:b/>
       <w:color w:val="008000"/>
-      <w:b/>
     </w:rPr>
   </w:style>
   <w:style w:type="character" w:customStyle="1" w:styleId="CommentTok">
     <w:name w:val="CommentTok"/>
     <w:basedOn w:val="VerbatimChar"/>
     <w:rPr>
+      <w:i/>
       <w:color w:val="60a0b0"/>
-      <w:i/>
     </w:rPr>
   </w:style>
   <w:style w:type="character" w:customStyle="1" w:styleId="DocumentationTok">
     <w:name w:val="DocumentationTok"/>
     <w:basedOn w:val="VerbatimChar"/>
     <w:rPr>
+      <w:i/>
       <w:color w:val="ba2121"/>
-      <w:i/>
     </w:rPr>
   </w:style>
   <w:style w:type="character" w:customStyle="1" w:styleId="AnnotationTok">
     <w:name w:val="AnnotationTok"/>
     <w:basedOn w:val="VerbatimChar"/>
     <w:rPr>
-      <w:color w:val="60a0b0"/>
       <w:b/>
       <w:i/>
+      <w:color w:val="60a0b0"/>
     </w:rPr>
   </w:style>
   <w:style w:type="character" w:customStyle="1" w:styleId="CommentVarTok">
     <w:name w:val="CommentVarTok"/>
     <w:basedOn w:val="VerbatimChar"/>
     <w:rPr>
-      <w:color w:val="60a0b0"/>
       <w:b/>
       <w:i/>
+      <w:color w:val="60a0b0"/>
     </w:rPr>
   </w:style>
   <w:style w:type="character" w:customStyle="1" w:styleId="OtherTok">
@@ -27464,8 +27115,8 @@
     <w:name w:val="ControlFlowTok"/>
     <w:basedOn w:val="VerbatimChar"/>
     <w:rPr>
+      <w:b/>
       <w:color w:val="007020"/>
-      <w:b/>
     </w:rPr>
   </w:style>
   <w:style w:type="character" w:customStyle="1" w:styleId="OperatorTok">
@@ -27510,34 +27161,34 @@
     <w:name w:val="InformationTok"/>
     <w:basedOn w:val="VerbatimChar"/>
     <w:rPr>
-      <w:color w:val="60a0b0"/>
       <w:b/>
       <w:i/>
+      <w:color w:val="60a0b0"/>
     </w:rPr>
   </w:style>
   <w:style w:type="character" w:customStyle="1" w:styleId="WarningTok">
     <w:name w:val="WarningTok"/>
     <w:basedOn w:val="VerbatimChar"/>
     <w:rPr>
-      <w:color w:val="60a0b0"/>
       <w:b/>
       <w:i/>
+      <w:color w:val="60a0b0"/>
     </w:rPr>
   </w:style>
   <w:style w:type="character" w:customStyle="1" w:styleId="AlertTok">
     <w:name w:val="AlertTok"/>
     <w:basedOn w:val="VerbatimChar"/>
     <w:rPr>
+      <w:b/>
       <w:color w:val="ff0000"/>
-      <w:b/>
     </w:rPr>
   </w:style>
   <w:style w:type="character" w:customStyle="1" w:styleId="ErrorTok">
     <w:name w:val="ErrorTok"/>
     <w:basedOn w:val="VerbatimChar"/>
     <w:rPr>
+      <w:b/>
       <w:color w:val="ff0000"/>
-      <w:b/>
     </w:rPr>
   </w:style>
   <w:style w:type="character" w:customStyle="1" w:styleId="NormalTok">

--- a/docs/exports/12-SYSTEMKIT.docx
+++ b/docs/exports/12-SYSTEMKIT.docx
@@ -24,133 +24,133 @@
       </w:pPr>
       <w:r>
         <w:rPr>
+          <w:iCs/>
           <w:i/>
+        </w:rPr>
+        <w:t xml:space="preserve">The reference of</w:t>
+      </w:r>
+      <w:r>
+        <w:rPr>
           <w:iCs/>
-        </w:rPr>
-        <w:t xml:space="preserve">The reference of</w:t>
-      </w:r>
-      <w:r>
-        <w:rPr>
           <w:i/>
+        </w:rPr>
+        <w:t xml:space="preserve"> </w:t>
+      </w:r>
+      <w:r>
+        <w:rPr>
+          <w:bCs/>
+          <w:b/>
           <w:iCs/>
-        </w:rPr>
-        <w:t xml:space="preserve"> </w:t>
-      </w:r>
-      <w:r>
-        <w:rPr>
-          <w:b/>
-          <w:bCs/>
           <w:i/>
+        </w:rPr>
+        <w:t xml:space="preserve">SystemKit</w:t>
+      </w:r>
+      <w:r>
+        <w:rPr>
           <w:iCs/>
-        </w:rPr>
-        <w:t xml:space="preserve">SystemKit</w:t>
-      </w:r>
-      <w:r>
-        <w:rPr>
           <w:i/>
+        </w:rPr>
+        <w:t xml:space="preserve"> </w:t>
+      </w:r>
+      <w:r>
+        <w:rPr>
           <w:iCs/>
-        </w:rPr>
-        <w:t xml:space="preserve"> </w:t>
-      </w:r>
-      <w:r>
-        <w:rPr>
           <w:i/>
+        </w:rPr>
+        <w:t xml:space="preserve">(</w:t>
+      </w:r>
+      <w:r>
+        <w:rPr>
+          <w:rStyle w:val="VerbatimChar"/>
           <w:iCs/>
-        </w:rPr>
-        <w:t xml:space="preserve">(</w:t>
+          <w:i/>
+        </w:rPr>
+        <w:t xml:space="preserve">SD:/lib/systemkit.so</w:t>
+      </w:r>
+      <w:r>
+        <w:rPr>
+          <w:iCs/>
+          <w:i/>
+        </w:rPr>
+        <w:t xml:space="preserve">,</w:t>
+      </w:r>
+      <w:r>
+        <w:rPr>
+          <w:iCs/>
+          <w:i/>
+        </w:rPr>
+        <w:t xml:space="preserve"> </w:t>
       </w:r>
       <w:r>
         <w:rPr>
           <w:rStyle w:val="VerbatimChar"/>
+          <w:iCs/>
           <w:i/>
+        </w:rPr>
+        <w:t xml:space="preserve">user/Kits/systemkit</w:t>
+      </w:r>
+      <w:r>
+        <w:rPr>
           <w:iCs/>
-        </w:rPr>
-        <w:t xml:space="preserve">SD:/lib/systemkit.so</w:t>
-      </w:r>
-      <w:r>
-        <w:rPr>
           <w:i/>
+        </w:rPr>
+        <w:t xml:space="preserve">): what it is for, how a program uses it, and every operation it exposes. The operations' part is made from the kit's headers by</w:t>
+      </w:r>
+      <w:r>
+        <w:rPr>
           <w:iCs/>
-        </w:rPr>
-        <w:t xml:space="preserve">,</w:t>
-      </w:r>
-      <w:r>
-        <w:rPr>
           <w:i/>
+        </w:rPr>
+        <w:t xml:space="preserve"> </w:t>
+      </w:r>
+      <w:r>
+        <w:rPr>
+          <w:rStyle w:val="VerbatimChar"/>
           <w:iCs/>
-        </w:rPr>
-        <w:t xml:space="preserve"> </w:t>
-      </w:r>
-      <w:r>
-        <w:rPr>
-          <w:rStyle w:val="VerbatimChar"/>
           <w:i/>
+        </w:rPr>
+        <w:t xml:space="preserve">tools/docgen/kitdocs.py</w:t>
+      </w:r>
+      <w:r>
+        <w:rPr>
           <w:iCs/>
-        </w:rPr>
-        <w:t xml:space="preserve">user/Kits/systemkit</w:t>
-      </w:r>
-      <w:r>
-        <w:rPr>
           <w:i/>
+        </w:rPr>
+        <w:t xml:space="preserve"> </w:t>
+      </w:r>
+      <w:r>
+        <w:rPr>
           <w:iCs/>
-        </w:rPr>
-        <w:t xml:space="preserve">): what it is for, how a program uses it, and every operation it exposes. The operations' part is made from the kit's headers by</w:t>
-      </w:r>
-      <w:r>
-        <w:rPr>
           <w:i/>
+        </w:rPr>
+        <w:t xml:space="preserve">— the headers are the source. Overview of all the kits:</w:t>
+      </w:r>
+      <w:r>
+        <w:rPr>
           <w:iCs/>
-        </w:rPr>
-        <w:t xml:space="preserve"> </w:t>
-      </w:r>
-      <w:r>
-        <w:rPr>
-          <w:rStyle w:val="VerbatimChar"/>
           <w:i/>
-          <w:iCs/>
-        </w:rPr>
-        <w:t xml:space="preserve">tools/docgen/kitdocs.py</w:t>
-      </w:r>
-      <w:r>
-        <w:rPr>
-          <w:i/>
-          <w:iCs/>
-        </w:rPr>
-        <w:t xml:space="preserve"> </w:t>
-      </w:r>
-      <w:r>
-        <w:rPr>
-          <w:i/>
-          <w:iCs/>
-        </w:rPr>
-        <w:t xml:space="preserve">— the headers are the source. Overview of all the kits:</w:t>
-      </w:r>
-      <w:r>
-        <w:rPr>
-          <w:i/>
-          <w:iCs/>
-        </w:rPr>
-        <w:t xml:space="preserve"> </w:t>
-      </w:r>
-      <w:hyperlink r:id="rId18">
+        </w:rPr>
+        <w:t xml:space="preserve"> </w:t>
+      </w:r>
+      <w:hyperlink r:id="rId20">
         <w:r>
           <w:rPr>
             <w:rStyle w:val="Hyperlink"/>
+            <w:iCs/>
             <w:i/>
-            <w:iCs/>
           </w:rPr>
           <w:t xml:space="preserve">The Kits</w:t>
         </w:r>
       </w:hyperlink>
       <w:r>
         <w:rPr>
+          <w:iCs/>
           <w:i/>
-          <w:iCs/>
         </w:rPr>
         <w:t xml:space="preserve">.</w:t>
       </w:r>
     </w:p>
-    <w:bookmarkStart w:id="19" w:name="contents"/>
+    <w:bookmarkStart w:id="21" w:name="contents"/>
     <w:p>
       <w:pPr>
         <w:pStyle w:val="Heading2"/>
@@ -161,11 +161,11 @@
     </w:p>
     <w:p>
       <w:pPr>
-        <w:pStyle w:val="Compact"/>
         <w:numPr>
           <w:ilvl w:val="0"/>
           <w:numId w:val="1001"/>
         </w:numPr>
+        <w:pStyle w:val="Compact"/>
       </w:pPr>
       <w:hyperlink w:anchor="what-it-is">
         <w:r>
@@ -178,11 +178,11 @@
     </w:p>
     <w:p>
       <w:pPr>
-        <w:pStyle w:val="Compact"/>
         <w:numPr>
           <w:ilvl w:val="0"/>
           <w:numId w:val="1001"/>
         </w:numPr>
+        <w:pStyle w:val="Compact"/>
       </w:pPr>
       <w:hyperlink w:anchor="using-it">
         <w:r>
@@ -195,11 +195,11 @@
     </w:p>
     <w:p>
       <w:pPr>
-        <w:pStyle w:val="Compact"/>
         <w:numPr>
           <w:ilvl w:val="0"/>
           <w:numId w:val="1001"/>
         </w:numPr>
+        <w:pStyle w:val="Compact"/>
       </w:pPr>
       <w:hyperlink w:anchor="index">
         <w:r>
@@ -212,11 +212,11 @@
     </w:p>
     <w:p>
       <w:pPr>
-        <w:pStyle w:val="Compact"/>
         <w:numPr>
           <w:ilvl w:val="0"/>
           <w:numId w:val="1001"/>
         </w:numPr>
+        <w:pStyle w:val="Compact"/>
       </w:pPr>
       <w:hyperlink w:anchor="systemkitnotifyh">
         <w:r>
@@ -229,11 +229,11 @@
     </w:p>
     <w:p>
       <w:pPr>
-        <w:pStyle w:val="Compact"/>
         <w:numPr>
           <w:ilvl w:val="0"/>
           <w:numId w:val="1001"/>
         </w:numPr>
+        <w:pStyle w:val="Compact"/>
       </w:pPr>
       <w:hyperlink w:anchor="systemkitclipboardh">
         <w:r>
@@ -246,11 +246,11 @@
     </w:p>
     <w:p>
       <w:pPr>
-        <w:pStyle w:val="Compact"/>
         <w:numPr>
           <w:ilvl w:val="0"/>
           <w:numId w:val="1001"/>
         </w:numPr>
+        <w:pStyle w:val="Compact"/>
       </w:pPr>
       <w:hyperlink w:anchor="systemkitclipprotoh">
         <w:r>
@@ -263,11 +263,11 @@
     </w:p>
     <w:p>
       <w:pPr>
-        <w:pStyle w:val="Compact"/>
         <w:numPr>
           <w:ilvl w:val="0"/>
           <w:numId w:val="1001"/>
         </w:numPr>
+        <w:pStyle w:val="Compact"/>
       </w:pPr>
       <w:hyperlink w:anchor="systemkittrashh">
         <w:r>
@@ -280,11 +280,11 @@
     </w:p>
     <w:p>
       <w:pPr>
-        <w:pStyle w:val="Compact"/>
         <w:numPr>
           <w:ilvl w:val="0"/>
           <w:numId w:val="1001"/>
         </w:numPr>
+        <w:pStyle w:val="Compact"/>
       </w:pPr>
       <w:hyperlink w:anchor="systemkitfileassoch">
         <w:r>
@@ -297,11 +297,11 @@
     </w:p>
     <w:p>
       <w:pPr>
-        <w:pStyle w:val="Compact"/>
         <w:numPr>
           <w:ilvl w:val="0"/>
           <w:numId w:val="1001"/>
         </w:numPr>
+        <w:pStyle w:val="Compact"/>
       </w:pPr>
       <w:hyperlink w:anchor="systemkitvolumeh">
         <w:r>
@@ -314,11 +314,11 @@
     </w:p>
     <w:p>
       <w:pPr>
-        <w:pStyle w:val="Compact"/>
         <w:numPr>
           <w:ilvl w:val="0"/>
           <w:numId w:val="1001"/>
         </w:numPr>
+        <w:pStyle w:val="Compact"/>
       </w:pPr>
       <w:hyperlink w:anchor="systemkitwallpaperh">
         <w:r>
@@ -331,11 +331,11 @@
     </w:p>
     <w:p>
       <w:pPr>
-        <w:pStyle w:val="Compact"/>
         <w:numPr>
           <w:ilvl w:val="0"/>
           <w:numId w:val="1001"/>
         </w:numPr>
+        <w:pStyle w:val="Compact"/>
       </w:pPr>
       <w:hyperlink w:anchor="systemkitdockconfh">
         <w:r>
@@ -348,11 +348,11 @@
     </w:p>
     <w:p>
       <w:pPr>
-        <w:pStyle w:val="Compact"/>
         <w:numPr>
           <w:ilvl w:val="0"/>
           <w:numId w:val="1001"/>
         </w:numPr>
+        <w:pStyle w:val="Compact"/>
       </w:pPr>
       <w:hyperlink w:anchor="systemkitpreloadinih">
         <w:r>
@@ -365,11 +365,11 @@
     </w:p>
     <w:p>
       <w:pPr>
-        <w:pStyle w:val="Compact"/>
         <w:numPr>
           <w:ilvl w:val="0"/>
           <w:numId w:val="1001"/>
         </w:numPr>
+        <w:pStyle w:val="Compact"/>
       </w:pPr>
       <w:hyperlink w:anchor="systemkitautostarth">
         <w:r>
@@ -382,11 +382,11 @@
     </w:p>
     <w:p>
       <w:pPr>
-        <w:pStyle w:val="Compact"/>
         <w:numPr>
           <w:ilvl w:val="0"/>
           <w:numId w:val="1001"/>
         </w:numPr>
+        <w:pStyle w:val="Compact"/>
       </w:pPr>
       <w:hyperlink w:anchor="systemkitlocaleh">
         <w:r>
@@ -399,11 +399,11 @@
     </w:p>
     <w:p>
       <w:pPr>
-        <w:pStyle w:val="Compact"/>
         <w:numPr>
           <w:ilvl w:val="0"/>
           <w:numId w:val="1001"/>
         </w:numPr>
+        <w:pStyle w:val="Compact"/>
       </w:pPr>
       <w:hyperlink w:anchor="systemkitsessionh">
         <w:r>
@@ -416,11 +416,11 @@
     </w:p>
     <w:p>
       <w:pPr>
-        <w:pStyle w:val="Compact"/>
         <w:numPr>
           <w:ilvl w:val="0"/>
           <w:numId w:val="1001"/>
         </w:numPr>
+        <w:pStyle w:val="Compact"/>
       </w:pPr>
       <w:hyperlink w:anchor="systemkitappletprotoh">
         <w:r>
@@ -438,8 +438,8 @@
         </w:pict>
       </w:r>
     </w:p>
-    <w:bookmarkEnd w:id="19"/>
-    <w:bookmarkStart w:id="20" w:name="what-it-is"/>
+    <w:bookmarkEnd w:id="21"/>
+    <w:bookmarkStart w:id="22" w:name="what-it-is"/>
     <w:p>
       <w:pPr>
         <w:pStyle w:val="Heading2"/>
@@ -461,6 +461,7 @@
         <w:tblStyle w:val="Table"/>
         <w:tblW w:type="auto" w:w="0"/>
         <w:tblLook w:firstRow="1" w:lastRow="0" w:firstColumn="0" w:lastColumn="0" w:noHBand="0" w:noVBand="0" w:val="0020"/>
+        <w:jc w:val="start"/>
       </w:tblPr>
       <w:tblGrid>
         <w:gridCol w:w="3960"/>
@@ -468,7 +469,7 @@
       </w:tblGrid>
       <w:tr>
         <w:trPr>
-          <w:tblHeader w:val="on"/>
+          <w:tblHeader w:val="true"/>
         </w:trPr>
         <w:tc>
           <w:tcPr/>
@@ -493,6 +494,7 @@
           <w:p>
             <w:pPr>
               <w:pStyle w:val="Compact"/>
+              <w:jc w:val="left"/>
             </w:pPr>
             <w:r>
               <w:t xml:space="preserve">Include</w:t>
@@ -504,6 +506,7 @@
           <w:p>
             <w:pPr>
               <w:pStyle w:val="Compact"/>
+              <w:jc w:val="left"/>
             </w:pPr>
             <w:r>
               <w:rPr>
@@ -520,6 +523,7 @@
           <w:p>
             <w:pPr>
               <w:pStyle w:val="Compact"/>
+              <w:jc w:val="left"/>
             </w:pPr>
             <w:r>
               <w:t xml:space="preserve">Link</w:t>
@@ -531,6 +535,7 @@
           <w:p>
             <w:pPr>
               <w:pStyle w:val="Compact"/>
+              <w:jc w:val="left"/>
             </w:pPr>
             <w:r>
               <w:rPr>
@@ -568,6 +573,7 @@
           <w:p>
             <w:pPr>
               <w:pStyle w:val="Compact"/>
+              <w:jc w:val="left"/>
             </w:pPr>
             <w:r>
               <w:t xml:space="preserve">Library</w:t>
@@ -579,6 +585,7 @@
           <w:p>
             <w:pPr>
               <w:pStyle w:val="Compact"/>
+              <w:jc w:val="left"/>
             </w:pPr>
             <w:r>
               <w:rPr>
@@ -610,6 +617,7 @@
           <w:p>
             <w:pPr>
               <w:pStyle w:val="Compact"/>
+              <w:jc w:val="left"/>
             </w:pPr>
             <w:r>
               <w:t xml:space="preserve">Sources</w:t>
@@ -621,6 +629,7 @@
           <w:p>
             <w:pPr>
               <w:pStyle w:val="Compact"/>
+              <w:jc w:val="left"/>
             </w:pPr>
             <w:r>
               <w:rPr>
@@ -632,8 +641,8 @@
         </w:tc>
       </w:tr>
     </w:tbl>
-    <w:bookmarkEnd w:id="20"/>
-    <w:bookmarkStart w:id="21" w:name="using-it"/>
+    <w:bookmarkEnd w:id="22"/>
+    <w:bookmarkStart w:id="23" w:name="using-it"/>
     <w:p>
       <w:pPr>
         <w:pStyle w:val="Heading2"/>
@@ -648,8 +657,8 @@
       </w:pPr>
       <w:r>
         <w:rPr>
+          <w:bCs/>
           <w:b/>
-          <w:bCs/>
         </w:rPr>
         <w:t xml:space="preserve">A notification</w:t>
       </w:r>
@@ -809,8 +818,8 @@
       </w:pPr>
       <w:r>
         <w:rPr>
+          <w:bCs/>
           <w:b/>
-          <w:bCs/>
         </w:rPr>
         <w:t xml:space="preserve">The clipboard</w:t>
       </w:r>
@@ -1246,8 +1255,8 @@
       </w:pPr>
       <w:r>
         <w:rPr>
+          <w:bCs/>
           <w:b/>
-          <w:bCs/>
         </w:rPr>
         <w:t xml:space="preserve">The trash</w:t>
       </w:r>
@@ -1416,8 +1425,8 @@
       </w:pPr>
       <w:r>
         <w:rPr>
+          <w:bCs/>
           <w:b/>
-          <w:bCs/>
         </w:rPr>
         <w:t xml:space="preserve">Opening a file with the right application</w:t>
       </w:r>
@@ -1643,8 +1652,8 @@
       </w:pPr>
       <w:r>
         <w:rPr>
+          <w:bCs/>
           <w:b/>
-          <w:bCs/>
         </w:rPr>
         <w:t xml:space="preserve">The volume, the wallpaper, the dock</w:t>
       </w:r>
@@ -1861,8 +1870,8 @@
       </w:pPr>
       <w:r>
         <w:rPr>
+          <w:bCs/>
           <w:b/>
-          <w:bCs/>
         </w:rPr>
         <w:t xml:space="preserve">Starting a program at every boot</w:t>
       </w:r>
@@ -2037,8 +2046,8 @@
       </w:pPr>
       <w:r>
         <w:rPr>
+          <w:bCs/>
           <w:b/>
-          <w:bCs/>
         </w:rPr>
         <w:t xml:space="preserve">The system's language</w:t>
       </w:r>
@@ -2390,8 +2399,8 @@
       </w:pPr>
       <w:r>
         <w:rPr>
+          <w:bCs/>
           <w:b/>
-          <w:bCs/>
         </w:rPr>
         <w:t xml:space="preserve">The time zones at an instant</w:t>
       </w:r>
@@ -2988,8 +2997,8 @@
       </w:pPr>
       <w:r>
         <w:rPr>
+          <w:bCs/>
           <w:b/>
-          <w:bCs/>
         </w:rPr>
         <w:t xml:space="preserve">The interface's mode and its session</w:t>
       </w:r>
@@ -3769,8 +3778,8 @@
       </w:pPr>
       <w:r>
         <w:rPr>
+          <w:bCs/>
           <w:b/>
-          <w:bCs/>
         </w:rPr>
         <w:t xml:space="preserve">The pocket shell</w:t>
       </w:r>
@@ -3897,8 +3906,8 @@
       </w:pPr>
       <w:r>
         <w:rPr>
+          <w:bCs/>
           <w:b/>
-          <w:bCs/>
         </w:rPr>
         <w:t xml:space="preserve">The documents opened last</w:t>
       </w:r>
@@ -4097,8 +4106,8 @@
       </w:pPr>
       <w:r>
         <w:rPr>
+          <w:bCs/>
           <w:b/>
-          <w:bCs/>
         </w:rPr>
         <w:t xml:space="preserve">The screen's resolution</w:t>
       </w:r>
@@ -4732,8 +4741,8 @@
       </w:pPr>
       <w:r>
         <w:rPr>
+          <w:bCs/>
           <w:b/>
-          <w:bCs/>
         </w:rPr>
         <w:t xml:space="preserve">The keyboard and the mouse</w:t>
       </w:r>
@@ -5072,6 +5081,7 @@
         <w:tblStyle w:val="Table"/>
         <w:tblW w:type="auto" w:w="0"/>
         <w:tblLook w:firstRow="1" w:lastRow="0" w:firstColumn="0" w:lastColumn="0" w:noHBand="0" w:noVBand="0" w:val="0020"/>
+        <w:jc w:val="start"/>
       </w:tblPr>
       <w:tblGrid>
         <w:gridCol w:w="3960"/>
@@ -5079,13 +5089,14 @@
       </w:tblGrid>
       <w:tr>
         <w:trPr>
-          <w:tblHeader w:val="on"/>
+          <w:tblHeader w:val="true"/>
         </w:trPr>
         <w:tc>
           <w:tcPr/>
           <w:p>
             <w:pPr>
               <w:pStyle w:val="Compact"/>
+              <w:jc w:val="left"/>
             </w:pPr>
             <w:r>
               <w:t xml:space="preserve">Its part (a header of its own, beside</w:t>
@@ -5109,6 +5120,7 @@
           <w:p>
             <w:pPr>
               <w:pStyle w:val="Compact"/>
+              <w:jc w:val="left"/>
             </w:pPr>
             <w:r>
               <w:t xml:space="preserve">Subject</w:t>
@@ -5122,6 +5134,7 @@
           <w:p>
             <w:pPr>
               <w:pStyle w:val="Compact"/>
+              <w:jc w:val="left"/>
             </w:pPr>
             <w:r>
               <w:rPr>
@@ -5136,6 +5149,7 @@
           <w:p>
             <w:pPr>
               <w:pStyle w:val="Compact"/>
+              <w:jc w:val="left"/>
             </w:pPr>
             <w:r>
               <w:t xml:space="preserve">Notifications</w:t>
@@ -5149,6 +5163,7 @@
           <w:p>
             <w:pPr>
               <w:pStyle w:val="Compact"/>
+              <w:jc w:val="left"/>
             </w:pPr>
             <w:r>
               <w:rPr>
@@ -5178,6 +5193,7 @@
           <w:p>
             <w:pPr>
               <w:pStyle w:val="Compact"/>
+              <w:jc w:val="left"/>
             </w:pPr>
             <w:r>
               <w:t xml:space="preserve">The clipboard</w:t>
@@ -5191,6 +5207,7 @@
           <w:p>
             <w:pPr>
               <w:pStyle w:val="Compact"/>
+              <w:jc w:val="left"/>
             </w:pPr>
             <w:r>
               <w:rPr>
@@ -5205,6 +5222,7 @@
           <w:p>
             <w:pPr>
               <w:pStyle w:val="Compact"/>
+              <w:jc w:val="left"/>
             </w:pPr>
             <w:r>
               <w:t xml:space="preserve">The trash</w:t>
@@ -5218,6 +5236,7 @@
           <w:p>
             <w:pPr>
               <w:pStyle w:val="Compact"/>
+              <w:jc w:val="left"/>
             </w:pPr>
             <w:r>
               <w:rPr>
@@ -5232,6 +5251,7 @@
           <w:p>
             <w:pPr>
               <w:pStyle w:val="Compact"/>
+              <w:jc w:val="left"/>
             </w:pPr>
             <w:r>
               <w:t xml:space="preserve">Which application opens which file</w:t>
@@ -5245,6 +5265,7 @@
           <w:p>
             <w:pPr>
               <w:pStyle w:val="Compact"/>
+              <w:jc w:val="left"/>
             </w:pPr>
             <w:r>
               <w:rPr>
@@ -5259,6 +5280,7 @@
           <w:p>
             <w:pPr>
               <w:pStyle w:val="Compact"/>
+              <w:jc w:val="left"/>
             </w:pPr>
             <w:r>
               <w:t xml:space="preserve">The master volume, the output, each program's volume</w:t>
@@ -5272,6 +5294,7 @@
           <w:p>
             <w:pPr>
               <w:pStyle w:val="Compact"/>
+              <w:jc w:val="left"/>
             </w:pPr>
             <w:r>
               <w:rPr>
@@ -5286,6 +5309,7 @@
           <w:p>
             <w:pPr>
               <w:pStyle w:val="Compact"/>
+              <w:jc w:val="left"/>
             </w:pPr>
             <w:r>
               <w:t xml:space="preserve">The wallpaper's settings and its painter</w:t>
@@ -5299,6 +5323,7 @@
           <w:p>
             <w:pPr>
               <w:pStyle w:val="Compact"/>
+              <w:jc w:val="left"/>
             </w:pPr>
             <w:r>
               <w:rPr>
@@ -5313,6 +5338,7 @@
           <w:p>
             <w:pPr>
               <w:pStyle w:val="Compact"/>
+              <w:jc w:val="left"/>
             </w:pPr>
             <w:r>
               <w:t xml:space="preserve">The dock's settings</w:t>
@@ -5326,6 +5352,7 @@
           <w:p>
             <w:pPr>
               <w:pStyle w:val="Compact"/>
+              <w:jc w:val="left"/>
             </w:pPr>
             <w:r>
               <w:rPr>
@@ -5340,6 +5367,7 @@
           <w:p>
             <w:pPr>
               <w:pStyle w:val="Compact"/>
+              <w:jc w:val="left"/>
             </w:pPr>
             <w:r>
               <w:t xml:space="preserve">The programs loaded ahead at boot</w:t>
@@ -5353,6 +5381,7 @@
           <w:p>
             <w:pPr>
               <w:pStyle w:val="Compact"/>
+              <w:jc w:val="left"/>
             </w:pPr>
             <w:r>
               <w:rPr>
@@ -5367,6 +5396,7 @@
           <w:p>
             <w:pPr>
               <w:pStyle w:val="Compact"/>
+              <w:jc w:val="left"/>
             </w:pPr>
             <w:r>
               <w:t xml:space="preserve">The programs started at boot (</w:t>
@@ -5392,6 +5422,7 @@
           <w:p>
             <w:pPr>
               <w:pStyle w:val="Compact"/>
+              <w:jc w:val="left"/>
             </w:pPr>
             <w:r>
               <w:rPr>
@@ -5406,6 +5437,7 @@
           <w:p>
             <w:pPr>
               <w:pStyle w:val="Compact"/>
+              <w:jc w:val="left"/>
             </w:pPr>
             <w:r>
               <w:t xml:space="preserve">A settings applet shown inside the Control Panel</w:t>
@@ -5419,6 +5451,7 @@
           <w:p>
             <w:pPr>
               <w:pStyle w:val="Compact"/>
+              <w:jc w:val="left"/>
             </w:pPr>
             <w:r>
               <w:rPr>
@@ -5433,6 +5466,7 @@
           <w:p>
             <w:pPr>
               <w:pStyle w:val="Compact"/>
+              <w:jc w:val="left"/>
             </w:pPr>
             <w:r>
               <w:t xml:space="preserve">The system's language and time zone (</w:t>
@@ -5455,6 +5489,7 @@
           <w:p>
             <w:pPr>
               <w:pStyle w:val="Compact"/>
+              <w:jc w:val="left"/>
             </w:pPr>
             <w:r>
               <w:rPr>
@@ -5469,6 +5504,7 @@
           <w:p>
             <w:pPr>
               <w:pStyle w:val="Compact"/>
+              <w:jc w:val="left"/>
             </w:pPr>
             <w:r>
               <w:t xml:space="preserve">The interface's mode (desktop, pocket, console) and its session:</w:t>
@@ -5494,6 +5530,7 @@
           <w:p>
             <w:pPr>
               <w:pStyle w:val="Compact"/>
+              <w:jc w:val="left"/>
             </w:pPr>
             <w:r>
               <w:rPr>
@@ -5508,6 +5545,7 @@
           <w:p>
             <w:pPr>
               <w:pStyle w:val="Compact"/>
+              <w:jc w:val="left"/>
             </w:pPr>
             <w:r>
               <w:t xml:space="preserve">The pocket shell's screens asked (</w:t>
@@ -5542,6 +5580,7 @@
           <w:p>
             <w:pPr>
               <w:pStyle w:val="Compact"/>
+              <w:jc w:val="left"/>
             </w:pPr>
             <w:r>
               <w:rPr>
@@ -5556,6 +5595,7 @@
           <w:p>
             <w:pPr>
               <w:pStyle w:val="Compact"/>
+              <w:jc w:val="left"/>
             </w:pPr>
             <w:r>
               <w:t xml:space="preserve">The documents opened last (</w:t>
@@ -5617,6 +5657,7 @@
           <w:p>
             <w:pPr>
               <w:pStyle w:val="Compact"/>
+              <w:jc w:val="left"/>
             </w:pPr>
             <w:r>
               <w:rPr>
@@ -5631,6 +5672,7 @@
           <w:p>
             <w:pPr>
               <w:pStyle w:val="Compact"/>
+              <w:jc w:val="left"/>
             </w:pPr>
             <w:r>
               <w:t xml:space="preserve">The screen's resolution: the sizes, the one kept (</w:t>
@@ -5662,6 +5704,7 @@
           <w:p>
             <w:pPr>
               <w:pStyle w:val="Compact"/>
+              <w:jc w:val="left"/>
             </w:pPr>
             <w:r>
               <w:rPr>
@@ -5676,6 +5719,7 @@
           <w:p>
             <w:pPr>
               <w:pStyle w:val="Compact"/>
+              <w:jc w:val="left"/>
             </w:pPr>
             <w:r>
               <w:t xml:space="preserve">The keyboard's layouts (</w:t>
@@ -5705,8 +5749,8 @@
         </w:tc>
       </w:tr>
     </w:tbl>
-    <w:bookmarkEnd w:id="21"/>
-    <w:bookmarkStart w:id="22" w:name="index"/>
+    <w:bookmarkEnd w:id="23"/>
+    <w:bookmarkStart w:id="24" w:name="index"/>
     <w:p>
       <w:pPr>
         <w:pStyle w:val="Heading2"/>
@@ -5728,6 +5772,7 @@
         <w:tblStyle w:val="Table"/>
         <w:tblW w:type="auto" w:w="0"/>
         <w:tblLook w:firstRow="1" w:lastRow="0" w:firstColumn="0" w:lastColumn="0" w:noHBand="0" w:noVBand="0" w:val="0020"/>
+        <w:jc w:val="start"/>
       </w:tblPr>
       <w:tblGrid>
         <w:gridCol w:w="2640"/>
@@ -5736,13 +5781,14 @@
       </w:tblGrid>
       <w:tr>
         <w:trPr>
-          <w:tblHeader w:val="on"/>
+          <w:tblHeader w:val="true"/>
         </w:trPr>
         <w:tc>
           <w:tcPr/>
           <w:p>
             <w:pPr>
               <w:pStyle w:val="Compact"/>
+              <w:jc w:val="left"/>
             </w:pPr>
             <w:r>
               <w:t xml:space="preserve">Name</w:t>
@@ -5754,6 +5800,7 @@
           <w:p>
             <w:pPr>
               <w:pStyle w:val="Compact"/>
+              <w:jc w:val="left"/>
             </w:pPr>
             <w:r>
               <w:t xml:space="preserve">What it does</w:t>
@@ -5765,6 +5812,7 @@
           <w:p>
             <w:pPr>
               <w:pStyle w:val="Compact"/>
+              <w:jc w:val="left"/>
             </w:pPr>
             <w:r>
               <w:t xml:space="preserve">Header</w:t>
@@ -5778,6 +5826,7 @@
           <w:p>
             <w:pPr>
               <w:pStyle w:val="Compact"/>
+              <w:jc w:val="left"/>
             </w:pPr>
             <w:r>
               <w:rPr>
@@ -5792,6 +5841,7 @@
           <w:p>
             <w:pPr>
               <w:pStyle w:val="Compact"/>
+              <w:jc w:val="left"/>
             </w:pPr>
             <w:r>
               <w:t xml:space="preserve">A bubble with a title and a text, sent to notifyd (started if it does not run, waited for up to 2 s)</w:t>
@@ -5803,6 +5853,7 @@
           <w:p>
             <w:pPr>
               <w:pStyle w:val="Compact"/>
+              <w:jc w:val="left"/>
             </w:pPr>
             <w:r>
               <w:rPr>
@@ -5819,6 +5870,7 @@
           <w:p>
             <w:pPr>
               <w:pStyle w:val="Compact"/>
+              <w:jc w:val="left"/>
             </w:pPr>
             <w:r>
               <w:rPr>
@@ -5833,6 +5885,7 @@
           <w:p>
             <w:pPr>
               <w:pStyle w:val="Compact"/>
+              <w:jc w:val="left"/>
             </w:pPr>
             <w:r>
               <w:t xml:space="preserve">a bubble with a title and a text, no action (notify_action) -&gt; 1 sent, 0 not</w:t>
@@ -5844,6 +5897,7 @@
           <w:p>
             <w:pPr>
               <w:pStyle w:val="Compact"/>
+              <w:jc w:val="left"/>
             </w:pPr>
             <w:r>
               <w:rPr>
@@ -5860,6 +5914,7 @@
           <w:p>
             <w:pPr>
               <w:pStyle w:val="Compact"/>
+              <w:jc w:val="left"/>
             </w:pPr>
             <w:r>
               <w:rPr>
@@ -5874,6 +5929,7 @@
           <w:p>
             <w:pPr>
               <w:pStyle w:val="Compact"/>
+              <w:jc w:val="left"/>
             </w:pPr>
             <w:r>
               <w:t xml:space="preserve">One copy, n representations (a format and its bytes each).</w:t>
@@ -5885,6 +5941,7 @@
           <w:p>
             <w:pPr>
               <w:pStyle w:val="Compact"/>
+              <w:jc w:val="left"/>
             </w:pPr>
             <w:r>
               <w:rPr>
@@ -5901,6 +5958,7 @@
           <w:p>
             <w:pPr>
               <w:pStyle w:val="Compact"/>
+              <w:jc w:val="left"/>
             </w:pPr>
             <w:r>
               <w:rPr>
@@ -5915,6 +5973,7 @@
           <w:p>
             <w:pPr>
               <w:pStyle w:val="Compact"/>
+              <w:jc w:val="left"/>
             </w:pPr>
             <w:r>
               <w:t xml:space="preserve">The item under the cursor in the first of fmt[] it has (else the newest item that has one of them)</w:t>
@@ -5926,6 +5985,7 @@
           <w:p>
             <w:pPr>
               <w:pStyle w:val="Compact"/>
+              <w:jc w:val="left"/>
             </w:pPr>
             <w:r>
               <w:rPr>
@@ -5942,6 +6002,7 @@
           <w:p>
             <w:pPr>
               <w:pStyle w:val="Compact"/>
+              <w:jc w:val="left"/>
             </w:pPr>
             <w:r>
               <w:rPr>
@@ -5956,6 +6017,7 @@
           <w:p>
             <w:pPr>
               <w:pStyle w:val="Compact"/>
+              <w:jc w:val="left"/>
             </w:pPr>
             <w:r>
               <w:t xml:space="preserve">copy the n bytes of s as text (a "text" item to clipd, and the kernel's clipboard)</w:t>
@@ -5967,6 +6029,7 @@
           <w:p>
             <w:pPr>
               <w:pStyle w:val="Compact"/>
+              <w:jc w:val="left"/>
             </w:pPr>
             <w:r>
               <w:rPr>
@@ -5983,6 +6046,7 @@
           <w:p>
             <w:pPr>
               <w:pStyle w:val="Compact"/>
+              <w:jc w:val="left"/>
             </w:pPr>
             <w:r>
               <w:rPr>
@@ -5997,6 +6061,7 @@
           <w:p>
             <w:pPr>
               <w:pStyle w:val="Compact"/>
+              <w:jc w:val="left"/>
             </w:pPr>
             <w:r>
               <w:t xml:space="preserve">copy the NUL-terminated string s as text (clip_set_text_n)</w:t>
@@ -6008,6 +6073,7 @@
           <w:p>
             <w:pPr>
               <w:pStyle w:val="Compact"/>
+              <w:jc w:val="left"/>
             </w:pPr>
             <w:r>
               <w:rPr>
@@ -6024,6 +6090,7 @@
           <w:p>
             <w:pPr>
               <w:pStyle w:val="Compact"/>
+              <w:jc w:val="left"/>
             </w:pPr>
             <w:r>
               <w:rPr>
@@ -6038,6 +6105,7 @@
           <w:p>
             <w:pPr>
               <w:pStyle w:val="Compact"/>
+              <w:jc w:val="left"/>
             </w:pPr>
             <w:r>
               <w:t xml:space="preserve">The clipboard's text into buf (NUL-terminated, truncated to cap-1) -&gt; its length</w:t>
@@ -6049,6 +6117,7 @@
           <w:p>
             <w:pPr>
               <w:pStyle w:val="Compact"/>
+              <w:jc w:val="left"/>
             </w:pPr>
             <w:r>
               <w:rPr>
@@ -6065,6 +6134,7 @@
           <w:p>
             <w:pPr>
               <w:pStyle w:val="Compact"/>
+              <w:jc w:val="left"/>
             </w:pPr>
             <w:r>
               <w:rPr>
@@ -6079,6 +6149,7 @@
           <w:p>
             <w:pPr>
               <w:pStyle w:val="Compact"/>
+              <w:jc w:val="left"/>
             </w:pPr>
             <w:r>
               <w:t xml:space="preserve">File / folder paths ('\n'-separated)</w:t>
@@ -6090,6 +6161,7 @@
           <w:p>
             <w:pPr>
               <w:pStyle w:val="Compact"/>
+              <w:jc w:val="left"/>
             </w:pPr>
             <w:r>
               <w:rPr>
@@ -6106,6 +6178,7 @@
           <w:p>
             <w:pPr>
               <w:pStyle w:val="Compact"/>
+              <w:jc w:val="left"/>
             </w:pPr>
             <w:r>
               <w:rPr>
@@ -6120,6 +6193,7 @@
           <w:p>
             <w:pPr>
               <w:pStyle w:val="Compact"/>
+              <w:jc w:val="left"/>
             </w:pPr>
             <w:r>
               <w:t xml:space="preserve">The first path into buf</w:t>
@@ -6131,6 +6205,7 @@
           <w:p>
             <w:pPr>
               <w:pStyle w:val="Compact"/>
+              <w:jc w:val="left"/>
             </w:pPr>
             <w:r>
               <w:rPr>
@@ -6147,6 +6222,7 @@
           <w:p>
             <w:pPr>
               <w:pStyle w:val="Compact"/>
+              <w:jc w:val="left"/>
             </w:pPr>
             <w:r>
               <w:rPr>
@@ -6161,6 +6237,7 @@
           <w:p>
             <w:pPr>
               <w:pStyle w:val="Compact"/>
+              <w:jc w:val="left"/>
             </w:pPr>
             <w:r>
               <w:t xml:space="preserve">After a cut + paste moved the files</w:t>
@@ -6172,6 +6249,7 @@
           <w:p>
             <w:pPr>
               <w:pStyle w:val="Compact"/>
+              <w:jc w:val="left"/>
             </w:pPr>
             <w:r>
               <w:rPr>
@@ -6188,6 +6266,7 @@
           <w:p>
             <w:pPr>
               <w:pStyle w:val="Compact"/>
+              <w:jc w:val="left"/>
             </w:pPr>
             <w:r>
               <w:rPr>
@@ -6202,6 +6281,7 @@
           <w:p>
             <w:pPr>
               <w:pStyle w:val="Compact"/>
+              <w:jc w:val="left"/>
             </w:pPr>
             <w:r>
               <w:t xml:space="preserve">w x h pixels 0x00RRGGBB (a row after the other)</w:t>
@@ -6213,6 +6293,7 @@
           <w:p>
             <w:pPr>
               <w:pStyle w:val="Compact"/>
+              <w:jc w:val="left"/>
             </w:pPr>
             <w:r>
               <w:rPr>
@@ -6229,6 +6310,7 @@
           <w:p>
             <w:pPr>
               <w:pStyle w:val="Compact"/>
+              <w:jc w:val="left"/>
             </w:pPr>
             <w:r>
               <w:rPr>
@@ -6243,6 +6325,7 @@
           <w:p>
             <w:pPr>
               <w:pStyle w:val="Compact"/>
+              <w:jc w:val="left"/>
             </w:pPr>
             <w:r>
               <w:t xml:space="preserve">-&gt; new[] pixels (delete[] them) and the size, or 0</w:t>
@@ -6254,6 +6337,7 @@
           <w:p>
             <w:pPr>
               <w:pStyle w:val="Compact"/>
+              <w:jc w:val="left"/>
             </w:pPr>
             <w:r>
               <w:rPr>
@@ -6270,6 +6354,7 @@
           <w:p>
             <w:pPr>
               <w:pStyle w:val="Compact"/>
+              <w:jc w:val="left"/>
             </w:pPr>
             <w:r>
               <w:rPr>
@@ -6284,6 +6369,7 @@
           <w:p>
             <w:pPr>
               <w:pStyle w:val="Compact"/>
+              <w:jc w:val="left"/>
             </w:pPr>
             <w:r>
               <w:t xml:space="preserve">what the widget is told of an item (one message)</w:t>
@@ -6295,6 +6381,7 @@
           <w:p>
             <w:pPr>
               <w:pStyle w:val="Compact"/>
+              <w:jc w:val="left"/>
             </w:pPr>
             <w:r>
               <w:rPr>
@@ -6311,6 +6398,7 @@
           <w:p>
             <w:pPr>
               <w:pStyle w:val="Compact"/>
+              <w:jc w:val="left"/>
             </w:pPr>
             <w:r>
               <w:rPr>
@@ -6325,6 +6413,7 @@
           <w:p>
             <w:pPr>
               <w:pStyle w:val="Compact"/>
+              <w:jc w:val="left"/>
             </w:pPr>
             <w:r>
               <w:t xml:space="preserve">v stored at p as 4 bytes, the low one first (little endian)</w:t>
@@ -6336,6 +6425,7 @@
           <w:p>
             <w:pPr>
               <w:pStyle w:val="Compact"/>
+              <w:jc w:val="left"/>
             </w:pPr>
             <w:r>
               <w:rPr>
@@ -6352,6 +6442,7 @@
           <w:p>
             <w:pPr>
               <w:pStyle w:val="Compact"/>
+              <w:jc w:val="left"/>
             </w:pPr>
             <w:r>
               <w:rPr>
@@ -6366,6 +6457,7 @@
           <w:p>
             <w:pPr>
               <w:pStyle w:val="Compact"/>
+              <w:jc w:val="left"/>
             </w:pPr>
             <w:r>
               <w:t xml:space="preserve">the 4 bytes at p read as a little-endian number</w:t>
@@ -6377,6 +6469,7 @@
           <w:p>
             <w:pPr>
               <w:pStyle w:val="Compact"/>
+              <w:jc w:val="left"/>
             </w:pPr>
             <w:r>
               <w:rPr>
@@ -6393,6 +6486,7 @@
           <w:p>
             <w:pPr>
               <w:pStyle w:val="Compact"/>
+              <w:jc w:val="left"/>
             </w:pPr>
             <w:r>
               <w:rPr>
@@ -6407,6 +6501,7 @@
           <w:p>
             <w:pPr>
               <w:pStyle w:val="Compact"/>
+              <w:jc w:val="left"/>
             </w:pPr>
             <w:r>
               <w:t xml:space="preserve">the length of the string s (0 for a null pointer)</w:t>
@@ -6418,6 +6513,7 @@
           <w:p>
             <w:pPr>
               <w:pStyle w:val="Compact"/>
+              <w:jc w:val="left"/>
             </w:pPr>
             <w:r>
               <w:rPr>
@@ -6434,6 +6530,7 @@
           <w:p>
             <w:pPr>
               <w:pStyle w:val="Compact"/>
+              <w:jc w:val="left"/>
             </w:pPr>
             <w:r>
               <w:rPr>
@@ -6448,6 +6545,7 @@
           <w:p>
             <w:pPr>
               <w:pStyle w:val="Compact"/>
+              <w:jc w:val="left"/>
             </w:pPr>
             <w:r>
               <w:t xml:space="preserve">1 if the strings a and b are the same (the case counts), else 0</w:t>
@@ -6459,6 +6557,7 @@
           <w:p>
             <w:pPr>
               <w:pStyle w:val="Compact"/>
+              <w:jc w:val="left"/>
             </w:pPr>
             <w:r>
               <w:rPr>
@@ -6475,6 +6574,7 @@
           <w:p>
             <w:pPr>
               <w:pStyle w:val="Compact"/>
+              <w:jc w:val="left"/>
             </w:pPr>
             <w:r>
               <w:rPr>
@@ -6489,6 +6589,7 @@
           <w:p>
             <w:pPr>
               <w:pStyle w:val="Compact"/>
+              <w:jc w:val="left"/>
             </w:pPr>
             <w:r>
               <w:t xml:space="preserve">the size of a container of n representations</w:t>
@@ -6500,6 +6601,7 @@
           <w:p>
             <w:pPr>
               <w:pStyle w:val="Compact"/>
+              <w:jc w:val="left"/>
             </w:pPr>
             <w:r>
               <w:rPr>
@@ -6516,6 +6618,7 @@
           <w:p>
             <w:pPr>
               <w:pStyle w:val="Compact"/>
+              <w:jc w:val="left"/>
             </w:pPr>
             <w:r>
               <w:rPr>
@@ -6530,6 +6633,7 @@
           <w:p>
             <w:pPr>
               <w:pStyle w:val="Compact"/>
+              <w:jc w:val="left"/>
             </w:pPr>
             <w:r>
               <w:t xml:space="preserve">writes it into out (clipc_size bytes)</w:t>
@@ -6541,6 +6645,7 @@
           <w:p>
             <w:pPr>
               <w:pStyle w:val="Compact"/>
+              <w:jc w:val="left"/>
             </w:pPr>
             <w:r>
               <w:rPr>
@@ -6557,6 +6662,7 @@
           <w:p>
             <w:pPr>
               <w:pStyle w:val="Compact"/>
+              <w:jc w:val="left"/>
             </w:pPr>
             <w:r>
               <w:rPr>
@@ -6571,6 +6677,7 @@
           <w:p>
             <w:pPr>
               <w:pStyle w:val="Compact"/>
+              <w:jc w:val="left"/>
             </w:pPr>
             <w:r>
               <w:t xml:space="preserve">representation i of a container (0..count-1)</w:t>
@@ -6582,6 +6689,7 @@
           <w:p>
             <w:pPr>
               <w:pStyle w:val="Compact"/>
+              <w:jc w:val="left"/>
             </w:pPr>
             <w:r>
               <w:rPr>
@@ -6598,6 +6706,7 @@
           <w:p>
             <w:pPr>
               <w:pStyle w:val="Compact"/>
+              <w:jc w:val="left"/>
             </w:pPr>
             <w:r>
               <w:rPr>
@@ -6612,6 +6721,7 @@
           <w:p>
             <w:pPr>
               <w:pStyle w:val="Compact"/>
+              <w:jc w:val="left"/>
             </w:pPr>
             <w:r>
               <w:t xml:space="preserve">representation i of a container (0..count-1)</w:t>
@@ -6623,6 +6733,7 @@
           <w:p>
             <w:pPr>
               <w:pStyle w:val="Compact"/>
+              <w:jc w:val="left"/>
             </w:pPr>
             <w:r>
               <w:rPr>
@@ -6639,6 +6750,7 @@
           <w:p>
             <w:pPr>
               <w:pStyle w:val="Compact"/>
+              <w:jc w:val="left"/>
             </w:pPr>
             <w:r>
               <w:rPr>
@@ -6653,6 +6765,7 @@
           <w:p>
             <w:pPr>
               <w:pStyle w:val="Compact"/>
+              <w:jc w:val="left"/>
             </w:pPr>
             <w:r>
               <w:t xml:space="preserve">make the trash's folders (TRASH_DIR, TRASH_FILES, TRASH_INFO) if they are not there</w:t>
@@ -6664,6 +6777,7 @@
           <w:p>
             <w:pPr>
               <w:pStyle w:val="Compact"/>
+              <w:jc w:val="left"/>
             </w:pPr>
             <w:r>
               <w:rPr>
@@ -6680,6 +6794,7 @@
           <w:p>
             <w:pPr>
               <w:pStyle w:val="Compact"/>
+              <w:jc w:val="left"/>
             </w:pPr>
             <w:r>
               <w:rPr>
@@ -6694,6 +6809,7 @@
           <w:p>
             <w:pPr>
               <w:pStyle w:val="Compact"/>
+              <w:jc w:val="left"/>
             </w:pPr>
             <w:r>
               <w:t xml:space="preserve">Move</w:t>
@@ -6720,6 +6836,7 @@
           <w:p>
             <w:pPr>
               <w:pStyle w:val="Compact"/>
+              <w:jc w:val="left"/>
             </w:pPr>
             <w:r>
               <w:rPr>
@@ -6736,6 +6853,7 @@
           <w:p>
             <w:pPr>
               <w:pStyle w:val="Compact"/>
+              <w:jc w:val="left"/>
             </w:pPr>
             <w:r>
               <w:rPr>
@@ -6750,6 +6868,7 @@
           <w:p>
             <w:pPr>
               <w:pStyle w:val="Compact"/>
+              <w:jc w:val="left"/>
             </w:pPr>
             <w:r>
               <w:t xml:space="preserve">Original path of trashed item</w:t>
@@ -6776,6 +6895,7 @@
           <w:p>
             <w:pPr>
               <w:pStyle w:val="Compact"/>
+              <w:jc w:val="left"/>
             </w:pPr>
             <w:r>
               <w:rPr>
@@ -6792,6 +6912,7 @@
           <w:p>
             <w:pPr>
               <w:pStyle w:val="Compact"/>
+              <w:jc w:val="left"/>
             </w:pPr>
             <w:r>
               <w:rPr>
@@ -6806,6 +6927,7 @@
           <w:p>
             <w:pPr>
               <w:pStyle w:val="Compact"/>
+              <w:jc w:val="left"/>
             </w:pPr>
             <w:r>
               <w:t xml:space="preserve">Restore trashed item</w:t>
@@ -6832,6 +6954,7 @@
           <w:p>
             <w:pPr>
               <w:pStyle w:val="Compact"/>
+              <w:jc w:val="left"/>
             </w:pPr>
             <w:r>
               <w:rPr>
@@ -6848,6 +6971,7 @@
           <w:p>
             <w:pPr>
               <w:pStyle w:val="Compact"/>
+              <w:jc w:val="left"/>
             </w:pPr>
             <w:r>
               <w:rPr>
@@ -6862,6 +6986,7 @@
           <w:p>
             <w:pPr>
               <w:pStyle w:val="Compact"/>
+              <w:jc w:val="left"/>
             </w:pPr>
             <w:r>
               <w:t xml:space="preserve">Delete trashed item</w:t>
@@ -6888,6 +7013,7 @@
           <w:p>
             <w:pPr>
               <w:pStyle w:val="Compact"/>
+              <w:jc w:val="left"/>
             </w:pPr>
             <w:r>
               <w:rPr>
@@ -6904,6 +7030,7 @@
           <w:p>
             <w:pPr>
               <w:pStyle w:val="Compact"/>
+              <w:jc w:val="left"/>
             </w:pPr>
             <w:r>
               <w:rPr>
@@ -6918,6 +7045,7 @@
           <w:p>
             <w:pPr>
               <w:pStyle w:val="Compact"/>
+              <w:jc w:val="left"/>
             </w:pPr>
             <w:r>
               <w:t xml:space="preserve">Number of items in the trash.</w:t>
@@ -6929,6 +7057,7 @@
           <w:p>
             <w:pPr>
               <w:pStyle w:val="Compact"/>
+              <w:jc w:val="left"/>
             </w:pPr>
             <w:r>
               <w:rPr>
@@ -6945,6 +7074,7 @@
           <w:p>
             <w:pPr>
               <w:pStyle w:val="Compact"/>
+              <w:jc w:val="left"/>
             </w:pPr>
             <w:r>
               <w:rPr>
@@ -6959,6 +7089,7 @@
           <w:p>
             <w:pPr>
               <w:pStyle w:val="Compact"/>
+              <w:jc w:val="left"/>
             </w:pPr>
             <w:r>
               <w:t xml:space="preserve">Empty the trash (everything in files/ and info/).</w:t>
@@ -6970,6 +7101,7 @@
           <w:p>
             <w:pPr>
               <w:pStyle w:val="Compact"/>
+              <w:jc w:val="left"/>
             </w:pPr>
             <w:r>
               <w:rPr>
@@ -6986,6 +7118,7 @@
           <w:p>
             <w:pPr>
               <w:pStyle w:val="Compact"/>
+              <w:jc w:val="left"/>
             </w:pPr>
             <w:r>
               <w:rPr>
@@ -7000,6 +7133,7 @@
           <w:p>
             <w:pPr>
               <w:pStyle w:val="Compact"/>
+              <w:jc w:val="left"/>
             </w:pPr>
             <w:r>
               <w:t xml:space="preserve">Extension of path (after the last '.' of its basename), or "" if none.</w:t>
@@ -7011,6 +7145,7 @@
           <w:p>
             <w:pPr>
               <w:pStyle w:val="Compact"/>
+              <w:jc w:val="left"/>
             </w:pPr>
             <w:r>
               <w:rPr>
@@ -7027,6 +7162,7 @@
           <w:p>
             <w:pPr>
               <w:pStyle w:val="Compact"/>
+              <w:jc w:val="left"/>
             </w:pPr>
             <w:r>
               <w:rPr>
@@ -7041,6 +7177,7 @@
           <w:p>
             <w:pPr>
               <w:pStyle w:val="Compact"/>
+              <w:jc w:val="left"/>
             </w:pPr>
             <w:r>
               <w:t xml:space="preserve">Extension of path (after the last '.' of its basename), or "" if none.</w:t>
@@ -7052,6 +7189,7 @@
           <w:p>
             <w:pPr>
               <w:pStyle w:val="Compact"/>
+              <w:jc w:val="left"/>
             </w:pPr>
             <w:r>
               <w:rPr>
@@ -7068,6 +7206,7 @@
           <w:p>
             <w:pPr>
               <w:pStyle w:val="Compact"/>
+              <w:jc w:val="left"/>
             </w:pPr>
             <w:r>
               <w:rPr>
@@ -7082,6 +7221,7 @@
           <w:p>
             <w:pPr>
               <w:pStyle w:val="Compact"/>
+              <w:jc w:val="left"/>
             </w:pPr>
             <w:r>
               <w:t xml:space="preserve">Extension of path (after the last '.' of its basename), or "" if none.</w:t>
@@ -7093,6 +7233,7 @@
           <w:p>
             <w:pPr>
               <w:pStyle w:val="Compact"/>
+              <w:jc w:val="left"/>
             </w:pPr>
             <w:r>
               <w:rPr>
@@ -7109,6 +7250,7 @@
           <w:p>
             <w:pPr>
               <w:pStyle w:val="Compact"/>
+              <w:jc w:val="left"/>
             </w:pPr>
             <w:r>
               <w:rPr>
@@ -7123,6 +7265,7 @@
           <w:p>
             <w:pPr>
               <w:pStyle w:val="Compact"/>
+              <w:jc w:val="left"/>
             </w:pPr>
             <w:r>
               <w:t xml:space="preserve">Extension of path (after the last '.' of its basename), or "" if none.</w:t>
@@ -7134,6 +7277,7 @@
           <w:p>
             <w:pPr>
               <w:pStyle w:val="Compact"/>
+              <w:jc w:val="left"/>
             </w:pPr>
             <w:r>
               <w:rPr>
@@ -7150,6 +7294,7 @@
           <w:p>
             <w:pPr>
               <w:pStyle w:val="Compact"/>
+              <w:jc w:val="left"/>
             </w:pPr>
             <w:r>
               <w:rPr>
@@ -7164,6 +7309,7 @@
           <w:p>
             <w:pPr>
               <w:pStyle w:val="Compact"/>
+              <w:jc w:val="left"/>
             </w:pPr>
             <w:r>
               <w:t xml:space="preserve">An output's word in sound.ini (KAPI_SND_OUT_*).</w:t>
@@ -7175,6 +7321,7 @@
           <w:p>
             <w:pPr>
               <w:pStyle w:val="Compact"/>
+              <w:jc w:val="left"/>
             </w:pPr>
             <w:r>
               <w:rPr>
@@ -7191,6 +7338,7 @@
           <w:p>
             <w:pPr>
               <w:pStyle w:val="Compact"/>
+              <w:jc w:val="left"/>
             </w:pPr>
             <w:r>
               <w:rPr>
@@ -7205,6 +7353,7 @@
           <w:p>
             <w:pPr>
               <w:pStyle w:val="Compact"/>
+              <w:jc w:val="left"/>
             </w:pPr>
             <w:r>
               <w:t xml:space="preserve">An output's word in sound.ini (KAPI_SND_OUT_*).</w:t>
@@ -7216,6 +7365,7 @@
           <w:p>
             <w:pPr>
               <w:pStyle w:val="Compact"/>
+              <w:jc w:val="left"/>
             </w:pPr>
             <w:r>
               <w:rPr>
@@ -7232,6 +7382,7 @@
           <w:p>
             <w:pPr>
               <w:pStyle w:val="Compact"/>
+              <w:jc w:val="left"/>
             </w:pPr>
             <w:r>
               <w:rPr>
@@ -7246,6 +7397,7 @@
           <w:p>
             <w:pPr>
               <w:pStyle w:val="Compact"/>
+              <w:jc w:val="left"/>
             </w:pPr>
             <w:r>
               <w:t xml:space="preserve">The output chosen (KAPI_SND_OUT_*)</w:t>
@@ -7257,6 +7409,7 @@
           <w:p>
             <w:pPr>
               <w:pStyle w:val="Compact"/>
+              <w:jc w:val="left"/>
             </w:pPr>
             <w:r>
               <w:rPr>
@@ -7273,6 +7426,7 @@
           <w:p>
             <w:pPr>
               <w:pStyle w:val="Compact"/>
+              <w:jc w:val="left"/>
             </w:pPr>
             <w:r>
               <w:rPr>
@@ -7287,6 +7441,7 @@
           <w:p>
             <w:pPr>
               <w:pStyle w:val="Compact"/>
+              <w:jc w:val="left"/>
             </w:pPr>
             <w:r>
               <w:t xml:space="preserve">The channel's volume and mute set now (-1</w:t>
@@ -7298,6 +7453,7 @@
           <w:p>
             <w:pPr>
               <w:pStyle w:val="Compact"/>
+              <w:jc w:val="left"/>
             </w:pPr>
             <w:r>
               <w:rPr>
@@ -7314,6 +7470,7 @@
           <w:p>
             <w:pPr>
               <w:pStyle w:val="Compact"/>
+              <w:jc w:val="left"/>
             </w:pPr>
             <w:r>
               <w:rPr>
@@ -7328,6 +7485,7 @@
           <w:p>
             <w:pPr>
               <w:pStyle w:val="Compact"/>
+              <w:jc w:val="left"/>
             </w:pPr>
             <w:r>
               <w:t xml:space="preserve">the saved volume -&gt; the kernel (no file</w:t>
@@ -7339,6 +7497,7 @@
           <w:p>
             <w:pPr>
               <w:pStyle w:val="Compact"/>
+              <w:jc w:val="left"/>
             </w:pPr>
             <w:r>
               <w:rPr>
@@ -7355,6 +7514,7 @@
           <w:p>
             <w:pPr>
               <w:pStyle w:val="Compact"/>
+              <w:jc w:val="left"/>
             </w:pPr>
             <w:r>
               <w:rPr>
@@ -7369,6 +7529,7 @@
           <w:p>
             <w:pPr>
               <w:pStyle w:val="Compact"/>
+              <w:jc w:val="left"/>
             </w:pPr>
             <w:r>
               <w:t xml:space="preserve">(a type)</w:t>
@@ -7380,6 +7541,7 @@
           <w:p>
             <w:pPr>
               <w:pStyle w:val="Compact"/>
+              <w:jc w:val="left"/>
             </w:pPr>
             <w:r>
               <w:rPr>
@@ -7396,6 +7558,7 @@
           <w:p>
             <w:pPr>
               <w:pStyle w:val="Compact"/>
+              <w:jc w:val="left"/>
             </w:pPr>
             <w:r>
               <w:rPr>
@@ -7410,6 +7573,7 @@
           <w:p>
             <w:pPr>
               <w:pStyle w:val="Compact"/>
+              <w:jc w:val="left"/>
             </w:pPr>
             <w:r>
               <w:t xml:space="preserve">the wallpaper without a file: voronoi, 28 points, the blues 0x4878B0 and 0x1C2C48, the pattern waves.png</w:t>
@@ -7421,6 +7585,7 @@
           <w:p>
             <w:pPr>
               <w:pStyle w:val="Compact"/>
+              <w:jc w:val="left"/>
             </w:pPr>
             <w:r>
               <w:rPr>
@@ -7437,6 +7602,7 @@
           <w:p>
             <w:pPr>
               <w:pStyle w:val="Compact"/>
+              <w:jc w:val="left"/>
             </w:pPr>
             <w:r>
               <w:rPr>
@@ -7451,6 +7617,7 @@
           <w:p>
             <w:pPr>
               <w:pStyle w:val="Compact"/>
+              <w:jc w:val="left"/>
             </w:pPr>
             <w:r>
               <w:t xml:space="preserve">true if a and b are the same string, the case of A..Z ignored</w:t>
@@ -7462,6 +7629,7 @@
           <w:p>
             <w:pPr>
               <w:pStyle w:val="Compact"/>
+              <w:jc w:val="left"/>
             </w:pPr>
             <w:r>
               <w:rPr>
@@ -7478,6 +7646,7 @@
           <w:p>
             <w:pPr>
               <w:pStyle w:val="Compact"/>
+              <w:jc w:val="left"/>
             </w:pPr>
             <w:r>
               <w:rPr>
@@ -7492,6 +7661,7 @@
           <w:p>
             <w:pPr>
               <w:pStyle w:val="Compact"/>
+              <w:jc w:val="left"/>
             </w:pPr>
             <w:r>
               <w:t xml:space="preserve">a colour in hexadecimal ("0xRRGGBB", "#RRGGBB", "RRGGBB") -&gt; 0x00RRGGBB; def if v has no hex digit</w:t>
@@ -7503,6 +7673,7 @@
           <w:p>
             <w:pPr>
               <w:pStyle w:val="Compact"/>
+              <w:jc w:val="left"/>
             </w:pPr>
             <w:r>
               <w:rPr>
@@ -7519,6 +7690,7 @@
           <w:p>
             <w:pPr>
               <w:pStyle w:val="Compact"/>
+              <w:jc w:val="left"/>
             </w:pPr>
             <w:r>
               <w:rPr>
@@ -7533,6 +7705,7 @@
           <w:p>
             <w:pPr>
               <w:pStyle w:val="Compact"/>
+              <w:jc w:val="left"/>
             </w:pPr>
             <w:r>
               <w:t xml:space="preserve">"key = value" lines of a file</w:t>
@@ -7544,6 +7717,7 @@
           <w:p>
             <w:pPr>
               <w:pStyle w:val="Compact"/>
+              <w:jc w:val="left"/>
             </w:pPr>
             <w:r>
               <w:rPr>
@@ -7560,6 +7734,7 @@
           <w:p>
             <w:pPr>
               <w:pStyle w:val="Compact"/>
+              <w:jc w:val="left"/>
             </w:pPr>
             <w:r>
               <w:rPr>
@@ -7574,6 +7749,7 @@
           <w:p>
             <w:pPr>
               <w:pStyle w:val="Compact"/>
+              <w:jc w:val="left"/>
             </w:pPr>
             <w:r>
               <w:t xml:space="preserve">"key = value" lines of a file</w:t>
@@ -7585,6 +7761,7 @@
           <w:p>
             <w:pPr>
               <w:pStyle w:val="Compact"/>
+              <w:jc w:val="left"/>
             </w:pPr>
             <w:r>
               <w:rPr>
@@ -7601,6 +7778,7 @@
           <w:p>
             <w:pPr>
               <w:pStyle w:val="Compact"/>
+              <w:jc w:val="left"/>
             </w:pPr>
             <w:r>
               <w:rPr>
@@ -7615,6 +7793,7 @@
           <w:p>
             <w:pPr>
               <w:pStyle w:val="Compact"/>
+              <w:jc w:val="left"/>
             </w:pPr>
             <w:r>
               <w:t xml:space="preserve">"key = value" lines of a file</w:t>
@@ -7626,6 +7805,7 @@
           <w:p>
             <w:pPr>
               <w:pStyle w:val="Compact"/>
+              <w:jc w:val="left"/>
             </w:pPr>
             <w:r>
               <w:rPr>
@@ -7642,6 +7822,7 @@
           <w:p>
             <w:pPr>
               <w:pStyle w:val="Compact"/>
+              <w:jc w:val="left"/>
             </w:pPr>
             <w:r>
               <w:rPr>
@@ -7656,6 +7837,7 @@
           <w:p>
             <w:pPr>
               <w:pStyle w:val="Compact"/>
+              <w:jc w:val="left"/>
             </w:pPr>
             <w:r>
               <w:t xml:space="preserve">"key = value" lines of a file</w:t>
@@ -7667,6 +7849,7 @@
           <w:p>
             <w:pPr>
               <w:pStyle w:val="Compact"/>
+              <w:jc w:val="left"/>
             </w:pPr>
             <w:r>
               <w:rPr>
@@ -7683,6 +7866,7 @@
           <w:p>
             <w:pPr>
               <w:pStyle w:val="Compact"/>
+              <w:jc w:val="left"/>
             </w:pPr>
             <w:r>
               <w:rPr>
@@ -7697,6 +7881,7 @@
           <w:p>
             <w:pPr>
               <w:pStyle w:val="Compact"/>
+              <w:jc w:val="left"/>
             </w:pPr>
             <w:r>
               <w:t xml:space="preserve">"key = value" lines of a file</w:t>
@@ -7708,6 +7893,7 @@
           <w:p>
             <w:pPr>
               <w:pStyle w:val="Compact"/>
+              <w:jc w:val="left"/>
             </w:pPr>
             <w:r>
               <w:rPr>
@@ -7724,6 +7910,7 @@
           <w:p>
             <w:pPr>
               <w:pStyle w:val="Compact"/>
+              <w:jc w:val="left"/>
             </w:pPr>
             <w:r>
               <w:rPr>
@@ -7738,6 +7925,7 @@
           <w:p>
             <w:pPr>
               <w:pStyle w:val="Compact"/>
+              <w:jc w:val="left"/>
             </w:pPr>
             <w:r>
               <w:t xml:space="preserve">"key = value" lines of a file</w:t>
@@ -7749,6 +7937,7 @@
           <w:p>
             <w:pPr>
               <w:pStyle w:val="Compact"/>
+              <w:jc w:val="left"/>
             </w:pPr>
             <w:r>
               <w:rPr>
@@ -7765,6 +7954,7 @@
           <w:p>
             <w:pPr>
               <w:pStyle w:val="Compact"/>
+              <w:jc w:val="left"/>
             </w:pPr>
             <w:r>
               <w:rPr>
@@ -7779,6 +7969,7 @@
           <w:p>
             <w:pPr>
               <w:pStyle w:val="Compact"/>
+              <w:jc w:val="left"/>
             </w:pPr>
             <w:r>
               <w:t xml:space="preserve">the integer square root of n (rounded down)</w:t>
@@ -7790,6 +7981,7 @@
           <w:p>
             <w:pPr>
               <w:pStyle w:val="Compact"/>
+              <w:jc w:val="left"/>
             </w:pPr>
             <w:r>
               <w:rPr>
@@ -7806,6 +7998,7 @@
           <w:p>
             <w:pPr>
               <w:pStyle w:val="Compact"/>
+              <w:jc w:val="left"/>
             </w:pPr>
             <w:r>
               <w:rPr>
@@ -7820,6 +8013,7 @@
           <w:p>
             <w:pPr>
               <w:pStyle w:val="Compact"/>
+              <w:jc w:val="left"/>
             </w:pPr>
             <w:r>
               <w:t xml:space="preserve">The colour between a and b (0x00RRGGBB), each channel apart -&gt; a for t 0, b for t 255.</w:t>
@@ -7831,6 +8025,7 @@
           <w:p>
             <w:pPr>
               <w:pStyle w:val="Compact"/>
+              <w:jc w:val="left"/>
             </w:pPr>
             <w:r>
               <w:rPr>
@@ -7847,6 +8042,7 @@
           <w:p>
             <w:pPr>
               <w:pStyle w:val="Compact"/>
+              <w:jc w:val="left"/>
             </w:pPr>
             <w:r>
               <w:rPr>
@@ -7861,6 +8057,7 @@
           <w:p>
             <w:pPr>
               <w:pStyle w:val="Compact"/>
+              <w:jc w:val="left"/>
             </w:pPr>
             <w:r>
               <w:t xml:space="preserve">Paint w x h pixels (stride</w:t>
@@ -7872,6 +8069,7 @@
           <w:p>
             <w:pPr>
               <w:pStyle w:val="Compact"/>
+              <w:jc w:val="left"/>
             </w:pPr>
             <w:r>
               <w:rPr>
@@ -7888,6 +8086,7 @@
           <w:p>
             <w:pPr>
               <w:pStyle w:val="Compact"/>
+              <w:jc w:val="left"/>
             </w:pPr>
             <w:r>
               <w:rPr>
@@ -7902,6 +8101,7 @@
           <w:p>
             <w:pPr>
               <w:pStyle w:val="Compact"/>
+              <w:jc w:val="left"/>
             </w:pPr>
             <w:r>
               <w:t xml:space="preserve">the luminance 0..255 of a colour: (77 R + 150 G + 29 B) / 256</w:t>
@@ -7913,6 +8113,7 @@
           <w:p>
             <w:pPr>
               <w:pStyle w:val="Compact"/>
+              <w:jc w:val="left"/>
             </w:pPr>
             <w:r>
               <w:rPr>
@@ -7929,6 +8130,7 @@
           <w:p>
             <w:pPr>
               <w:pStyle w:val="Compact"/>
+              <w:jc w:val="left"/>
             </w:pPr>
             <w:r>
               <w:rPr>
@@ -7943,6 +8145,7 @@
           <w:p>
             <w:pPr>
               <w:pStyle w:val="Compact"/>
+              <w:jc w:val="left"/>
             </w:pPr>
             <w:r>
               <w:t xml:space="preserve">The grey of a picture (0xAARRGGBB, iw x ih</w:t>
@@ -7954,6 +8157,7 @@
           <w:p>
             <w:pPr>
               <w:pStyle w:val="Compact"/>
+              <w:jc w:val="left"/>
             </w:pPr>
             <w:r>
               <w:rPr>
@@ -7970,6 +8174,7 @@
           <w:p>
             <w:pPr>
               <w:pStyle w:val="Compact"/>
+              <w:jc w:val="left"/>
             </w:pPr>
             <w:r>
               <w:rPr>
@@ -7984,6 +8189,7 @@
           <w:p>
             <w:pPr>
               <w:pStyle w:val="Compact"/>
+              <w:jc w:val="left"/>
             </w:pPr>
             <w:r>
               <w:t xml:space="preserve">...</w:t>
@@ -7995,6 +8201,7 @@
           <w:p>
             <w:pPr>
               <w:pStyle w:val="Compact"/>
+              <w:jc w:val="left"/>
             </w:pPr>
             <w:r>
               <w:rPr>
@@ -8011,6 +8218,7 @@
           <w:p>
             <w:pPr>
               <w:pStyle w:val="Compact"/>
+              <w:jc w:val="left"/>
             </w:pPr>
             <w:r>
               <w:rPr>
@@ -8025,6 +8233,7 @@
           <w:p>
             <w:pPr>
               <w:pStyle w:val="Compact"/>
+              <w:jc w:val="left"/>
             </w:pPr>
             <w:r>
               <w:t xml:space="preserve">The colours multiplied by the grey (w x h)</w:t>
@@ -8036,6 +8245,7 @@
           <w:p>
             <w:pPr>
               <w:pStyle w:val="Compact"/>
+              <w:jc w:val="left"/>
             </w:pPr>
             <w:r>
               <w:rPr>
@@ -8052,6 +8262,7 @@
           <w:p>
             <w:pPr>
               <w:pStyle w:val="Compact"/>
+              <w:jc w:val="left"/>
             </w:pPr>
             <w:r>
               <w:rPr>
@@ -8066,6 +8277,7 @@
           <w:p>
             <w:pPr>
               <w:pStyle w:val="Compact"/>
+              <w:jc w:val="left"/>
             </w:pPr>
             <w:r>
               <w:t xml:space="preserve">(a type)</w:t>
@@ -8077,6 +8289,7 @@
           <w:p>
             <w:pPr>
               <w:pStyle w:val="Compact"/>
+              <w:jc w:val="left"/>
             </w:pPr>
             <w:r>
               <w:rPr>
@@ -8093,6 +8306,7 @@
           <w:p>
             <w:pPr>
               <w:pStyle w:val="Compact"/>
+              <w:jc w:val="left"/>
             </w:pPr>
             <w:r>
               <w:rPr>
@@ -8107,6 +8321,7 @@
           <w:p>
             <w:pPr>
               <w:pStyle w:val="Compact"/>
+              <w:jc w:val="left"/>
             </w:pPr>
             <w:r>
               <w:t xml:space="preserve">s (0: "") copied into d, cut at cap - 1 characters, NUL-terminated</w:t>
@@ -8118,6 +8333,7 @@
           <w:p>
             <w:pPr>
               <w:pStyle w:val="Compact"/>
+              <w:jc w:val="left"/>
             </w:pPr>
             <w:r>
               <w:rPr>
@@ -8134,6 +8350,7 @@
           <w:p>
             <w:pPr>
               <w:pStyle w:val="Compact"/>
+              <w:jc w:val="left"/>
             </w:pPr>
             <w:r>
               <w:rPr>
@@ -8148,6 +8365,7 @@
           <w:p>
             <w:pPr>
               <w:pStyle w:val="Compact"/>
+              <w:jc w:val="left"/>
             </w:pPr>
             <w:r>
               <w:t xml:space="preserve">the dock without a file: 6 drawers (Productivity .. Demos), the terminal and fileviewer launchers, desks "1" .. "4"</w:t>
@@ -8159,6 +8377,7 @@
           <w:p>
             <w:pPr>
               <w:pStyle w:val="Compact"/>
+              <w:jc w:val="left"/>
             </w:pPr>
             <w:r>
               <w:rPr>
@@ -8175,6 +8394,7 @@
           <w:p>
             <w:pPr>
               <w:pStyle w:val="Compact"/>
+              <w:jc w:val="left"/>
             </w:pPr>
             <w:r>
               <w:rPr>
@@ -8189,6 +8409,7 @@
           <w:p>
             <w:pPr>
               <w:pStyle w:val="Compact"/>
+              <w:jc w:val="left"/>
             </w:pPr>
             <w:r>
               <w:t xml:space="preserve">A value's two parts</w:t>
@@ -8200,6 +8421,7 @@
           <w:p>
             <w:pPr>
               <w:pStyle w:val="Compact"/>
+              <w:jc w:val="left"/>
             </w:pPr>
             <w:r>
               <w:rPr>
@@ -8216,6 +8438,7 @@
           <w:p>
             <w:pPr>
               <w:pStyle w:val="Compact"/>
+              <w:jc w:val="left"/>
             </w:pPr>
             <w:r>
               <w:rPr>
@@ -8230,6 +8453,7 @@
           <w:p>
             <w:pPr>
               <w:pStyle w:val="Compact"/>
+              <w:jc w:val="left"/>
             </w:pPr>
             <w:r>
               <w:t xml:space="preserve">-&gt; false</w:t>
@@ -8241,6 +8465,7 @@
           <w:p>
             <w:pPr>
               <w:pStyle w:val="Compact"/>
+              <w:jc w:val="left"/>
             </w:pPr>
             <w:r>
               <w:rPr>
@@ -8257,6 +8482,7 @@
           <w:p>
             <w:pPr>
               <w:pStyle w:val="Compact"/>
+              <w:jc w:val="left"/>
             </w:pPr>
             <w:r>
               <w:rPr>
@@ -8271,6 +8497,7 @@
           <w:p>
             <w:pPr>
               <w:pStyle w:val="Compact"/>
+              <w:jc w:val="left"/>
             </w:pPr>
             <w:r>
               <w:t xml:space="preserve">-&gt; false</w:t>
@@ -8282,6 +8509,7 @@
           <w:p>
             <w:pPr>
               <w:pStyle w:val="Compact"/>
+              <w:jc w:val="left"/>
             </w:pPr>
             <w:r>
               <w:rPr>
@@ -8298,6 +8526,7 @@
           <w:p>
             <w:pPr>
               <w:pStyle w:val="Compact"/>
+              <w:jc w:val="left"/>
             </w:pPr>
             <w:r>
               <w:rPr>
@@ -8312,6 +8541,7 @@
           <w:p>
             <w:pPr>
               <w:pStyle w:val="Compact"/>
+              <w:jc w:val="left"/>
             </w:pPr>
             <w:r>
               <w:t xml:space="preserve">-&gt; false</w:t>
@@ -8323,6 +8553,7 @@
           <w:p>
             <w:pPr>
               <w:pStyle w:val="Compact"/>
+              <w:jc w:val="left"/>
             </w:pPr>
             <w:r>
               <w:rPr>
@@ -8339,6 +8570,7 @@
           <w:p>
             <w:pPr>
               <w:pStyle w:val="Compact"/>
+              <w:jc w:val="left"/>
             </w:pPr>
             <w:r>
               <w:rPr>
@@ -8353,6 +8585,7 @@
           <w:p>
             <w:pPr>
               <w:pStyle w:val="Compact"/>
+              <w:jc w:val="left"/>
             </w:pPr>
             <w:r>
               <w:t xml:space="preserve">The dock takes its settings (and the theme) again</w:t>
@@ -8364,6 +8597,7 @@
           <w:p>
             <w:pPr>
               <w:pStyle w:val="Compact"/>
+              <w:jc w:val="left"/>
             </w:pPr>
             <w:r>
               <w:rPr>
@@ -8380,6 +8614,7 @@
           <w:p>
             <w:pPr>
               <w:pStyle w:val="Compact"/>
+              <w:jc w:val="left"/>
             </w:pPr>
             <w:r>
               <w:rPr>
@@ -8394,6 +8629,7 @@
           <w:p>
             <w:pPr>
               <w:pStyle w:val="Compact"/>
+              <w:jc w:val="left"/>
             </w:pPr>
             <w:r>
               <w:t xml:space="preserve">The dock takes its settings (and the theme) again</w:t>
@@ -8405,6 +8641,7 @@
           <w:p>
             <w:pPr>
               <w:pStyle w:val="Compact"/>
+              <w:jc w:val="left"/>
             </w:pPr>
             <w:r>
               <w:rPr>
@@ -8421,6 +8658,7 @@
           <w:p>
             <w:pPr>
               <w:pStyle w:val="Compact"/>
+              <w:jc w:val="left"/>
             </w:pPr>
             <w:r>
               <w:rPr>
@@ -8435,6 +8673,7 @@
           <w:p>
             <w:pPr>
               <w:pStyle w:val="Compact"/>
+              <w:jc w:val="left"/>
             </w:pPr>
             <w:r>
               <w:t xml:space="preserve">(a type)</w:t>
@@ -8446,6 +8685,7 @@
           <w:p>
             <w:pPr>
               <w:pStyle w:val="Compact"/>
+              <w:jc w:val="left"/>
             </w:pPr>
             <w:r>
               <w:rPr>
@@ -8462,6 +8702,7 @@
           <w:p>
             <w:pPr>
               <w:pStyle w:val="Compact"/>
+              <w:jc w:val="left"/>
             </w:pPr>
             <w:r>
               <w:rPr>
@@ -8476,6 +8717,7 @@
           <w:p>
             <w:pPr>
               <w:pStyle w:val="Compact"/>
+              <w:jc w:val="left"/>
             </w:pPr>
             <w:r>
               <w:t xml:space="preserve">(a type)</w:t>
@@ -8487,6 +8729,7 @@
           <w:p>
             <w:pPr>
               <w:pStyle w:val="Compact"/>
+              <w:jc w:val="left"/>
             </w:pPr>
             <w:r>
               <w:rPr>
@@ -8503,6 +8746,7 @@
           <w:p>
             <w:pPr>
               <w:pStyle w:val="Compact"/>
+              <w:jc w:val="left"/>
             </w:pPr>
             <w:r>
               <w:rPr>
@@ -8517,6 +8761,7 @@
           <w:p>
             <w:pPr>
               <w:pStyle w:val="Compact"/>
+              <w:jc w:val="left"/>
             </w:pPr>
             <w:r>
               <w:t xml:space="preserve">The categories that may have a drawer</w:t>
@@ -8528,6 +8773,7 @@
           <w:p>
             <w:pPr>
               <w:pStyle w:val="Compact"/>
+              <w:jc w:val="left"/>
             </w:pPr>
             <w:r>
               <w:rPr>
@@ -8544,6 +8790,7 @@
           <w:p>
             <w:pPr>
               <w:pStyle w:val="Compact"/>
+              <w:jc w:val="left"/>
             </w:pPr>
             <w:r>
               <w:rPr>
@@ -8558,6 +8805,7 @@
           <w:p>
             <w:pPr>
               <w:pStyle w:val="Compact"/>
+              <w:jc w:val="left"/>
             </w:pPr>
             <w:r>
               <w:t xml:space="preserve">dock.ini (or the defaults) merged with the card's apps</w:t>
@@ -8569,6 +8817,7 @@
           <w:p>
             <w:pPr>
               <w:pStyle w:val="Compact"/>
+              <w:jc w:val="left"/>
             </w:pPr>
             <w:r>
               <w:rPr>
@@ -8585,6 +8834,7 @@
           <w:p>
             <w:pPr>
               <w:pStyle w:val="Compact"/>
+              <w:jc w:val="left"/>
             </w:pPr>
             <w:r>
               <w:rPr>
@@ -8599,6 +8849,7 @@
           <w:p>
             <w:pPr>
               <w:pStyle w:val="Compact"/>
+              <w:jc w:val="left"/>
             </w:pPr>
             <w:r>
               <w:t xml:space="preserve">dock.ini written</w:t>
@@ -8610,6 +8861,7 @@
           <w:p>
             <w:pPr>
               <w:pStyle w:val="Compact"/>
+              <w:jc w:val="left"/>
             </w:pPr>
             <w:r>
               <w:rPr>
@@ -8626,6 +8878,7 @@
           <w:p>
             <w:pPr>
               <w:pStyle w:val="Compact"/>
+              <w:jc w:val="left"/>
             </w:pPr>
             <w:r>
               <w:rPr>
@@ -8640,6 +8893,7 @@
           <w:p>
             <w:pPr>
               <w:pStyle w:val="Compact"/>
+              <w:jc w:val="left"/>
             </w:pPr>
             <w:r>
               <w:t xml:space="preserve">(a type)</w:t>
@@ -8651,6 +8905,7 @@
           <w:p>
             <w:pPr>
               <w:pStyle w:val="Compact"/>
+              <w:jc w:val="left"/>
             </w:pPr>
             <w:r>
               <w:rPr>
@@ -8667,6 +8922,7 @@
           <w:p>
             <w:pPr>
               <w:pStyle w:val="Compact"/>
+              <w:jc w:val="left"/>
             </w:pPr>
             <w:r>
               <w:rPr>
@@ -8681,6 +8937,7 @@
           <w:p>
             <w:pPr>
               <w:pStyle w:val="Compact"/>
+              <w:jc w:val="left"/>
             </w:pPr>
             <w:r>
               <w:t xml:space="preserve">-&gt; how many programs the file lists (0</w:t>
@@ -8692,6 +8949,7 @@
           <w:p>
             <w:pPr>
               <w:pStyle w:val="Compact"/>
+              <w:jc w:val="left"/>
             </w:pPr>
             <w:r>
               <w:rPr>
@@ -8708,6 +8966,7 @@
           <w:p>
             <w:pPr>
               <w:pStyle w:val="Compact"/>
+              <w:jc w:val="left"/>
             </w:pPr>
             <w:r>
               <w:rPr>
@@ -8722,6 +8981,7 @@
           <w:p>
             <w:pPr>
               <w:pStyle w:val="Compact"/>
+              <w:jc w:val="left"/>
             </w:pPr>
             <w:r>
               <w:t xml:space="preserve">-&gt; 1 written, 0 not</w:t>
@@ -8733,6 +8993,7 @@
           <w:p>
             <w:pPr>
               <w:pStyle w:val="Compact"/>
+              <w:jc w:val="left"/>
             </w:pPr>
             <w:r>
               <w:rPr>
@@ -8749,6 +9010,7 @@
           <w:p>
             <w:pPr>
               <w:pStyle w:val="Compact"/>
+              <w:jc w:val="left"/>
             </w:pPr>
             <w:r>
               <w:rPr>
@@ -8763,6 +9025,7 @@
           <w:p>
             <w:pPr>
               <w:pStyle w:val="Compact"/>
+              <w:jc w:val="left"/>
             </w:pPr>
             <w:r>
               <w:t xml:space="preserve">Is</w:t>
@@ -8789,6 +9052,7 @@
           <w:p>
             <w:pPr>
               <w:pStyle w:val="Compact"/>
+              <w:jc w:val="left"/>
             </w:pPr>
             <w:r>
               <w:rPr>
@@ -8805,6 +9069,7 @@
           <w:p>
             <w:pPr>
               <w:pStyle w:val="Compact"/>
+              <w:jc w:val="left"/>
             </w:pPr>
             <w:r>
               <w:rPr>
@@ -8819,6 +9084,7 @@
           <w:p>
             <w:pPr>
               <w:pStyle w:val="Compact"/>
+              <w:jc w:val="left"/>
             </w:pPr>
             <w:r>
               <w:t xml:space="preserve">Make sure</w:t>
@@ -8845,6 +9111,7 @@
           <w:p>
             <w:pPr>
               <w:pStyle w:val="Compact"/>
+              <w:jc w:val="left"/>
             </w:pPr>
             <w:r>
               <w:rPr>
@@ -8861,6 +9128,7 @@
           <w:p>
             <w:pPr>
               <w:pStyle w:val="Compact"/>
+              <w:jc w:val="left"/>
             </w:pPr>
             <w:r>
               <w:rPr>
@@ -8875,6 +9143,7 @@
           <w:p>
             <w:pPr>
               <w:pStyle w:val="Compact"/>
+              <w:jc w:val="left"/>
             </w:pPr>
             <w:r>
               <w:t xml:space="preserve">system.ini's "key=value"</w:t>
@@ -8886,6 +9155,7 @@
           <w:p>
             <w:pPr>
               <w:pStyle w:val="Compact"/>
+              <w:jc w:val="left"/>
             </w:pPr>
             <w:r>
               <w:rPr>
@@ -8902,6 +9172,7 @@
           <w:p>
             <w:pPr>
               <w:pStyle w:val="Compact"/>
+              <w:jc w:val="left"/>
             </w:pPr>
             <w:r>
               <w:rPr>
@@ -8916,6 +9187,7 @@
           <w:p>
             <w:pPr>
               <w:pStyle w:val="Compact"/>
+              <w:jc w:val="left"/>
             </w:pPr>
             <w:r>
               <w:t xml:space="preserve">system.ini's "key=value"</w:t>
@@ -8927,6 +9199,7 @@
           <w:p>
             <w:pPr>
               <w:pStyle w:val="Compact"/>
+              <w:jc w:val="left"/>
             </w:pPr>
             <w:r>
               <w:rPr>
@@ -8943,6 +9216,7 @@
           <w:p>
             <w:pPr>
               <w:pStyle w:val="Compact"/>
+              <w:jc w:val="left"/>
             </w:pPr>
             <w:r>
               <w:rPr>
@@ -8965,6 +9239,7 @@
           <w:p>
             <w:pPr>
               <w:pStyle w:val="Compact"/>
+              <w:jc w:val="left"/>
             </w:pPr>
             <w:r>
               <w:rPr>
@@ -8981,6 +9256,7 @@
           <w:p>
             <w:pPr>
               <w:pStyle w:val="Compact"/>
+              <w:jc w:val="left"/>
             </w:pPr>
             <w:r>
               <w:rPr>
@@ -8995,6 +9271,7 @@
           <w:p>
             <w:pPr>
               <w:pStyle w:val="Compact"/>
+              <w:jc w:val="left"/>
             </w:pPr>
             <w:r>
               <w:t xml:space="preserve">"en", "fr" ("" out of range)</w:t>
@@ -9006,6 +9283,7 @@
           <w:p>
             <w:pPr>
               <w:pStyle w:val="Compact"/>
+              <w:jc w:val="left"/>
             </w:pPr>
             <w:r>
               <w:rPr>
@@ -9022,6 +9300,7 @@
           <w:p>
             <w:pPr>
               <w:pStyle w:val="Compact"/>
+              <w:jc w:val="left"/>
             </w:pPr>
             <w:r>
               <w:rPr>
@@ -9036,6 +9315,7 @@
           <w:p>
             <w:pPr>
               <w:pStyle w:val="Compact"/>
+              <w:jc w:val="left"/>
             </w:pPr>
             <w:r>
               <w:t xml:space="preserve">in the language itself, UTF-8: "English", "Français"</w:t>
@@ -9047,6 +9327,7 @@
           <w:p>
             <w:pPr>
               <w:pStyle w:val="Compact"/>
+              <w:jc w:val="left"/>
             </w:pPr>
             <w:r>
               <w:rPr>
@@ -9063,6 +9344,7 @@
           <w:p>
             <w:pPr>
               <w:pStyle w:val="Compact"/>
+              <w:jc w:val="left"/>
             </w:pPr>
             <w:r>
               <w:rPr>
@@ -9077,6 +9359,7 @@
           <w:p>
             <w:pPr>
               <w:pStyle w:val="Compact"/>
+              <w:jc w:val="left"/>
             </w:pPr>
             <w:r>
               <w:t xml:space="preserve">The system's language</w:t>
@@ -9088,6 +9371,7 @@
           <w:p>
             <w:pPr>
               <w:pStyle w:val="Compact"/>
+              <w:jc w:val="left"/>
             </w:pPr>
             <w:r>
               <w:rPr>
@@ -9104,6 +9388,7 @@
           <w:p>
             <w:pPr>
               <w:pStyle w:val="Compact"/>
+              <w:jc w:val="left"/>
             </w:pPr>
             <w:r>
               <w:rPr>
@@ -9118,6 +9403,7 @@
           <w:p>
             <w:pPr>
               <w:pStyle w:val="Compact"/>
+              <w:jc w:val="left"/>
             </w:pPr>
             <w:r>
               <w:t xml:space="preserve">its place in the list</w:t>
@@ -9129,6 +9415,7 @@
           <w:p>
             <w:pPr>
               <w:pStyle w:val="Compact"/>
+              <w:jc w:val="left"/>
             </w:pPr>
             <w:r>
               <w:rPr>
@@ -9145,6 +9432,7 @@
           <w:p>
             <w:pPr>
               <w:pStyle w:val="Compact"/>
+              <w:jc w:val="left"/>
             </w:pPr>
             <w:r>
               <w:rPr>
@@ -9159,6 +9447,7 @@
           <w:p>
             <w:pPr>
               <w:pStyle w:val="Compact"/>
+              <w:jc w:val="left"/>
             </w:pPr>
             <w:r>
               <w:t xml:space="preserve">kept in system.ini -&gt; 1 written (the programs started next take it)</w:t>
@@ -9170,6 +9459,7 @@
           <w:p>
             <w:pPr>
               <w:pStyle w:val="Compact"/>
+              <w:jc w:val="left"/>
             </w:pPr>
             <w:r>
               <w:rPr>
@@ -9186,6 +9476,7 @@
           <w:p>
             <w:pPr>
               <w:pStyle w:val="Compact"/>
+              <w:jc w:val="left"/>
             </w:pPr>
             <w:r>
               <w:rPr>
@@ -9208,6 +9499,7 @@
           <w:p>
             <w:pPr>
               <w:pStyle w:val="Compact"/>
+              <w:jc w:val="left"/>
             </w:pPr>
             <w:r>
               <w:rPr>
@@ -9224,6 +9516,7 @@
           <w:p>
             <w:pPr>
               <w:pStyle w:val="Compact"/>
+              <w:jc w:val="left"/>
             </w:pPr>
             <w:r>
               <w:rPr>
@@ -9238,6 +9531,7 @@
           <w:p>
             <w:pPr>
               <w:pStyle w:val="Compact"/>
+              <w:jc w:val="left"/>
             </w:pPr>
             <w:r>
               <w:t xml:space="preserve">"Brussels" ("" out of range)</w:t>
@@ -9249,6 +9543,7 @@
           <w:p>
             <w:pPr>
               <w:pStyle w:val="Compact"/>
+              <w:jc w:val="left"/>
             </w:pPr>
             <w:r>
               <w:rPr>
@@ -9265,6 +9560,7 @@
           <w:p>
             <w:pPr>
               <w:pStyle w:val="Compact"/>
+              <w:jc w:val="left"/>
             </w:pPr>
             <w:r>
               <w:rPr>
@@ -9279,6 +9575,7 @@
           <w:p>
             <w:pPr>
               <w:pStyle w:val="Compact"/>
+              <w:jc w:val="left"/>
             </w:pPr>
             <w:r>
               <w:t xml:space="preserve">1: the zone is on summer time today (by the clock's date)</w:t>
@@ -9290,6 +9587,7 @@
           <w:p>
             <w:pPr>
               <w:pStyle w:val="Compact"/>
+              <w:jc w:val="left"/>
             </w:pPr>
             <w:r>
               <w:rPr>
@@ -9306,6 +9604,7 @@
           <w:p>
             <w:pPr>
               <w:pStyle w:val="Compact"/>
+              <w:jc w:val="left"/>
             </w:pPr>
             <w:r>
               <w:rPr>
@@ -9320,6 +9619,7 @@
           <w:p>
             <w:pPr>
               <w:pStyle w:val="Compact"/>
+              <w:jc w:val="left"/>
             </w:pPr>
             <w:r>
               <w:t xml:space="preserve">minutes from UTC today (the summer time counted)</w:t>
@@ -9331,6 +9631,7 @@
           <w:p>
             <w:pPr>
               <w:pStyle w:val="Compact"/>
+              <w:jc w:val="left"/>
             </w:pPr>
             <w:r>
               <w:rPr>
@@ -9347,6 +9648,7 @@
           <w:p>
             <w:pPr>
               <w:pStyle w:val="Compact"/>
+              <w:jc w:val="left"/>
             </w:pPr>
             <w:r>
               <w:rPr>
@@ -9361,6 +9663,7 @@
           <w:p>
             <w:pPr>
               <w:pStyle w:val="Compact"/>
+              <w:jc w:val="left"/>
             </w:pPr>
             <w:r>
               <w:t xml:space="preserve">"UTC+2", "UTC-3:30", "UTC"</w:t>
@@ -9372,6 +9675,7 @@
           <w:p>
             <w:pPr>
               <w:pStyle w:val="Compact"/>
+              <w:jc w:val="left"/>
             </w:pPr>
             <w:r>
               <w:rPr>
@@ -9388,6 +9692,7 @@
           <w:p>
             <w:pPr>
               <w:pStyle w:val="Compact"/>
+              <w:jc w:val="left"/>
             </w:pPr>
             <w:r>
               <w:rPr>
@@ -9402,6 +9707,7 @@
           <w:p>
             <w:pPr>
               <w:pStyle w:val="Compact"/>
+              <w:jc w:val="left"/>
             </w:pPr>
             <w:r>
               <w:t xml:space="preserve">the one chosen: system.ini's zone=, else the first of its timezone= (-1 none)</w:t>
@@ -9413,6 +9719,7 @@
           <w:p>
             <w:pPr>
               <w:pStyle w:val="Compact"/>
+              <w:jc w:val="left"/>
             </w:pPr>
             <w:r>
               <w:rPr>
@@ -9429,6 +9736,7 @@
           <w:p>
             <w:pPr>
               <w:pStyle w:val="Compact"/>
+              <w:jc w:val="left"/>
             </w:pPr>
             <w:r>
               <w:rPr>
@@ -9443,6 +9751,7 @@
           <w:p>
             <w:pPr>
               <w:pStyle w:val="Compact"/>
+              <w:jc w:val="left"/>
             </w:pPr>
             <w:r>
               <w:t xml:space="preserve">the clock's offset at once, zone= and timezone= kept -&gt; 1 written</w:t>
@@ -9454,6 +9763,7 @@
           <w:p>
             <w:pPr>
               <w:pStyle w:val="Compact"/>
+              <w:jc w:val="left"/>
             </w:pPr>
             <w:r>
               <w:rPr>
@@ -9470,6 +9780,7 @@
           <w:p>
             <w:pPr>
               <w:pStyle w:val="Compact"/>
+              <w:jc w:val="left"/>
             </w:pPr>
             <w:r>
               <w:rPr>
@@ -9484,6 +9795,7 @@
           <w:p>
             <w:pPr>
               <w:pStyle w:val="Compact"/>
+              <w:jc w:val="left"/>
             </w:pPr>
             <w:r>
               <w:t xml:space="preserve">The zone's offset from UTC at that instant (minutes since 1970, UTC), the hour of the change counted</w:t>
@@ -9495,6 +9807,7 @@
           <w:p>
             <w:pPr>
               <w:pStyle w:val="Compact"/>
+              <w:jc w:val="left"/>
             </w:pPr>
             <w:r>
               <w:rPr>
@@ -9511,6 +9824,7 @@
           <w:p>
             <w:pPr>
               <w:pStyle w:val="Compact"/>
+              <w:jc w:val="left"/>
             </w:pPr>
             <w:r>
               <w:rPr>
@@ -9525,6 +9839,7 @@
           <w:p>
             <w:pPr>
               <w:pStyle w:val="Compact"/>
+              <w:jc w:val="left"/>
             </w:pPr>
             <w:r>
               <w:t xml:space="preserve">The zone named by system.ini's zone= (that one only</w:t>
@@ -9536,6 +9851,7 @@
           <w:p>
             <w:pPr>
               <w:pStyle w:val="Compact"/>
+              <w:jc w:val="left"/>
             </w:pPr>
             <w:r>
               <w:rPr>
@@ -9552,6 +9868,7 @@
           <w:p>
             <w:pPr>
               <w:pStyle w:val="Compact"/>
+              <w:jc w:val="left"/>
             </w:pPr>
             <w:r>
               <w:rPr>
@@ -9566,6 +9883,7 @@
           <w:p>
             <w:pPr>
               <w:pStyle w:val="Compact"/>
+              <w:jc w:val="left"/>
             </w:pPr>
             <w:r>
               <w:t xml:space="preserve">how many modes: 3</w:t>
@@ -9577,6 +9895,7 @@
           <w:p>
             <w:pPr>
               <w:pStyle w:val="Compact"/>
+              <w:jc w:val="left"/>
             </w:pPr>
             <w:r>
               <w:rPr>
@@ -9593,6 +9912,7 @@
           <w:p>
             <w:pPr>
               <w:pStyle w:val="Compact"/>
+              <w:jc w:val="left"/>
             </w:pPr>
             <w:r>
               <w:rPr>
@@ -9607,6 +9927,7 @@
           <w:p>
             <w:pPr>
               <w:pStyle w:val="Compact"/>
+              <w:jc w:val="left"/>
             </w:pPr>
             <w:r>
               <w:t xml:space="preserve">"desktop", "pocket", "console" ("" out of range)</w:t>
@@ -9618,6 +9939,7 @@
           <w:p>
             <w:pPr>
               <w:pStyle w:val="Compact"/>
+              <w:jc w:val="left"/>
             </w:pPr>
             <w:r>
               <w:rPr>
@@ -9634,6 +9956,7 @@
           <w:p>
             <w:pPr>
               <w:pStyle w:val="Compact"/>
+              <w:jc w:val="left"/>
             </w:pPr>
             <w:r>
               <w:rPr>
@@ -9648,6 +9971,7 @@
           <w:p>
             <w:pPr>
               <w:pStyle w:val="Compact"/>
+              <w:jc w:val="left"/>
             </w:pPr>
             <w:r>
               <w:t xml:space="preserve">the mode of that name (any case) -&gt; SESSION_*, -1 none</w:t>
@@ -9659,6 +9983,7 @@
           <w:p>
             <w:pPr>
               <w:pStyle w:val="Compact"/>
+              <w:jc w:val="left"/>
             </w:pPr>
             <w:r>
               <w:rPr>
@@ -9675,6 +10000,7 @@
           <w:p>
             <w:pPr>
               <w:pStyle w:val="Compact"/>
+              <w:jc w:val="left"/>
             </w:pPr>
             <w:r>
               <w:rPr>
@@ -9689,6 +10015,7 @@
           <w:p>
             <w:pPr>
               <w:pStyle w:val="Compact"/>
+              <w:jc w:val="left"/>
             </w:pPr>
             <w:r>
               <w:t xml:space="preserve">The mode chosen</w:t>
@@ -9700,6 +10027,7 @@
           <w:p>
             <w:pPr>
               <w:pStyle w:val="Compact"/>
+              <w:jc w:val="left"/>
             </w:pPr>
             <w:r>
               <w:rPr>
@@ -9716,6 +10044,7 @@
           <w:p>
             <w:pPr>
               <w:pStyle w:val="Compact"/>
+              <w:jc w:val="left"/>
             </w:pPr>
             <w:r>
               <w:rPr>
@@ -9730,6 +10059,7 @@
           <w:p>
             <w:pPr>
               <w:pStyle w:val="Compact"/>
+              <w:jc w:val="left"/>
             </w:pPr>
             <w:r>
               <w:t xml:space="preserve">"shell =</w:t>
@@ -9747,6 +10077,7 @@
           <w:p>
             <w:pPr>
               <w:pStyle w:val="Compact"/>
+              <w:jc w:val="left"/>
             </w:pPr>
             <w:r>
               <w:rPr>
@@ -9763,6 +10094,7 @@
           <w:p>
             <w:pPr>
               <w:pStyle w:val="Compact"/>
+              <w:jc w:val="left"/>
             </w:pPr>
             <w:r>
               <w:rPr>
@@ -9777,6 +10109,7 @@
           <w:p>
             <w:pPr>
               <w:pStyle w:val="Compact"/>
+              <w:jc w:val="left"/>
             </w:pPr>
             <w:r>
               <w:t xml:space="preserve">the mode's session file's path ("SD:/etc/session/pocket") -&gt; its length, 0</w:t>
@@ -9788,6 +10121,7 @@
           <w:p>
             <w:pPr>
               <w:pStyle w:val="Compact"/>
+              <w:jc w:val="left"/>
             </w:pPr>
             <w:r>
               <w:rPr>
@@ -9804,6 +10138,7 @@
           <w:p>
             <w:pPr>
               <w:pStyle w:val="Compact"/>
+              <w:jc w:val="left"/>
             </w:pPr>
             <w:r>
               <w:rPr>
@@ -9818,6 +10153,7 @@
           <w:p>
             <w:pPr>
               <w:pStyle w:val="Compact"/>
+              <w:jc w:val="left"/>
             </w:pPr>
             <w:r>
               <w:t xml:space="preserve">The programs the mode's file starts ("menubar", "dock", "notifyd"...</w:t>
@@ -9829,6 +10165,7 @@
           <w:p>
             <w:pPr>
               <w:pStyle w:val="Compact"/>
+              <w:jc w:val="left"/>
             </w:pPr>
             <w:r>
               <w:rPr>
@@ -9845,6 +10182,7 @@
           <w:p>
             <w:pPr>
               <w:pStyle w:val="Compact"/>
+              <w:jc w:val="left"/>
             </w:pPr>
             <w:r>
               <w:rPr>
@@ -9859,6 +10197,7 @@
           <w:p>
             <w:pPr>
               <w:pStyle w:val="Compact"/>
+              <w:jc w:val="left"/>
             </w:pPr>
             <w:r>
               <w:t xml:space="preserve">The switch to mode m (/bin/session switch, started with the flags</w:t>
@@ -9870,6 +10209,7 @@
           <w:p>
             <w:pPr>
               <w:pStyle w:val="Compact"/>
+              <w:jc w:val="left"/>
             </w:pPr>
             <w:r>
               <w:rPr>
@@ -9886,6 +10226,7 @@
           <w:p>
             <w:pPr>
               <w:pStyle w:val="Compact"/>
+              <w:jc w:val="left"/>
             </w:pPr>
             <w:r>
               <w:rPr>
@@ -9900,6 +10241,7 @@
           <w:p>
             <w:pPr>
               <w:pStyle w:val="Compact"/>
+              <w:jc w:val="left"/>
             </w:pPr>
             <w:r>
               <w:t xml:space="preserve">... and waited for -&gt; SESSION_*</w:t>
@@ -9911,6 +10253,7 @@
           <w:p>
             <w:pPr>
               <w:pStyle w:val="Compact"/>
+              <w:jc w:val="left"/>
             </w:pPr>
             <w:r>
               <w:rPr>
@@ -9927,6 +10270,7 @@
           <w:p>
             <w:pPr>
               <w:pStyle w:val="Compact"/>
+              <w:jc w:val="left"/>
             </w:pPr>
             <w:r>
               <w:rPr>
@@ -9941,6 +10285,7 @@
           <w:p>
             <w:pPr>
               <w:pStyle w:val="Compact"/>
+              <w:jc w:val="left"/>
             </w:pPr>
             <w:r>
               <w:t xml:space="preserve">After SESSION_WAITING_APPS</w:t>
@@ -9952,6 +10297,7 @@
           <w:p>
             <w:pPr>
               <w:pStyle w:val="Compact"/>
+              <w:jc w:val="left"/>
             </w:pPr>
             <w:r>
               <w:rPr>
@@ -9968,6 +10314,7 @@
           <w:p>
             <w:pPr>
               <w:pStyle w:val="Compact"/>
+              <w:jc w:val="left"/>
             </w:pPr>
             <w:r>
               <w:rPr>
@@ -9982,6 +10329,7 @@
           <w:p>
             <w:pPr>
               <w:pStyle w:val="Compact"/>
+              <w:jc w:val="left"/>
             </w:pPr>
             <w:r>
               <w:t xml:space="preserve">The autostart of a card from before the sessions split, once</w:t>
@@ -9993,6 +10341,7 @@
           <w:p>
             <w:pPr>
               <w:pStyle w:val="Compact"/>
+              <w:jc w:val="left"/>
             </w:pPr>
             <w:r>
               <w:rPr>
@@ -10011,8 +10360,8 @@
         </w:pict>
       </w:r>
     </w:p>
-    <w:bookmarkEnd w:id="22"/>
-    <w:bookmarkStart w:id="23" w:name="systemkitnotifyh"/>
+    <w:bookmarkEnd w:id="24"/>
+    <w:bookmarkStart w:id="25" w:name="systemkitnotifyh"/>
     <w:p>
       <w:pPr>
         <w:pStyle w:val="Heading2"/>
@@ -10433,8 +10782,8 @@
         <w:t xml:space="preserve">// a bubble with a title and a text, no action (notify_action) -&gt; 1 sent, 0 not</w:t>
       </w:r>
     </w:p>
-    <w:bookmarkEnd w:id="23"/>
-    <w:bookmarkStart w:id="29" w:name="systemkitclipboardh"/>
+    <w:bookmarkEnd w:id="25"/>
+    <w:bookmarkStart w:id="31" w:name="systemkitclipboardh"/>
     <w:p>
       <w:pPr>
         <w:pStyle w:val="Heading2"/>
@@ -10524,7 +10873,7 @@
         <w:t xml:space="preserve">A copy is also kept by the kernel's clipboard (one text or one path: v40), which is what is pasted when clipd cannot be reached (an older card, the PC's desktop simulator).</w:t>
       </w:r>
     </w:p>
-    <w:bookmarkStart w:id="24" w:name="the-service"/>
+    <w:bookmarkStart w:id="26" w:name="the-service"/>
     <w:p>
       <w:pPr>
         <w:pStyle w:val="Heading3"/>
@@ -10541,8 +10890,8 @@
         <w:t xml:space="preserve">clipd's pid; launched when it is not running (0: not there)</w:t>
       </w:r>
     </w:p>
-    <w:bookmarkEnd w:id="24"/>
-    <w:bookmarkStart w:id="25" w:name="copying"/>
+    <w:bookmarkEnd w:id="26"/>
+    <w:bookmarkStart w:id="27" w:name="copying"/>
     <w:p>
       <w:pPr>
         <w:pStyle w:val="Heading3"/>
@@ -10780,8 +11129,8 @@
         <w:t xml:space="preserve">);</w:t>
       </w:r>
     </w:p>
-    <w:bookmarkEnd w:id="25"/>
-    <w:bookmarkStart w:id="26" w:name="pasting"/>
+    <w:bookmarkEnd w:id="27"/>
+    <w:bookmarkStart w:id="28" w:name="pasting"/>
     <w:p>
       <w:pPr>
         <w:pStyle w:val="Heading3"/>
@@ -11049,8 +11398,8 @@
         <w:t xml:space="preserve">);</w:t>
       </w:r>
     </w:p>
-    <w:bookmarkEnd w:id="26"/>
-    <w:bookmarkStart w:id="27" w:name="text-and-paths-the-calls-every-app-had"/>
+    <w:bookmarkEnd w:id="28"/>
+    <w:bookmarkStart w:id="29" w:name="text-and-paths-the-calls-every-app-had"/>
     <w:p>
       <w:pPr>
         <w:pStyle w:val="Heading3"/>
@@ -11596,8 +11945,8 @@
         <w:t xml:space="preserve">);</w:t>
       </w:r>
     </w:p>
-    <w:bookmarkEnd w:id="27"/>
-    <w:bookmarkStart w:id="28" w:name="images"/>
+    <w:bookmarkEnd w:id="29"/>
+    <w:bookmarkStart w:id="30" w:name="images"/>
     <w:p>
       <w:pPr>
         <w:pStyle w:val="Heading3"/>
@@ -11836,9 +12185,9 @@
         <w:t xml:space="preserve">);</w:t>
       </w:r>
     </w:p>
-    <w:bookmarkEnd w:id="28"/>
-    <w:bookmarkEnd w:id="29"/>
-    <w:bookmarkStart w:id="31" w:name="systemkitclipprotoh"/>
+    <w:bookmarkEnd w:id="30"/>
+    <w:bookmarkEnd w:id="31"/>
+    <w:bookmarkStart w:id="33" w:name="systemkitclipprotoh"/>
     <w:p>
       <w:pPr>
         <w:pStyle w:val="Heading2"/>
@@ -12951,7 +13300,7 @@
         <w:t xml:space="preserve">};</w:t>
       </w:r>
     </w:p>
-    <w:bookmarkStart w:id="30" w:name="the-container"/>
+    <w:bookmarkStart w:id="32" w:name="the-container"/>
     <w:p>
       <w:pPr>
         <w:pStyle w:val="Heading3"/>
@@ -14164,9 +14513,9 @@
         <w:t xml:space="preserve">);</w:t>
       </w:r>
     </w:p>
-    <w:bookmarkEnd w:id="30"/>
-    <w:bookmarkEnd w:id="31"/>
-    <w:bookmarkStart w:id="32" w:name="systemkittrashh"/>
+    <w:bookmarkEnd w:id="32"/>
+    <w:bookmarkEnd w:id="33"/>
+    <w:bookmarkStart w:id="34" w:name="systemkittrashh"/>
     <w:p>
       <w:pPr>
         <w:pStyle w:val="Heading2"/>
@@ -14915,8 +15264,8 @@
         <w:t xml:space="preserve">);</w:t>
       </w:r>
     </w:p>
-    <w:bookmarkEnd w:id="32"/>
-    <w:bookmarkStart w:id="33" w:name="systemkitfileassoch"/>
+    <w:bookmarkEnd w:id="34"/>
+    <w:bookmarkStart w:id="35" w:name="systemkitfileassoch"/>
     <w:p>
       <w:pPr>
         <w:pStyle w:val="Heading2"/>
@@ -15337,8 +15686,8 @@
         <w:t xml:space="preserve">);</w:t>
       </w:r>
     </w:p>
-    <w:bookmarkEnd w:id="33"/>
-    <w:bookmarkStart w:id="35" w:name="systemkitvolumeh"/>
+    <w:bookmarkEnd w:id="35"/>
+    <w:bookmarkStart w:id="37" w:name="systemkitvolumeh"/>
     <w:p>
       <w:pPr>
         <w:pStyle w:val="Heading2"/>
@@ -15560,7 +15909,7 @@
         <w:t xml:space="preserve">);</w:t>
       </w:r>
     </w:p>
-    <w:bookmarkStart w:id="34" w:name="the-mixer-kapi-v85-a-programs-own-volume"/>
+    <w:bookmarkStart w:id="36" w:name="the-mixer-kapi-v85-a-programs-own-volume"/>
     <w:p>
       <w:pPr>
         <w:pStyle w:val="Heading3"/>
@@ -15758,9 +16107,9 @@
         <w:t xml:space="preserve">);</w:t>
       </w:r>
     </w:p>
-    <w:bookmarkEnd w:id="34"/>
-    <w:bookmarkEnd w:id="35"/>
-    <w:bookmarkStart w:id="38" w:name="systemkitwallpaperh"/>
+    <w:bookmarkEnd w:id="36"/>
+    <w:bookmarkEnd w:id="37"/>
+    <w:bookmarkStart w:id="40" w:name="systemkitwallpaperh"/>
     <w:p>
       <w:pPr>
         <w:pStyle w:val="Heading2"/>
@@ -17500,7 +17849,7 @@
         <w:t xml:space="preserve">);</w:t>
       </w:r>
     </w:p>
-    <w:bookmarkStart w:id="36" w:name="the-painter"/>
+    <w:bookmarkStart w:id="38" w:name="the-painter"/>
     <w:p>
       <w:pPr>
         <w:pStyle w:val="Heading3"/>
@@ -19103,8 +19452,8 @@
         <w:t xml:space="preserve">));</w:t>
       </w:r>
     </w:p>
-    <w:bookmarkEnd w:id="36"/>
-    <w:bookmarkStart w:id="37" w:name="Xb6016473025c6c273b8c5fb14e8dd998e45d901"/>
+    <w:bookmarkEnd w:id="38"/>
+    <w:bookmarkStart w:id="39" w:name="Xb6016473025c6c273b8c5fb14e8dd998e45d901"/>
     <w:p>
       <w:pPr>
         <w:pStyle w:val="Heading3"/>
@@ -19841,9 +20190,9 @@
         <w:t xml:space="preserve">);</w:t>
       </w:r>
     </w:p>
-    <w:bookmarkEnd w:id="37"/>
-    <w:bookmarkEnd w:id="38"/>
-    <w:bookmarkStart w:id="40" w:name="systemkitdockconfh"/>
+    <w:bookmarkEnd w:id="39"/>
+    <w:bookmarkEnd w:id="40"/>
+    <w:bookmarkStart w:id="42" w:name="systemkitdockconfh"/>
     <w:p>
       <w:pPr>
         <w:pStyle w:val="Heading2"/>
@@ -21114,7 +21463,7 @@
         <w:t xml:space="preserve">);</w:t>
       </w:r>
     </w:p>
-    <w:bookmarkStart w:id="39" w:name="X57d4995133c680abdabe9c1ce9d1d4aa51d942d"/>
+    <w:bookmarkStart w:id="41" w:name="X57d4995133c680abdabe9c1ce9d1d4aa51d942d"/>
     <w:p>
       <w:pPr>
         <w:pStyle w:val="Heading3"/>
@@ -21866,9 +22215,9 @@
         <w:t xml:space="preserve">);</w:t>
       </w:r>
     </w:p>
-    <w:bookmarkEnd w:id="39"/>
-    <w:bookmarkEnd w:id="40"/>
-    <w:bookmarkStart w:id="41" w:name="systemkitpreloadinih"/>
+    <w:bookmarkEnd w:id="41"/>
+    <w:bookmarkEnd w:id="42"/>
+    <w:bookmarkStart w:id="43" w:name="systemkitpreloadinih"/>
     <w:p>
       <w:pPr>
         <w:pStyle w:val="Heading2"/>
@@ -22203,8 +22552,8 @@
         <w:t xml:space="preserve">);</w:t>
       </w:r>
     </w:p>
-    <w:bookmarkEnd w:id="41"/>
-    <w:bookmarkStart w:id="42" w:name="systemkitautostarth"/>
+    <w:bookmarkEnd w:id="43"/>
+    <w:bookmarkStart w:id="44" w:name="systemkitautostarth"/>
     <w:p>
       <w:pPr>
         <w:pStyle w:val="Heading2"/>
@@ -22698,8 +23047,8 @@
         <w:t xml:space="preserve">);</w:t>
       </w:r>
     </w:p>
-    <w:bookmarkEnd w:id="42"/>
-    <w:bookmarkStart w:id="45" w:name="systemkitlocaleh"/>
+    <w:bookmarkEnd w:id="44"/>
+    <w:bookmarkStart w:id="47" w:name="systemkitlocaleh"/>
     <w:p>
       <w:pPr>
         <w:pStyle w:val="Heading2"/>
@@ -23043,7 +23392,7 @@
         <w:t xml:space="preserve">);</w:t>
       </w:r>
     </w:p>
-    <w:bookmarkStart w:id="43" w:name="the-languages-onyx-speaks"/>
+    <w:bookmarkStart w:id="45" w:name="the-languages-onyx-speaks"/>
     <w:p>
       <w:pPr>
         <w:pStyle w:val="Heading3"/>
@@ -23424,8 +23773,8 @@
         <w:t xml:space="preserve">// kept in system.ini -&gt; 1 written (the programs started next take it)</w:t>
       </w:r>
     </w:p>
-    <w:bookmarkEnd w:id="43"/>
-    <w:bookmarkStart w:id="44" w:name="the-time-zones"/>
+    <w:bookmarkEnd w:id="45"/>
+    <w:bookmarkStart w:id="46" w:name="the-time-zones"/>
     <w:p>
       <w:pPr>
         <w:pStyle w:val="Heading3"/>
@@ -23981,9 +24330,9 @@
         <w:t xml:space="preserve">);</w:t>
       </w:r>
     </w:p>
-    <w:bookmarkEnd w:id="44"/>
-    <w:bookmarkEnd w:id="45"/>
-    <w:bookmarkStart w:id="46" w:name="systemkitsessionh"/>
+    <w:bookmarkEnd w:id="46"/>
+    <w:bookmarkEnd w:id="47"/>
+    <w:bookmarkStart w:id="48" w:name="systemkitsessionh"/>
     <w:p>
       <w:pPr>
         <w:pStyle w:val="Heading2"/>
@@ -25359,8 +25708,8 @@
         <w:t xml:space="preserve">);</w:t>
       </w:r>
     </w:p>
-    <w:bookmarkEnd w:id="46"/>
-    <w:bookmarkStart w:id="47" w:name="systemkitapplet_protoh"/>
+    <w:bookmarkEnd w:id="48"/>
+    <w:bookmarkStart w:id="49" w:name="systemkitapplet_protoh"/>
     <w:p>
       <w:pPr>
         <w:pStyle w:val="Heading2"/>
@@ -25998,7 +26347,7 @@
         <w:t xml:space="preserve">};</w:t>
       </w:r>
     </w:p>
-    <w:bookmarkEnd w:id="47"/>
+    <w:bookmarkEnd w:id="49"/>
     <w:sectPr>
       <w:footerReference r:id="rId9" w:type="default"/>
       <w:footnotePr>
@@ -26080,14 +26429,14 @@
 <file path=word/numbering.xml><?xml version="1.0" encoding="utf-8"?>
 <w:numbering xmlns:w="http://schemas.openxmlformats.org/wordprocessingml/2006/main">
   <w:abstractNum w:abstractNumId="990">
-    <w:nsid w:val="0000A990"/>
+    <w:nsid w:val="A990"/>
     <w:multiLevelType w:val="multilevel"/>
     <w:lvl w:ilvl="0">
       <w:numFmt w:val="bullet"/>
       <w:lvlText w:val=" "/>
       <w:lvlJc w:val="left"/>
       <w:pPr>
-        <w:ind w:left="720" w:hanging="360"/>
+        <w:ind w:left="720" w:hanging="480"/>
       </w:pPr>
     </w:lvl>
     <w:lvl w:ilvl="1">
@@ -26095,7 +26444,7 @@
       <w:lvlText w:val=" "/>
       <w:lvlJc w:val="left"/>
       <w:pPr>
-        <w:ind w:left="1440" w:hanging="360"/>
+        <w:ind w:left="1440" w:hanging="480"/>
       </w:pPr>
     </w:lvl>
     <w:lvl w:ilvl="2">
@@ -26103,7 +26452,7 @@
       <w:lvlText w:val=" "/>
       <w:lvlJc w:val="left"/>
       <w:pPr>
-        <w:ind w:left="2160" w:hanging="360"/>
+        <w:ind w:left="2160" w:hanging="480"/>
       </w:pPr>
     </w:lvl>
     <w:lvl w:ilvl="3">
@@ -26111,7 +26460,7 @@
       <w:lvlText w:val=" "/>
       <w:lvlJc w:val="left"/>
       <w:pPr>
-        <w:ind w:left="2880" w:hanging="360"/>
+        <w:ind w:left="2880" w:hanging="480"/>
       </w:pPr>
     </w:lvl>
     <w:lvl w:ilvl="4">
@@ -26119,7 +26468,7 @@
       <w:lvlText w:val=" "/>
       <w:lvlJc w:val="left"/>
       <w:pPr>
-        <w:ind w:left="3600" w:hanging="360"/>
+        <w:ind w:left="3600" w:hanging="480"/>
       </w:pPr>
     </w:lvl>
     <w:lvl w:ilvl="5">
@@ -26127,7 +26476,7 @@
       <w:lvlText w:val=" "/>
       <w:lvlJc w:val="left"/>
       <w:pPr>
-        <w:ind w:left="4320" w:hanging="360"/>
+        <w:ind w:left="4320" w:hanging="480"/>
       </w:pPr>
     </w:lvl>
     <w:lvl w:ilvl="6">
@@ -26135,7 +26484,7 @@
       <w:lvlText w:val=" "/>
       <w:lvlJc w:val="left"/>
       <w:pPr>
-        <w:ind w:left="5040" w:hanging="360"/>
+        <w:ind w:left="5040" w:hanging="480"/>
       </w:pPr>
     </w:lvl>
     <w:lvl w:ilvl="7">
@@ -26143,7 +26492,7 @@
       <w:lvlText w:val=" "/>
       <w:lvlJc w:val="left"/>
       <w:pPr>
-        <w:ind w:left="5760" w:hanging="360"/>
+        <w:ind w:left="5760" w:hanging="480"/>
       </w:pPr>
     </w:lvl>
     <w:lvl w:ilvl="8">
@@ -26151,12 +26500,12 @@
       <w:lvlText w:val=" "/>
       <w:lvlJc w:val="left"/>
       <w:pPr>
-        <w:ind w:left="6480" w:hanging="360"/>
+        <w:ind w:left="6480" w:hanging="480"/>
       </w:pPr>
     </w:lvl>
   </w:abstractNum>
   <w:abstractNum w:abstractNumId="99411">
-    <w:nsid w:val="00A99411"/>
+    <w:nsid w:val="A99411"/>
     <w:multiLevelType w:val="multilevel"/>
     <w:lvl w:ilvl="0">
       <w:start w:val="1"/>
@@ -26164,7 +26513,7 @@
       <w:lvlText w:val="%1."/>
       <w:lvlJc w:val="left"/>
       <w:pPr>
-        <w:ind w:left="720" w:hanging="360"/>
+        <w:ind w:left="720" w:hanging="480"/>
       </w:pPr>
     </w:lvl>
     <w:lvl w:ilvl="1">
@@ -26173,7 +26522,7 @@
       <w:lvlText w:val="%2."/>
       <w:lvlJc w:val="left"/>
       <w:pPr>
-        <w:ind w:left="1440" w:hanging="360"/>
+        <w:ind w:left="1440" w:hanging="480"/>
       </w:pPr>
     </w:lvl>
     <w:lvl w:ilvl="2">
@@ -26182,7 +26531,7 @@
       <w:lvlText w:val="%3."/>
       <w:lvlJc w:val="left"/>
       <w:pPr>
-        <w:ind w:left="2160" w:hanging="360"/>
+        <w:ind w:left="2160" w:hanging="480"/>
       </w:pPr>
     </w:lvl>
     <w:lvl w:ilvl="3">
@@ -26191,7 +26540,7 @@
       <w:lvlText w:val="%4."/>
       <w:lvlJc w:val="left"/>
       <w:pPr>
-        <w:ind w:left="2880" w:hanging="360"/>
+        <w:ind w:left="2880" w:hanging="480"/>
       </w:pPr>
     </w:lvl>
     <w:lvl w:ilvl="4">
@@ -26200,7 +26549,7 @@
       <w:lvlText w:val="%5."/>
       <w:lvlJc w:val="left"/>
       <w:pPr>
-        <w:ind w:left="3600" w:hanging="360"/>
+        <w:ind w:left="3600" w:hanging="480"/>
       </w:pPr>
     </w:lvl>
     <w:lvl w:ilvl="5">
@@ -26209,7 +26558,7 @@
       <w:lvlText w:val="%6."/>
       <w:lvlJc w:val="left"/>
       <w:pPr>
-        <w:ind w:left="4320" w:hanging="360"/>
+        <w:ind w:left="4320" w:hanging="480"/>
       </w:pPr>
     </w:lvl>
     <w:lvl w:ilvl="6">
@@ -26218,7 +26567,7 @@
       <w:lvlText w:val="%7."/>
       <w:lvlJc w:val="left"/>
       <w:pPr>
-        <w:ind w:left="5040" w:hanging="360"/>
+        <w:ind w:left="5040" w:hanging="480"/>
       </w:pPr>
     </w:lvl>
     <w:lvl w:ilvl="7">
@@ -26227,7 +26576,7 @@
       <w:lvlText w:val="%8."/>
       <w:lvlJc w:val="left"/>
       <w:pPr>
-        <w:ind w:left="5760" w:hanging="360"/>
+        <w:ind w:left="5760" w:hanging="480"/>
       </w:pPr>
     </w:lvl>
     <w:lvl w:ilvl="8">
@@ -26236,7 +26585,7 @@
       <w:lvlText w:val="%9."/>
       <w:lvlJc w:val="left"/>
       <w:pPr>
-        <w:ind w:left="6480" w:hanging="360"/>
+        <w:ind w:left="6480" w:hanging="480"/>
       </w:pPr>
     </w:lvl>
   </w:abstractNum>
@@ -26974,8 +27323,8 @@
     <w:name w:val="KeywordTok"/>
     <w:basedOn w:val="VerbatimChar"/>
     <w:rPr>
+      <w:color w:val="007020"/>
       <w:b/>
-      <w:color w:val="007020"/>
     </w:rPr>
   </w:style>
   <w:style w:type="character" w:customStyle="1" w:styleId="DataTypeTok">
@@ -27052,42 +27401,42 @@
     <w:name w:val="ImportTok"/>
     <w:basedOn w:val="VerbatimChar"/>
     <w:rPr>
+      <w:color w:val="008000"/>
       <w:b/>
-      <w:color w:val="008000"/>
     </w:rPr>
   </w:style>
   <w:style w:type="character" w:customStyle="1" w:styleId="CommentTok">
     <w:name w:val="CommentTok"/>
     <w:basedOn w:val="VerbatimChar"/>
     <w:rPr>
+      <w:color w:val="60a0b0"/>
       <w:i/>
-      <w:color w:val="60a0b0"/>
     </w:rPr>
   </w:style>
   <w:style w:type="character" w:customStyle="1" w:styleId="DocumentationTok">
     <w:name w:val="DocumentationTok"/>
     <w:basedOn w:val="VerbatimChar"/>
     <w:rPr>
+      <w:color w:val="ba2121"/>
       <w:i/>
-      <w:color w:val="ba2121"/>
     </w:rPr>
   </w:style>
   <w:style w:type="character" w:customStyle="1" w:styleId="AnnotationTok">
     <w:name w:val="AnnotationTok"/>
     <w:basedOn w:val="VerbatimChar"/>
     <w:rPr>
+      <w:color w:val="60a0b0"/>
       <w:b/>
       <w:i/>
-      <w:color w:val="60a0b0"/>
     </w:rPr>
   </w:style>
   <w:style w:type="character" w:customStyle="1" w:styleId="CommentVarTok">
     <w:name w:val="CommentVarTok"/>
     <w:basedOn w:val="VerbatimChar"/>
     <w:rPr>
+      <w:color w:val="60a0b0"/>
       <w:b/>
       <w:i/>
-      <w:color w:val="60a0b0"/>
     </w:rPr>
   </w:style>
   <w:style w:type="character" w:customStyle="1" w:styleId="OtherTok">
@@ -27115,8 +27464,8 @@
     <w:name w:val="ControlFlowTok"/>
     <w:basedOn w:val="VerbatimChar"/>
     <w:rPr>
+      <w:color w:val="007020"/>
       <w:b/>
-      <w:color w:val="007020"/>
     </w:rPr>
   </w:style>
   <w:style w:type="character" w:customStyle="1" w:styleId="OperatorTok">
@@ -27161,34 +27510,34 @@
     <w:name w:val="InformationTok"/>
     <w:basedOn w:val="VerbatimChar"/>
     <w:rPr>
+      <w:color w:val="60a0b0"/>
       <w:b/>
       <w:i/>
-      <w:color w:val="60a0b0"/>
     </w:rPr>
   </w:style>
   <w:style w:type="character" w:customStyle="1" w:styleId="WarningTok">
     <w:name w:val="WarningTok"/>
     <w:basedOn w:val="VerbatimChar"/>
     <w:rPr>
+      <w:color w:val="60a0b0"/>
       <w:b/>
       <w:i/>
-      <w:color w:val="60a0b0"/>
     </w:rPr>
   </w:style>
   <w:style w:type="character" w:customStyle="1" w:styleId="AlertTok">
     <w:name w:val="AlertTok"/>
     <w:basedOn w:val="VerbatimChar"/>
     <w:rPr>
+      <w:color w:val="ff0000"/>
       <w:b/>
-      <w:color w:val="ff0000"/>
     </w:rPr>
   </w:style>
   <w:style w:type="character" w:customStyle="1" w:styleId="ErrorTok">
     <w:name w:val="ErrorTok"/>
     <w:basedOn w:val="VerbatimChar"/>
     <w:rPr>
+      <w:color w:val="ff0000"/>
       <w:b/>
-      <w:color w:val="ff0000"/>
     </w:rPr>
   </w:style>
   <w:style w:type="character" w:customStyle="1" w:styleId="NormalTok">

--- a/docs/exports/12-SYSTEMKIT.docx
+++ b/docs/exports/12-SYSTEMKIT.docx
@@ -597,7 +597,7 @@
               <w:t xml:space="preserve"> </w:t>
             </w:r>
             <w:r>
-              <w:t xml:space="preserve">— 110 entries in its table (</w:t>
+              <w:t xml:space="preserve">— 113 entries in its table (</w:t>
             </w:r>
             <w:r>
               <w:rPr>
@@ -4721,6 +4721,246 @@
           <w:rStyle w:val="CommentTok"/>
         </w:rPr>
         <w:t xml:space="preserve">/* the size consolehome switches to */</w:t>
+      </w:r>
+      <w:r>
+        <w:rPr>
+          <w:rStyle w:val="NormalTok"/>
+        </w:rPr>
+        <w:t xml:space="preserve"> </w:t>
+      </w:r>
+      <w:r>
+        <w:rPr>
+          <w:rStyle w:val="OperatorTok"/>
+        </w:rPr>
+        <w:t xml:space="preserve">}</w:t>
+      </w:r>
+      <w:r>
+        <w:br/>
+      </w:r>
+      <w:r>
+        <w:rPr>
+          <w:rStyle w:val="NormalTok"/>
+        </w:rPr>
+        <w:t xml:space="preserve">display_save_option </w:t>
+      </w:r>
+      <w:r>
+        <w:rPr>
+          <w:rStyle w:val="OperatorTok"/>
+        </w:rPr>
+        <w:t xml:space="preserve">(</w:t>
+      </w:r>
+      <w:r>
+        <w:rPr>
+          <w:rStyle w:val="StringTok"/>
+        </w:rPr>
+        <w:t xml:space="preserve">"opaque"</w:t>
+      </w:r>
+      <w:r>
+        <w:rPr>
+          <w:rStyle w:val="OperatorTok"/>
+        </w:rPr>
+        <w:t xml:space="preserve">,</w:t>
+      </w:r>
+      <w:r>
+        <w:rPr>
+          <w:rStyle w:val="NormalTok"/>
+        </w:rPr>
+        <w:t xml:space="preserve"> </w:t>
+      </w:r>
+      <w:r>
+        <w:rPr>
+          <w:rStyle w:val="StringTok"/>
+        </w:rPr>
+        <w:t xml:space="preserve">"0"</w:t>
+      </w:r>
+      <w:r>
+        <w:rPr>
+          <w:rStyle w:val="OperatorTok"/>
+        </w:rPr>
+        <w:t xml:space="preserve">);</w:t>
+      </w:r>
+      <w:r>
+        <w:rPr>
+          <w:rStyle w:val="NormalTok"/>
+        </w:rPr>
+        <w:t xml:space="preserve">                       </w:t>
+      </w:r>
+      <w:r>
+        <w:rPr>
+          <w:rStyle w:val="CommentTok"/>
+        </w:rPr>
+        <w:t xml:space="preserve">// another kernel option of SD:/cmdline.txt (0: removed)</w:t>
+      </w:r>
+      <w:r>
+        <w:br/>
+      </w:r>
+      <w:r>
+        <w:rPr>
+          <w:rStyle w:val="DataTypeTok"/>
+        </w:rPr>
+        <w:t xml:space="preserve">char</w:t>
+      </w:r>
+      <w:r>
+        <w:rPr>
+          <w:rStyle w:val="NormalTok"/>
+        </w:rPr>
+        <w:t xml:space="preserve"> v</w:t>
+      </w:r>
+      <w:r>
+        <w:rPr>
+          <w:rStyle w:val="OperatorTok"/>
+        </w:rPr>
+        <w:t xml:space="preserve">[</w:t>
+      </w:r>
+      <w:r>
+        <w:rPr>
+          <w:rStyle w:val="DecValTok"/>
+        </w:rPr>
+        <w:t xml:space="preserve">8</w:t>
+      </w:r>
+      <w:r>
+        <w:rPr>
+          <w:rStyle w:val="OperatorTok"/>
+        </w:rPr>
+        <w:t xml:space="preserve">];</w:t>
+      </w:r>
+      <w:r>
+        <w:rPr>
+          <w:rStyle w:val="NormalTok"/>
+        </w:rPr>
+        <w:t xml:space="preserve"> </w:t>
+      </w:r>
+      <w:r>
+        <w:rPr>
+          <w:rStyle w:val="ControlFlowTok"/>
+        </w:rPr>
+        <w:t xml:space="preserve">if</w:t>
+      </w:r>
+      <w:r>
+        <w:rPr>
+          <w:rStyle w:val="NormalTok"/>
+        </w:rPr>
+        <w:t xml:space="preserve"> </w:t>
+      </w:r>
+      <w:r>
+        <w:rPr>
+          <w:rStyle w:val="OperatorTok"/>
+        </w:rPr>
+        <w:t xml:space="preserve">(</w:t>
+      </w:r>
+      <w:r>
+        <w:rPr>
+          <w:rStyle w:val="NormalTok"/>
+        </w:rPr>
+        <w:t xml:space="preserve">display_saved_option </w:t>
+      </w:r>
+      <w:r>
+        <w:rPr>
+          <w:rStyle w:val="OperatorTok"/>
+        </w:rPr>
+        <w:t xml:space="preserve">(</w:t>
+      </w:r>
+      <w:r>
+        <w:rPr>
+          <w:rStyle w:val="StringTok"/>
+        </w:rPr>
+        <w:t xml:space="preserve">"opaque"</w:t>
+      </w:r>
+      <w:r>
+        <w:rPr>
+          <w:rStyle w:val="OperatorTok"/>
+        </w:rPr>
+        <w:t xml:space="preserve">,</w:t>
+      </w:r>
+      <w:r>
+        <w:rPr>
+          <w:rStyle w:val="NormalTok"/>
+        </w:rPr>
+        <w:t xml:space="preserve"> v</w:t>
+      </w:r>
+      <w:r>
+        <w:rPr>
+          <w:rStyle w:val="OperatorTok"/>
+        </w:rPr>
+        <w:t xml:space="preserve">,</w:t>
+      </w:r>
+      <w:r>
+        <w:rPr>
+          <w:rStyle w:val="NormalTok"/>
+        </w:rPr>
+        <w:t xml:space="preserve"> </w:t>
+      </w:r>
+      <w:r>
+        <w:rPr>
+          <w:rStyle w:val="KeywordTok"/>
+        </w:rPr>
+        <w:t xml:space="preserve">sizeof</w:t>
+      </w:r>
+      <w:r>
+        <w:rPr>
+          <w:rStyle w:val="NormalTok"/>
+        </w:rPr>
+        <w:t xml:space="preserve"> v</w:t>
+      </w:r>
+      <w:r>
+        <w:rPr>
+          <w:rStyle w:val="OperatorTok"/>
+        </w:rPr>
+        <w:t xml:space="preserve">)</w:t>
+      </w:r>
+      <w:r>
+        <w:rPr>
+          <w:rStyle w:val="NormalTok"/>
+        </w:rPr>
+        <w:t xml:space="preserve"> </w:t>
+      </w:r>
+      <w:r>
+        <w:rPr>
+          <w:rStyle w:val="OperatorTok"/>
+        </w:rPr>
+        <w:t xml:space="preserve">&gt;</w:t>
+      </w:r>
+      <w:r>
+        <w:rPr>
+          <w:rStyle w:val="NormalTok"/>
+        </w:rPr>
+        <w:t xml:space="preserve"> </w:t>
+      </w:r>
+      <w:r>
+        <w:rPr>
+          <w:rStyle w:val="DecValTok"/>
+        </w:rPr>
+        <w:t xml:space="preserve">0</w:t>
+      </w:r>
+      <w:r>
+        <w:rPr>
+          <w:rStyle w:val="OperatorTok"/>
+        </w:rPr>
+        <w:t xml:space="preserve">)</w:t>
+      </w:r>
+      <w:r>
+        <w:rPr>
+          <w:rStyle w:val="NormalTok"/>
+        </w:rPr>
+        <w:t xml:space="preserve"> </w:t>
+      </w:r>
+      <w:r>
+        <w:rPr>
+          <w:rStyle w:val="OperatorTok"/>
+        </w:rPr>
+        <w:t xml:space="preserve">{</w:t>
+      </w:r>
+      <w:r>
+        <w:rPr>
+          <w:rStyle w:val="NormalTok"/>
+        </w:rPr>
+        <w:t xml:space="preserve"> </w:t>
+      </w:r>
+      <w:r>
+        <w:rPr>
+          <w:rStyle w:val="CommentTok"/>
+        </w:rPr>
+        <w:t xml:space="preserve">/* "0" */</w:t>
       </w:r>
       <w:r>
         <w:rPr>

--- a/docs/exports/12-SYSTEMKIT.docx
+++ b/docs/exports/12-SYSTEMKIT.docx
@@ -24,133 +24,133 @@
       </w:pPr>
       <w:r>
         <w:rPr>
+          <w:i/>
           <w:iCs/>
+        </w:rPr>
+        <w:t xml:space="preserve">The reference of</w:t>
+      </w:r>
+      <w:r>
+        <w:rPr>
           <w:i/>
-        </w:rPr>
-        <w:t xml:space="preserve">The reference of</w:t>
-      </w:r>
-      <w:r>
-        <w:rPr>
           <w:iCs/>
+        </w:rPr>
+        <w:t xml:space="preserve"> </w:t>
+      </w:r>
+      <w:r>
+        <w:rPr>
+          <w:b/>
+          <w:bCs/>
           <w:i/>
-        </w:rPr>
-        <w:t xml:space="preserve"> </w:t>
-      </w:r>
-      <w:r>
-        <w:rPr>
-          <w:bCs/>
-          <w:b/>
           <w:iCs/>
+        </w:rPr>
+        <w:t xml:space="preserve">SystemKit</w:t>
+      </w:r>
+      <w:r>
+        <w:rPr>
           <w:i/>
-        </w:rPr>
-        <w:t xml:space="preserve">SystemKit</w:t>
-      </w:r>
-      <w:r>
-        <w:rPr>
           <w:iCs/>
+        </w:rPr>
+        <w:t xml:space="preserve"> </w:t>
+      </w:r>
+      <w:r>
+        <w:rPr>
           <w:i/>
-        </w:rPr>
-        <w:t xml:space="preserve"> </w:t>
-      </w:r>
-      <w:r>
-        <w:rPr>
           <w:iCs/>
+        </w:rPr>
+        <w:t xml:space="preserve">(</w:t>
+      </w:r>
+      <w:r>
+        <w:rPr>
+          <w:rStyle w:val="VerbatimChar"/>
           <w:i/>
-        </w:rPr>
-        <w:t xml:space="preserve">(</w:t>
+          <w:iCs/>
+        </w:rPr>
+        <w:t xml:space="preserve">SD:/lib/systemkit.so</w:t>
+      </w:r>
+      <w:r>
+        <w:rPr>
+          <w:i/>
+          <w:iCs/>
+        </w:rPr>
+        <w:t xml:space="preserve">,</w:t>
+      </w:r>
+      <w:r>
+        <w:rPr>
+          <w:i/>
+          <w:iCs/>
+        </w:rPr>
+        <w:t xml:space="preserve"> </w:t>
       </w:r>
       <w:r>
         <w:rPr>
           <w:rStyle w:val="VerbatimChar"/>
+          <w:i/>
           <w:iCs/>
+        </w:rPr>
+        <w:t xml:space="preserve">user/Kits/systemkit</w:t>
+      </w:r>
+      <w:r>
+        <w:rPr>
           <w:i/>
-        </w:rPr>
-        <w:t xml:space="preserve">SD:/lib/systemkit.so</w:t>
-      </w:r>
-      <w:r>
-        <w:rPr>
           <w:iCs/>
+        </w:rPr>
+        <w:t xml:space="preserve">): what it is for, how a program uses it, and every operation it exposes. The operations' part is made from the kit's headers by</w:t>
+      </w:r>
+      <w:r>
+        <w:rPr>
           <w:i/>
-        </w:rPr>
-        <w:t xml:space="preserve">,</w:t>
-      </w:r>
-      <w:r>
-        <w:rPr>
           <w:iCs/>
+        </w:rPr>
+        <w:t xml:space="preserve"> </w:t>
+      </w:r>
+      <w:r>
+        <w:rPr>
+          <w:rStyle w:val="VerbatimChar"/>
           <w:i/>
-        </w:rPr>
-        <w:t xml:space="preserve"> </w:t>
-      </w:r>
-      <w:r>
-        <w:rPr>
-          <w:rStyle w:val="VerbatimChar"/>
           <w:iCs/>
+        </w:rPr>
+        <w:t xml:space="preserve">tools/docgen/kitdocs.py</w:t>
+      </w:r>
+      <w:r>
+        <w:rPr>
           <w:i/>
-        </w:rPr>
-        <w:t xml:space="preserve">user/Kits/systemkit</w:t>
-      </w:r>
-      <w:r>
-        <w:rPr>
           <w:iCs/>
+        </w:rPr>
+        <w:t xml:space="preserve"> </w:t>
+      </w:r>
+      <w:r>
+        <w:rPr>
           <w:i/>
-        </w:rPr>
-        <w:t xml:space="preserve">): what it is for, how a program uses it, and every operation it exposes. The operations' part is made from the kit's headers by</w:t>
-      </w:r>
-      <w:r>
-        <w:rPr>
           <w:iCs/>
+        </w:rPr>
+        <w:t xml:space="preserve">— the headers are the source. Overview of all the kits:</w:t>
+      </w:r>
+      <w:r>
+        <w:rPr>
           <w:i/>
-        </w:rPr>
-        <w:t xml:space="preserve"> </w:t>
-      </w:r>
-      <w:r>
-        <w:rPr>
-          <w:rStyle w:val="VerbatimChar"/>
           <w:iCs/>
-          <w:i/>
-        </w:rPr>
-        <w:t xml:space="preserve">tools/docgen/kitdocs.py</w:t>
-      </w:r>
-      <w:r>
-        <w:rPr>
-          <w:iCs/>
-          <w:i/>
-        </w:rPr>
-        <w:t xml:space="preserve"> </w:t>
-      </w:r>
-      <w:r>
-        <w:rPr>
-          <w:iCs/>
-          <w:i/>
-        </w:rPr>
-        <w:t xml:space="preserve">— the headers are the source. Overview of all the kits:</w:t>
-      </w:r>
-      <w:r>
-        <w:rPr>
-          <w:iCs/>
-          <w:i/>
-        </w:rPr>
-        <w:t xml:space="preserve"> </w:t>
-      </w:r>
-      <w:hyperlink r:id="rId20">
+        </w:rPr>
+        <w:t xml:space="preserve"> </w:t>
+      </w:r>
+      <w:hyperlink r:id="rId18">
         <w:r>
           <w:rPr>
             <w:rStyle w:val="Hyperlink"/>
+            <w:i/>
             <w:iCs/>
-            <w:i/>
           </w:rPr>
           <w:t xml:space="preserve">The Kits</w:t>
         </w:r>
       </w:hyperlink>
       <w:r>
         <w:rPr>
+          <w:i/>
           <w:iCs/>
-          <w:i/>
         </w:rPr>
         <w:t xml:space="preserve">.</w:t>
       </w:r>
     </w:p>
-    <w:bookmarkStart w:id="21" w:name="contents"/>
+    <w:bookmarkStart w:id="19" w:name="contents"/>
     <w:p>
       <w:pPr>
         <w:pStyle w:val="Heading2"/>
@@ -161,11 +161,11 @@
     </w:p>
     <w:p>
       <w:pPr>
+        <w:pStyle w:val="Compact"/>
         <w:numPr>
           <w:ilvl w:val="0"/>
           <w:numId w:val="1001"/>
         </w:numPr>
-        <w:pStyle w:val="Compact"/>
       </w:pPr>
       <w:hyperlink w:anchor="what-it-is">
         <w:r>
@@ -178,11 +178,11 @@
     </w:p>
     <w:p>
       <w:pPr>
+        <w:pStyle w:val="Compact"/>
         <w:numPr>
           <w:ilvl w:val="0"/>
           <w:numId w:val="1001"/>
         </w:numPr>
-        <w:pStyle w:val="Compact"/>
       </w:pPr>
       <w:hyperlink w:anchor="using-it">
         <w:r>
@@ -195,11 +195,11 @@
     </w:p>
     <w:p>
       <w:pPr>
+        <w:pStyle w:val="Compact"/>
         <w:numPr>
           <w:ilvl w:val="0"/>
           <w:numId w:val="1001"/>
         </w:numPr>
-        <w:pStyle w:val="Compact"/>
       </w:pPr>
       <w:hyperlink w:anchor="index">
         <w:r>
@@ -212,11 +212,11 @@
     </w:p>
     <w:p>
       <w:pPr>
+        <w:pStyle w:val="Compact"/>
         <w:numPr>
           <w:ilvl w:val="0"/>
           <w:numId w:val="1001"/>
         </w:numPr>
-        <w:pStyle w:val="Compact"/>
       </w:pPr>
       <w:hyperlink w:anchor="systemkitnotifyh">
         <w:r>
@@ -229,11 +229,11 @@
     </w:p>
     <w:p>
       <w:pPr>
+        <w:pStyle w:val="Compact"/>
         <w:numPr>
           <w:ilvl w:val="0"/>
           <w:numId w:val="1001"/>
         </w:numPr>
-        <w:pStyle w:val="Compact"/>
       </w:pPr>
       <w:hyperlink w:anchor="systemkitclipboardh">
         <w:r>
@@ -246,11 +246,11 @@
     </w:p>
     <w:p>
       <w:pPr>
+        <w:pStyle w:val="Compact"/>
         <w:numPr>
           <w:ilvl w:val="0"/>
           <w:numId w:val="1001"/>
         </w:numPr>
-        <w:pStyle w:val="Compact"/>
       </w:pPr>
       <w:hyperlink w:anchor="systemkitclipprotoh">
         <w:r>
@@ -263,11 +263,11 @@
     </w:p>
     <w:p>
       <w:pPr>
+        <w:pStyle w:val="Compact"/>
         <w:numPr>
           <w:ilvl w:val="0"/>
           <w:numId w:val="1001"/>
         </w:numPr>
-        <w:pStyle w:val="Compact"/>
       </w:pPr>
       <w:hyperlink w:anchor="systemkittrashh">
         <w:r>
@@ -280,11 +280,11 @@
     </w:p>
     <w:p>
       <w:pPr>
+        <w:pStyle w:val="Compact"/>
         <w:numPr>
           <w:ilvl w:val="0"/>
           <w:numId w:val="1001"/>
         </w:numPr>
-        <w:pStyle w:val="Compact"/>
       </w:pPr>
       <w:hyperlink w:anchor="systemkitfileassoch">
         <w:r>
@@ -297,11 +297,11 @@
     </w:p>
     <w:p>
       <w:pPr>
+        <w:pStyle w:val="Compact"/>
         <w:numPr>
           <w:ilvl w:val="0"/>
           <w:numId w:val="1001"/>
         </w:numPr>
-        <w:pStyle w:val="Compact"/>
       </w:pPr>
       <w:hyperlink w:anchor="systemkitvolumeh">
         <w:r>
@@ -314,11 +314,11 @@
     </w:p>
     <w:p>
       <w:pPr>
+        <w:pStyle w:val="Compact"/>
         <w:numPr>
           <w:ilvl w:val="0"/>
           <w:numId w:val="1001"/>
         </w:numPr>
-        <w:pStyle w:val="Compact"/>
       </w:pPr>
       <w:hyperlink w:anchor="systemkitwallpaperh">
         <w:r>
@@ -331,11 +331,11 @@
     </w:p>
     <w:p>
       <w:pPr>
+        <w:pStyle w:val="Compact"/>
         <w:numPr>
           <w:ilvl w:val="0"/>
           <w:numId w:val="1001"/>
         </w:numPr>
-        <w:pStyle w:val="Compact"/>
       </w:pPr>
       <w:hyperlink w:anchor="systemkitdockconfh">
         <w:r>
@@ -348,11 +348,11 @@
     </w:p>
     <w:p>
       <w:pPr>
+        <w:pStyle w:val="Compact"/>
         <w:numPr>
           <w:ilvl w:val="0"/>
           <w:numId w:val="1001"/>
         </w:numPr>
-        <w:pStyle w:val="Compact"/>
       </w:pPr>
       <w:hyperlink w:anchor="systemkitpreloadinih">
         <w:r>
@@ -365,11 +365,11 @@
     </w:p>
     <w:p>
       <w:pPr>
+        <w:pStyle w:val="Compact"/>
         <w:numPr>
           <w:ilvl w:val="0"/>
           <w:numId w:val="1001"/>
         </w:numPr>
-        <w:pStyle w:val="Compact"/>
       </w:pPr>
       <w:hyperlink w:anchor="systemkitautostarth">
         <w:r>
@@ -382,11 +382,11 @@
     </w:p>
     <w:p>
       <w:pPr>
+        <w:pStyle w:val="Compact"/>
         <w:numPr>
           <w:ilvl w:val="0"/>
           <w:numId w:val="1001"/>
         </w:numPr>
-        <w:pStyle w:val="Compact"/>
       </w:pPr>
       <w:hyperlink w:anchor="systemkitlocaleh">
         <w:r>
@@ -399,11 +399,11 @@
     </w:p>
     <w:p>
       <w:pPr>
+        <w:pStyle w:val="Compact"/>
         <w:numPr>
           <w:ilvl w:val="0"/>
           <w:numId w:val="1001"/>
         </w:numPr>
-        <w:pStyle w:val="Compact"/>
       </w:pPr>
       <w:hyperlink w:anchor="systemkitsessionh">
         <w:r>
@@ -416,11 +416,11 @@
     </w:p>
     <w:p>
       <w:pPr>
+        <w:pStyle w:val="Compact"/>
         <w:numPr>
           <w:ilvl w:val="0"/>
           <w:numId w:val="1001"/>
         </w:numPr>
-        <w:pStyle w:val="Compact"/>
       </w:pPr>
       <w:hyperlink w:anchor="systemkitappletprotoh">
         <w:r>
@@ -438,8 +438,8 @@
         </w:pict>
       </w:r>
     </w:p>
-    <w:bookmarkEnd w:id="21"/>
-    <w:bookmarkStart w:id="22" w:name="what-it-is"/>
+    <w:bookmarkEnd w:id="19"/>
+    <w:bookmarkStart w:id="20" w:name="what-it-is"/>
     <w:p>
       <w:pPr>
         <w:pStyle w:val="Heading2"/>
@@ -461,7 +461,6 @@
         <w:tblStyle w:val="Table"/>
         <w:tblW w:type="auto" w:w="0"/>
         <w:tblLook w:firstRow="1" w:lastRow="0" w:firstColumn="0" w:lastColumn="0" w:noHBand="0" w:noVBand="0" w:val="0020"/>
-        <w:jc w:val="start"/>
       </w:tblPr>
       <w:tblGrid>
         <w:gridCol w:w="3960"/>
@@ -469,7 +468,7 @@
       </w:tblGrid>
       <w:tr>
         <w:trPr>
-          <w:tblHeader w:val="true"/>
+          <w:tblHeader w:val="on"/>
         </w:trPr>
         <w:tc>
           <w:tcPr/>
@@ -494,7 +493,6 @@
           <w:p>
             <w:pPr>
               <w:pStyle w:val="Compact"/>
-              <w:jc w:val="left"/>
             </w:pPr>
             <w:r>
               <w:t xml:space="preserve">Include</w:t>
@@ -506,7 +504,6 @@
           <w:p>
             <w:pPr>
               <w:pStyle w:val="Compact"/>
-              <w:jc w:val="left"/>
             </w:pPr>
             <w:r>
               <w:rPr>
@@ -523,7 +520,6 @@
           <w:p>
             <w:pPr>
               <w:pStyle w:val="Compact"/>
-              <w:jc w:val="left"/>
             </w:pPr>
             <w:r>
               <w:t xml:space="preserve">Link</w:t>
@@ -535,7 +531,6 @@
           <w:p>
             <w:pPr>
               <w:pStyle w:val="Compact"/>
-              <w:jc w:val="left"/>
             </w:pPr>
             <w:r>
               <w:rPr>
@@ -573,7 +568,6 @@
           <w:p>
             <w:pPr>
               <w:pStyle w:val="Compact"/>
-              <w:jc w:val="left"/>
             </w:pPr>
             <w:r>
               <w:t xml:space="preserve">Library</w:t>
@@ -585,7 +579,6 @@
           <w:p>
             <w:pPr>
               <w:pStyle w:val="Compact"/>
-              <w:jc w:val="left"/>
             </w:pPr>
             <w:r>
               <w:rPr>
@@ -617,7 +610,6 @@
           <w:p>
             <w:pPr>
               <w:pStyle w:val="Compact"/>
-              <w:jc w:val="left"/>
             </w:pPr>
             <w:r>
               <w:t xml:space="preserve">Sources</w:t>
@@ -629,7 +621,6 @@
           <w:p>
             <w:pPr>
               <w:pStyle w:val="Compact"/>
-              <w:jc w:val="left"/>
             </w:pPr>
             <w:r>
               <w:rPr>
@@ -641,8 +632,8 @@
         </w:tc>
       </w:tr>
     </w:tbl>
-    <w:bookmarkEnd w:id="22"/>
-    <w:bookmarkStart w:id="23" w:name="using-it"/>
+    <w:bookmarkEnd w:id="20"/>
+    <w:bookmarkStart w:id="21" w:name="using-it"/>
     <w:p>
       <w:pPr>
         <w:pStyle w:val="Heading2"/>
@@ -657,8 +648,8 @@
       </w:pPr>
       <w:r>
         <w:rPr>
+          <w:b/>
           <w:bCs/>
-          <w:b/>
         </w:rPr>
         <w:t xml:space="preserve">A notification</w:t>
       </w:r>
@@ -818,8 +809,8 @@
       </w:pPr>
       <w:r>
         <w:rPr>
+          <w:b/>
           <w:bCs/>
-          <w:b/>
         </w:rPr>
         <w:t xml:space="preserve">The clipboard</w:t>
       </w:r>
@@ -1255,8 +1246,8 @@
       </w:pPr>
       <w:r>
         <w:rPr>
+          <w:b/>
           <w:bCs/>
-          <w:b/>
         </w:rPr>
         <w:t xml:space="preserve">The trash</w:t>
       </w:r>
@@ -1425,8 +1416,8 @@
       </w:pPr>
       <w:r>
         <w:rPr>
+          <w:b/>
           <w:bCs/>
-          <w:b/>
         </w:rPr>
         <w:t xml:space="preserve">Opening a file with the right application</w:t>
       </w:r>
@@ -1652,8 +1643,8 @@
       </w:pPr>
       <w:r>
         <w:rPr>
+          <w:b/>
           <w:bCs/>
-          <w:b/>
         </w:rPr>
         <w:t xml:space="preserve">The volume, the wallpaper, the dock</w:t>
       </w:r>
@@ -1870,8 +1861,8 @@
       </w:pPr>
       <w:r>
         <w:rPr>
+          <w:b/>
           <w:bCs/>
-          <w:b/>
         </w:rPr>
         <w:t xml:space="preserve">Starting a program at every boot</w:t>
       </w:r>
@@ -2046,8 +2037,8 @@
       </w:pPr>
       <w:r>
         <w:rPr>
+          <w:b/>
           <w:bCs/>
-          <w:b/>
         </w:rPr>
         <w:t xml:space="preserve">The system's language</w:t>
       </w:r>
@@ -2399,8 +2390,8 @@
       </w:pPr>
       <w:r>
         <w:rPr>
+          <w:b/>
           <w:bCs/>
-          <w:b/>
         </w:rPr>
         <w:t xml:space="preserve">The time zones at an instant</w:t>
       </w:r>
@@ -2997,8 +2988,8 @@
       </w:pPr>
       <w:r>
         <w:rPr>
+          <w:b/>
           <w:bCs/>
-          <w:b/>
         </w:rPr>
         <w:t xml:space="preserve">The interface's mode and its session</w:t>
       </w:r>
@@ -3778,8 +3769,8 @@
       </w:pPr>
       <w:r>
         <w:rPr>
+          <w:b/>
           <w:bCs/>
-          <w:b/>
         </w:rPr>
         <w:t xml:space="preserve">The pocket shell</w:t>
       </w:r>
@@ -3906,8 +3897,8 @@
       </w:pPr>
       <w:r>
         <w:rPr>
+          <w:b/>
           <w:bCs/>
-          <w:b/>
         </w:rPr>
         <w:t xml:space="preserve">The documents opened last</w:t>
       </w:r>
@@ -4106,8 +4097,8 @@
       </w:pPr>
       <w:r>
         <w:rPr>
+          <w:b/>
           <w:bCs/>
-          <w:b/>
         </w:rPr>
         <w:t xml:space="preserve">The screen's resolution</w:t>
       </w:r>
@@ -4981,8 +4972,8 @@
       </w:pPr>
       <w:r>
         <w:rPr>
+          <w:b/>
           <w:bCs/>
-          <w:b/>
         </w:rPr>
         <w:t xml:space="preserve">The keyboard and the mouse</w:t>
       </w:r>
@@ -5321,7 +5312,6 @@
         <w:tblStyle w:val="Table"/>
         <w:tblW w:type="auto" w:w="0"/>
         <w:tblLook w:firstRow="1" w:lastRow="0" w:firstColumn="0" w:lastColumn="0" w:noHBand="0" w:noVBand="0" w:val="0020"/>
-        <w:jc w:val="start"/>
       </w:tblPr>
       <w:tblGrid>
         <w:gridCol w:w="3960"/>
@@ -5329,14 +5319,13 @@
       </w:tblGrid>
       <w:tr>
         <w:trPr>
-          <w:tblHeader w:val="true"/>
+          <w:tblHeader w:val="on"/>
         </w:trPr>
         <w:tc>
           <w:tcPr/>
           <w:p>
             <w:pPr>
               <w:pStyle w:val="Compact"/>
-              <w:jc w:val="left"/>
             </w:pPr>
             <w:r>
               <w:t xml:space="preserve">Its part (a header of its own, beside</w:t>
@@ -5360,7 +5349,6 @@
           <w:p>
             <w:pPr>
               <w:pStyle w:val="Compact"/>
-              <w:jc w:val="left"/>
             </w:pPr>
             <w:r>
               <w:t xml:space="preserve">Subject</w:t>
@@ -5374,7 +5362,6 @@
           <w:p>
             <w:pPr>
               <w:pStyle w:val="Compact"/>
-              <w:jc w:val="left"/>
             </w:pPr>
             <w:r>
               <w:rPr>
@@ -5389,7 +5376,6 @@
           <w:p>
             <w:pPr>
               <w:pStyle w:val="Compact"/>
-              <w:jc w:val="left"/>
             </w:pPr>
             <w:r>
               <w:t xml:space="preserve">Notifications</w:t>
@@ -5403,7 +5389,6 @@
           <w:p>
             <w:pPr>
               <w:pStyle w:val="Compact"/>
-              <w:jc w:val="left"/>
             </w:pPr>
             <w:r>
               <w:rPr>
@@ -5433,7 +5418,6 @@
           <w:p>
             <w:pPr>
               <w:pStyle w:val="Compact"/>
-              <w:jc w:val="left"/>
             </w:pPr>
             <w:r>
               <w:t xml:space="preserve">The clipboard</w:t>
@@ -5447,7 +5431,6 @@
           <w:p>
             <w:pPr>
               <w:pStyle w:val="Compact"/>
-              <w:jc w:val="left"/>
             </w:pPr>
             <w:r>
               <w:rPr>
@@ -5462,7 +5445,6 @@
           <w:p>
             <w:pPr>
               <w:pStyle w:val="Compact"/>
-              <w:jc w:val="left"/>
             </w:pPr>
             <w:r>
               <w:t xml:space="preserve">The trash</w:t>
@@ -5476,7 +5458,6 @@
           <w:p>
             <w:pPr>
               <w:pStyle w:val="Compact"/>
-              <w:jc w:val="left"/>
             </w:pPr>
             <w:r>
               <w:rPr>
@@ -5491,7 +5472,6 @@
           <w:p>
             <w:pPr>
               <w:pStyle w:val="Compact"/>
-              <w:jc w:val="left"/>
             </w:pPr>
             <w:r>
               <w:t xml:space="preserve">Which application opens which file</w:t>
@@ -5505,7 +5485,6 @@
           <w:p>
             <w:pPr>
               <w:pStyle w:val="Compact"/>
-              <w:jc w:val="left"/>
             </w:pPr>
             <w:r>
               <w:rPr>
@@ -5520,7 +5499,6 @@
           <w:p>
             <w:pPr>
               <w:pStyle w:val="Compact"/>
-              <w:jc w:val="left"/>
             </w:pPr>
             <w:r>
               <w:t xml:space="preserve">The master volume, the output, each program's volume</w:t>
@@ -5534,7 +5512,6 @@
           <w:p>
             <w:pPr>
               <w:pStyle w:val="Compact"/>
-              <w:jc w:val="left"/>
             </w:pPr>
             <w:r>
               <w:rPr>
@@ -5549,7 +5526,6 @@
           <w:p>
             <w:pPr>
               <w:pStyle w:val="Compact"/>
-              <w:jc w:val="left"/>
             </w:pPr>
             <w:r>
               <w:t xml:space="preserve">The wallpaper's settings and its painter</w:t>
@@ -5563,7 +5539,6 @@
           <w:p>
             <w:pPr>
               <w:pStyle w:val="Compact"/>
-              <w:jc w:val="left"/>
             </w:pPr>
             <w:r>
               <w:rPr>
@@ -5578,7 +5553,6 @@
           <w:p>
             <w:pPr>
               <w:pStyle w:val="Compact"/>
-              <w:jc w:val="left"/>
             </w:pPr>
             <w:r>
               <w:t xml:space="preserve">The dock's settings</w:t>
@@ -5592,7 +5566,6 @@
           <w:p>
             <w:pPr>
               <w:pStyle w:val="Compact"/>
-              <w:jc w:val="left"/>
             </w:pPr>
             <w:r>
               <w:rPr>
@@ -5607,7 +5580,6 @@
           <w:p>
             <w:pPr>
               <w:pStyle w:val="Compact"/>
-              <w:jc w:val="left"/>
             </w:pPr>
             <w:r>
               <w:t xml:space="preserve">The programs loaded ahead at boot</w:t>
@@ -5621,7 +5593,6 @@
           <w:p>
             <w:pPr>
               <w:pStyle w:val="Compact"/>
-              <w:jc w:val="left"/>
             </w:pPr>
             <w:r>
               <w:rPr>
@@ -5636,7 +5607,6 @@
           <w:p>
             <w:pPr>
               <w:pStyle w:val="Compact"/>
-              <w:jc w:val="left"/>
             </w:pPr>
             <w:r>
               <w:t xml:space="preserve">The programs started at boot (</w:t>
@@ -5662,7 +5632,6 @@
           <w:p>
             <w:pPr>
               <w:pStyle w:val="Compact"/>
-              <w:jc w:val="left"/>
             </w:pPr>
             <w:r>
               <w:rPr>
@@ -5677,7 +5646,6 @@
           <w:p>
             <w:pPr>
               <w:pStyle w:val="Compact"/>
-              <w:jc w:val="left"/>
             </w:pPr>
             <w:r>
               <w:t xml:space="preserve">A settings applet shown inside the Control Panel</w:t>
@@ -5691,7 +5659,6 @@
           <w:p>
             <w:pPr>
               <w:pStyle w:val="Compact"/>
-              <w:jc w:val="left"/>
             </w:pPr>
             <w:r>
               <w:rPr>
@@ -5706,7 +5673,6 @@
           <w:p>
             <w:pPr>
               <w:pStyle w:val="Compact"/>
-              <w:jc w:val="left"/>
             </w:pPr>
             <w:r>
               <w:t xml:space="preserve">The system's language and time zone (</w:t>
@@ -5729,7 +5695,6 @@
           <w:p>
             <w:pPr>
               <w:pStyle w:val="Compact"/>
-              <w:jc w:val="left"/>
             </w:pPr>
             <w:r>
               <w:rPr>
@@ -5744,7 +5709,6 @@
           <w:p>
             <w:pPr>
               <w:pStyle w:val="Compact"/>
-              <w:jc w:val="left"/>
             </w:pPr>
             <w:r>
               <w:t xml:space="preserve">The interface's mode (desktop, pocket, console) and its session:</w:t>
@@ -5770,7 +5734,6 @@
           <w:p>
             <w:pPr>
               <w:pStyle w:val="Compact"/>
-              <w:jc w:val="left"/>
             </w:pPr>
             <w:r>
               <w:rPr>
@@ -5785,7 +5748,6 @@
           <w:p>
             <w:pPr>
               <w:pStyle w:val="Compact"/>
-              <w:jc w:val="left"/>
             </w:pPr>
             <w:r>
               <w:t xml:space="preserve">The pocket shell's screens asked (</w:t>
@@ -5820,7 +5782,6 @@
           <w:p>
             <w:pPr>
               <w:pStyle w:val="Compact"/>
-              <w:jc w:val="left"/>
             </w:pPr>
             <w:r>
               <w:rPr>
@@ -5835,7 +5796,6 @@
           <w:p>
             <w:pPr>
               <w:pStyle w:val="Compact"/>
-              <w:jc w:val="left"/>
             </w:pPr>
             <w:r>
               <w:t xml:space="preserve">The documents opened last (</w:t>
@@ -5897,7 +5857,6 @@
           <w:p>
             <w:pPr>
               <w:pStyle w:val="Compact"/>
-              <w:jc w:val="left"/>
             </w:pPr>
             <w:r>
               <w:rPr>
@@ -5912,7 +5871,6 @@
           <w:p>
             <w:pPr>
               <w:pStyle w:val="Compact"/>
-              <w:jc w:val="left"/>
             </w:pPr>
             <w:r>
               <w:t xml:space="preserve">The screen's resolution: the sizes, the one kept (</w:t>
@@ -5944,7 +5902,6 @@
           <w:p>
             <w:pPr>
               <w:pStyle w:val="Compact"/>
-              <w:jc w:val="left"/>
             </w:pPr>
             <w:r>
               <w:rPr>
@@ -5959,7 +5916,6 @@
           <w:p>
             <w:pPr>
               <w:pStyle w:val="Compact"/>
-              <w:jc w:val="left"/>
             </w:pPr>
             <w:r>
               <w:t xml:space="preserve">The keyboard's layouts (</w:t>
@@ -5989,8 +5945,8 @@
         </w:tc>
       </w:tr>
     </w:tbl>
-    <w:bookmarkEnd w:id="23"/>
-    <w:bookmarkStart w:id="24" w:name="index"/>
+    <w:bookmarkEnd w:id="21"/>
+    <w:bookmarkStart w:id="22" w:name="index"/>
     <w:p>
       <w:pPr>
         <w:pStyle w:val="Heading2"/>
@@ -6012,7 +5968,6 @@
         <w:tblStyle w:val="Table"/>
         <w:tblW w:type="auto" w:w="0"/>
         <w:tblLook w:firstRow="1" w:lastRow="0" w:firstColumn="0" w:lastColumn="0" w:noHBand="0" w:noVBand="0" w:val="0020"/>
-        <w:jc w:val="start"/>
       </w:tblPr>
       <w:tblGrid>
         <w:gridCol w:w="2640"/>
@@ -6021,14 +5976,13 @@
       </w:tblGrid>
       <w:tr>
         <w:trPr>
-          <w:tblHeader w:val="true"/>
+          <w:tblHeader w:val="on"/>
         </w:trPr>
         <w:tc>
           <w:tcPr/>
           <w:p>
             <w:pPr>
               <w:pStyle w:val="Compact"/>
-              <w:jc w:val="left"/>
             </w:pPr>
             <w:r>
               <w:t xml:space="preserve">Name</w:t>
@@ -6040,7 +5994,6 @@
           <w:p>
             <w:pPr>
               <w:pStyle w:val="Compact"/>
-              <w:jc w:val="left"/>
             </w:pPr>
             <w:r>
               <w:t xml:space="preserve">What it does</w:t>
@@ -6052,7 +6005,6 @@
           <w:p>
             <w:pPr>
               <w:pStyle w:val="Compact"/>
-              <w:jc w:val="left"/>
             </w:pPr>
             <w:r>
               <w:t xml:space="preserve">Header</w:t>
@@ -6066,7 +6018,6 @@
           <w:p>
             <w:pPr>
               <w:pStyle w:val="Compact"/>
-              <w:jc w:val="left"/>
             </w:pPr>
             <w:r>
               <w:rPr>
@@ -6081,7 +6032,6 @@
           <w:p>
             <w:pPr>
               <w:pStyle w:val="Compact"/>
-              <w:jc w:val="left"/>
             </w:pPr>
             <w:r>
               <w:t xml:space="preserve">A bubble with a title and a text, sent to notifyd (started if it does not run, waited for up to 2 s)</w:t>
@@ -6093,7 +6043,6 @@
           <w:p>
             <w:pPr>
               <w:pStyle w:val="Compact"/>
-              <w:jc w:val="left"/>
             </w:pPr>
             <w:r>
               <w:rPr>
@@ -6110,7 +6059,6 @@
           <w:p>
             <w:pPr>
               <w:pStyle w:val="Compact"/>
-              <w:jc w:val="left"/>
             </w:pPr>
             <w:r>
               <w:rPr>
@@ -6125,7 +6073,6 @@
           <w:p>
             <w:pPr>
               <w:pStyle w:val="Compact"/>
-              <w:jc w:val="left"/>
             </w:pPr>
             <w:r>
               <w:t xml:space="preserve">a bubble with a title and a text, no action (notify_action) -&gt; 1 sent, 0 not</w:t>
@@ -6137,7 +6084,6 @@
           <w:p>
             <w:pPr>
               <w:pStyle w:val="Compact"/>
-              <w:jc w:val="left"/>
             </w:pPr>
             <w:r>
               <w:rPr>
@@ -6154,7 +6100,6 @@
           <w:p>
             <w:pPr>
               <w:pStyle w:val="Compact"/>
-              <w:jc w:val="left"/>
             </w:pPr>
             <w:r>
               <w:rPr>
@@ -6169,7 +6114,6 @@
           <w:p>
             <w:pPr>
               <w:pStyle w:val="Compact"/>
-              <w:jc w:val="left"/>
             </w:pPr>
             <w:r>
               <w:t xml:space="preserve">One copy, n representations (a format and its bytes each).</w:t>
@@ -6181,7 +6125,6 @@
           <w:p>
             <w:pPr>
               <w:pStyle w:val="Compact"/>
-              <w:jc w:val="left"/>
             </w:pPr>
             <w:r>
               <w:rPr>
@@ -6198,7 +6141,6 @@
           <w:p>
             <w:pPr>
               <w:pStyle w:val="Compact"/>
-              <w:jc w:val="left"/>
             </w:pPr>
             <w:r>
               <w:rPr>
@@ -6213,7 +6155,6 @@
           <w:p>
             <w:pPr>
               <w:pStyle w:val="Compact"/>
-              <w:jc w:val="left"/>
             </w:pPr>
             <w:r>
               <w:t xml:space="preserve">The item under the cursor in the first of fmt[] it has (else the newest item that has one of them)</w:t>
@@ -6225,7 +6166,6 @@
           <w:p>
             <w:pPr>
               <w:pStyle w:val="Compact"/>
-              <w:jc w:val="left"/>
             </w:pPr>
             <w:r>
               <w:rPr>
@@ -6242,7 +6182,6 @@
           <w:p>
             <w:pPr>
               <w:pStyle w:val="Compact"/>
-              <w:jc w:val="left"/>
             </w:pPr>
             <w:r>
               <w:rPr>
@@ -6257,7 +6196,6 @@
           <w:p>
             <w:pPr>
               <w:pStyle w:val="Compact"/>
-              <w:jc w:val="left"/>
             </w:pPr>
             <w:r>
               <w:t xml:space="preserve">copy the n bytes of s as text (a "text" item to clipd, and the kernel's clipboard)</w:t>
@@ -6269,7 +6207,6 @@
           <w:p>
             <w:pPr>
               <w:pStyle w:val="Compact"/>
-              <w:jc w:val="left"/>
             </w:pPr>
             <w:r>
               <w:rPr>
@@ -6286,7 +6223,6 @@
           <w:p>
             <w:pPr>
               <w:pStyle w:val="Compact"/>
-              <w:jc w:val="left"/>
             </w:pPr>
             <w:r>
               <w:rPr>
@@ -6301,7 +6237,6 @@
           <w:p>
             <w:pPr>
               <w:pStyle w:val="Compact"/>
-              <w:jc w:val="left"/>
             </w:pPr>
             <w:r>
               <w:t xml:space="preserve">copy the NUL-terminated string s as text (clip_set_text_n)</w:t>
@@ -6313,7 +6248,6 @@
           <w:p>
             <w:pPr>
               <w:pStyle w:val="Compact"/>
-              <w:jc w:val="left"/>
             </w:pPr>
             <w:r>
               <w:rPr>
@@ -6330,7 +6264,6 @@
           <w:p>
             <w:pPr>
               <w:pStyle w:val="Compact"/>
-              <w:jc w:val="left"/>
             </w:pPr>
             <w:r>
               <w:rPr>
@@ -6345,7 +6278,6 @@
           <w:p>
             <w:pPr>
               <w:pStyle w:val="Compact"/>
-              <w:jc w:val="left"/>
             </w:pPr>
             <w:r>
               <w:t xml:space="preserve">The clipboard's text into buf (NUL-terminated, truncated to cap-1) -&gt; its length</w:t>
@@ -6357,7 +6289,6 @@
           <w:p>
             <w:pPr>
               <w:pStyle w:val="Compact"/>
-              <w:jc w:val="left"/>
             </w:pPr>
             <w:r>
               <w:rPr>
@@ -6374,7 +6305,6 @@
           <w:p>
             <w:pPr>
               <w:pStyle w:val="Compact"/>
-              <w:jc w:val="left"/>
             </w:pPr>
             <w:r>
               <w:rPr>
@@ -6389,7 +6319,6 @@
           <w:p>
             <w:pPr>
               <w:pStyle w:val="Compact"/>
-              <w:jc w:val="left"/>
             </w:pPr>
             <w:r>
               <w:t xml:space="preserve">File / folder paths ('\n'-separated)</w:t>
@@ -6401,7 +6330,6 @@
           <w:p>
             <w:pPr>
               <w:pStyle w:val="Compact"/>
-              <w:jc w:val="left"/>
             </w:pPr>
             <w:r>
               <w:rPr>
@@ -6418,7 +6346,6 @@
           <w:p>
             <w:pPr>
               <w:pStyle w:val="Compact"/>
-              <w:jc w:val="left"/>
             </w:pPr>
             <w:r>
               <w:rPr>
@@ -6433,7 +6360,6 @@
           <w:p>
             <w:pPr>
               <w:pStyle w:val="Compact"/>
-              <w:jc w:val="left"/>
             </w:pPr>
             <w:r>
               <w:t xml:space="preserve">The first path into buf</w:t>
@@ -6445,7 +6371,6 @@
           <w:p>
             <w:pPr>
               <w:pStyle w:val="Compact"/>
-              <w:jc w:val="left"/>
             </w:pPr>
             <w:r>
               <w:rPr>
@@ -6462,7 +6387,6 @@
           <w:p>
             <w:pPr>
               <w:pStyle w:val="Compact"/>
-              <w:jc w:val="left"/>
             </w:pPr>
             <w:r>
               <w:rPr>
@@ -6477,7 +6401,6 @@
           <w:p>
             <w:pPr>
               <w:pStyle w:val="Compact"/>
-              <w:jc w:val="left"/>
             </w:pPr>
             <w:r>
               <w:t xml:space="preserve">After a cut + paste moved the files</w:t>
@@ -6489,7 +6412,6 @@
           <w:p>
             <w:pPr>
               <w:pStyle w:val="Compact"/>
-              <w:jc w:val="left"/>
             </w:pPr>
             <w:r>
               <w:rPr>
@@ -6506,7 +6428,6 @@
           <w:p>
             <w:pPr>
               <w:pStyle w:val="Compact"/>
-              <w:jc w:val="left"/>
             </w:pPr>
             <w:r>
               <w:rPr>
@@ -6521,7 +6442,6 @@
           <w:p>
             <w:pPr>
               <w:pStyle w:val="Compact"/>
-              <w:jc w:val="left"/>
             </w:pPr>
             <w:r>
               <w:t xml:space="preserve">w x h pixels 0x00RRGGBB (a row after the other)</w:t>
@@ -6533,7 +6453,6 @@
           <w:p>
             <w:pPr>
               <w:pStyle w:val="Compact"/>
-              <w:jc w:val="left"/>
             </w:pPr>
             <w:r>
               <w:rPr>
@@ -6550,7 +6469,6 @@
           <w:p>
             <w:pPr>
               <w:pStyle w:val="Compact"/>
-              <w:jc w:val="left"/>
             </w:pPr>
             <w:r>
               <w:rPr>
@@ -6565,7 +6483,6 @@
           <w:p>
             <w:pPr>
               <w:pStyle w:val="Compact"/>
-              <w:jc w:val="left"/>
             </w:pPr>
             <w:r>
               <w:t xml:space="preserve">-&gt; new[] pixels (delete[] them) and the size, or 0</w:t>
@@ -6577,7 +6494,6 @@
           <w:p>
             <w:pPr>
               <w:pStyle w:val="Compact"/>
-              <w:jc w:val="left"/>
             </w:pPr>
             <w:r>
               <w:rPr>
@@ -6594,7 +6510,6 @@
           <w:p>
             <w:pPr>
               <w:pStyle w:val="Compact"/>
-              <w:jc w:val="left"/>
             </w:pPr>
             <w:r>
               <w:rPr>
@@ -6609,7 +6524,6 @@
           <w:p>
             <w:pPr>
               <w:pStyle w:val="Compact"/>
-              <w:jc w:val="left"/>
             </w:pPr>
             <w:r>
               <w:t xml:space="preserve">what the widget is told of an item (one message)</w:t>
@@ -6621,7 +6535,6 @@
           <w:p>
             <w:pPr>
               <w:pStyle w:val="Compact"/>
-              <w:jc w:val="left"/>
             </w:pPr>
             <w:r>
               <w:rPr>
@@ -6638,7 +6551,6 @@
           <w:p>
             <w:pPr>
               <w:pStyle w:val="Compact"/>
-              <w:jc w:val="left"/>
             </w:pPr>
             <w:r>
               <w:rPr>
@@ -6653,7 +6565,6 @@
           <w:p>
             <w:pPr>
               <w:pStyle w:val="Compact"/>
-              <w:jc w:val="left"/>
             </w:pPr>
             <w:r>
               <w:t xml:space="preserve">v stored at p as 4 bytes, the low one first (little endian)</w:t>
@@ -6665,7 +6576,6 @@
           <w:p>
             <w:pPr>
               <w:pStyle w:val="Compact"/>
-              <w:jc w:val="left"/>
             </w:pPr>
             <w:r>
               <w:rPr>
@@ -6682,7 +6592,6 @@
           <w:p>
             <w:pPr>
               <w:pStyle w:val="Compact"/>
-              <w:jc w:val="left"/>
             </w:pPr>
             <w:r>
               <w:rPr>
@@ -6697,7 +6606,6 @@
           <w:p>
             <w:pPr>
               <w:pStyle w:val="Compact"/>
-              <w:jc w:val="left"/>
             </w:pPr>
             <w:r>
               <w:t xml:space="preserve">the 4 bytes at p read as a little-endian number</w:t>
@@ -6709,7 +6617,6 @@
           <w:p>
             <w:pPr>
               <w:pStyle w:val="Compact"/>
-              <w:jc w:val="left"/>
             </w:pPr>
             <w:r>
               <w:rPr>
@@ -6726,7 +6633,6 @@
           <w:p>
             <w:pPr>
               <w:pStyle w:val="Compact"/>
-              <w:jc w:val="left"/>
             </w:pPr>
             <w:r>
               <w:rPr>
@@ -6741,7 +6647,6 @@
           <w:p>
             <w:pPr>
               <w:pStyle w:val="Compact"/>
-              <w:jc w:val="left"/>
             </w:pPr>
             <w:r>
               <w:t xml:space="preserve">the length of the string s (0 for a null pointer)</w:t>
@@ -6753,7 +6658,6 @@
           <w:p>
             <w:pPr>
               <w:pStyle w:val="Compact"/>
-              <w:jc w:val="left"/>
             </w:pPr>
             <w:r>
               <w:rPr>
@@ -6770,7 +6674,6 @@
           <w:p>
             <w:pPr>
               <w:pStyle w:val="Compact"/>
-              <w:jc w:val="left"/>
             </w:pPr>
             <w:r>
               <w:rPr>
@@ -6785,7 +6688,6 @@
           <w:p>
             <w:pPr>
               <w:pStyle w:val="Compact"/>
-              <w:jc w:val="left"/>
             </w:pPr>
             <w:r>
               <w:t xml:space="preserve">1 if the strings a and b are the same (the case counts), else 0</w:t>
@@ -6797,7 +6699,6 @@
           <w:p>
             <w:pPr>
               <w:pStyle w:val="Compact"/>
-              <w:jc w:val="left"/>
             </w:pPr>
             <w:r>
               <w:rPr>
@@ -6814,7 +6715,6 @@
           <w:p>
             <w:pPr>
               <w:pStyle w:val="Compact"/>
-              <w:jc w:val="left"/>
             </w:pPr>
             <w:r>
               <w:rPr>
@@ -6829,7 +6729,6 @@
           <w:p>
             <w:pPr>
               <w:pStyle w:val="Compact"/>
-              <w:jc w:val="left"/>
             </w:pPr>
             <w:r>
               <w:t xml:space="preserve">the size of a container of n representations</w:t>
@@ -6841,7 +6740,6 @@
           <w:p>
             <w:pPr>
               <w:pStyle w:val="Compact"/>
-              <w:jc w:val="left"/>
             </w:pPr>
             <w:r>
               <w:rPr>
@@ -6858,7 +6756,6 @@
           <w:p>
             <w:pPr>
               <w:pStyle w:val="Compact"/>
-              <w:jc w:val="left"/>
             </w:pPr>
             <w:r>
               <w:rPr>
@@ -6873,7 +6770,6 @@
           <w:p>
             <w:pPr>
               <w:pStyle w:val="Compact"/>
-              <w:jc w:val="left"/>
             </w:pPr>
             <w:r>
               <w:t xml:space="preserve">writes it into out (clipc_size bytes)</w:t>
@@ -6885,7 +6781,6 @@
           <w:p>
             <w:pPr>
               <w:pStyle w:val="Compact"/>
-              <w:jc w:val="left"/>
             </w:pPr>
             <w:r>
               <w:rPr>
@@ -6902,7 +6797,6 @@
           <w:p>
             <w:pPr>
               <w:pStyle w:val="Compact"/>
-              <w:jc w:val="left"/>
             </w:pPr>
             <w:r>
               <w:rPr>
@@ -6917,7 +6811,6 @@
           <w:p>
             <w:pPr>
               <w:pStyle w:val="Compact"/>
-              <w:jc w:val="left"/>
             </w:pPr>
             <w:r>
               <w:t xml:space="preserve">representation i of a container (0..count-1)</w:t>
@@ -6929,7 +6822,6 @@
           <w:p>
             <w:pPr>
               <w:pStyle w:val="Compact"/>
-              <w:jc w:val="left"/>
             </w:pPr>
             <w:r>
               <w:rPr>
@@ -6946,7 +6838,6 @@
           <w:p>
             <w:pPr>
               <w:pStyle w:val="Compact"/>
-              <w:jc w:val="left"/>
             </w:pPr>
             <w:r>
               <w:rPr>
@@ -6961,7 +6852,6 @@
           <w:p>
             <w:pPr>
               <w:pStyle w:val="Compact"/>
-              <w:jc w:val="left"/>
             </w:pPr>
             <w:r>
               <w:t xml:space="preserve">representation i of a container (0..count-1)</w:t>
@@ -6973,7 +6863,6 @@
           <w:p>
             <w:pPr>
               <w:pStyle w:val="Compact"/>
-              <w:jc w:val="left"/>
             </w:pPr>
             <w:r>
               <w:rPr>
@@ -6990,7 +6879,6 @@
           <w:p>
             <w:pPr>
               <w:pStyle w:val="Compact"/>
-              <w:jc w:val="left"/>
             </w:pPr>
             <w:r>
               <w:rPr>
@@ -7005,7 +6893,6 @@
           <w:p>
             <w:pPr>
               <w:pStyle w:val="Compact"/>
-              <w:jc w:val="left"/>
             </w:pPr>
             <w:r>
               <w:t xml:space="preserve">make the trash's folders (TRASH_DIR, TRASH_FILES, TRASH_INFO) if they are not there</w:t>
@@ -7017,7 +6904,6 @@
           <w:p>
             <w:pPr>
               <w:pStyle w:val="Compact"/>
-              <w:jc w:val="left"/>
             </w:pPr>
             <w:r>
               <w:rPr>
@@ -7034,7 +6920,6 @@
           <w:p>
             <w:pPr>
               <w:pStyle w:val="Compact"/>
-              <w:jc w:val="left"/>
             </w:pPr>
             <w:r>
               <w:rPr>
@@ -7049,7 +6934,6 @@
           <w:p>
             <w:pPr>
               <w:pStyle w:val="Compact"/>
-              <w:jc w:val="left"/>
             </w:pPr>
             <w:r>
               <w:t xml:space="preserve">Move</w:t>
@@ -7076,7 +6960,6 @@
           <w:p>
             <w:pPr>
               <w:pStyle w:val="Compact"/>
-              <w:jc w:val="left"/>
             </w:pPr>
             <w:r>
               <w:rPr>
@@ -7093,7 +6976,6 @@
           <w:p>
             <w:pPr>
               <w:pStyle w:val="Compact"/>
-              <w:jc w:val="left"/>
             </w:pPr>
             <w:r>
               <w:rPr>
@@ -7108,7 +6990,6 @@
           <w:p>
             <w:pPr>
               <w:pStyle w:val="Compact"/>
-              <w:jc w:val="left"/>
             </w:pPr>
             <w:r>
               <w:t xml:space="preserve">Original path of trashed item</w:t>
@@ -7135,7 +7016,6 @@
           <w:p>
             <w:pPr>
               <w:pStyle w:val="Compact"/>
-              <w:jc w:val="left"/>
             </w:pPr>
             <w:r>
               <w:rPr>
@@ -7152,7 +7032,6 @@
           <w:p>
             <w:pPr>
               <w:pStyle w:val="Compact"/>
-              <w:jc w:val="left"/>
             </w:pPr>
             <w:r>
               <w:rPr>
@@ -7167,7 +7046,6 @@
           <w:p>
             <w:pPr>
               <w:pStyle w:val="Compact"/>
-              <w:jc w:val="left"/>
             </w:pPr>
             <w:r>
               <w:t xml:space="preserve">Restore trashed item</w:t>
@@ -7194,7 +7072,6 @@
           <w:p>
             <w:pPr>
               <w:pStyle w:val="Compact"/>
-              <w:jc w:val="left"/>
             </w:pPr>
             <w:r>
               <w:rPr>
@@ -7211,7 +7088,6 @@
           <w:p>
             <w:pPr>
               <w:pStyle w:val="Compact"/>
-              <w:jc w:val="left"/>
             </w:pPr>
             <w:r>
               <w:rPr>
@@ -7226,7 +7102,6 @@
           <w:p>
             <w:pPr>
               <w:pStyle w:val="Compact"/>
-              <w:jc w:val="left"/>
             </w:pPr>
             <w:r>
               <w:t xml:space="preserve">Delete trashed item</w:t>
@@ -7253,7 +7128,6 @@
           <w:p>
             <w:pPr>
               <w:pStyle w:val="Compact"/>
-              <w:jc w:val="left"/>
             </w:pPr>
             <w:r>
               <w:rPr>
@@ -7270,7 +7144,6 @@
           <w:p>
             <w:pPr>
               <w:pStyle w:val="Compact"/>
-              <w:jc w:val="left"/>
             </w:pPr>
             <w:r>
               <w:rPr>
@@ -7285,7 +7158,6 @@
           <w:p>
             <w:pPr>
               <w:pStyle w:val="Compact"/>
-              <w:jc w:val="left"/>
             </w:pPr>
             <w:r>
               <w:t xml:space="preserve">Number of items in the trash.</w:t>
@@ -7297,7 +7169,6 @@
           <w:p>
             <w:pPr>
               <w:pStyle w:val="Compact"/>
-              <w:jc w:val="left"/>
             </w:pPr>
             <w:r>
               <w:rPr>
@@ -7314,7 +7185,6 @@
           <w:p>
             <w:pPr>
               <w:pStyle w:val="Compact"/>
-              <w:jc w:val="left"/>
             </w:pPr>
             <w:r>
               <w:rPr>
@@ -7329,7 +7199,6 @@
           <w:p>
             <w:pPr>
               <w:pStyle w:val="Compact"/>
-              <w:jc w:val="left"/>
             </w:pPr>
             <w:r>
               <w:t xml:space="preserve">Empty the trash (everything in files/ and info/).</w:t>
@@ -7341,7 +7210,6 @@
           <w:p>
             <w:pPr>
               <w:pStyle w:val="Compact"/>
-              <w:jc w:val="left"/>
             </w:pPr>
             <w:r>
               <w:rPr>
@@ -7358,7 +7226,6 @@
           <w:p>
             <w:pPr>
               <w:pStyle w:val="Compact"/>
-              <w:jc w:val="left"/>
             </w:pPr>
             <w:r>
               <w:rPr>
@@ -7373,7 +7240,6 @@
           <w:p>
             <w:pPr>
               <w:pStyle w:val="Compact"/>
-              <w:jc w:val="left"/>
             </w:pPr>
             <w:r>
               <w:t xml:space="preserve">Extension of path (after the last '.' of its basename), or "" if none.</w:t>
@@ -7385,7 +7251,6 @@
           <w:p>
             <w:pPr>
               <w:pStyle w:val="Compact"/>
-              <w:jc w:val="left"/>
             </w:pPr>
             <w:r>
               <w:rPr>
@@ -7402,7 +7267,6 @@
           <w:p>
             <w:pPr>
               <w:pStyle w:val="Compact"/>
-              <w:jc w:val="left"/>
             </w:pPr>
             <w:r>
               <w:rPr>
@@ -7417,7 +7281,6 @@
           <w:p>
             <w:pPr>
               <w:pStyle w:val="Compact"/>
-              <w:jc w:val="left"/>
             </w:pPr>
             <w:r>
               <w:t xml:space="preserve">Extension of path (after the last '.' of its basename), or "" if none.</w:t>
@@ -7429,7 +7292,6 @@
           <w:p>
             <w:pPr>
               <w:pStyle w:val="Compact"/>
-              <w:jc w:val="left"/>
             </w:pPr>
             <w:r>
               <w:rPr>
@@ -7446,7 +7308,6 @@
           <w:p>
             <w:pPr>
               <w:pStyle w:val="Compact"/>
-              <w:jc w:val="left"/>
             </w:pPr>
             <w:r>
               <w:rPr>
@@ -7461,7 +7322,6 @@
           <w:p>
             <w:pPr>
               <w:pStyle w:val="Compact"/>
-              <w:jc w:val="left"/>
             </w:pPr>
             <w:r>
               <w:t xml:space="preserve">Extension of path (after the last '.' of its basename), or "" if none.</w:t>
@@ -7473,7 +7333,6 @@
           <w:p>
             <w:pPr>
               <w:pStyle w:val="Compact"/>
-              <w:jc w:val="left"/>
             </w:pPr>
             <w:r>
               <w:rPr>
@@ -7490,7 +7349,6 @@
           <w:p>
             <w:pPr>
               <w:pStyle w:val="Compact"/>
-              <w:jc w:val="left"/>
             </w:pPr>
             <w:r>
               <w:rPr>
@@ -7505,7 +7363,6 @@
           <w:p>
             <w:pPr>
               <w:pStyle w:val="Compact"/>
-              <w:jc w:val="left"/>
             </w:pPr>
             <w:r>
               <w:t xml:space="preserve">Extension of path (after the last '.' of its basename), or "" if none.</w:t>
@@ -7517,7 +7374,6 @@
           <w:p>
             <w:pPr>
               <w:pStyle w:val="Compact"/>
-              <w:jc w:val="left"/>
             </w:pPr>
             <w:r>
               <w:rPr>
@@ -7534,7 +7390,6 @@
           <w:p>
             <w:pPr>
               <w:pStyle w:val="Compact"/>
-              <w:jc w:val="left"/>
             </w:pPr>
             <w:r>
               <w:rPr>
@@ -7549,7 +7404,6 @@
           <w:p>
             <w:pPr>
               <w:pStyle w:val="Compact"/>
-              <w:jc w:val="left"/>
             </w:pPr>
             <w:r>
               <w:t xml:space="preserve">An output's word in sound.ini (KAPI_SND_OUT_*).</w:t>
@@ -7561,7 +7415,6 @@
           <w:p>
             <w:pPr>
               <w:pStyle w:val="Compact"/>
-              <w:jc w:val="left"/>
             </w:pPr>
             <w:r>
               <w:rPr>
@@ -7578,7 +7431,6 @@
           <w:p>
             <w:pPr>
               <w:pStyle w:val="Compact"/>
-              <w:jc w:val="left"/>
             </w:pPr>
             <w:r>
               <w:rPr>
@@ -7593,7 +7445,6 @@
           <w:p>
             <w:pPr>
               <w:pStyle w:val="Compact"/>
-              <w:jc w:val="left"/>
             </w:pPr>
             <w:r>
               <w:t xml:space="preserve">An output's word in sound.ini (KAPI_SND_OUT_*).</w:t>
@@ -7605,7 +7456,6 @@
           <w:p>
             <w:pPr>
               <w:pStyle w:val="Compact"/>
-              <w:jc w:val="left"/>
             </w:pPr>
             <w:r>
               <w:rPr>
@@ -7622,7 +7472,6 @@
           <w:p>
             <w:pPr>
               <w:pStyle w:val="Compact"/>
-              <w:jc w:val="left"/>
             </w:pPr>
             <w:r>
               <w:rPr>
@@ -7637,7 +7486,6 @@
           <w:p>
             <w:pPr>
               <w:pStyle w:val="Compact"/>
-              <w:jc w:val="left"/>
             </w:pPr>
             <w:r>
               <w:t xml:space="preserve">The output chosen (KAPI_SND_OUT_*)</w:t>
@@ -7649,7 +7497,6 @@
           <w:p>
             <w:pPr>
               <w:pStyle w:val="Compact"/>
-              <w:jc w:val="left"/>
             </w:pPr>
             <w:r>
               <w:rPr>
@@ -7666,7 +7513,6 @@
           <w:p>
             <w:pPr>
               <w:pStyle w:val="Compact"/>
-              <w:jc w:val="left"/>
             </w:pPr>
             <w:r>
               <w:rPr>
@@ -7681,7 +7527,6 @@
           <w:p>
             <w:pPr>
               <w:pStyle w:val="Compact"/>
-              <w:jc w:val="left"/>
             </w:pPr>
             <w:r>
               <w:t xml:space="preserve">The channel's volume and mute set now (-1</w:t>
@@ -7693,7 +7538,6 @@
           <w:p>
             <w:pPr>
               <w:pStyle w:val="Compact"/>
-              <w:jc w:val="left"/>
             </w:pPr>
             <w:r>
               <w:rPr>
@@ -7710,7 +7554,6 @@
           <w:p>
             <w:pPr>
               <w:pStyle w:val="Compact"/>
-              <w:jc w:val="left"/>
             </w:pPr>
             <w:r>
               <w:rPr>
@@ -7725,7 +7568,6 @@
           <w:p>
             <w:pPr>
               <w:pStyle w:val="Compact"/>
-              <w:jc w:val="left"/>
             </w:pPr>
             <w:r>
               <w:t xml:space="preserve">the saved volume -&gt; the kernel (no file</w:t>
@@ -7737,7 +7579,6 @@
           <w:p>
             <w:pPr>
               <w:pStyle w:val="Compact"/>
-              <w:jc w:val="left"/>
             </w:pPr>
             <w:r>
               <w:rPr>
@@ -7754,7 +7595,6 @@
           <w:p>
             <w:pPr>
               <w:pStyle w:val="Compact"/>
-              <w:jc w:val="left"/>
             </w:pPr>
             <w:r>
               <w:rPr>
@@ -7769,7 +7609,6 @@
           <w:p>
             <w:pPr>
               <w:pStyle w:val="Compact"/>
-              <w:jc w:val="left"/>
             </w:pPr>
             <w:r>
               <w:t xml:space="preserve">(a type)</w:t>
@@ -7781,7 +7620,6 @@
           <w:p>
             <w:pPr>
               <w:pStyle w:val="Compact"/>
-              <w:jc w:val="left"/>
             </w:pPr>
             <w:r>
               <w:rPr>
@@ -7798,7 +7636,6 @@
           <w:p>
             <w:pPr>
               <w:pStyle w:val="Compact"/>
-              <w:jc w:val="left"/>
             </w:pPr>
             <w:r>
               <w:rPr>
@@ -7813,7 +7650,6 @@
           <w:p>
             <w:pPr>
               <w:pStyle w:val="Compact"/>
-              <w:jc w:val="left"/>
             </w:pPr>
             <w:r>
               <w:t xml:space="preserve">the wallpaper without a file: voronoi, 28 points, the blues 0x4878B0 and 0x1C2C48, the pattern waves.png</w:t>
@@ -7825,7 +7661,6 @@
           <w:p>
             <w:pPr>
               <w:pStyle w:val="Compact"/>
-              <w:jc w:val="left"/>
             </w:pPr>
             <w:r>
               <w:rPr>
@@ -7842,7 +7677,6 @@
           <w:p>
             <w:pPr>
               <w:pStyle w:val="Compact"/>
-              <w:jc w:val="left"/>
             </w:pPr>
             <w:r>
               <w:rPr>
@@ -7857,7 +7691,6 @@
           <w:p>
             <w:pPr>
               <w:pStyle w:val="Compact"/>
-              <w:jc w:val="left"/>
             </w:pPr>
             <w:r>
               <w:t xml:space="preserve">true if a and b are the same string, the case of A..Z ignored</w:t>
@@ -7869,7 +7702,6 @@
           <w:p>
             <w:pPr>
               <w:pStyle w:val="Compact"/>
-              <w:jc w:val="left"/>
             </w:pPr>
             <w:r>
               <w:rPr>
@@ -7886,7 +7718,6 @@
           <w:p>
             <w:pPr>
               <w:pStyle w:val="Compact"/>
-              <w:jc w:val="left"/>
             </w:pPr>
             <w:r>
               <w:rPr>
@@ -7901,7 +7732,6 @@
           <w:p>
             <w:pPr>
               <w:pStyle w:val="Compact"/>
-              <w:jc w:val="left"/>
             </w:pPr>
             <w:r>
               <w:t xml:space="preserve">a colour in hexadecimal ("0xRRGGBB", "#RRGGBB", "RRGGBB") -&gt; 0x00RRGGBB; def if v has no hex digit</w:t>
@@ -7913,7 +7743,6 @@
           <w:p>
             <w:pPr>
               <w:pStyle w:val="Compact"/>
-              <w:jc w:val="left"/>
             </w:pPr>
             <w:r>
               <w:rPr>
@@ -7930,7 +7759,6 @@
           <w:p>
             <w:pPr>
               <w:pStyle w:val="Compact"/>
-              <w:jc w:val="left"/>
             </w:pPr>
             <w:r>
               <w:rPr>
@@ -7945,7 +7773,6 @@
           <w:p>
             <w:pPr>
               <w:pStyle w:val="Compact"/>
-              <w:jc w:val="left"/>
             </w:pPr>
             <w:r>
               <w:t xml:space="preserve">"key = value" lines of a file</w:t>
@@ -7957,7 +7784,6 @@
           <w:p>
             <w:pPr>
               <w:pStyle w:val="Compact"/>
-              <w:jc w:val="left"/>
             </w:pPr>
             <w:r>
               <w:rPr>
@@ -7974,7 +7800,6 @@
           <w:p>
             <w:pPr>
               <w:pStyle w:val="Compact"/>
-              <w:jc w:val="left"/>
             </w:pPr>
             <w:r>
               <w:rPr>
@@ -7989,7 +7814,6 @@
           <w:p>
             <w:pPr>
               <w:pStyle w:val="Compact"/>
-              <w:jc w:val="left"/>
             </w:pPr>
             <w:r>
               <w:t xml:space="preserve">"key = value" lines of a file</w:t>
@@ -8001,7 +7825,6 @@
           <w:p>
             <w:pPr>
               <w:pStyle w:val="Compact"/>
-              <w:jc w:val="left"/>
             </w:pPr>
             <w:r>
               <w:rPr>
@@ -8018,7 +7841,6 @@
           <w:p>
             <w:pPr>
               <w:pStyle w:val="Compact"/>
-              <w:jc w:val="left"/>
             </w:pPr>
             <w:r>
               <w:rPr>
@@ -8033,7 +7855,6 @@
           <w:p>
             <w:pPr>
               <w:pStyle w:val="Compact"/>
-              <w:jc w:val="left"/>
             </w:pPr>
             <w:r>
               <w:t xml:space="preserve">"key = value" lines of a file</w:t>
@@ -8045,7 +7866,6 @@
           <w:p>
             <w:pPr>
               <w:pStyle w:val="Compact"/>
-              <w:jc w:val="left"/>
             </w:pPr>
             <w:r>
               <w:rPr>
@@ -8062,7 +7882,6 @@
           <w:p>
             <w:pPr>
               <w:pStyle w:val="Compact"/>
-              <w:jc w:val="left"/>
             </w:pPr>
             <w:r>
               <w:rPr>
@@ -8077,7 +7896,6 @@
           <w:p>
             <w:pPr>
               <w:pStyle w:val="Compact"/>
-              <w:jc w:val="left"/>
             </w:pPr>
             <w:r>
               <w:t xml:space="preserve">"key = value" lines of a file</w:t>
@@ -8089,7 +7907,6 @@
           <w:p>
             <w:pPr>
               <w:pStyle w:val="Compact"/>
-              <w:jc w:val="left"/>
             </w:pPr>
             <w:r>
               <w:rPr>
@@ -8106,7 +7923,6 @@
           <w:p>
             <w:pPr>
               <w:pStyle w:val="Compact"/>
-              <w:jc w:val="left"/>
             </w:pPr>
             <w:r>
               <w:rPr>
@@ -8121,7 +7937,6 @@
           <w:p>
             <w:pPr>
               <w:pStyle w:val="Compact"/>
-              <w:jc w:val="left"/>
             </w:pPr>
             <w:r>
               <w:t xml:space="preserve">"key = value" lines of a file</w:t>
@@ -8133,7 +7948,6 @@
           <w:p>
             <w:pPr>
               <w:pStyle w:val="Compact"/>
-              <w:jc w:val="left"/>
             </w:pPr>
             <w:r>
               <w:rPr>
@@ -8150,7 +7964,6 @@
           <w:p>
             <w:pPr>
               <w:pStyle w:val="Compact"/>
-              <w:jc w:val="left"/>
             </w:pPr>
             <w:r>
               <w:rPr>
@@ -8165,7 +7978,6 @@
           <w:p>
             <w:pPr>
               <w:pStyle w:val="Compact"/>
-              <w:jc w:val="left"/>
             </w:pPr>
             <w:r>
               <w:t xml:space="preserve">"key = value" lines of a file</w:t>
@@ -8177,7 +7989,6 @@
           <w:p>
             <w:pPr>
               <w:pStyle w:val="Compact"/>
-              <w:jc w:val="left"/>
             </w:pPr>
             <w:r>
               <w:rPr>
@@ -8194,7 +8005,6 @@
           <w:p>
             <w:pPr>
               <w:pStyle w:val="Compact"/>
-              <w:jc w:val="left"/>
             </w:pPr>
             <w:r>
               <w:rPr>
@@ -8209,7 +8019,6 @@
           <w:p>
             <w:pPr>
               <w:pStyle w:val="Compact"/>
-              <w:jc w:val="left"/>
             </w:pPr>
             <w:r>
               <w:t xml:space="preserve">the integer square root of n (rounded down)</w:t>
@@ -8221,7 +8030,6 @@
           <w:p>
             <w:pPr>
               <w:pStyle w:val="Compact"/>
-              <w:jc w:val="left"/>
             </w:pPr>
             <w:r>
               <w:rPr>
@@ -8238,7 +8046,6 @@
           <w:p>
             <w:pPr>
               <w:pStyle w:val="Compact"/>
-              <w:jc w:val="left"/>
             </w:pPr>
             <w:r>
               <w:rPr>
@@ -8253,7 +8060,6 @@
           <w:p>
             <w:pPr>
               <w:pStyle w:val="Compact"/>
-              <w:jc w:val="left"/>
             </w:pPr>
             <w:r>
               <w:t xml:space="preserve">The colour between a and b (0x00RRGGBB), each channel apart -&gt; a for t 0, b for t 255.</w:t>
@@ -8265,7 +8071,6 @@
           <w:p>
             <w:pPr>
               <w:pStyle w:val="Compact"/>
-              <w:jc w:val="left"/>
             </w:pPr>
             <w:r>
               <w:rPr>
@@ -8282,7 +8087,6 @@
           <w:p>
             <w:pPr>
               <w:pStyle w:val="Compact"/>
-              <w:jc w:val="left"/>
             </w:pPr>
             <w:r>
               <w:rPr>
@@ -8297,7 +8101,6 @@
           <w:p>
             <w:pPr>
               <w:pStyle w:val="Compact"/>
-              <w:jc w:val="left"/>
             </w:pPr>
             <w:r>
               <w:t xml:space="preserve">Paint w x h pixels (stride</w:t>
@@ -8309,7 +8112,6 @@
           <w:p>
             <w:pPr>
               <w:pStyle w:val="Compact"/>
-              <w:jc w:val="left"/>
             </w:pPr>
             <w:r>
               <w:rPr>
@@ -8326,7 +8128,6 @@
           <w:p>
             <w:pPr>
               <w:pStyle w:val="Compact"/>
-              <w:jc w:val="left"/>
             </w:pPr>
             <w:r>
               <w:rPr>
@@ -8341,7 +8142,6 @@
           <w:p>
             <w:pPr>
               <w:pStyle w:val="Compact"/>
-              <w:jc w:val="left"/>
             </w:pPr>
             <w:r>
               <w:t xml:space="preserve">the luminance 0..255 of a colour: (77 R + 150 G + 29 B) / 256</w:t>
@@ -8353,7 +8153,6 @@
           <w:p>
             <w:pPr>
               <w:pStyle w:val="Compact"/>
-              <w:jc w:val="left"/>
             </w:pPr>
             <w:r>
               <w:rPr>
@@ -8370,7 +8169,6 @@
           <w:p>
             <w:pPr>
               <w:pStyle w:val="Compact"/>
-              <w:jc w:val="left"/>
             </w:pPr>
             <w:r>
               <w:rPr>
@@ -8385,7 +8183,6 @@
           <w:p>
             <w:pPr>
               <w:pStyle w:val="Compact"/>
-              <w:jc w:val="left"/>
             </w:pPr>
             <w:r>
               <w:t xml:space="preserve">The grey of a picture (0xAARRGGBB, iw x ih</w:t>
@@ -8397,7 +8194,6 @@
           <w:p>
             <w:pPr>
               <w:pStyle w:val="Compact"/>
-              <w:jc w:val="left"/>
             </w:pPr>
             <w:r>
               <w:rPr>
@@ -8414,7 +8210,6 @@
           <w:p>
             <w:pPr>
               <w:pStyle w:val="Compact"/>
-              <w:jc w:val="left"/>
             </w:pPr>
             <w:r>
               <w:rPr>
@@ -8429,7 +8224,6 @@
           <w:p>
             <w:pPr>
               <w:pStyle w:val="Compact"/>
-              <w:jc w:val="left"/>
             </w:pPr>
             <w:r>
               <w:t xml:space="preserve">...</w:t>
@@ -8441,7 +8235,6 @@
           <w:p>
             <w:pPr>
               <w:pStyle w:val="Compact"/>
-              <w:jc w:val="left"/>
             </w:pPr>
             <w:r>
               <w:rPr>
@@ -8458,7 +8251,6 @@
           <w:p>
             <w:pPr>
               <w:pStyle w:val="Compact"/>
-              <w:jc w:val="left"/>
             </w:pPr>
             <w:r>
               <w:rPr>
@@ -8473,7 +8265,6 @@
           <w:p>
             <w:pPr>
               <w:pStyle w:val="Compact"/>
-              <w:jc w:val="left"/>
             </w:pPr>
             <w:r>
               <w:t xml:space="preserve">The colours multiplied by the grey (w x h)</w:t>
@@ -8485,7 +8276,6 @@
           <w:p>
             <w:pPr>
               <w:pStyle w:val="Compact"/>
-              <w:jc w:val="left"/>
             </w:pPr>
             <w:r>
               <w:rPr>
@@ -8502,7 +8292,6 @@
           <w:p>
             <w:pPr>
               <w:pStyle w:val="Compact"/>
-              <w:jc w:val="left"/>
             </w:pPr>
             <w:r>
               <w:rPr>
@@ -8517,7 +8306,6 @@
           <w:p>
             <w:pPr>
               <w:pStyle w:val="Compact"/>
-              <w:jc w:val="left"/>
             </w:pPr>
             <w:r>
               <w:t xml:space="preserve">(a type)</w:t>
@@ -8529,7 +8317,6 @@
           <w:p>
             <w:pPr>
               <w:pStyle w:val="Compact"/>
-              <w:jc w:val="left"/>
             </w:pPr>
             <w:r>
               <w:rPr>
@@ -8546,7 +8333,6 @@
           <w:p>
             <w:pPr>
               <w:pStyle w:val="Compact"/>
-              <w:jc w:val="left"/>
             </w:pPr>
             <w:r>
               <w:rPr>
@@ -8561,7 +8347,6 @@
           <w:p>
             <w:pPr>
               <w:pStyle w:val="Compact"/>
-              <w:jc w:val="left"/>
             </w:pPr>
             <w:r>
               <w:t xml:space="preserve">s (0: "") copied into d, cut at cap - 1 characters, NUL-terminated</w:t>
@@ -8573,7 +8358,6 @@
           <w:p>
             <w:pPr>
               <w:pStyle w:val="Compact"/>
-              <w:jc w:val="left"/>
             </w:pPr>
             <w:r>
               <w:rPr>
@@ -8590,7 +8374,6 @@
           <w:p>
             <w:pPr>
               <w:pStyle w:val="Compact"/>
-              <w:jc w:val="left"/>
             </w:pPr>
             <w:r>
               <w:rPr>
@@ -8605,7 +8388,6 @@
           <w:p>
             <w:pPr>
               <w:pStyle w:val="Compact"/>
-              <w:jc w:val="left"/>
             </w:pPr>
             <w:r>
               <w:t xml:space="preserve">the dock without a file: 6 drawers (Productivity .. Demos), the terminal and fileviewer launchers, desks "1" .. "4"</w:t>
@@ -8617,7 +8399,6 @@
           <w:p>
             <w:pPr>
               <w:pStyle w:val="Compact"/>
-              <w:jc w:val="left"/>
             </w:pPr>
             <w:r>
               <w:rPr>
@@ -8634,7 +8415,6 @@
           <w:p>
             <w:pPr>
               <w:pStyle w:val="Compact"/>
-              <w:jc w:val="left"/>
             </w:pPr>
             <w:r>
               <w:rPr>
@@ -8649,7 +8429,6 @@
           <w:p>
             <w:pPr>
               <w:pStyle w:val="Compact"/>
-              <w:jc w:val="left"/>
             </w:pPr>
             <w:r>
               <w:t xml:space="preserve">A value's two parts</w:t>
@@ -8661,7 +8440,6 @@
           <w:p>
             <w:pPr>
               <w:pStyle w:val="Compact"/>
-              <w:jc w:val="left"/>
             </w:pPr>
             <w:r>
               <w:rPr>
@@ -8678,7 +8456,6 @@
           <w:p>
             <w:pPr>
               <w:pStyle w:val="Compact"/>
-              <w:jc w:val="left"/>
             </w:pPr>
             <w:r>
               <w:rPr>
@@ -8693,7 +8470,6 @@
           <w:p>
             <w:pPr>
               <w:pStyle w:val="Compact"/>
-              <w:jc w:val="left"/>
             </w:pPr>
             <w:r>
               <w:t xml:space="preserve">-&gt; false</w:t>
@@ -8705,7 +8481,6 @@
           <w:p>
             <w:pPr>
               <w:pStyle w:val="Compact"/>
-              <w:jc w:val="left"/>
             </w:pPr>
             <w:r>
               <w:rPr>
@@ -8722,7 +8497,6 @@
           <w:p>
             <w:pPr>
               <w:pStyle w:val="Compact"/>
-              <w:jc w:val="left"/>
             </w:pPr>
             <w:r>
               <w:rPr>
@@ -8737,7 +8511,6 @@
           <w:p>
             <w:pPr>
               <w:pStyle w:val="Compact"/>
-              <w:jc w:val="left"/>
             </w:pPr>
             <w:r>
               <w:t xml:space="preserve">-&gt; false</w:t>
@@ -8749,7 +8522,6 @@
           <w:p>
             <w:pPr>
               <w:pStyle w:val="Compact"/>
-              <w:jc w:val="left"/>
             </w:pPr>
             <w:r>
               <w:rPr>
@@ -8766,7 +8538,6 @@
           <w:p>
             <w:pPr>
               <w:pStyle w:val="Compact"/>
-              <w:jc w:val="left"/>
             </w:pPr>
             <w:r>
               <w:rPr>
@@ -8781,7 +8552,6 @@
           <w:p>
             <w:pPr>
               <w:pStyle w:val="Compact"/>
-              <w:jc w:val="left"/>
             </w:pPr>
             <w:r>
               <w:t xml:space="preserve">-&gt; false</w:t>
@@ -8793,7 +8563,6 @@
           <w:p>
             <w:pPr>
               <w:pStyle w:val="Compact"/>
-              <w:jc w:val="left"/>
             </w:pPr>
             <w:r>
               <w:rPr>
@@ -8810,7 +8579,6 @@
           <w:p>
             <w:pPr>
               <w:pStyle w:val="Compact"/>
-              <w:jc w:val="left"/>
             </w:pPr>
             <w:r>
               <w:rPr>
@@ -8825,7 +8593,6 @@
           <w:p>
             <w:pPr>
               <w:pStyle w:val="Compact"/>
-              <w:jc w:val="left"/>
             </w:pPr>
             <w:r>
               <w:t xml:space="preserve">The dock takes its settings (and the theme) again</w:t>
@@ -8837,7 +8604,6 @@
           <w:p>
             <w:pPr>
               <w:pStyle w:val="Compact"/>
-              <w:jc w:val="left"/>
             </w:pPr>
             <w:r>
               <w:rPr>
@@ -8854,7 +8620,6 @@
           <w:p>
             <w:pPr>
               <w:pStyle w:val="Compact"/>
-              <w:jc w:val="left"/>
             </w:pPr>
             <w:r>
               <w:rPr>
@@ -8869,7 +8634,6 @@
           <w:p>
             <w:pPr>
               <w:pStyle w:val="Compact"/>
-              <w:jc w:val="left"/>
             </w:pPr>
             <w:r>
               <w:t xml:space="preserve">The dock takes its settings (and the theme) again</w:t>
@@ -8881,7 +8645,6 @@
           <w:p>
             <w:pPr>
               <w:pStyle w:val="Compact"/>
-              <w:jc w:val="left"/>
             </w:pPr>
             <w:r>
               <w:rPr>
@@ -8898,7 +8661,6 @@
           <w:p>
             <w:pPr>
               <w:pStyle w:val="Compact"/>
-              <w:jc w:val="left"/>
             </w:pPr>
             <w:r>
               <w:rPr>
@@ -8913,7 +8675,6 @@
           <w:p>
             <w:pPr>
               <w:pStyle w:val="Compact"/>
-              <w:jc w:val="left"/>
             </w:pPr>
             <w:r>
               <w:t xml:space="preserve">(a type)</w:t>
@@ -8925,7 +8686,6 @@
           <w:p>
             <w:pPr>
               <w:pStyle w:val="Compact"/>
-              <w:jc w:val="left"/>
             </w:pPr>
             <w:r>
               <w:rPr>
@@ -8942,7 +8702,6 @@
           <w:p>
             <w:pPr>
               <w:pStyle w:val="Compact"/>
-              <w:jc w:val="left"/>
             </w:pPr>
             <w:r>
               <w:rPr>
@@ -8957,7 +8716,6 @@
           <w:p>
             <w:pPr>
               <w:pStyle w:val="Compact"/>
-              <w:jc w:val="left"/>
             </w:pPr>
             <w:r>
               <w:t xml:space="preserve">(a type)</w:t>
@@ -8969,7 +8727,6 @@
           <w:p>
             <w:pPr>
               <w:pStyle w:val="Compact"/>
-              <w:jc w:val="left"/>
             </w:pPr>
             <w:r>
               <w:rPr>
@@ -8986,7 +8743,6 @@
           <w:p>
             <w:pPr>
               <w:pStyle w:val="Compact"/>
-              <w:jc w:val="left"/>
             </w:pPr>
             <w:r>
               <w:rPr>
@@ -9001,7 +8757,6 @@
           <w:p>
             <w:pPr>
               <w:pStyle w:val="Compact"/>
-              <w:jc w:val="left"/>
             </w:pPr>
             <w:r>
               <w:t xml:space="preserve">The categories that may have a drawer</w:t>
@@ -9013,7 +8768,6 @@
           <w:p>
             <w:pPr>
               <w:pStyle w:val="Compact"/>
-              <w:jc w:val="left"/>
             </w:pPr>
             <w:r>
               <w:rPr>
@@ -9030,7 +8784,6 @@
           <w:p>
             <w:pPr>
               <w:pStyle w:val="Compact"/>
-              <w:jc w:val="left"/>
             </w:pPr>
             <w:r>
               <w:rPr>
@@ -9045,7 +8798,6 @@
           <w:p>
             <w:pPr>
               <w:pStyle w:val="Compact"/>
-              <w:jc w:val="left"/>
             </w:pPr>
             <w:r>
               <w:t xml:space="preserve">dock.ini (or the defaults) merged with the card's apps</w:t>
@@ -9057,7 +8809,6 @@
           <w:p>
             <w:pPr>
               <w:pStyle w:val="Compact"/>
-              <w:jc w:val="left"/>
             </w:pPr>
             <w:r>
               <w:rPr>
@@ -9074,7 +8825,6 @@
           <w:p>
             <w:pPr>
               <w:pStyle w:val="Compact"/>
-              <w:jc w:val="left"/>
             </w:pPr>
             <w:r>
               <w:rPr>
@@ -9089,7 +8839,6 @@
           <w:p>
             <w:pPr>
               <w:pStyle w:val="Compact"/>
-              <w:jc w:val="left"/>
             </w:pPr>
             <w:r>
               <w:t xml:space="preserve">dock.ini written</w:t>
@@ -9101,7 +8850,6 @@
           <w:p>
             <w:pPr>
               <w:pStyle w:val="Compact"/>
-              <w:jc w:val="left"/>
             </w:pPr>
             <w:r>
               <w:rPr>
@@ -9118,7 +8866,6 @@
           <w:p>
             <w:pPr>
               <w:pStyle w:val="Compact"/>
-              <w:jc w:val="left"/>
             </w:pPr>
             <w:r>
               <w:rPr>
@@ -9133,7 +8880,6 @@
           <w:p>
             <w:pPr>
               <w:pStyle w:val="Compact"/>
-              <w:jc w:val="left"/>
             </w:pPr>
             <w:r>
               <w:t xml:space="preserve">(a type)</w:t>
@@ -9145,7 +8891,6 @@
           <w:p>
             <w:pPr>
               <w:pStyle w:val="Compact"/>
-              <w:jc w:val="left"/>
             </w:pPr>
             <w:r>
               <w:rPr>
@@ -9162,7 +8907,6 @@
           <w:p>
             <w:pPr>
               <w:pStyle w:val="Compact"/>
-              <w:jc w:val="left"/>
             </w:pPr>
             <w:r>
               <w:rPr>
@@ -9177,7 +8921,6 @@
           <w:p>
             <w:pPr>
               <w:pStyle w:val="Compact"/>
-              <w:jc w:val="left"/>
             </w:pPr>
             <w:r>
               <w:t xml:space="preserve">-&gt; how many programs the file lists (0</w:t>
@@ -9189,7 +8932,6 @@
           <w:p>
             <w:pPr>
               <w:pStyle w:val="Compact"/>
-              <w:jc w:val="left"/>
             </w:pPr>
             <w:r>
               <w:rPr>
@@ -9206,7 +8948,6 @@
           <w:p>
             <w:pPr>
               <w:pStyle w:val="Compact"/>
-              <w:jc w:val="left"/>
             </w:pPr>
             <w:r>
               <w:rPr>
@@ -9221,7 +8962,6 @@
           <w:p>
             <w:pPr>
               <w:pStyle w:val="Compact"/>
-              <w:jc w:val="left"/>
             </w:pPr>
             <w:r>
               <w:t xml:space="preserve">-&gt; 1 written, 0 not</w:t>
@@ -9233,7 +8973,6 @@
           <w:p>
             <w:pPr>
               <w:pStyle w:val="Compact"/>
-              <w:jc w:val="left"/>
             </w:pPr>
             <w:r>
               <w:rPr>
@@ -9250,7 +8989,6 @@
           <w:p>
             <w:pPr>
               <w:pStyle w:val="Compact"/>
-              <w:jc w:val="left"/>
             </w:pPr>
             <w:r>
               <w:rPr>
@@ -9265,7 +9003,6 @@
           <w:p>
             <w:pPr>
               <w:pStyle w:val="Compact"/>
-              <w:jc w:val="left"/>
             </w:pPr>
             <w:r>
               <w:t xml:space="preserve">Is</w:t>
@@ -9292,7 +9029,6 @@
           <w:p>
             <w:pPr>
               <w:pStyle w:val="Compact"/>
-              <w:jc w:val="left"/>
             </w:pPr>
             <w:r>
               <w:rPr>
@@ -9309,7 +9045,6 @@
           <w:p>
             <w:pPr>
               <w:pStyle w:val="Compact"/>
-              <w:jc w:val="left"/>
             </w:pPr>
             <w:r>
               <w:rPr>
@@ -9324,7 +9059,6 @@
           <w:p>
             <w:pPr>
               <w:pStyle w:val="Compact"/>
-              <w:jc w:val="left"/>
             </w:pPr>
             <w:r>
               <w:t xml:space="preserve">Make sure</w:t>
@@ -9351,7 +9085,6 @@
           <w:p>
             <w:pPr>
               <w:pStyle w:val="Compact"/>
-              <w:jc w:val="left"/>
             </w:pPr>
             <w:r>
               <w:rPr>
@@ -9368,7 +9101,6 @@
           <w:p>
             <w:pPr>
               <w:pStyle w:val="Compact"/>
-              <w:jc w:val="left"/>
             </w:pPr>
             <w:r>
               <w:rPr>
@@ -9383,7 +9115,6 @@
           <w:p>
             <w:pPr>
               <w:pStyle w:val="Compact"/>
-              <w:jc w:val="left"/>
             </w:pPr>
             <w:r>
               <w:t xml:space="preserve">system.ini's "key=value"</w:t>
@@ -9395,7 +9126,6 @@
           <w:p>
             <w:pPr>
               <w:pStyle w:val="Compact"/>
-              <w:jc w:val="left"/>
             </w:pPr>
             <w:r>
               <w:rPr>
@@ -9412,7 +9142,6 @@
           <w:p>
             <w:pPr>
               <w:pStyle w:val="Compact"/>
-              <w:jc w:val="left"/>
             </w:pPr>
             <w:r>
               <w:rPr>
@@ -9427,7 +9156,6 @@
           <w:p>
             <w:pPr>
               <w:pStyle w:val="Compact"/>
-              <w:jc w:val="left"/>
             </w:pPr>
             <w:r>
               <w:t xml:space="preserve">system.ini's "key=value"</w:t>
@@ -9439,7 +9167,6 @@
           <w:p>
             <w:pPr>
               <w:pStyle w:val="Compact"/>
-              <w:jc w:val="left"/>
             </w:pPr>
             <w:r>
               <w:rPr>
@@ -9456,7 +9183,6 @@
           <w:p>
             <w:pPr>
               <w:pStyle w:val="Compact"/>
-              <w:jc w:val="left"/>
             </w:pPr>
             <w:r>
               <w:rPr>
@@ -9479,7 +9205,6 @@
           <w:p>
             <w:pPr>
               <w:pStyle w:val="Compact"/>
-              <w:jc w:val="left"/>
             </w:pPr>
             <w:r>
               <w:rPr>
@@ -9496,7 +9221,6 @@
           <w:p>
             <w:pPr>
               <w:pStyle w:val="Compact"/>
-              <w:jc w:val="left"/>
             </w:pPr>
             <w:r>
               <w:rPr>
@@ -9511,7 +9235,6 @@
           <w:p>
             <w:pPr>
               <w:pStyle w:val="Compact"/>
-              <w:jc w:val="left"/>
             </w:pPr>
             <w:r>
               <w:t xml:space="preserve">"en", "fr" ("" out of range)</w:t>
@@ -9523,7 +9246,6 @@
           <w:p>
             <w:pPr>
               <w:pStyle w:val="Compact"/>
-              <w:jc w:val="left"/>
             </w:pPr>
             <w:r>
               <w:rPr>
@@ -9540,7 +9262,6 @@
           <w:p>
             <w:pPr>
               <w:pStyle w:val="Compact"/>
-              <w:jc w:val="left"/>
             </w:pPr>
             <w:r>
               <w:rPr>
@@ -9555,7 +9276,6 @@
           <w:p>
             <w:pPr>
               <w:pStyle w:val="Compact"/>
-              <w:jc w:val="left"/>
             </w:pPr>
             <w:r>
               <w:t xml:space="preserve">in the language itself, UTF-8: "English", "Français"</w:t>
@@ -9567,7 +9287,6 @@
           <w:p>
             <w:pPr>
               <w:pStyle w:val="Compact"/>
-              <w:jc w:val="left"/>
             </w:pPr>
             <w:r>
               <w:rPr>
@@ -9584,7 +9303,6 @@
           <w:p>
             <w:pPr>
               <w:pStyle w:val="Compact"/>
-              <w:jc w:val="left"/>
             </w:pPr>
             <w:r>
               <w:rPr>
@@ -9599,7 +9317,6 @@
           <w:p>
             <w:pPr>
               <w:pStyle w:val="Compact"/>
-              <w:jc w:val="left"/>
             </w:pPr>
             <w:r>
               <w:t xml:space="preserve">The system's language</w:t>
@@ -9611,7 +9328,6 @@
           <w:p>
             <w:pPr>
               <w:pStyle w:val="Compact"/>
-              <w:jc w:val="left"/>
             </w:pPr>
             <w:r>
               <w:rPr>
@@ -9628,7 +9344,6 @@
           <w:p>
             <w:pPr>
               <w:pStyle w:val="Compact"/>
-              <w:jc w:val="left"/>
             </w:pPr>
             <w:r>
               <w:rPr>
@@ -9643,7 +9358,6 @@
           <w:p>
             <w:pPr>
               <w:pStyle w:val="Compact"/>
-              <w:jc w:val="left"/>
             </w:pPr>
             <w:r>
               <w:t xml:space="preserve">its place in the list</w:t>
@@ -9655,7 +9369,6 @@
           <w:p>
             <w:pPr>
               <w:pStyle w:val="Compact"/>
-              <w:jc w:val="left"/>
             </w:pPr>
             <w:r>
               <w:rPr>
@@ -9672,7 +9385,6 @@
           <w:p>
             <w:pPr>
               <w:pStyle w:val="Compact"/>
-              <w:jc w:val="left"/>
             </w:pPr>
             <w:r>
               <w:rPr>
@@ -9687,7 +9399,6 @@
           <w:p>
             <w:pPr>
               <w:pStyle w:val="Compact"/>
-              <w:jc w:val="left"/>
             </w:pPr>
             <w:r>
               <w:t xml:space="preserve">kept in system.ini -&gt; 1 written (the programs started next take it)</w:t>
@@ -9699,7 +9410,6 @@
           <w:p>
             <w:pPr>
               <w:pStyle w:val="Compact"/>
-              <w:jc w:val="left"/>
             </w:pPr>
             <w:r>
               <w:rPr>
@@ -9716,7 +9426,6 @@
           <w:p>
             <w:pPr>
               <w:pStyle w:val="Compact"/>
-              <w:jc w:val="left"/>
             </w:pPr>
             <w:r>
               <w:rPr>
@@ -9739,7 +9448,6 @@
           <w:p>
             <w:pPr>
               <w:pStyle w:val="Compact"/>
-              <w:jc w:val="left"/>
             </w:pPr>
             <w:r>
               <w:rPr>
@@ -9756,7 +9464,6 @@
           <w:p>
             <w:pPr>
               <w:pStyle w:val="Compact"/>
-              <w:jc w:val="left"/>
             </w:pPr>
             <w:r>
               <w:rPr>
@@ -9771,7 +9478,6 @@
           <w:p>
             <w:pPr>
               <w:pStyle w:val="Compact"/>
-              <w:jc w:val="left"/>
             </w:pPr>
             <w:r>
               <w:t xml:space="preserve">"Brussels" ("" out of range)</w:t>
@@ -9783,7 +9489,6 @@
           <w:p>
             <w:pPr>
               <w:pStyle w:val="Compact"/>
-              <w:jc w:val="left"/>
             </w:pPr>
             <w:r>
               <w:rPr>
@@ -9800,7 +9505,6 @@
           <w:p>
             <w:pPr>
               <w:pStyle w:val="Compact"/>
-              <w:jc w:val="left"/>
             </w:pPr>
             <w:r>
               <w:rPr>
@@ -9815,7 +9519,6 @@
           <w:p>
             <w:pPr>
               <w:pStyle w:val="Compact"/>
-              <w:jc w:val="left"/>
             </w:pPr>
             <w:r>
               <w:t xml:space="preserve">1: the zone is on summer time today (by the clock's date)</w:t>
@@ -9827,7 +9530,6 @@
           <w:p>
             <w:pPr>
               <w:pStyle w:val="Compact"/>
-              <w:jc w:val="left"/>
             </w:pPr>
             <w:r>
               <w:rPr>
@@ -9844,7 +9546,6 @@
           <w:p>
             <w:pPr>
               <w:pStyle w:val="Compact"/>
-              <w:jc w:val="left"/>
             </w:pPr>
             <w:r>
               <w:rPr>
@@ -9859,7 +9560,6 @@
           <w:p>
             <w:pPr>
               <w:pStyle w:val="Compact"/>
-              <w:jc w:val="left"/>
             </w:pPr>
             <w:r>
               <w:t xml:space="preserve">minutes from UTC today (the summer time counted)</w:t>
@@ -9871,7 +9571,6 @@
           <w:p>
             <w:pPr>
               <w:pStyle w:val="Compact"/>
-              <w:jc w:val="left"/>
             </w:pPr>
             <w:r>
               <w:rPr>
@@ -9888,7 +9587,6 @@
           <w:p>
             <w:pPr>
               <w:pStyle w:val="Compact"/>
-              <w:jc w:val="left"/>
             </w:pPr>
             <w:r>
               <w:rPr>
@@ -9903,7 +9601,6 @@
           <w:p>
             <w:pPr>
               <w:pStyle w:val="Compact"/>
-              <w:jc w:val="left"/>
             </w:pPr>
             <w:r>
               <w:t xml:space="preserve">"UTC+2", "UTC-3:30", "UTC"</w:t>
@@ -9915,7 +9612,6 @@
           <w:p>
             <w:pPr>
               <w:pStyle w:val="Compact"/>
-              <w:jc w:val="left"/>
             </w:pPr>
             <w:r>
               <w:rPr>
@@ -9932,7 +9628,6 @@
           <w:p>
             <w:pPr>
               <w:pStyle w:val="Compact"/>
-              <w:jc w:val="left"/>
             </w:pPr>
             <w:r>
               <w:rPr>
@@ -9947,7 +9642,6 @@
           <w:p>
             <w:pPr>
               <w:pStyle w:val="Compact"/>
-              <w:jc w:val="left"/>
             </w:pPr>
             <w:r>
               <w:t xml:space="preserve">the one chosen: system.ini's zone=, else the first of its timezone= (-1 none)</w:t>
@@ -9959,7 +9653,6 @@
           <w:p>
             <w:pPr>
               <w:pStyle w:val="Compact"/>
-              <w:jc w:val="left"/>
             </w:pPr>
             <w:r>
               <w:rPr>
@@ -9976,7 +9669,6 @@
           <w:p>
             <w:pPr>
               <w:pStyle w:val="Compact"/>
-              <w:jc w:val="left"/>
             </w:pPr>
             <w:r>
               <w:rPr>
@@ -9991,7 +9683,6 @@
           <w:p>
             <w:pPr>
               <w:pStyle w:val="Compact"/>
-              <w:jc w:val="left"/>
             </w:pPr>
             <w:r>
               <w:t xml:space="preserve">the clock's offset at once, zone= and timezone= kept -&gt; 1 written</w:t>
@@ -10003,7 +9694,6 @@
           <w:p>
             <w:pPr>
               <w:pStyle w:val="Compact"/>
-              <w:jc w:val="left"/>
             </w:pPr>
             <w:r>
               <w:rPr>
@@ -10020,7 +9710,6 @@
           <w:p>
             <w:pPr>
               <w:pStyle w:val="Compact"/>
-              <w:jc w:val="left"/>
             </w:pPr>
             <w:r>
               <w:rPr>
@@ -10035,7 +9724,6 @@
           <w:p>
             <w:pPr>
               <w:pStyle w:val="Compact"/>
-              <w:jc w:val="left"/>
             </w:pPr>
             <w:r>
               <w:t xml:space="preserve">The zone's offset from UTC at that instant (minutes since 1970, UTC), the hour of the change counted</w:t>
@@ -10047,7 +9735,6 @@
           <w:p>
             <w:pPr>
               <w:pStyle w:val="Compact"/>
-              <w:jc w:val="left"/>
             </w:pPr>
             <w:r>
               <w:rPr>
@@ -10064,7 +9751,6 @@
           <w:p>
             <w:pPr>
               <w:pStyle w:val="Compact"/>
-              <w:jc w:val="left"/>
             </w:pPr>
             <w:r>
               <w:rPr>
@@ -10079,7 +9765,6 @@
           <w:p>
             <w:pPr>
               <w:pStyle w:val="Compact"/>
-              <w:jc w:val="left"/>
             </w:pPr>
             <w:r>
               <w:t xml:space="preserve">The zone named by system.ini's zone= (that one only</w:t>
@@ -10091,7 +9776,6 @@
           <w:p>
             <w:pPr>
               <w:pStyle w:val="Compact"/>
-              <w:jc w:val="left"/>
             </w:pPr>
             <w:r>
               <w:rPr>
@@ -10108,7 +9792,6 @@
           <w:p>
             <w:pPr>
               <w:pStyle w:val="Compact"/>
-              <w:jc w:val="left"/>
             </w:pPr>
             <w:r>
               <w:rPr>
@@ -10123,7 +9806,6 @@
           <w:p>
             <w:pPr>
               <w:pStyle w:val="Compact"/>
-              <w:jc w:val="left"/>
             </w:pPr>
             <w:r>
               <w:t xml:space="preserve">how many modes: 3</w:t>
@@ -10135,7 +9817,6 @@
           <w:p>
             <w:pPr>
               <w:pStyle w:val="Compact"/>
-              <w:jc w:val="left"/>
             </w:pPr>
             <w:r>
               <w:rPr>
@@ -10152,7 +9833,6 @@
           <w:p>
             <w:pPr>
               <w:pStyle w:val="Compact"/>
-              <w:jc w:val="left"/>
             </w:pPr>
             <w:r>
               <w:rPr>
@@ -10167,7 +9847,6 @@
           <w:p>
             <w:pPr>
               <w:pStyle w:val="Compact"/>
-              <w:jc w:val="left"/>
             </w:pPr>
             <w:r>
               <w:t xml:space="preserve">"desktop", "pocket", "console" ("" out of range)</w:t>
@@ -10179,7 +9858,6 @@
           <w:p>
             <w:pPr>
               <w:pStyle w:val="Compact"/>
-              <w:jc w:val="left"/>
             </w:pPr>
             <w:r>
               <w:rPr>
@@ -10196,7 +9874,6 @@
           <w:p>
             <w:pPr>
               <w:pStyle w:val="Compact"/>
-              <w:jc w:val="left"/>
             </w:pPr>
             <w:r>
               <w:rPr>
@@ -10211,7 +9888,6 @@
           <w:p>
             <w:pPr>
               <w:pStyle w:val="Compact"/>
-              <w:jc w:val="left"/>
             </w:pPr>
             <w:r>
               <w:t xml:space="preserve">the mode of that name (any case) -&gt; SESSION_*, -1 none</w:t>
@@ -10223,7 +9899,6 @@
           <w:p>
             <w:pPr>
               <w:pStyle w:val="Compact"/>
-              <w:jc w:val="left"/>
             </w:pPr>
             <w:r>
               <w:rPr>
@@ -10240,7 +9915,6 @@
           <w:p>
             <w:pPr>
               <w:pStyle w:val="Compact"/>
-              <w:jc w:val="left"/>
             </w:pPr>
             <w:r>
               <w:rPr>
@@ -10255,7 +9929,6 @@
           <w:p>
             <w:pPr>
               <w:pStyle w:val="Compact"/>
-              <w:jc w:val="left"/>
             </w:pPr>
             <w:r>
               <w:t xml:space="preserve">The mode chosen</w:t>
@@ -10267,7 +9940,6 @@
           <w:p>
             <w:pPr>
               <w:pStyle w:val="Compact"/>
-              <w:jc w:val="left"/>
             </w:pPr>
             <w:r>
               <w:rPr>
@@ -10284,7 +9956,6 @@
           <w:p>
             <w:pPr>
               <w:pStyle w:val="Compact"/>
-              <w:jc w:val="left"/>
             </w:pPr>
             <w:r>
               <w:rPr>
@@ -10299,7 +9970,6 @@
           <w:p>
             <w:pPr>
               <w:pStyle w:val="Compact"/>
-              <w:jc w:val="left"/>
             </w:pPr>
             <w:r>
               <w:t xml:space="preserve">"shell =</w:t>
@@ -10317,7 +9987,6 @@
           <w:p>
             <w:pPr>
               <w:pStyle w:val="Compact"/>
-              <w:jc w:val="left"/>
             </w:pPr>
             <w:r>
               <w:rPr>
@@ -10334,7 +10003,6 @@
           <w:p>
             <w:pPr>
               <w:pStyle w:val="Compact"/>
-              <w:jc w:val="left"/>
             </w:pPr>
             <w:r>
               <w:rPr>
@@ -10349,7 +10017,6 @@
           <w:p>
             <w:pPr>
               <w:pStyle w:val="Compact"/>
-              <w:jc w:val="left"/>
             </w:pPr>
             <w:r>
               <w:t xml:space="preserve">the mode's session file's path ("SD:/etc/session/pocket") -&gt; its length, 0</w:t>
@@ -10361,7 +10028,6 @@
           <w:p>
             <w:pPr>
               <w:pStyle w:val="Compact"/>
-              <w:jc w:val="left"/>
             </w:pPr>
             <w:r>
               <w:rPr>
@@ -10378,7 +10044,6 @@
           <w:p>
             <w:pPr>
               <w:pStyle w:val="Compact"/>
-              <w:jc w:val="left"/>
             </w:pPr>
             <w:r>
               <w:rPr>
@@ -10393,7 +10058,6 @@
           <w:p>
             <w:pPr>
               <w:pStyle w:val="Compact"/>
-              <w:jc w:val="left"/>
             </w:pPr>
             <w:r>
               <w:t xml:space="preserve">The programs the mode's file starts ("menubar", "dock", "notifyd"...</w:t>
@@ -10405,7 +10069,6 @@
           <w:p>
             <w:pPr>
               <w:pStyle w:val="Compact"/>
-              <w:jc w:val="left"/>
             </w:pPr>
             <w:r>
               <w:rPr>
@@ -10422,7 +10085,6 @@
           <w:p>
             <w:pPr>
               <w:pStyle w:val="Compact"/>
-              <w:jc w:val="left"/>
             </w:pPr>
             <w:r>
               <w:rPr>
@@ -10437,7 +10099,6 @@
           <w:p>
             <w:pPr>
               <w:pStyle w:val="Compact"/>
-              <w:jc w:val="left"/>
             </w:pPr>
             <w:r>
               <w:t xml:space="preserve">The switch to mode m (/bin/session switch, started with the flags</w:t>
@@ -10449,7 +10110,6 @@
           <w:p>
             <w:pPr>
               <w:pStyle w:val="Compact"/>
-              <w:jc w:val="left"/>
             </w:pPr>
             <w:r>
               <w:rPr>
@@ -10466,7 +10126,6 @@
           <w:p>
             <w:pPr>
               <w:pStyle w:val="Compact"/>
-              <w:jc w:val="left"/>
             </w:pPr>
             <w:r>
               <w:rPr>
@@ -10481,7 +10140,6 @@
           <w:p>
             <w:pPr>
               <w:pStyle w:val="Compact"/>
-              <w:jc w:val="left"/>
             </w:pPr>
             <w:r>
               <w:t xml:space="preserve">... and waited for -&gt; SESSION_*</w:t>
@@ -10493,7 +10151,6 @@
           <w:p>
             <w:pPr>
               <w:pStyle w:val="Compact"/>
-              <w:jc w:val="left"/>
             </w:pPr>
             <w:r>
               <w:rPr>
@@ -10510,7 +10167,6 @@
           <w:p>
             <w:pPr>
               <w:pStyle w:val="Compact"/>
-              <w:jc w:val="left"/>
             </w:pPr>
             <w:r>
               <w:rPr>
@@ -10525,7 +10181,6 @@
           <w:p>
             <w:pPr>
               <w:pStyle w:val="Compact"/>
-              <w:jc w:val="left"/>
             </w:pPr>
             <w:r>
               <w:t xml:space="preserve">After SESSION_WAITING_APPS</w:t>
@@ -10537,7 +10192,6 @@
           <w:p>
             <w:pPr>
               <w:pStyle w:val="Compact"/>
-              <w:jc w:val="left"/>
             </w:pPr>
             <w:r>
               <w:rPr>
@@ -10554,7 +10208,6 @@
           <w:p>
             <w:pPr>
               <w:pStyle w:val="Compact"/>
-              <w:jc w:val="left"/>
             </w:pPr>
             <w:r>
               <w:rPr>
@@ -10569,7 +10222,6 @@
           <w:p>
             <w:pPr>
               <w:pStyle w:val="Compact"/>
-              <w:jc w:val="left"/>
             </w:pPr>
             <w:r>
               <w:t xml:space="preserve">The autostart of a card from before the sessions split, once</w:t>
@@ -10581,7 +10233,6 @@
           <w:p>
             <w:pPr>
               <w:pStyle w:val="Compact"/>
-              <w:jc w:val="left"/>
             </w:pPr>
             <w:r>
               <w:rPr>
@@ -10600,8 +10251,8 @@
         </w:pict>
       </w:r>
     </w:p>
-    <w:bookmarkEnd w:id="24"/>
-    <w:bookmarkStart w:id="25" w:name="systemkitnotifyh"/>
+    <w:bookmarkEnd w:id="22"/>
+    <w:bookmarkStart w:id="23" w:name="systemkitnotifyh"/>
     <w:p>
       <w:pPr>
         <w:pStyle w:val="Heading2"/>
@@ -11022,8 +10673,8 @@
         <w:t xml:space="preserve">// a bubble with a title and a text, no action (notify_action) -&gt; 1 sent, 0 not</w:t>
       </w:r>
     </w:p>
-    <w:bookmarkEnd w:id="25"/>
-    <w:bookmarkStart w:id="31" w:name="systemkitclipboardh"/>
+    <w:bookmarkEnd w:id="23"/>
+    <w:bookmarkStart w:id="29" w:name="systemkitclipboardh"/>
     <w:p>
       <w:pPr>
         <w:pStyle w:val="Heading2"/>
@@ -11113,7 +10764,7 @@
         <w:t xml:space="preserve">A copy is also kept by the kernel's clipboard (one text or one path: v40), which is what is pasted when clipd cannot be reached (an older card, the PC's desktop simulator).</w:t>
       </w:r>
     </w:p>
-    <w:bookmarkStart w:id="26" w:name="the-service"/>
+    <w:bookmarkStart w:id="24" w:name="the-service"/>
     <w:p>
       <w:pPr>
         <w:pStyle w:val="Heading3"/>
@@ -11130,8 +10781,8 @@
         <w:t xml:space="preserve">clipd's pid; launched when it is not running (0: not there)</w:t>
       </w:r>
     </w:p>
-    <w:bookmarkEnd w:id="26"/>
-    <w:bookmarkStart w:id="27" w:name="copying"/>
+    <w:bookmarkEnd w:id="24"/>
+    <w:bookmarkStart w:id="25" w:name="copying"/>
     <w:p>
       <w:pPr>
         <w:pStyle w:val="Heading3"/>
@@ -11369,8 +11020,8 @@
         <w:t xml:space="preserve">);</w:t>
       </w:r>
     </w:p>
-    <w:bookmarkEnd w:id="27"/>
-    <w:bookmarkStart w:id="28" w:name="pasting"/>
+    <w:bookmarkEnd w:id="25"/>
+    <w:bookmarkStart w:id="26" w:name="pasting"/>
     <w:p>
       <w:pPr>
         <w:pStyle w:val="Heading3"/>
@@ -11638,8 +11289,8 @@
         <w:t xml:space="preserve">);</w:t>
       </w:r>
     </w:p>
-    <w:bookmarkEnd w:id="28"/>
-    <w:bookmarkStart w:id="29" w:name="text-and-paths-the-calls-every-app-had"/>
+    <w:bookmarkEnd w:id="26"/>
+    <w:bookmarkStart w:id="27" w:name="text-and-paths-the-calls-every-app-had"/>
     <w:p>
       <w:pPr>
         <w:pStyle w:val="Heading3"/>
@@ -12185,8 +11836,8 @@
         <w:t xml:space="preserve">);</w:t>
       </w:r>
     </w:p>
-    <w:bookmarkEnd w:id="29"/>
-    <w:bookmarkStart w:id="30" w:name="images"/>
+    <w:bookmarkEnd w:id="27"/>
+    <w:bookmarkStart w:id="28" w:name="images"/>
     <w:p>
       <w:pPr>
         <w:pStyle w:val="Heading3"/>
@@ -12425,9 +12076,9 @@
         <w:t xml:space="preserve">);</w:t>
       </w:r>
     </w:p>
-    <w:bookmarkEnd w:id="30"/>
-    <w:bookmarkEnd w:id="31"/>
-    <w:bookmarkStart w:id="33" w:name="systemkitclipprotoh"/>
+    <w:bookmarkEnd w:id="28"/>
+    <w:bookmarkEnd w:id="29"/>
+    <w:bookmarkStart w:id="31" w:name="systemkitclipprotoh"/>
     <w:p>
       <w:pPr>
         <w:pStyle w:val="Heading2"/>
@@ -13540,7 +13191,7 @@
         <w:t xml:space="preserve">};</w:t>
       </w:r>
     </w:p>
-    <w:bookmarkStart w:id="32" w:name="the-container"/>
+    <w:bookmarkStart w:id="30" w:name="the-container"/>
     <w:p>
       <w:pPr>
         <w:pStyle w:val="Heading3"/>
@@ -14753,9 +14404,9 @@
         <w:t xml:space="preserve">);</w:t>
       </w:r>
     </w:p>
-    <w:bookmarkEnd w:id="32"/>
-    <w:bookmarkEnd w:id="33"/>
-    <w:bookmarkStart w:id="34" w:name="systemkittrashh"/>
+    <w:bookmarkEnd w:id="30"/>
+    <w:bookmarkEnd w:id="31"/>
+    <w:bookmarkStart w:id="32" w:name="systemkittrashh"/>
     <w:p>
       <w:pPr>
         <w:pStyle w:val="Heading2"/>
@@ -15504,8 +15155,8 @@
         <w:t xml:space="preserve">);</w:t>
       </w:r>
     </w:p>
-    <w:bookmarkEnd w:id="34"/>
-    <w:bookmarkStart w:id="35" w:name="systemkitfileassoch"/>
+    <w:bookmarkEnd w:id="32"/>
+    <w:bookmarkStart w:id="33" w:name="systemkitfileassoch"/>
     <w:p>
       <w:pPr>
         <w:pStyle w:val="Heading2"/>
@@ -15926,8 +15577,8 @@
         <w:t xml:space="preserve">);</w:t>
       </w:r>
     </w:p>
-    <w:bookmarkEnd w:id="35"/>
-    <w:bookmarkStart w:id="37" w:name="systemkitvolumeh"/>
+    <w:bookmarkEnd w:id="33"/>
+    <w:bookmarkStart w:id="35" w:name="systemkitvolumeh"/>
     <w:p>
       <w:pPr>
         <w:pStyle w:val="Heading2"/>
@@ -16149,7 +15800,7 @@
         <w:t xml:space="preserve">);</w:t>
       </w:r>
     </w:p>
-    <w:bookmarkStart w:id="36" w:name="the-mixer-kapi-v85-a-programs-own-volume"/>
+    <w:bookmarkStart w:id="34" w:name="the-mixer-kapi-v85-a-programs-own-volume"/>
     <w:p>
       <w:pPr>
         <w:pStyle w:val="Heading3"/>
@@ -16347,9 +15998,9 @@
         <w:t xml:space="preserve">);</w:t>
       </w:r>
     </w:p>
-    <w:bookmarkEnd w:id="36"/>
-    <w:bookmarkEnd w:id="37"/>
-    <w:bookmarkStart w:id="40" w:name="systemkitwallpaperh"/>
+    <w:bookmarkEnd w:id="34"/>
+    <w:bookmarkEnd w:id="35"/>
+    <w:bookmarkStart w:id="38" w:name="systemkitwallpaperh"/>
     <w:p>
       <w:pPr>
         <w:pStyle w:val="Heading2"/>
@@ -18089,7 +17740,7 @@
         <w:t xml:space="preserve">);</w:t>
       </w:r>
     </w:p>
-    <w:bookmarkStart w:id="38" w:name="the-painter"/>
+    <w:bookmarkStart w:id="36" w:name="the-painter"/>
     <w:p>
       <w:pPr>
         <w:pStyle w:val="Heading3"/>
@@ -19692,8 +19343,8 @@
         <w:t xml:space="preserve">));</w:t>
       </w:r>
     </w:p>
-    <w:bookmarkEnd w:id="38"/>
-    <w:bookmarkStart w:id="39" w:name="Xb6016473025c6c273b8c5fb14e8dd998e45d901"/>
+    <w:bookmarkEnd w:id="36"/>
+    <w:bookmarkStart w:id="37" w:name="Xb6016473025c6c273b8c5fb14e8dd998e45d901"/>
     <w:p>
       <w:pPr>
         <w:pStyle w:val="Heading3"/>
@@ -20430,9 +20081,9 @@
         <w:t xml:space="preserve">);</w:t>
       </w:r>
     </w:p>
-    <w:bookmarkEnd w:id="39"/>
-    <w:bookmarkEnd w:id="40"/>
-    <w:bookmarkStart w:id="42" w:name="systemkitdockconfh"/>
+    <w:bookmarkEnd w:id="37"/>
+    <w:bookmarkEnd w:id="38"/>
+    <w:bookmarkStart w:id="40" w:name="systemkitdockconfh"/>
     <w:p>
       <w:pPr>
         <w:pStyle w:val="Heading2"/>
@@ -21703,7 +21354,7 @@
         <w:t xml:space="preserve">);</w:t>
       </w:r>
     </w:p>
-    <w:bookmarkStart w:id="41" w:name="X57d4995133c680abdabe9c1ce9d1d4aa51d942d"/>
+    <w:bookmarkStart w:id="39" w:name="X57d4995133c680abdabe9c1ce9d1d4aa51d942d"/>
     <w:p>
       <w:pPr>
         <w:pStyle w:val="Heading3"/>
@@ -22455,9 +22106,9 @@
         <w:t xml:space="preserve">);</w:t>
       </w:r>
     </w:p>
-    <w:bookmarkEnd w:id="41"/>
-    <w:bookmarkEnd w:id="42"/>
-    <w:bookmarkStart w:id="43" w:name="systemkitpreloadinih"/>
+    <w:bookmarkEnd w:id="39"/>
+    <w:bookmarkEnd w:id="40"/>
+    <w:bookmarkStart w:id="41" w:name="systemkitpreloadinih"/>
     <w:p>
       <w:pPr>
         <w:pStyle w:val="Heading2"/>
@@ -22792,8 +22443,8 @@
         <w:t xml:space="preserve">);</w:t>
       </w:r>
     </w:p>
-    <w:bookmarkEnd w:id="43"/>
-    <w:bookmarkStart w:id="44" w:name="systemkitautostarth"/>
+    <w:bookmarkEnd w:id="41"/>
+    <w:bookmarkStart w:id="42" w:name="systemkitautostarth"/>
     <w:p>
       <w:pPr>
         <w:pStyle w:val="Heading2"/>
@@ -23287,8 +22938,8 @@
         <w:t xml:space="preserve">);</w:t>
       </w:r>
     </w:p>
-    <w:bookmarkEnd w:id="44"/>
-    <w:bookmarkStart w:id="47" w:name="systemkitlocaleh"/>
+    <w:bookmarkEnd w:id="42"/>
+    <w:bookmarkStart w:id="45" w:name="systemkitlocaleh"/>
     <w:p>
       <w:pPr>
         <w:pStyle w:val="Heading2"/>
@@ -23632,7 +23283,7 @@
         <w:t xml:space="preserve">);</w:t>
       </w:r>
     </w:p>
-    <w:bookmarkStart w:id="45" w:name="the-languages-onyx-speaks"/>
+    <w:bookmarkStart w:id="43" w:name="the-languages-onyx-speaks"/>
     <w:p>
       <w:pPr>
         <w:pStyle w:val="Heading3"/>
@@ -24013,8 +23664,8 @@
         <w:t xml:space="preserve">// kept in system.ini -&gt; 1 written (the programs started next take it)</w:t>
       </w:r>
     </w:p>
-    <w:bookmarkEnd w:id="45"/>
-    <w:bookmarkStart w:id="46" w:name="the-time-zones"/>
+    <w:bookmarkEnd w:id="43"/>
+    <w:bookmarkStart w:id="44" w:name="the-time-zones"/>
     <w:p>
       <w:pPr>
         <w:pStyle w:val="Heading3"/>
@@ -24570,9 +24221,9 @@
         <w:t xml:space="preserve">);</w:t>
       </w:r>
     </w:p>
-    <w:bookmarkEnd w:id="46"/>
-    <w:bookmarkEnd w:id="47"/>
-    <w:bookmarkStart w:id="48" w:name="systemkitsessionh"/>
+    <w:bookmarkEnd w:id="44"/>
+    <w:bookmarkEnd w:id="45"/>
+    <w:bookmarkStart w:id="46" w:name="systemkitsessionh"/>
     <w:p>
       <w:pPr>
         <w:pStyle w:val="Heading2"/>
@@ -25948,8 +25599,8 @@
         <w:t xml:space="preserve">);</w:t>
       </w:r>
     </w:p>
-    <w:bookmarkEnd w:id="48"/>
-    <w:bookmarkStart w:id="49" w:name="systemkitapplet_protoh"/>
+    <w:bookmarkEnd w:id="46"/>
+    <w:bookmarkStart w:id="47" w:name="systemkitapplet_protoh"/>
     <w:p>
       <w:pPr>
         <w:pStyle w:val="Heading2"/>
@@ -26587,7 +26238,7 @@
         <w:t xml:space="preserve">};</w:t>
       </w:r>
     </w:p>
-    <w:bookmarkEnd w:id="49"/>
+    <w:bookmarkEnd w:id="47"/>
     <w:sectPr>
       <w:footerReference r:id="rId9" w:type="default"/>
       <w:footnotePr>
@@ -26669,14 +26320,14 @@
 <file path=word/numbering.xml><?xml version="1.0" encoding="utf-8"?>
 <w:numbering xmlns:w="http://schemas.openxmlformats.org/wordprocessingml/2006/main">
   <w:abstractNum w:abstractNumId="990">
-    <w:nsid w:val="A990"/>
+    <w:nsid w:val="0000A990"/>
     <w:multiLevelType w:val="multilevel"/>
     <w:lvl w:ilvl="0">
       <w:numFmt w:val="bullet"/>
       <w:lvlText w:val=" "/>
       <w:lvlJc w:val="left"/>
       <w:pPr>
-        <w:ind w:left="720" w:hanging="480"/>
+        <w:ind w:left="720" w:hanging="360"/>
       </w:pPr>
     </w:lvl>
     <w:lvl w:ilvl="1">
@@ -26684,7 +26335,7 @@
       <w:lvlText w:val=" "/>
       <w:lvlJc w:val="left"/>
       <w:pPr>
-        <w:ind w:left="1440" w:hanging="480"/>
+        <w:ind w:left="1440" w:hanging="360"/>
       </w:pPr>
     </w:lvl>
     <w:lvl w:ilvl="2">
@@ -26692,7 +26343,7 @@
       <w:lvlText w:val=" "/>
       <w:lvlJc w:val="left"/>
       <w:pPr>
-        <w:ind w:left="2160" w:hanging="480"/>
+        <w:ind w:left="2160" w:hanging="360"/>
       </w:pPr>
     </w:lvl>
     <w:lvl w:ilvl="3">
@@ -26700,7 +26351,7 @@
       <w:lvlText w:val=" "/>
       <w:lvlJc w:val="left"/>
       <w:pPr>
-        <w:ind w:left="2880" w:hanging="480"/>
+        <w:ind w:left="2880" w:hanging="360"/>
       </w:pPr>
     </w:lvl>
     <w:lvl w:ilvl="4">
@@ -26708,7 +26359,7 @@
       <w:lvlText w:val=" "/>
       <w:lvlJc w:val="left"/>
       <w:pPr>
-        <w:ind w:left="3600" w:hanging="480"/>
+        <w:ind w:left="3600" w:hanging="360"/>
       </w:pPr>
     </w:lvl>
     <w:lvl w:ilvl="5">
@@ -26716,7 +26367,7 @@
       <w:lvlText w:val=" "/>
       <w:lvlJc w:val="left"/>
       <w:pPr>
-        <w:ind w:left="4320" w:hanging="480"/>
+        <w:ind w:left="4320" w:hanging="360"/>
       </w:pPr>
     </w:lvl>
     <w:lvl w:ilvl="6">
@@ -26724,7 +26375,7 @@
       <w:lvlText w:val=" "/>
       <w:lvlJc w:val="left"/>
       <w:pPr>
-        <w:ind w:left="5040" w:hanging="480"/>
+        <w:ind w:left="5040" w:hanging="360"/>
       </w:pPr>
     </w:lvl>
     <w:lvl w:ilvl="7">
@@ -26732,7 +26383,7 @@
       <w:lvlText w:val=" "/>
       <w:lvlJc w:val="left"/>
       <w:pPr>
-        <w:ind w:left="5760" w:hanging="480"/>
+        <w:ind w:left="5760" w:hanging="360"/>
       </w:pPr>
     </w:lvl>
     <w:lvl w:ilvl="8">
@@ -26740,12 +26391,12 @@
       <w:lvlText w:val=" "/>
       <w:lvlJc w:val="left"/>
       <w:pPr>
-        <w:ind w:left="6480" w:hanging="480"/>
+        <w:ind w:left="6480" w:hanging="360"/>
       </w:pPr>
     </w:lvl>
   </w:abstractNum>
   <w:abstractNum w:abstractNumId="99411">
-    <w:nsid w:val="A99411"/>
+    <w:nsid w:val="00A99411"/>
     <w:multiLevelType w:val="multilevel"/>
     <w:lvl w:ilvl="0">
       <w:start w:val="1"/>
@@ -26753,7 +26404,7 @@
       <w:lvlText w:val="%1."/>
       <w:lvlJc w:val="left"/>
       <w:pPr>
-        <w:ind w:left="720" w:hanging="480"/>
+        <w:ind w:left="720" w:hanging="360"/>
       </w:pPr>
     </w:lvl>
     <w:lvl w:ilvl="1">
@@ -26762,7 +26413,7 @@
       <w:lvlText w:val="%2."/>
       <w:lvlJc w:val="left"/>
       <w:pPr>
-        <w:ind w:left="1440" w:hanging="480"/>
+        <w:ind w:left="1440" w:hanging="360"/>
       </w:pPr>
     </w:lvl>
     <w:lvl w:ilvl="2">
@@ -26771,7 +26422,7 @@
       <w:lvlText w:val="%3."/>
       <w:lvlJc w:val="left"/>
       <w:pPr>
-        <w:ind w:left="2160" w:hanging="480"/>
+        <w:ind w:left="2160" w:hanging="360"/>
       </w:pPr>
     </w:lvl>
     <w:lvl w:ilvl="3">
@@ -26780,7 +26431,7 @@
       <w:lvlText w:val="%4."/>
       <w:lvlJc w:val="left"/>
       <w:pPr>
-        <w:ind w:left="2880" w:hanging="480"/>
+        <w:ind w:left="2880" w:hanging="360"/>
       </w:pPr>
     </w:lvl>
     <w:lvl w:ilvl="4">
@@ -26789,7 +26440,7 @@
       <w:lvlText w:val="%5."/>
       <w:lvlJc w:val="left"/>
       <w:pPr>
-        <w:ind w:left="3600" w:hanging="480"/>
+        <w:ind w:left="3600" w:hanging="360"/>
       </w:pPr>
     </w:lvl>
     <w:lvl w:ilvl="5">
@@ -26798,7 +26449,7 @@
       <w:lvlText w:val="%6."/>
       <w:lvlJc w:val="left"/>
       <w:pPr>
-        <w:ind w:left="4320" w:hanging="480"/>
+        <w:ind w:left="4320" w:hanging="360"/>
       </w:pPr>
     </w:lvl>
     <w:lvl w:ilvl="6">
@@ -26807,7 +26458,7 @@
       <w:lvlText w:val="%7."/>
       <w:lvlJc w:val="left"/>
       <w:pPr>
-        <w:ind w:left="5040" w:hanging="480"/>
+        <w:ind w:left="5040" w:hanging="360"/>
       </w:pPr>
     </w:lvl>
     <w:lvl w:ilvl="7">
@@ -26816,7 +26467,7 @@
       <w:lvlText w:val="%8."/>
       <w:lvlJc w:val="left"/>
       <w:pPr>
-        <w:ind w:left="5760" w:hanging="480"/>
+        <w:ind w:left="5760" w:hanging="360"/>
       </w:pPr>
     </w:lvl>
     <w:lvl w:ilvl="8">
@@ -26825,7 +26476,7 @@
       <w:lvlText w:val="%9."/>
       <w:lvlJc w:val="left"/>
       <w:pPr>
-        <w:ind w:left="6480" w:hanging="480"/>
+        <w:ind w:left="6480" w:hanging="360"/>
       </w:pPr>
     </w:lvl>
   </w:abstractNum>
@@ -27563,8 +27214,8 @@
     <w:name w:val="KeywordTok"/>
     <w:basedOn w:val="VerbatimChar"/>
     <w:rPr>
+      <w:b/>
       <w:color w:val="007020"/>
-      <w:b/>
     </w:rPr>
   </w:style>
   <w:style w:type="character" w:customStyle="1" w:styleId="DataTypeTok">
@@ -27641,42 +27292,42 @@
     <w:name w:val="ImportTok"/>
     <w:basedOn w:val="VerbatimChar"/>
     <w:rPr>
+      <w:b/>
       <w:color w:val="008000"/>
-      <w:b/>
     </w:rPr>
   </w:style>
   <w:style w:type="character" w:customStyle="1" w:styleId="CommentTok">
     <w:name w:val="CommentTok"/>
     <w:basedOn w:val="VerbatimChar"/>
     <w:rPr>
+      <w:i/>
       <w:color w:val="60a0b0"/>
-      <w:i/>
     </w:rPr>
   </w:style>
   <w:style w:type="character" w:customStyle="1" w:styleId="DocumentationTok">
     <w:name w:val="DocumentationTok"/>
     <w:basedOn w:val="VerbatimChar"/>
     <w:rPr>
+      <w:i/>
       <w:color w:val="ba2121"/>
-      <w:i/>
     </w:rPr>
   </w:style>
   <w:style w:type="character" w:customStyle="1" w:styleId="AnnotationTok">
     <w:name w:val="AnnotationTok"/>
     <w:basedOn w:val="VerbatimChar"/>
     <w:rPr>
-      <w:color w:val="60a0b0"/>
       <w:b/>
       <w:i/>
+      <w:color w:val="60a0b0"/>
     </w:rPr>
   </w:style>
   <w:style w:type="character" w:customStyle="1" w:styleId="CommentVarTok">
     <w:name w:val="CommentVarTok"/>
     <w:basedOn w:val="VerbatimChar"/>
     <w:rPr>
-      <w:color w:val="60a0b0"/>
       <w:b/>
       <w:i/>
+      <w:color w:val="60a0b0"/>
     </w:rPr>
   </w:style>
   <w:style w:type="character" w:customStyle="1" w:styleId="OtherTok">
@@ -27704,8 +27355,8 @@
     <w:name w:val="ControlFlowTok"/>
     <w:basedOn w:val="VerbatimChar"/>
     <w:rPr>
+      <w:b/>
       <w:color w:val="007020"/>
-      <w:b/>
     </w:rPr>
   </w:style>
   <w:style w:type="character" w:customStyle="1" w:styleId="OperatorTok">
@@ -27750,34 +27401,34 @@
     <w:name w:val="InformationTok"/>
     <w:basedOn w:val="VerbatimChar"/>
     <w:rPr>
-      <w:color w:val="60a0b0"/>
       <w:b/>
       <w:i/>
+      <w:color w:val="60a0b0"/>
     </w:rPr>
   </w:style>
   <w:style w:type="character" w:customStyle="1" w:styleId="WarningTok">
     <w:name w:val="WarningTok"/>
     <w:basedOn w:val="VerbatimChar"/>
     <w:rPr>
-      <w:color w:val="60a0b0"/>
       <w:b/>
       <w:i/>
+      <w:color w:val="60a0b0"/>
     </w:rPr>
   </w:style>
   <w:style w:type="character" w:customStyle="1" w:styleId="AlertTok">
     <w:name w:val="AlertTok"/>
     <w:basedOn w:val="VerbatimChar"/>
     <w:rPr>
+      <w:b/>
       <w:color w:val="ff0000"/>
-      <w:b/>
     </w:rPr>
   </w:style>
   <w:style w:type="character" w:customStyle="1" w:styleId="ErrorTok">
     <w:name w:val="ErrorTok"/>
     <w:basedOn w:val="VerbatimChar"/>
     <w:rPr>
+      <w:b/>
       <w:color w:val="ff0000"/>
-      <w:b/>
     </w:rPr>
   </w:style>
   <w:style w:type="character" w:customStyle="1" w:styleId="NormalTok">

--- a/docs/exports/12-SYSTEMKIT.docx
+++ b/docs/exports/12-SYSTEMKIT.docx
@@ -590,7 +590,7 @@
               <w:t xml:space="preserve"> </w:t>
             </w:r>
             <w:r>
-              <w:t xml:space="preserve">— 113 entries in its table (</w:t>
+              <w:t xml:space="preserve">— 119 entries in its table (</w:t>
             </w:r>
             <w:r>
               <w:rPr>
@@ -4964,6 +4964,386 @@
           <w:rStyle w:val="OperatorTok"/>
         </w:rPr>
         <w:t xml:space="preserve">}</w:t>
+      </w:r>
+    </w:p>
+    <w:p>
+      <w:pPr>
+        <w:pStyle w:val="FirstParagraph"/>
+      </w:pPr>
+      <w:r>
+        <w:rPr>
+          <w:b/>
+          <w:bCs/>
+        </w:rPr>
+        <w:t xml:space="preserve">The screen at the size of the app in front</w:t>
+      </w:r>
+      <w:r>
+        <w:t xml:space="preserve"> </w:t>
+      </w:r>
+      <w:r>
+        <w:t xml:space="preserve">(</w:t>
+      </w:r>
+      <w:r>
+        <w:rPr>
+          <w:rStyle w:val="VerbatimChar"/>
+        </w:rPr>
+        <w:t xml:space="preserve">display.h</w:t>
+      </w:r>
+      <w:r>
+        <w:t xml:space="preserve"> </w:t>
+      </w:r>
+      <w:r>
+        <w:rPr>
+          <w:rStyle w:val="VerbatimChar"/>
+        </w:rPr>
+        <w:t xml:space="preserve">display_follow</w:t>
+      </w:r>
+      <w:r>
+        <w:t xml:space="preserve">, 2026-10-26): what the console's home and</w:t>
+      </w:r>
+      <w:r>
+        <w:t xml:space="preserve"> </w:t>
+      </w:r>
+      <w:r>
+        <w:t xml:space="preserve">the pocket shell both do -- an app's own size while it is in front (its</w:t>
+      </w:r>
+      <w:r>
+        <w:t xml:space="preserve"> </w:t>
+      </w:r>
+      <w:r>
+        <w:rPr>
+          <w:rStyle w:val="VerbatimChar"/>
+        </w:rPr>
+        <w:t xml:space="preserve">resolution =</w:t>
+      </w:r>
+      <w:r>
+        <w:t xml:space="preserve">,</w:t>
+      </w:r>
+      <w:r>
+        <w:t xml:space="preserve"> </w:t>
+      </w:r>
+      <w:r>
+        <w:rPr>
+          <w:rStyle w:val="VerbatimChar"/>
+        </w:rPr>
+        <w:t xml:space="preserve">console.ini</w:t>
+      </w:r>
+      <w:r>
+        <w:t xml:space="preserve">, what it asked</w:t>
+      </w:r>
+      <w:r>
+        <w:t xml:space="preserve"> </w:t>
+      </w:r>
+      <w:r>
+        <w:t xml:space="preserve">with</w:t>
+      </w:r>
+      <w:r>
+        <w:t xml:space="preserve"> </w:t>
+      </w:r>
+      <w:r>
+        <w:rPr>
+          <w:rStyle w:val="VerbatimChar"/>
+        </w:rPr>
+        <w:t xml:space="preserve">display_game_ask</w:t>
+      </w:r>
+      <w:r>
+        <w:t xml:space="preserve">), the system's again at home. A shell keeps one</w:t>
+      </w:r>
+      <w:r>
+        <w:t xml:space="preserve"> </w:t>
+      </w:r>
+      <w:r>
+        <w:rPr>
+          <w:rStyle w:val="VerbatimChar"/>
+        </w:rPr>
+        <w:t xml:space="preserve">struct display_follow</w:t>
+      </w:r>
+      <w:r>
+        <w:t xml:space="preserve">:</w:t>
+      </w:r>
+    </w:p>
+    <w:p>
+      <w:pPr>
+        <w:pStyle w:val="SourceCode"/>
+      </w:pPr>
+      <w:r>
+        <w:rPr>
+          <w:rStyle w:val="DataTypeTok"/>
+        </w:rPr>
+        <w:t xml:space="preserve">static</w:t>
+      </w:r>
+      <w:r>
+        <w:rPr>
+          <w:rStyle w:val="NormalTok"/>
+        </w:rPr>
+        <w:t xml:space="preserve"> </w:t>
+      </w:r>
+      <w:r>
+        <w:rPr>
+          <w:rStyle w:val="KeywordTok"/>
+        </w:rPr>
+        <w:t xml:space="preserve">struct</w:t>
+      </w:r>
+      <w:r>
+        <w:rPr>
+          <w:rStyle w:val="NormalTok"/>
+        </w:rPr>
+        <w:t xml:space="preserve"> display_follow f</w:t>
+      </w:r>
+      <w:r>
+        <w:rPr>
+          <w:rStyle w:val="OperatorTok"/>
+        </w:rPr>
+        <w:t xml:space="preserve">;</w:t>
+      </w:r>
+      <w:r>
+        <w:rPr>
+          <w:rStyle w:val="NormalTok"/>
+        </w:rPr>
+        <w:t xml:space="preserve">  display_follow_init </w:t>
+      </w:r>
+      <w:r>
+        <w:rPr>
+          <w:rStyle w:val="OperatorTok"/>
+        </w:rPr>
+        <w:t xml:space="preserve">(&amp;</w:t>
+      </w:r>
+      <w:r>
+        <w:rPr>
+          <w:rStyle w:val="NormalTok"/>
+        </w:rPr>
+        <w:t xml:space="preserve">f</w:t>
+      </w:r>
+      <w:r>
+        <w:rPr>
+          <w:rStyle w:val="OperatorTok"/>
+        </w:rPr>
+        <w:t xml:space="preserve">,</w:t>
+      </w:r>
+      <w:r>
+        <w:rPr>
+          <w:rStyle w:val="NormalTok"/>
+        </w:rPr>
+        <w:t xml:space="preserve"> </w:t>
+      </w:r>
+      <w:r>
+        <w:rPr>
+          <w:rStyle w:val="StringTok"/>
+        </w:rPr>
+        <w:t xml:space="preserve">"pocketshell"</w:t>
+      </w:r>
+      <w:r>
+        <w:rPr>
+          <w:rStyle w:val="OperatorTok"/>
+        </w:rPr>
+        <w:t xml:space="preserve">);</w:t>
+      </w:r>
+      <w:r>
+        <w:br/>
+      </w:r>
+      <w:r>
+        <w:rPr>
+          <w:rStyle w:val="NormalTok"/>
+        </w:rPr>
+        <w:t xml:space="preserve">display_follow_launch </w:t>
+      </w:r>
+      <w:r>
+        <w:rPr>
+          <w:rStyle w:val="OperatorTok"/>
+        </w:rPr>
+        <w:t xml:space="preserve">(&amp;</w:t>
+      </w:r>
+      <w:r>
+        <w:rPr>
+          <w:rStyle w:val="NormalTok"/>
+        </w:rPr>
+        <w:t xml:space="preserve">f</w:t>
+      </w:r>
+      <w:r>
+        <w:rPr>
+          <w:rStyle w:val="OperatorTok"/>
+        </w:rPr>
+        <w:t xml:space="preserve">,</w:t>
+      </w:r>
+      <w:r>
+        <w:rPr>
+          <w:rStyle w:val="NormalTok"/>
+        </w:rPr>
+        <w:t xml:space="preserve"> </w:t>
+      </w:r>
+      <w:r>
+        <w:rPr>
+          <w:rStyle w:val="StringTok"/>
+        </w:rPr>
+        <w:t xml:space="preserve">"cosmozoom"</w:t>
+      </w:r>
+      <w:r>
+        <w:rPr>
+          <w:rStyle w:val="OperatorTok"/>
+        </w:rPr>
+        <w:t xml:space="preserve">);</w:t>
+      </w:r>
+      <w:r>
+        <w:rPr>
+          <w:rStyle w:val="NormalTok"/>
+        </w:rPr>
+        <w:t xml:space="preserve">          </w:t>
+      </w:r>
+      <w:r>
+        <w:rPr>
+          <w:rStyle w:val="CommentTok"/>
+        </w:rPr>
+        <w:t xml:space="preserve">// opening it: its size now, before it reads the screen's</w:t>
+      </w:r>
+      <w:r>
+        <w:br/>
+      </w:r>
+      <w:r>
+        <w:rPr>
+          <w:rStyle w:val="NormalTok"/>
+        </w:rPr>
+        <w:t xml:space="preserve">display_follow_ask </w:t>
+      </w:r>
+      <w:r>
+        <w:rPr>
+          <w:rStyle w:val="OperatorTok"/>
+        </w:rPr>
+        <w:t xml:space="preserve">(&amp;</w:t>
+      </w:r>
+      <w:r>
+        <w:rPr>
+          <w:rStyle w:val="NormalTok"/>
+        </w:rPr>
+        <w:t xml:space="preserve">f</w:t>
+      </w:r>
+      <w:r>
+        <w:rPr>
+          <w:rStyle w:val="OperatorTok"/>
+        </w:rPr>
+        <w:t xml:space="preserve">,</w:t>
+      </w:r>
+      <w:r>
+        <w:rPr>
+          <w:rStyle w:val="NormalTok"/>
+        </w:rPr>
+        <w:t xml:space="preserve"> front</w:t>
+      </w:r>
+      <w:r>
+        <w:rPr>
+          <w:rStyle w:val="OperatorTok"/>
+        </w:rPr>
+        <w:t xml:space="preserve">,</w:t>
+      </w:r>
+      <w:r>
+        <w:rPr>
+          <w:rStyle w:val="NormalTok"/>
+        </w:rPr>
+        <w:t xml:space="preserve"> w</w:t>
+      </w:r>
+      <w:r>
+        <w:rPr>
+          <w:rStyle w:val="OperatorTok"/>
+        </w:rPr>
+        <w:t xml:space="preserve">,</w:t>
+      </w:r>
+      <w:r>
+        <w:rPr>
+          <w:rStyle w:val="NormalTok"/>
+        </w:rPr>
+        <w:t xml:space="preserve"> h</w:t>
+      </w:r>
+      <w:r>
+        <w:rPr>
+          <w:rStyle w:val="OperatorTok"/>
+        </w:rPr>
+        <w:t xml:space="preserve">);</w:t>
+      </w:r>
+      <w:r>
+        <w:rPr>
+          <w:rStyle w:val="NormalTok"/>
+        </w:rPr>
+        <w:t xml:space="preserve">             </w:t>
+      </w:r>
+      <w:r>
+        <w:rPr>
+          <w:rStyle w:val="CommentTok"/>
+        </w:rPr>
+        <w:t xml:space="preserve">// SHELL_MSG_SCREEN received</w:t>
+      </w:r>
+      <w:r>
+        <w:br/>
+      </w:r>
+      <w:r>
+        <w:rPr>
+          <w:rStyle w:val="NormalTok"/>
+        </w:rPr>
+        <w:t xml:space="preserve">display_follow_tick </w:t>
+      </w:r>
+      <w:r>
+        <w:rPr>
+          <w:rStyle w:val="OperatorTok"/>
+        </w:rPr>
+        <w:t xml:space="preserve">(&amp;</w:t>
+      </w:r>
+      <w:r>
+        <w:rPr>
+          <w:rStyle w:val="NormalTok"/>
+        </w:rPr>
+        <w:t xml:space="preserve">f</w:t>
+      </w:r>
+      <w:r>
+        <w:rPr>
+          <w:rStyle w:val="OperatorTok"/>
+        </w:rPr>
+        <w:t xml:space="preserve">,</w:t>
+      </w:r>
+      <w:r>
+        <w:rPr>
+          <w:rStyle w:val="NormalTok"/>
+        </w:rPr>
+        <w:t xml:space="preserve"> front</w:t>
+      </w:r>
+      <w:r>
+        <w:rPr>
+          <w:rStyle w:val="OperatorTok"/>
+        </w:rPr>
+        <w:t xml:space="preserve">,</w:t>
+      </w:r>
+      <w:r>
+        <w:rPr>
+          <w:rStyle w:val="NormalTok"/>
+        </w:rPr>
+        <w:t xml:space="preserve"> names</w:t>
+      </w:r>
+      <w:r>
+        <w:rPr>
+          <w:rStyle w:val="OperatorTok"/>
+        </w:rPr>
+        <w:t xml:space="preserve">,</w:t>
+      </w:r>
+      <w:r>
+        <w:rPr>
+          <w:rStyle w:val="NormalTok"/>
+        </w:rPr>
+        <w:t xml:space="preserve"> n</w:t>
+      </w:r>
+      <w:r>
+        <w:rPr>
+          <w:rStyle w:val="OperatorTok"/>
+        </w:rPr>
+        <w:t xml:space="preserve">);</w:t>
+      </w:r>
+      <w:r>
+        <w:rPr>
+          <w:rStyle w:val="NormalTok"/>
+        </w:rPr>
+        <w:t xml:space="preserve">        </w:t>
+      </w:r>
+      <w:r>
+        <w:rPr>
+          <w:rStyle w:val="CommentTok"/>
+        </w:rPr>
+        <w:t xml:space="preserve">// every 0.1 s: the app in front ("" at home), the programs running</w:t>
       </w:r>
     </w:p>
     <w:p>
@@ -5756,7 +6136,7 @@
               <w:rPr>
                 <w:rStyle w:val="VerbatimChar"/>
               </w:rPr>
-              <w:t xml:space="preserve">shell_ask (SHELL_MSG_HOME / _SWITCHER / _QUICK / _SEARCH)</w:t>
+              <w:t xml:space="preserve">shell_ask (SHELL_MSG_HOME / _SWITCHER / _QUICK / _SEARCH / _CLIPBOARD)</w:t>
             </w:r>
             <w:r>
               <w:t xml:space="preserve">,</w:t>
@@ -7518,6 +7898,88 @@
               <w:rPr>
                 <w:rStyle w:val="VerbatimChar"/>
               </w:rPr>
+              <w:t xml:space="preserve">volume_input_word</w:t>
+            </w:r>
+          </w:p>
+        </w:tc>
+        <w:tc>
+          <w:tcPr/>
+          <w:p>
+            <w:pPr>
+              <w:pStyle w:val="Compact"/>
+            </w:pPr>
+            <w:r>
+              <w:t xml:space="preserve">(v99) The input, a microphone</w:t>
+            </w:r>
+          </w:p>
+        </w:tc>
+        <w:tc>
+          <w:tcPr/>
+          <w:p>
+            <w:pPr>
+              <w:pStyle w:val="Compact"/>
+            </w:pPr>
+            <w:r>
+              <w:rPr>
+                <w:rStyle w:val="VerbatimChar"/>
+              </w:rPr>
+              <w:t xml:space="preserve">volume.h</w:t>
+            </w:r>
+          </w:p>
+        </w:tc>
+      </w:tr>
+      <w:tr>
+        <w:tc>
+          <w:tcPr/>
+          <w:p>
+            <w:pPr>
+              <w:pStyle w:val="Compact"/>
+            </w:pPr>
+            <w:r>
+              <w:rPr>
+                <w:rStyle w:val="VerbatimChar"/>
+              </w:rPr>
+              <w:t xml:space="preserve">volume_set_input</w:t>
+            </w:r>
+          </w:p>
+        </w:tc>
+        <w:tc>
+          <w:tcPr/>
+          <w:p>
+            <w:pPr>
+              <w:pStyle w:val="Compact"/>
+            </w:pPr>
+            <w:r>
+              <w:t xml:space="preserve">The input chosen (KAPI_SND_IN_*, -1</w:t>
+            </w:r>
+          </w:p>
+        </w:tc>
+        <w:tc>
+          <w:tcPr/>
+          <w:p>
+            <w:pPr>
+              <w:pStyle w:val="Compact"/>
+            </w:pPr>
+            <w:r>
+              <w:rPr>
+                <w:rStyle w:val="VerbatimChar"/>
+              </w:rPr>
+              <w:t xml:space="preserve">volume.h</w:t>
+            </w:r>
+          </w:p>
+        </w:tc>
+      </w:tr>
+      <w:tr>
+        <w:tc>
+          <w:tcPr/>
+          <w:p>
+            <w:pPr>
+              <w:pStyle w:val="Compact"/>
+            </w:pPr>
+            <w:r>
+              <w:rPr>
+                <w:rStyle w:val="VerbatimChar"/>
+              </w:rPr>
               <w:t xml:space="preserve">mixer_set</w:t>
             </w:r>
           </w:p>
@@ -15792,6 +16254,158 @@
           <w:rStyle w:val="NormalTok"/>
         </w:rPr>
         <w:t xml:space="preserve"> out</w:t>
+      </w:r>
+      <w:r>
+        <w:rPr>
+          <w:rStyle w:val="OperatorTok"/>
+        </w:rPr>
+        <w:t xml:space="preserve">);</w:t>
+      </w:r>
+    </w:p>
+    <w:p>
+      <w:pPr>
+        <w:pStyle w:val="FirstParagraph"/>
+      </w:pPr>
+      <w:r>
+        <w:t xml:space="preserve">(v99) The input, a microphone: "input = auto | none | usb | i2s" and "input_gain =</w:t>
+      </w:r>
+      <w:r>
+        <w:t xml:space="preserve"> </w:t>
+      </w:r>
+      <w:r>
+        <w:t xml:space="preserve">" in the same file.</w:t>
+      </w:r>
+    </w:p>
+    <w:p>
+      <w:pPr>
+        <w:pStyle w:val="SourceCode"/>
+      </w:pPr>
+      <w:r>
+        <w:rPr>
+          <w:rStyle w:val="AttributeTok"/>
+        </w:rPr>
+        <w:t xml:space="preserve">const</w:t>
+      </w:r>
+      <w:r>
+        <w:rPr>
+          <w:rStyle w:val="NormalTok"/>
+        </w:rPr>
+        <w:t xml:space="preserve"> </w:t>
+      </w:r>
+      <w:r>
+        <w:rPr>
+          <w:rStyle w:val="DataTypeTok"/>
+        </w:rPr>
+        <w:t xml:space="preserve">char</w:t>
+      </w:r>
+      <w:r>
+        <w:rPr>
+          <w:rStyle w:val="NormalTok"/>
+        </w:rPr>
+        <w:t xml:space="preserve"> </w:t>
+      </w:r>
+      <w:r>
+        <w:rPr>
+          <w:rStyle w:val="OperatorTok"/>
+        </w:rPr>
+        <w:t xml:space="preserve">*</w:t>
+      </w:r>
+      <w:r>
+        <w:rPr>
+          <w:rStyle w:val="NormalTok"/>
+        </w:rPr>
+        <w:t xml:space="preserve">volume_input_word </w:t>
+      </w:r>
+      <w:r>
+        <w:rPr>
+          <w:rStyle w:val="OperatorTok"/>
+        </w:rPr>
+        <w:t xml:space="preserve">(</w:t>
+      </w:r>
+      <w:r>
+        <w:rPr>
+          <w:rStyle w:val="DataTypeTok"/>
+        </w:rPr>
+        <w:t xml:space="preserve">int</w:t>
+      </w:r>
+      <w:r>
+        <w:rPr>
+          <w:rStyle w:val="NormalTok"/>
+        </w:rPr>
+        <w:t xml:space="preserve"> in</w:t>
+      </w:r>
+      <w:r>
+        <w:rPr>
+          <w:rStyle w:val="OperatorTok"/>
+        </w:rPr>
+        <w:t xml:space="preserve">);</w:t>
+      </w:r>
+    </w:p>
+    <w:p>
+      <w:pPr>
+        <w:pStyle w:val="FirstParagraph"/>
+      </w:pPr>
+      <w:r>
+        <w:t xml:space="preserve">The input chosen (KAPI_SND_IN_*, -1: kept) and its gain (dB 0..48, -1: kept): the kernel's from the next recording, kept in the file -&gt; sound_input's SELECT result (-KAPI_ENOSYS: a kernel before v99).</w:t>
+      </w:r>
+    </w:p>
+    <w:p>
+      <w:pPr>
+        <w:pStyle w:val="SourceCode"/>
+      </w:pPr>
+      <w:r>
+        <w:rPr>
+          <w:rStyle w:val="DataTypeTok"/>
+        </w:rPr>
+        <w:t xml:space="preserve">long</w:t>
+      </w:r>
+      <w:r>
+        <w:rPr>
+          <w:rStyle w:val="NormalTok"/>
+        </w:rPr>
+        <w:t xml:space="preserve"> volume_set_input </w:t>
+      </w:r>
+      <w:r>
+        <w:rPr>
+          <w:rStyle w:val="OperatorTok"/>
+        </w:rPr>
+        <w:t xml:space="preserve">(</w:t>
+      </w:r>
+      <w:r>
+        <w:rPr>
+          <w:rStyle w:val="DataTypeTok"/>
+        </w:rPr>
+        <w:t xml:space="preserve">int</w:t>
+      </w:r>
+      <w:r>
+        <w:rPr>
+          <w:rStyle w:val="NormalTok"/>
+        </w:rPr>
+        <w:t xml:space="preserve"> in</w:t>
+      </w:r>
+      <w:r>
+        <w:rPr>
+          <w:rStyle w:val="OperatorTok"/>
+        </w:rPr>
+        <w:t xml:space="preserve">,</w:t>
+      </w:r>
+      <w:r>
+        <w:rPr>
+          <w:rStyle w:val="NormalTok"/>
+        </w:rPr>
+        <w:t xml:space="preserve"> </w:t>
+      </w:r>
+      <w:r>
+        <w:rPr>
+          <w:rStyle w:val="DataTypeTok"/>
+        </w:rPr>
+        <w:t xml:space="preserve">int</w:t>
+      </w:r>
+      <w:r>
+        <w:rPr>
+          <w:rStyle w:val="NormalTok"/>
+        </w:rPr>
+        <w:t xml:space="preserve"> gain_db</w:t>
       </w:r>
       <w:r>
         <w:rPr>
